--- a/plantillas_maestras/11_seguro_accidentes_personales/negativa_cobertura/2_o_mas_ddos_varios/varon/TPL_1908_2025_SEGURO_ACCIDENTES_PERSONALES_NEGATIVA_COBERTURA_ASEGURADORA_VARON_R1.docx
+++ b/plantillas_maestras/11_seguro_accidentes_personales/negativa_cobertura/2_o_mas_ddos_varios/varon/TPL_1908_2025_SEGURO_ACCIDENTES_PERSONALES_NEGATIVA_COBERTURA_ASEGURADORA_VARON_R1.docx
@@ -303,7 +303,7 @@
           <w14:ligatures w14:val="none"/>
         </w:rPr>
         <w:tab/>
-        <w:t xml:space="preserve">:       </w:t>
+        <w:t xml:space="preserve">: </w:t>
       </w:r>
       <w:r>
         <w:rPr>
@@ -702,7 +702,7 @@
           <w:lang w:val="es-ES" w:eastAsia="es-ES"/>
           <w14:ligatures w14:val="none"/>
         </w:rPr>
-        <w:t>por presuntas infracciones a la Ley N°29571, Código de Protección y Defensa del Consumidor (en adelante, Código)</w:t>
+        <w:t>por presuntas infracciones a la Ley 29571, Código de Protección y Defensa del Consumidor (en adelante, Código)</w:t>
       </w:r>
       <w:r>
         <w:rPr>
@@ -803,7 +803,7 @@
           <w:lang w:eastAsia="es-ES"/>
           <w14:ligatures w14:val="none"/>
         </w:rPr>
-        <w:t xml:space="preserve"> el Seguro Vida Devolución Plus – Póliza N° </w:t>
+        <w:t xml:space="preserve"> el Seguro Vida Devolución Plus – Póliza </w:t>
       </w:r>
       <w:r>
         <w:rPr>
@@ -823,7 +823,7 @@
           <w:lang w:eastAsia="es-ES"/>
           <w14:ligatures w14:val="none"/>
         </w:rPr>
-        <w:t xml:space="preserve">, el Seguro Vida Devolución Plus – Póliza N° </w:t>
+        <w:t xml:space="preserve">, el Seguro Vida Devolución Plus – Póliza </w:t>
       </w:r>
       <w:r>
         <w:rPr>
@@ -843,7 +843,7 @@
           <w:lang w:eastAsia="es-ES"/>
           <w14:ligatures w14:val="none"/>
         </w:rPr>
-        <w:t>, el Seguro AP Devolución 15 Años – Póliza N° 1870252052 y el Seguro Devolución Total 15 – Póliza N° 1810111638.</w:t>
+        <w:t>, el Seguro AP Devolución 15 Años – Póliza 1870252052 y el Seguro Devolución Total 15 – Póliza 1810111638.</w:t>
       </w:r>
     </w:p>
     <w:p>
@@ -1180,7 +1180,7 @@
           <w:lang w:eastAsia="es-ES"/>
           <w14:ligatures w14:val="none"/>
         </w:rPr>
-        <w:t>espondió indicando la derivación de la solicitud N°SS-0019331182 correspondiente a la póliza N°1870252052, señalando que sería gestionada en un plazo de 12 días hábiles.</w:t>
+        <w:t>espondió indicando la derivación de la solicitud SS-0019331182 correspondiente a la póliza 1870252052, señalando que sería gestionada en un plazo de 12 días hábiles.</w:t>
       </w:r>
       <w:r>
         <w:rPr>
@@ -1220,7 +1220,7 @@
           <w:lang w:eastAsia="es-ES"/>
           <w14:ligatures w14:val="none"/>
         </w:rPr>
-        <w:t>también informó la derivación de las solicitudes N°SS-0019331164, N°SS-0019331211 y N°SS-0019331233, sin precisar a qué pólizas correspondían</w:t>
+        <w:t>también informó la derivación de las solicitudes SS-0019331164, SS-0019331211 y SS-0019331233, sin precisar a qué pólizas correspondían</w:t>
       </w:r>
       <w:r>
         <w:rPr>
@@ -1571,7 +1571,7 @@
           <w:lang w:eastAsia="es-ES"/>
           <w14:ligatures w14:val="none"/>
         </w:rPr>
-        <w:t>informó la derivación de la solicitud N°SS-0019884079, referida a la póliza N°2000066123, precisando que sería gestionada en los siguientes 12 días hábiles.</w:t>
+        <w:t>informó la derivación de la solicitud SS-0019884079, referida a la póliza 2000066123, precisando que sería gestionada en los siguientes 12 días hábiles.</w:t>
       </w:r>
     </w:p>
     <w:p>
@@ -1641,7 +1641,7 @@
           <w:lang w:eastAsia="es-ES"/>
           <w14:ligatures w14:val="none"/>
         </w:rPr>
-        <w:t>indicó que para continuar con la solicitud de continuidad de las pólizas N°1810111638, N°2000066124 y N°2000066123, requería un informe aclaratorio del especialista endocrinólogo, al señalar</w:t>
+        <w:t>indicó que para continuar con la solicitud de continuidad de las pólizas 1810111638, 2000066124 y 2000066123, requería un informe aclaratorio del especialista endocrinólogo, al señalar</w:t>
       </w:r>
       <w:r>
         <w:rPr>
@@ -2401,7 +2401,7 @@
           <w:lang w:eastAsia="es-ES"/>
           <w14:ligatures w14:val="none"/>
         </w:rPr>
-        <w:t xml:space="preserve"> solicitud correspondiente a las pólizas N°1810111638, N°2000066123 y N°2000066124, había sido derivada al área responsable, precisando que la póliza N°1870252052 ya se encontraba vigente.</w:t>
+        <w:t xml:space="preserve"> solicitud correspondiente a las pólizas 1810111638, 2000066123 y 2000066124, había sido derivada al área responsable, precisando que la póliza 1870252052 ya se encontraba vigente.</w:t>
       </w:r>
     </w:p>
     <w:p>
@@ -2471,7 +2471,7 @@
           <w:lang w:eastAsia="es-ES"/>
           <w14:ligatures w14:val="none"/>
         </w:rPr>
-        <w:t xml:space="preserve">comunicó que, conforme al requerimiento N°SS-0020756982, </w:t>
+        <w:t xml:space="preserve">comunicó que, conforme al requerimiento SS-0020756982, </w:t>
       </w:r>
       <w:r>
         <w:rPr>
@@ -2491,7 +2491,7 @@
           <w:lang w:eastAsia="es-ES"/>
           <w14:ligatures w14:val="none"/>
         </w:rPr>
-        <w:t xml:space="preserve"> la póliza N°2000418595, póliza que indicó no reconocer.</w:t>
+        <w:t xml:space="preserve"> la póliza 2000418595, póliza que indicó no reconocer.</w:t>
       </w:r>
     </w:p>
     <w:p>
@@ -2601,7 +2601,7 @@
           <w:lang w:eastAsia="es-ES"/>
           <w14:ligatures w14:val="none"/>
         </w:rPr>
-        <w:t xml:space="preserve"> de las pólizas N°1810111638, N°2000066123 y N°2000066124 no procedía por motivo de salud </w:t>
+        <w:t xml:space="preserve"> de las pólizas 1810111638, 2000066123 y 2000066124 no procedía por motivo de salud </w:t>
       </w:r>
       <w:r>
         <w:rPr>
@@ -3112,7 +3112,7 @@
           <w:lang w:eastAsia="es-ES"/>
           <w14:ligatures w14:val="none"/>
         </w:rPr>
-        <w:t xml:space="preserve">la póliza N°1810111638 </w:t>
+        <w:t xml:space="preserve">la póliza 1810111638 </w:t>
       </w:r>
       <w:r>
         <w:rPr>
@@ -3132,7 +3132,7 @@
           <w:lang w:eastAsia="es-ES"/>
           <w14:ligatures w14:val="none"/>
         </w:rPr>
-        <w:t xml:space="preserve"> la póliza N°1870252052. Asimismo, </w:t>
+        <w:t xml:space="preserve"> la póliza 1870252052. Asimismo, </w:t>
       </w:r>
       <w:r>
         <w:rPr>
@@ -3152,7 +3152,7 @@
           <w:lang w:eastAsia="es-ES"/>
           <w14:ligatures w14:val="none"/>
         </w:rPr>
-        <w:t xml:space="preserve">indicó que no contaban con la documentación correspondiente a las solicitudes N°1481818 y N°1481819, adquiridas a través del canal directo del </w:t>
+        <w:t xml:space="preserve">indicó que no contaban con la documentación correspondiente a las solicitudes 1481818 y 1481819, adquiridas a través del canal directo del </w:t>
       </w:r>
       <w:r>
         <w:rPr>
@@ -3322,7 +3322,7 @@
           <w:lang w:eastAsia="es-ES"/>
           <w14:ligatures w14:val="none"/>
         </w:rPr>
-        <w:t>informó que había derivado la solicitud N°SS-0022084539, correspondiente a la póliza N°2000066123, al área responsable para detallar el motivo del rechazo de la solicitud, la cual sería atendida en un plazo de 3 días útiles.</w:t>
+        <w:t>informó que había derivado la solicitud SS-0022084539, correspondiente a la póliza 2000066123, al área responsable para detallar el motivo del rechazo de la solicitud, la cual sería atendida en un plazo de 3 días útiles.</w:t>
       </w:r>
     </w:p>
     <w:p>
@@ -3412,7 +3412,7 @@
           <w:lang w:eastAsia="es-ES"/>
           <w14:ligatures w14:val="none"/>
         </w:rPr>
-        <w:t xml:space="preserve"> solicitud de detalle del motivo de rechazo de las pólizas se encontraba en proceso de atención bajo el mismo trámite N°SS-0022084539.</w:t>
+        <w:t xml:space="preserve"> solicitud de detalle del motivo de rechazo de las pólizas se encontraba en proceso de atención bajo el mismo trámite SS-0022084539.</w:t>
       </w:r>
     </w:p>
     <w:p>
@@ -3462,7 +3462,7 @@
           <w:lang w:eastAsia="es-ES"/>
           <w14:ligatures w14:val="none"/>
         </w:rPr>
-        <w:t>El 16 de diciembre de 2024, envió un correo electrónico reiterando que, en referencia al proceso N°SS-0022084539, aún no recibía respuesta, lo cual impedía efectuar los pagos correspondientes desde octubre de 2024.</w:t>
+        <w:t>El 16 de diciembre de 2024, envió un correo electrónico reiterando que, en referencia al proceso SS-0022084539, aún no recibía respuesta, lo cual impedía efectuar los pagos correspondientes desde octubre de 2024.</w:t>
       </w:r>
       <w:r>
         <w:rPr>
@@ -3532,7 +3532,7 @@
           <w:lang w:eastAsia="es-ES"/>
           <w14:ligatures w14:val="none"/>
         </w:rPr>
-        <w:t xml:space="preserve"> N° SS-0022565930</w:t>
+        <w:t xml:space="preserve"> SS-0022565930</w:t>
       </w:r>
       <w:r>
         <w:rPr>
@@ -3622,7 +3622,7 @@
           <w:lang w:eastAsia="es-ES"/>
           <w14:ligatures w14:val="none"/>
         </w:rPr>
-        <w:t xml:space="preserve">la atención de su solicitud N° SS-0022084539 </w:t>
+        <w:t xml:space="preserve">la atención de su solicitud SS-0022084539 </w:t>
       </w:r>
       <w:r>
         <w:rPr>
@@ -3652,7 +3652,7 @@
           <w:lang w:eastAsia="es-ES"/>
           <w14:ligatures w14:val="none"/>
         </w:rPr>
-        <w:t xml:space="preserve">N°PPS-09446/2024 y que la respuesta sería enviada al correo electrónico </w:t>
+        <w:t xml:space="preserve">PPS-09446/2024 y que la respuesta sería enviada al correo electrónico </w:t>
       </w:r>
       <w:hyperlink r:id="rId8" w:history="1">
         <w:r>
@@ -3794,7 +3794,7 @@
           <w:lang w:eastAsia="es-ES"/>
           <w14:ligatures w14:val="none"/>
         </w:rPr>
-        <w:t>N°PPS-09446/2024</w:t>
+        <w:t>PPS-09446/2024</w:t>
       </w:r>
       <w:r>
         <w:rPr>
@@ -3914,7 +3914,7 @@
           <w:lang w:eastAsia="es-ES"/>
           <w14:ligatures w14:val="none"/>
         </w:rPr>
-        <w:t xml:space="preserve"> solicitó la devolución del dinero total de sus aportaciones referentes a las pólizas N°1810111638, N° 2000066123 y N°2000066124.</w:t>
+        <w:t xml:space="preserve"> solicitó la devolución del dinero total de sus aportaciones referentes a las pólizas 1810111638, 2000066123 y 2000066124.</w:t>
       </w:r>
     </w:p>
     <w:p>
@@ -3964,7 +3964,7 @@
           <w:lang w:eastAsia="es-ES"/>
           <w14:ligatures w14:val="none"/>
         </w:rPr>
-        <w:t>El 30 de diciembre, Pacífico le respondió indicándole que su solicitud se encuentra en proceso de atención bajo el trámite N° SS-0022621477 con el área correspondiente.</w:t>
+        <w:t>El 30 de diciembre, Pacífico le respondió indicándole que su solicitud se encuentra en proceso de atención bajo el trámite SS-0022621477 con el área correspondiente.</w:t>
       </w:r>
     </w:p>
     <w:p>
@@ -4316,7 +4316,7 @@
           <w:lang w:eastAsia="es-ES"/>
           <w14:ligatures w14:val="none"/>
         </w:rPr>
-        <w:t>pólizas N°1810111638, N°2000066123 y N°2000066124</w:t>
+        <w:t>pólizas 1810111638, 2000066123 y 2000066124</w:t>
       </w:r>
       <w:r>
         <w:rPr>
@@ -4463,7 +4463,7 @@
           <w:lang w:val="es-ES" w:eastAsia="es-ES"/>
           <w14:ligatures w14:val="none"/>
         </w:rPr>
-        <w:t>N°</w:t>
+        <w:t/>
       </w:r>
       <w:proofErr w:type="spellEnd"/>
       <w:r>
@@ -4544,7 +4544,7 @@
           <w:lang w:val="es-ES" w:eastAsia="es-ES"/>
           <w14:ligatures w14:val="none"/>
         </w:rPr>
-        <w:t xml:space="preserve"> N°</w:t>
+        <w:t xml:space="preserve"> </w:t>
       </w:r>
       <w:r>
         <w:rPr>
@@ -4604,7 +4604,7 @@
           <w:lang w:val="es-ES" w:eastAsia="es-ES"/>
           <w14:ligatures w14:val="none"/>
         </w:rPr>
-        <w:t xml:space="preserve">N° </w:t>
+        <w:t xml:space="preserve"/>
       </w:r>
       <w:r>
         <w:rPr>
@@ -4730,7 +4730,7 @@
           <w:lang w:eastAsia="es-PE"/>
           <w14:ligatures w14:val="none"/>
         </w:rPr>
-        <w:t>La Secretaría Técnica de la Comisión de Protección al Consumidor N°1 (en adelante, la Secretaría Técnica), en ejercicio de sus facultades</w:t>
+        <w:t>La Secretaría Técnica de la Comisión de Protección al Consumidor 1 (en adelante, la Secretaría Técnica), en ejercicio de sus facultades</w:t>
       </w:r>
       <w:bookmarkEnd w:id="3"/>
       <w:bookmarkEnd w:id="4"/>
@@ -4793,7 +4793,7 @@
           <w:lang w:eastAsia="es-PE"/>
           <w14:ligatures w14:val="none"/>
         </w:rPr>
-        <w:t>N°</w:t>
+        <w:t/>
       </w:r>
       <w:proofErr w:type="spellEnd"/>
       <w:r>
@@ -4823,7 +4823,7 @@
           <w:lang w:eastAsia="es-PE"/>
           <w14:ligatures w14:val="none"/>
         </w:rPr>
-        <w:t>°</w:t>
+        <w:t/>
       </w:r>
       <w:r>
         <w:rPr>
@@ -4841,7 +4841,7 @@
           <w:lang w:eastAsia="es-PE"/>
           <w14:ligatures w14:val="none"/>
         </w:rPr>
-        <w:t>°</w:t>
+        <w:t/>
       </w:r>
       <w:r>
         <w:rPr>
@@ -4949,7 +4949,7 @@
           <w:kern w:val="0"/>
           <w14:ligatures w14:val="none"/>
         </w:rPr>
-        <w:t>N°</w:t>
+        <w:t/>
       </w:r>
       <w:proofErr w:type="spellEnd"/>
       <w:r>
@@ -4968,7 +4968,7 @@
           <w:lang w:eastAsia="es-PE"/>
           <w14:ligatures w14:val="none"/>
         </w:rPr>
-        <w:t>; involucraría una presunta afectación a sus expectativas, quien no habría encontrado una correspondencia entre lo que esperaba recibir de parte del proveedor y lo que realmente recibió. Por consiguiente, corresponde calificar el hecho materia de denuncia como una presunta infracción al deber de idoneidad, tipificado en los artículos 18° y 19° del Código</w:t>
+        <w:t>; involucraría una presunta afectación a sus expectativas, quien no habría encontrado una correspondencia entre lo que esperaba recibir de parte del proveedor y lo que realmente recibió. Por consiguiente, corresponde calificar el hecho materia de denuncia como una presunta infracción al deber de idoneidad, tipificado en los artículos 18 y 19 del Código</w:t>
       </w:r>
       <w:r>
         <w:rPr>
@@ -5057,7 +5057,7 @@
           <w:kern w:val="0"/>
           <w14:ligatures w14:val="none"/>
         </w:rPr>
-        <w:t>N°</w:t>
+        <w:t/>
       </w:r>
       <w:proofErr w:type="spellEnd"/>
       <w:r>
@@ -5085,7 +5085,7 @@
           <w:lang w:eastAsia="es-PE"/>
           <w14:ligatures w14:val="none"/>
         </w:rPr>
-        <w:t>; involucraría una presunta afectación a sus expectativas, quien no habría encontrado una correspondencia entre lo que esperaba recibir de parte del proveedor y lo que realmente recibió. Por consiguiente, corresponde calificar el hecho materia de denuncia como una presunta infracción al deber de idoneidad, tipificado en los artículos 18° y 19° del Código</w:t>
+        <w:t>; involucraría una presunta afectación a sus expectativas, quien no habría encontrado una correspondencia entre lo que esperaba recibir de parte del proveedor y lo que realmente recibió. Por consiguiente, corresponde calificar el hecho materia de denuncia como una presunta infracción al deber de idoneidad, tipificado en los artículos 18 y 19 del Código</w:t>
       </w:r>
       <w:r>
         <w:rPr>
@@ -5165,7 +5165,7 @@
           <w:kern w:val="0"/>
           <w14:ligatures w14:val="none"/>
         </w:rPr>
-        <w:t>la compañía aseguradora habría requerido al denunciante requisitos innecesarios para atender su solicitud de rehabilitación de las pólizas N°1810111638, 2000066123 y 2000066124</w:t>
+        <w:t>la compañía aseguradora habría requerido al denunciante requisitos innecesarios para atender su solicitud de rehabilitación de las pólizas 1810111638, 2000066123 y 2000066124</w:t>
       </w:r>
       <w:r>
         <w:rPr>
@@ -5175,7 +5175,7 @@
           <w:lang w:eastAsia="es-PE"/>
           <w14:ligatures w14:val="none"/>
         </w:rPr>
-        <w:t>; involucraría una presunta afectación a sus expectativas, quien no habría encontrado una correspondencia entre lo que esperaba recibir de parte del proveedor y lo que realmente recibió. Por consiguiente, corresponde calificar el hecho materia de denuncia como una presunta infracción al deber de idoneidad, tipificado en los artículos 18° y 19° del Código.</w:t>
+        <w:t>; involucraría una presunta afectación a sus expectativas, quien no habría encontrado una correspondencia entre lo que esperaba recibir de parte del proveedor y lo que realmente recibió. Por consiguiente, corresponde calificar el hecho materia de denuncia como una presunta infracción al deber de idoneidad, tipificado en los artículos 18 y 19 del Código.</w:t>
       </w:r>
     </w:p>
     <w:p>
@@ -5257,7 +5257,7 @@
           <w:lang w:eastAsia="es-PE"/>
           <w14:ligatures w14:val="none"/>
         </w:rPr>
-        <w:t>; involucraría una presunta afectación a sus expectativas, quien no habría encontrado una correspondencia entre lo que esperaba recibir de parte del proveedor y lo que realmente recibió. Por consiguiente, corresponde calificar el hecho materia de denuncia como una presunta infracción al deber de idoneidad, tipificado en los artículos 18° y 19° del Código.</w:t>
+        <w:t>; involucraría una presunta afectación a sus expectativas, quien no habría encontrado una correspondencia entre lo que esperaba recibir de parte del proveedor y lo que realmente recibió. Por consiguiente, corresponde calificar el hecho materia de denuncia como una presunta infracción al deber de idoneidad, tipificado en los artículos 18 y 19 del Código.</w:t>
       </w:r>
     </w:p>
     <w:p>
@@ -5339,7 +5339,7 @@
           <w:lang w:eastAsia="es-PE"/>
           <w14:ligatures w14:val="none"/>
         </w:rPr>
-        <w:t>; involucraría una presunta afectación a sus expectativas, quien no habría encontrado una correspondencia entre lo que esperaba recibir de parte del proveedor y lo que realmente recibió. Por consiguiente, corresponde calificar el hecho materia de denuncia como una presunta infracción al deber de idoneidad, tipificado en los artículos 18° y 19° del Código.</w:t>
+        <w:t>; involucraría una presunta afectación a sus expectativas, quien no habría encontrado una correspondencia entre lo que esperaba recibir de parte del proveedor y lo que realmente recibió. Por consiguiente, corresponde calificar el hecho materia de denuncia como una presunta infracción al deber de idoneidad, tipificado en los artículos 18 y 19 del Código.</w:t>
       </w:r>
     </w:p>
     <w:p>
@@ -5421,7 +5421,7 @@
           <w:lang w:eastAsia="es-PE"/>
           <w14:ligatures w14:val="none"/>
         </w:rPr>
-        <w:t>; involucraría una presunta afectación a sus expectativas, quien no habría encontrado una correspondencia entre lo que esperaba recibir de parte del proveedor y lo que realmente recibió. Por consiguiente, corresponde calificar el hecho materia de denuncia como una presunta infracción al deber de idoneidad, tipificado en los artículos 18° y 19° del Código.</w:t>
+        <w:t>; involucraría una presunta afectación a sus expectativas, quien no habría encontrado una correspondencia entre lo que esperaba recibir de parte del proveedor y lo que realmente recibió. Por consiguiente, corresponde calificar el hecho materia de denuncia como una presunta infracción al deber de idoneidad, tipificado en los artículos 18 y 19 del Código.</w:t>
       </w:r>
     </w:p>
     <w:p>
@@ -5505,7 +5505,7 @@
           <w:lang w:eastAsia="es-PE"/>
           <w14:ligatures w14:val="none"/>
         </w:rPr>
-        <w:t>; involucraría una presunta afectación a sus expectativas, quien no habría encontrado una correspondencia entre lo que esperaba recibir de parte del proveedor y lo que realmente recibió. Por consiguiente, corresponde calificar el hecho materia de denuncia como una presunta infracción al deber de idoneidad, tipificado en los artículos 18° y 19° del Código.</w:t>
+        <w:t>; involucraría una presunta afectación a sus expectativas, quien no habría encontrado una correspondencia entre lo que esperaba recibir de parte del proveedor y lo que realmente recibió. Por consiguiente, corresponde calificar el hecho materia de denuncia como una presunta infracción al deber de idoneidad, tipificado en los artículos 18 y 19 del Código.</w:t>
       </w:r>
     </w:p>
     <w:p>
@@ -5598,7 +5598,7 @@
           <w14:ligatures w14:val="none"/>
         </w:rPr>
         <w:lastRenderedPageBreak/>
-        <w:t>corresponde calificar el hecho materia de denuncia como una presunta infracción al deber de idoneidad, tipificado en los artículos 18° y 19° del Código.</w:t>
+        <w:t>corresponde calificar el hecho materia de denuncia como una presunta infracción al deber de idoneidad, tipificado en los artículos 18 y 19 del Código.</w:t>
       </w:r>
     </w:p>
     <w:p>
@@ -5670,7 +5670,7 @@
           <w:kern w:val="0"/>
           <w14:ligatures w14:val="none"/>
         </w:rPr>
-        <w:t>la compañía aseguradora no habría cumplido con brindar una respuesta sobre la devolución de los aportes realizados por el denunciante por las pólizas N°1810111638, 2000066123 y 2000066124</w:t>
+        <w:t>la compañía aseguradora no habría cumplido con brindar una respuesta sobre la devolución de los aportes realizados por el denunciante por las pólizas 1810111638, 2000066123 y 2000066124</w:t>
       </w:r>
       <w:r>
         <w:rPr>
@@ -5680,7 +5680,7 @@
           <w:lang w:eastAsia="es-PE"/>
           <w14:ligatures w14:val="none"/>
         </w:rPr>
-        <w:t>; involucraría una presunta afectación a sus expectativas, quien no habría encontrado una correspondencia entre lo que esperaba recibir de parte del proveedor y lo que realmente recibió. Por consiguiente, corresponde calificar el hecho materia de denuncia como una presunta infracción al deber de idoneidad, tipificado en los artículos 18° y 19° del Código.</w:t>
+        <w:t>; involucraría una presunta afectación a sus expectativas, quien no habría encontrado una correspondencia entre lo que esperaba recibir de parte del proveedor y lo que realmente recibió. Por consiguiente, corresponde calificar el hecho materia de denuncia como una presunta infracción al deber de idoneidad, tipificado en los artículos 18 y 19 del Código.</w:t>
       </w:r>
     </w:p>
     <w:p>
@@ -5752,7 +5752,7 @@
           <w:kern w:val="0"/>
           <w14:ligatures w14:val="none"/>
         </w:rPr>
-        <w:t>a compañía aseguradora habría requerido al denunciante que pase evaluaciones médicas, pese haber decidido no continuar con las pólizas N°1810111638, 2000066123 y 2000066124</w:t>
+        <w:t>a compañía aseguradora habría requerido al denunciante que pase evaluaciones médicas, pese haber decidido no continuar con las pólizas 1810111638, 2000066123 y 2000066124</w:t>
       </w:r>
       <w:r>
         <w:rPr>
@@ -5762,7 +5762,7 @@
           <w:lang w:eastAsia="es-PE"/>
           <w14:ligatures w14:val="none"/>
         </w:rPr>
-        <w:t>; involucraría una presunta afectación a sus expectativas, quien no habría encontrado una correspondencia entre lo que esperaba recibir de parte del proveedor y lo que realmente recibió. Por consiguiente, corresponde calificar el hecho materia de denuncia como una presunta infracción al deber de idoneidad, tipificado en los artículos 18° y 19° del Código.</w:t>
+        <w:t>; involucraría una presunta afectación a sus expectativas, quien no habría encontrado una correspondencia entre lo que esperaba recibir de parte del proveedor y lo que realmente recibió. Por consiguiente, corresponde calificar el hecho materia de denuncia como una presunta infracción al deber de idoneidad, tipificado en los artículos 18 y 19 del Código.</w:t>
       </w:r>
     </w:p>
     <w:p>
@@ -5953,7 +5953,7 @@
           <w:lang w:val="es-ES" w:eastAsia="es-ES"/>
           <w14:ligatures w14:val="none"/>
         </w:rPr>
-        <w:t>N°</w:t>
+        <w:t/>
       </w:r>
       <w:proofErr w:type="spellEnd"/>
       <w:r>
@@ -5997,7 +5997,7 @@
           <w:lang w:val="es-ES" w:eastAsia="es-ES"/>
           <w14:ligatures w14:val="none"/>
         </w:rPr>
-        <w:t>N°</w:t>
+        <w:t/>
       </w:r>
       <w:proofErr w:type="spellEnd"/>
       <w:r>
@@ -6041,7 +6041,7 @@
           <w:lang w:val="es-ES" w:eastAsia="es-ES"/>
           <w14:ligatures w14:val="none"/>
         </w:rPr>
-        <w:t>N°</w:t>
+        <w:t/>
       </w:r>
       <w:proofErr w:type="spellEnd"/>
       <w:r>
@@ -6085,7 +6085,7 @@
           <w:lang w:val="es-ES" w:eastAsia="es-ES"/>
           <w14:ligatures w14:val="none"/>
         </w:rPr>
-        <w:t>N°</w:t>
+        <w:t/>
       </w:r>
       <w:proofErr w:type="spellEnd"/>
       <w:r>
@@ -6096,7 +6096,7 @@
           <w:lang w:val="es-ES" w:eastAsia="es-ES"/>
           <w14:ligatures w14:val="none"/>
         </w:rPr>
-        <w:t xml:space="preserve"> 1810111638, así como el cargo de remisión de la póliza; (v) presentar los medios probatorios que acrediten el rechazo de la rehabilitación de las pólizas N°1810111638, N°2000066123 y N°2000066124 fue justificado; y, (vi) presentar todas las comunicaciones cursadas con la parte denunciante en virtud del hecho materia de denuncia</w:t>
+        <w:t xml:space="preserve"> 1810111638, así como el cargo de remisión de la póliza; (v) presentar los medios probatorios que acrediten el rechazo de la rehabilitación de las pólizas 1810111638, 2000066123 y 2000066124 fue justificado; y, (vi) presentar todas las comunicaciones cursadas con la parte denunciante en virtud del hecho materia de denuncia</w:t>
       </w:r>
       <w:r>
         <w:rPr>
@@ -6166,7 +6166,7 @@
           <w:lang w:eastAsia="es-PE"/>
           <w14:ligatures w14:val="none"/>
         </w:rPr>
-        <w:t xml:space="preserve">RESOLUCIÓN DE LA SECRETARÍA TÉCNICA  </w:t>
+        <w:t xml:space="preserve">RESOLUCIÓN DE LA SECRETARÍA TÉCNICA </w:t>
       </w:r>
     </w:p>
     <w:p>
@@ -6343,7 +6343,7 @@
           <w:lang w:eastAsia="es-PE"/>
           <w14:ligatures w14:val="none"/>
         </w:rPr>
-        <w:t xml:space="preserve"> infracción a los artículos 18° y 19°</w:t>
+        <w:t xml:space="preserve"> infracción a los artículos 18 y 19</w:t>
       </w:r>
       <w:r>
         <w:rPr>
@@ -6422,7 +6422,7 @@
           <w:lang w:eastAsia="es-ES"/>
           <w14:ligatures w14:val="none"/>
         </w:rPr>
-        <w:t>Seguro Devolución Total 15 N° 1810111638</w:t>
+        <w:t>Seguro Devolución Total 15 1810111638</w:t>
       </w:r>
       <w:r>
         <w:rPr>
@@ -6518,7 +6518,7 @@
           <w:lang w:eastAsia="es-PE"/>
           <w14:ligatures w14:val="none"/>
         </w:rPr>
-        <w:t xml:space="preserve"> infracción a los artículos 18° y 19°</w:t>
+        <w:t xml:space="preserve"> infracción a los artículos 18 y 19</w:t>
       </w:r>
       <w:r>
         <w:rPr>
@@ -6577,7 +6577,7 @@
           <w:lang w:eastAsia="es-ES"/>
           <w14:ligatures w14:val="none"/>
         </w:rPr>
-        <w:t>Seguro Vida Devolución Plus N° 2000066123</w:t>
+        <w:t>Seguro Vida Devolución Plus 2000066123</w:t>
       </w:r>
       <w:r>
         <w:rPr>
@@ -6663,7 +6663,7 @@
           <w:lang w:eastAsia="es-PE"/>
           <w14:ligatures w14:val="none"/>
         </w:rPr>
-        <w:t xml:space="preserve"> infracción a los artículos 18° y 19°</w:t>
+        <w:t xml:space="preserve"> infracción a los artículos 18 y 19</w:t>
       </w:r>
       <w:r>
         <w:rPr>
@@ -6732,7 +6732,7 @@
           <w:lang w:eastAsia="es-ES"/>
           <w14:ligatures w14:val="none"/>
         </w:rPr>
-        <w:t>Seguro Vida Devolución Plus N° 2000066124</w:t>
+        <w:t>Seguro Vida Devolución Plus 2000066124</w:t>
       </w:r>
       <w:r>
         <w:rPr>
@@ -6816,7 +6816,7 @@
           <w:lang w:eastAsia="es-PE"/>
           <w14:ligatures w14:val="none"/>
         </w:rPr>
-        <w:t xml:space="preserve"> infracción a los artículos 18° y 19°</w:t>
+        <w:t xml:space="preserve"> infracción a los artículos 18 y 19</w:t>
       </w:r>
       <w:r>
         <w:rPr>
@@ -6853,7 +6853,7 @@
           <w:kern w:val="0"/>
           <w14:ligatures w14:val="none"/>
         </w:rPr>
-        <w:t>pólizas N°</w:t>
+        <w:t>pólizas </w:t>
       </w:r>
       <w:r>
         <w:rPr>
@@ -6927,7 +6927,7 @@
           <w:lang w:eastAsia="es-PE"/>
           <w14:ligatures w14:val="none"/>
         </w:rPr>
-        <w:t xml:space="preserve"> infracción a los artículos 18° y 19°</w:t>
+        <w:t xml:space="preserve"> infracción a los artículos 18 y 19</w:t>
       </w:r>
       <w:r>
         <w:rPr>
@@ -7033,7 +7033,7 @@
           <w:lang w:eastAsia="es-PE"/>
           <w14:ligatures w14:val="none"/>
         </w:rPr>
-        <w:t xml:space="preserve"> infracción a los artículos 18° y 19°</w:t>
+        <w:t xml:space="preserve"> infracción a los artículos 18 y 19</w:t>
       </w:r>
       <w:r>
         <w:rPr>
@@ -7138,7 +7138,7 @@
           <w:lang w:eastAsia="es-PE"/>
           <w14:ligatures w14:val="none"/>
         </w:rPr>
-        <w:t xml:space="preserve"> infracción a los artículos 18° y 19°</w:t>
+        <w:t xml:space="preserve"> infracción a los artículos 18 y 19</w:t>
       </w:r>
       <w:r>
         <w:rPr>
@@ -7291,7 +7291,7 @@
           <w:lang w:eastAsia="es-PE"/>
           <w14:ligatures w14:val="none"/>
         </w:rPr>
-        <w:t xml:space="preserve"> infracción a los artículos 18° y 19°</w:t>
+        <w:t xml:space="preserve"> infracción a los artículos 18 y 19</w:t>
       </w:r>
       <w:r>
         <w:rPr>
@@ -7398,7 +7398,7 @@
           <w:lang w:eastAsia="es-PE"/>
           <w14:ligatures w14:val="none"/>
         </w:rPr>
-        <w:t xml:space="preserve"> infracción a los artículos 18° y 19°</w:t>
+        <w:t xml:space="preserve"> infracción a los artículos 18 y 19</w:t>
       </w:r>
       <w:r>
         <w:rPr>
@@ -7489,7 +7489,7 @@
           <w:lang w:eastAsia="es-PE"/>
           <w14:ligatures w14:val="none"/>
         </w:rPr>
-        <w:t xml:space="preserve"> infracción a los artículos 18° y 19°</w:t>
+        <w:t xml:space="preserve"> infracción a los artículos 18 y 19</w:t>
       </w:r>
       <w:r>
         <w:rPr>
@@ -7548,7 +7548,7 @@
           <w:kern w:val="0"/>
           <w14:ligatures w14:val="none"/>
         </w:rPr>
-        <w:t xml:space="preserve"> brindar una respuesta sobre la devolución de los aportes realizados por el denunciante por las pólizas N°</w:t>
+        <w:t xml:space="preserve"> brindar una respuesta sobre la devolución de los aportes realizados por el denunciante por las pólizas </w:t>
       </w:r>
       <w:r>
         <w:rPr>
@@ -7624,7 +7624,7 @@
           <w:lang w:eastAsia="es-PE"/>
           <w14:ligatures w14:val="none"/>
         </w:rPr>
-        <w:t xml:space="preserve"> infracción a los artículos 18° y 19°</w:t>
+        <w:t xml:space="preserve"> infracción a los artículos 18 y 19</w:t>
       </w:r>
       <w:r>
         <w:rPr>
@@ -7651,7 +7651,7 @@
           <w:kern w:val="0"/>
           <w14:ligatures w14:val="none"/>
         </w:rPr>
-        <w:t>la compañía aseguradora habría requerido al denunciante que pase evaluaciones médicas, pese haber decidido no continuar con las pólizas N°</w:t>
+        <w:t>la compañía aseguradora habría requerido al denunciante que pase evaluaciones médicas, pese haber decidido no continuar con las pólizas </w:t>
       </w:r>
       <w:r>
         <w:rPr>
@@ -7931,7 +7931,7 @@
           <w:lang w:eastAsia="es-PE"/>
           <w14:ligatures w14:val="none"/>
         </w:rPr>
-        <w:t>°</w:t>
+        <w:t/>
       </w:r>
       <w:r>
         <w:rPr>
@@ -8027,7 +8027,7 @@
           <w:lang w:eastAsia="es-PE"/>
           <w14:ligatures w14:val="none"/>
         </w:rPr>
-        <w:t>°</w:t>
+        <w:t/>
       </w:r>
       <w:r>
         <w:rPr>
@@ -8198,7 +8198,7 @@
           <w:lang w:eastAsia="es-PE"/>
           <w14:ligatures w14:val="none"/>
         </w:rPr>
-        <w:t>°</w:t>
+        <w:t/>
       </w:r>
       <w:r>
         <w:rPr>
@@ -8330,7 +8330,7 @@
           <w:lang w:val="es-ES" w:eastAsia="es-ES"/>
           <w14:ligatures w14:val="none"/>
         </w:rPr>
-        <w:t>(i) presentar una copia completa, legible y debidamente suscrita del Seguro Vida Devolución Plus – Póliza N° 2000066123, así como el cargo de remisión de la póliza; (ii) presentar una copia completa, legible y debidamente suscrita del Seguro Vida Devolución Plus – Póliza N° 2000066124, así como el cargo de remisión de la póliza; (iii) presentar una copia completa, legible y debidamente suscrita del Seguro AP Devolución 15 Años – Póliza N° 1870252052, así como el cargo de remisión de la póliza; (iv) presentar una copia completa, legible y debidamente suscrita del Seguro Devolución Total 15 – Póliza N° 1810111638, así como el cargo de remisión de la póliza; (v) presentar los medios probatorios que acrediten el rechazo de la rehabilitación de las pólizas N°1810111638, N°2000066123 y N°2000066124 fue justificado; y, (vi) presentar todas las comunicaciones cursadas con la parte denunciante en virtud del hecho materia de denuncia</w:t>
+        <w:t>(i) presentar una copia completa, legible y debidamente suscrita del Seguro Vida Devolución Plus – Póliza 2000066123, así como el cargo de remisión de la póliza; (ii) presentar una copia completa, legible y debidamente suscrita del Seguro Vida Devolución Plus – Póliza 2000066124, así como el cargo de remisión de la póliza; (iii) presentar una copia completa, legible y debidamente suscrita del Seguro AP Devolución 15 Años – Póliza 1870252052, así como el cargo de remisión de la póliza; (iv) presentar una copia completa, legible y debidamente suscrita del Seguro Devolución Total 15 – Póliza 1810111638, así como el cargo de remisión de la póliza; (v) presentar los medios probatorios que acrediten el rechazo de la rehabilitación de las pólizas 1810111638, 2000066123 y 2000066124 fue justificado; y, (vi) presentar todas las comunicaciones cursadas con la parte denunciante en virtud del hecho materia de denuncia</w:t>
       </w:r>
       <w:r>
         <w:rPr>
@@ -8409,7 +8409,7 @@
           <w:lang w:eastAsia="es-PE"/>
           <w14:ligatures w14:val="none"/>
         </w:rPr>
-        <w:t>°</w:t>
+        <w:t/>
       </w:r>
       <w:r>
         <w:rPr>
@@ -8461,7 +8461,7 @@
           <w:lang w:eastAsia="es-PE"/>
           <w14:ligatures w14:val="none"/>
         </w:rPr>
-        <w:t>°</w:t>
+        <w:t/>
       </w:r>
       <w:r>
         <w:rPr>
@@ -8481,7 +8481,7 @@
           <w:lang w:eastAsia="es-PE"/>
           <w14:ligatures w14:val="none"/>
         </w:rPr>
-        <w:t>°</w:t>
+        <w:t/>
       </w:r>
       <w:r>
         <w:rPr>
@@ -8501,7 +8501,7 @@
           <w:lang w:eastAsia="es-PE"/>
           <w14:ligatures w14:val="none"/>
         </w:rPr>
-        <w:t>°</w:t>
+        <w:t/>
       </w:r>
       <w:r>
         <w:rPr>
@@ -8554,7 +8554,7 @@
           <w:lang w:eastAsia="es-PE"/>
           <w14:ligatures w14:val="none"/>
         </w:rPr>
-        <w:t>°</w:t>
+        <w:t/>
       </w:r>
       <w:r>
         <w:rPr>
@@ -8645,7 +8645,7 @@
           <w:lang w:eastAsia="es-PE"/>
           <w14:ligatures w14:val="none"/>
         </w:rPr>
-        <w:t>°</w:t>
+        <w:t/>
       </w:r>
       <w:r>
         <w:rPr>
@@ -8737,7 +8737,7 @@
           <w:lang w:eastAsia="es-PE"/>
           <w14:ligatures w14:val="none"/>
         </w:rPr>
-        <w:t>°</w:t>
+        <w:t/>
       </w:r>
       <w:r>
         <w:rPr>
@@ -8745,7 +8745,7 @@
           <w:kern w:val="0"/>
           <w14:ligatures w14:val="none"/>
         </w:rPr>
-        <w:t xml:space="preserve"> del Decreto Legislativo N° 807</w:t>
+        <w:t xml:space="preserve"> del Decreto Legislativo 807</w:t>
       </w:r>
       <w:r>
         <w:rPr>
@@ -8949,7 +8949,7 @@
           <w:lang w:eastAsia="es-PE"/>
           <w14:ligatures w14:val="none"/>
         </w:rPr>
-        <w:t>°</w:t>
+        <w:t/>
       </w:r>
       <w:r>
         <w:rPr>
@@ -8966,7 +8966,7 @@
           <w:lang w:eastAsia="es-PE"/>
           <w14:ligatures w14:val="none"/>
         </w:rPr>
-        <w:t>°</w:t>
+        <w:t/>
       </w:r>
       <w:r>
         <w:rPr>
@@ -9220,7 +9220,7 @@
           <w:kern w:val="0"/>
           <w14:ligatures w14:val="none"/>
         </w:rPr>
-        <w:t> Protección al Consumidor N° 1</w:t>
+        <w:t> Protección al Consumidor 1</w:t>
       </w:r>
     </w:p>
     <w:p>
@@ -9434,7 +9434,7 @@
           <w:szCs w:val="16"/>
         </w:rPr>
         <w:tab/>
-        <w:t xml:space="preserve">Denuncia remitida a esta Comisión mediante MEMORANDUM N° </w:t>
+        <w:t xml:space="preserve">Denuncia remitida a esta Comisión mediante MEMORANDUM </w:t>
       </w:r>
       <w:r>
         <w:rPr>
@@ -9615,7 +9615,7 @@
           <w:sz w:val="16"/>
           <w:szCs w:val="16"/>
         </w:rPr>
-        <w:t xml:space="preserve">  </w:t>
+        <w:t xml:space="preserve"> </w:t>
       </w:r>
       <w:r>
         <w:rPr>
@@ -9633,7 +9633,7 @@
           <w:sz w:val="16"/>
           <w:szCs w:val="16"/>
         </w:rPr>
-        <w:t xml:space="preserve">LEY N° 29571, CÓDIGO DE PROTECCIÓN Y DEFENSA DEL CONSUMIDOR, publicado el 2 de setiembre de 2010 y modificado por Decreto Legislativo N° 1308 </w:t>
+        <w:t xml:space="preserve">LEY 29571, CÓDIGO DE PROTECCIÓN Y DEFENSA DEL CONSUMIDOR, publicado el 2 de setiembre de 2010 y modificado por Decreto Legislativo 1308 </w:t>
       </w:r>
     </w:p>
     <w:p>
@@ -9685,7 +9685,7 @@
           <w:szCs w:val="16"/>
         </w:rPr>
         <w:tab/>
-        <w:t xml:space="preserve">El Instituto Nacional de Defensa de la Competencia y de la Protección de la Propiedad Intelectual (Indecopi) es la autoridad con competencia primaria y de alcance nacional para conocer las presuntas infracciones a las disposiciones contenidas en el presente Código, así como para imponer las sanciones y medidas correctivas establecidas en el presente capítulo, conforme al Decreto Legislativo N° 1033, Ley de Organización y Funciones del Indecopi. Dicha competencia solo puede ser negada cuando ella haya sido asignada o se asigne a favor de otro organismo por norma expresa con rango de ley. </w:t>
+        <w:t xml:space="preserve">El Instituto Nacional de Defensa de la Competencia y de la Protección de la Propiedad Intelectual (Indecopi) es la autoridad con competencia primaria y de alcance nacional para conocer las presuntas infracciones a las disposiciones contenidas en el presente Código, así como para imponer las sanciones y medidas correctivas establecidas en el presente capítulo, conforme al Decreto Legislativo 1033, Ley de Organización y Funciones del Indecopi. Dicha competencia solo puede ser negada cuando ella haya sido asignada o se asigne a favor de otro organismo por norma expresa con rango de ley. </w:t>
       </w:r>
     </w:p>
     <w:p>
@@ -9759,7 +9759,7 @@
           <w:sz w:val="16"/>
           <w:szCs w:val="16"/>
         </w:rPr>
-        <w:t xml:space="preserve">LEY DE ORGANIZACIÓN Y FUNCIONES DEL INDECOPI, APROBADA POR DECRETO LEGISLATIVO N° 1033 </w:t>
+        <w:t xml:space="preserve">LEY DE ORGANIZACIÓN Y FUNCIONES DEL INDECOPI, APROBADA POR DECRETO LEGISLATIVO 1033 </w:t>
       </w:r>
     </w:p>
     <w:p>
@@ -9886,7 +9886,7 @@
           <w:sz w:val="16"/>
           <w:szCs w:val="16"/>
         </w:rPr>
-        <w:t xml:space="preserve">           </w:t>
+        <w:t xml:space="preserve"> </w:t>
       </w:r>
       <w:r>
         <w:rPr>
@@ -9904,7 +9904,7 @@
           <w:sz w:val="16"/>
           <w:szCs w:val="16"/>
         </w:rPr>
-        <w:t xml:space="preserve">LEY N° 29571, CÓDIGO DE PROTECCIÓN Y DEFENSA DEL CONSUMIDOR, publicado el 2 de setiembre de 2010 y modificado por Decreto Legislativo N° 1308   </w:t>
+        <w:t xml:space="preserve">LEY 29571, CÓDIGO DE PROTECCIÓN Y DEFENSA DEL CONSUMIDOR, publicado el 2 de setiembre de 2010 y modificado por Decreto Legislativo 1308 </w:t>
       </w:r>
     </w:p>
     <w:p>
@@ -9928,7 +9928,7 @@
           <w:sz w:val="16"/>
           <w:szCs w:val="16"/>
         </w:rPr>
-        <w:t xml:space="preserve">Artículo 18.- Idoneidad   </w:t>
+        <w:t xml:space="preserve">Artículo 18.- Idoneidad </w:t>
       </w:r>
     </w:p>
     <w:p>
@@ -9948,7 +9948,7 @@
           <w:sz w:val="16"/>
           <w:szCs w:val="16"/>
         </w:rPr>
-        <w:t xml:space="preserve">Se entiende por idoneidad la correspondencia entre lo que un consumidor espera y lo que efectivamente recibe, en función a lo que se le hubiera ofrecido, la publicidad e información transmitida, las condiciones y circunstancias de la transacción, las características y naturaleza del producto o servicio, el precio, entre otros factores, atendiendo a las circunstancias del caso.    </w:t>
+        <w:t xml:space="preserve">Se entiende por idoneidad la correspondencia entre lo que un consumidor espera y lo que efectivamente recibe, en función a lo que se le hubiera ofrecido, la publicidad e información transmitida, las condiciones y circunstancias de la transacción, las características y naturaleza del producto o servicio, el precio, entre otros factores, atendiendo a las circunstancias del caso. </w:t>
       </w:r>
     </w:p>
     <w:p>
@@ -10067,7 +10067,7 @@
           <w:sz w:val="16"/>
           <w:szCs w:val="16"/>
         </w:rPr>
-        <w:t xml:space="preserve">  </w:t>
+        <w:t xml:space="preserve"> </w:t>
       </w:r>
       <w:r>
         <w:rPr>
@@ -10096,7 +10096,7 @@
           <w:sz w:val="16"/>
           <w:szCs w:val="16"/>
         </w:rPr>
-        <w:t>N°</w:t>
+        <w:t/>
       </w:r>
       <w:proofErr w:type="spellEnd"/>
       <w:r>
@@ -10283,7 +10283,7 @@
           <w:szCs w:val="16"/>
         </w:rPr>
         <w:tab/>
-        <w:t xml:space="preserve">El número de trabajadores se atenderá siempre que la empresa haya sido constituida antes de la vigencia de la Ley Nº 30056, publicada el 2 de julio de 2013, que modificó el artículo 5 del Texto Único Ordenado de la Ley de Promoción de la Competitividad, Formalización y Desarrollo de la Micro y Pequeña Empresa y de Acceso al Empleo Decente (LEY MYPE). Ello, en la medida que la Tercera Disposición Complementaria Transitoria de la norma modificatoria precisa que las empresas constituidas antes de la </w:t>
+        <w:t xml:space="preserve">El número de trabajadores se atenderá siempre que la empresa haya sido constituida antes de la vigencia de la Ley 30056, publicada el 2 de julio de 2013, que modificó el artículo 5 del Texto Único Ordenado de la Ley de Promoción de la Competitividad, Formalización y Desarrollo de la Micro y Pequeña Empresa y de Acceso al Empleo Decente (LEY MYPE). Ello, en la medida que la Tercera Disposición Complementaria Transitoria de la norma modificatoria precisa que las empresas constituidas antes de la </w:t>
       </w:r>
       <w:proofErr w:type="gramStart"/>
       <w:r>
@@ -10380,7 +10380,7 @@
           <w:sz w:val="16"/>
           <w:szCs w:val="16"/>
         </w:rPr>
-        <w:t>publicado el 2 de setiembre de 2010 y modificado por Decreto Legislativo N° 1308</w:t>
+        <w:t>publicado el 2 de setiembre de 2010 y modificado por Decreto Legislativo 1308</w:t>
       </w:r>
     </w:p>
     <w:p>
@@ -10537,7 +10537,7 @@
           <w:szCs w:val="16"/>
           <w:vertAlign w:val="superscript"/>
         </w:rPr>
-        <w:t xml:space="preserve">  </w:t>
+        <w:t xml:space="preserve"> </w:t>
       </w:r>
       <w:r>
         <w:rPr>
@@ -10545,7 +10545,7 @@
           <w:sz w:val="16"/>
           <w:szCs w:val="16"/>
         </w:rPr>
-        <w:t xml:space="preserve">     </w:t>
+        <w:t xml:space="preserve"> </w:t>
       </w:r>
       <w:r>
         <w:rPr>
@@ -10581,7 +10581,7 @@
           <w:sz w:val="16"/>
           <w:szCs w:val="16"/>
         </w:rPr>
-        <w:t>publicado el 2 de setiembre de 2010 y modificado por Decreto Legislativo N° 1308</w:t>
+        <w:t>publicado el 2 de setiembre de 2010 y modificado por Decreto Legislativo 1308</w:t>
       </w:r>
     </w:p>
     <w:p>
@@ -10624,7 +10624,7 @@
           <w:sz w:val="16"/>
           <w:szCs w:val="16"/>
         </w:rPr>
-        <w:t>El órgano resolutivo puede sancionar las infracciones administrativas a que se refiere el artículo 108º con amonestación y multas de hasta cuatrocientos cincuenta (450) Unidades Impositivas Tributarias (UIT), las cuales son calificadas de la siguiente manera:</w:t>
+        <w:t>El órgano resolutivo puede sancionar las infracciones administrativas a que se refiere el artículo 108 con amonestación y multas de hasta cuatrocientos cincuenta (450) Unidades Impositivas Tributarias (UIT), las cuales son calificadas de la siguiente manera:</w:t>
       </w:r>
     </w:p>
     <w:p>
@@ -10747,7 +10747,7 @@
           <w:sz w:val="16"/>
           <w:szCs w:val="16"/>
         </w:rPr>
-        <w:t xml:space="preserve">        </w:t>
+        <w:t xml:space="preserve"> </w:t>
       </w:r>
       <w:r>
         <w:rPr>
@@ -11510,7 +11510,7 @@
           <w:sz w:val="16"/>
           <w:szCs w:val="16"/>
         </w:rPr>
-        <w:t xml:space="preserve">         </w:t>
+        <w:t xml:space="preserve"> </w:t>
       </w:r>
       <w:r>
         <w:rPr>
@@ -11546,7 +11546,7 @@
           <w:sz w:val="16"/>
           <w:szCs w:val="16"/>
         </w:rPr>
-        <w:t>publicado el 2 de setiembre de 2010 y modificado por Decreto Legislativo N° 1308</w:t>
+        <w:t>publicado el 2 de setiembre de 2010 y modificado por Decreto Legislativo 1308</w:t>
       </w:r>
     </w:p>
     <w:p>
@@ -11725,7 +11725,7 @@
           <w:szCs w:val="16"/>
         </w:rPr>
         <w:tab/>
-        <w:t>DECRETO LEGISLATIVO Nº 807, LEY SOBRE FACULTADES, NORMAS Y ORGANIZACIÓN DEL INDECOPI FACULTADES DE LAS COMISIONES Y OFICINAS DEL INDECOPI</w:t>
+        <w:t>DECRETO LEGISLATIVO 807, LEY SOBRE FACULTADES, NORMAS Y ORGANIZACIÓN DEL INDECOPI FACULTADES DE LAS COMISIONES Y OFICINAS DEL INDECOPI</w:t>
       </w:r>
     </w:p>
     <w:p>
@@ -12149,7 +12149,7 @@
               <w:sz w:val="16"/>
               <w:szCs w:val="16"/>
             </w:rPr>
-            <w:t xml:space="preserve">CNICA DE LA    </w:t>
+            <w:t xml:space="preserve">CNICA DE LA </w:t>
           </w:r>
         </w:p>
         <w:p>

--- a/plantillas_maestras/11_seguro_accidentes_personales/negativa_cobertura/2_o_mas_ddos_varios/varon/TPL_1908_2025_SEGURO_ACCIDENTES_PERSONALES_NEGATIVA_COBERTURA_ASEGURADORA_VARON_R1.docx
+++ b/plantillas_maestras/11_seguro_accidentes_personales/negativa_cobertura/2_o_mas_ddos_varios/varon/TPL_1908_2025_SEGURO_ACCIDENTES_PERSONALES_NEGATIVA_COBERTURA_ASEGURADORA_VARON_R1.docx
@@ -93,7 +93,7 @@
           <w:lang w:eastAsia="es-PE"/>
           <w14:ligatures w14:val="none"/>
         </w:rPr>
-        <w:t>DENUNCIANTE</w:t>
+        <w:t xml:space="preserve">DENUNCIANTE:[DENUNCIANTE] (SEÑOR [APELLIDO])</w:t>
       </w:r>
       <w:r>
         <w:rPr>
@@ -105,7 +105,7 @@
           <w14:ligatures w14:val="none"/>
         </w:rPr>
         <w:tab/>
-        <w:t>:</w:t>
+        <w:t/>
       </w:r>
       <w:r>
         <w:rPr>
@@ -127,7 +127,7 @@
           <w:lang w:eastAsia="es-PE"/>
           <w14:ligatures w14:val="none"/>
         </w:rPr>
-        <w:t xml:space="preserve">GUSTAVO ADOLFO SALOMON OBALLE BARDALES </w:t>
+        <w:t xml:space="preserve"/>
       </w:r>
       <w:r>
         <w:rPr>
@@ -138,7 +138,7 @@
           <w:lang w:eastAsia="es-PE"/>
           <w14:ligatures w14:val="none"/>
         </w:rPr>
-        <w:t xml:space="preserve">(SEÑOR </w:t>
+        <w:t xml:space="preserve"/>
       </w:r>
       <w:r>
         <w:rPr>
@@ -149,7 +149,7 @@
           <w:lang w:eastAsia="es-PE"/>
           <w14:ligatures w14:val="none"/>
         </w:rPr>
-        <w:t>OBALLE</w:t>
+        <w:t/>
       </w:r>
       <w:r>
         <w:rPr>
@@ -160,7 +160,7 @@
           <w:lang w:eastAsia="es-PE"/>
           <w14:ligatures w14:val="none"/>
         </w:rPr>
-        <w:t>)</w:t>
+        <w:t/>
       </w:r>
     </w:p>
     <w:p>
@@ -583,7 +583,7 @@
           <w:lang w:val="es-ES" w:eastAsia="es-ES"/>
           <w14:ligatures w14:val="none"/>
         </w:rPr>
-        <w:t xml:space="preserve">Mediante el escrito del </w:t>
+        <w:t xml:space="preserve">Mediante el escrito del 27 de mayo del 2025, subsanada mediante escrito del 22 de julio de 2025, el señor [APELLIDO] denunció a Pacífico por presuntas infracciones a la Ley 29571, Código de Protección y Defensa del Consumidor (en adelante, Código), señalando lo siguiente:</w:t>
       </w:r>
       <w:r>
         <w:rPr>
@@ -593,7 +593,7 @@
           <w:lang w:val="es-ES" w:eastAsia="es-ES"/>
           <w14:ligatures w14:val="none"/>
         </w:rPr>
-        <w:t>27 de mayo del 2025</w:t>
+        <w:t/>
       </w:r>
       <w:r>
         <w:rPr>
@@ -614,7 +614,7 @@
           <w:lang w:val="es-ES" w:eastAsia="es-ES"/>
           <w14:ligatures w14:val="none"/>
         </w:rPr>
-        <w:t xml:space="preserve">, subsanada mediante escrito del </w:t>
+        <w:t xml:space="preserve"/>
       </w:r>
       <w:r>
         <w:rPr>
@@ -624,7 +624,7 @@
           <w:lang w:val="es-ES" w:eastAsia="es-ES"/>
           <w14:ligatures w14:val="none"/>
         </w:rPr>
-        <w:t>22 de julio de 2025</w:t>
+        <w:t/>
       </w:r>
       <w:r>
         <w:rPr>
@@ -632,7 +632,7 @@
           <w:kern w:val="0"/>
           <w14:ligatures w14:val="none"/>
         </w:rPr>
-        <w:t>,</w:t>
+        <w:t/>
       </w:r>
       <w:r>
         <w:rPr>
@@ -640,7 +640,7 @@
           <w:kern w:val="0"/>
           <w14:ligatures w14:val="none"/>
         </w:rPr>
-        <w:t xml:space="preserve"> </w:t>
+        <w:t xml:space="preserve"/>
       </w:r>
       <w:r>
         <w:rPr>
@@ -648,7 +648,7 @@
           <w:kern w:val="0"/>
           <w14:ligatures w14:val="none"/>
         </w:rPr>
-        <w:t>el</w:t>
+        <w:t/>
       </w:r>
       <w:r>
         <w:rPr>
@@ -656,7 +656,7 @@
           <w:kern w:val="0"/>
           <w14:ligatures w14:val="none"/>
         </w:rPr>
-        <w:t xml:space="preserve"> </w:t>
+        <w:t xml:space="preserve"/>
       </w:r>
       <w:r>
         <w:rPr>
@@ -664,7 +664,7 @@
           <w:kern w:val="0"/>
           <w14:ligatures w14:val="none"/>
         </w:rPr>
-        <w:t xml:space="preserve">señor Oballe </w:t>
+        <w:t xml:space="preserve"/>
       </w:r>
       <w:r>
         <w:rPr>
@@ -672,7 +672,7 @@
           <w:kern w:val="0"/>
           <w14:ligatures w14:val="none"/>
         </w:rPr>
-        <w:t>d</w:t>
+        <w:t/>
       </w:r>
       <w:r>
         <w:rPr>
@@ -682,7 +682,7 @@
           <w:lang w:val="es-ES" w:eastAsia="es-ES"/>
           <w14:ligatures w14:val="none"/>
         </w:rPr>
-        <w:t xml:space="preserve">enunció a </w:t>
+        <w:t xml:space="preserve"/>
       </w:r>
       <w:r>
         <w:rPr>
@@ -692,7 +692,7 @@
           <w:lang w:val="es-ES" w:eastAsia="es-ES"/>
           <w14:ligatures w14:val="none"/>
         </w:rPr>
-        <w:t xml:space="preserve">Pacífico </w:t>
+        <w:t xml:space="preserve"/>
       </w:r>
       <w:r>
         <w:rPr>
@@ -702,7 +702,7 @@
           <w:lang w:val="es-ES" w:eastAsia="es-ES"/>
           <w14:ligatures w14:val="none"/>
         </w:rPr>
-        <w:t>por presuntas infracciones a la Ley 29571, Código de Protección y Defensa del Consumidor (en adelante, Código)</w:t>
+        <w:t/>
       </w:r>
       <w:r>
         <w:rPr>
@@ -723,7 +723,7 @@
           <w:lang w:val="es-ES" w:eastAsia="es-ES"/>
           <w14:ligatures w14:val="none"/>
         </w:rPr>
-        <w:t xml:space="preserve">, señalando </w:t>
+        <w:t xml:space="preserve"/>
       </w:r>
       <w:r>
         <w:rPr>
@@ -734,7 +734,7 @@
           <w:lang w:val="es-ES" w:eastAsia="es-ES"/>
           <w14:ligatures w14:val="none"/>
         </w:rPr>
-        <w:t>lo siguiente:</w:t>
+        <w:t/>
       </w:r>
     </w:p>
     <w:p>
@@ -3592,67 +3592,67 @@
           <w:lang w:eastAsia="es-ES"/>
           <w14:ligatures w14:val="none"/>
         </w:rPr>
-        <w:t xml:space="preserve">El 19 de diciembre de 2024, </w:t>
-      </w:r>
-      <w:r>
-        <w:rPr>
-          <w:rFonts w:ascii="Arial Narrow" w:eastAsia="Times New Roman" w:hAnsi="Arial Narrow" w:cs="Arial"/>
-          <w:color w:val="000000"/>
-          <w:kern w:val="0"/>
-          <w:lang w:eastAsia="es-ES"/>
-          <w14:ligatures w14:val="none"/>
-        </w:rPr>
-        <w:t xml:space="preserve">Pacífico le </w:t>
-      </w:r>
-      <w:r>
-        <w:rPr>
-          <w:rFonts w:ascii="Arial Narrow" w:eastAsia="Times New Roman" w:hAnsi="Arial Narrow" w:cs="Arial"/>
-          <w:color w:val="000000"/>
-          <w:kern w:val="0"/>
-          <w:lang w:eastAsia="es-ES"/>
-          <w14:ligatures w14:val="none"/>
-        </w:rPr>
-        <w:t xml:space="preserve">comunicó que </w:t>
-      </w:r>
-      <w:r>
-        <w:rPr>
-          <w:rFonts w:ascii="Arial Narrow" w:eastAsia="Times New Roman" w:hAnsi="Arial Narrow" w:cs="Arial"/>
-          <w:color w:val="000000"/>
-          <w:kern w:val="0"/>
-          <w:lang w:eastAsia="es-ES"/>
-          <w14:ligatures w14:val="none"/>
-        </w:rPr>
-        <w:t xml:space="preserve">la atención de su solicitud SS-0022084539 </w:t>
-      </w:r>
-      <w:r>
-        <w:rPr>
-          <w:rFonts w:ascii="Arial Narrow" w:eastAsia="Times New Roman" w:hAnsi="Arial Narrow" w:cs="Arial"/>
-          <w:color w:val="000000"/>
-          <w:kern w:val="0"/>
-          <w:lang w:eastAsia="es-ES"/>
-          <w14:ligatures w14:val="none"/>
-        </w:rPr>
-        <w:t xml:space="preserve">se encontraba en proceso de atención bajo el </w:t>
-      </w:r>
-      <w:r>
-        <w:rPr>
-          <w:rFonts w:ascii="Arial Narrow" w:eastAsia="Times New Roman" w:hAnsi="Arial Narrow" w:cs="Arial"/>
-          <w:color w:val="000000"/>
-          <w:kern w:val="0"/>
-          <w:lang w:eastAsia="es-ES"/>
-          <w14:ligatures w14:val="none"/>
-        </w:rPr>
-        <w:t xml:space="preserve">reclamo </w:t>
-      </w:r>
-      <w:r>
-        <w:rPr>
-          <w:rFonts w:ascii="Arial Narrow" w:eastAsia="Times New Roman" w:hAnsi="Arial Narrow" w:cs="Arial"/>
-          <w:color w:val="000000"/>
-          <w:kern w:val="0"/>
-          <w:lang w:eastAsia="es-ES"/>
-          <w14:ligatures w14:val="none"/>
-        </w:rPr>
-        <w:t xml:space="preserve">PPS-09446/2024 y que la respuesta sería enviada al correo electrónico </w:t>
+        <w:t xml:space="preserve">El 19 de diciembre de 2024, Pacífico le comunicó que la atención de su solicitud SS-0022084539 se encontraba en proceso de atención bajo el reclamo PPS-09446/2024 y que la respuesta sería enviada al correo electrónico [CORREO].</w:t>
+      </w:r>
+      <w:r>
+        <w:rPr>
+          <w:rFonts w:ascii="Arial Narrow" w:eastAsia="Times New Roman" w:hAnsi="Arial Narrow" w:cs="Arial"/>
+          <w:color w:val="000000"/>
+          <w:kern w:val="0"/>
+          <w:lang w:eastAsia="es-ES"/>
+          <w14:ligatures w14:val="none"/>
+        </w:rPr>
+        <w:t xml:space="preserve"/>
+      </w:r>
+      <w:r>
+        <w:rPr>
+          <w:rFonts w:ascii="Arial Narrow" w:eastAsia="Times New Roman" w:hAnsi="Arial Narrow" w:cs="Arial"/>
+          <w:color w:val="000000"/>
+          <w:kern w:val="0"/>
+          <w:lang w:eastAsia="es-ES"/>
+          <w14:ligatures w14:val="none"/>
+        </w:rPr>
+        <w:t xml:space="preserve"/>
+      </w:r>
+      <w:r>
+        <w:rPr>
+          <w:rFonts w:ascii="Arial Narrow" w:eastAsia="Times New Roman" w:hAnsi="Arial Narrow" w:cs="Arial"/>
+          <w:color w:val="000000"/>
+          <w:kern w:val="0"/>
+          <w:lang w:eastAsia="es-ES"/>
+          <w14:ligatures w14:val="none"/>
+        </w:rPr>
+        <w:t xml:space="preserve"/>
+      </w:r>
+      <w:r>
+        <w:rPr>
+          <w:rFonts w:ascii="Arial Narrow" w:eastAsia="Times New Roman" w:hAnsi="Arial Narrow" w:cs="Arial"/>
+          <w:color w:val="000000"/>
+          <w:kern w:val="0"/>
+          <w:lang w:eastAsia="es-ES"/>
+          <w14:ligatures w14:val="none"/>
+        </w:rPr>
+        <w:t xml:space="preserve"/>
+      </w:r>
+      <w:r>
+        <w:rPr>
+          <w:rFonts w:ascii="Arial Narrow" w:eastAsia="Times New Roman" w:hAnsi="Arial Narrow" w:cs="Arial"/>
+          <w:color w:val="000000"/>
+          <w:kern w:val="0"/>
+          <w:lang w:eastAsia="es-ES"/>
+          <w14:ligatures w14:val="none"/>
+        </w:rPr>
+        <w:t xml:space="preserve"/>
+      </w:r>
+      <w:r>
+        <w:rPr>
+          <w:rFonts w:ascii="Arial Narrow" w:eastAsia="Times New Roman" w:hAnsi="Arial Narrow" w:cs="Arial"/>
+          <w:color w:val="000000"/>
+          <w:kern w:val="0"/>
+          <w:lang w:eastAsia="es-ES"/>
+          <w14:ligatures w14:val="none"/>
+        </w:rPr>
+        <w:t xml:space="preserve"/>
       </w:r>
       <w:hyperlink r:id="rId8" w:history="1">
         <w:r>
@@ -3663,7 +3663,7 @@
             <w:lang w:eastAsia="es-ES"/>
             <w14:ligatures w14:val="none"/>
           </w:rPr>
-          <w:t>quobibo@hotmail.com</w:t>
+          <w:t/>
         </w:r>
       </w:hyperlink>
       <w:r>
@@ -3674,7 +3674,7 @@
           <w:lang w:eastAsia="es-ES"/>
           <w14:ligatures w14:val="none"/>
         </w:rPr>
-        <w:t>.</w:t>
+        <w:t/>
       </w:r>
     </w:p>
     <w:p>
@@ -4372,7 +4372,7 @@
           <w:kern w:val="0"/>
           <w14:ligatures w14:val="none"/>
         </w:rPr>
-        <w:t xml:space="preserve">El señor Oballe </w:t>
+        <w:t xml:space="preserve">El señor [APELLIDO] solicitó, en calidad de medida correctiva, que Pacífico cumpla con realizar la devolución de: S/ 3 075,00 referente a la Póliza  2000066123, S/ 3 075,00 referente a la Póliza  2000066124, y US$ 1 650,00 (S/. 6 022,50) referente a la Póliza 1810111638. Asimismo, requirió el reembolso de costos y costas del presente procedimiento. </w:t>
       </w:r>
       <w:r>
         <w:rPr>
@@ -4382,7 +4382,7 @@
           <w:lang w:val="es-ES" w:eastAsia="es-ES"/>
           <w14:ligatures w14:val="none"/>
         </w:rPr>
-        <w:t xml:space="preserve">solicitó, en calidad de medida correctiva, que </w:t>
+        <w:t xml:space="preserve"/>
       </w:r>
       <w:r>
         <w:rPr>
@@ -4392,7 +4392,7 @@
           <w:lang w:val="es-ES" w:eastAsia="es-ES"/>
           <w14:ligatures w14:val="none"/>
         </w:rPr>
-        <w:t xml:space="preserve">Pacífico </w:t>
+        <w:t xml:space="preserve"/>
       </w:r>
       <w:r>
         <w:rPr>
@@ -4402,7 +4402,7 @@
           <w:lang w:val="es-ES" w:eastAsia="es-ES"/>
           <w14:ligatures w14:val="none"/>
         </w:rPr>
-        <w:t xml:space="preserve">cumpla con </w:t>
+        <w:t xml:space="preserve"/>
       </w:r>
       <w:r>
         <w:rPr>
@@ -4412,7 +4412,7 @@
           <w:lang w:val="es-ES" w:eastAsia="es-ES"/>
           <w14:ligatures w14:val="none"/>
         </w:rPr>
-        <w:t xml:space="preserve">realizar la devolución </w:t>
+        <w:t xml:space="preserve"/>
       </w:r>
       <w:r>
         <w:rPr>
@@ -4422,7 +4422,7 @@
           <w:lang w:val="es-ES" w:eastAsia="es-ES"/>
           <w14:ligatures w14:val="none"/>
         </w:rPr>
-        <w:t xml:space="preserve">de: S/ 3 075,00 </w:t>
+        <w:t xml:space="preserve"/>
       </w:r>
       <w:r>
         <w:rPr>
@@ -4432,7 +4432,7 @@
           <w:lang w:val="es-ES" w:eastAsia="es-ES"/>
           <w14:ligatures w14:val="none"/>
         </w:rPr>
-        <w:t xml:space="preserve">referente a la </w:t>
+        <w:t xml:space="preserve"/>
       </w:r>
       <w:r>
         <w:rPr>
@@ -4442,7 +4442,7 @@
           <w:lang w:val="es-ES" w:eastAsia="es-ES"/>
           <w14:ligatures w14:val="none"/>
         </w:rPr>
-        <w:t>P</w:t>
+        <w:t/>
       </w:r>
       <w:r>
         <w:rPr>
@@ -4452,7 +4452,7 @@
           <w:lang w:val="es-ES" w:eastAsia="es-ES"/>
           <w14:ligatures w14:val="none"/>
         </w:rPr>
-        <w:t xml:space="preserve">óliza </w:t>
+        <w:t xml:space="preserve"/>
       </w:r>
       <w:proofErr w:type="spellStart"/>
       <w:r>
@@ -4474,7 +4474,7 @@
           <w:lang w:val="es-ES" w:eastAsia="es-ES"/>
           <w14:ligatures w14:val="none"/>
         </w:rPr>
-        <w:t xml:space="preserve"> </w:t>
+        <w:t xml:space="preserve"/>
       </w:r>
       <w:r>
         <w:rPr>
@@ -4484,7 +4484,7 @@
           <w:lang w:val="es-ES" w:eastAsia="es-ES"/>
           <w14:ligatures w14:val="none"/>
         </w:rPr>
-        <w:t>2000066123</w:t>
+        <w:t/>
       </w:r>
       <w:r>
         <w:rPr>
@@ -4494,7 +4494,7 @@
           <w:lang w:val="es-ES" w:eastAsia="es-ES"/>
           <w14:ligatures w14:val="none"/>
         </w:rPr>
-        <w:t xml:space="preserve">, </w:t>
+        <w:t xml:space="preserve"/>
       </w:r>
       <w:r>
         <w:rPr>
@@ -4504,7 +4504,7 @@
           <w:lang w:val="es-ES" w:eastAsia="es-ES"/>
           <w14:ligatures w14:val="none"/>
         </w:rPr>
-        <w:t xml:space="preserve">S/ 3 075,00 </w:t>
+        <w:t xml:space="preserve"/>
       </w:r>
       <w:r>
         <w:rPr>
@@ -4514,7 +4514,7 @@
           <w:lang w:val="es-ES" w:eastAsia="es-ES"/>
           <w14:ligatures w14:val="none"/>
         </w:rPr>
-        <w:t xml:space="preserve">referente a la </w:t>
+        <w:t xml:space="preserve"/>
       </w:r>
       <w:r>
         <w:rPr>
@@ -4524,7 +4524,7 @@
           <w:lang w:val="es-ES" w:eastAsia="es-ES"/>
           <w14:ligatures w14:val="none"/>
         </w:rPr>
-        <w:t>Pó</w:t>
+        <w:t/>
       </w:r>
       <w:r>
         <w:rPr>
@@ -4534,7 +4534,7 @@
           <w:lang w:val="es-ES" w:eastAsia="es-ES"/>
           <w14:ligatures w14:val="none"/>
         </w:rPr>
-        <w:t>liza</w:t>
+        <w:t/>
       </w:r>
       <w:r>
         <w:rPr>
@@ -4544,7 +4544,7 @@
           <w:lang w:val="es-ES" w:eastAsia="es-ES"/>
           <w14:ligatures w14:val="none"/>
         </w:rPr>
-        <w:t xml:space="preserve"> </w:t>
+        <w:t xml:space="preserve"/>
       </w:r>
       <w:r>
         <w:rPr>
@@ -4554,7 +4554,7 @@
           <w:lang w:val="es-ES" w:eastAsia="es-ES"/>
           <w14:ligatures w14:val="none"/>
         </w:rPr>
-        <w:t xml:space="preserve"> </w:t>
+        <w:t xml:space="preserve"/>
       </w:r>
       <w:r>
         <w:rPr>
@@ -4564,7 +4564,7 @@
           <w:lang w:val="es-ES" w:eastAsia="es-ES"/>
           <w14:ligatures w14:val="none"/>
         </w:rPr>
-        <w:t>2000066124</w:t>
+        <w:t/>
       </w:r>
       <w:r>
         <w:rPr>
@@ -4574,7 +4574,7 @@
           <w:lang w:val="es-ES" w:eastAsia="es-ES"/>
           <w14:ligatures w14:val="none"/>
         </w:rPr>
-        <w:t xml:space="preserve">, y </w:t>
+        <w:t xml:space="preserve"/>
       </w:r>
       <w:r>
         <w:rPr>
@@ -4584,7 +4584,7 @@
           <w:lang w:val="es-ES" w:eastAsia="es-ES"/>
           <w14:ligatures w14:val="none"/>
         </w:rPr>
-        <w:t>US$ 1 650,00 (S/. 6 022,50) referente a la P</w:t>
+        <w:t/>
       </w:r>
       <w:r>
         <w:rPr>
@@ -4594,7 +4594,7 @@
           <w:lang w:val="es-ES" w:eastAsia="es-ES"/>
           <w14:ligatures w14:val="none"/>
         </w:rPr>
-        <w:t xml:space="preserve">óliza </w:t>
+        <w:t xml:space="preserve"/>
       </w:r>
       <w:r>
         <w:rPr>
@@ -4614,7 +4614,7 @@
           <w:lang w:val="es-ES" w:eastAsia="es-ES"/>
           <w14:ligatures w14:val="none"/>
         </w:rPr>
-        <w:t>1810111638</w:t>
+        <w:t/>
       </w:r>
       <w:r>
         <w:rPr>
@@ -4624,7 +4624,7 @@
           <w:lang w:val="es-ES" w:eastAsia="es-ES"/>
           <w14:ligatures w14:val="none"/>
         </w:rPr>
-        <w:t>. Asimismo, requirió el reembolso de costos y costas del presente procedimiento.</w:t>
+        <w:t/>
       </w:r>
       <w:r>
         <w:rPr>
@@ -4634,7 +4634,7 @@
           <w:lang w:val="es-ES" w:eastAsia="es-ES"/>
           <w14:ligatures w14:val="none"/>
         </w:rPr>
-        <w:t xml:space="preserve"> </w:t>
+        <w:t xml:space="preserve"/>
       </w:r>
     </w:p>
     <w:p>
@@ -6204,7 +6204,7 @@
           <w:lang w:eastAsia="es-PE"/>
           <w14:ligatures w14:val="none"/>
         </w:rPr>
-        <w:t xml:space="preserve">PRIMERO: </w:t>
+        <w:t xml:space="preserve">PRIMERO: admitir a trámite la denuncia del 27 de mayo del 2025, subsanada mediante escrito del 22 de julio de 2025, interpuesta por el señor [DENUNCIANTE] contra Pacífico Compañía de Seguros y Reaseguros S.A., por lo siguiente:</w:t>
       </w:r>
       <w:r>
         <w:rPr>
@@ -6215,7 +6215,7 @@
           <w:lang w:eastAsia="es-PE"/>
           <w14:ligatures w14:val="none"/>
         </w:rPr>
-        <w:t xml:space="preserve">admitir a trámite la denuncia del </w:t>
+        <w:t xml:space="preserve"/>
       </w:r>
       <w:r>
         <w:rPr>
@@ -6226,7 +6226,7 @@
           <w:lang w:eastAsia="es-PE"/>
           <w14:ligatures w14:val="none"/>
         </w:rPr>
-        <w:t xml:space="preserve">27 de mayo del 2025, subsanada mediante escrito del 22 de julio de 2025, </w:t>
+        <w:t xml:space="preserve"/>
       </w:r>
       <w:r>
         <w:rPr>
@@ -6237,7 +6237,7 @@
           <w:lang w:eastAsia="es-PE"/>
           <w14:ligatures w14:val="none"/>
         </w:rPr>
-        <w:t xml:space="preserve">interpuesta por el </w:t>
+        <w:t xml:space="preserve"/>
       </w:r>
       <w:r>
         <w:rPr>
@@ -6248,7 +6248,7 @@
           <w:lang w:eastAsia="es-PE"/>
           <w14:ligatures w14:val="none"/>
         </w:rPr>
-        <w:t>señor Gustavo Adolfo Salomon Oballe Bardales</w:t>
+        <w:t/>
       </w:r>
       <w:r>
         <w:rPr>
@@ -6259,14 +6259,14 @@
           <w:lang w:eastAsia="es-PE"/>
           <w14:ligatures w14:val="none"/>
         </w:rPr>
-        <w:t xml:space="preserve"> contra </w:t>
+        <w:t xml:space="preserve"/>
       </w:r>
       <w:r>
         <w:rPr>
           <w:rFonts w:ascii="Arial Narrow" w:eastAsia="Arial Narrow" w:hAnsi="Arial Narrow" w:cs="Arial Narrow"/>
           <w:bCs/>
         </w:rPr>
-        <w:t>Pacífico Compañía de Seguros y Reaseguros S.A.</w:t>
+        <w:t/>
       </w:r>
       <w:r>
         <w:rPr>
@@ -6277,7 +6277,7 @@
           <w:lang w:eastAsia="es-PE"/>
           <w14:ligatures w14:val="none"/>
         </w:rPr>
-        <w:t xml:space="preserve">, </w:t>
+        <w:t xml:space="preserve"/>
       </w:r>
       <w:r>
         <w:rPr>
@@ -6288,7 +6288,7 @@
           <w:lang w:eastAsia="es-PE"/>
           <w14:ligatures w14:val="none"/>
         </w:rPr>
-        <w:t>por lo siguiente:</w:t>
+        <w:t/>
       </w:r>
     </w:p>
     <w:p>
@@ -8881,7 +8881,7 @@
           <w:b/>
           <w:bCs/>
         </w:rPr>
-        <w:t>DÉCIMO</w:t>
+        <w:t xml:space="preserve">DÉCIMO: requerir al señor [DENUNCIANTE] para que, dentro del plazo de dos (2) días hábiles siguientes a la fecha en que reciba la notificación en su bandeja de correo electrónico, efectúe la confirmación de recepción de la notificación remitida por este despacho a su correo electrónico, de conformidad con el segundo párrafo del numeral 4 del artículo 20 del Texto Único Ordenado de la Ley del Procedimiento Administrativo General, aprobado mediante Decreto Supremo 006-2026-JUS, bajo apercibimiento de rehacer el acto de notificación y notificarle conforme al numeral 1 del artículo 20 del citado cuerpo normativo.</w:t>
       </w:r>
       <w:r>
         <w:rPr>
@@ -8891,7 +8891,7 @@
           <w:kern w:val="0"/>
           <w14:ligatures w14:val="none"/>
         </w:rPr>
-        <w:t>:</w:t>
+        <w:t/>
       </w:r>
       <w:r>
         <w:rPr>
@@ -8901,7 +8901,7 @@
           <w:kern w:val="0"/>
           <w14:ligatures w14:val="none"/>
         </w:rPr>
-        <w:t xml:space="preserve"> requerir al </w:t>
+        <w:t xml:space="preserve"/>
       </w:r>
       <w:bookmarkStart w:id="10" w:name="_Hlk208300701"/>
       <w:r>
@@ -8912,7 +8912,7 @@
           <w:kern w:val="0"/>
           <w14:ligatures w14:val="none"/>
         </w:rPr>
-        <w:t xml:space="preserve">señor </w:t>
+        <w:t xml:space="preserve"/>
       </w:r>
       <w:r>
         <w:rPr>
@@ -8923,7 +8923,7 @@
           <w:lang w:eastAsia="es-PE"/>
           <w14:ligatures w14:val="none"/>
         </w:rPr>
-        <w:t xml:space="preserve">Gustavo Adolfo Salomon Oballe Bardales </w:t>
+        <w:t xml:space="preserve"/>
       </w:r>
       <w:bookmarkEnd w:id="10"/>
       <w:r>
@@ -8931,7 +8931,7 @@
           <w:rFonts w:ascii="Arial Narrow" w:hAnsi="Arial Narrow"/>
           <w:color w:val="000000"/>
         </w:rPr>
-        <w:t xml:space="preserve">para que, dentro del plazo de dos (2) días hábiles siguientes a la fecha en que reciba la notificación en su bandeja de correo electrónico, efectúe la confirmación de recepción de la notificación remitida por este despacho a su correo electrónico, de </w:t>
+        <w:t xml:space="preserve"/>
       </w:r>
       <w:r>
         <w:rPr>
@@ -8939,7 +8939,7 @@
           <w:color w:val="000000"/>
         </w:rPr>
         <w:lastRenderedPageBreak/>
-        <w:t>conformidad con el segundo párrafo del numeral 4 del artículo 20</w:t>
+        <w:t/>
       </w:r>
       <w:r>
         <w:rPr>
@@ -8956,7 +8956,7 @@
           <w:rFonts w:ascii="Arial Narrow" w:hAnsi="Arial Narrow"/>
           <w:color w:val="000000"/>
         </w:rPr>
-        <w:t xml:space="preserve"> del Texto Único Ordenado de la Ley del Procedimiento Administrativo General, aprobado mediante Decreto Supremo 006-2026-JUS, bajo apercibimiento de rehacer el acto de notificación y notificarle conforme al numeral 1 del artículo 20</w:t>
+        <w:t xml:space="preserve"/>
       </w:r>
       <w:r>
         <w:rPr>
@@ -8973,7 +8973,7 @@
           <w:rFonts w:ascii="Arial Narrow" w:hAnsi="Arial Narrow"/>
           <w:color w:val="000000"/>
         </w:rPr>
-        <w:t xml:space="preserve"> del citado cuerpo normativo</w:t>
+        <w:t xml:space="preserve"/>
       </w:r>
       <w:r>
         <w:rPr>
@@ -8986,7 +8986,7 @@
         <w:rPr>
           <w:rFonts w:ascii="Arial Narrow" w:hAnsi="Arial Narrow" w:cs="Arial"/>
         </w:rPr>
-        <w:t>.</w:t>
+        <w:t/>
       </w:r>
     </w:p>
     <w:p>

--- a/plantillas_maestras/11_seguro_accidentes_personales/negativa_cobertura/2_o_mas_ddos_varios/varon/TPL_1908_2025_SEGURO_ACCIDENTES_PERSONALES_NEGATIVA_COBERTURA_ASEGURADORA_VARON_R1.docx
+++ b/plantillas_maestras/11_seguro_accidentes_personales/negativa_cobertura/2_o_mas_ddos_varios/varon/TPL_1908_2025_SEGURO_ACCIDENTES_PERSONALES_NEGATIVA_COBERTURA_ASEGURADORA_VARON_R1.docx
@@ -4372,7 +4372,7 @@
           <w:kern w:val="0"/>
           <w14:ligatures w14:val="none"/>
         </w:rPr>
-        <w:t xml:space="preserve">El señor [APELLIDO] solicitó, en calidad de medida correctiva, que Pacífico cumpla con realizar la devolución de: S/ 3 075,00 referente a la Póliza  2000066123, S/ 3 075,00 referente a la Póliza  2000066124, y US$ 1 650,00 (S/. 6 022,50) referente a la Póliza 1810111638. Asimismo, requirió el reembolso de costos y costas del presente procedimiento. </w:t>
+        <w:t xml:space="preserve">El señor [APELLIDO] solicitó, en calidad de medida correctiva, que Pacífico cumpla con realizar la devolución de: S/ 3 075,00 referente a la Póliza 2000066123, S/ 3 075,00 referente a la Póliza 2000066124, y US$ 1 650,00 (S/. 6 022,50) referente a la Póliza 1810111638. Asimismo, requirió el reembolso de costos y costas del presente procedimiento. </w:t>
       </w:r>
       <w:r>
         <w:rPr>

--- a/plantillas_maestras/11_seguro_accidentes_personales/negativa_cobertura/2_o_mas_ddos_varios/varon/TPL_1908_2025_SEGURO_ACCIDENTES_PERSONALES_NEGATIVA_COBERTURA_ASEGURADORA_VARON_R1.docx
+++ b/plantillas_maestras/11_seguro_accidentes_personales/negativa_cobertura/2_o_mas_ddos_varios/varon/TPL_1908_2025_SEGURO_ACCIDENTES_PERSONALES_NEGATIVA_COBERTURA_ASEGURADORA_VARON_R1.docx
@@ -597,6 +597,7 @@
       </w:r>
       <w:r>
         <w:rPr>
+          <w:rStyle w:val="Refdenotaalpie"/>
           <w:rFonts w:ascii="Arial Narrow" w:eastAsia="Times New Roman" w:hAnsi="Arial Narrow" w:cs="Times New Roman"/>
           <w:color w:val="000000"/>
           <w:kern w:val="0"/>
@@ -706,6 +707,7 @@
       </w:r>
       <w:r>
         <w:rPr>
+          <w:rStyle w:val="Refdenotaalpie"/>
           <w:rFonts w:ascii="Arial Narrow" w:eastAsia="Times New Roman" w:hAnsi="Arial Narrow" w:cs="Times New Roman"/>
           <w:color w:val="000000"/>
           <w:kern w:val="0"/>
@@ -4737,6 +4739,7 @@
       <w:bookmarkEnd w:id="5"/>
       <w:r>
         <w:rPr>
+          <w:rStyle w:val="Refdenotaalpie"/>
           <w:rFonts w:ascii="Arial Narrow" w:eastAsia="Arial Narrow" w:hAnsi="Arial Narrow" w:cs="Arial Narrow"/>
           <w:kern w:val="0"/>
           <w:vertAlign w:val="superscript"/>
@@ -4853,6 +4856,7 @@
       </w:r>
       <w:r>
         <w:rPr>
+          <w:rStyle w:val="Refdenotaalpie"/>
           <w:rFonts w:ascii="Arial Narrow" w:eastAsia="Arial Narrow" w:hAnsi="Arial Narrow" w:cs="Arial"/>
           <w:kern w:val="0"/>
           <w:vertAlign w:val="superscript"/>
@@ -5805,6 +5809,7 @@
       </w:r>
       <w:r>
         <w:rPr>
+          <w:rStyle w:val="Refdenotaalpie"/>
           <w:rFonts w:ascii="Arial Narrow" w:eastAsia="Arial Narrow" w:hAnsi="Arial Narrow" w:cs="Arial Narrow"/>
           <w:kern w:val="0"/>
           <w:vertAlign w:val="superscript"/>
@@ -8004,6 +8009,7 @@
       </w:r>
       <w:r>
         <w:rPr>
+          <w:rStyle w:val="Refdenotaalpie"/>
           <w:rFonts w:ascii="Arial Narrow" w:eastAsia="Calibri" w:hAnsi="Arial Narrow" w:cs="Arial"/>
           <w:kern w:val="0"/>
           <w:vertAlign w:val="superscript"/>
@@ -8048,6 +8054,7 @@
       </w:r>
       <w:r>
         <w:rPr>
+          <w:rStyle w:val="Refdenotaalpie"/>
           <w:rFonts w:ascii="Arial Narrow" w:eastAsia="Calibri" w:hAnsi="Arial Narrow" w:cs="Arial"/>
           <w:spacing w:val="-2"/>
           <w:kern w:val="0"/>
@@ -8423,6 +8430,7 @@
       </w:r>
       <w:r>
         <w:rPr>
+          <w:rStyle w:val="Refdenotaalpie"/>
           <w:rFonts w:ascii="Arial Narrow" w:eastAsia="Arial Narrow" w:hAnsi="Arial Narrow" w:cs="Times New Roman"/>
           <w:color w:val="000000"/>
           <w:kern w:val="0"/>
@@ -8515,6 +8523,7 @@
       </w:r>
       <w:r>
         <w:rPr>
+          <w:rStyle w:val="Refdenotaalpie"/>
           <w:rFonts w:ascii="Arial Narrow" w:eastAsia="Arial Narrow" w:hAnsi="Arial Narrow" w:cs="Times New Roman"/>
           <w:color w:val="000000"/>
           <w:kern w:val="0"/>
@@ -8568,6 +8577,7 @@
       </w:r>
       <w:r>
         <w:rPr>
+          <w:rStyle w:val="Refdenotaalpie"/>
           <w:rFonts w:ascii="Arial Narrow" w:eastAsia="Arial Narrow" w:hAnsi="Arial Narrow" w:cs="Times New Roman"/>
           <w:color w:val="000000"/>
           <w:kern w:val="0"/>
@@ -8749,6 +8759,7 @@
       </w:r>
       <w:r>
         <w:rPr>
+          <w:rStyle w:val="Refdenotaalpie"/>
           <w:rFonts w:ascii="Arial Narrow" w:eastAsia="Calibri" w:hAnsi="Arial Narrow" w:cs="Arial"/>
           <w:kern w:val="0"/>
           <w:vertAlign w:val="superscript"/>
@@ -8977,6 +8988,7 @@
       </w:r>
       <w:r>
         <w:rPr>
+          <w:rStyle w:val="Refdenotaalpie"/>
           <w:rFonts w:ascii="Arial Narrow" w:hAnsi="Arial Narrow"/>
           <w:vertAlign w:val="superscript"/>
         </w:rPr>
@@ -9313,14 +9325,14 @@
         <w:tab w:val="right" w:pos="8838"/>
       </w:tabs>
       <w:rPr>
-        <w:rFonts w:ascii="Arial" w:eastAsia="Arial" w:hAnsi="Arial" w:cs="Arial"/>
+        <w:rFonts w:ascii="Arial Narrow" w:eastAsia="Arial" w:hAnsi="Arial Narrow" w:cs="Arial"/>
         <w:sz w:val="16"/>
         <w:szCs w:val="16"/>
       </w:rPr>
     </w:pPr>
     <w:r>
       <w:rPr>
-        <w:rFonts w:ascii="Arial" w:eastAsia="Arial" w:hAnsi="Arial" w:cs="Arial"/>
+        <w:rFonts w:ascii="Arial Narrow" w:eastAsia="Arial" w:hAnsi="Arial Narrow" w:cs="Arial"/>
         <w:sz w:val="16"/>
         <w:szCs w:val="16"/>
       </w:rPr>
@@ -9334,7 +9346,7 @@
     </w:pPr>
     <w:r>
       <w:rPr>
-        <w:rFonts w:ascii="Arial" w:eastAsia="Arial" w:hAnsi="Arial" w:cs="Arial"/>
+        <w:rFonts w:ascii="Arial Narrow" w:eastAsia="Arial" w:hAnsi="Arial Narrow" w:cs="Arial"/>
         <w:sz w:val="16"/>
         <w:szCs w:val="16"/>
       </w:rPr>
@@ -9342,7 +9354,7 @@
     </w:r>
     <w:r>
       <w:rPr>
-        <w:rFonts w:ascii="Arial" w:eastAsia="Arial" w:hAnsi="Arial" w:cs="Arial"/>
+        <w:rFonts w:ascii="Arial Narrow" w:eastAsia="Arial" w:hAnsi="Arial Narrow" w:cs="Arial"/>
         <w:sz w:val="16"/>
         <w:szCs w:val="16"/>
       </w:rPr>
@@ -9350,7 +9362,7 @@
     </w:r>
     <w:r>
       <w:rPr>
-        <w:rFonts w:ascii="Arial" w:eastAsia="Arial" w:hAnsi="Arial" w:cs="Arial"/>
+        <w:rFonts w:ascii="Arial Narrow" w:eastAsia="Arial" w:hAnsi="Arial Narrow" w:cs="Arial"/>
         <w:sz w:val="16"/>
         <w:szCs w:val="16"/>
       </w:rPr>
@@ -9358,7 +9370,7 @@
     </w:r>
     <w:r>
       <w:rPr>
-        <w:rFonts w:ascii="Arial" w:eastAsia="Arial" w:hAnsi="Arial" w:cs="Arial"/>
+        <w:rFonts w:ascii="Arial Narrow" w:eastAsia="Arial" w:hAnsi="Arial Narrow" w:cs="Arial"/>
         <w:sz w:val="16"/>
         <w:szCs w:val="16"/>
       </w:rPr>
@@ -9366,7 +9378,7 @@
     </w:r>
     <w:r>
       <w:rPr>
-        <w:rFonts w:ascii="Arial" w:eastAsia="Arial" w:hAnsi="Arial" w:cs="Arial"/>
+        <w:rFonts w:ascii="Arial Narrow" w:eastAsia="Arial" w:hAnsi="Arial Narrow" w:cs="Arial"/>
         <w:sz w:val="16"/>
         <w:szCs w:val="16"/>
       </w:rPr>
@@ -9416,6 +9428,7 @@
           <w:rFonts w:ascii="Arial Narrow" w:hAnsi="Arial Narrow" w:cs="Arial"/>
           <w:sz w:val="16"/>
           <w:szCs w:val="16"/>
+          <w:vertAlign w:val="superscript"/>
         </w:rPr>
         <w:footnoteRef/>
       </w:r>
@@ -9532,6 +9545,7 @@
           <w:rFonts w:ascii="Arial Narrow" w:hAnsi="Arial Narrow" w:cs="Arial"/>
           <w:sz w:val="16"/>
           <w:szCs w:val="16"/>
+          <w:vertAlign w:val="superscript"/>
         </w:rPr>
         <w:footnoteRef/>
       </w:r>
@@ -9606,6 +9620,7 @@
           <w:rFonts w:ascii="Arial Narrow" w:hAnsi="Arial Narrow" w:cs="Arial"/>
           <w:sz w:val="16"/>
           <w:szCs w:val="16"/>
+          <w:vertAlign w:val="superscript"/>
         </w:rPr>
         <w:footnoteRef/>
       </w:r>
@@ -9877,6 +9892,7 @@
           <w:rFonts w:ascii="Arial Narrow" w:hAnsi="Arial Narrow"/>
           <w:sz w:val="16"/>
           <w:szCs w:val="16"/>
+          <w:vertAlign w:val="superscript"/>
         </w:rPr>
         <w:footnoteRef/>
       </w:r>
@@ -10058,6 +10074,7 @@
           <w:rFonts w:ascii="Arial Narrow" w:hAnsi="Arial Narrow" w:cs="Arial"/>
           <w:sz w:val="16"/>
           <w:szCs w:val="16"/>
+          <w:vertAlign w:val="superscript"/>
         </w:rPr>
         <w:footnoteRef/>
       </w:r>
@@ -10265,6 +10282,7 @@
           <w:rFonts w:ascii="Arial Narrow" w:hAnsi="Arial Narrow" w:cs="Arial"/>
           <w:sz w:val="16"/>
           <w:szCs w:val="16"/>
+          <w:vertAlign w:val="superscript"/>
         </w:rPr>
         <w:footnoteRef/>
       </w:r>
@@ -10335,6 +10353,7 @@
           <w:rFonts w:ascii="Arial Narrow" w:hAnsi="Arial Narrow" w:cs="Arial"/>
           <w:sz w:val="16"/>
           <w:szCs w:val="16"/>
+          <w:vertAlign w:val="superscript"/>
         </w:rPr>
         <w:footnoteRef/>
       </w:r>
@@ -10522,7 +10541,7 @@
       </w:pPr>
       <w:r>
         <w:rPr>
-          <w:rStyle w:val="TextonotapieCar"/>
+          <w:rStyle w:val="Refdenotaalpie"/>
           <w:rFonts w:ascii="Arial Narrow" w:hAnsi="Arial Narrow" w:cs="Arial"/>
           <w:sz w:val="16"/>
           <w:szCs w:val="16"/>
@@ -10738,6 +10757,7 @@
           <w:rFonts w:ascii="Arial Narrow" w:hAnsi="Arial Narrow" w:cs="Arial"/>
           <w:sz w:val="16"/>
           <w:szCs w:val="16"/>
+          <w:vertAlign w:val="superscript"/>
         </w:rPr>
         <w:footnoteRef/>
       </w:r>
@@ -11501,6 +11521,7 @@
           <w:rFonts w:ascii="Arial Narrow" w:hAnsi="Arial Narrow" w:cs="Arial"/>
           <w:sz w:val="16"/>
           <w:szCs w:val="16"/>
+          <w:vertAlign w:val="superscript"/>
         </w:rPr>
         <w:footnoteRef/>
       </w:r>
@@ -11703,6 +11724,7 @@
           <w:bCs/>
           <w:sz w:val="16"/>
           <w:szCs w:val="16"/>
+          <w:vertAlign w:val="superscript"/>
         </w:rPr>
         <w:footnoteRef/>
       </w:r>
@@ -11832,6 +11854,7 @@
           <w:rFonts w:ascii="Arial Narrow" w:hAnsi="Arial Narrow" w:cs="Arial"/>
           <w:sz w:val="16"/>
           <w:szCs w:val="16"/>
+          <w:vertAlign w:val="superscript"/>
         </w:rPr>
         <w:footnoteRef/>
       </w:r>
@@ -14253,6 +14276,17 @@
       <w:szCs w:val="20"/>
     </w:rPr>
   </w:style>
+  <w:style w:type="character" w:styleId="FootnoteReference">
+    <w:name w:val="footnote reference"/>
+    <w:basedOn w:val="Fuentedeprrafopredeter"/>
+    <w:uiPriority w:val="99"/>
+    <w:semiHidden/>
+    <w:unhideWhenUsed/>
+    <w:rPr>
+      <w:rFonts w:ascii="Arial Narrow" w:hAnsi="Arial Narrow"/>
+      <w:vertAlign w:val="superscript"/>
+    </w:rPr>
+  </w:style>
 </w:styles>
 </file>
 

--- a/plantillas_maestras/11_seguro_accidentes_personales/negativa_cobertura/2_o_mas_ddos_varios/varon/TPL_1908_2025_SEGURO_ACCIDENTES_PERSONALES_NEGATIVA_COBERTURA_ASEGURADORA_VARON_R1.docx
+++ b/plantillas_maestras/11_seguro_accidentes_personales/negativa_cobertura/2_o_mas_ddos_varios/varon/TPL_1908_2025_SEGURO_ACCIDENTES_PERSONALES_NEGATIVA_COBERTURA_ASEGURADORA_VARON_R1.docx
@@ -1,8 +1,8 @@
 
 <file path=word/document.xml><?xml version="1.0" encoding="utf-8"?>
-<w:document xmlns:wpc="http://schemas.microsoft.com/office/word/2010/wordprocessingCanvas" xmlns:cx="http://schemas.microsoft.com/office/drawing/2014/chartex" xmlns:cx1="http://schemas.microsoft.com/office/drawing/2015/9/8/chartex" xmlns:cx2="http://schemas.microsoft.com/office/drawing/2015/10/21/chartex" xmlns:cx3="http://schemas.microsoft.com/office/drawing/2016/5/9/chartex" xmlns:cx4="http://schemas.microsoft.com/office/drawing/2016/5/10/chartex" xmlns:cx5="http://schemas.microsoft.com/office/drawing/2016/5/11/chartex" xmlns:cx6="http://schemas.microsoft.com/office/drawing/2016/5/12/chartex" xmlns:cx7="http://schemas.microsoft.com/office/drawing/2016/5/13/chartex" xmlns:cx8="http://schemas.microsoft.com/office/drawing/2016/5/14/chartex" xmlns:mc="http://schemas.openxmlformats.org/markup-compatibility/2006" xmlns:aink="http://schemas.microsoft.com/office/drawing/2016/ink" xmlns:am3d="http://schemas.microsoft.com/office/drawing/2017/model3d" xmlns:o="urn:schemas-microsoft-com:office:office" xmlns:oel="http://schemas.microsoft.com/office/2019/extlst" xmlns:r="http://schemas.openxmlformats.org/officeDocument/2006/relationships" xmlns:m="http://schemas.openxmlformats.org/officeDocument/2006/math" xmlns:v="urn:schemas-microsoft-com:vml" xmlns:wp14="http://schemas.microsoft.com/office/word/2010/wordprocessingDrawing" xmlns:wp="http://schemas.openxmlformats.org/drawingml/2006/wordprocessingDrawing" xmlns:w10="urn:schemas-microsoft-com:office:word" xmlns:w="http://schemas.openxmlformats.org/wordprocessingml/2006/main" xmlns:w14="http://schemas.microsoft.com/office/word/2010/wordml" xmlns:w15="http://schemas.microsoft.com/office/word/2012/wordml" xmlns:w16cex="http://schemas.microsoft.com/office/word/2018/wordml/cex" xmlns:w16cid="http://schemas.microsoft.com/office/word/2016/wordml/cid" xmlns:w16="http://schemas.microsoft.com/office/word/2018/wordml" xmlns:w16du="http://schemas.microsoft.com/office/word/2023/wordml/word16du" xmlns:w16sdtdh="http://schemas.microsoft.com/office/word/2020/wordml/sdtdatahash" xmlns:w16sdtfl="http://schemas.microsoft.com/office/word/2024/wordml/sdtformatlock" xmlns:w16se="http://schemas.microsoft.com/office/word/2015/wordml/symex" xmlns:wpg="http://schemas.microsoft.com/office/word/2010/wordprocessingGroup" xmlns:wpi="http://schemas.microsoft.com/office/word/2010/wordprocessingInk" xmlns:wne="http://schemas.microsoft.com/office/word/2006/wordml" xmlns:wps="http://schemas.microsoft.com/office/word/2010/wordprocessingShape" mc:Ignorable="w14 w15 w16se w16cid w16 w16cex w16sdtdh w16sdtfl w16du wp14">
+<w:document xmlns:ns1="http://schemas.openxmlformats.org/markup-compatibility/2006" xmlns:ns2="http://schemas.microsoft.com/office/word/2010/wordml" xmlns:ns3="http://schemas.openxmlformats.org/officeDocument/2006/relationships" xmlns:w="http://schemas.openxmlformats.org/wordprocessingml/2006/main" ns1:Ignorable="w14 w15 w16se w16cid w16 w16cex w16sdtdh w16sdtfl w16du wp14">
   <w:body>
-    <w:p>
+    <w:p ns2:paraId="1B509B2D" ns2:textId="6F47888A">
       <w:pPr>
         <w:tabs>
           <w:tab w:val="left" w:pos="1701"/>
@@ -14,7 +14,7 @@
           <w:color w:val="000000"/>
           <w:kern w:val="0"/>
           <w:lang w:eastAsia="es-PE"/>
-          <w14:ligatures w14:val="none"/>
+          <ns2:ligatures ns2:val="none"/>
         </w:rPr>
       </w:pPr>
       <w:bookmarkStart w:id="0" w:name="_Hlk80343540"/>
@@ -25,7 +25,7 @@
           <w:color w:val="000000"/>
           <w:kern w:val="0"/>
           <w:lang w:eastAsia="es-PE"/>
-          <w14:ligatures w14:val="none"/>
+          <ns2:ligatures ns2:val="none"/>
         </w:rPr>
         <w:t xml:space="preserve">EXPEDIENTE </w:t>
       </w:r>
@@ -36,7 +36,7 @@
           <w:color w:val="000000"/>
           <w:kern w:val="0"/>
           <w:lang w:eastAsia="es-PE"/>
-          <w14:ligatures w14:val="none"/>
+          <ns2:ligatures ns2:val="none"/>
         </w:rPr>
         <w:tab/>
         <w:t>:</w:t>
@@ -48,7 +48,7 @@
           <w:color w:val="000000"/>
           <w:kern w:val="0"/>
           <w:lang w:eastAsia="es-PE"/>
-          <w14:ligatures w14:val="none"/>
+          <ns2:ligatures ns2:val="none"/>
         </w:rPr>
         <w:tab/>
       </w:r>
@@ -61,12 +61,12 @@
           <w:kern w:val="0"/>
           <w:shd w:val="clear" w:color="auto" w:fill="FFFFFF"/>
           <w:lang w:eastAsia="es-PE"/>
-          <w14:ligatures w14:val="none"/>
+          <ns2:ligatures ns2:val="none"/>
         </w:rPr>
         <w:t>1908-2025/CC1</w:t>
       </w:r>
     </w:p>
-    <w:p>
+    <w:p ns2:paraId="7E5DC22B" ns2:textId="3E09DDFD">
       <w:pPr>
         <w:tabs>
           <w:tab w:val="left" w:pos="1701"/>
@@ -81,7 +81,7 @@
           <w:color w:val="000000"/>
           <w:kern w:val="0"/>
           <w:lang w:eastAsia="es-PE"/>
-          <w14:ligatures w14:val="none"/>
+          <ns2:ligatures ns2:val="none"/>
         </w:rPr>
       </w:pPr>
       <w:r>
@@ -91,7 +91,7 @@
           <w:color w:val="000000"/>
           <w:kern w:val="0"/>
           <w:lang w:eastAsia="es-PE"/>
-          <w14:ligatures w14:val="none"/>
+          <ns2:ligatures ns2:val="none"/>
         </w:rPr>
         <w:t xml:space="preserve">DENUNCIANTE:[DENUNCIANTE] (SEÑOR [APELLIDO])</w:t>
       </w:r>
@@ -102,7 +102,7 @@
           <w:color w:val="000000"/>
           <w:kern w:val="0"/>
           <w:lang w:eastAsia="es-PE"/>
-          <w14:ligatures w14:val="none"/>
+          <ns2:ligatures ns2:val="none"/>
         </w:rPr>
         <w:tab/>
         <w:t/>
@@ -114,7 +114,7 @@
           <w:color w:val="000000"/>
           <w:kern w:val="0"/>
           <w:lang w:eastAsia="es-PE"/>
-          <w14:ligatures w14:val="none"/>
+          <ns2:ligatures ns2:val="none"/>
         </w:rPr>
         <w:tab/>
       </w:r>
@@ -125,7 +125,7 @@
           <w:color w:val="000000"/>
           <w:kern w:val="0"/>
           <w:lang w:eastAsia="es-PE"/>
-          <w14:ligatures w14:val="none"/>
+          <ns2:ligatures ns2:val="none"/>
         </w:rPr>
         <w:t xml:space="preserve"/>
       </w:r>
@@ -136,7 +136,7 @@
           <w:color w:val="000000"/>
           <w:kern w:val="0"/>
           <w:lang w:eastAsia="es-PE"/>
-          <w14:ligatures w14:val="none"/>
+          <ns2:ligatures ns2:val="none"/>
         </w:rPr>
         <w:t xml:space="preserve"/>
       </w:r>
@@ -147,7 +147,7 @@
           <w:color w:val="000000"/>
           <w:kern w:val="0"/>
           <w:lang w:eastAsia="es-PE"/>
-          <w14:ligatures w14:val="none"/>
+          <ns2:ligatures ns2:val="none"/>
         </w:rPr>
         <w:t/>
       </w:r>
@@ -158,12 +158,12 @@
           <w:color w:val="000000"/>
           <w:kern w:val="0"/>
           <w:lang w:eastAsia="es-PE"/>
-          <w14:ligatures w14:val="none"/>
+          <ns2:ligatures ns2:val="none"/>
         </w:rPr>
         <w:t/>
       </w:r>
     </w:p>
-    <w:p>
+    <w:p ns2:paraId="6DEEEDFE" ns2:textId="3A307912">
       <w:pPr>
         <w:tabs>
           <w:tab w:val="left" w:pos="1701"/>
@@ -178,7 +178,7 @@
           <w:color w:val="000000"/>
           <w:kern w:val="0"/>
           <w:lang w:eastAsia="es-PE"/>
-          <w14:ligatures w14:val="none"/>
+          <ns2:ligatures ns2:val="none"/>
         </w:rPr>
       </w:pPr>
       <w:r>
@@ -188,7 +188,7 @@
           <w:color w:val="000000"/>
           <w:kern w:val="0"/>
           <w:lang w:eastAsia="es-PE"/>
-          <w14:ligatures w14:val="none"/>
+          <ns2:ligatures ns2:val="none"/>
         </w:rPr>
         <w:t>DENUNCIADO</w:t>
       </w:r>
@@ -199,7 +199,7 @@
           <w:color w:val="000000"/>
           <w:kern w:val="0"/>
           <w:lang w:eastAsia="es-PE"/>
-          <w14:ligatures w14:val="none"/>
+          <ns2:ligatures ns2:val="none"/>
         </w:rPr>
         <w:tab/>
         <w:t>:</w:t>
@@ -211,7 +211,7 @@
           <w:color w:val="000000"/>
           <w:kern w:val="0"/>
           <w:lang w:eastAsia="es-PE"/>
-          <w14:ligatures w14:val="none"/>
+          <ns2:ligatures ns2:val="none"/>
         </w:rPr>
         <w:tab/>
       </w:r>
@@ -223,7 +223,7 @@
           <w:color w:val="000000"/>
           <w:kern w:val="0"/>
           <w:lang w:eastAsia="es-PE"/>
-          <w14:ligatures w14:val="none"/>
+          <ns2:ligatures ns2:val="none"/>
         </w:rPr>
         <w:t xml:space="preserve">PACÍFICO COMPAÑÍA DE SEGUROS Y REASEGUROS S.A. </w:t>
       </w:r>
@@ -235,7 +235,7 @@
           <w:color w:val="000000"/>
           <w:kern w:val="0"/>
           <w:lang w:eastAsia="es-PE"/>
-          <w14:ligatures w14:val="none"/>
+          <ns2:ligatures ns2:val="none"/>
         </w:rPr>
         <w:t>(</w:t>
       </w:r>
@@ -247,7 +247,7 @@
           <w:color w:val="000000"/>
           <w:kern w:val="0"/>
           <w:lang w:eastAsia="es-PE"/>
-          <w14:ligatures w14:val="none"/>
+          <ns2:ligatures ns2:val="none"/>
         </w:rPr>
         <w:t>PACÍFICO</w:t>
       </w:r>
@@ -259,12 +259,12 @@
           <w:color w:val="000000"/>
           <w:kern w:val="0"/>
           <w:lang w:eastAsia="es-PE"/>
-          <w14:ligatures w14:val="none"/>
+          <ns2:ligatures ns2:val="none"/>
         </w:rPr>
         <w:t>)</w:t>
       </w:r>
     </w:p>
-    <w:p>
+    <w:p ns2:paraId="022D2B94" ns2:textId="77777777">
       <w:pPr>
         <w:tabs>
           <w:tab w:val="left" w:pos="1701"/>
@@ -279,7 +279,7 @@
           <w:color w:val="000000"/>
           <w:kern w:val="0"/>
           <w:lang w:eastAsia="es-PE"/>
-          <w14:ligatures w14:val="none"/>
+          <ns2:ligatures ns2:val="none"/>
         </w:rPr>
       </w:pPr>
       <w:r>
@@ -289,7 +289,7 @@
           <w:color w:val="000000"/>
           <w:kern w:val="0"/>
           <w:lang w:eastAsia="es-PE"/>
-          <w14:ligatures w14:val="none"/>
+          <ns2:ligatures ns2:val="none"/>
         </w:rPr>
         <w:t>MATERIAS</w:t>
       </w:r>
@@ -300,7 +300,7 @@
           <w:color w:val="000000"/>
           <w:kern w:val="0"/>
           <w:lang w:eastAsia="es-PE"/>
-          <w14:ligatures w14:val="none"/>
+          <ns2:ligatures ns2:val="none"/>
         </w:rPr>
         <w:tab/>
         <w:t xml:space="preserve">: </w:t>
@@ -312,13 +312,13 @@
           <w:color w:val="000000"/>
           <w:kern w:val="0"/>
           <w:lang w:eastAsia="es-PE"/>
-          <w14:ligatures w14:val="none"/>
+          <ns2:ligatures ns2:val="none"/>
         </w:rPr>
         <w:tab/>
         <w:t>ADMISIÓN A TRÁMITE</w:t>
       </w:r>
     </w:p>
-    <w:p>
+    <w:p ns2:paraId="19ED7B73" ns2:textId="77777777">
       <w:pPr>
         <w:tabs>
           <w:tab w:val="left" w:pos="1701"/>
@@ -333,7 +333,7 @@
           <w:color w:val="000000"/>
           <w:kern w:val="0"/>
           <w:lang w:eastAsia="es-PE"/>
-          <w14:ligatures w14:val="none"/>
+          <ns2:ligatures ns2:val="none"/>
         </w:rPr>
       </w:pPr>
       <w:r>
@@ -343,12 +343,12 @@
           <w:color w:val="000000"/>
           <w:kern w:val="0"/>
           <w:lang w:eastAsia="es-PE"/>
-          <w14:ligatures w14:val="none"/>
+          <ns2:ligatures ns2:val="none"/>
         </w:rPr>
         <w:t xml:space="preserve">REQUERIMIENTO DE INFORMACIÓN </w:t>
       </w:r>
     </w:p>
-    <w:p>
+    <w:p ns2:paraId="46A5A479" ns2:textId="7C919311">
       <w:pPr>
         <w:tabs>
           <w:tab w:val="left" w:pos="1701"/>
@@ -362,7 +362,7 @@
           <w:color w:val="000000"/>
           <w:kern w:val="0"/>
           <w:lang w:eastAsia="es-PE"/>
-          <w14:ligatures w14:val="none"/>
+          <ns2:ligatures ns2:val="none"/>
         </w:rPr>
       </w:pPr>
       <w:r>
@@ -372,7 +372,7 @@
           <w:color w:val="000000"/>
           <w:kern w:val="0"/>
           <w:lang w:eastAsia="es-PE"/>
-          <w14:ligatures w14:val="none"/>
+          <ns2:ligatures ns2:val="none"/>
         </w:rPr>
         <w:t xml:space="preserve">RESOLUCIÓN </w:t>
       </w:r>
@@ -383,7 +383,7 @@
           <w:color w:val="000000"/>
           <w:kern w:val="0"/>
           <w:lang w:eastAsia="es-PE"/>
-          <w14:ligatures w14:val="none"/>
+          <ns2:ligatures ns2:val="none"/>
         </w:rPr>
         <w:tab/>
         <w:t>:</w:t>
@@ -395,7 +395,7 @@
           <w:color w:val="000000"/>
           <w:kern w:val="0"/>
           <w:lang w:eastAsia="es-PE"/>
-          <w14:ligatures w14:val="none"/>
+          <ns2:ligatures ns2:val="none"/>
         </w:rPr>
         <w:tab/>
       </w:r>
@@ -406,12 +406,12 @@
           <w:color w:val="000000"/>
           <w:kern w:val="0"/>
           <w:lang w:eastAsia="es-PE"/>
-          <w14:ligatures w14:val="none"/>
+          <ns2:ligatures ns2:val="none"/>
         </w:rPr>
         <w:t>1</w:t>
       </w:r>
     </w:p>
-    <w:p>
+    <w:p ns2:paraId="5BA3A18D" ns2:textId="77777777">
       <w:pPr>
         <w:tabs>
           <w:tab w:val="left" w:pos="1014"/>
@@ -424,11 +424,11 @@
           <w:kern w:val="0"/>
           <w:shd w:val="clear" w:color="auto" w:fill="FFFFFF"/>
           <w:lang w:eastAsia="es-PE"/>
-          <w14:ligatures w14:val="none"/>
-        </w:rPr>
-      </w:pPr>
-    </w:p>
-    <w:p>
+          <ns2:ligatures ns2:val="none"/>
+        </w:rPr>
+      </w:pPr>
+    </w:p>
+    <w:p ns2:paraId="2F799822" ns2:textId="4F21945D">
       <w:pPr>
         <w:tabs>
           <w:tab w:val="left" w:pos="1014"/>
@@ -441,7 +441,7 @@
           <w:kern w:val="0"/>
           <w:shd w:val="clear" w:color="auto" w:fill="FFFFFF"/>
           <w:lang w:eastAsia="es-PE"/>
-          <w14:ligatures w14:val="none"/>
+          <ns2:ligatures ns2:val="none"/>
         </w:rPr>
       </w:pPr>
       <w:r>
@@ -451,7 +451,7 @@
           <w:kern w:val="0"/>
           <w:shd w:val="clear" w:color="auto" w:fill="FFFFFF"/>
           <w:lang w:eastAsia="es-PE"/>
-          <w14:ligatures w14:val="none"/>
+          <ns2:ligatures ns2:val="none"/>
         </w:rPr>
         <w:t xml:space="preserve">Lima, </w:t>
       </w:r>
@@ -462,7 +462,7 @@
           <w:kern w:val="0"/>
           <w:shd w:val="clear" w:color="auto" w:fill="FFFFFF"/>
           <w:lang w:eastAsia="es-PE"/>
-          <w14:ligatures w14:val="none"/>
+          <ns2:ligatures ns2:val="none"/>
         </w:rPr>
         <w:t>12</w:t>
       </w:r>
@@ -473,7 +473,7 @@
           <w:kern w:val="0"/>
           <w:shd w:val="clear" w:color="auto" w:fill="FFFFFF"/>
           <w:lang w:eastAsia="es-PE"/>
-          <w14:ligatures w14:val="none"/>
+          <ns2:ligatures ns2:val="none"/>
         </w:rPr>
         <w:t xml:space="preserve"> de </w:t>
       </w:r>
@@ -484,7 +484,7 @@
           <w:kern w:val="0"/>
           <w:shd w:val="clear" w:color="auto" w:fill="FFFFFF"/>
           <w:lang w:eastAsia="es-PE"/>
-          <w14:ligatures w14:val="none"/>
+          <ns2:ligatures ns2:val="none"/>
         </w:rPr>
         <w:t>setiembre</w:t>
       </w:r>
@@ -495,12 +495,12 @@
           <w:kern w:val="0"/>
           <w:shd w:val="clear" w:color="auto" w:fill="FFFFFF"/>
           <w:lang w:eastAsia="es-PE"/>
-          <w14:ligatures w14:val="none"/>
+          <ns2:ligatures ns2:val="none"/>
         </w:rPr>
         <w:t xml:space="preserve"> de 2025</w:t>
       </w:r>
     </w:p>
-    <w:p>
+    <w:p ns2:paraId="66CE1821" ns2:textId="77777777">
       <w:pPr>
         <w:tabs>
           <w:tab w:val="left" w:pos="1014"/>
@@ -512,11 +512,11 @@
           <w:color w:val="000000"/>
           <w:kern w:val="0"/>
           <w:lang w:eastAsia="es-PE"/>
-          <w14:ligatures w14:val="none"/>
-        </w:rPr>
-      </w:pPr>
-    </w:p>
-    <w:p>
+          <ns2:ligatures ns2:val="none"/>
+        </w:rPr>
+      </w:pPr>
+    </w:p>
+    <w:p ns2:paraId="0B80AAA5" ns2:textId="77777777">
       <w:pPr>
         <w:numPr>
           <w:ilvl w:val="0"/>
@@ -530,7 +530,7 @@
           <w:color w:val="000000"/>
           <w:kern w:val="0"/>
           <w:lang w:eastAsia="es-PE"/>
-          <w14:ligatures w14:val="none"/>
+          <ns2:ligatures ns2:val="none"/>
         </w:rPr>
       </w:pPr>
       <w:r>
@@ -540,12 +540,12 @@
           <w:color w:val="000000"/>
           <w:kern w:val="0"/>
           <w:lang w:eastAsia="es-PE"/>
-          <w14:ligatures w14:val="none"/>
+          <ns2:ligatures ns2:val="none"/>
         </w:rPr>
         <w:t xml:space="preserve">HECHOS </w:t>
       </w:r>
     </w:p>
-    <w:p>
+    <w:p ns2:paraId="621F2AB2" ns2:textId="77777777">
       <w:pPr>
         <w:spacing w:after="0" w:line="240" w:lineRule="auto"/>
         <w:jc w:val="both"/>
@@ -554,11 +554,11 @@
           <w:color w:val="000000"/>
           <w:kern w:val="0"/>
           <w:lang w:eastAsia="es-PE"/>
-          <w14:ligatures w14:val="none"/>
-        </w:rPr>
-      </w:pPr>
-    </w:p>
-    <w:p>
+          <ns2:ligatures ns2:val="none"/>
+        </w:rPr>
+      </w:pPr>
+    </w:p>
+    <w:p ns2:paraId="60B5D5B0" ns2:textId="62C49A20">
       <w:pPr>
         <w:numPr>
           <w:ilvl w:val="1"/>
@@ -572,7 +572,7 @@
           <w:color w:val="000000"/>
           <w:kern w:val="0"/>
           <w:lang w:val="es-ES" w:eastAsia="es-ES"/>
-          <w14:ligatures w14:val="none"/>
+          <ns2:ligatures ns2:val="none"/>
         </w:rPr>
       </w:pPr>
       <w:r>
@@ -581,7 +581,7 @@
           <w:color w:val="000000"/>
           <w:kern w:val="0"/>
           <w:lang w:val="es-ES" w:eastAsia="es-ES"/>
-          <w14:ligatures w14:val="none"/>
+          <ns2:ligatures ns2:val="none"/>
         </w:rPr>
         <w:t xml:space="preserve">Mediante el escrito del 27 de mayo del 2025, subsanada mediante escrito del 22 de julio de 2025, el señor [APELLIDO] denunció a Pacífico por presuntas infracciones a la Ley 29571, Código de Protección y Defensa del Consumidor (en adelante, Código), señalando lo siguiente:</w:t>
       </w:r>
@@ -591,7 +591,7 @@
           <w:color w:val="000000"/>
           <w:kern w:val="0"/>
           <w:lang w:val="es-ES" w:eastAsia="es-ES"/>
-          <w14:ligatures w14:val="none"/>
+          <ns2:ligatures ns2:val="none"/>
         </w:rPr>
         <w:t/>
       </w:r>
@@ -603,7 +603,7 @@
           <w:kern w:val="0"/>
           <w:vertAlign w:val="superscript"/>
           <w:lang w:val="es-ES" w:eastAsia="es-ES"/>
-          <w14:ligatures w14:val="none"/>
+          <ns2:ligatures ns2:val="none"/>
         </w:rPr>
         <w:footnoteReference w:id="1"/>
       </w:r>
@@ -613,7 +613,7 @@
           <w:color w:val="000000"/>
           <w:kern w:val="0"/>
           <w:lang w:val="es-ES" w:eastAsia="es-ES"/>
-          <w14:ligatures w14:val="none"/>
+          <ns2:ligatures ns2:val="none"/>
         </w:rPr>
         <w:t xml:space="preserve"/>
       </w:r>
@@ -623,7 +623,7 @@
           <w:color w:val="000000"/>
           <w:kern w:val="0"/>
           <w:lang w:val="es-ES" w:eastAsia="es-ES"/>
-          <w14:ligatures w14:val="none"/>
+          <ns2:ligatures ns2:val="none"/>
         </w:rPr>
         <w:t/>
       </w:r>
@@ -631,7 +631,7 @@
         <w:rPr>
           <w:rFonts w:ascii="Arial Narrow" w:eastAsia="Calibri" w:hAnsi="Arial Narrow" w:cs="Arial"/>
           <w:kern w:val="0"/>
-          <w14:ligatures w14:val="none"/>
+          <ns2:ligatures ns2:val="none"/>
         </w:rPr>
         <w:t/>
       </w:r>
@@ -639,7 +639,7 @@
         <w:rPr>
           <w:rFonts w:ascii="Arial Narrow" w:eastAsia="Calibri" w:hAnsi="Arial Narrow" w:cs="Arial"/>
           <w:kern w:val="0"/>
-          <w14:ligatures w14:val="none"/>
+          <ns2:ligatures ns2:val="none"/>
         </w:rPr>
         <w:t xml:space="preserve"/>
       </w:r>
@@ -647,7 +647,7 @@
         <w:rPr>
           <w:rFonts w:ascii="Arial Narrow" w:eastAsia="Calibri" w:hAnsi="Arial Narrow" w:cs="Arial"/>
           <w:kern w:val="0"/>
-          <w14:ligatures w14:val="none"/>
+          <ns2:ligatures ns2:val="none"/>
         </w:rPr>
         <w:t/>
       </w:r>
@@ -655,7 +655,7 @@
         <w:rPr>
           <w:rFonts w:ascii="Arial Narrow" w:eastAsia="Calibri" w:hAnsi="Arial Narrow" w:cs="Arial"/>
           <w:kern w:val="0"/>
-          <w14:ligatures w14:val="none"/>
+          <ns2:ligatures ns2:val="none"/>
         </w:rPr>
         <w:t xml:space="preserve"/>
       </w:r>
@@ -663,7 +663,7 @@
         <w:rPr>
           <w:rFonts w:ascii="Arial Narrow" w:eastAsia="Calibri" w:hAnsi="Arial Narrow" w:cs="Arial"/>
           <w:kern w:val="0"/>
-          <w14:ligatures w14:val="none"/>
+          <ns2:ligatures ns2:val="none"/>
         </w:rPr>
         <w:t xml:space="preserve"/>
       </w:r>
@@ -671,7 +671,7 @@
         <w:rPr>
           <w:rFonts w:ascii="Arial Narrow" w:eastAsia="Calibri" w:hAnsi="Arial Narrow" w:cs="Arial"/>
           <w:kern w:val="0"/>
-          <w14:ligatures w14:val="none"/>
+          <ns2:ligatures ns2:val="none"/>
         </w:rPr>
         <w:t/>
       </w:r>
@@ -681,7 +681,7 @@
           <w:color w:val="000000"/>
           <w:kern w:val="0"/>
           <w:lang w:val="es-ES" w:eastAsia="es-ES"/>
-          <w14:ligatures w14:val="none"/>
+          <ns2:ligatures ns2:val="none"/>
         </w:rPr>
         <w:t xml:space="preserve"/>
       </w:r>
@@ -691,7 +691,7 @@
           <w:color w:val="000000"/>
           <w:kern w:val="0"/>
           <w:lang w:val="es-ES" w:eastAsia="es-ES"/>
-          <w14:ligatures w14:val="none"/>
+          <ns2:ligatures ns2:val="none"/>
         </w:rPr>
         <w:t xml:space="preserve"/>
       </w:r>
@@ -701,7 +701,7 @@
           <w:color w:val="000000"/>
           <w:kern w:val="0"/>
           <w:lang w:val="es-ES" w:eastAsia="es-ES"/>
-          <w14:ligatures w14:val="none"/>
+          <ns2:ligatures ns2:val="none"/>
         </w:rPr>
         <w:t/>
       </w:r>
@@ -713,7 +713,7 @@
           <w:kern w:val="0"/>
           <w:vertAlign w:val="superscript"/>
           <w:lang w:val="es-ES" w:eastAsia="es-ES"/>
-          <w14:ligatures w14:val="none"/>
+          <ns2:ligatures ns2:val="none"/>
         </w:rPr>
         <w:footnoteReference w:id="2"/>
       </w:r>
@@ -723,7 +723,7 @@
           <w:color w:val="000000"/>
           <w:kern w:val="0"/>
           <w:lang w:val="es-ES" w:eastAsia="es-ES"/>
-          <w14:ligatures w14:val="none"/>
+          <ns2:ligatures ns2:val="none"/>
         </w:rPr>
         <w:t xml:space="preserve"/>
       </w:r>
@@ -734,12 +734,12 @@
           <w:color w:val="000000"/>
           <w:kern w:val="0"/>
           <w:lang w:val="es-ES" w:eastAsia="es-ES"/>
-          <w14:ligatures w14:val="none"/>
+          <ns2:ligatures ns2:val="none"/>
         </w:rPr>
         <w:t/>
       </w:r>
     </w:p>
-    <w:p>
+    <w:p ns2:paraId="3AD3B7C6" ns2:textId="77777777">
       <w:pPr>
         <w:tabs>
           <w:tab w:val="left" w:pos="1134"/>
@@ -751,11 +751,11 @@
           <w:color w:val="000000"/>
           <w:kern w:val="0"/>
           <w:lang w:val="es-ES" w:eastAsia="es-ES"/>
-          <w14:ligatures w14:val="none"/>
-        </w:rPr>
-      </w:pPr>
-    </w:p>
-    <w:p>
+          <ns2:ligatures ns2:val="none"/>
+        </w:rPr>
+      </w:pPr>
+    </w:p>
+    <w:p ns2:paraId="5BBA85E7" ns2:textId="2B5BC488">
       <w:pPr>
         <w:pStyle w:val="Prrafodelista"/>
         <w:numPr>
@@ -774,16 +774,16 @@
           <w:color w:val="000000"/>
           <w:kern w:val="0"/>
           <w:lang w:eastAsia="es-ES"/>
-          <w14:ligatures w14:val="none"/>
-        </w:rPr>
-      </w:pPr>
-      <w:r>
-        <w:rPr>
-          <w:rFonts w:ascii="Arial Narrow" w:eastAsia="Times New Roman" w:hAnsi="Arial Narrow" w:cs="Arial"/>
-          <w:color w:val="000000"/>
-          <w:kern w:val="0"/>
-          <w:lang w:eastAsia="es-ES"/>
-          <w14:ligatures w14:val="none"/>
+          <ns2:ligatures ns2:val="none"/>
+        </w:rPr>
+      </w:pPr>
+      <w:r>
+        <w:rPr>
+          <w:rFonts w:ascii="Arial Narrow" w:eastAsia="Times New Roman" w:hAnsi="Arial Narrow" w:cs="Arial"/>
+          <w:color w:val="000000"/>
+          <w:kern w:val="0"/>
+          <w:lang w:eastAsia="es-ES"/>
+          <ns2:ligatures ns2:val="none"/>
         </w:rPr>
         <w:t>Con anterioridad al 16 de agosto de 2024, contrató</w:t>
       </w:r>
@@ -793,7 +793,7 @@
           <w:color w:val="000000"/>
           <w:kern w:val="0"/>
           <w:lang w:eastAsia="es-ES"/>
-          <w14:ligatures w14:val="none"/>
+          <ns2:ligatures ns2:val="none"/>
         </w:rPr>
         <w:t xml:space="preserve"> con Pacífico</w:t>
       </w:r>
@@ -803,7 +803,7 @@
           <w:color w:val="000000"/>
           <w:kern w:val="0"/>
           <w:lang w:eastAsia="es-ES"/>
-          <w14:ligatures w14:val="none"/>
+          <ns2:ligatures ns2:val="none"/>
         </w:rPr>
         <w:t xml:space="preserve"> el Seguro Vida Devolución Plus – Póliza </w:t>
       </w:r>
@@ -813,7 +813,7 @@
           <w:color w:val="000000"/>
           <w:kern w:val="0"/>
           <w:lang w:eastAsia="es-ES"/>
-          <w14:ligatures w14:val="none"/>
+          <ns2:ligatures ns2:val="none"/>
         </w:rPr>
         <w:t>2000066123</w:t>
       </w:r>
@@ -823,7 +823,7 @@
           <w:color w:val="000000"/>
           <w:kern w:val="0"/>
           <w:lang w:eastAsia="es-ES"/>
-          <w14:ligatures w14:val="none"/>
+          <ns2:ligatures ns2:val="none"/>
         </w:rPr>
         <w:t xml:space="preserve">, el Seguro Vida Devolución Plus – Póliza </w:t>
       </w:r>
@@ -833,7 +833,7 @@
           <w:color w:val="000000"/>
           <w:kern w:val="0"/>
           <w:lang w:eastAsia="es-ES"/>
-          <w14:ligatures w14:val="none"/>
+          <ns2:ligatures ns2:val="none"/>
         </w:rPr>
         <w:t>2000066124</w:t>
       </w:r>
@@ -843,12 +843,12 @@
           <w:color w:val="000000"/>
           <w:kern w:val="0"/>
           <w:lang w:eastAsia="es-ES"/>
-          <w14:ligatures w14:val="none"/>
+          <ns2:ligatures ns2:val="none"/>
         </w:rPr>
         <w:t>, el Seguro AP Devolución 15 Años – Póliza 1870252052 y el Seguro Devolución Total 15 – Póliza 1810111638.</w:t>
       </w:r>
     </w:p>
-    <w:p>
+    <w:p ns2:paraId="56928FDA" ns2:textId="77777777">
       <w:pPr>
         <w:pStyle w:val="Prrafodelista"/>
         <w:tabs>
@@ -862,11 +862,11 @@
           <w:color w:val="000000"/>
           <w:kern w:val="0"/>
           <w:lang w:eastAsia="es-ES"/>
-          <w14:ligatures w14:val="none"/>
-        </w:rPr>
-      </w:pPr>
-    </w:p>
-    <w:p>
+          <ns2:ligatures ns2:val="none"/>
+        </w:rPr>
+      </w:pPr>
+    </w:p>
+    <w:p ns2:paraId="789EB95A" ns2:textId="77777777">
       <w:pPr>
         <w:pStyle w:val="Prrafodelista"/>
         <w:numPr>
@@ -885,16 +885,16 @@
           <w:color w:val="000000"/>
           <w:kern w:val="0"/>
           <w:lang w:eastAsia="es-ES"/>
-          <w14:ligatures w14:val="none"/>
-        </w:rPr>
-      </w:pPr>
-      <w:r>
-        <w:rPr>
-          <w:rFonts w:ascii="Arial Narrow" w:eastAsia="Times New Roman" w:hAnsi="Arial Narrow" w:cs="Arial"/>
-          <w:color w:val="000000"/>
-          <w:kern w:val="0"/>
-          <w:lang w:eastAsia="es-ES"/>
-          <w14:ligatures w14:val="none"/>
+          <ns2:ligatures ns2:val="none"/>
+        </w:rPr>
+      </w:pPr>
+      <w:r>
+        <w:rPr>
+          <w:rFonts w:ascii="Arial Narrow" w:eastAsia="Times New Roman" w:hAnsi="Arial Narrow" w:cs="Arial"/>
+          <w:color w:val="000000"/>
+          <w:kern w:val="0"/>
+          <w:lang w:eastAsia="es-ES"/>
+          <ns2:ligatures ns2:val="none"/>
         </w:rPr>
         <w:t>El</w:t>
       </w:r>
@@ -904,7 +904,7 @@
           <w:color w:val="000000"/>
           <w:kern w:val="0"/>
           <w:lang w:eastAsia="es-ES"/>
-          <w14:ligatures w14:val="none"/>
+          <ns2:ligatures ns2:val="none"/>
         </w:rPr>
         <w:t xml:space="preserve"> 16 de agosto de 2024, gestionó ante </w:t>
       </w:r>
@@ -914,7 +914,7 @@
           <w:color w:val="000000"/>
           <w:kern w:val="0"/>
           <w:lang w:eastAsia="es-ES"/>
-          <w14:ligatures w14:val="none"/>
+          <ns2:ligatures ns2:val="none"/>
         </w:rPr>
         <w:t xml:space="preserve">Pacífico </w:t>
       </w:r>
@@ -924,7 +924,7 @@
           <w:color w:val="000000"/>
           <w:kern w:val="0"/>
           <w:lang w:eastAsia="es-ES"/>
-          <w14:ligatures w14:val="none"/>
+          <ns2:ligatures ns2:val="none"/>
         </w:rPr>
         <w:t>la regularización de pagos y la presentación de documentos requeridos con la finalidad de solicitar la rehabilitación de las pólizas de seguro contratadas</w:t>
       </w:r>
@@ -934,7 +934,7 @@
           <w:color w:val="000000"/>
           <w:kern w:val="0"/>
           <w:lang w:eastAsia="es-ES"/>
-          <w14:ligatures w14:val="none"/>
+          <ns2:ligatures ns2:val="none"/>
         </w:rPr>
         <w:t xml:space="preserve"> y la compañía aseguradora le entregó modelos a llenar para presentar su solicitud de rehabilitación</w:t>
       </w:r>
@@ -944,7 +944,7 @@
           <w:color w:val="000000"/>
           <w:kern w:val="0"/>
           <w:lang w:eastAsia="es-ES"/>
-          <w14:ligatures w14:val="none"/>
+          <ns2:ligatures ns2:val="none"/>
         </w:rPr>
         <w:t>.</w:t>
       </w:r>
@@ -954,12 +954,12 @@
           <w:color w:val="000000"/>
           <w:kern w:val="0"/>
           <w:lang w:eastAsia="es-ES"/>
-          <w14:ligatures w14:val="none"/>
+          <ns2:ligatures ns2:val="none"/>
         </w:rPr>
         <w:t xml:space="preserve"> </w:t>
       </w:r>
     </w:p>
-    <w:p>
+    <w:p ns2:paraId="7C39A349" ns2:textId="77777777">
       <w:pPr>
         <w:pStyle w:val="Prrafodelista"/>
         <w:spacing w:line="240" w:lineRule="auto"/>
@@ -968,11 +968,11 @@
           <w:color w:val="000000"/>
           <w:kern w:val="0"/>
           <w:lang w:eastAsia="es-ES"/>
-          <w14:ligatures w14:val="none"/>
-        </w:rPr>
-      </w:pPr>
-    </w:p>
-    <w:p>
+          <ns2:ligatures ns2:val="none"/>
+        </w:rPr>
+      </w:pPr>
+    </w:p>
+    <w:p ns2:paraId="10FC2B84" ns2:textId="15796551">
       <w:pPr>
         <w:pStyle w:val="Prrafodelista"/>
         <w:numPr>
@@ -991,16 +991,16 @@
           <w:color w:val="000000"/>
           <w:kern w:val="0"/>
           <w:lang w:eastAsia="es-ES"/>
-          <w14:ligatures w14:val="none"/>
-        </w:rPr>
-      </w:pPr>
-      <w:r>
-        <w:rPr>
-          <w:rFonts w:ascii="Arial Narrow" w:eastAsia="Times New Roman" w:hAnsi="Arial Narrow" w:cs="Arial"/>
-          <w:color w:val="000000"/>
-          <w:kern w:val="0"/>
-          <w:lang w:eastAsia="es-ES"/>
-          <w14:ligatures w14:val="none"/>
+          <ns2:ligatures ns2:val="none"/>
+        </w:rPr>
+      </w:pPr>
+      <w:r>
+        <w:rPr>
+          <w:rFonts w:ascii="Arial Narrow" w:eastAsia="Times New Roman" w:hAnsi="Arial Narrow" w:cs="Arial"/>
+          <w:color w:val="000000"/>
+          <w:kern w:val="0"/>
+          <w:lang w:eastAsia="es-ES"/>
+          <ns2:ligatures ns2:val="none"/>
         </w:rPr>
         <w:t>El 24 de agosto de 2024, envió los documentos mediante cuatro correos electrónicos individuales</w:t>
       </w:r>
@@ -1010,7 +1010,7 @@
           <w:color w:val="000000"/>
           <w:kern w:val="0"/>
           <w:lang w:eastAsia="es-ES"/>
-          <w14:ligatures w14:val="none"/>
+          <ns2:ligatures ns2:val="none"/>
         </w:rPr>
         <w:t xml:space="preserve"> solicitando la rehabilitación de los seguros contratados</w:t>
       </w:r>
@@ -1020,7 +1020,7 @@
           <w:color w:val="000000"/>
           <w:kern w:val="0"/>
           <w:lang w:eastAsia="es-ES"/>
-          <w14:ligatures w14:val="none"/>
+          <ns2:ligatures ns2:val="none"/>
         </w:rPr>
         <w:t>, correspondientes a cada póliza.</w:t>
       </w:r>
@@ -1030,7 +1030,7 @@
           <w:color w:val="000000"/>
           <w:kern w:val="0"/>
           <w:lang w:eastAsia="es-ES"/>
-          <w14:ligatures w14:val="none"/>
+          <ns2:ligatures ns2:val="none"/>
         </w:rPr>
         <w:t xml:space="preserve"> El mismo día</w:t>
       </w:r>
@@ -1040,7 +1040,7 @@
           <w:color w:val="000000"/>
           <w:kern w:val="0"/>
           <w:lang w:eastAsia="es-ES"/>
-          <w14:ligatures w14:val="none"/>
+          <ns2:ligatures ns2:val="none"/>
         </w:rPr>
         <w:t xml:space="preserve">, </w:t>
       </w:r>
@@ -1050,7 +1050,7 @@
           <w:color w:val="000000"/>
           <w:kern w:val="0"/>
           <w:lang w:eastAsia="es-ES"/>
-          <w14:ligatures w14:val="none"/>
+          <ns2:ligatures ns2:val="none"/>
         </w:rPr>
         <w:t xml:space="preserve">Pacífico </w:t>
       </w:r>
@@ -1060,7 +1060,7 @@
           <w:color w:val="000000"/>
           <w:kern w:val="0"/>
           <w:lang w:eastAsia="es-ES"/>
-          <w14:ligatures w14:val="none"/>
+          <ns2:ligatures ns2:val="none"/>
         </w:rPr>
         <w:t xml:space="preserve">respondió </w:t>
       </w:r>
@@ -1070,7 +1070,7 @@
           <w:color w:val="000000"/>
           <w:kern w:val="0"/>
           <w:lang w:eastAsia="es-ES"/>
-          <w14:ligatures w14:val="none"/>
+          <ns2:ligatures ns2:val="none"/>
         </w:rPr>
         <w:t xml:space="preserve">cada correo </w:t>
       </w:r>
@@ -1080,7 +1080,7 @@
           <w:color w:val="000000"/>
           <w:kern w:val="0"/>
           <w:lang w:eastAsia="es-ES"/>
-          <w14:ligatures w14:val="none"/>
+          <ns2:ligatures ns2:val="none"/>
         </w:rPr>
         <w:t xml:space="preserve">manifestando que emitiría respuesta </w:t>
       </w:r>
@@ -1090,7 +1090,7 @@
           <w:color w:val="000000"/>
           <w:kern w:val="0"/>
           <w:lang w:eastAsia="es-ES"/>
-          <w14:ligatures w14:val="none"/>
+          <ns2:ligatures ns2:val="none"/>
         </w:rPr>
         <w:t xml:space="preserve">para cada solicitud de rehabilitación </w:t>
       </w:r>
@@ -1100,7 +1100,7 @@
           <w:color w:val="000000"/>
           <w:kern w:val="0"/>
           <w:lang w:eastAsia="es-ES"/>
-          <w14:ligatures w14:val="none"/>
+          <ns2:ligatures ns2:val="none"/>
         </w:rPr>
         <w:t>en un plazo de 48 horas.</w:t>
       </w:r>
@@ -1110,12 +1110,12 @@
           <w:color w:val="000000"/>
           <w:kern w:val="0"/>
           <w:lang w:eastAsia="es-ES"/>
-          <w14:ligatures w14:val="none"/>
+          <ns2:ligatures ns2:val="none"/>
         </w:rPr>
         <w:t xml:space="preserve"> </w:t>
       </w:r>
     </w:p>
-    <w:p>
+    <w:p ns2:paraId="351E2A9D" ns2:textId="77777777">
       <w:pPr>
         <w:pStyle w:val="Prrafodelista"/>
         <w:tabs>
@@ -1128,11 +1128,11 @@
           <w:color w:val="000000"/>
           <w:kern w:val="0"/>
           <w:lang w:eastAsia="es-ES"/>
-          <w14:ligatures w14:val="none"/>
-        </w:rPr>
-      </w:pPr>
-    </w:p>
-    <w:p>
+          <ns2:ligatures ns2:val="none"/>
+        </w:rPr>
+      </w:pPr>
+    </w:p>
+    <w:p ns2:paraId="180191AE" ns2:textId="4B94682D">
       <w:pPr>
         <w:pStyle w:val="Prrafodelista"/>
         <w:numPr>
@@ -1151,16 +1151,16 @@
           <w:color w:val="000000"/>
           <w:kern w:val="0"/>
           <w:lang w:eastAsia="es-ES"/>
-          <w14:ligatures w14:val="none"/>
-        </w:rPr>
-      </w:pPr>
-      <w:r>
-        <w:rPr>
-          <w:rFonts w:ascii="Arial Narrow" w:eastAsia="Times New Roman" w:hAnsi="Arial Narrow" w:cs="Arial"/>
-          <w:color w:val="000000"/>
-          <w:kern w:val="0"/>
-          <w:lang w:eastAsia="es-ES"/>
-          <w14:ligatures w14:val="none"/>
+          <ns2:ligatures ns2:val="none"/>
+        </w:rPr>
+      </w:pPr>
+      <w:r>
+        <w:rPr>
+          <w:rFonts w:ascii="Arial Narrow" w:eastAsia="Times New Roman" w:hAnsi="Arial Narrow" w:cs="Arial"/>
+          <w:color w:val="000000"/>
+          <w:kern w:val="0"/>
+          <w:lang w:eastAsia="es-ES"/>
+          <ns2:ligatures ns2:val="none"/>
         </w:rPr>
         <w:t xml:space="preserve">El 26 de agosto de 2024, </w:t>
       </w:r>
@@ -1170,7 +1170,7 @@
           <w:color w:val="000000"/>
           <w:kern w:val="0"/>
           <w:lang w:eastAsia="es-ES"/>
-          <w14:ligatures w14:val="none"/>
+          <ns2:ligatures ns2:val="none"/>
         </w:rPr>
         <w:t>Pacífico le r</w:t>
       </w:r>
@@ -1180,7 +1180,7 @@
           <w:color w:val="000000"/>
           <w:kern w:val="0"/>
           <w:lang w:eastAsia="es-ES"/>
-          <w14:ligatures w14:val="none"/>
+          <ns2:ligatures ns2:val="none"/>
         </w:rPr>
         <w:t>espondió indicando la derivación de la solicitud SS-0019331182 correspondiente a la póliza 1870252052, señalando que sería gestionada en un plazo de 12 días hábiles.</w:t>
       </w:r>
@@ -1190,7 +1190,7 @@
           <w:color w:val="000000"/>
           <w:kern w:val="0"/>
           <w:lang w:eastAsia="es-ES"/>
-          <w14:ligatures w14:val="none"/>
+          <ns2:ligatures ns2:val="none"/>
         </w:rPr>
         <w:t xml:space="preserve"> El mismo día</w:t>
       </w:r>
@@ -1200,7 +1200,7 @@
           <w:color w:val="000000"/>
           <w:kern w:val="0"/>
           <w:lang w:eastAsia="es-ES"/>
-          <w14:ligatures w14:val="none"/>
+          <ns2:ligatures ns2:val="none"/>
         </w:rPr>
         <w:t xml:space="preserve">, </w:t>
       </w:r>
@@ -1210,7 +1210,7 @@
           <w:color w:val="000000"/>
           <w:kern w:val="0"/>
           <w:lang w:eastAsia="es-ES"/>
-          <w14:ligatures w14:val="none"/>
+          <ns2:ligatures ns2:val="none"/>
         </w:rPr>
         <w:t xml:space="preserve">Pacífico </w:t>
       </w:r>
@@ -1220,7 +1220,7 @@
           <w:color w:val="000000"/>
           <w:kern w:val="0"/>
           <w:lang w:eastAsia="es-ES"/>
-          <w14:ligatures w14:val="none"/>
+          <ns2:ligatures ns2:val="none"/>
         </w:rPr>
         <w:t>también informó la derivación de las solicitudes SS-0019331164, SS-0019331211 y SS-0019331233, sin precisar a qué pólizas correspondían</w:t>
       </w:r>
@@ -1230,12 +1230,12 @@
           <w:color w:val="000000"/>
           <w:kern w:val="0"/>
           <w:lang w:eastAsia="es-ES"/>
-          <w14:ligatures w14:val="none"/>
+          <ns2:ligatures ns2:val="none"/>
         </w:rPr>
         <w:t>.</w:t>
       </w:r>
     </w:p>
-    <w:p>
+    <w:p ns2:paraId="0F3E74AA" ns2:textId="77777777">
       <w:pPr>
         <w:pStyle w:val="Prrafodelista"/>
         <w:tabs>
@@ -1248,11 +1248,11 @@
           <w:color w:val="000000"/>
           <w:kern w:val="0"/>
           <w:lang w:eastAsia="es-ES"/>
-          <w14:ligatures w14:val="none"/>
-        </w:rPr>
-      </w:pPr>
-    </w:p>
-    <w:p>
+          <ns2:ligatures ns2:val="none"/>
+        </w:rPr>
+      </w:pPr>
+    </w:p>
+    <w:p ns2:paraId="51074C9A" ns2:textId="46859D68">
       <w:pPr>
         <w:pStyle w:val="Prrafodelista"/>
         <w:numPr>
@@ -1271,16 +1271,16 @@
           <w:color w:val="000000"/>
           <w:kern w:val="0"/>
           <w:lang w:eastAsia="es-ES"/>
-          <w14:ligatures w14:val="none"/>
-        </w:rPr>
-      </w:pPr>
-      <w:r>
-        <w:rPr>
-          <w:rFonts w:ascii="Arial Narrow" w:eastAsia="Times New Roman" w:hAnsi="Arial Narrow" w:cs="Arial"/>
-          <w:color w:val="000000"/>
-          <w:kern w:val="0"/>
-          <w:lang w:eastAsia="es-ES"/>
-          <w14:ligatures w14:val="none"/>
+          <ns2:ligatures ns2:val="none"/>
+        </w:rPr>
+      </w:pPr>
+      <w:r>
+        <w:rPr>
+          <w:rFonts w:ascii="Arial Narrow" w:eastAsia="Times New Roman" w:hAnsi="Arial Narrow" w:cs="Arial"/>
+          <w:color w:val="000000"/>
+          <w:kern w:val="0"/>
+          <w:lang w:eastAsia="es-ES"/>
+          <ns2:ligatures ns2:val="none"/>
         </w:rPr>
         <w:t xml:space="preserve">El 27 de agosto de 2024, </w:t>
       </w:r>
@@ -1290,7 +1290,7 @@
           <w:color w:val="000000"/>
           <w:kern w:val="0"/>
           <w:lang w:eastAsia="es-ES"/>
-          <w14:ligatures w14:val="none"/>
+          <ns2:ligatures ns2:val="none"/>
         </w:rPr>
         <w:t xml:space="preserve">Pacífico le </w:t>
       </w:r>
@@ -1300,7 +1300,7 @@
           <w:color w:val="000000"/>
           <w:kern w:val="0"/>
           <w:lang w:eastAsia="es-ES"/>
-          <w14:ligatures w14:val="none"/>
+          <ns2:ligatures ns2:val="none"/>
         </w:rPr>
         <w:t>solicitó un informe médico que detallara el diagnóstico o causa, tratamiento, evolución y estado actual de salud, así como resultados de estudios realizados relacionados con enfermedad tiroidea, como perfil tiroideo, perfil lipídico, ecografías, biopsias, entre otros</w:t>
       </w:r>
@@ -1310,12 +1310,12 @@
           <w:color w:val="000000"/>
           <w:kern w:val="0"/>
           <w:lang w:eastAsia="es-ES"/>
-          <w14:ligatures w14:val="none"/>
+          <ns2:ligatures ns2:val="none"/>
         </w:rPr>
         <w:t>.</w:t>
       </w:r>
     </w:p>
-    <w:p>
+    <w:p ns2:paraId="2012982C" ns2:textId="77777777">
       <w:pPr>
         <w:pStyle w:val="Prrafodelista"/>
         <w:tabs>
@@ -1328,11 +1328,11 @@
           <w:color w:val="000000"/>
           <w:kern w:val="0"/>
           <w:lang w:eastAsia="es-ES"/>
-          <w14:ligatures w14:val="none"/>
-        </w:rPr>
-      </w:pPr>
-    </w:p>
-    <w:p>
+          <ns2:ligatures ns2:val="none"/>
+        </w:rPr>
+      </w:pPr>
+    </w:p>
+    <w:p ns2:paraId="1C747946" ns2:textId="340FAB19">
       <w:pPr>
         <w:pStyle w:val="Prrafodelista"/>
         <w:numPr>
@@ -1351,16 +1351,16 @@
           <w:color w:val="000000"/>
           <w:kern w:val="0"/>
           <w:lang w:eastAsia="es-ES"/>
-          <w14:ligatures w14:val="none"/>
-        </w:rPr>
-      </w:pPr>
-      <w:r>
-        <w:rPr>
-          <w:rFonts w:ascii="Arial Narrow" w:eastAsia="Times New Roman" w:hAnsi="Arial Narrow" w:cs="Arial"/>
-          <w:color w:val="000000"/>
-          <w:kern w:val="0"/>
-          <w:lang w:eastAsia="es-ES"/>
-          <w14:ligatures w14:val="none"/>
+          <ns2:ligatures ns2:val="none"/>
+        </w:rPr>
+      </w:pPr>
+      <w:r>
+        <w:rPr>
+          <w:rFonts w:ascii="Arial Narrow" w:eastAsia="Times New Roman" w:hAnsi="Arial Narrow" w:cs="Arial"/>
+          <w:color w:val="000000"/>
+          <w:kern w:val="0"/>
+          <w:lang w:eastAsia="es-ES"/>
+          <ns2:ligatures ns2:val="none"/>
         </w:rPr>
         <w:t>El 11 de septiembre de 2024, envió</w:t>
       </w:r>
@@ -1370,7 +1370,7 @@
           <w:color w:val="000000"/>
           <w:kern w:val="0"/>
           <w:lang w:eastAsia="es-ES"/>
-          <w14:ligatures w14:val="none"/>
+          <ns2:ligatures ns2:val="none"/>
         </w:rPr>
         <w:t xml:space="preserve"> a Pacífico</w:t>
       </w:r>
@@ -1380,7 +1380,7 @@
           <w:color w:val="000000"/>
           <w:kern w:val="0"/>
           <w:lang w:eastAsia="es-ES"/>
-          <w14:ligatures w14:val="none"/>
+          <ns2:ligatures ns2:val="none"/>
         </w:rPr>
         <w:t xml:space="preserve"> por correo electrónico el informe médico requerido, adjuntando ecografía, examen de laboratorio y un informe médico integral.</w:t>
       </w:r>
@@ -1390,7 +1390,7 @@
           <w:color w:val="000000"/>
           <w:kern w:val="0"/>
           <w:lang w:eastAsia="es-ES"/>
-          <w14:ligatures w14:val="none"/>
+          <ns2:ligatures ns2:val="none"/>
         </w:rPr>
         <w:t xml:space="preserve"> </w:t>
       </w:r>
@@ -1400,7 +1400,7 @@
           <w:color w:val="000000"/>
           <w:kern w:val="0"/>
           <w:lang w:eastAsia="es-ES"/>
-          <w14:ligatures w14:val="none"/>
+          <ns2:ligatures ns2:val="none"/>
         </w:rPr>
         <w:t xml:space="preserve">El mismo </w:t>
       </w:r>
@@ -1410,7 +1410,7 @@
           <w:color w:val="000000"/>
           <w:kern w:val="0"/>
           <w:lang w:eastAsia="es-ES"/>
-          <w14:ligatures w14:val="none"/>
+          <ns2:ligatures ns2:val="none"/>
         </w:rPr>
         <w:t>día</w:t>
       </w:r>
@@ -1420,7 +1420,7 @@
           <w:color w:val="000000"/>
           <w:kern w:val="0"/>
           <w:lang w:eastAsia="es-ES"/>
-          <w14:ligatures w14:val="none"/>
+          <ns2:ligatures ns2:val="none"/>
         </w:rPr>
         <w:t xml:space="preserve">, la </w:t>
       </w:r>
@@ -1430,7 +1430,7 @@
           <w:color w:val="000000"/>
           <w:kern w:val="0"/>
           <w:lang w:eastAsia="es-ES"/>
-          <w14:ligatures w14:val="none"/>
+          <ns2:ligatures ns2:val="none"/>
         </w:rPr>
         <w:t>compañía aseguradora le</w:t>
       </w:r>
@@ -1440,7 +1440,7 @@
           <w:color w:val="000000"/>
           <w:kern w:val="0"/>
           <w:lang w:eastAsia="es-ES"/>
-          <w14:ligatures w14:val="none"/>
+          <ns2:ligatures ns2:val="none"/>
         </w:rPr>
         <w:t xml:space="preserve"> </w:t>
       </w:r>
@@ -1450,7 +1450,7 @@
           <w:color w:val="000000"/>
           <w:kern w:val="0"/>
           <w:lang w:eastAsia="es-ES"/>
-          <w14:ligatures w14:val="none"/>
+          <ns2:ligatures ns2:val="none"/>
         </w:rPr>
         <w:t>indicó</w:t>
       </w:r>
@@ -1460,7 +1460,7 @@
           <w:color w:val="000000"/>
           <w:kern w:val="0"/>
           <w:lang w:eastAsia="es-ES"/>
-          <w14:ligatures w14:val="none"/>
+          <ns2:ligatures ns2:val="none"/>
         </w:rPr>
         <w:t xml:space="preserve"> </w:t>
       </w:r>
@@ -1470,7 +1470,7 @@
           <w:color w:val="000000"/>
           <w:kern w:val="0"/>
           <w:lang w:eastAsia="es-ES"/>
-          <w14:ligatures w14:val="none"/>
+          <ns2:ligatures ns2:val="none"/>
         </w:rPr>
         <w:t>que en</w:t>
       </w:r>
@@ -1480,7 +1480,7 @@
           <w:color w:val="000000"/>
           <w:kern w:val="0"/>
           <w:lang w:eastAsia="es-ES"/>
-          <w14:ligatures w14:val="none"/>
+          <ns2:ligatures ns2:val="none"/>
         </w:rPr>
         <w:t xml:space="preserve"> un plazo de 48 horas </w:t>
       </w:r>
@@ -1490,7 +1490,7 @@
           <w:color w:val="000000"/>
           <w:kern w:val="0"/>
           <w:lang w:eastAsia="es-ES"/>
-          <w14:ligatures w14:val="none"/>
+          <ns2:ligatures ns2:val="none"/>
         </w:rPr>
         <w:t>emitirían</w:t>
       </w:r>
@@ -1500,12 +1500,12 @@
           <w:color w:val="000000"/>
           <w:kern w:val="0"/>
           <w:lang w:eastAsia="es-ES"/>
-          <w14:ligatures w14:val="none"/>
+          <ns2:ligatures ns2:val="none"/>
         </w:rPr>
         <w:t xml:space="preserve"> respuesta.</w:t>
       </w:r>
     </w:p>
-    <w:p>
+    <w:p ns2:paraId="3B5D4261" ns2:textId="77777777">
       <w:pPr>
         <w:pStyle w:val="Prrafodelista"/>
         <w:tabs>
@@ -1518,11 +1518,11 @@
           <w:color w:val="000000"/>
           <w:kern w:val="0"/>
           <w:lang w:eastAsia="es-ES"/>
-          <w14:ligatures w14:val="none"/>
-        </w:rPr>
-      </w:pPr>
-    </w:p>
-    <w:p>
+          <ns2:ligatures ns2:val="none"/>
+        </w:rPr>
+      </w:pPr>
+    </w:p>
+    <w:p ns2:paraId="6F434E93" ns2:textId="01A9CD55">
       <w:pPr>
         <w:pStyle w:val="Prrafodelista"/>
         <w:numPr>
@@ -1541,16 +1541,16 @@
           <w:color w:val="000000"/>
           <w:kern w:val="0"/>
           <w:lang w:eastAsia="es-ES"/>
-          <w14:ligatures w14:val="none"/>
-        </w:rPr>
-      </w:pPr>
-      <w:r>
-        <w:rPr>
-          <w:rFonts w:ascii="Arial Narrow" w:eastAsia="Times New Roman" w:hAnsi="Arial Narrow" w:cs="Arial"/>
-          <w:color w:val="000000"/>
-          <w:kern w:val="0"/>
-          <w:lang w:eastAsia="es-ES"/>
-          <w14:ligatures w14:val="none"/>
+          <ns2:ligatures ns2:val="none"/>
+        </w:rPr>
+      </w:pPr>
+      <w:r>
+        <w:rPr>
+          <w:rFonts w:ascii="Arial Narrow" w:eastAsia="Times New Roman" w:hAnsi="Arial Narrow" w:cs="Arial"/>
+          <w:color w:val="000000"/>
+          <w:kern w:val="0"/>
+          <w:lang w:eastAsia="es-ES"/>
+          <ns2:ligatures ns2:val="none"/>
         </w:rPr>
         <w:lastRenderedPageBreak/>
         <w:t xml:space="preserve">El 12 de septiembre de 2024, </w:t>
@@ -1561,7 +1561,7 @@
           <w:color w:val="000000"/>
           <w:kern w:val="0"/>
           <w:lang w:eastAsia="es-ES"/>
-          <w14:ligatures w14:val="none"/>
+          <ns2:ligatures ns2:val="none"/>
         </w:rPr>
         <w:t xml:space="preserve">Pacífico le </w:t>
       </w:r>
@@ -1571,12 +1571,12 @@
           <w:color w:val="000000"/>
           <w:kern w:val="0"/>
           <w:lang w:eastAsia="es-ES"/>
-          <w14:ligatures w14:val="none"/>
+          <ns2:ligatures ns2:val="none"/>
         </w:rPr>
         <w:t>informó la derivación de la solicitud SS-0019884079, referida a la póliza 2000066123, precisando que sería gestionada en los siguientes 12 días hábiles.</w:t>
       </w:r>
     </w:p>
-    <w:p>
+    <w:p ns2:paraId="042A457B" ns2:textId="77777777">
       <w:pPr>
         <w:pStyle w:val="Prrafodelista"/>
         <w:tabs>
@@ -1589,11 +1589,11 @@
           <w:color w:val="000000"/>
           <w:kern w:val="0"/>
           <w:lang w:eastAsia="es-ES"/>
-          <w14:ligatures w14:val="none"/>
-        </w:rPr>
-      </w:pPr>
-    </w:p>
-    <w:p>
+          <ns2:ligatures ns2:val="none"/>
+        </w:rPr>
+      </w:pPr>
+    </w:p>
+    <w:p ns2:paraId="72F6D64C" ns2:textId="7A365A15">
       <w:pPr>
         <w:pStyle w:val="Prrafodelista"/>
         <w:numPr>
@@ -1612,16 +1612,16 @@
           <w:color w:val="000000"/>
           <w:kern w:val="0"/>
           <w:lang w:eastAsia="es-ES"/>
-          <w14:ligatures w14:val="none"/>
-        </w:rPr>
-      </w:pPr>
-      <w:r>
-        <w:rPr>
-          <w:rFonts w:ascii="Arial Narrow" w:eastAsia="Times New Roman" w:hAnsi="Arial Narrow" w:cs="Arial"/>
-          <w:color w:val="000000"/>
-          <w:kern w:val="0"/>
-          <w:lang w:eastAsia="es-ES"/>
-          <w14:ligatures w14:val="none"/>
+          <ns2:ligatures ns2:val="none"/>
+        </w:rPr>
+      </w:pPr>
+      <w:r>
+        <w:rPr>
+          <w:rFonts w:ascii="Arial Narrow" w:eastAsia="Times New Roman" w:hAnsi="Arial Narrow" w:cs="Arial"/>
+          <w:color w:val="000000"/>
+          <w:kern w:val="0"/>
+          <w:lang w:eastAsia="es-ES"/>
+          <ns2:ligatures ns2:val="none"/>
         </w:rPr>
         <w:t xml:space="preserve">El 19 de septiembre de 2024, </w:t>
       </w:r>
@@ -1631,7 +1631,7 @@
           <w:color w:val="000000"/>
           <w:kern w:val="0"/>
           <w:lang w:eastAsia="es-ES"/>
-          <w14:ligatures w14:val="none"/>
+          <ns2:ligatures ns2:val="none"/>
         </w:rPr>
         <w:t xml:space="preserve">Pacífico le </w:t>
       </w:r>
@@ -1641,7 +1641,7 @@
           <w:color w:val="000000"/>
           <w:kern w:val="0"/>
           <w:lang w:eastAsia="es-ES"/>
-          <w14:ligatures w14:val="none"/>
+          <ns2:ligatures ns2:val="none"/>
         </w:rPr>
         <w:t>indicó que para continuar con la solicitud de continuidad de las pólizas 1810111638, 2000066124 y 2000066123, requería un informe aclaratorio del especialista endocrinólogo, al señalar</w:t>
       </w:r>
@@ -1651,7 +1651,7 @@
           <w:color w:val="000000"/>
           <w:kern w:val="0"/>
           <w:lang w:eastAsia="es-ES"/>
-          <w14:ligatures w14:val="none"/>
+          <ns2:ligatures ns2:val="none"/>
         </w:rPr>
         <w:t>l</w:t>
       </w:r>
@@ -1661,7 +1661,7 @@
           <w:color w:val="000000"/>
           <w:kern w:val="0"/>
           <w:lang w:eastAsia="es-ES"/>
-          <w14:ligatures w14:val="none"/>
+          <ns2:ligatures ns2:val="none"/>
         </w:rPr>
         <w:t xml:space="preserve">e que el diagnóstico no guardaba relación con la terapia informada. Adicionalmente, </w:t>
       </w:r>
@@ -1671,7 +1671,7 @@
           <w:color w:val="000000"/>
           <w:kern w:val="0"/>
           <w:lang w:eastAsia="es-ES"/>
-          <w14:ligatures w14:val="none"/>
+          <ns2:ligatures ns2:val="none"/>
         </w:rPr>
         <w:t>le</w:t>
       </w:r>
@@ -1681,12 +1681,12 @@
           <w:color w:val="000000"/>
           <w:kern w:val="0"/>
           <w:lang w:eastAsia="es-ES"/>
-          <w14:ligatures w14:val="none"/>
+          <ns2:ligatures ns2:val="none"/>
         </w:rPr>
         <w:t xml:space="preserve"> solicitó la presentación de resultados de electrocardiogramas.</w:t>
       </w:r>
     </w:p>
-    <w:p>
+    <w:p ns2:paraId="028826C3" ns2:textId="77777777">
       <w:pPr>
         <w:pStyle w:val="Prrafodelista"/>
         <w:tabs>
@@ -1699,11 +1699,11 @@
           <w:color w:val="000000"/>
           <w:kern w:val="0"/>
           <w:lang w:eastAsia="es-ES"/>
-          <w14:ligatures w14:val="none"/>
-        </w:rPr>
-      </w:pPr>
-    </w:p>
-    <w:p>
+          <ns2:ligatures ns2:val="none"/>
+        </w:rPr>
+      </w:pPr>
+    </w:p>
+    <w:p ns2:paraId="1E6597B0" ns2:textId="75299B72">
       <w:pPr>
         <w:pStyle w:val="Prrafodelista"/>
         <w:numPr>
@@ -1722,16 +1722,16 @@
           <w:color w:val="000000"/>
           <w:kern w:val="0"/>
           <w:lang w:eastAsia="es-ES"/>
-          <w14:ligatures w14:val="none"/>
-        </w:rPr>
-      </w:pPr>
-      <w:r>
-        <w:rPr>
-          <w:rFonts w:ascii="Arial Narrow" w:eastAsia="Times New Roman" w:hAnsi="Arial Narrow" w:cs="Arial"/>
-          <w:color w:val="000000"/>
-          <w:kern w:val="0"/>
-          <w:lang w:eastAsia="es-ES"/>
-          <w14:ligatures w14:val="none"/>
+          <ns2:ligatures ns2:val="none"/>
+        </w:rPr>
+      </w:pPr>
+      <w:r>
+        <w:rPr>
+          <w:rFonts w:ascii="Arial Narrow" w:eastAsia="Times New Roman" w:hAnsi="Arial Narrow" w:cs="Arial"/>
+          <w:color w:val="000000"/>
+          <w:kern w:val="0"/>
+          <w:lang w:eastAsia="es-ES"/>
+          <ns2:ligatures ns2:val="none"/>
         </w:rPr>
         <w:t>El 20 de septiembre de 2024, a</w:t>
       </w:r>
@@ -1741,7 +1741,7 @@
           <w:color w:val="000000"/>
           <w:kern w:val="0"/>
           <w:lang w:eastAsia="es-ES"/>
-          <w14:ligatures w14:val="none"/>
+          <ns2:ligatures ns2:val="none"/>
         </w:rPr>
         <w:t>l no estar conforme</w:t>
       </w:r>
@@ -1751,7 +1751,7 @@
           <w:color w:val="000000"/>
           <w:kern w:val="0"/>
           <w:lang w:eastAsia="es-ES"/>
-          <w14:ligatures w14:val="none"/>
+          <ns2:ligatures ns2:val="none"/>
         </w:rPr>
         <w:t xml:space="preserve"> con los requerimientos </w:t>
       </w:r>
@@ -1761,7 +1761,7 @@
           <w:color w:val="000000"/>
           <w:kern w:val="0"/>
           <w:lang w:eastAsia="es-ES"/>
-          <w14:ligatures w14:val="none"/>
+          <ns2:ligatures ns2:val="none"/>
         </w:rPr>
         <w:t xml:space="preserve">de Pacífico, presentó </w:t>
       </w:r>
@@ -1771,7 +1771,7 @@
           <w:color w:val="000000"/>
           <w:kern w:val="0"/>
           <w:lang w:eastAsia="es-ES"/>
-          <w14:ligatures w14:val="none"/>
+          <ns2:ligatures ns2:val="none"/>
         </w:rPr>
         <w:t xml:space="preserve">un reclamo en virtud </w:t>
       </w:r>
@@ -1781,7 +1781,7 @@
           <w:color w:val="000000"/>
           <w:kern w:val="0"/>
           <w:lang w:eastAsia="es-ES"/>
-          <w14:ligatures w14:val="none"/>
+          <ns2:ligatures ns2:val="none"/>
         </w:rPr>
         <w:t>de haber</w:t>
       </w:r>
@@ -1791,7 +1791,7 @@
           <w:color w:val="000000"/>
           <w:kern w:val="0"/>
           <w:lang w:eastAsia="es-ES"/>
-          <w14:ligatures w14:val="none"/>
+          <ns2:ligatures ns2:val="none"/>
         </w:rPr>
         <w:t xml:space="preserve"> </w:t>
       </w:r>
@@ -1801,7 +1801,7 @@
           <w:color w:val="000000"/>
           <w:kern w:val="0"/>
           <w:lang w:eastAsia="es-ES"/>
-          <w14:ligatures w14:val="none"/>
+          <ns2:ligatures ns2:val="none"/>
         </w:rPr>
         <w:t>cumplido</w:t>
       </w:r>
@@ -1811,7 +1811,7 @@
           <w:color w:val="000000"/>
           <w:kern w:val="0"/>
           <w:lang w:eastAsia="es-ES"/>
-          <w14:ligatures w14:val="none"/>
+          <ns2:ligatures ns2:val="none"/>
         </w:rPr>
         <w:t xml:space="preserve"> </w:t>
       </w:r>
@@ -1821,7 +1821,7 @@
           <w:color w:val="000000"/>
           <w:kern w:val="0"/>
           <w:lang w:eastAsia="es-ES"/>
-          <w14:ligatures w14:val="none"/>
+          <ns2:ligatures ns2:val="none"/>
         </w:rPr>
         <w:t>con</w:t>
       </w:r>
@@ -1831,7 +1831,7 @@
           <w:color w:val="000000"/>
           <w:kern w:val="0"/>
           <w:lang w:eastAsia="es-ES"/>
-          <w14:ligatures w14:val="none"/>
+          <ns2:ligatures ns2:val="none"/>
         </w:rPr>
         <w:t xml:space="preserve"> los requerimientos previos y la falta de respuesta efectiva, </w:t>
       </w:r>
@@ -1841,7 +1841,7 @@
           <w:color w:val="000000"/>
           <w:kern w:val="0"/>
           <w:lang w:eastAsia="es-ES"/>
-          <w14:ligatures w14:val="none"/>
+          <ns2:ligatures ns2:val="none"/>
         </w:rPr>
         <w:t>indicando</w:t>
       </w:r>
@@ -1851,12 +1851,12 @@
           <w:color w:val="000000"/>
           <w:kern w:val="0"/>
           <w:lang w:eastAsia="es-ES"/>
-          <w14:ligatures w14:val="none"/>
+          <ns2:ligatures ns2:val="none"/>
         </w:rPr>
         <w:t xml:space="preserve"> además que se reiteraban solicitudes ya atendidas.</w:t>
       </w:r>
     </w:p>
-    <w:p>
+    <w:p ns2:paraId="3A78F11C" ns2:textId="77777777">
       <w:pPr>
         <w:pStyle w:val="Prrafodelista"/>
         <w:tabs>
@@ -1869,11 +1869,11 @@
           <w:color w:val="000000"/>
           <w:kern w:val="0"/>
           <w:lang w:eastAsia="es-ES"/>
-          <w14:ligatures w14:val="none"/>
-        </w:rPr>
-      </w:pPr>
-    </w:p>
-    <w:p>
+          <ns2:ligatures ns2:val="none"/>
+        </w:rPr>
+      </w:pPr>
+    </w:p>
+    <w:p ns2:paraId="000702B1" ns2:textId="50C67AFD">
       <w:pPr>
         <w:pStyle w:val="Prrafodelista"/>
         <w:numPr>
@@ -1892,16 +1892,16 @@
           <w:color w:val="000000"/>
           <w:kern w:val="0"/>
           <w:lang w:eastAsia="es-ES"/>
-          <w14:ligatures w14:val="none"/>
-        </w:rPr>
-      </w:pPr>
-      <w:r>
-        <w:rPr>
-          <w:rFonts w:ascii="Arial Narrow" w:eastAsia="Times New Roman" w:hAnsi="Arial Narrow" w:cs="Arial"/>
-          <w:color w:val="000000"/>
-          <w:kern w:val="0"/>
-          <w:lang w:eastAsia="es-ES"/>
-          <w14:ligatures w14:val="none"/>
+          <ns2:ligatures ns2:val="none"/>
+        </w:rPr>
+      </w:pPr>
+      <w:r>
+        <w:rPr>
+          <w:rFonts w:ascii="Arial Narrow" w:eastAsia="Times New Roman" w:hAnsi="Arial Narrow" w:cs="Arial"/>
+          <w:color w:val="000000"/>
+          <w:kern w:val="0"/>
+          <w:lang w:eastAsia="es-ES"/>
+          <ns2:ligatures ns2:val="none"/>
         </w:rPr>
         <w:t>El 28 de septiembre de 2024, envió nuevamente el informe solicitado del médico cardiólogo y solicitó la reactivación de las cuatro pólizas previamente mencionadas.</w:t>
       </w:r>
@@ -1911,7 +1911,7 @@
           <w:color w:val="000000"/>
           <w:kern w:val="0"/>
           <w:lang w:eastAsia="es-ES"/>
-          <w14:ligatures w14:val="none"/>
+          <ns2:ligatures ns2:val="none"/>
         </w:rPr>
         <w:t xml:space="preserve"> </w:t>
       </w:r>
@@ -1921,7 +1921,7 @@
           <w:color w:val="000000"/>
           <w:kern w:val="0"/>
           <w:lang w:eastAsia="es-ES"/>
-          <w14:ligatures w14:val="none"/>
+          <ns2:ligatures ns2:val="none"/>
         </w:rPr>
         <w:t xml:space="preserve">El mismo </w:t>
       </w:r>
@@ -1931,7 +1931,7 @@
           <w:color w:val="000000"/>
           <w:kern w:val="0"/>
           <w:lang w:eastAsia="es-ES"/>
-          <w14:ligatures w14:val="none"/>
+          <ns2:ligatures ns2:val="none"/>
         </w:rPr>
         <w:t>día</w:t>
       </w:r>
@@ -1941,7 +1941,7 @@
           <w:color w:val="000000"/>
           <w:kern w:val="0"/>
           <w:lang w:eastAsia="es-ES"/>
-          <w14:ligatures w14:val="none"/>
+          <ns2:ligatures ns2:val="none"/>
         </w:rPr>
         <w:t xml:space="preserve">, </w:t>
       </w:r>
@@ -1951,7 +1951,7 @@
           <w:color w:val="000000"/>
           <w:kern w:val="0"/>
           <w:lang w:eastAsia="es-ES"/>
-          <w14:ligatures w14:val="none"/>
+          <ns2:ligatures ns2:val="none"/>
         </w:rPr>
         <w:t xml:space="preserve">Pacífico le </w:t>
       </w:r>
@@ -1961,12 +1961,12 @@
           <w:color w:val="000000"/>
           <w:kern w:val="0"/>
           <w:lang w:eastAsia="es-ES"/>
-          <w14:ligatures w14:val="none"/>
+          <ns2:ligatures ns2:val="none"/>
         </w:rPr>
         <w:t>respondió indicando que emitiría respuesta en un plazo de 48 horas.</w:t>
       </w:r>
     </w:p>
-    <w:p>
+    <w:p ns2:paraId="27FEF6ED" ns2:textId="77777777">
       <w:pPr>
         <w:pStyle w:val="Prrafodelista"/>
         <w:tabs>
@@ -1979,11 +1979,11 @@
           <w:color w:val="000000"/>
           <w:kern w:val="0"/>
           <w:lang w:eastAsia="es-ES"/>
-          <w14:ligatures w14:val="none"/>
-        </w:rPr>
-      </w:pPr>
-    </w:p>
-    <w:p>
+          <ns2:ligatures ns2:val="none"/>
+        </w:rPr>
+      </w:pPr>
+    </w:p>
+    <w:p ns2:paraId="4BB37EF3" ns2:textId="41723A44">
       <w:pPr>
         <w:pStyle w:val="Prrafodelista"/>
         <w:numPr>
@@ -2002,16 +2002,16 @@
           <w:color w:val="000000"/>
           <w:kern w:val="0"/>
           <w:lang w:eastAsia="es-ES"/>
-          <w14:ligatures w14:val="none"/>
-        </w:rPr>
-      </w:pPr>
-      <w:r>
-        <w:rPr>
-          <w:rFonts w:ascii="Arial Narrow" w:eastAsia="Times New Roman" w:hAnsi="Arial Narrow" w:cs="Arial"/>
-          <w:color w:val="000000"/>
-          <w:kern w:val="0"/>
-          <w:lang w:eastAsia="es-ES"/>
-          <w14:ligatures w14:val="none"/>
+          <ns2:ligatures ns2:val="none"/>
+        </w:rPr>
+      </w:pPr>
+      <w:r>
+        <w:rPr>
+          <w:rFonts w:ascii="Arial Narrow" w:eastAsia="Times New Roman" w:hAnsi="Arial Narrow" w:cs="Arial"/>
+          <w:color w:val="000000"/>
+          <w:kern w:val="0"/>
+          <w:lang w:eastAsia="es-ES"/>
+          <ns2:ligatures ns2:val="none"/>
         </w:rPr>
         <w:t xml:space="preserve">El 1 de octubre de 2024, </w:t>
       </w:r>
@@ -2021,7 +2021,7 @@
           <w:color w:val="000000"/>
           <w:kern w:val="0"/>
           <w:lang w:eastAsia="es-ES"/>
-          <w14:ligatures w14:val="none"/>
+          <ns2:ligatures ns2:val="none"/>
         </w:rPr>
         <w:t xml:space="preserve">Pacífico le </w:t>
       </w:r>
@@ -2031,7 +2031,7 @@
           <w:color w:val="000000"/>
           <w:kern w:val="0"/>
           <w:lang w:eastAsia="es-ES"/>
-          <w14:ligatures w14:val="none"/>
+          <ns2:ligatures ns2:val="none"/>
         </w:rPr>
         <w:t>comunicó que las pólizas se encontraban en proceso de rehabilitación.</w:t>
       </w:r>
@@ -2041,7 +2041,7 @@
           <w:color w:val="000000"/>
           <w:kern w:val="0"/>
           <w:lang w:eastAsia="es-ES"/>
-          <w14:ligatures w14:val="none"/>
+          <ns2:ligatures ns2:val="none"/>
         </w:rPr>
         <w:t xml:space="preserve"> </w:t>
       </w:r>
@@ -2051,7 +2051,7 @@
           <w:color w:val="000000"/>
           <w:kern w:val="0"/>
           <w:lang w:eastAsia="es-ES"/>
-          <w14:ligatures w14:val="none"/>
+          <ns2:ligatures ns2:val="none"/>
         </w:rPr>
         <w:t xml:space="preserve">Ese mismo día, la </w:t>
       </w:r>
@@ -2061,7 +2061,7 @@
           <w:color w:val="000000"/>
           <w:kern w:val="0"/>
           <w:lang w:eastAsia="es-ES"/>
-          <w14:ligatures w14:val="none"/>
+          <ns2:ligatures ns2:val="none"/>
         </w:rPr>
         <w:t>compañía aseguradora le</w:t>
       </w:r>
@@ -2071,7 +2071,7 @@
           <w:color w:val="000000"/>
           <w:kern w:val="0"/>
           <w:lang w:eastAsia="es-ES"/>
-          <w14:ligatures w14:val="none"/>
+          <ns2:ligatures ns2:val="none"/>
         </w:rPr>
         <w:t xml:space="preserve"> informó </w:t>
       </w:r>
@@ -2081,7 +2081,7 @@
           <w:color w:val="000000"/>
           <w:kern w:val="0"/>
           <w:lang w:eastAsia="es-ES"/>
-          <w14:ligatures w14:val="none"/>
+          <ns2:ligatures ns2:val="none"/>
         </w:rPr>
         <w:t>que</w:t>
       </w:r>
@@ -2091,7 +2091,7 @@
           <w:color w:val="000000"/>
           <w:kern w:val="0"/>
           <w:lang w:eastAsia="es-ES"/>
-          <w14:ligatures w14:val="none"/>
+          <ns2:ligatures ns2:val="none"/>
         </w:rPr>
         <w:t xml:space="preserve"> s</w:t>
       </w:r>
@@ -2101,7 +2101,7 @@
           <w:color w:val="000000"/>
           <w:kern w:val="0"/>
           <w:lang w:eastAsia="es-ES"/>
-          <w14:ligatures w14:val="none"/>
+          <ns2:ligatures ns2:val="none"/>
         </w:rPr>
         <w:t xml:space="preserve">u reclamo, presentado el 20 de septiembre de 2024, </w:t>
       </w:r>
@@ -2111,7 +2111,7 @@
           <w:color w:val="000000"/>
           <w:kern w:val="0"/>
           <w:lang w:eastAsia="es-ES"/>
-          <w14:ligatures w14:val="none"/>
+          <ns2:ligatures ns2:val="none"/>
         </w:rPr>
         <w:t>había sido derivad</w:t>
       </w:r>
@@ -2121,7 +2121,7 @@
           <w:color w:val="000000"/>
           <w:kern w:val="0"/>
           <w:lang w:eastAsia="es-ES"/>
-          <w14:ligatures w14:val="none"/>
+          <ns2:ligatures ns2:val="none"/>
         </w:rPr>
         <w:t xml:space="preserve">o </w:t>
       </w:r>
@@ -2131,12 +2131,12 @@
           <w:color w:val="000000"/>
           <w:kern w:val="0"/>
           <w:lang w:eastAsia="es-ES"/>
-          <w14:ligatures w14:val="none"/>
+          <ns2:ligatures ns2:val="none"/>
         </w:rPr>
         <w:t>al área correspondiente para su gestión en un plazo máximo de 12 días útiles.</w:t>
       </w:r>
     </w:p>
-    <w:p>
+    <w:p ns2:paraId="401A0818" ns2:textId="77777777">
       <w:pPr>
         <w:pStyle w:val="Prrafodelista"/>
         <w:tabs>
@@ -2149,11 +2149,11 @@
           <w:color w:val="000000"/>
           <w:kern w:val="0"/>
           <w:lang w:eastAsia="es-ES"/>
-          <w14:ligatures w14:val="none"/>
-        </w:rPr>
-      </w:pPr>
-    </w:p>
-    <w:p>
+          <ns2:ligatures ns2:val="none"/>
+        </w:rPr>
+      </w:pPr>
+    </w:p>
+    <w:p ns2:paraId="33E55CF2" ns2:textId="770EB6AA">
       <w:pPr>
         <w:pStyle w:val="Prrafodelista"/>
         <w:numPr>
@@ -2172,16 +2172,16 @@
           <w:color w:val="000000"/>
           <w:kern w:val="0"/>
           <w:lang w:eastAsia="es-ES"/>
-          <w14:ligatures w14:val="none"/>
-        </w:rPr>
-      </w:pPr>
-      <w:r>
-        <w:rPr>
-          <w:rFonts w:ascii="Arial Narrow" w:eastAsia="Times New Roman" w:hAnsi="Arial Narrow" w:cs="Arial"/>
-          <w:color w:val="000000"/>
-          <w:kern w:val="0"/>
-          <w:lang w:eastAsia="es-ES"/>
-          <w14:ligatures w14:val="none"/>
+          <ns2:ligatures ns2:val="none"/>
+        </w:rPr>
+      </w:pPr>
+      <w:r>
+        <w:rPr>
+          <w:rFonts w:ascii="Arial Narrow" w:eastAsia="Times New Roman" w:hAnsi="Arial Narrow" w:cs="Arial"/>
+          <w:color w:val="000000"/>
+          <w:kern w:val="0"/>
+          <w:lang w:eastAsia="es-ES"/>
+          <ns2:ligatures ns2:val="none"/>
         </w:rPr>
         <w:t>Además</w:t>
       </w:r>
@@ -2191,7 +2191,7 @@
           <w:color w:val="000000"/>
           <w:kern w:val="0"/>
           <w:lang w:eastAsia="es-ES"/>
-          <w14:ligatures w14:val="none"/>
+          <ns2:ligatures ns2:val="none"/>
         </w:rPr>
         <w:t xml:space="preserve">, </w:t>
       </w:r>
@@ -2201,7 +2201,7 @@
           <w:color w:val="000000"/>
           <w:kern w:val="0"/>
           <w:lang w:eastAsia="es-ES"/>
-          <w14:ligatures w14:val="none"/>
+          <ns2:ligatures ns2:val="none"/>
         </w:rPr>
         <w:t xml:space="preserve">Pacífico </w:t>
       </w:r>
@@ -2211,7 +2211,7 @@
           <w:color w:val="000000"/>
           <w:kern w:val="0"/>
           <w:lang w:eastAsia="es-ES"/>
-          <w14:ligatures w14:val="none"/>
+          <ns2:ligatures ns2:val="none"/>
         </w:rPr>
         <w:t xml:space="preserve">le </w:t>
       </w:r>
@@ -2221,7 +2221,7 @@
           <w:color w:val="000000"/>
           <w:kern w:val="0"/>
           <w:lang w:eastAsia="es-ES"/>
-          <w14:ligatures w14:val="none"/>
+          <ns2:ligatures ns2:val="none"/>
         </w:rPr>
         <w:t xml:space="preserve">indicó que </w:t>
       </w:r>
@@ -2231,7 +2231,7 @@
           <w:color w:val="000000"/>
           <w:kern w:val="0"/>
           <w:lang w:eastAsia="es-ES"/>
-          <w14:ligatures w14:val="none"/>
+          <ns2:ligatures ns2:val="none"/>
         </w:rPr>
         <w:t xml:space="preserve">su solicitud de </w:t>
       </w:r>
@@ -2241,7 +2241,7 @@
           <w:color w:val="000000"/>
           <w:kern w:val="0"/>
           <w:lang w:eastAsia="es-ES"/>
-          <w14:ligatures w14:val="none"/>
+          <ns2:ligatures ns2:val="none"/>
         </w:rPr>
         <w:t>rehabilitación</w:t>
       </w:r>
@@ -2251,7 +2251,7 @@
           <w:color w:val="000000"/>
           <w:kern w:val="0"/>
           <w:lang w:eastAsia="es-ES"/>
-          <w14:ligatures w14:val="none"/>
+          <ns2:ligatures ns2:val="none"/>
         </w:rPr>
         <w:t xml:space="preserve"> </w:t>
       </w:r>
@@ -2261,7 +2261,7 @@
           <w:color w:val="000000"/>
           <w:kern w:val="0"/>
           <w:lang w:eastAsia="es-ES"/>
-          <w14:ligatures w14:val="none"/>
+          <ns2:ligatures ns2:val="none"/>
         </w:rPr>
         <w:t xml:space="preserve">no pudo ser admitida por falta de documentos: declaración de salud, </w:t>
       </w:r>
@@ -2271,7 +2271,7 @@
           <w:color w:val="000000"/>
           <w:kern w:val="0"/>
           <w:lang w:eastAsia="es-ES"/>
-          <w14:ligatures w14:val="none"/>
+          <ns2:ligatures ns2:val="none"/>
         </w:rPr>
         <w:t>Documento Nacional de Identidad</w:t>
       </w:r>
@@ -2281,7 +2281,7 @@
           <w:color w:val="000000"/>
           <w:kern w:val="0"/>
           <w:lang w:eastAsia="es-ES"/>
-          <w14:ligatures w14:val="none"/>
+          <ns2:ligatures ns2:val="none"/>
         </w:rPr>
         <w:t>, solicitud de rehabilitación y modalidad de pago, señalando</w:t>
       </w:r>
@@ -2291,7 +2291,7 @@
           <w:color w:val="000000"/>
           <w:kern w:val="0"/>
           <w:lang w:eastAsia="es-ES"/>
-          <w14:ligatures w14:val="none"/>
+          <ns2:ligatures ns2:val="none"/>
         </w:rPr>
         <w:t xml:space="preserve"> </w:t>
       </w:r>
@@ -2301,7 +2301,7 @@
           <w:color w:val="000000"/>
           <w:kern w:val="0"/>
           <w:lang w:eastAsia="es-ES"/>
-          <w14:ligatures w14:val="none"/>
+          <ns2:ligatures ns2:val="none"/>
         </w:rPr>
         <w:t>que podía realizarse una nueva solicitud</w:t>
       </w:r>
@@ -2311,12 +2311,12 @@
           <w:color w:val="000000"/>
           <w:kern w:val="0"/>
           <w:lang w:eastAsia="es-ES"/>
-          <w14:ligatures w14:val="none"/>
+          <ns2:ligatures ns2:val="none"/>
         </w:rPr>
         <w:t>.</w:t>
       </w:r>
     </w:p>
-    <w:p>
+    <w:p ns2:paraId="012B7A9F" ns2:textId="77777777">
       <w:pPr>
         <w:pStyle w:val="Prrafodelista"/>
         <w:tabs>
@@ -2329,11 +2329,11 @@
           <w:color w:val="000000"/>
           <w:kern w:val="0"/>
           <w:lang w:eastAsia="es-ES"/>
-          <w14:ligatures w14:val="none"/>
-        </w:rPr>
-      </w:pPr>
-    </w:p>
-    <w:p>
+          <ns2:ligatures ns2:val="none"/>
+        </w:rPr>
+      </w:pPr>
+    </w:p>
+    <w:p ns2:paraId="4F5C11DF" ns2:textId="512ECE13">
       <w:pPr>
         <w:pStyle w:val="Prrafodelista"/>
         <w:numPr>
@@ -2352,16 +2352,16 @@
           <w:color w:val="000000"/>
           <w:kern w:val="0"/>
           <w:lang w:eastAsia="es-ES"/>
-          <w14:ligatures w14:val="none"/>
-        </w:rPr>
-      </w:pPr>
-      <w:r>
-        <w:rPr>
-          <w:rFonts w:ascii="Arial Narrow" w:eastAsia="Times New Roman" w:hAnsi="Arial Narrow" w:cs="Arial"/>
-          <w:color w:val="000000"/>
-          <w:kern w:val="0"/>
-          <w:lang w:eastAsia="es-ES"/>
-          <w14:ligatures w14:val="none"/>
+          <ns2:ligatures ns2:val="none"/>
+        </w:rPr>
+      </w:pPr>
+      <w:r>
+        <w:rPr>
+          <w:rFonts w:ascii="Arial Narrow" w:eastAsia="Times New Roman" w:hAnsi="Arial Narrow" w:cs="Arial"/>
+          <w:color w:val="000000"/>
+          <w:kern w:val="0"/>
+          <w:lang w:eastAsia="es-ES"/>
+          <ns2:ligatures ns2:val="none"/>
         </w:rPr>
         <w:t xml:space="preserve">El 7 de octubre de 2024, </w:t>
       </w:r>
@@ -2371,7 +2371,7 @@
           <w:color w:val="000000"/>
           <w:kern w:val="0"/>
           <w:lang w:eastAsia="es-ES"/>
-          <w14:ligatures w14:val="none"/>
+          <ns2:ligatures ns2:val="none"/>
         </w:rPr>
         <w:t xml:space="preserve">Pacífico le </w:t>
       </w:r>
@@ -2381,7 +2381,7 @@
           <w:color w:val="000000"/>
           <w:kern w:val="0"/>
           <w:lang w:eastAsia="es-ES"/>
-          <w14:ligatures w14:val="none"/>
+          <ns2:ligatures ns2:val="none"/>
         </w:rPr>
         <w:t xml:space="preserve">indicó que </w:t>
       </w:r>
@@ -2391,7 +2391,7 @@
           <w:color w:val="000000"/>
           <w:kern w:val="0"/>
           <w:lang w:eastAsia="es-ES"/>
-          <w14:ligatures w14:val="none"/>
+          <ns2:ligatures ns2:val="none"/>
         </w:rPr>
         <w:t>su</w:t>
       </w:r>
@@ -2401,12 +2401,12 @@
           <w:color w:val="000000"/>
           <w:kern w:val="0"/>
           <w:lang w:eastAsia="es-ES"/>
-          <w14:ligatures w14:val="none"/>
+          <ns2:ligatures ns2:val="none"/>
         </w:rPr>
         <w:t xml:space="preserve"> solicitud correspondiente a las pólizas 1810111638, 2000066123 y 2000066124, había sido derivada al área responsable, precisando que la póliza 1870252052 ya se encontraba vigente.</w:t>
       </w:r>
     </w:p>
-    <w:p>
+    <w:p ns2:paraId="1A2681E3" ns2:textId="77777777">
       <w:pPr>
         <w:pStyle w:val="Prrafodelista"/>
         <w:tabs>
@@ -2419,11 +2419,11 @@
           <w:color w:val="000000"/>
           <w:kern w:val="0"/>
           <w:lang w:eastAsia="es-ES"/>
-          <w14:ligatures w14:val="none"/>
-        </w:rPr>
-      </w:pPr>
-    </w:p>
-    <w:p>
+          <ns2:ligatures ns2:val="none"/>
+        </w:rPr>
+      </w:pPr>
+    </w:p>
+    <w:p ns2:paraId="43F9331F" ns2:textId="188280A0">
       <w:pPr>
         <w:pStyle w:val="Prrafodelista"/>
         <w:numPr>
@@ -2442,16 +2442,16 @@
           <w:color w:val="000000"/>
           <w:kern w:val="0"/>
           <w:lang w:eastAsia="es-ES"/>
-          <w14:ligatures w14:val="none"/>
-        </w:rPr>
-      </w:pPr>
-      <w:r>
-        <w:rPr>
-          <w:rFonts w:ascii="Arial Narrow" w:eastAsia="Times New Roman" w:hAnsi="Arial Narrow" w:cs="Arial"/>
-          <w:color w:val="000000"/>
-          <w:kern w:val="0"/>
-          <w:lang w:eastAsia="es-ES"/>
-          <w14:ligatures w14:val="none"/>
+          <ns2:ligatures ns2:val="none"/>
+        </w:rPr>
+      </w:pPr>
+      <w:r>
+        <w:rPr>
+          <w:rFonts w:ascii="Arial Narrow" w:eastAsia="Times New Roman" w:hAnsi="Arial Narrow" w:cs="Arial"/>
+          <w:color w:val="000000"/>
+          <w:kern w:val="0"/>
+          <w:lang w:eastAsia="es-ES"/>
+          <ns2:ligatures ns2:val="none"/>
         </w:rPr>
         <w:t xml:space="preserve">El 21 de octubre de 2024, </w:t>
       </w:r>
@@ -2461,7 +2461,7 @@
           <w:color w:val="000000"/>
           <w:kern w:val="0"/>
           <w:lang w:eastAsia="es-ES"/>
-          <w14:ligatures w14:val="none"/>
+          <ns2:ligatures ns2:val="none"/>
         </w:rPr>
         <w:t xml:space="preserve">Pacífico le </w:t>
       </w:r>
@@ -2471,7 +2471,7 @@
           <w:color w:val="000000"/>
           <w:kern w:val="0"/>
           <w:lang w:eastAsia="es-ES"/>
-          <w14:ligatures w14:val="none"/>
+          <ns2:ligatures ns2:val="none"/>
         </w:rPr>
         <w:t xml:space="preserve">comunicó que, conforme al requerimiento SS-0020756982, </w:t>
       </w:r>
@@ -2481,7 +2481,7 @@
           <w:color w:val="000000"/>
           <w:kern w:val="0"/>
           <w:lang w:eastAsia="es-ES"/>
-          <w14:ligatures w14:val="none"/>
+          <ns2:ligatures ns2:val="none"/>
         </w:rPr>
         <w:t>se había efectuado la cancelación de</w:t>
       </w:r>
@@ -2491,12 +2491,12 @@
           <w:color w:val="000000"/>
           <w:kern w:val="0"/>
           <w:lang w:eastAsia="es-ES"/>
-          <w14:ligatures w14:val="none"/>
+          <ns2:ligatures ns2:val="none"/>
         </w:rPr>
         <w:t xml:space="preserve"> la póliza 2000418595, póliza que indicó no reconocer.</w:t>
       </w:r>
     </w:p>
-    <w:p>
+    <w:p ns2:paraId="4A2AF8B0" ns2:textId="77777777">
       <w:pPr>
         <w:pStyle w:val="Prrafodelista"/>
         <w:tabs>
@@ -2509,11 +2509,11 @@
           <w:color w:val="000000"/>
           <w:kern w:val="0"/>
           <w:lang w:eastAsia="es-ES"/>
-          <w14:ligatures w14:val="none"/>
-        </w:rPr>
-      </w:pPr>
-    </w:p>
-    <w:p>
+          <ns2:ligatures ns2:val="none"/>
+        </w:rPr>
+      </w:pPr>
+    </w:p>
+    <w:p ns2:paraId="5C4121B4" ns2:textId="29725905">
       <w:pPr>
         <w:pStyle w:val="Prrafodelista"/>
         <w:numPr>
@@ -2532,16 +2532,16 @@
           <w:color w:val="000000"/>
           <w:kern w:val="0"/>
           <w:lang w:eastAsia="es-ES"/>
-          <w14:ligatures w14:val="none"/>
-        </w:rPr>
-      </w:pPr>
-      <w:r>
-        <w:rPr>
-          <w:rFonts w:ascii="Arial Narrow" w:eastAsia="Times New Roman" w:hAnsi="Arial Narrow" w:cs="Arial"/>
-          <w:color w:val="000000"/>
-          <w:kern w:val="0"/>
-          <w:lang w:eastAsia="es-ES"/>
-          <w14:ligatures w14:val="none"/>
+          <ns2:ligatures ns2:val="none"/>
+        </w:rPr>
+      </w:pPr>
+      <w:r>
+        <w:rPr>
+          <w:rFonts w:ascii="Arial Narrow" w:eastAsia="Times New Roman" w:hAnsi="Arial Narrow" w:cs="Arial"/>
+          <w:color w:val="000000"/>
+          <w:kern w:val="0"/>
+          <w:lang w:eastAsia="es-ES"/>
+          <ns2:ligatures ns2:val="none"/>
         </w:rPr>
         <w:t xml:space="preserve">El 22 de octubre de 2024, </w:t>
       </w:r>
@@ -2551,7 +2551,7 @@
           <w:color w:val="000000"/>
           <w:kern w:val="0"/>
           <w:lang w:eastAsia="es-ES"/>
-          <w14:ligatures w14:val="none"/>
+          <ns2:ligatures ns2:val="none"/>
         </w:rPr>
         <w:t xml:space="preserve">Pacífico le </w:t>
       </w:r>
@@ -2561,7 +2561,7 @@
           <w:color w:val="000000"/>
           <w:kern w:val="0"/>
           <w:lang w:eastAsia="es-ES"/>
-          <w14:ligatures w14:val="none"/>
+          <ns2:ligatures ns2:val="none"/>
         </w:rPr>
         <w:t xml:space="preserve">informó que la solicitud de </w:t>
       </w:r>
@@ -2571,7 +2571,7 @@
           <w:color w:val="000000"/>
           <w:kern w:val="0"/>
           <w:lang w:eastAsia="es-ES"/>
-          <w14:ligatures w14:val="none"/>
+          <ns2:ligatures ns2:val="none"/>
         </w:rPr>
         <w:t>rehabilitación (</w:t>
       </w:r>
@@ -2581,7 +2581,7 @@
           <w:color w:val="000000"/>
           <w:kern w:val="0"/>
           <w:lang w:eastAsia="es-ES"/>
-          <w14:ligatures w14:val="none"/>
+          <ns2:ligatures ns2:val="none"/>
         </w:rPr>
         <w:t>opción de continuidad</w:t>
       </w:r>
@@ -2591,7 +2591,7 @@
           <w:color w:val="000000"/>
           <w:kern w:val="0"/>
           <w:lang w:eastAsia="es-ES"/>
-          <w14:ligatures w14:val="none"/>
+          <ns2:ligatures ns2:val="none"/>
         </w:rPr>
         <w:t>)</w:t>
       </w:r>
@@ -2601,7 +2601,7 @@
           <w:color w:val="000000"/>
           <w:kern w:val="0"/>
           <w:lang w:eastAsia="es-ES"/>
-          <w14:ligatures w14:val="none"/>
+          <ns2:ligatures ns2:val="none"/>
         </w:rPr>
         <w:t xml:space="preserve"> de las pólizas 1810111638, 2000066123 y 2000066124 no procedía por motivo de salud </w:t>
       </w:r>
@@ -2611,7 +2611,7 @@
           <w:color w:val="000000"/>
           <w:kern w:val="0"/>
           <w:lang w:eastAsia="es-ES"/>
-          <w14:ligatures w14:val="none"/>
+          <ns2:ligatures ns2:val="none"/>
         </w:rPr>
         <w:t xml:space="preserve">en referencia a un </w:t>
       </w:r>
@@ -2621,12 +2621,12 @@
           <w:color w:val="000000"/>
           <w:kern w:val="0"/>
           <w:lang w:eastAsia="es-ES"/>
-          <w14:ligatures w14:val="none"/>
+          <ns2:ligatures ns2:val="none"/>
         </w:rPr>
         <w:t xml:space="preserve">hipertiroidismo primario no controlado), indicando que la condición de asegurabilidad había variado y que no era posible rehabilitar las pólizas en las mismas condiciones en que fueron emitidas. </w:t>
       </w:r>
     </w:p>
-    <w:p>
+    <w:p ns2:paraId="49B6DBFE" ns2:textId="77777777">
       <w:pPr>
         <w:pStyle w:val="Prrafodelista"/>
         <w:tabs>
@@ -2639,11 +2639,11 @@
           <w:color w:val="000000"/>
           <w:kern w:val="0"/>
           <w:lang w:eastAsia="es-ES"/>
-          <w14:ligatures w14:val="none"/>
-        </w:rPr>
-      </w:pPr>
-    </w:p>
-    <w:p>
+          <ns2:ligatures ns2:val="none"/>
+        </w:rPr>
+      </w:pPr>
+    </w:p>
+    <w:p ns2:paraId="11D8FDAB" ns2:textId="77777777">
       <w:pPr>
         <w:pStyle w:val="Prrafodelista"/>
         <w:numPr>
@@ -2662,16 +2662,16 @@
           <w:color w:val="000000"/>
           <w:kern w:val="0"/>
           <w:lang w:eastAsia="es-ES"/>
-          <w14:ligatures w14:val="none"/>
-        </w:rPr>
-      </w:pPr>
-      <w:r>
-        <w:rPr>
-          <w:rFonts w:ascii="Arial Narrow" w:eastAsia="Times New Roman" w:hAnsi="Arial Narrow" w:cs="Arial"/>
-          <w:color w:val="000000"/>
-          <w:kern w:val="0"/>
-          <w:lang w:eastAsia="es-ES"/>
-          <w14:ligatures w14:val="none"/>
+          <ns2:ligatures ns2:val="none"/>
+        </w:rPr>
+      </w:pPr>
+      <w:r>
+        <w:rPr>
+          <w:rFonts w:ascii="Arial Narrow" w:eastAsia="Times New Roman" w:hAnsi="Arial Narrow" w:cs="Arial"/>
+          <w:color w:val="000000"/>
+          <w:kern w:val="0"/>
+          <w:lang w:eastAsia="es-ES"/>
+          <ns2:ligatures ns2:val="none"/>
         </w:rPr>
         <w:t xml:space="preserve">Asimismo, </w:t>
       </w:r>
@@ -2681,7 +2681,7 @@
           <w:color w:val="000000"/>
           <w:kern w:val="0"/>
           <w:lang w:eastAsia="es-ES"/>
-          <w14:ligatures w14:val="none"/>
+          <ns2:ligatures ns2:val="none"/>
         </w:rPr>
         <w:t xml:space="preserve">Pacífico le </w:t>
       </w:r>
@@ -2691,7 +2691,7 @@
           <w:color w:val="000000"/>
           <w:kern w:val="0"/>
           <w:lang w:eastAsia="es-ES"/>
-          <w14:ligatures w14:val="none"/>
+          <ns2:ligatures ns2:val="none"/>
         </w:rPr>
         <w:t>ofreció gestionar la devolución de los pagos de rehabilitación realizados respecto de dichas pólizas, solicitando datos bancarios para la transferencia</w:t>
       </w:r>
@@ -2701,12 +2701,12 @@
           <w:color w:val="000000"/>
           <w:kern w:val="0"/>
           <w:lang w:eastAsia="es-ES"/>
-          <w14:ligatures w14:val="none"/>
+          <ns2:ligatures ns2:val="none"/>
         </w:rPr>
         <w:t>; no obstante, no le emitió una respuesta relacionada con los abonos emitidos durante todo el proceso de aportación.</w:t>
       </w:r>
     </w:p>
-    <w:p>
+    <w:p ns2:paraId="4C884BE2" ns2:textId="77777777">
       <w:pPr>
         <w:pStyle w:val="Prrafodelista"/>
         <w:tabs>
@@ -2719,11 +2719,11 @@
           <w:color w:val="000000"/>
           <w:kern w:val="0"/>
           <w:lang w:eastAsia="es-ES"/>
-          <w14:ligatures w14:val="none"/>
-        </w:rPr>
-      </w:pPr>
-    </w:p>
-    <w:p>
+          <ns2:ligatures ns2:val="none"/>
+        </w:rPr>
+      </w:pPr>
+    </w:p>
+    <w:p ns2:paraId="089C1AB6" ns2:textId="526CDFB7">
       <w:pPr>
         <w:pStyle w:val="Prrafodelista"/>
         <w:numPr>
@@ -2742,16 +2742,16 @@
           <w:color w:val="000000"/>
           <w:kern w:val="0"/>
           <w:lang w:eastAsia="es-ES"/>
-          <w14:ligatures w14:val="none"/>
-        </w:rPr>
-      </w:pPr>
-      <w:r>
-        <w:rPr>
-          <w:rFonts w:ascii="Arial Narrow" w:eastAsia="Times New Roman" w:hAnsi="Arial Narrow" w:cs="Arial"/>
-          <w:color w:val="000000"/>
-          <w:kern w:val="0"/>
-          <w:lang w:eastAsia="es-ES"/>
-          <w14:ligatures w14:val="none"/>
+          <ns2:ligatures ns2:val="none"/>
+        </w:rPr>
+      </w:pPr>
+      <w:r>
+        <w:rPr>
+          <w:rFonts w:ascii="Arial Narrow" w:eastAsia="Times New Roman" w:hAnsi="Arial Narrow" w:cs="Arial"/>
+          <w:color w:val="000000"/>
+          <w:kern w:val="0"/>
+          <w:lang w:eastAsia="es-ES"/>
+          <ns2:ligatures ns2:val="none"/>
         </w:rPr>
         <w:t>El 5 de noviembre de 2024, remitió un correo electrónico solicitando</w:t>
       </w:r>
@@ -2761,7 +2761,7 @@
           <w:color w:val="000000"/>
           <w:kern w:val="0"/>
           <w:lang w:eastAsia="es-ES"/>
-          <w14:ligatures w14:val="none"/>
+          <ns2:ligatures ns2:val="none"/>
         </w:rPr>
         <w:t xml:space="preserve"> a Pacífico</w:t>
       </w:r>
@@ -2771,7 +2771,7 @@
           <w:color w:val="000000"/>
           <w:kern w:val="0"/>
           <w:lang w:eastAsia="es-ES"/>
-          <w14:ligatures w14:val="none"/>
+          <ns2:ligatures ns2:val="none"/>
         </w:rPr>
         <w:t xml:space="preserve"> las fichas de inscripción de las cuatro pólizas de seguro</w:t>
       </w:r>
@@ -2781,12 +2781,12 @@
           <w:color w:val="000000"/>
           <w:kern w:val="0"/>
           <w:lang w:eastAsia="es-ES"/>
-          <w14:ligatures w14:val="none"/>
+          <ns2:ligatures ns2:val="none"/>
         </w:rPr>
         <w:t>.</w:t>
       </w:r>
     </w:p>
-    <w:p>
+    <w:p ns2:paraId="78775931" ns2:textId="77777777">
       <w:pPr>
         <w:tabs>
           <w:tab w:val="num" w:pos="1134"/>
@@ -2799,11 +2799,11 @@
           <w:color w:val="000000"/>
           <w:kern w:val="0"/>
           <w:lang w:eastAsia="es-ES"/>
-          <w14:ligatures w14:val="none"/>
-        </w:rPr>
-      </w:pPr>
-    </w:p>
-    <w:p>
+          <ns2:ligatures ns2:val="none"/>
+        </w:rPr>
+      </w:pPr>
+    </w:p>
+    <w:p ns2:paraId="2531410D" ns2:textId="6F061195">
       <w:pPr>
         <w:pStyle w:val="Prrafodelista"/>
         <w:numPr>
@@ -2822,16 +2822,16 @@
           <w:color w:val="000000"/>
           <w:kern w:val="0"/>
           <w:lang w:eastAsia="es-ES"/>
-          <w14:ligatures w14:val="none"/>
-        </w:rPr>
-      </w:pPr>
-      <w:r>
-        <w:rPr>
-          <w:rFonts w:ascii="Arial Narrow" w:eastAsia="Times New Roman" w:hAnsi="Arial Narrow" w:cs="Arial"/>
-          <w:color w:val="000000"/>
-          <w:kern w:val="0"/>
-          <w:lang w:eastAsia="es-ES"/>
-          <w14:ligatures w14:val="none"/>
+          <ns2:ligatures ns2:val="none"/>
+        </w:rPr>
+      </w:pPr>
+      <w:r>
+        <w:rPr>
+          <w:rFonts w:ascii="Arial Narrow" w:eastAsia="Times New Roman" w:hAnsi="Arial Narrow" w:cs="Arial"/>
+          <w:color w:val="000000"/>
+          <w:kern w:val="0"/>
+          <w:lang w:eastAsia="es-ES"/>
+          <ns2:ligatures ns2:val="none"/>
         </w:rPr>
         <w:t xml:space="preserve">El 6 de noviembre de 2024, </w:t>
       </w:r>
@@ -2841,7 +2841,7 @@
           <w:color w:val="000000"/>
           <w:kern w:val="0"/>
           <w:lang w:eastAsia="es-ES"/>
-          <w14:ligatures w14:val="none"/>
+          <ns2:ligatures ns2:val="none"/>
         </w:rPr>
         <w:t xml:space="preserve">Pacífico le </w:t>
       </w:r>
@@ -2851,7 +2851,7 @@
           <w:color w:val="000000"/>
           <w:kern w:val="0"/>
           <w:lang w:eastAsia="es-ES"/>
-          <w14:ligatures w14:val="none"/>
+          <ns2:ligatures ns2:val="none"/>
         </w:rPr>
         <w:t>respondió señalando que debía gestionar su consulta directamente a través de la Central de Información y Consultas.</w:t>
       </w:r>
@@ -2861,7 +2861,7 @@
           <w:color w:val="000000"/>
           <w:kern w:val="0"/>
           <w:lang w:eastAsia="es-ES"/>
-          <w14:ligatures w14:val="none"/>
+          <ns2:ligatures ns2:val="none"/>
         </w:rPr>
         <w:t xml:space="preserve"> </w:t>
       </w:r>
@@ -2871,7 +2871,7 @@
           <w:color w:val="000000"/>
           <w:kern w:val="0"/>
           <w:lang w:eastAsia="es-ES"/>
-          <w14:ligatures w14:val="none"/>
+          <ns2:ligatures ns2:val="none"/>
         </w:rPr>
         <w:t xml:space="preserve">Ese mismo día, </w:t>
       </w:r>
@@ -2881,7 +2881,7 @@
           <w:color w:val="000000"/>
           <w:kern w:val="0"/>
           <w:lang w:eastAsia="es-ES"/>
-          <w14:ligatures w14:val="none"/>
+          <ns2:ligatures ns2:val="none"/>
         </w:rPr>
         <w:t xml:space="preserve">remitió a la </w:t>
       </w:r>
@@ -2891,7 +2891,7 @@
           <w:color w:val="000000"/>
           <w:kern w:val="0"/>
           <w:lang w:eastAsia="es-ES"/>
-          <w14:ligatures w14:val="none"/>
+          <ns2:ligatures ns2:val="none"/>
         </w:rPr>
         <w:lastRenderedPageBreak/>
         <w:t>compañía aseguradora</w:t>
@@ -2902,7 +2902,7 @@
           <w:color w:val="000000"/>
           <w:kern w:val="0"/>
           <w:lang w:eastAsia="es-ES"/>
-          <w14:ligatures w14:val="none"/>
+          <ns2:ligatures ns2:val="none"/>
         </w:rPr>
         <w:t xml:space="preserve"> los números de solicitud relacionados a las cuatro pólizas, reiterando su disconformidad por la respuesta previa.</w:t>
       </w:r>
@@ -2912,12 +2912,12 @@
           <w:color w:val="000000"/>
           <w:kern w:val="0"/>
           <w:lang w:eastAsia="es-ES"/>
-          <w14:ligatures w14:val="none"/>
+          <ns2:ligatures ns2:val="none"/>
         </w:rPr>
         <w:t xml:space="preserve"> </w:t>
       </w:r>
     </w:p>
-    <w:p>
+    <w:p ns2:paraId="1DD9EDCD" ns2:textId="77777777">
       <w:pPr>
         <w:tabs>
           <w:tab w:val="num" w:pos="1134"/>
@@ -2930,11 +2930,11 @@
           <w:color w:val="000000"/>
           <w:kern w:val="0"/>
           <w:lang w:eastAsia="es-ES"/>
-          <w14:ligatures w14:val="none"/>
-        </w:rPr>
-      </w:pPr>
-    </w:p>
-    <w:p>
+          <ns2:ligatures ns2:val="none"/>
+        </w:rPr>
+      </w:pPr>
+    </w:p>
+    <w:p ns2:paraId="6B02F5BB" ns2:textId="587672A9">
       <w:pPr>
         <w:pStyle w:val="Prrafodelista"/>
         <w:numPr>
@@ -2953,16 +2953,16 @@
           <w:color w:val="000000"/>
           <w:kern w:val="0"/>
           <w:lang w:eastAsia="es-ES"/>
-          <w14:ligatures w14:val="none"/>
-        </w:rPr>
-      </w:pPr>
-      <w:r>
-        <w:rPr>
-          <w:rFonts w:ascii="Arial Narrow" w:eastAsia="Times New Roman" w:hAnsi="Arial Narrow" w:cs="Arial"/>
-          <w:color w:val="000000"/>
-          <w:kern w:val="0"/>
-          <w:lang w:eastAsia="es-ES"/>
-          <w14:ligatures w14:val="none"/>
+          <ns2:ligatures ns2:val="none"/>
+        </w:rPr>
+      </w:pPr>
+      <w:r>
+        <w:rPr>
+          <w:rFonts w:ascii="Arial Narrow" w:eastAsia="Times New Roman" w:hAnsi="Arial Narrow" w:cs="Arial"/>
+          <w:color w:val="000000"/>
+          <w:kern w:val="0"/>
+          <w:lang w:eastAsia="es-ES"/>
+          <ns2:ligatures ns2:val="none"/>
         </w:rPr>
         <w:t xml:space="preserve">El 11 de noviembre de 2024, </w:t>
       </w:r>
@@ -2972,7 +2972,7 @@
           <w:color w:val="000000"/>
           <w:kern w:val="0"/>
           <w:lang w:eastAsia="es-ES"/>
-          <w14:ligatures w14:val="none"/>
+          <ns2:ligatures ns2:val="none"/>
         </w:rPr>
         <w:t xml:space="preserve">Pacífico le </w:t>
       </w:r>
@@ -2982,7 +2982,7 @@
           <w:color w:val="000000"/>
           <w:kern w:val="0"/>
           <w:lang w:eastAsia="es-ES"/>
-          <w14:ligatures w14:val="none"/>
+          <ns2:ligatures ns2:val="none"/>
         </w:rPr>
         <w:t xml:space="preserve">comunicó que había derivado </w:t>
       </w:r>
@@ -2992,7 +2992,7 @@
           <w:color w:val="000000"/>
           <w:kern w:val="0"/>
           <w:lang w:eastAsia="es-ES"/>
-          <w14:ligatures w14:val="none"/>
+          <ns2:ligatures ns2:val="none"/>
         </w:rPr>
         <w:t>su</w:t>
       </w:r>
@@ -3002,7 +3002,7 @@
           <w:color w:val="000000"/>
           <w:kern w:val="0"/>
           <w:lang w:eastAsia="es-ES"/>
-          <w14:ligatures w14:val="none"/>
+          <ns2:ligatures ns2:val="none"/>
         </w:rPr>
         <w:t xml:space="preserve"> </w:t>
       </w:r>
@@ -3012,7 +3012,7 @@
           <w:color w:val="000000"/>
           <w:kern w:val="0"/>
           <w:lang w:eastAsia="es-ES"/>
-          <w14:ligatures w14:val="none"/>
+          <ns2:ligatures ns2:val="none"/>
         </w:rPr>
         <w:t>solicitud al</w:t>
       </w:r>
@@ -3022,12 +3022,12 @@
           <w:color w:val="000000"/>
           <w:kern w:val="0"/>
           <w:lang w:eastAsia="es-ES"/>
-          <w14:ligatures w14:val="none"/>
+          <ns2:ligatures ns2:val="none"/>
         </w:rPr>
         <w:t xml:space="preserve"> área correspondiente, señalando que sería gestionada en menos de 9 días útiles.</w:t>
       </w:r>
     </w:p>
-    <w:p>
+    <w:p ns2:paraId="6B99E591" ns2:textId="77777777">
       <w:pPr>
         <w:pStyle w:val="Prrafodelista"/>
         <w:tabs>
@@ -3040,11 +3040,11 @@
           <w:color w:val="000000"/>
           <w:kern w:val="0"/>
           <w:lang w:eastAsia="es-ES"/>
-          <w14:ligatures w14:val="none"/>
-        </w:rPr>
-      </w:pPr>
-    </w:p>
-    <w:p>
+          <ns2:ligatures ns2:val="none"/>
+        </w:rPr>
+      </w:pPr>
+    </w:p>
+    <w:p ns2:paraId="5E3B0BCD" ns2:textId="48A5F1E9">
       <w:pPr>
         <w:pStyle w:val="Prrafodelista"/>
         <w:numPr>
@@ -3063,16 +3063,16 @@
           <w:color w:val="000000"/>
           <w:kern w:val="0"/>
           <w:lang w:eastAsia="es-ES"/>
-          <w14:ligatures w14:val="none"/>
-        </w:rPr>
-      </w:pPr>
-      <w:r>
-        <w:rPr>
-          <w:rFonts w:ascii="Arial Narrow" w:eastAsia="Times New Roman" w:hAnsi="Arial Narrow" w:cs="Arial"/>
-          <w:color w:val="000000"/>
-          <w:kern w:val="0"/>
-          <w:lang w:eastAsia="es-ES"/>
-          <w14:ligatures w14:val="none"/>
+          <ns2:ligatures ns2:val="none"/>
+        </w:rPr>
+      </w:pPr>
+      <w:r>
+        <w:rPr>
+          <w:rFonts w:ascii="Arial Narrow" w:eastAsia="Times New Roman" w:hAnsi="Arial Narrow" w:cs="Arial"/>
+          <w:color w:val="000000"/>
+          <w:kern w:val="0"/>
+          <w:lang w:eastAsia="es-ES"/>
+          <ns2:ligatures ns2:val="none"/>
         </w:rPr>
         <w:t xml:space="preserve">El 19 de noviembre de 2024, </w:t>
       </w:r>
@@ -3082,7 +3082,7 @@
           <w:color w:val="000000"/>
           <w:kern w:val="0"/>
           <w:lang w:eastAsia="es-ES"/>
-          <w14:ligatures w14:val="none"/>
+          <ns2:ligatures ns2:val="none"/>
         </w:rPr>
         <w:t>Pacífico le</w:t>
       </w:r>
@@ -3092,7 +3092,7 @@
           <w:color w:val="000000"/>
           <w:kern w:val="0"/>
           <w:lang w:eastAsia="es-ES"/>
-          <w14:ligatures w14:val="none"/>
+          <ns2:ligatures ns2:val="none"/>
         </w:rPr>
         <w:t xml:space="preserve"> remitió las solicitudes de afiliación</w:t>
       </w:r>
@@ -3102,7 +3102,7 @@
           <w:color w:val="000000"/>
           <w:kern w:val="0"/>
           <w:lang w:eastAsia="es-ES"/>
-          <w14:ligatures w14:val="none"/>
+          <ns2:ligatures ns2:val="none"/>
         </w:rPr>
         <w:t xml:space="preserve"> de </w:t>
       </w:r>
@@ -3112,7 +3112,7 @@
           <w:color w:val="000000"/>
           <w:kern w:val="0"/>
           <w:lang w:eastAsia="es-ES"/>
-          <w14:ligatures w14:val="none"/>
+          <ns2:ligatures ns2:val="none"/>
         </w:rPr>
         <w:t xml:space="preserve">la póliza 1810111638 </w:t>
       </w:r>
@@ -3122,7 +3122,7 @@
           <w:color w:val="000000"/>
           <w:kern w:val="0"/>
           <w:lang w:eastAsia="es-ES"/>
-          <w14:ligatures w14:val="none"/>
+          <ns2:ligatures ns2:val="none"/>
         </w:rPr>
         <w:t>y</w:t>
       </w:r>
@@ -3132,7 +3132,7 @@
           <w:color w:val="000000"/>
           <w:kern w:val="0"/>
           <w:lang w:eastAsia="es-ES"/>
-          <w14:ligatures w14:val="none"/>
+          <ns2:ligatures ns2:val="none"/>
         </w:rPr>
         <w:t xml:space="preserve"> la póliza 1870252052. Asimismo, </w:t>
       </w:r>
@@ -3142,7 +3142,7 @@
           <w:color w:val="000000"/>
           <w:kern w:val="0"/>
           <w:lang w:eastAsia="es-ES"/>
-          <w14:ligatures w14:val="none"/>
+          <ns2:ligatures ns2:val="none"/>
         </w:rPr>
         <w:t xml:space="preserve">le </w:t>
       </w:r>
@@ -3152,7 +3152,7 @@
           <w:color w:val="000000"/>
           <w:kern w:val="0"/>
           <w:lang w:eastAsia="es-ES"/>
-          <w14:ligatures w14:val="none"/>
+          <ns2:ligatures ns2:val="none"/>
         </w:rPr>
         <w:t xml:space="preserve">indicó que no contaban con la documentación correspondiente a las solicitudes 1481818 y 1481819, adquiridas a través del canal directo del </w:t>
       </w:r>
@@ -3162,7 +3162,7 @@
           <w:color w:val="000000"/>
           <w:kern w:val="0"/>
           <w:lang w:eastAsia="es-ES"/>
-          <w14:ligatures w14:val="none"/>
+          <ns2:ligatures ns2:val="none"/>
         </w:rPr>
         <w:t>Banco de Crédito del Perú (en adelante, BCP)</w:t>
       </w:r>
@@ -3172,12 +3172,12 @@
           <w:color w:val="000000"/>
           <w:kern w:val="0"/>
           <w:lang w:eastAsia="es-ES"/>
-          <w14:ligatures w14:val="none"/>
+          <ns2:ligatures ns2:val="none"/>
         </w:rPr>
         <w:t>.</w:t>
       </w:r>
     </w:p>
-    <w:p>
+    <w:p ns2:paraId="1A409F40" ns2:textId="77777777">
       <w:pPr>
         <w:pStyle w:val="Prrafodelista"/>
         <w:tabs>
@@ -3190,11 +3190,11 @@
           <w:color w:val="000000"/>
           <w:kern w:val="0"/>
           <w:lang w:eastAsia="es-ES"/>
-          <w14:ligatures w14:val="none"/>
-        </w:rPr>
-      </w:pPr>
-    </w:p>
-    <w:p>
+          <ns2:ligatures ns2:val="none"/>
+        </w:rPr>
+      </w:pPr>
+    </w:p>
+    <w:p ns2:paraId="21AE01C6" ns2:textId="683FF9BF">
       <w:pPr>
         <w:pStyle w:val="Prrafodelista"/>
         <w:numPr>
@@ -3213,16 +3213,16 @@
           <w:color w:val="000000"/>
           <w:kern w:val="0"/>
           <w:lang w:eastAsia="es-ES"/>
-          <w14:ligatures w14:val="none"/>
-        </w:rPr>
-      </w:pPr>
-      <w:r>
-        <w:rPr>
-          <w:rFonts w:ascii="Arial Narrow" w:eastAsia="Times New Roman" w:hAnsi="Arial Narrow" w:cs="Arial"/>
-          <w:color w:val="000000"/>
-          <w:kern w:val="0"/>
-          <w:lang w:eastAsia="es-ES"/>
-          <w14:ligatures w14:val="none"/>
+          <ns2:ligatures ns2:val="none"/>
+        </w:rPr>
+      </w:pPr>
+      <w:r>
+        <w:rPr>
+          <w:rFonts w:ascii="Arial Narrow" w:eastAsia="Times New Roman" w:hAnsi="Arial Narrow" w:cs="Arial"/>
+          <w:color w:val="000000"/>
+          <w:kern w:val="0"/>
+          <w:lang w:eastAsia="es-ES"/>
+          <ns2:ligatures ns2:val="none"/>
         </w:rPr>
         <w:t>El 30 de noviembre de 2024, remitió un correo electrónico manifestando su incomodidad, señalando que</w:t>
       </w:r>
@@ -3232,7 +3232,7 @@
           <w:color w:val="000000"/>
           <w:kern w:val="0"/>
           <w:lang w:eastAsia="es-ES"/>
-          <w14:ligatures w14:val="none"/>
+          <ns2:ligatures ns2:val="none"/>
         </w:rPr>
         <w:t xml:space="preserve"> Pacífico </w:t>
       </w:r>
@@ -3242,7 +3242,7 @@
           <w:color w:val="000000"/>
           <w:kern w:val="0"/>
           <w:lang w:eastAsia="es-ES"/>
-          <w14:ligatures w14:val="none"/>
+          <ns2:ligatures ns2:val="none"/>
         </w:rPr>
         <w:t>debía remitir la totalidad de los documentos solicitados.</w:t>
       </w:r>
@@ -3252,12 +3252,12 @@
           <w:color w:val="000000"/>
           <w:kern w:val="0"/>
           <w:lang w:eastAsia="es-ES"/>
-          <w14:ligatures w14:val="none"/>
+          <ns2:ligatures ns2:val="none"/>
         </w:rPr>
         <w:t xml:space="preserve"> </w:t>
       </w:r>
     </w:p>
-    <w:p>
+    <w:p ns2:paraId="2B86DC67" ns2:textId="77777777">
       <w:pPr>
         <w:pStyle w:val="Prrafodelista"/>
         <w:tabs>
@@ -3270,11 +3270,11 @@
           <w:color w:val="000000"/>
           <w:kern w:val="0"/>
           <w:lang w:eastAsia="es-ES"/>
-          <w14:ligatures w14:val="none"/>
-        </w:rPr>
-      </w:pPr>
-    </w:p>
-    <w:p>
+          <ns2:ligatures ns2:val="none"/>
+        </w:rPr>
+      </w:pPr>
+    </w:p>
+    <w:p ns2:paraId="341C864A" ns2:textId="2F65C36A">
       <w:pPr>
         <w:pStyle w:val="Prrafodelista"/>
         <w:numPr>
@@ -3293,16 +3293,16 @@
           <w:color w:val="000000"/>
           <w:kern w:val="0"/>
           <w:lang w:eastAsia="es-ES"/>
-          <w14:ligatures w14:val="none"/>
-        </w:rPr>
-      </w:pPr>
-      <w:r>
-        <w:rPr>
-          <w:rFonts w:ascii="Arial Narrow" w:eastAsia="Times New Roman" w:hAnsi="Arial Narrow" w:cs="Arial"/>
-          <w:color w:val="000000"/>
-          <w:kern w:val="0"/>
-          <w:lang w:eastAsia="es-ES"/>
-          <w14:ligatures w14:val="none"/>
+          <ns2:ligatures ns2:val="none"/>
+        </w:rPr>
+      </w:pPr>
+      <w:r>
+        <w:rPr>
+          <w:rFonts w:ascii="Arial Narrow" w:eastAsia="Times New Roman" w:hAnsi="Arial Narrow" w:cs="Arial"/>
+          <w:color w:val="000000"/>
+          <w:kern w:val="0"/>
+          <w:lang w:eastAsia="es-ES"/>
+          <ns2:ligatures ns2:val="none"/>
         </w:rPr>
         <w:t xml:space="preserve">El 3 de diciembre de 2024, </w:t>
       </w:r>
@@ -3312,7 +3312,7 @@
           <w:color w:val="000000"/>
           <w:kern w:val="0"/>
           <w:lang w:eastAsia="es-ES"/>
-          <w14:ligatures w14:val="none"/>
+          <ns2:ligatures ns2:val="none"/>
         </w:rPr>
         <w:t xml:space="preserve">Pacífico le </w:t>
       </w:r>
@@ -3322,12 +3322,12 @@
           <w:color w:val="000000"/>
           <w:kern w:val="0"/>
           <w:lang w:eastAsia="es-ES"/>
-          <w14:ligatures w14:val="none"/>
+          <ns2:ligatures ns2:val="none"/>
         </w:rPr>
         <w:t>informó que había derivado la solicitud SS-0022084539, correspondiente a la póliza 2000066123, al área responsable para detallar el motivo del rechazo de la solicitud, la cual sería atendida en un plazo de 3 días útiles.</w:t>
       </w:r>
     </w:p>
-    <w:p>
+    <w:p ns2:paraId="4558853F" ns2:textId="77777777">
       <w:pPr>
         <w:pStyle w:val="Prrafodelista"/>
         <w:tabs>
@@ -3340,11 +3340,11 @@
           <w:color w:val="000000"/>
           <w:kern w:val="0"/>
           <w:lang w:eastAsia="es-ES"/>
-          <w14:ligatures w14:val="none"/>
-        </w:rPr>
-      </w:pPr>
-    </w:p>
-    <w:p>
+          <ns2:ligatures ns2:val="none"/>
+        </w:rPr>
+      </w:pPr>
+    </w:p>
+    <w:p ns2:paraId="0A78138A" ns2:textId="4E08985C">
       <w:pPr>
         <w:pStyle w:val="Prrafodelista"/>
         <w:numPr>
@@ -3363,16 +3363,16 @@
           <w:color w:val="000000"/>
           <w:kern w:val="0"/>
           <w:lang w:eastAsia="es-ES"/>
-          <w14:ligatures w14:val="none"/>
-        </w:rPr>
-      </w:pPr>
-      <w:r>
-        <w:rPr>
-          <w:rFonts w:ascii="Arial Narrow" w:eastAsia="Times New Roman" w:hAnsi="Arial Narrow" w:cs="Arial"/>
-          <w:color w:val="000000"/>
-          <w:kern w:val="0"/>
-          <w:lang w:eastAsia="es-ES"/>
-          <w14:ligatures w14:val="none"/>
+          <ns2:ligatures ns2:val="none"/>
+        </w:rPr>
+      </w:pPr>
+      <w:r>
+        <w:rPr>
+          <w:rFonts w:ascii="Arial Narrow" w:eastAsia="Times New Roman" w:hAnsi="Arial Narrow" w:cs="Arial"/>
+          <w:color w:val="000000"/>
+          <w:kern w:val="0"/>
+          <w:lang w:eastAsia="es-ES"/>
+          <ns2:ligatures ns2:val="none"/>
         </w:rPr>
         <w:t xml:space="preserve">El 5 de diciembre de 2024, </w:t>
       </w:r>
@@ -3382,7 +3382,7 @@
           <w:color w:val="000000"/>
           <w:kern w:val="0"/>
           <w:lang w:eastAsia="es-ES"/>
-          <w14:ligatures w14:val="none"/>
+          <ns2:ligatures ns2:val="none"/>
         </w:rPr>
         <w:t xml:space="preserve">Pacífico le </w:t>
       </w:r>
@@ -3392,7 +3392,7 @@
           <w:color w:val="000000"/>
           <w:kern w:val="0"/>
           <w:lang w:eastAsia="es-ES"/>
-          <w14:ligatures w14:val="none"/>
+          <ns2:ligatures ns2:val="none"/>
         </w:rPr>
         <w:t xml:space="preserve">reiteró que </w:t>
       </w:r>
@@ -3402,7 +3402,7 @@
           <w:color w:val="000000"/>
           <w:kern w:val="0"/>
           <w:lang w:eastAsia="es-ES"/>
-          <w14:ligatures w14:val="none"/>
+          <ns2:ligatures ns2:val="none"/>
         </w:rPr>
         <w:t>su</w:t>
       </w:r>
@@ -3412,12 +3412,12 @@
           <w:color w:val="000000"/>
           <w:kern w:val="0"/>
           <w:lang w:eastAsia="es-ES"/>
-          <w14:ligatures w14:val="none"/>
+          <ns2:ligatures ns2:val="none"/>
         </w:rPr>
         <w:t xml:space="preserve"> solicitud de detalle del motivo de rechazo de las pólizas se encontraba en proceso de atención bajo el mismo trámite SS-0022084539.</w:t>
       </w:r>
     </w:p>
-    <w:p>
+    <w:p ns2:paraId="3B924670" ns2:textId="77777777">
       <w:pPr>
         <w:pStyle w:val="Prrafodelista"/>
         <w:tabs>
@@ -3430,11 +3430,11 @@
           <w:color w:val="000000"/>
           <w:kern w:val="0"/>
           <w:lang w:eastAsia="es-ES"/>
-          <w14:ligatures w14:val="none"/>
-        </w:rPr>
-      </w:pPr>
-    </w:p>
-    <w:p>
+          <ns2:ligatures ns2:val="none"/>
+        </w:rPr>
+      </w:pPr>
+    </w:p>
+    <w:p ns2:paraId="7A2EDAA5" ns2:textId="77777777">
       <w:pPr>
         <w:pStyle w:val="Prrafodelista"/>
         <w:numPr>
@@ -3453,16 +3453,16 @@
           <w:color w:val="000000"/>
           <w:kern w:val="0"/>
           <w:lang w:eastAsia="es-ES"/>
-          <w14:ligatures w14:val="none"/>
-        </w:rPr>
-      </w:pPr>
-      <w:r>
-        <w:rPr>
-          <w:rFonts w:ascii="Arial Narrow" w:eastAsia="Times New Roman" w:hAnsi="Arial Narrow" w:cs="Arial"/>
-          <w:color w:val="000000"/>
-          <w:kern w:val="0"/>
-          <w:lang w:eastAsia="es-ES"/>
-          <w14:ligatures w14:val="none"/>
+          <ns2:ligatures ns2:val="none"/>
+        </w:rPr>
+      </w:pPr>
+      <w:r>
+        <w:rPr>
+          <w:rFonts w:ascii="Arial Narrow" w:eastAsia="Times New Roman" w:hAnsi="Arial Narrow" w:cs="Arial"/>
+          <w:color w:val="000000"/>
+          <w:kern w:val="0"/>
+          <w:lang w:eastAsia="es-ES"/>
+          <ns2:ligatures ns2:val="none"/>
         </w:rPr>
         <w:t>El 16 de diciembre de 2024, envió un correo electrónico reiterando que, en referencia al proceso SS-0022084539, aún no recibía respuesta, lo cual impedía efectuar los pagos correspondientes desde octubre de 2024.</w:t>
       </w:r>
@@ -3472,7 +3472,7 @@
           <w:color w:val="000000"/>
           <w:kern w:val="0"/>
           <w:lang w:eastAsia="es-ES"/>
-          <w14:ligatures w14:val="none"/>
+          <ns2:ligatures ns2:val="none"/>
         </w:rPr>
         <w:t xml:space="preserve"> El mismo día</w:t>
       </w:r>
@@ -3482,7 +3482,7 @@
           <w:color w:val="000000"/>
           <w:kern w:val="0"/>
           <w:lang w:eastAsia="es-ES"/>
-          <w14:ligatures w14:val="none"/>
+          <ns2:ligatures ns2:val="none"/>
         </w:rPr>
         <w:t xml:space="preserve">, </w:t>
       </w:r>
@@ -3492,7 +3492,7 @@
           <w:color w:val="000000"/>
           <w:kern w:val="0"/>
           <w:lang w:eastAsia="es-ES"/>
-          <w14:ligatures w14:val="none"/>
+          <ns2:ligatures ns2:val="none"/>
         </w:rPr>
         <w:t xml:space="preserve">Pacífico le </w:t>
       </w:r>
@@ -3502,7 +3502,7 @@
           <w:color w:val="000000"/>
           <w:kern w:val="0"/>
           <w:lang w:eastAsia="es-ES"/>
-          <w14:ligatures w14:val="none"/>
+          <ns2:ligatures ns2:val="none"/>
         </w:rPr>
         <w:t xml:space="preserve">informó que había derivado </w:t>
       </w:r>
@@ -3512,7 +3512,7 @@
           <w:color w:val="000000"/>
           <w:kern w:val="0"/>
           <w:lang w:eastAsia="es-ES"/>
-          <w14:ligatures w14:val="none"/>
+          <ns2:ligatures ns2:val="none"/>
         </w:rPr>
         <w:t>su</w:t>
       </w:r>
@@ -3522,7 +3522,7 @@
           <w:color w:val="000000"/>
           <w:kern w:val="0"/>
           <w:lang w:eastAsia="es-ES"/>
-          <w14:ligatures w14:val="none"/>
+          <ns2:ligatures ns2:val="none"/>
         </w:rPr>
         <w:t xml:space="preserve"> solicitud</w:t>
       </w:r>
@@ -3532,7 +3532,7 @@
           <w:color w:val="000000"/>
           <w:kern w:val="0"/>
           <w:lang w:eastAsia="es-ES"/>
-          <w14:ligatures w14:val="none"/>
+          <ns2:ligatures ns2:val="none"/>
         </w:rPr>
         <w:t xml:space="preserve"> SS-0022565930</w:t>
       </w:r>
@@ -3542,12 +3542,12 @@
           <w:color w:val="000000"/>
           <w:kern w:val="0"/>
           <w:lang w:eastAsia="es-ES"/>
-          <w14:ligatures w14:val="none"/>
+          <ns2:ligatures ns2:val="none"/>
         </w:rPr>
         <w:t xml:space="preserve"> al área correspondiente, indicando que sería revisada en menos de 9 días útiles.</w:t>
       </w:r>
     </w:p>
-    <w:p>
+    <w:p ns2:paraId="7286DA75" ns2:textId="77777777">
       <w:pPr>
         <w:pStyle w:val="Prrafodelista"/>
         <w:tabs>
@@ -3560,11 +3560,11 @@
           <w:color w:val="000000"/>
           <w:kern w:val="0"/>
           <w:lang w:eastAsia="es-ES"/>
-          <w14:ligatures w14:val="none"/>
-        </w:rPr>
-      </w:pPr>
-    </w:p>
-    <w:p>
+          <ns2:ligatures ns2:val="none"/>
+        </w:rPr>
+      </w:pPr>
+    </w:p>
+    <w:p ns2:paraId="3E0B3B60" ns2:textId="4E2DAD8D">
       <w:pPr>
         <w:pStyle w:val="Prrafodelista"/>
         <w:numPr>
@@ -3583,16 +3583,16 @@
           <w:color w:val="000000"/>
           <w:kern w:val="0"/>
           <w:lang w:eastAsia="es-ES"/>
-          <w14:ligatures w14:val="none"/>
-        </w:rPr>
-      </w:pPr>
-      <w:r>
-        <w:rPr>
-          <w:rFonts w:ascii="Arial Narrow" w:eastAsia="Times New Roman" w:hAnsi="Arial Narrow" w:cs="Arial"/>
-          <w:color w:val="000000"/>
-          <w:kern w:val="0"/>
-          <w:lang w:eastAsia="es-ES"/>
-          <w14:ligatures w14:val="none"/>
+          <ns2:ligatures ns2:val="none"/>
+        </w:rPr>
+      </w:pPr>
+      <w:r>
+        <w:rPr>
+          <w:rFonts w:ascii="Arial Narrow" w:eastAsia="Times New Roman" w:hAnsi="Arial Narrow" w:cs="Arial"/>
+          <w:color w:val="000000"/>
+          <w:kern w:val="0"/>
+          <w:lang w:eastAsia="es-ES"/>
+          <ns2:ligatures ns2:val="none"/>
         </w:rPr>
         <w:t xml:space="preserve">El 19 de diciembre de 2024, Pacífico le comunicó que la atención de su solicitud SS-0022084539 se encontraba en proceso de atención bajo el reclamo PPS-09446/2024 y que la respuesta sería enviada al correo electrónico [CORREO].</w:t>
       </w:r>
@@ -3602,7 +3602,7 @@
           <w:color w:val="000000"/>
           <w:kern w:val="0"/>
           <w:lang w:eastAsia="es-ES"/>
-          <w14:ligatures w14:val="none"/>
+          <ns2:ligatures ns2:val="none"/>
         </w:rPr>
         <w:t xml:space="preserve"/>
       </w:r>
@@ -3612,7 +3612,7 @@
           <w:color w:val="000000"/>
           <w:kern w:val="0"/>
           <w:lang w:eastAsia="es-ES"/>
-          <w14:ligatures w14:val="none"/>
+          <ns2:ligatures ns2:val="none"/>
         </w:rPr>
         <w:t xml:space="preserve"/>
       </w:r>
@@ -3622,7 +3622,7 @@
           <w:color w:val="000000"/>
           <w:kern w:val="0"/>
           <w:lang w:eastAsia="es-ES"/>
-          <w14:ligatures w14:val="none"/>
+          <ns2:ligatures ns2:val="none"/>
         </w:rPr>
         <w:t xml:space="preserve"/>
       </w:r>
@@ -3632,7 +3632,7 @@
           <w:color w:val="000000"/>
           <w:kern w:val="0"/>
           <w:lang w:eastAsia="es-ES"/>
-          <w14:ligatures w14:val="none"/>
+          <ns2:ligatures ns2:val="none"/>
         </w:rPr>
         <w:t xml:space="preserve"/>
       </w:r>
@@ -3642,7 +3642,7 @@
           <w:color w:val="000000"/>
           <w:kern w:val="0"/>
           <w:lang w:eastAsia="es-ES"/>
-          <w14:ligatures w14:val="none"/>
+          <ns2:ligatures ns2:val="none"/>
         </w:rPr>
         <w:t xml:space="preserve"/>
       </w:r>
@@ -3652,18 +3652,18 @@
           <w:color w:val="000000"/>
           <w:kern w:val="0"/>
           <w:lang w:eastAsia="es-ES"/>
-          <w14:ligatures w14:val="none"/>
+          <ns2:ligatures ns2:val="none"/>
         </w:rPr>
         <w:t xml:space="preserve"/>
       </w:r>
-      <w:hyperlink r:id="rId8" w:history="1">
+      <w:hyperlink ns3:id="rId8" w:history="1">
         <w:r>
           <w:rPr>
             <w:rStyle w:val="Hipervnculo"/>
             <w:rFonts w:ascii="Arial Narrow" w:eastAsia="Times New Roman" w:hAnsi="Arial Narrow" w:cs="Arial"/>
             <w:kern w:val="0"/>
             <w:lang w:eastAsia="es-ES"/>
-            <w14:ligatures w14:val="none"/>
+            <ns2:ligatures ns2:val="none"/>
           </w:rPr>
           <w:t/>
         </w:r>
@@ -3674,12 +3674,12 @@
           <w:color w:val="000000"/>
           <w:kern w:val="0"/>
           <w:lang w:eastAsia="es-ES"/>
-          <w14:ligatures w14:val="none"/>
+          <ns2:ligatures ns2:val="none"/>
         </w:rPr>
         <w:t/>
       </w:r>
     </w:p>
-    <w:p>
+    <w:p ns2:paraId="5D1180A9" ns2:textId="77777777">
       <w:pPr>
         <w:pStyle w:val="Prrafodelista"/>
         <w:tabs>
@@ -3692,11 +3692,11 @@
           <w:color w:val="000000"/>
           <w:kern w:val="0"/>
           <w:lang w:eastAsia="es-ES"/>
-          <w14:ligatures w14:val="none"/>
-        </w:rPr>
-      </w:pPr>
-    </w:p>
-    <w:p>
+          <ns2:ligatures ns2:val="none"/>
+        </w:rPr>
+      </w:pPr>
+    </w:p>
+    <w:p ns2:paraId="7D450D05" ns2:textId="4D63FCA5">
       <w:pPr>
         <w:pStyle w:val="Prrafodelista"/>
         <w:numPr>
@@ -3715,16 +3715,16 @@
           <w:color w:val="000000"/>
           <w:kern w:val="0"/>
           <w:lang w:eastAsia="es-ES"/>
-          <w14:ligatures w14:val="none"/>
-        </w:rPr>
-      </w:pPr>
-      <w:r>
-        <w:rPr>
-          <w:rFonts w:ascii="Arial Narrow" w:eastAsia="Times New Roman" w:hAnsi="Arial Narrow" w:cs="Arial"/>
-          <w:color w:val="000000"/>
-          <w:kern w:val="0"/>
-          <w:lang w:eastAsia="es-ES"/>
-          <w14:ligatures w14:val="none"/>
+          <ns2:ligatures ns2:val="none"/>
+        </w:rPr>
+      </w:pPr>
+      <w:r>
+        <w:rPr>
+          <w:rFonts w:ascii="Arial Narrow" w:eastAsia="Times New Roman" w:hAnsi="Arial Narrow" w:cs="Arial"/>
+          <w:color w:val="000000"/>
+          <w:kern w:val="0"/>
+          <w:lang w:eastAsia="es-ES"/>
+          <ns2:ligatures ns2:val="none"/>
         </w:rPr>
         <w:t xml:space="preserve">El </w:t>
       </w:r>
@@ -3734,7 +3734,7 @@
           <w:color w:val="000000"/>
           <w:kern w:val="0"/>
           <w:lang w:eastAsia="es-ES"/>
-          <w14:ligatures w14:val="none"/>
+          <ns2:ligatures ns2:val="none"/>
         </w:rPr>
         <w:t>día</w:t>
       </w:r>
@@ -3744,7 +3744,7 @@
           <w:color w:val="000000"/>
           <w:kern w:val="0"/>
           <w:lang w:eastAsia="es-ES"/>
-          <w14:ligatures w14:val="none"/>
+          <ns2:ligatures ns2:val="none"/>
         </w:rPr>
         <w:t xml:space="preserve"> 23 de diciembre </w:t>
       </w:r>
@@ -3754,7 +3754,7 @@
           <w:color w:val="000000"/>
           <w:kern w:val="0"/>
           <w:lang w:eastAsia="es-ES"/>
-          <w14:ligatures w14:val="none"/>
+          <ns2:ligatures ns2:val="none"/>
         </w:rPr>
         <w:t>emitió</w:t>
       </w:r>
@@ -3764,7 +3764,7 @@
           <w:color w:val="000000"/>
           <w:kern w:val="0"/>
           <w:lang w:eastAsia="es-ES"/>
-          <w14:ligatures w14:val="none"/>
+          <ns2:ligatures ns2:val="none"/>
         </w:rPr>
         <w:t xml:space="preserve"> un correo electrónico a </w:t>
       </w:r>
@@ -3774,7 +3774,7 @@
           <w:color w:val="000000"/>
           <w:kern w:val="0"/>
           <w:lang w:eastAsia="es-ES"/>
-          <w14:ligatures w14:val="none"/>
+          <ns2:ligatures ns2:val="none"/>
         </w:rPr>
         <w:t>Pacífico solicitando atención de su</w:t>
       </w:r>
@@ -3784,7 +3784,7 @@
           <w:color w:val="000000"/>
           <w:kern w:val="0"/>
           <w:lang w:eastAsia="es-ES"/>
-          <w14:ligatures w14:val="none"/>
+          <ns2:ligatures ns2:val="none"/>
         </w:rPr>
         <w:t xml:space="preserve"> reclamo a través del código </w:t>
       </w:r>
@@ -3794,7 +3794,7 @@
           <w:color w:val="000000"/>
           <w:kern w:val="0"/>
           <w:lang w:eastAsia="es-ES"/>
-          <w14:ligatures w14:val="none"/>
+          <ns2:ligatures ns2:val="none"/>
         </w:rPr>
         <w:t>PPS-09446/2024</w:t>
       </w:r>
@@ -3804,7 +3804,7 @@
           <w:color w:val="000000"/>
           <w:kern w:val="0"/>
           <w:lang w:eastAsia="es-ES"/>
-          <w14:ligatures w14:val="none"/>
+          <ns2:ligatures ns2:val="none"/>
         </w:rPr>
         <w:t>. Al día siguiente Pacífico le indi</w:t>
       </w:r>
@@ -3814,7 +3814,7 @@
           <w:color w:val="000000"/>
           <w:kern w:val="0"/>
           <w:lang w:eastAsia="es-ES"/>
-          <w14:ligatures w14:val="none"/>
+          <ns2:ligatures ns2:val="none"/>
         </w:rPr>
         <w:t xml:space="preserve">có </w:t>
       </w:r>
@@ -3824,7 +3824,7 @@
           <w:color w:val="000000"/>
           <w:kern w:val="0"/>
           <w:lang w:eastAsia="es-ES"/>
-          <w14:ligatures w14:val="none"/>
+          <ns2:ligatures ns2:val="none"/>
         </w:rPr>
         <w:t xml:space="preserve">que en los próximos días le brindarían la respuesta final sobre el </w:t>
       </w:r>
@@ -3834,7 +3834,7 @@
           <w:color w:val="000000"/>
           <w:kern w:val="0"/>
           <w:lang w:eastAsia="es-ES"/>
-          <w14:ligatures w14:val="none"/>
+          <ns2:ligatures ns2:val="none"/>
         </w:rPr>
         <w:t xml:space="preserve">referido </w:t>
       </w:r>
@@ -3844,12 +3844,12 @@
           <w:color w:val="000000"/>
           <w:kern w:val="0"/>
           <w:lang w:eastAsia="es-ES"/>
-          <w14:ligatures w14:val="none"/>
+          <ns2:ligatures ns2:val="none"/>
         </w:rPr>
         <w:t>reclamo.</w:t>
       </w:r>
     </w:p>
-    <w:p>
+    <w:p ns2:paraId="46DDFF63" ns2:textId="77777777">
       <w:pPr>
         <w:pStyle w:val="Prrafodelista"/>
         <w:tabs>
@@ -3862,11 +3862,11 @@
           <w:color w:val="000000"/>
           <w:kern w:val="0"/>
           <w:lang w:eastAsia="es-ES"/>
-          <w14:ligatures w14:val="none"/>
-        </w:rPr>
-      </w:pPr>
-    </w:p>
-    <w:p>
+          <ns2:ligatures ns2:val="none"/>
+        </w:rPr>
+      </w:pPr>
+    </w:p>
+    <w:p ns2:paraId="2BE11672" ns2:textId="0217B609">
       <w:pPr>
         <w:pStyle w:val="Prrafodelista"/>
         <w:numPr>
@@ -3885,16 +3885,16 @@
           <w:color w:val="000000"/>
           <w:kern w:val="0"/>
           <w:lang w:eastAsia="es-ES"/>
-          <w14:ligatures w14:val="none"/>
-        </w:rPr>
-      </w:pPr>
-      <w:r>
-        <w:rPr>
-          <w:rFonts w:ascii="Arial Narrow" w:eastAsia="Times New Roman" w:hAnsi="Arial Narrow" w:cs="Arial"/>
-          <w:color w:val="000000"/>
-          <w:kern w:val="0"/>
-          <w:lang w:eastAsia="es-ES"/>
-          <w14:ligatures w14:val="none"/>
+          <ns2:ligatures ns2:val="none"/>
+        </w:rPr>
+      </w:pPr>
+      <w:r>
+        <w:rPr>
+          <w:rFonts w:ascii="Arial Narrow" w:eastAsia="Times New Roman" w:hAnsi="Arial Narrow" w:cs="Arial"/>
+          <w:color w:val="000000"/>
+          <w:kern w:val="0"/>
+          <w:lang w:eastAsia="es-ES"/>
+          <ns2:ligatures ns2:val="none"/>
         </w:rPr>
         <w:t xml:space="preserve">El 28 de diciembre de 2024, remitió un correo señalando que no había recibido respuesta, </w:t>
       </w:r>
@@ -3904,7 +3904,7 @@
           <w:color w:val="000000"/>
           <w:kern w:val="0"/>
           <w:lang w:eastAsia="es-ES"/>
-          <w14:ligatures w14:val="none"/>
+          <ns2:ligatures ns2:val="none"/>
         </w:rPr>
         <w:t>y</w:t>
       </w:r>
@@ -3914,12 +3914,12 @@
           <w:color w:val="000000"/>
           <w:kern w:val="0"/>
           <w:lang w:eastAsia="es-ES"/>
-          <w14:ligatures w14:val="none"/>
+          <ns2:ligatures ns2:val="none"/>
         </w:rPr>
         <w:t xml:space="preserve"> solicitó la devolución del dinero total de sus aportaciones referentes a las pólizas 1810111638, 2000066123 y 2000066124.</w:t>
       </w:r>
     </w:p>
-    <w:p>
+    <w:p ns2:paraId="36D7A8D7" ns2:textId="77777777">
       <w:pPr>
         <w:pStyle w:val="Prrafodelista"/>
         <w:tabs>
@@ -3932,11 +3932,11 @@
           <w:color w:val="000000"/>
           <w:kern w:val="0"/>
           <w:lang w:eastAsia="es-ES"/>
-          <w14:ligatures w14:val="none"/>
-        </w:rPr>
-      </w:pPr>
-    </w:p>
-    <w:p>
+          <ns2:ligatures ns2:val="none"/>
+        </w:rPr>
+      </w:pPr>
+    </w:p>
+    <w:p ns2:paraId="01DA82C6" ns2:textId="3912C6A7">
       <w:pPr>
         <w:pStyle w:val="Prrafodelista"/>
         <w:numPr>
@@ -3955,21 +3955,21 @@
           <w:color w:val="000000"/>
           <w:kern w:val="0"/>
           <w:lang w:eastAsia="es-ES"/>
-          <w14:ligatures w14:val="none"/>
-        </w:rPr>
-      </w:pPr>
-      <w:r>
-        <w:rPr>
-          <w:rFonts w:ascii="Arial Narrow" w:eastAsia="Times New Roman" w:hAnsi="Arial Narrow" w:cs="Arial"/>
-          <w:color w:val="000000"/>
-          <w:kern w:val="0"/>
-          <w:lang w:eastAsia="es-ES"/>
-          <w14:ligatures w14:val="none"/>
+          <ns2:ligatures ns2:val="none"/>
+        </w:rPr>
+      </w:pPr>
+      <w:r>
+        <w:rPr>
+          <w:rFonts w:ascii="Arial Narrow" w:eastAsia="Times New Roman" w:hAnsi="Arial Narrow" w:cs="Arial"/>
+          <w:color w:val="000000"/>
+          <w:kern w:val="0"/>
+          <w:lang w:eastAsia="es-ES"/>
+          <ns2:ligatures ns2:val="none"/>
         </w:rPr>
         <w:t>El 30 de diciembre, Pacífico le respondió indicándole que su solicitud se encuentra en proceso de atención bajo el trámite SS-0022621477 con el área correspondiente.</w:t>
       </w:r>
     </w:p>
-    <w:p>
+    <w:p ns2:paraId="7526E562" ns2:textId="77777777">
       <w:pPr>
         <w:pStyle w:val="Prrafodelista"/>
         <w:tabs>
@@ -3982,11 +3982,11 @@
           <w:color w:val="000000"/>
           <w:kern w:val="0"/>
           <w:lang w:eastAsia="es-ES"/>
-          <w14:ligatures w14:val="none"/>
-        </w:rPr>
-      </w:pPr>
-    </w:p>
-    <w:p>
+          <ns2:ligatures ns2:val="none"/>
+        </w:rPr>
+      </w:pPr>
+    </w:p>
+    <w:p ns2:paraId="06BF4BC2" ns2:textId="1B1B18A5">
       <w:pPr>
         <w:pStyle w:val="Prrafodelista"/>
         <w:numPr>
@@ -4005,16 +4005,16 @@
           <w:color w:val="000000"/>
           <w:kern w:val="0"/>
           <w:lang w:eastAsia="es-ES"/>
-          <w14:ligatures w14:val="none"/>
-        </w:rPr>
-      </w:pPr>
-      <w:r>
-        <w:rPr>
-          <w:rFonts w:ascii="Arial Narrow" w:eastAsia="Times New Roman" w:hAnsi="Arial Narrow" w:cs="Arial"/>
-          <w:color w:val="000000"/>
-          <w:kern w:val="0"/>
-          <w:lang w:eastAsia="es-ES"/>
-          <w14:ligatures w14:val="none"/>
+          <ns2:ligatures ns2:val="none"/>
+        </w:rPr>
+      </w:pPr>
+      <w:r>
+        <w:rPr>
+          <w:rFonts w:ascii="Arial Narrow" w:eastAsia="Times New Roman" w:hAnsi="Arial Narrow" w:cs="Arial"/>
+          <w:color w:val="000000"/>
+          <w:kern w:val="0"/>
+          <w:lang w:eastAsia="es-ES"/>
+          <ns2:ligatures ns2:val="none"/>
         </w:rPr>
         <w:t xml:space="preserve">El 5 de enero de 2025, </w:t>
       </w:r>
@@ -4024,7 +4024,7 @@
           <w:color w:val="000000"/>
           <w:kern w:val="0"/>
           <w:lang w:eastAsia="es-ES"/>
-          <w14:ligatures w14:val="none"/>
+          <ns2:ligatures ns2:val="none"/>
         </w:rPr>
         <w:t xml:space="preserve">Pacífico le </w:t>
       </w:r>
@@ -4034,7 +4034,7 @@
           <w:color w:val="000000"/>
           <w:kern w:val="0"/>
           <w:lang w:eastAsia="es-ES"/>
-          <w14:ligatures w14:val="none"/>
+          <ns2:ligatures ns2:val="none"/>
         </w:rPr>
         <w:t xml:space="preserve">remitió un correo electrónico a través del cual informó que, de requerir alguna duda o consulta sobre la respuesta del reclamo, se debía contactar </w:t>
       </w:r>
@@ -4044,7 +4044,7 @@
           <w:color w:val="000000"/>
           <w:kern w:val="0"/>
           <w:lang w:eastAsia="es-ES"/>
-          <w14:ligatures w14:val="none"/>
+          <ns2:ligatures ns2:val="none"/>
         </w:rPr>
         <w:t xml:space="preserve">por correo electrónico </w:t>
       </w:r>
@@ -4054,7 +4054,7 @@
           <w:color w:val="000000"/>
           <w:kern w:val="0"/>
           <w:lang w:eastAsia="es-ES"/>
-          <w14:ligatures w14:val="none"/>
+          <ns2:ligatures ns2:val="none"/>
         </w:rPr>
         <w:t>con la ejecutiva asignada al caso, identificada como Rosario Roncal Lara</w:t>
       </w:r>
@@ -4071,7 +4071,7 @@
         <w:t xml:space="preserve"> </w:t>
       </w:r>
     </w:p>
-    <w:p>
+    <w:p ns2:paraId="73CA185B" ns2:textId="77777777">
       <w:pPr>
         <w:pStyle w:val="Prrafodelista"/>
         <w:tabs>
@@ -4084,11 +4084,11 @@
           <w:color w:val="000000"/>
           <w:kern w:val="0"/>
           <w:lang w:eastAsia="es-ES"/>
-          <w14:ligatures w14:val="none"/>
-        </w:rPr>
-      </w:pPr>
-    </w:p>
-    <w:p>
+          <ns2:ligatures ns2:val="none"/>
+        </w:rPr>
+      </w:pPr>
+    </w:p>
+    <w:p ns2:paraId="152ECC8A" ns2:textId="675EFCE5">
       <w:pPr>
         <w:pStyle w:val="Prrafodelista"/>
         <w:numPr>
@@ -4107,16 +4107,16 @@
           <w:color w:val="000000"/>
           <w:kern w:val="0"/>
           <w:lang w:eastAsia="es-ES"/>
-          <w14:ligatures w14:val="none"/>
-        </w:rPr>
-      </w:pPr>
-      <w:r>
-        <w:rPr>
-          <w:rFonts w:ascii="Arial Narrow" w:eastAsia="Times New Roman" w:hAnsi="Arial Narrow" w:cs="Arial"/>
-          <w:color w:val="000000"/>
-          <w:kern w:val="0"/>
-          <w:lang w:eastAsia="es-ES"/>
-          <w14:ligatures w14:val="none"/>
+          <ns2:ligatures ns2:val="none"/>
+        </w:rPr>
+      </w:pPr>
+      <w:r>
+        <w:rPr>
+          <w:rFonts w:ascii="Arial Narrow" w:eastAsia="Times New Roman" w:hAnsi="Arial Narrow" w:cs="Arial"/>
+          <w:color w:val="000000"/>
+          <w:kern w:val="0"/>
+          <w:lang w:eastAsia="es-ES"/>
+          <ns2:ligatures ns2:val="none"/>
         </w:rPr>
         <w:t xml:space="preserve">En marzo de 2025, presentó un nuevo reclamo </w:t>
       </w:r>
@@ -4126,7 +4126,7 @@
           <w:color w:val="000000"/>
           <w:kern w:val="0"/>
           <w:lang w:eastAsia="es-ES"/>
-          <w14:ligatures w14:val="none"/>
+          <ns2:ligatures ns2:val="none"/>
         </w:rPr>
         <w:t xml:space="preserve">contra Pacífico </w:t>
       </w:r>
@@ -4136,7 +4136,7 @@
           <w:color w:val="000000"/>
           <w:kern w:val="0"/>
           <w:lang w:eastAsia="es-ES"/>
-          <w14:ligatures w14:val="none"/>
+          <ns2:ligatures ns2:val="none"/>
         </w:rPr>
         <w:t xml:space="preserve">en el cual </w:t>
       </w:r>
@@ -4146,7 +4146,7 @@
           <w:color w:val="000000"/>
           <w:kern w:val="0"/>
           <w:lang w:eastAsia="es-ES"/>
-          <w14:ligatures w14:val="none"/>
+          <ns2:ligatures ns2:val="none"/>
         </w:rPr>
         <w:t>adjuntó</w:t>
       </w:r>
@@ -4156,7 +4156,7 @@
           <w:color w:val="000000"/>
           <w:kern w:val="0"/>
           <w:lang w:eastAsia="es-ES"/>
-          <w14:ligatures w14:val="none"/>
+          <ns2:ligatures ns2:val="none"/>
         </w:rPr>
         <w:t xml:space="preserve"> </w:t>
       </w:r>
@@ -4166,7 +4166,7 @@
           <w:color w:val="000000"/>
           <w:kern w:val="0"/>
           <w:lang w:eastAsia="es-ES"/>
-          <w14:ligatures w14:val="none"/>
+          <ns2:ligatures ns2:val="none"/>
         </w:rPr>
         <w:t>exámenes médicos que no mostraban complicaciones ni condición de riesgo</w:t>
       </w:r>
@@ -4176,7 +4176,7 @@
           <w:color w:val="000000"/>
           <w:kern w:val="0"/>
           <w:lang w:eastAsia="es-ES"/>
-          <w14:ligatures w14:val="none"/>
+          <ns2:ligatures ns2:val="none"/>
         </w:rPr>
         <w:t xml:space="preserve"> de su salud</w:t>
       </w:r>
@@ -4186,7 +4186,7 @@
           <w:color w:val="000000"/>
           <w:kern w:val="0"/>
           <w:lang w:eastAsia="es-ES"/>
-          <w14:ligatures w14:val="none"/>
+          <ns2:ligatures ns2:val="none"/>
         </w:rPr>
         <w:t xml:space="preserve">; indicando </w:t>
       </w:r>
@@ -4196,7 +4196,7 @@
           <w:color w:val="000000"/>
           <w:kern w:val="0"/>
           <w:lang w:eastAsia="es-ES"/>
-          <w14:ligatures w14:val="none"/>
+          <ns2:ligatures ns2:val="none"/>
         </w:rPr>
         <w:t xml:space="preserve">además </w:t>
       </w:r>
@@ -4206,7 +4206,7 @@
           <w:color w:val="000000"/>
           <w:kern w:val="0"/>
           <w:lang w:eastAsia="es-ES"/>
-          <w14:ligatures w14:val="none"/>
+          <ns2:ligatures ns2:val="none"/>
         </w:rPr>
         <w:t>que la compañía aseguradora</w:t>
       </w:r>
@@ -4216,7 +4216,7 @@
           <w:color w:val="000000"/>
           <w:kern w:val="0"/>
           <w:lang w:eastAsia="es-ES"/>
-          <w14:ligatures w14:val="none"/>
+          <ns2:ligatures ns2:val="none"/>
         </w:rPr>
         <w:t xml:space="preserve"> </w:t>
       </w:r>
@@ -4226,7 +4226,7 @@
           <w:color w:val="000000"/>
           <w:kern w:val="0"/>
           <w:lang w:eastAsia="es-ES"/>
-          <w14:ligatures w14:val="none"/>
+          <ns2:ligatures ns2:val="none"/>
         </w:rPr>
         <w:t xml:space="preserve">le </w:t>
       </w:r>
@@ -4236,7 +4236,7 @@
           <w:color w:val="000000"/>
           <w:kern w:val="0"/>
           <w:lang w:eastAsia="es-ES"/>
-          <w14:ligatures w14:val="none"/>
+          <ns2:ligatures ns2:val="none"/>
         </w:rPr>
         <w:t xml:space="preserve">había pedido repetidamente los mismos </w:t>
       </w:r>
@@ -4246,7 +4246,7 @@
           <w:color w:val="000000"/>
           <w:kern w:val="0"/>
           <w:lang w:eastAsia="es-ES"/>
-          <w14:ligatures w14:val="none"/>
+          <ns2:ligatures ns2:val="none"/>
         </w:rPr>
         <w:t>exámenes</w:t>
       </w:r>
@@ -4256,7 +4256,7 @@
           <w:color w:val="000000"/>
           <w:kern w:val="0"/>
           <w:lang w:eastAsia="es-ES"/>
-          <w14:ligatures w14:val="none"/>
+          <ns2:ligatures ns2:val="none"/>
         </w:rPr>
         <w:t xml:space="preserve"> </w:t>
       </w:r>
@@ -4266,7 +4266,7 @@
           <w:color w:val="000000"/>
           <w:kern w:val="0"/>
           <w:lang w:eastAsia="es-ES"/>
-          <w14:ligatures w14:val="none"/>
+          <ns2:ligatures ns2:val="none"/>
         </w:rPr>
         <w:t xml:space="preserve">médicos </w:t>
       </w:r>
@@ -4276,7 +4276,7 @@
           <w:color w:val="000000"/>
           <w:kern w:val="0"/>
           <w:lang w:eastAsia="es-ES"/>
-          <w14:ligatures w14:val="none"/>
+          <ns2:ligatures ns2:val="none"/>
         </w:rPr>
         <w:t xml:space="preserve">pese a que </w:t>
       </w:r>
@@ -4286,7 +4286,7 @@
           <w:color w:val="000000"/>
           <w:kern w:val="0"/>
           <w:lang w:eastAsia="es-ES"/>
-          <w14:ligatures w14:val="none"/>
+          <ns2:ligatures ns2:val="none"/>
         </w:rPr>
         <w:t xml:space="preserve">ya había denegado </w:t>
       </w:r>
@@ -4296,7 +4296,7 @@
           <w:color w:val="000000"/>
           <w:kern w:val="0"/>
           <w:lang w:eastAsia="es-ES"/>
-          <w14:ligatures w14:val="none"/>
+          <ns2:ligatures ns2:val="none"/>
         </w:rPr>
         <w:t>previamente l</w:t>
       </w:r>
@@ -4306,7 +4306,7 @@
           <w:color w:val="000000"/>
           <w:kern w:val="0"/>
           <w:lang w:eastAsia="es-ES"/>
-          <w14:ligatures w14:val="none"/>
+          <ns2:ligatures ns2:val="none"/>
         </w:rPr>
         <w:t xml:space="preserve">a rehabilitación de parte de las </w:t>
       </w:r>
@@ -4316,7 +4316,7 @@
           <w:color w:val="000000"/>
           <w:kern w:val="0"/>
           <w:lang w:eastAsia="es-ES"/>
-          <w14:ligatures w14:val="none"/>
+          <ns2:ligatures ns2:val="none"/>
         </w:rPr>
         <w:t>pólizas 1810111638, 2000066123 y 2000066124</w:t>
       </w:r>
@@ -4326,12 +4326,12 @@
           <w:color w:val="000000"/>
           <w:kern w:val="0"/>
           <w:lang w:eastAsia="es-ES"/>
-          <w14:ligatures w14:val="none"/>
+          <ns2:ligatures ns2:val="none"/>
         </w:rPr>
         <w:t>.</w:t>
       </w:r>
     </w:p>
-    <w:p>
+    <w:p ns2:paraId="33E14FF7" ns2:textId="77777777">
       <w:pPr>
         <w:tabs>
           <w:tab w:val="left" w:pos="1134"/>
@@ -4343,11 +4343,11 @@
           <w:color w:val="000000"/>
           <w:kern w:val="0"/>
           <w:lang w:eastAsia="es-ES"/>
-          <w14:ligatures w14:val="none"/>
-        </w:rPr>
-      </w:pPr>
-    </w:p>
-    <w:p>
+          <ns2:ligatures ns2:val="none"/>
+        </w:rPr>
+      </w:pPr>
+    </w:p>
+    <w:p ns2:paraId="65C58807" ns2:textId="302009E6">
       <w:pPr>
         <w:numPr>
           <w:ilvl w:val="1"/>
@@ -4365,14 +4365,14 @@
           <w:color w:val="000000"/>
           <w:kern w:val="0"/>
           <w:lang w:val="es-ES" w:eastAsia="es-ES"/>
-          <w14:ligatures w14:val="none"/>
+          <ns2:ligatures ns2:val="none"/>
         </w:rPr>
       </w:pPr>
       <w:r>
         <w:rPr>
           <w:rFonts w:ascii="Arial Narrow" w:eastAsia="Calibri" w:hAnsi="Arial Narrow" w:cs="Arial"/>
           <w:kern w:val="0"/>
-          <w14:ligatures w14:val="none"/>
+          <ns2:ligatures ns2:val="none"/>
         </w:rPr>
         <w:t xml:space="preserve">El señor [APELLIDO] solicitó, en calidad de medida correctiva, que Pacífico cumpla con realizar la devolución de: S/ 3 075,00 referente a la Póliza 2000066123, S/ 3 075,00 referente a la Póliza 2000066124, y US$ 1 650,00 (S/. 6 022,50) referente a la Póliza 1810111638. Asimismo, requirió el reembolso de costos y costas del presente procedimiento. </w:t>
       </w:r>
@@ -4382,7 +4382,7 @@
           <w:color w:val="000000"/>
           <w:kern w:val="0"/>
           <w:lang w:val="es-ES" w:eastAsia="es-ES"/>
-          <w14:ligatures w14:val="none"/>
+          <ns2:ligatures ns2:val="none"/>
         </w:rPr>
         <w:t xml:space="preserve"/>
       </w:r>
@@ -4392,7 +4392,7 @@
           <w:color w:val="000000"/>
           <w:kern w:val="0"/>
           <w:lang w:val="es-ES" w:eastAsia="es-ES"/>
-          <w14:ligatures w14:val="none"/>
+          <ns2:ligatures ns2:val="none"/>
         </w:rPr>
         <w:t xml:space="preserve"/>
       </w:r>
@@ -4402,7 +4402,7 @@
           <w:color w:val="000000"/>
           <w:kern w:val="0"/>
           <w:lang w:val="es-ES" w:eastAsia="es-ES"/>
-          <w14:ligatures w14:val="none"/>
+          <ns2:ligatures ns2:val="none"/>
         </w:rPr>
         <w:t xml:space="preserve"/>
       </w:r>
@@ -4412,7 +4412,7 @@
           <w:color w:val="000000"/>
           <w:kern w:val="0"/>
           <w:lang w:val="es-ES" w:eastAsia="es-ES"/>
-          <w14:ligatures w14:val="none"/>
+          <ns2:ligatures ns2:val="none"/>
         </w:rPr>
         <w:t xml:space="preserve"/>
       </w:r>
@@ -4422,7 +4422,7 @@
           <w:color w:val="000000"/>
           <w:kern w:val="0"/>
           <w:lang w:val="es-ES" w:eastAsia="es-ES"/>
-          <w14:ligatures w14:val="none"/>
+          <ns2:ligatures ns2:val="none"/>
         </w:rPr>
         <w:t xml:space="preserve"/>
       </w:r>
@@ -4432,7 +4432,7 @@
           <w:color w:val="000000"/>
           <w:kern w:val="0"/>
           <w:lang w:val="es-ES" w:eastAsia="es-ES"/>
-          <w14:ligatures w14:val="none"/>
+          <ns2:ligatures ns2:val="none"/>
         </w:rPr>
         <w:t xml:space="preserve"/>
       </w:r>
@@ -4442,7 +4442,7 @@
           <w:color w:val="000000"/>
           <w:kern w:val="0"/>
           <w:lang w:val="es-ES" w:eastAsia="es-ES"/>
-          <w14:ligatures w14:val="none"/>
+          <ns2:ligatures ns2:val="none"/>
         </w:rPr>
         <w:t/>
       </w:r>
@@ -4452,7 +4452,7 @@
           <w:color w:val="000000"/>
           <w:kern w:val="0"/>
           <w:lang w:val="es-ES" w:eastAsia="es-ES"/>
-          <w14:ligatures w14:val="none"/>
+          <ns2:ligatures ns2:val="none"/>
         </w:rPr>
         <w:t xml:space="preserve"/>
       </w:r>
@@ -4463,7 +4463,7 @@
           <w:color w:val="000000"/>
           <w:kern w:val="0"/>
           <w:lang w:val="es-ES" w:eastAsia="es-ES"/>
-          <w14:ligatures w14:val="none"/>
+          <ns2:ligatures ns2:val="none"/>
         </w:rPr>
         <w:t/>
       </w:r>
@@ -4474,7 +4474,7 @@
           <w:color w:val="000000"/>
           <w:kern w:val="0"/>
           <w:lang w:val="es-ES" w:eastAsia="es-ES"/>
-          <w14:ligatures w14:val="none"/>
+          <ns2:ligatures ns2:val="none"/>
         </w:rPr>
         <w:t xml:space="preserve"/>
       </w:r>
@@ -4484,7 +4484,7 @@
           <w:color w:val="000000"/>
           <w:kern w:val="0"/>
           <w:lang w:val="es-ES" w:eastAsia="es-ES"/>
-          <w14:ligatures w14:val="none"/>
+          <ns2:ligatures ns2:val="none"/>
         </w:rPr>
         <w:t/>
       </w:r>
@@ -4494,7 +4494,7 @@
           <w:color w:val="000000"/>
           <w:kern w:val="0"/>
           <w:lang w:val="es-ES" w:eastAsia="es-ES"/>
-          <w14:ligatures w14:val="none"/>
+          <ns2:ligatures ns2:val="none"/>
         </w:rPr>
         <w:t xml:space="preserve"/>
       </w:r>
@@ -4504,7 +4504,7 @@
           <w:color w:val="000000"/>
           <w:kern w:val="0"/>
           <w:lang w:val="es-ES" w:eastAsia="es-ES"/>
-          <w14:ligatures w14:val="none"/>
+          <ns2:ligatures ns2:val="none"/>
         </w:rPr>
         <w:t xml:space="preserve"/>
       </w:r>
@@ -4514,7 +4514,7 @@
           <w:color w:val="000000"/>
           <w:kern w:val="0"/>
           <w:lang w:val="es-ES" w:eastAsia="es-ES"/>
-          <w14:ligatures w14:val="none"/>
+          <ns2:ligatures ns2:val="none"/>
         </w:rPr>
         <w:t xml:space="preserve"/>
       </w:r>
@@ -4524,7 +4524,7 @@
           <w:color w:val="000000"/>
           <w:kern w:val="0"/>
           <w:lang w:val="es-ES" w:eastAsia="es-ES"/>
-          <w14:ligatures w14:val="none"/>
+          <ns2:ligatures ns2:val="none"/>
         </w:rPr>
         <w:t/>
       </w:r>
@@ -4534,7 +4534,7 @@
           <w:color w:val="000000"/>
           <w:kern w:val="0"/>
           <w:lang w:val="es-ES" w:eastAsia="es-ES"/>
-          <w14:ligatures w14:val="none"/>
+          <ns2:ligatures ns2:val="none"/>
         </w:rPr>
         <w:t/>
       </w:r>
@@ -4544,7 +4544,7 @@
           <w:color w:val="000000"/>
           <w:kern w:val="0"/>
           <w:lang w:val="es-ES" w:eastAsia="es-ES"/>
-          <w14:ligatures w14:val="none"/>
+          <ns2:ligatures ns2:val="none"/>
         </w:rPr>
         <w:t xml:space="preserve"/>
       </w:r>
@@ -4554,7 +4554,7 @@
           <w:color w:val="000000"/>
           <w:kern w:val="0"/>
           <w:lang w:val="es-ES" w:eastAsia="es-ES"/>
-          <w14:ligatures w14:val="none"/>
+          <ns2:ligatures ns2:val="none"/>
         </w:rPr>
         <w:t xml:space="preserve"/>
       </w:r>
@@ -4564,7 +4564,7 @@
           <w:color w:val="000000"/>
           <w:kern w:val="0"/>
           <w:lang w:val="es-ES" w:eastAsia="es-ES"/>
-          <w14:ligatures w14:val="none"/>
+          <ns2:ligatures ns2:val="none"/>
         </w:rPr>
         <w:t/>
       </w:r>
@@ -4574,7 +4574,7 @@
           <w:color w:val="000000"/>
           <w:kern w:val="0"/>
           <w:lang w:val="es-ES" w:eastAsia="es-ES"/>
-          <w14:ligatures w14:val="none"/>
+          <ns2:ligatures ns2:val="none"/>
         </w:rPr>
         <w:t xml:space="preserve"/>
       </w:r>
@@ -4584,7 +4584,7 @@
           <w:color w:val="000000"/>
           <w:kern w:val="0"/>
           <w:lang w:val="es-ES" w:eastAsia="es-ES"/>
-          <w14:ligatures w14:val="none"/>
+          <ns2:ligatures ns2:val="none"/>
         </w:rPr>
         <w:t/>
       </w:r>
@@ -4594,7 +4594,7 @@
           <w:color w:val="000000"/>
           <w:kern w:val="0"/>
           <w:lang w:val="es-ES" w:eastAsia="es-ES"/>
-          <w14:ligatures w14:val="none"/>
+          <ns2:ligatures ns2:val="none"/>
         </w:rPr>
         <w:t xml:space="preserve"/>
       </w:r>
@@ -4604,7 +4604,7 @@
           <w:color w:val="000000"/>
           <w:kern w:val="0"/>
           <w:lang w:val="es-ES" w:eastAsia="es-ES"/>
-          <w14:ligatures w14:val="none"/>
+          <ns2:ligatures ns2:val="none"/>
         </w:rPr>
         <w:t xml:space="preserve"/>
       </w:r>
@@ -4614,7 +4614,7 @@
           <w:color w:val="000000"/>
           <w:kern w:val="0"/>
           <w:lang w:val="es-ES" w:eastAsia="es-ES"/>
-          <w14:ligatures w14:val="none"/>
+          <ns2:ligatures ns2:val="none"/>
         </w:rPr>
         <w:t/>
       </w:r>
@@ -4624,7 +4624,7 @@
           <w:color w:val="000000"/>
           <w:kern w:val="0"/>
           <w:lang w:val="es-ES" w:eastAsia="es-ES"/>
-          <w14:ligatures w14:val="none"/>
+          <ns2:ligatures ns2:val="none"/>
         </w:rPr>
         <w:t/>
       </w:r>
@@ -4634,12 +4634,12 @@
           <w:color w:val="000000"/>
           <w:kern w:val="0"/>
           <w:lang w:val="es-ES" w:eastAsia="es-ES"/>
-          <w14:ligatures w14:val="none"/>
+          <ns2:ligatures ns2:val="none"/>
         </w:rPr>
         <w:t xml:space="preserve"/>
       </w:r>
     </w:p>
-    <w:p>
+    <w:p ns2:paraId="66005174" ns2:textId="77777777">
       <w:pPr>
         <w:spacing w:after="0" w:line="240" w:lineRule="auto"/>
         <w:contextualSpacing/>
@@ -4650,11 +4650,11 @@
           <w:color w:val="000000"/>
           <w:kern w:val="0"/>
           <w:lang w:eastAsia="es-PE"/>
-          <w14:ligatures w14:val="none"/>
-        </w:rPr>
-      </w:pPr>
-    </w:p>
-    <w:p>
+          <ns2:ligatures ns2:val="none"/>
+        </w:rPr>
+      </w:pPr>
+    </w:p>
+    <w:p ns2:paraId="3541B1F9" ns2:textId="77777777">
       <w:pPr>
         <w:pStyle w:val="Prrafodelista"/>
         <w:numPr>
@@ -4674,7 +4674,7 @@
           <w:color w:val="000000"/>
           <w:kern w:val="0"/>
           <w:lang w:eastAsia="es-PE"/>
-          <w14:ligatures w14:val="none"/>
+          <ns2:ligatures ns2:val="none"/>
         </w:rPr>
       </w:pPr>
       <w:r>
@@ -4684,12 +4684,12 @@
           <w:color w:val="000000"/>
           <w:kern w:val="0"/>
           <w:lang w:eastAsia="es-PE"/>
-          <w14:ligatures w14:val="none"/>
+          <ns2:ligatures ns2:val="none"/>
         </w:rPr>
         <w:t>DE LA ADMISIÓN A TRÁMITE DE LA DENUNCIA</w:t>
       </w:r>
     </w:p>
-    <w:p>
+    <w:p ns2:paraId="34556756" ns2:textId="77777777">
       <w:pPr>
         <w:spacing w:after="0" w:line="240" w:lineRule="auto"/>
         <w:ind w:left="567"/>
@@ -4701,11 +4701,11 @@
           <w:color w:val="000000"/>
           <w:kern w:val="0"/>
           <w:lang w:eastAsia="es-PE"/>
-          <w14:ligatures w14:val="none"/>
-        </w:rPr>
-      </w:pPr>
-    </w:p>
-    <w:p>
+          <ns2:ligatures ns2:val="none"/>
+        </w:rPr>
+      </w:pPr>
+    </w:p>
+    <w:p ns2:paraId="4266B1E3" ns2:textId="51037C12">
       <w:pPr>
         <w:pStyle w:val="Prrafodelista"/>
         <w:numPr>
@@ -4718,7 +4718,7 @@
         <w:rPr>
           <w:rFonts w:ascii="Arial Narrow" w:eastAsia="Arial Narrow" w:hAnsi="Arial Narrow" w:cs="Arial Narrow"/>
           <w:kern w:val="0"/>
-          <w14:ligatures w14:val="none"/>
+          <ns2:ligatures ns2:val="none"/>
         </w:rPr>
       </w:pPr>
       <w:bookmarkStart w:id="3" w:name="_Hlk140755208"/>
@@ -4730,7 +4730,7 @@
           <w:color w:val="000000"/>
           <w:kern w:val="0"/>
           <w:lang w:eastAsia="es-PE"/>
-          <w14:ligatures w14:val="none"/>
+          <ns2:ligatures ns2:val="none"/>
         </w:rPr>
         <w:t>La Secretaría Técnica de la Comisión de Protección al Consumidor 1 (en adelante, la Secretaría Técnica), en ejercicio de sus facultades</w:t>
       </w:r>
@@ -4743,7 +4743,7 @@
           <w:rFonts w:ascii="Arial Narrow" w:eastAsia="Arial Narrow" w:hAnsi="Arial Narrow" w:cs="Arial Narrow"/>
           <w:kern w:val="0"/>
           <w:vertAlign w:val="superscript"/>
-          <w14:ligatures w14:val="none"/>
+          <ns2:ligatures ns2:val="none"/>
         </w:rPr>
         <w:footnoteReference w:id="3"/>
       </w:r>
@@ -4753,7 +4753,7 @@
           <w:color w:val="000000"/>
           <w:kern w:val="0"/>
           <w:lang w:eastAsia="es-PE"/>
-          <w14:ligatures w14:val="none"/>
+          <ns2:ligatures ns2:val="none"/>
         </w:rPr>
         <w:t xml:space="preserve">, </w:t>
       </w:r>
@@ -4763,7 +4763,7 @@
           <w:color w:val="000000"/>
           <w:kern w:val="0"/>
           <w:lang w:eastAsia="es-PE"/>
-          <w14:ligatures w14:val="none"/>
+          <ns2:ligatures ns2:val="none"/>
         </w:rPr>
         <w:t xml:space="preserve">considera </w:t>
       </w:r>
@@ -4771,7 +4771,7 @@
         <w:rPr>
           <w:rFonts w:ascii="Arial Narrow" w:eastAsia="Arial Narrow" w:hAnsi="Arial Narrow" w:cs="Arial Narrow"/>
           <w:kern w:val="0"/>
-          <w14:ligatures w14:val="none"/>
+          <ns2:ligatures ns2:val="none"/>
         </w:rPr>
         <w:t xml:space="preserve">que el hecho denunciado, consistente en que </w:t>
       </w:r>
@@ -4782,7 +4782,7 @@
           <w:kern w:val="0"/>
           <w:shd w:val="clear" w:color="auto" w:fill="FFFFFF"/>
           <w:lang w:eastAsia="es-PE"/>
-          <w14:ligatures w14:val="none"/>
+          <ns2:ligatures ns2:val="none"/>
         </w:rPr>
         <w:t xml:space="preserve">la compañía aseguradora se habría negado injustificadamente a rehabilitar la Póliza del Seguro Devolución Total 15 </w:t>
       </w:r>
@@ -4794,7 +4794,7 @@
           <w:kern w:val="0"/>
           <w:shd w:val="clear" w:color="auto" w:fill="FFFFFF"/>
           <w:lang w:eastAsia="es-PE"/>
-          <w14:ligatures w14:val="none"/>
+          <ns2:ligatures ns2:val="none"/>
         </w:rPr>
         <w:t/>
       </w:r>
@@ -4806,7 +4806,7 @@
           <w:kern w:val="0"/>
           <w:shd w:val="clear" w:color="auto" w:fill="FFFFFF"/>
           <w:lang w:eastAsia="es-PE"/>
-          <w14:ligatures w14:val="none"/>
+          <ns2:ligatures ns2:val="none"/>
         </w:rPr>
         <w:t xml:space="preserve"> 1810111638, pese a la solicitud del denunciante</w:t>
       </w:r>
@@ -4814,7 +4814,7 @@
         <w:rPr>
           <w:rFonts w:ascii="Arial Narrow" w:eastAsia="Arial Narrow" w:hAnsi="Arial Narrow" w:cs="Arial Narrow"/>
           <w:kern w:val="0"/>
-          <w14:ligatures w14:val="none"/>
+          <ns2:ligatures ns2:val="none"/>
         </w:rPr>
         <w:t>; involucraría una presunta afectación a sus expectativas, quien no habría encontrado una correspondencia entre lo que esperaba recibir de parte del proveedor y lo que realmente recibió. Por consiguiente, corresponde calificar el hecho materia de denuncia como una presunta infracción al deber de idoneidad, tipificado en los artículos 18</w:t>
       </w:r>
@@ -4824,7 +4824,7 @@
           <w:color w:val="000000"/>
           <w:kern w:val="0"/>
           <w:lang w:eastAsia="es-PE"/>
-          <w14:ligatures w14:val="none"/>
+          <ns2:ligatures ns2:val="none"/>
         </w:rPr>
         <w:t/>
       </w:r>
@@ -4832,7 +4832,7 @@
         <w:rPr>
           <w:rFonts w:ascii="Arial Narrow" w:eastAsia="Arial Narrow" w:hAnsi="Arial Narrow" w:cs="Arial Narrow"/>
           <w:kern w:val="0"/>
-          <w14:ligatures w14:val="none"/>
+          <ns2:ligatures ns2:val="none"/>
         </w:rPr>
         <w:t xml:space="preserve"> y 19</w:t>
       </w:r>
@@ -4842,7 +4842,7 @@
           <w:color w:val="000000"/>
           <w:kern w:val="0"/>
           <w:lang w:eastAsia="es-PE"/>
-          <w14:ligatures w14:val="none"/>
+          <ns2:ligatures ns2:val="none"/>
         </w:rPr>
         <w:t/>
       </w:r>
@@ -4850,7 +4850,7 @@
         <w:rPr>
           <w:rFonts w:ascii="Arial Narrow" w:eastAsia="Arial Narrow" w:hAnsi="Arial Narrow" w:cs="Arial Narrow"/>
           <w:kern w:val="0"/>
-          <w14:ligatures w14:val="none"/>
+          <ns2:ligatures ns2:val="none"/>
         </w:rPr>
         <w:t xml:space="preserve"> del Código</w:t>
       </w:r>
@@ -4860,7 +4860,7 @@
           <w:rFonts w:ascii="Arial Narrow" w:eastAsia="Arial Narrow" w:hAnsi="Arial Narrow" w:cs="Arial"/>
           <w:kern w:val="0"/>
           <w:vertAlign w:val="superscript"/>
-          <w14:ligatures w14:val="none"/>
+          <ns2:ligatures ns2:val="none"/>
         </w:rPr>
         <w:footnoteReference w:id="4"/>
       </w:r>
@@ -4868,12 +4868,12 @@
         <w:rPr>
           <w:rFonts w:ascii="Arial Narrow" w:eastAsia="Arial Narrow" w:hAnsi="Arial Narrow" w:cs="Arial Narrow"/>
           <w:kern w:val="0"/>
-          <w14:ligatures w14:val="none"/>
+          <ns2:ligatures ns2:val="none"/>
         </w:rPr>
         <w:t>.</w:t>
       </w:r>
     </w:p>
-    <w:p>
+    <w:p ns2:paraId="1B5E1311" ns2:textId="77777777">
       <w:pPr>
         <w:pStyle w:val="Prrafodelista"/>
         <w:spacing w:after="0" w:line="240" w:lineRule="auto"/>
@@ -4882,11 +4882,11 @@
         <w:rPr>
           <w:rFonts w:ascii="Arial Narrow" w:eastAsia="Arial Narrow" w:hAnsi="Arial Narrow" w:cs="Arial Narrow"/>
           <w:kern w:val="0"/>
-          <w14:ligatures w14:val="none"/>
-        </w:rPr>
-      </w:pPr>
-    </w:p>
-    <w:p>
+          <ns2:ligatures ns2:val="none"/>
+        </w:rPr>
+      </w:pPr>
+    </w:p>
+    <w:p ns2:paraId="6AEBA451" ns2:textId="58346DE1">
       <w:pPr>
         <w:pStyle w:val="Prrafodelista"/>
         <w:numPr>
@@ -4899,14 +4899,14 @@
         <w:rPr>
           <w:rFonts w:ascii="Arial Narrow" w:eastAsia="Arial Narrow" w:hAnsi="Arial Narrow" w:cs="Arial Narrow"/>
           <w:kern w:val="0"/>
-          <w14:ligatures w14:val="none"/>
-        </w:rPr>
-      </w:pPr>
-      <w:r>
-        <w:rPr>
-          <w:rFonts w:ascii="Arial Narrow" w:eastAsia="Arial Narrow" w:hAnsi="Arial Narrow" w:cs="Arial Narrow"/>
-          <w:kern w:val="0"/>
-          <w14:ligatures w14:val="none"/>
+          <ns2:ligatures ns2:val="none"/>
+        </w:rPr>
+      </w:pPr>
+      <w:r>
+        <w:rPr>
+          <w:rFonts w:ascii="Arial Narrow" w:eastAsia="Arial Narrow" w:hAnsi="Arial Narrow" w:cs="Arial Narrow"/>
+          <w:kern w:val="0"/>
+          <ns2:ligatures ns2:val="none"/>
         </w:rPr>
         <w:t xml:space="preserve">Adicionalmente, la Secretaría Técnica, en ejercicio de sus facultades, </w:t>
       </w:r>
@@ -4916,7 +4916,7 @@
           <w:color w:val="000000"/>
           <w:kern w:val="0"/>
           <w:lang w:eastAsia="es-PE"/>
-          <w14:ligatures w14:val="none"/>
+          <ns2:ligatures ns2:val="none"/>
         </w:rPr>
         <w:t xml:space="preserve">considera </w:t>
       </w:r>
@@ -4924,7 +4924,7 @@
         <w:rPr>
           <w:rFonts w:ascii="Arial Narrow" w:eastAsia="Arial Narrow" w:hAnsi="Arial Narrow" w:cs="Arial Narrow"/>
           <w:kern w:val="0"/>
-          <w14:ligatures w14:val="none"/>
+          <ns2:ligatures ns2:val="none"/>
         </w:rPr>
         <w:t>que el hecho denunciado</w:t>
       </w:r>
@@ -4934,7 +4934,7 @@
           <w:color w:val="000000"/>
           <w:kern w:val="0"/>
           <w:lang w:eastAsia="es-PE"/>
-          <w14:ligatures w14:val="none"/>
+          <ns2:ligatures ns2:val="none"/>
         </w:rPr>
         <w:t xml:space="preserve">, consistente en que </w:t>
       </w:r>
@@ -4942,7 +4942,7 @@
         <w:rPr>
           <w:rFonts w:ascii="Arial Narrow" w:eastAsia="Arial Narrow" w:hAnsi="Arial Narrow" w:cs="Arial Narrow"/>
           <w:kern w:val="0"/>
-          <w14:ligatures w14:val="none"/>
+          <ns2:ligatures ns2:val="none"/>
         </w:rPr>
         <w:t xml:space="preserve">la compañía aseguradora se habría negado injustificadamente a rehabilitar la Póliza del Seguro Vida Devolución Plus </w:t>
       </w:r>
@@ -4951,7 +4951,7 @@
         <w:rPr>
           <w:rFonts w:ascii="Arial Narrow" w:eastAsia="Arial Narrow" w:hAnsi="Arial Narrow" w:cs="Arial Narrow"/>
           <w:kern w:val="0"/>
-          <w14:ligatures w14:val="none"/>
+          <ns2:ligatures ns2:val="none"/>
         </w:rPr>
         <w:t/>
       </w:r>
@@ -4960,7 +4960,7 @@
         <w:rPr>
           <w:rFonts w:ascii="Arial Narrow" w:eastAsia="Arial Narrow" w:hAnsi="Arial Narrow" w:cs="Arial Narrow"/>
           <w:kern w:val="0"/>
-          <w14:ligatures w14:val="none"/>
+          <ns2:ligatures ns2:val="none"/>
         </w:rPr>
         <w:t xml:space="preserve"> 2000066123, pese a la solicitud del denunciante</w:t>
       </w:r>
@@ -4970,7 +4970,7 @@
           <w:color w:val="000000"/>
           <w:kern w:val="0"/>
           <w:lang w:eastAsia="es-PE"/>
-          <w14:ligatures w14:val="none"/>
+          <ns2:ligatures ns2:val="none"/>
         </w:rPr>
         <w:t>; involucraría una presunta afectación a sus expectativas, quien no habría encontrado una correspondencia entre lo que esperaba recibir de parte del proveedor y lo que realmente recibió. Por consiguiente, corresponde calificar el hecho materia de denuncia como una presunta infracción al deber de idoneidad, tipificado en los artículos 18 y 19 del Código</w:t>
       </w:r>
@@ -4978,23 +4978,23 @@
         <w:rPr>
           <w:rFonts w:ascii="Arial Narrow" w:eastAsia="Arial Narrow" w:hAnsi="Arial Narrow" w:cs="Arial Narrow"/>
           <w:kern w:val="0"/>
-          <w14:ligatures w14:val="none"/>
+          <ns2:ligatures ns2:val="none"/>
         </w:rPr>
         <w:t>.</w:t>
       </w:r>
     </w:p>
-    <w:p>
-      <w:pPr>
-        <w:spacing w:after="0" w:line="240" w:lineRule="auto"/>
-        <w:jc w:val="both"/>
-        <w:rPr>
-          <w:rFonts w:ascii="Arial Narrow" w:eastAsia="Arial Narrow" w:hAnsi="Arial Narrow" w:cs="Arial Narrow"/>
-          <w:kern w:val="0"/>
-          <w14:ligatures w14:val="none"/>
-        </w:rPr>
-      </w:pPr>
-    </w:p>
-    <w:p>
+    <w:p ns2:paraId="479E0FD3" ns2:textId="77777777">
+      <w:pPr>
+        <w:spacing w:after="0" w:line="240" w:lineRule="auto"/>
+        <w:jc w:val="both"/>
+        <w:rPr>
+          <w:rFonts w:ascii="Arial Narrow" w:eastAsia="Arial Narrow" w:hAnsi="Arial Narrow" w:cs="Arial Narrow"/>
+          <w:kern w:val="0"/>
+          <ns2:ligatures ns2:val="none"/>
+        </w:rPr>
+      </w:pPr>
+    </w:p>
+    <w:p ns2:paraId="068BD7F0" ns2:textId="7E2AC886">
       <w:pPr>
         <w:pStyle w:val="Prrafodelista"/>
         <w:numPr>
@@ -5007,14 +5007,14 @@
         <w:rPr>
           <w:rFonts w:ascii="Arial Narrow" w:eastAsia="Arial Narrow" w:hAnsi="Arial Narrow" w:cs="Arial Narrow"/>
           <w:kern w:val="0"/>
-          <w14:ligatures w14:val="none"/>
-        </w:rPr>
-      </w:pPr>
-      <w:r>
-        <w:rPr>
-          <w:rFonts w:ascii="Arial Narrow" w:eastAsia="Arial Narrow" w:hAnsi="Arial Narrow" w:cs="Arial Narrow"/>
-          <w:kern w:val="0"/>
-          <w14:ligatures w14:val="none"/>
+          <ns2:ligatures ns2:val="none"/>
+        </w:rPr>
+      </w:pPr>
+      <w:r>
+        <w:rPr>
+          <w:rFonts w:ascii="Arial Narrow" w:eastAsia="Arial Narrow" w:hAnsi="Arial Narrow" w:cs="Arial Narrow"/>
+          <w:kern w:val="0"/>
+          <ns2:ligatures ns2:val="none"/>
         </w:rPr>
         <w:t xml:space="preserve">Así también, la Secretaría Técnica, en ejercicio de sus facultades, </w:t>
       </w:r>
@@ -5024,7 +5024,7 @@
           <w:color w:val="000000"/>
           <w:kern w:val="0"/>
           <w:lang w:eastAsia="es-PE"/>
-          <w14:ligatures w14:val="none"/>
+          <ns2:ligatures ns2:val="none"/>
         </w:rPr>
         <w:t xml:space="preserve">considera </w:t>
       </w:r>
@@ -5032,7 +5032,7 @@
         <w:rPr>
           <w:rFonts w:ascii="Arial Narrow" w:eastAsia="Arial Narrow" w:hAnsi="Arial Narrow" w:cs="Arial Narrow"/>
           <w:kern w:val="0"/>
-          <w14:ligatures w14:val="none"/>
+          <ns2:ligatures ns2:val="none"/>
         </w:rPr>
         <w:t>que el hecho denunciado</w:t>
       </w:r>
@@ -5042,7 +5042,7 @@
           <w:color w:val="000000"/>
           <w:kern w:val="0"/>
           <w:lang w:eastAsia="es-PE"/>
-          <w14:ligatures w14:val="none"/>
+          <ns2:ligatures ns2:val="none"/>
         </w:rPr>
         <w:t xml:space="preserve">, consistente en que </w:t>
       </w:r>
@@ -5050,7 +5050,7 @@
         <w:rPr>
           <w:rFonts w:ascii="Arial Narrow" w:eastAsia="Arial Narrow" w:hAnsi="Arial Narrow" w:cs="Arial Narrow"/>
           <w:kern w:val="0"/>
-          <w14:ligatures w14:val="none"/>
+          <ns2:ligatures ns2:val="none"/>
         </w:rPr>
         <w:t xml:space="preserve">la compañía aseguradora se habría negado injustificadamente a rehabilitar la Póliza del Seguro Vida Devolución Plus </w:t>
       </w:r>
@@ -5059,7 +5059,7 @@
         <w:rPr>
           <w:rFonts w:ascii="Arial Narrow" w:eastAsia="Arial Narrow" w:hAnsi="Arial Narrow" w:cs="Arial Narrow"/>
           <w:kern w:val="0"/>
-          <w14:ligatures w14:val="none"/>
+          <ns2:ligatures ns2:val="none"/>
         </w:rPr>
         <w:t/>
       </w:r>
@@ -5068,7 +5068,7 @@
         <w:rPr>
           <w:rFonts w:ascii="Arial Narrow" w:eastAsia="Arial Narrow" w:hAnsi="Arial Narrow" w:cs="Arial Narrow"/>
           <w:kern w:val="0"/>
-          <w14:ligatures w14:val="none"/>
+          <ns2:ligatures ns2:val="none"/>
         </w:rPr>
         <w:t xml:space="preserve"> 2000066124, pese a la solicitud del </w:t>
       </w:r>
@@ -5076,7 +5076,7 @@
         <w:rPr>
           <w:rFonts w:ascii="Arial Narrow" w:eastAsia="Arial Narrow" w:hAnsi="Arial Narrow" w:cs="Arial Narrow"/>
           <w:kern w:val="0"/>
-          <w14:ligatures w14:val="none"/>
+          <ns2:ligatures ns2:val="none"/>
         </w:rPr>
         <w:lastRenderedPageBreak/>
         <w:t>denunciante</w:t>
@@ -5087,7 +5087,7 @@
           <w:color w:val="000000"/>
           <w:kern w:val="0"/>
           <w:lang w:eastAsia="es-PE"/>
-          <w14:ligatures w14:val="none"/>
+          <ns2:ligatures ns2:val="none"/>
         </w:rPr>
         <w:t>; involucraría una presunta afectación a sus expectativas, quien no habría encontrado una correspondencia entre lo que esperaba recibir de parte del proveedor y lo que realmente recibió. Por consiguiente, corresponde calificar el hecho materia de denuncia como una presunta infracción al deber de idoneidad, tipificado en los artículos 18 y 19 del Código</w:t>
       </w:r>
@@ -5095,23 +5095,23 @@
         <w:rPr>
           <w:rFonts w:ascii="Arial Narrow" w:eastAsia="Arial Narrow" w:hAnsi="Arial Narrow" w:cs="Arial Narrow"/>
           <w:kern w:val="0"/>
-          <w14:ligatures w14:val="none"/>
+          <ns2:ligatures ns2:val="none"/>
         </w:rPr>
         <w:t>.</w:t>
       </w:r>
     </w:p>
-    <w:p>
+    <w:p ns2:paraId="6093A7B5" ns2:textId="77777777">
       <w:pPr>
         <w:pStyle w:val="Prrafodelista"/>
         <w:spacing w:line="240" w:lineRule="auto"/>
         <w:rPr>
           <w:rFonts w:ascii="Arial Narrow" w:eastAsia="Arial Narrow" w:hAnsi="Arial Narrow" w:cs="Arial Narrow"/>
           <w:kern w:val="0"/>
-          <w14:ligatures w14:val="none"/>
-        </w:rPr>
-      </w:pPr>
-    </w:p>
-    <w:p>
+          <ns2:ligatures ns2:val="none"/>
+        </w:rPr>
+      </w:pPr>
+    </w:p>
+    <w:p ns2:paraId="0491987D" ns2:textId="79C8A5EE">
       <w:pPr>
         <w:pStyle w:val="Prrafodelista"/>
         <w:numPr>
@@ -5124,14 +5124,14 @@
         <w:rPr>
           <w:rFonts w:ascii="Arial Narrow" w:eastAsia="Arial Narrow" w:hAnsi="Arial Narrow" w:cs="Arial Narrow"/>
           <w:kern w:val="0"/>
-          <w14:ligatures w14:val="none"/>
-        </w:rPr>
-      </w:pPr>
-      <w:r>
-        <w:rPr>
-          <w:rFonts w:ascii="Arial Narrow" w:eastAsia="Arial Narrow" w:hAnsi="Arial Narrow" w:cs="Arial Narrow"/>
-          <w:kern w:val="0"/>
-          <w14:ligatures w14:val="none"/>
+          <ns2:ligatures ns2:val="none"/>
+        </w:rPr>
+      </w:pPr>
+      <w:r>
+        <w:rPr>
+          <w:rFonts w:ascii="Arial Narrow" w:eastAsia="Arial Narrow" w:hAnsi="Arial Narrow" w:cs="Arial Narrow"/>
+          <w:kern w:val="0"/>
+          <ns2:ligatures ns2:val="none"/>
         </w:rPr>
         <w:t xml:space="preserve">Además, la Secretaría Técnica, en ejercicio de sus facultades, </w:t>
       </w:r>
@@ -5141,7 +5141,7 @@
           <w:color w:val="000000"/>
           <w:kern w:val="0"/>
           <w:lang w:eastAsia="es-PE"/>
-          <w14:ligatures w14:val="none"/>
+          <ns2:ligatures ns2:val="none"/>
         </w:rPr>
         <w:t xml:space="preserve">considera </w:t>
       </w:r>
@@ -5149,7 +5149,7 @@
         <w:rPr>
           <w:rFonts w:ascii="Arial Narrow" w:eastAsia="Arial Narrow" w:hAnsi="Arial Narrow" w:cs="Arial Narrow"/>
           <w:kern w:val="0"/>
-          <w14:ligatures w14:val="none"/>
+          <ns2:ligatures ns2:val="none"/>
         </w:rPr>
         <w:t>que el hecho denunciado</w:t>
       </w:r>
@@ -5159,7 +5159,7 @@
           <w:color w:val="000000"/>
           <w:kern w:val="0"/>
           <w:lang w:eastAsia="es-PE"/>
-          <w14:ligatures w14:val="none"/>
+          <ns2:ligatures ns2:val="none"/>
         </w:rPr>
         <w:t xml:space="preserve">, consistente en que </w:t>
       </w:r>
@@ -5167,7 +5167,7 @@
         <w:rPr>
           <w:rFonts w:ascii="Arial Narrow" w:eastAsia="Arial Narrow" w:hAnsi="Arial Narrow" w:cs="Arial Narrow"/>
           <w:kern w:val="0"/>
-          <w14:ligatures w14:val="none"/>
+          <ns2:ligatures ns2:val="none"/>
         </w:rPr>
         <w:t>la compañía aseguradora habría requerido al denunciante requisitos innecesarios para atender su solicitud de rehabilitación de las pólizas 1810111638, 2000066123 y 2000066124</w:t>
       </w:r>
@@ -5177,23 +5177,23 @@
           <w:color w:val="000000"/>
           <w:kern w:val="0"/>
           <w:lang w:eastAsia="es-PE"/>
-          <w14:ligatures w14:val="none"/>
+          <ns2:ligatures ns2:val="none"/>
         </w:rPr>
         <w:t>; involucraría una presunta afectación a sus expectativas, quien no habría encontrado una correspondencia entre lo que esperaba recibir de parte del proveedor y lo que realmente recibió. Por consiguiente, corresponde calificar el hecho materia de denuncia como una presunta infracción al deber de idoneidad, tipificado en los artículos 18 y 19 del Código.</w:t>
       </w:r>
     </w:p>
-    <w:p>
+    <w:p ns2:paraId="0A256839" ns2:textId="77777777">
       <w:pPr>
         <w:pStyle w:val="Prrafodelista"/>
         <w:spacing w:line="240" w:lineRule="auto"/>
         <w:rPr>
           <w:rFonts w:ascii="Arial Narrow" w:eastAsia="Arial Narrow" w:hAnsi="Arial Narrow" w:cs="Arial Narrow"/>
           <w:kern w:val="0"/>
-          <w14:ligatures w14:val="none"/>
-        </w:rPr>
-      </w:pPr>
-    </w:p>
-    <w:p>
+          <ns2:ligatures ns2:val="none"/>
+        </w:rPr>
+      </w:pPr>
+    </w:p>
+    <w:p ns2:paraId="4DFD0F01" ns2:textId="68047B76">
       <w:pPr>
         <w:pStyle w:val="Prrafodelista"/>
         <w:numPr>
@@ -5206,14 +5206,14 @@
         <w:rPr>
           <w:rFonts w:ascii="Arial Narrow" w:eastAsia="Arial Narrow" w:hAnsi="Arial Narrow" w:cs="Arial Narrow"/>
           <w:kern w:val="0"/>
-          <w14:ligatures w14:val="none"/>
-        </w:rPr>
-      </w:pPr>
-      <w:r>
-        <w:rPr>
-          <w:rFonts w:ascii="Arial Narrow" w:eastAsia="Arial Narrow" w:hAnsi="Arial Narrow" w:cs="Arial Narrow"/>
-          <w:kern w:val="0"/>
-          <w14:ligatures w14:val="none"/>
+          <ns2:ligatures ns2:val="none"/>
+        </w:rPr>
+      </w:pPr>
+      <w:r>
+        <w:rPr>
+          <w:rFonts w:ascii="Arial Narrow" w:eastAsia="Arial Narrow" w:hAnsi="Arial Narrow" w:cs="Arial Narrow"/>
+          <w:kern w:val="0"/>
+          <ns2:ligatures ns2:val="none"/>
         </w:rPr>
         <w:t xml:space="preserve">Asimismo, la Secretaría Técnica, en ejercicio de sus facultades, </w:t>
       </w:r>
@@ -5223,7 +5223,7 @@
           <w:color w:val="000000"/>
           <w:kern w:val="0"/>
           <w:lang w:eastAsia="es-PE"/>
-          <w14:ligatures w14:val="none"/>
+          <ns2:ligatures ns2:val="none"/>
         </w:rPr>
         <w:t xml:space="preserve">considera </w:t>
       </w:r>
@@ -5231,7 +5231,7 @@
         <w:rPr>
           <w:rFonts w:ascii="Arial Narrow" w:eastAsia="Arial Narrow" w:hAnsi="Arial Narrow" w:cs="Arial Narrow"/>
           <w:kern w:val="0"/>
-          <w14:ligatures w14:val="none"/>
+          <ns2:ligatures ns2:val="none"/>
         </w:rPr>
         <w:t>que el hecho denunciado</w:t>
       </w:r>
@@ -5241,7 +5241,7 @@
           <w:color w:val="000000"/>
           <w:kern w:val="0"/>
           <w:lang w:eastAsia="es-PE"/>
-          <w14:ligatures w14:val="none"/>
+          <ns2:ligatures ns2:val="none"/>
         </w:rPr>
         <w:t xml:space="preserve">, consistente en que </w:t>
       </w:r>
@@ -5249,7 +5249,7 @@
         <w:rPr>
           <w:rFonts w:ascii="Arial Narrow" w:eastAsia="Arial Narrow" w:hAnsi="Arial Narrow" w:cs="Arial Narrow"/>
           <w:kern w:val="0"/>
-          <w14:ligatures w14:val="none"/>
+          <ns2:ligatures ns2:val="none"/>
         </w:rPr>
         <w:t>la compañía aseguradora no habría cumplido con brindar una respuesta adecuada a la comunicación realizada por el denunciante el 24 de agosto de 2024</w:t>
       </w:r>
@@ -5259,23 +5259,23 @@
           <w:color w:val="000000"/>
           <w:kern w:val="0"/>
           <w:lang w:eastAsia="es-PE"/>
-          <w14:ligatures w14:val="none"/>
+          <ns2:ligatures ns2:val="none"/>
         </w:rPr>
         <w:t>; involucraría una presunta afectación a sus expectativas, quien no habría encontrado una correspondencia entre lo que esperaba recibir de parte del proveedor y lo que realmente recibió. Por consiguiente, corresponde calificar el hecho materia de denuncia como una presunta infracción al deber de idoneidad, tipificado en los artículos 18 y 19 del Código.</w:t>
       </w:r>
     </w:p>
-    <w:p>
+    <w:p ns2:paraId="289DA790" ns2:textId="77777777">
       <w:pPr>
         <w:pStyle w:val="Prrafodelista"/>
         <w:spacing w:line="240" w:lineRule="auto"/>
         <w:rPr>
           <w:rFonts w:ascii="Arial Narrow" w:eastAsia="Arial Narrow" w:hAnsi="Arial Narrow" w:cs="Arial Narrow"/>
           <w:kern w:val="0"/>
-          <w14:ligatures w14:val="none"/>
-        </w:rPr>
-      </w:pPr>
-    </w:p>
-    <w:p>
+          <ns2:ligatures ns2:val="none"/>
+        </w:rPr>
+      </w:pPr>
+    </w:p>
+    <w:p ns2:paraId="64122EE3" ns2:textId="5823B5B6">
       <w:pPr>
         <w:pStyle w:val="Prrafodelista"/>
         <w:numPr>
@@ -5288,14 +5288,14 @@
         <w:rPr>
           <w:rFonts w:ascii="Arial Narrow" w:eastAsia="Arial Narrow" w:hAnsi="Arial Narrow" w:cs="Arial Narrow"/>
           <w:kern w:val="0"/>
-          <w14:ligatures w14:val="none"/>
-        </w:rPr>
-      </w:pPr>
-      <w:r>
-        <w:rPr>
-          <w:rFonts w:ascii="Arial Narrow" w:eastAsia="Arial Narrow" w:hAnsi="Arial Narrow" w:cs="Arial Narrow"/>
-          <w:kern w:val="0"/>
-          <w14:ligatures w14:val="none"/>
+          <ns2:ligatures ns2:val="none"/>
+        </w:rPr>
+      </w:pPr>
+      <w:r>
+        <w:rPr>
+          <w:rFonts w:ascii="Arial Narrow" w:eastAsia="Arial Narrow" w:hAnsi="Arial Narrow" w:cs="Arial Narrow"/>
+          <w:kern w:val="0"/>
+          <ns2:ligatures ns2:val="none"/>
         </w:rPr>
         <w:t xml:space="preserve">Adicionalmente, la Secretaría Técnica, en ejercicio de sus facultades, </w:t>
       </w:r>
@@ -5305,7 +5305,7 @@
           <w:color w:val="000000"/>
           <w:kern w:val="0"/>
           <w:lang w:eastAsia="es-PE"/>
-          <w14:ligatures w14:val="none"/>
+          <ns2:ligatures ns2:val="none"/>
         </w:rPr>
         <w:t xml:space="preserve">considera </w:t>
       </w:r>
@@ -5313,7 +5313,7 @@
         <w:rPr>
           <w:rFonts w:ascii="Arial Narrow" w:eastAsia="Arial Narrow" w:hAnsi="Arial Narrow" w:cs="Arial Narrow"/>
           <w:kern w:val="0"/>
-          <w14:ligatures w14:val="none"/>
+          <ns2:ligatures ns2:val="none"/>
         </w:rPr>
         <w:t>que el hecho denunciado</w:t>
       </w:r>
@@ -5323,7 +5323,7 @@
           <w:color w:val="000000"/>
           <w:kern w:val="0"/>
           <w:lang w:eastAsia="es-PE"/>
-          <w14:ligatures w14:val="none"/>
+          <ns2:ligatures ns2:val="none"/>
         </w:rPr>
         <w:t xml:space="preserve">, consistente en que </w:t>
       </w:r>
@@ -5331,7 +5331,7 @@
         <w:rPr>
           <w:rFonts w:ascii="Arial Narrow" w:eastAsia="Arial Narrow" w:hAnsi="Arial Narrow" w:cs="Arial Narrow"/>
           <w:kern w:val="0"/>
-          <w14:ligatures w14:val="none"/>
+          <ns2:ligatures ns2:val="none"/>
         </w:rPr>
         <w:t>la compañía aseguradora habría brindado una comunicación inadecuada al denunciante el 28 de septiembre de 2024, al señalarle que se había efectuado la cancelación a una póliza que no reconocía</w:t>
       </w:r>
@@ -5341,23 +5341,23 @@
           <w:color w:val="000000"/>
           <w:kern w:val="0"/>
           <w:lang w:eastAsia="es-PE"/>
-          <w14:ligatures w14:val="none"/>
+          <ns2:ligatures ns2:val="none"/>
         </w:rPr>
         <w:t>; involucraría una presunta afectación a sus expectativas, quien no habría encontrado una correspondencia entre lo que esperaba recibir de parte del proveedor y lo que realmente recibió. Por consiguiente, corresponde calificar el hecho materia de denuncia como una presunta infracción al deber de idoneidad, tipificado en los artículos 18 y 19 del Código.</w:t>
       </w:r>
     </w:p>
-    <w:p>
+    <w:p ns2:paraId="7F927E54" ns2:textId="77777777">
       <w:pPr>
         <w:pStyle w:val="Prrafodelista"/>
         <w:spacing w:line="240" w:lineRule="auto"/>
         <w:rPr>
           <w:rFonts w:ascii="Arial Narrow" w:eastAsia="Arial Narrow" w:hAnsi="Arial Narrow" w:cs="Arial Narrow"/>
           <w:kern w:val="0"/>
-          <w14:ligatures w14:val="none"/>
-        </w:rPr>
-      </w:pPr>
-    </w:p>
-    <w:p>
+          <ns2:ligatures ns2:val="none"/>
+        </w:rPr>
+      </w:pPr>
+    </w:p>
+    <w:p ns2:paraId="06B56CD1" ns2:textId="719A4715">
       <w:pPr>
         <w:pStyle w:val="Prrafodelista"/>
         <w:numPr>
@@ -5370,14 +5370,14 @@
         <w:rPr>
           <w:rFonts w:ascii="Arial Narrow" w:eastAsia="Arial Narrow" w:hAnsi="Arial Narrow" w:cs="Arial Narrow"/>
           <w:kern w:val="0"/>
-          <w14:ligatures w14:val="none"/>
-        </w:rPr>
-      </w:pPr>
-      <w:r>
-        <w:rPr>
-          <w:rFonts w:ascii="Arial Narrow" w:eastAsia="Arial Narrow" w:hAnsi="Arial Narrow" w:cs="Arial Narrow"/>
-          <w:kern w:val="0"/>
-          <w14:ligatures w14:val="none"/>
+          <ns2:ligatures ns2:val="none"/>
+        </w:rPr>
+      </w:pPr>
+      <w:r>
+        <w:rPr>
+          <w:rFonts w:ascii="Arial Narrow" w:eastAsia="Arial Narrow" w:hAnsi="Arial Narrow" w:cs="Arial Narrow"/>
+          <w:kern w:val="0"/>
+          <ns2:ligatures ns2:val="none"/>
         </w:rPr>
         <w:t xml:space="preserve">Así también, la Secretaría Técnica, en ejercicio de sus facultades, </w:t>
       </w:r>
@@ -5387,7 +5387,7 @@
           <w:color w:val="000000"/>
           <w:kern w:val="0"/>
           <w:lang w:eastAsia="es-PE"/>
-          <w14:ligatures w14:val="none"/>
+          <ns2:ligatures ns2:val="none"/>
         </w:rPr>
         <w:t xml:space="preserve">considera </w:t>
       </w:r>
@@ -5395,7 +5395,7 @@
         <w:rPr>
           <w:rFonts w:ascii="Arial Narrow" w:eastAsia="Arial Narrow" w:hAnsi="Arial Narrow" w:cs="Arial Narrow"/>
           <w:kern w:val="0"/>
-          <w14:ligatures w14:val="none"/>
+          <ns2:ligatures ns2:val="none"/>
         </w:rPr>
         <w:t>que el hecho denunciado</w:t>
       </w:r>
@@ -5405,7 +5405,7 @@
           <w:color w:val="000000"/>
           <w:kern w:val="0"/>
           <w:lang w:eastAsia="es-PE"/>
-          <w14:ligatures w14:val="none"/>
+          <ns2:ligatures ns2:val="none"/>
         </w:rPr>
         <w:t xml:space="preserve">, consistente en que </w:t>
       </w:r>
@@ -5413,7 +5413,7 @@
         <w:rPr>
           <w:rFonts w:ascii="Arial Narrow" w:eastAsia="Arial Narrow" w:hAnsi="Arial Narrow" w:cs="Arial Narrow"/>
           <w:kern w:val="0"/>
-          <w14:ligatures w14:val="none"/>
+          <ns2:ligatures ns2:val="none"/>
         </w:rPr>
         <w:t>la compañía aseguradora habría brindado una respuesta inadecuada al denunciante el 21 de octubre de 2024, al señalarle un número de póliza que no reconoce</w:t>
       </w:r>
@@ -5423,12 +5423,12 @@
           <w:color w:val="000000"/>
           <w:kern w:val="0"/>
           <w:lang w:eastAsia="es-PE"/>
-          <w14:ligatures w14:val="none"/>
+          <ns2:ligatures ns2:val="none"/>
         </w:rPr>
         <w:t>; involucraría una presunta afectación a sus expectativas, quien no habría encontrado una correspondencia entre lo que esperaba recibir de parte del proveedor y lo que realmente recibió. Por consiguiente, corresponde calificar el hecho materia de denuncia como una presunta infracción al deber de idoneidad, tipificado en los artículos 18 y 19 del Código.</w:t>
       </w:r>
     </w:p>
-    <w:p>
+    <w:p ns2:paraId="6FADCDD3" ns2:textId="77777777">
       <w:pPr>
         <w:pStyle w:val="Prrafodelista"/>
         <w:spacing w:after="0" w:line="240" w:lineRule="auto"/>
@@ -5437,11 +5437,11 @@
         <w:rPr>
           <w:rFonts w:ascii="Arial Narrow" w:eastAsia="Arial Narrow" w:hAnsi="Arial Narrow" w:cs="Arial Narrow"/>
           <w:kern w:val="0"/>
-          <w14:ligatures w14:val="none"/>
-        </w:rPr>
-      </w:pPr>
-    </w:p>
-    <w:p>
+          <ns2:ligatures ns2:val="none"/>
+        </w:rPr>
+      </w:pPr>
+    </w:p>
+    <w:p ns2:paraId="48693224" ns2:textId="6CD3421C">
       <w:pPr>
         <w:pStyle w:val="Prrafodelista"/>
         <w:numPr>
@@ -5454,14 +5454,14 @@
         <w:rPr>
           <w:rFonts w:ascii="Arial Narrow" w:eastAsia="Arial Narrow" w:hAnsi="Arial Narrow" w:cs="Arial Narrow"/>
           <w:kern w:val="0"/>
-          <w14:ligatures w14:val="none"/>
-        </w:rPr>
-      </w:pPr>
-      <w:r>
-        <w:rPr>
-          <w:rFonts w:ascii="Arial Narrow" w:eastAsia="Arial Narrow" w:hAnsi="Arial Narrow" w:cs="Arial Narrow"/>
-          <w:kern w:val="0"/>
-          <w14:ligatures w14:val="none"/>
+          <ns2:ligatures ns2:val="none"/>
+        </w:rPr>
+      </w:pPr>
+      <w:r>
+        <w:rPr>
+          <w:rFonts w:ascii="Arial Narrow" w:eastAsia="Arial Narrow" w:hAnsi="Arial Narrow" w:cs="Arial Narrow"/>
+          <w:kern w:val="0"/>
+          <ns2:ligatures ns2:val="none"/>
         </w:rPr>
         <w:t xml:space="preserve">Adicionalmente, la Secretaría Técnica, en ejercicio de sus facultades, </w:t>
       </w:r>
@@ -5471,7 +5471,7 @@
           <w:color w:val="000000"/>
           <w:kern w:val="0"/>
           <w:lang w:eastAsia="es-PE"/>
-          <w14:ligatures w14:val="none"/>
+          <ns2:ligatures ns2:val="none"/>
         </w:rPr>
         <w:t xml:space="preserve">considera </w:t>
       </w:r>
@@ -5479,7 +5479,7 @@
         <w:rPr>
           <w:rFonts w:ascii="Arial Narrow" w:eastAsia="Arial Narrow" w:hAnsi="Arial Narrow" w:cs="Arial Narrow"/>
           <w:kern w:val="0"/>
-          <w14:ligatures w14:val="none"/>
+          <ns2:ligatures ns2:val="none"/>
         </w:rPr>
         <w:t>que el hecho denunciado</w:t>
       </w:r>
@@ -5489,7 +5489,7 @@
           <w:color w:val="000000"/>
           <w:kern w:val="0"/>
           <w:lang w:eastAsia="es-PE"/>
-          <w14:ligatures w14:val="none"/>
+          <ns2:ligatures ns2:val="none"/>
         </w:rPr>
         <w:t xml:space="preserve">, consistente en que </w:t>
       </w:r>
@@ -5497,7 +5497,7 @@
         <w:rPr>
           <w:rFonts w:ascii="Arial Narrow" w:eastAsia="Arial Narrow" w:hAnsi="Arial Narrow" w:cs="Arial Narrow"/>
           <w:kern w:val="0"/>
-          <w14:ligatures w14:val="none"/>
+          <ns2:ligatures ns2:val="none"/>
         </w:rPr>
         <w:t>la compañía aseguradora no habría cumplido con brindar una respuesta adecuada a la comunicación realizada por el denunciante el 6 de noviembre de 2024</w:t>
       </w:r>
@@ -5507,23 +5507,23 @@
           <w:color w:val="000000"/>
           <w:kern w:val="0"/>
           <w:lang w:eastAsia="es-PE"/>
-          <w14:ligatures w14:val="none"/>
+          <ns2:ligatures ns2:val="none"/>
         </w:rPr>
         <w:t>; involucraría una presunta afectación a sus expectativas, quien no habría encontrado una correspondencia entre lo que esperaba recibir de parte del proveedor y lo que realmente recibió. Por consiguiente, corresponde calificar el hecho materia de denuncia como una presunta infracción al deber de idoneidad, tipificado en los artículos 18 y 19 del Código.</w:t>
       </w:r>
     </w:p>
-    <w:p>
+    <w:p ns2:paraId="515E5739" ns2:textId="77777777">
       <w:pPr>
         <w:pStyle w:val="Prrafodelista"/>
         <w:spacing w:line="240" w:lineRule="auto"/>
         <w:rPr>
           <w:rFonts w:ascii="Arial Narrow" w:eastAsia="Arial Narrow" w:hAnsi="Arial Narrow" w:cs="Arial Narrow"/>
           <w:kern w:val="0"/>
-          <w14:ligatures w14:val="none"/>
-        </w:rPr>
-      </w:pPr>
-    </w:p>
-    <w:p>
+          <ns2:ligatures ns2:val="none"/>
+        </w:rPr>
+      </w:pPr>
+    </w:p>
+    <w:p ns2:paraId="74329E18" ns2:textId="2615EFE2">
       <w:pPr>
         <w:pStyle w:val="Prrafodelista"/>
         <w:numPr>
@@ -5536,14 +5536,14 @@
         <w:rPr>
           <w:rFonts w:ascii="Arial Narrow" w:eastAsia="Arial Narrow" w:hAnsi="Arial Narrow" w:cs="Arial Narrow"/>
           <w:kern w:val="0"/>
-          <w14:ligatures w14:val="none"/>
-        </w:rPr>
-      </w:pPr>
-      <w:r>
-        <w:rPr>
-          <w:rFonts w:ascii="Arial Narrow" w:eastAsia="Arial Narrow" w:hAnsi="Arial Narrow" w:cs="Arial Narrow"/>
-          <w:kern w:val="0"/>
-          <w14:ligatures w14:val="none"/>
+          <ns2:ligatures ns2:val="none"/>
+        </w:rPr>
+      </w:pPr>
+      <w:r>
+        <w:rPr>
+          <w:rFonts w:ascii="Arial Narrow" w:eastAsia="Arial Narrow" w:hAnsi="Arial Narrow" w:cs="Arial Narrow"/>
+          <w:kern w:val="0"/>
+          <ns2:ligatures ns2:val="none"/>
         </w:rPr>
         <w:t xml:space="preserve">Asimismo, la Secretaría Técnica, en ejercicio de sus facultades, </w:t>
       </w:r>
@@ -5553,7 +5553,7 @@
           <w:color w:val="000000"/>
           <w:kern w:val="0"/>
           <w:lang w:eastAsia="es-PE"/>
-          <w14:ligatures w14:val="none"/>
+          <ns2:ligatures ns2:val="none"/>
         </w:rPr>
         <w:t xml:space="preserve">considera </w:t>
       </w:r>
@@ -5561,7 +5561,7 @@
         <w:rPr>
           <w:rFonts w:ascii="Arial Narrow" w:eastAsia="Arial Narrow" w:hAnsi="Arial Narrow" w:cs="Arial Narrow"/>
           <w:kern w:val="0"/>
-          <w14:ligatures w14:val="none"/>
+          <ns2:ligatures ns2:val="none"/>
         </w:rPr>
         <w:t>que el hecho denunciado</w:t>
       </w:r>
@@ -5571,7 +5571,7 @@
           <w:color w:val="000000"/>
           <w:kern w:val="0"/>
           <w:lang w:eastAsia="es-PE"/>
-          <w14:ligatures w14:val="none"/>
+          <ns2:ligatures ns2:val="none"/>
         </w:rPr>
         <w:t xml:space="preserve">, consistente en que </w:t>
       </w:r>
@@ -5579,7 +5579,7 @@
         <w:rPr>
           <w:rFonts w:ascii="Arial Narrow" w:eastAsia="Arial Narrow" w:hAnsi="Arial Narrow" w:cs="Arial Narrow"/>
           <w:kern w:val="0"/>
-          <w14:ligatures w14:val="none"/>
+          <ns2:ligatures ns2:val="none"/>
         </w:rPr>
         <w:t>la compañía aseguradora no habría cumplido con brindar una respuesta adecuada a la comunicación realizada por el denunciante el 16 de diciembre de 2024</w:t>
       </w:r>
@@ -5589,7 +5589,7 @@
           <w:color w:val="000000"/>
           <w:kern w:val="0"/>
           <w:lang w:eastAsia="es-PE"/>
-          <w14:ligatures w14:val="none"/>
+          <ns2:ligatures ns2:val="none"/>
         </w:rPr>
         <w:t xml:space="preserve">; involucraría una presunta afectación a sus expectativas, quien no habría encontrado una correspondencia entre lo que esperaba recibir de parte del proveedor y lo que realmente recibió. Por consiguiente, </w:t>
       </w:r>
@@ -5599,24 +5599,24 @@
           <w:color w:val="000000"/>
           <w:kern w:val="0"/>
           <w:lang w:eastAsia="es-PE"/>
-          <w14:ligatures w14:val="none"/>
+          <ns2:ligatures ns2:val="none"/>
         </w:rPr>
         <w:lastRenderedPageBreak/>
         <w:t>corresponde calificar el hecho materia de denuncia como una presunta infracción al deber de idoneidad, tipificado en los artículos 18 y 19 del Código.</w:t>
       </w:r>
     </w:p>
-    <w:p>
-      <w:pPr>
-        <w:spacing w:after="0" w:line="240" w:lineRule="auto"/>
-        <w:jc w:val="both"/>
-        <w:rPr>
-          <w:rFonts w:ascii="Arial Narrow" w:eastAsia="Arial Narrow" w:hAnsi="Arial Narrow" w:cs="Arial Narrow"/>
-          <w:kern w:val="0"/>
-          <w14:ligatures w14:val="none"/>
-        </w:rPr>
-      </w:pPr>
-    </w:p>
-    <w:p>
+    <w:p ns2:paraId="51BA6B58" ns2:textId="77777777">
+      <w:pPr>
+        <w:spacing w:after="0" w:line="240" w:lineRule="auto"/>
+        <w:jc w:val="both"/>
+        <w:rPr>
+          <w:rFonts w:ascii="Arial Narrow" w:eastAsia="Arial Narrow" w:hAnsi="Arial Narrow" w:cs="Arial Narrow"/>
+          <w:kern w:val="0"/>
+          <ns2:ligatures ns2:val="none"/>
+        </w:rPr>
+      </w:pPr>
+    </w:p>
+    <w:p ns2:paraId="54E7F2A2" ns2:textId="4AE98001">
       <w:pPr>
         <w:pStyle w:val="Prrafodelista"/>
         <w:numPr>
@@ -5629,14 +5629,14 @@
         <w:rPr>
           <w:rFonts w:ascii="Arial Narrow" w:eastAsia="Arial Narrow" w:hAnsi="Arial Narrow" w:cs="Arial Narrow"/>
           <w:kern w:val="0"/>
-          <w14:ligatures w14:val="none"/>
-        </w:rPr>
-      </w:pPr>
-      <w:r>
-        <w:rPr>
-          <w:rFonts w:ascii="Arial Narrow" w:eastAsia="Arial Narrow" w:hAnsi="Arial Narrow" w:cs="Arial Narrow"/>
-          <w:kern w:val="0"/>
-          <w14:ligatures w14:val="none"/>
+          <ns2:ligatures ns2:val="none"/>
+        </w:rPr>
+      </w:pPr>
+      <w:r>
+        <w:rPr>
+          <w:rFonts w:ascii="Arial Narrow" w:eastAsia="Arial Narrow" w:hAnsi="Arial Narrow" w:cs="Arial Narrow"/>
+          <w:kern w:val="0"/>
+          <ns2:ligatures ns2:val="none"/>
         </w:rPr>
         <w:t xml:space="preserve">Adicionalmente, la Secretaría Técnica, en ejercicio de sus facultades, </w:t>
       </w:r>
@@ -5646,7 +5646,7 @@
           <w:color w:val="000000"/>
           <w:kern w:val="0"/>
           <w:lang w:eastAsia="es-PE"/>
-          <w14:ligatures w14:val="none"/>
+          <ns2:ligatures ns2:val="none"/>
         </w:rPr>
         <w:t xml:space="preserve">considera </w:t>
       </w:r>
@@ -5654,7 +5654,7 @@
         <w:rPr>
           <w:rFonts w:ascii="Arial Narrow" w:eastAsia="Arial Narrow" w:hAnsi="Arial Narrow" w:cs="Arial Narrow"/>
           <w:kern w:val="0"/>
-          <w14:ligatures w14:val="none"/>
+          <ns2:ligatures ns2:val="none"/>
         </w:rPr>
         <w:t>que el hecho denunciado</w:t>
       </w:r>
@@ -5664,7 +5664,7 @@
           <w:color w:val="000000"/>
           <w:kern w:val="0"/>
           <w:lang w:eastAsia="es-PE"/>
-          <w14:ligatures w14:val="none"/>
+          <ns2:ligatures ns2:val="none"/>
         </w:rPr>
         <w:t xml:space="preserve">, consistente en que </w:t>
       </w:r>
@@ -5672,7 +5672,7 @@
         <w:rPr>
           <w:rFonts w:ascii="Arial Narrow" w:eastAsia="Arial Narrow" w:hAnsi="Arial Narrow" w:cs="Arial Narrow"/>
           <w:kern w:val="0"/>
-          <w14:ligatures w14:val="none"/>
+          <ns2:ligatures ns2:val="none"/>
         </w:rPr>
         <w:t>la compañía aseguradora no habría cumplido con brindar una respuesta sobre la devolución de los aportes realizados por el denunciante por las pólizas 1810111638, 2000066123 y 2000066124</w:t>
       </w:r>
@@ -5682,23 +5682,23 @@
           <w:color w:val="000000"/>
           <w:kern w:val="0"/>
           <w:lang w:eastAsia="es-PE"/>
-          <w14:ligatures w14:val="none"/>
+          <ns2:ligatures ns2:val="none"/>
         </w:rPr>
         <w:t>; involucraría una presunta afectación a sus expectativas, quien no habría encontrado una correspondencia entre lo que esperaba recibir de parte del proveedor y lo que realmente recibió. Por consiguiente, corresponde calificar el hecho materia de denuncia como una presunta infracción al deber de idoneidad, tipificado en los artículos 18 y 19 del Código.</w:t>
       </w:r>
     </w:p>
-    <w:p>
+    <w:p ns2:paraId="61540AB0" ns2:textId="77777777">
       <w:pPr>
         <w:pStyle w:val="Prrafodelista"/>
         <w:spacing w:line="240" w:lineRule="auto"/>
         <w:rPr>
           <w:rFonts w:ascii="Arial Narrow" w:eastAsia="Arial Narrow" w:hAnsi="Arial Narrow" w:cs="Arial Narrow"/>
           <w:kern w:val="0"/>
-          <w14:ligatures w14:val="none"/>
-        </w:rPr>
-      </w:pPr>
-    </w:p>
-    <w:p>
+          <ns2:ligatures ns2:val="none"/>
+        </w:rPr>
+      </w:pPr>
+    </w:p>
+    <w:p ns2:paraId="702AF9F8" ns2:textId="1752B4C9">
       <w:pPr>
         <w:pStyle w:val="Prrafodelista"/>
         <w:numPr>
@@ -5711,14 +5711,14 @@
         <w:rPr>
           <w:rFonts w:ascii="Arial Narrow" w:eastAsia="Arial Narrow" w:hAnsi="Arial Narrow" w:cs="Arial Narrow"/>
           <w:kern w:val="0"/>
-          <w14:ligatures w14:val="none"/>
-        </w:rPr>
-      </w:pPr>
-      <w:r>
-        <w:rPr>
-          <w:rFonts w:ascii="Arial Narrow" w:eastAsia="Arial Narrow" w:hAnsi="Arial Narrow" w:cs="Arial Narrow"/>
-          <w:kern w:val="0"/>
-          <w14:ligatures w14:val="none"/>
+          <ns2:ligatures ns2:val="none"/>
+        </w:rPr>
+      </w:pPr>
+      <w:r>
+        <w:rPr>
+          <w:rFonts w:ascii="Arial Narrow" w:eastAsia="Arial Narrow" w:hAnsi="Arial Narrow" w:cs="Arial Narrow"/>
+          <w:kern w:val="0"/>
+          <ns2:ligatures ns2:val="none"/>
         </w:rPr>
         <w:t xml:space="preserve">Así también, la Secretaría Técnica, en ejercicio de sus facultades, </w:t>
       </w:r>
@@ -5728,7 +5728,7 @@
           <w:color w:val="000000"/>
           <w:kern w:val="0"/>
           <w:lang w:eastAsia="es-PE"/>
-          <w14:ligatures w14:val="none"/>
+          <ns2:ligatures ns2:val="none"/>
         </w:rPr>
         <w:t xml:space="preserve">considera </w:t>
       </w:r>
@@ -5736,7 +5736,7 @@
         <w:rPr>
           <w:rFonts w:ascii="Arial Narrow" w:eastAsia="Arial Narrow" w:hAnsi="Arial Narrow" w:cs="Arial Narrow"/>
           <w:kern w:val="0"/>
-          <w14:ligatures w14:val="none"/>
+          <ns2:ligatures ns2:val="none"/>
         </w:rPr>
         <w:t>que el hecho denunciado</w:t>
       </w:r>
@@ -5746,7 +5746,7 @@
           <w:color w:val="000000"/>
           <w:kern w:val="0"/>
           <w:lang w:eastAsia="es-PE"/>
-          <w14:ligatures w14:val="none"/>
+          <ns2:ligatures ns2:val="none"/>
         </w:rPr>
         <w:t xml:space="preserve">, consistente en que </w:t>
       </w:r>
@@ -5754,7 +5754,7 @@
         <w:rPr>
           <w:rFonts w:ascii="Arial Narrow" w:eastAsia="Arial Narrow" w:hAnsi="Arial Narrow" w:cs="Arial Narrow"/>
           <w:kern w:val="0"/>
-          <w14:ligatures w14:val="none"/>
+          <ns2:ligatures ns2:val="none"/>
         </w:rPr>
         <w:t>a compañía aseguradora habría requerido al denunciante que pase evaluaciones médicas, pese haber decidido no continuar con las pólizas 1810111638, 2000066123 y 2000066124</w:t>
       </w:r>
@@ -5764,23 +5764,23 @@
           <w:color w:val="000000"/>
           <w:kern w:val="0"/>
           <w:lang w:eastAsia="es-PE"/>
-          <w14:ligatures w14:val="none"/>
+          <ns2:ligatures ns2:val="none"/>
         </w:rPr>
         <w:t>; involucraría una presunta afectación a sus expectativas, quien no habría encontrado una correspondencia entre lo que esperaba recibir de parte del proveedor y lo que realmente recibió. Por consiguiente, corresponde calificar el hecho materia de denuncia como una presunta infracción al deber de idoneidad, tipificado en los artículos 18 y 19 del Código.</w:t>
       </w:r>
     </w:p>
-    <w:p>
-      <w:pPr>
-        <w:spacing w:after="0" w:line="240" w:lineRule="auto"/>
-        <w:jc w:val="both"/>
-        <w:rPr>
-          <w:rFonts w:ascii="Arial Narrow" w:eastAsia="Arial Narrow" w:hAnsi="Arial Narrow" w:cs="Arial Narrow"/>
-          <w:kern w:val="0"/>
-          <w14:ligatures w14:val="none"/>
-        </w:rPr>
-      </w:pPr>
-    </w:p>
-    <w:p>
+    <w:p ns2:paraId="3AFB3097" ns2:textId="77777777">
+      <w:pPr>
+        <w:spacing w:after="0" w:line="240" w:lineRule="auto"/>
+        <w:jc w:val="both"/>
+        <w:rPr>
+          <w:rFonts w:ascii="Arial Narrow" w:eastAsia="Arial Narrow" w:hAnsi="Arial Narrow" w:cs="Arial Narrow"/>
+          <w:kern w:val="0"/>
+          <ns2:ligatures ns2:val="none"/>
+        </w:rPr>
+      </w:pPr>
+    </w:p>
+    <w:p ns2:paraId="463134E5" ns2:textId="77777777">
       <w:pPr>
         <w:pStyle w:val="Prrafodelista"/>
         <w:numPr>
@@ -5794,7 +5794,7 @@
           <w:rFonts w:ascii="Arial Narrow" w:eastAsia="Calibri" w:hAnsi="Arial Narrow" w:cs="Arial Narrow"/>
           <w:kern w:val="0"/>
           <w:lang w:eastAsia="es-PE"/>
-          <w14:ligatures w14:val="none"/>
+          <ns2:ligatures ns2:val="none"/>
         </w:rPr>
       </w:pPr>
       <w:r>
@@ -5803,7 +5803,7 @@
           <w:color w:val="000000"/>
           <w:kern w:val="0"/>
           <w:lang w:eastAsia="es-PE"/>
-          <w14:ligatures w14:val="none"/>
+          <ns2:ligatures ns2:val="none"/>
         </w:rPr>
         <w:t>En tanto la denuncia reúne los requisitos establecidos por la norma citada, corresponde admitirla a trámite</w:t>
       </w:r>
@@ -5813,7 +5813,7 @@
           <w:rFonts w:ascii="Arial Narrow" w:eastAsia="Arial Narrow" w:hAnsi="Arial Narrow" w:cs="Arial Narrow"/>
           <w:kern w:val="0"/>
           <w:vertAlign w:val="superscript"/>
-          <w14:ligatures w14:val="none"/>
+          <ns2:ligatures ns2:val="none"/>
         </w:rPr>
         <w:footnoteReference w:id="5"/>
       </w:r>
@@ -5823,12 +5823,12 @@
           <w:color w:val="000000"/>
           <w:kern w:val="0"/>
           <w:lang w:eastAsia="es-PE"/>
-          <w14:ligatures w14:val="none"/>
+          <ns2:ligatures ns2:val="none"/>
         </w:rPr>
         <w:t>.</w:t>
       </w:r>
     </w:p>
-    <w:p>
+    <w:p ns2:paraId="68C71625" ns2:textId="77777777">
       <w:pPr>
         <w:spacing w:after="0" w:line="240" w:lineRule="auto"/>
         <w:ind w:left="567"/>
@@ -5839,11 +5839,11 @@
           <w:color w:val="000000"/>
           <w:kern w:val="0"/>
           <w:lang w:eastAsia="es-PE"/>
-          <w14:ligatures w14:val="none"/>
-        </w:rPr>
-      </w:pPr>
-    </w:p>
-    <w:p>
+          <ns2:ligatures ns2:val="none"/>
+        </w:rPr>
+      </w:pPr>
+    </w:p>
+    <w:p ns2:paraId="38A98B4B" ns2:textId="77777777">
       <w:pPr>
         <w:pStyle w:val="Prrafodelista"/>
         <w:numPr>
@@ -5863,7 +5863,7 @@
           <w:color w:val="000000"/>
           <w:kern w:val="0"/>
           <w:lang w:eastAsia="es-PE"/>
-          <w14:ligatures w14:val="none"/>
+          <ns2:ligatures ns2:val="none"/>
         </w:rPr>
       </w:pPr>
       <w:r>
@@ -5873,12 +5873,12 @@
           <w:color w:val="000000"/>
           <w:kern w:val="0"/>
           <w:lang w:eastAsia="es-PE"/>
-          <w14:ligatures w14:val="none"/>
+          <ns2:ligatures ns2:val="none"/>
         </w:rPr>
         <w:t>REQUERIMIENTO DE INFORMACIÓN</w:t>
       </w:r>
     </w:p>
-    <w:p>
+    <w:p ns2:paraId="5B518DC4" ns2:textId="77777777">
       <w:pPr>
         <w:spacing w:after="0" w:line="240" w:lineRule="auto"/>
         <w:jc w:val="both"/>
@@ -5887,11 +5887,11 @@
           <w:color w:val="000000"/>
           <w:kern w:val="0"/>
           <w:lang w:val="es-ES" w:eastAsia="es-ES"/>
-          <w14:ligatures w14:val="none"/>
-        </w:rPr>
-      </w:pPr>
-    </w:p>
-    <w:p>
+          <ns2:ligatures ns2:val="none"/>
+        </w:rPr>
+      </w:pPr>
+    </w:p>
+    <w:p ns2:paraId="62B88A04" ns2:textId="1E444D08">
       <w:pPr>
         <w:pStyle w:val="Prrafodelista"/>
         <w:numPr>
@@ -5906,7 +5906,7 @@
           <w:color w:val="000000"/>
           <w:kern w:val="0"/>
           <w:lang w:val="es-ES" w:eastAsia="es-ES"/>
-          <w14:ligatures w14:val="none"/>
+          <ns2:ligatures ns2:val="none"/>
         </w:rPr>
       </w:pPr>
       <w:r>
@@ -5915,7 +5915,7 @@
           <w:color w:val="000000"/>
           <w:kern w:val="0"/>
           <w:lang w:val="es-ES" w:eastAsia="es-ES"/>
-          <w14:ligatures w14:val="none"/>
+          <ns2:ligatures ns2:val="none"/>
         </w:rPr>
         <w:t xml:space="preserve">A efectos de tener mayores elementos que sirvan para la resolución definitiva del presente caso, la Secretaría Técnica, en ejercicio de las facultades que la ley le confiere, conviene requerir </w:t>
       </w:r>
@@ -5925,7 +5925,7 @@
           <w:color w:val="000000"/>
           <w:kern w:val="0"/>
           <w:lang w:val="es-ES" w:eastAsia="es-ES"/>
-          <w14:ligatures w14:val="none"/>
+          <ns2:ligatures ns2:val="none"/>
         </w:rPr>
         <w:t>a la compañía aseguradora</w:t>
       </w:r>
@@ -5935,7 +5935,7 @@
           <w:color w:val="000000"/>
           <w:kern w:val="0"/>
           <w:lang w:val="es-ES" w:eastAsia="es-ES"/>
-          <w14:ligatures w14:val="none"/>
+          <ns2:ligatures ns2:val="none"/>
         </w:rPr>
         <w:t xml:space="preserve"> que, en un plazo no mayor de cinco (5) días hábiles contado a partir del día siguiente de la notificación de la presente resolución, cumpla con lo siguiente: </w:t>
       </w:r>
@@ -5945,7 +5945,7 @@
           <w:color w:val="000000"/>
           <w:kern w:val="0"/>
           <w:lang w:val="es-ES" w:eastAsia="es-ES"/>
-          <w14:ligatures w14:val="none"/>
+          <ns2:ligatures ns2:val="none"/>
         </w:rPr>
         <w:t xml:space="preserve">(i) presentar una copia completa, legible y debidamente suscrita del Seguro Vida Devolución Plus – Póliza </w:t>
       </w:r>
@@ -5956,7 +5956,7 @@
           <w:color w:val="000000"/>
           <w:kern w:val="0"/>
           <w:lang w:val="es-ES" w:eastAsia="es-ES"/>
-          <w14:ligatures w14:val="none"/>
+          <ns2:ligatures ns2:val="none"/>
         </w:rPr>
         <w:t/>
       </w:r>
@@ -5967,7 +5967,7 @@
           <w:color w:val="000000"/>
           <w:kern w:val="0"/>
           <w:lang w:val="es-ES" w:eastAsia="es-ES"/>
-          <w14:ligatures w14:val="none"/>
+          <ns2:ligatures ns2:val="none"/>
         </w:rPr>
         <w:t xml:space="preserve"> 2000066123, así como el cargo de remisión de la póliza; (</w:t>
       </w:r>
@@ -5978,7 +5978,7 @@
           <w:color w:val="000000"/>
           <w:kern w:val="0"/>
           <w:lang w:val="es-ES" w:eastAsia="es-ES"/>
-          <w14:ligatures w14:val="none"/>
+          <ns2:ligatures ns2:val="none"/>
         </w:rPr>
         <w:t>ii</w:t>
       </w:r>
@@ -5989,7 +5989,7 @@
           <w:color w:val="000000"/>
           <w:kern w:val="0"/>
           <w:lang w:val="es-ES" w:eastAsia="es-ES"/>
-          <w14:ligatures w14:val="none"/>
+          <ns2:ligatures ns2:val="none"/>
         </w:rPr>
         <w:t xml:space="preserve">) presentar una copia completa, legible y debidamente suscrita del Seguro Vida Devolución Plus – Póliza </w:t>
       </w:r>
@@ -6000,7 +6000,7 @@
           <w:color w:val="000000"/>
           <w:kern w:val="0"/>
           <w:lang w:val="es-ES" w:eastAsia="es-ES"/>
-          <w14:ligatures w14:val="none"/>
+          <ns2:ligatures ns2:val="none"/>
         </w:rPr>
         <w:t/>
       </w:r>
@@ -6011,7 +6011,7 @@
           <w:color w:val="000000"/>
           <w:kern w:val="0"/>
           <w:lang w:val="es-ES" w:eastAsia="es-ES"/>
-          <w14:ligatures w14:val="none"/>
+          <ns2:ligatures ns2:val="none"/>
         </w:rPr>
         <w:t xml:space="preserve"> 2000066124, así como el cargo de remisión de la póliza; (</w:t>
       </w:r>
@@ -6022,7 +6022,7 @@
           <w:color w:val="000000"/>
           <w:kern w:val="0"/>
           <w:lang w:val="es-ES" w:eastAsia="es-ES"/>
-          <w14:ligatures w14:val="none"/>
+          <ns2:ligatures ns2:val="none"/>
         </w:rPr>
         <w:t>iii</w:t>
       </w:r>
@@ -6033,7 +6033,7 @@
           <w:color w:val="000000"/>
           <w:kern w:val="0"/>
           <w:lang w:val="es-ES" w:eastAsia="es-ES"/>
-          <w14:ligatures w14:val="none"/>
+          <ns2:ligatures ns2:val="none"/>
         </w:rPr>
         <w:t xml:space="preserve">) presentar una copia completa, legible y debidamente suscrita del Seguro AP Devolución 15 Años – Póliza </w:t>
       </w:r>
@@ -6044,7 +6044,7 @@
           <w:color w:val="000000"/>
           <w:kern w:val="0"/>
           <w:lang w:val="es-ES" w:eastAsia="es-ES"/>
-          <w14:ligatures w14:val="none"/>
+          <ns2:ligatures ns2:val="none"/>
         </w:rPr>
         <w:t/>
       </w:r>
@@ -6055,7 +6055,7 @@
           <w:color w:val="000000"/>
           <w:kern w:val="0"/>
           <w:lang w:val="es-ES" w:eastAsia="es-ES"/>
-          <w14:ligatures w14:val="none"/>
+          <ns2:ligatures ns2:val="none"/>
         </w:rPr>
         <w:t xml:space="preserve"> 1870252052, así como el cargo de remisión de la póliza; (</w:t>
       </w:r>
@@ -6066,7 +6066,7 @@
           <w:color w:val="000000"/>
           <w:kern w:val="0"/>
           <w:lang w:val="es-ES" w:eastAsia="es-ES"/>
-          <w14:ligatures w14:val="none"/>
+          <ns2:ligatures ns2:val="none"/>
         </w:rPr>
         <w:t>iv</w:t>
       </w:r>
@@ -6077,7 +6077,7 @@
           <w:color w:val="000000"/>
           <w:kern w:val="0"/>
           <w:lang w:val="es-ES" w:eastAsia="es-ES"/>
-          <w14:ligatures w14:val="none"/>
+          <ns2:ligatures ns2:val="none"/>
         </w:rPr>
         <w:t xml:space="preserve">) presentar una copia completa, legible y debidamente suscrita del Seguro Devolución Total 15 – Póliza </w:t>
       </w:r>
@@ -6088,7 +6088,7 @@
           <w:color w:val="000000"/>
           <w:kern w:val="0"/>
           <w:lang w:val="es-ES" w:eastAsia="es-ES"/>
-          <w14:ligatures w14:val="none"/>
+          <ns2:ligatures ns2:val="none"/>
         </w:rPr>
         <w:t/>
       </w:r>
@@ -6099,7 +6099,7 @@
           <w:color w:val="000000"/>
           <w:kern w:val="0"/>
           <w:lang w:val="es-ES" w:eastAsia="es-ES"/>
-          <w14:ligatures w14:val="none"/>
+          <ns2:ligatures ns2:val="none"/>
         </w:rPr>
         <w:t xml:space="preserve"> 1810111638, así como el cargo de remisión de la póliza; (v) presentar los medios probatorios que acrediten el rechazo de la rehabilitación de las pólizas 1810111638, 2000066123 y 2000066124 fue justificado; y, (vi) presentar todas las comunicaciones cursadas con la parte denunciante en virtud del hecho materia de denuncia</w:t>
       </w:r>
@@ -6109,7 +6109,7 @@
           <w:color w:val="000000"/>
           <w:kern w:val="0"/>
           <w:lang w:val="es-ES" w:eastAsia="es-ES"/>
-          <w14:ligatures w14:val="none"/>
+          <ns2:ligatures ns2:val="none"/>
         </w:rPr>
         <w:t>.</w:t>
       </w:r>
@@ -6119,12 +6119,12 @@
           <w:color w:val="000000"/>
           <w:kern w:val="0"/>
           <w:lang w:eastAsia="es-ES"/>
-          <w14:ligatures w14:val="none"/>
+          <ns2:ligatures ns2:val="none"/>
         </w:rPr>
         <w:t xml:space="preserve"> </w:t>
       </w:r>
     </w:p>
-    <w:p>
+    <w:p ns2:paraId="5C93B848" ns2:textId="77777777">
       <w:pPr>
         <w:pStyle w:val="Prrafodelista"/>
         <w:spacing w:after="0" w:line="240" w:lineRule="auto"/>
@@ -6135,11 +6135,11 @@
           <w:color w:val="000000"/>
           <w:kern w:val="0"/>
           <w:lang w:val="es-ES" w:eastAsia="es-ES"/>
-          <w14:ligatures w14:val="none"/>
-        </w:rPr>
-      </w:pPr>
-    </w:p>
-    <w:p>
+          <ns2:ligatures ns2:val="none"/>
+        </w:rPr>
+      </w:pPr>
+    </w:p>
+    <w:p ns2:paraId="2A119386" ns2:textId="77777777">
       <w:pPr>
         <w:pStyle w:val="Prrafodelista"/>
         <w:numPr>
@@ -6159,7 +6159,7 @@
           <w:color w:val="000000"/>
           <w:kern w:val="0"/>
           <w:lang w:eastAsia="es-PE"/>
-          <w14:ligatures w14:val="none"/>
+          <ns2:ligatures ns2:val="none"/>
         </w:rPr>
       </w:pPr>
       <w:r>
@@ -6169,12 +6169,12 @@
           <w:color w:val="000000"/>
           <w:kern w:val="0"/>
           <w:lang w:eastAsia="es-PE"/>
-          <w14:ligatures w14:val="none"/>
+          <ns2:ligatures ns2:val="none"/>
         </w:rPr>
         <w:t xml:space="preserve">RESOLUCIÓN DE LA SECRETARÍA TÉCNICA </w:t>
       </w:r>
     </w:p>
-    <w:p>
+    <w:p ns2:paraId="7F554EB2" ns2:textId="77777777">
       <w:pPr>
         <w:spacing w:after="0" w:line="240" w:lineRule="auto"/>
         <w:jc w:val="both"/>
@@ -6184,11 +6184,11 @@
           <w:color w:val="000000"/>
           <w:kern w:val="0"/>
           <w:lang w:eastAsia="es-PE"/>
-          <w14:ligatures w14:val="none"/>
-        </w:rPr>
-      </w:pPr>
-    </w:p>
-    <w:p>
+          <ns2:ligatures ns2:val="none"/>
+        </w:rPr>
+      </w:pPr>
+    </w:p>
+    <w:p ns2:paraId="40BE44E6" ns2:textId="0B21DB7D">
       <w:pPr>
         <w:spacing w:after="0" w:line="240" w:lineRule="auto"/>
         <w:jc w:val="both"/>
@@ -6197,7 +6197,7 @@
           <w:color w:val="000000"/>
           <w:kern w:val="0"/>
           <w:lang w:eastAsia="es-PE"/>
-          <w14:ligatures w14:val="none"/>
+          <ns2:ligatures ns2:val="none"/>
         </w:rPr>
       </w:pPr>
       <w:r>
@@ -6207,7 +6207,7 @@
           <w:color w:val="000000"/>
           <w:kern w:val="0"/>
           <w:lang w:eastAsia="es-PE"/>
-          <w14:ligatures w14:val="none"/>
+          <ns2:ligatures ns2:val="none"/>
         </w:rPr>
         <w:t xml:space="preserve">PRIMERO: admitir a trámite la denuncia del 27 de mayo del 2025, subsanada mediante escrito del 22 de julio de 2025, interpuesta por el señor [DENUNCIANTE] contra Pacífico Compañía de Seguros y Reaseguros S.A., por lo siguiente:</w:t>
       </w:r>
@@ -6218,7 +6218,7 @@
           <w:kern w:val="0"/>
           <w:shd w:val="clear" w:color="auto" w:fill="FFFFFF"/>
           <w:lang w:eastAsia="es-PE"/>
-          <w14:ligatures w14:val="none"/>
+          <ns2:ligatures ns2:val="none"/>
         </w:rPr>
         <w:t xml:space="preserve"/>
       </w:r>
@@ -6229,7 +6229,7 @@
           <w:kern w:val="0"/>
           <w:shd w:val="clear" w:color="auto" w:fill="FFFFFF"/>
           <w:lang w:eastAsia="es-PE"/>
-          <w14:ligatures w14:val="none"/>
+          <ns2:ligatures ns2:val="none"/>
         </w:rPr>
         <w:t xml:space="preserve"/>
       </w:r>
@@ -6240,7 +6240,7 @@
           <w:kern w:val="0"/>
           <w:shd w:val="clear" w:color="auto" w:fill="FFFFFF"/>
           <w:lang w:eastAsia="es-PE"/>
-          <w14:ligatures w14:val="none"/>
+          <ns2:ligatures ns2:val="none"/>
         </w:rPr>
         <w:t xml:space="preserve"/>
       </w:r>
@@ -6251,7 +6251,7 @@
           <w:kern w:val="0"/>
           <w:shd w:val="clear" w:color="auto" w:fill="FFFFFF"/>
           <w:lang w:eastAsia="es-PE"/>
-          <w14:ligatures w14:val="none"/>
+          <ns2:ligatures ns2:val="none"/>
         </w:rPr>
         <w:t/>
       </w:r>
@@ -6262,7 +6262,7 @@
           <w:kern w:val="0"/>
           <w:shd w:val="clear" w:color="auto" w:fill="FFFFFF"/>
           <w:lang w:eastAsia="es-PE"/>
-          <w14:ligatures w14:val="none"/>
+          <ns2:ligatures ns2:val="none"/>
         </w:rPr>
         <w:t xml:space="preserve"/>
       </w:r>
@@ -6280,7 +6280,7 @@
           <w:kern w:val="0"/>
           <w:shd w:val="clear" w:color="auto" w:fill="FFFFFF"/>
           <w:lang w:eastAsia="es-PE"/>
-          <w14:ligatures w14:val="none"/>
+          <ns2:ligatures ns2:val="none"/>
         </w:rPr>
         <w:t xml:space="preserve"/>
       </w:r>
@@ -6291,12 +6291,12 @@
           <w:kern w:val="0"/>
           <w:shd w:val="clear" w:color="auto" w:fill="FFFFFF"/>
           <w:lang w:eastAsia="es-PE"/>
-          <w14:ligatures w14:val="none"/>
+          <ns2:ligatures ns2:val="none"/>
         </w:rPr>
         <w:t/>
       </w:r>
     </w:p>
-    <w:p>
+    <w:p ns2:paraId="5E66126E" ns2:textId="77777777">
       <w:pPr>
         <w:spacing w:after="0" w:line="240" w:lineRule="auto"/>
         <w:jc w:val="both"/>
@@ -6305,11 +6305,11 @@
           <w:color w:val="000000"/>
           <w:kern w:val="0"/>
           <w:lang w:eastAsia="es-PE"/>
-          <w14:ligatures w14:val="none"/>
-        </w:rPr>
-      </w:pPr>
-    </w:p>
-    <w:p>
+          <ns2:ligatures ns2:val="none"/>
+        </w:rPr>
+      </w:pPr>
+    </w:p>
+    <w:p ns2:paraId="0B0291C5" ns2:textId="5BF43A27">
       <w:pPr>
         <w:pStyle w:val="Prrafodelista"/>
         <w:numPr>
@@ -6327,7 +6327,7 @@
           <w:rFonts w:ascii="Arial Narrow" w:eastAsia="Calibri" w:hAnsi="Arial Narrow" w:cs="Arial Narrow"/>
           <w:kern w:val="0"/>
           <w:lang w:eastAsia="es-PE"/>
-          <w14:ligatures w14:val="none"/>
+          <ns2:ligatures ns2:val="none"/>
         </w:rPr>
       </w:pPr>
       <w:r>
@@ -6336,7 +6336,7 @@
           <w:color w:val="000000"/>
           <w:kern w:val="0"/>
           <w:lang w:eastAsia="es-PE"/>
-          <w14:ligatures w14:val="none"/>
+          <ns2:ligatures ns2:val="none"/>
         </w:rPr>
         <w:t>Presunta</w:t>
       </w:r>
@@ -6346,7 +6346,7 @@
           <w:kern w:val="0"/>
           <w:shd w:val="clear" w:color="auto" w:fill="FFFFFF"/>
           <w:lang w:eastAsia="es-PE"/>
-          <w14:ligatures w14:val="none"/>
+          <ns2:ligatures ns2:val="none"/>
         </w:rPr>
         <w:t xml:space="preserve"> infracción a los artículos 18 y 19</w:t>
       </w:r>
@@ -6355,7 +6355,7 @@
           <w:rFonts w:ascii="Arial Narrow" w:eastAsia="Calibri" w:hAnsi="Arial Narrow" w:cs="Arial Narrow"/>
           <w:kern w:val="0"/>
           <w:lang w:eastAsia="es-PE"/>
-          <w14:ligatures w14:val="none"/>
+          <ns2:ligatures ns2:val="none"/>
         </w:rPr>
         <w:t xml:space="preserve"> de </w:t>
       </w:r>
@@ -6365,7 +6365,7 @@
           <w:kern w:val="0"/>
           <w:shd w:val="clear" w:color="auto" w:fill="FFFFFF"/>
           <w:lang w:eastAsia="es-PE"/>
-          <w14:ligatures w14:val="none"/>
+          <ns2:ligatures ns2:val="none"/>
         </w:rPr>
         <w:t xml:space="preserve">la Ley 29571, Código de Protección y Defensa del Consumidor, en tanto </w:t>
       </w:r>
@@ -6375,7 +6375,7 @@
           <w:kern w:val="0"/>
           <w:shd w:val="clear" w:color="auto" w:fill="FFFFFF"/>
           <w:lang w:eastAsia="es-PE"/>
-          <w14:ligatures w14:val="none"/>
+          <ns2:ligatures ns2:val="none"/>
         </w:rPr>
         <w:t xml:space="preserve">la compañía aseguradora se habría </w:t>
       </w:r>
@@ -6385,7 +6385,7 @@
           <w:kern w:val="0"/>
           <w:shd w:val="clear" w:color="auto" w:fill="FFFFFF"/>
           <w:lang w:eastAsia="es-PE"/>
-          <w14:ligatures w14:val="none"/>
+          <ns2:ligatures ns2:val="none"/>
         </w:rPr>
         <w:t xml:space="preserve">negado injustificadamente </w:t>
       </w:r>
@@ -6395,7 +6395,7 @@
           <w:kern w:val="0"/>
           <w:shd w:val="clear" w:color="auto" w:fill="FFFFFF"/>
           <w:lang w:eastAsia="es-PE"/>
-          <w14:ligatures w14:val="none"/>
+          <ns2:ligatures ns2:val="none"/>
         </w:rPr>
         <w:t xml:space="preserve">a </w:t>
       </w:r>
@@ -6405,7 +6405,7 @@
           <w:kern w:val="0"/>
           <w:shd w:val="clear" w:color="auto" w:fill="FFFFFF"/>
           <w:lang w:eastAsia="es-PE"/>
-          <w14:ligatures w14:val="none"/>
+          <ns2:ligatures ns2:val="none"/>
         </w:rPr>
         <w:t>rehabilitar la Póliza del</w:t>
       </w:r>
@@ -6415,7 +6415,7 @@
           <w:kern w:val="0"/>
           <w:shd w:val="clear" w:color="auto" w:fill="FFFFFF"/>
           <w:lang w:eastAsia="es-PE"/>
-          <w14:ligatures w14:val="none"/>
+          <ns2:ligatures ns2:val="none"/>
         </w:rPr>
         <w:t xml:space="preserve"> </w:t>
       </w:r>
@@ -6425,7 +6425,7 @@
           <w:color w:val="000000"/>
           <w:kern w:val="0"/>
           <w:lang w:eastAsia="es-ES"/>
-          <w14:ligatures w14:val="none"/>
+          <ns2:ligatures ns2:val="none"/>
         </w:rPr>
         <w:t>Seguro Devolución Total 15 1810111638</w:t>
       </w:r>
@@ -6435,7 +6435,7 @@
           <w:color w:val="000000"/>
           <w:kern w:val="0"/>
           <w:lang w:eastAsia="es-ES"/>
-          <w14:ligatures w14:val="none"/>
+          <ns2:ligatures ns2:val="none"/>
         </w:rPr>
         <w:t>, pese a la solicitud del</w:t>
       </w:r>
@@ -6445,7 +6445,7 @@
           <w:color w:val="000000"/>
           <w:kern w:val="0"/>
           <w:lang w:eastAsia="es-ES"/>
-          <w14:ligatures w14:val="none"/>
+          <ns2:ligatures ns2:val="none"/>
         </w:rPr>
         <w:t xml:space="preserve"> </w:t>
       </w:r>
@@ -6455,7 +6455,7 @@
           <w:kern w:val="0"/>
           <w:shd w:val="clear" w:color="auto" w:fill="FFFFFF"/>
           <w:lang w:eastAsia="es-PE"/>
-          <w14:ligatures w14:val="none"/>
+          <ns2:ligatures ns2:val="none"/>
         </w:rPr>
         <w:t>denunciante</w:t>
       </w:r>
@@ -6465,12 +6465,12 @@
           <w:kern w:val="0"/>
           <w:shd w:val="clear" w:color="auto" w:fill="FFFFFF"/>
           <w:lang w:eastAsia="es-PE"/>
-          <w14:ligatures w14:val="none"/>
+          <ns2:ligatures ns2:val="none"/>
         </w:rPr>
         <w:t>.</w:t>
       </w:r>
     </w:p>
-    <w:p>
+    <w:p ns2:paraId="5C668236" ns2:textId="77777777">
       <w:pPr>
         <w:pStyle w:val="Prrafodelista"/>
         <w:spacing w:after="0" w:line="240" w:lineRule="auto"/>
@@ -6480,11 +6480,11 @@
           <w:rFonts w:ascii="Arial Narrow" w:eastAsia="Calibri" w:hAnsi="Arial Narrow" w:cs="Arial Narrow"/>
           <w:kern w:val="0"/>
           <w:lang w:eastAsia="es-PE"/>
-          <w14:ligatures w14:val="none"/>
-        </w:rPr>
-      </w:pPr>
-    </w:p>
-    <w:p>
+          <ns2:ligatures ns2:val="none"/>
+        </w:rPr>
+      </w:pPr>
+    </w:p>
+    <w:p ns2:paraId="240DC9DC" ns2:textId="10095B72">
       <w:pPr>
         <w:pStyle w:val="Prrafodelista"/>
         <w:numPr>
@@ -6502,7 +6502,7 @@
           <w:rFonts w:ascii="Arial Narrow" w:eastAsia="Calibri" w:hAnsi="Arial Narrow" w:cs="Arial Narrow"/>
           <w:kern w:val="0"/>
           <w:lang w:eastAsia="es-PE"/>
-          <w14:ligatures w14:val="none"/>
+          <ns2:ligatures ns2:val="none"/>
         </w:rPr>
       </w:pPr>
       <w:r>
@@ -6511,7 +6511,7 @@
           <w:color w:val="000000"/>
           <w:kern w:val="0"/>
           <w:lang w:eastAsia="es-PE"/>
-          <w14:ligatures w14:val="none"/>
+          <ns2:ligatures ns2:val="none"/>
         </w:rPr>
         <w:t>Presunta</w:t>
       </w:r>
@@ -6521,7 +6521,7 @@
           <w:kern w:val="0"/>
           <w:shd w:val="clear" w:color="auto" w:fill="FFFFFF"/>
           <w:lang w:eastAsia="es-PE"/>
-          <w14:ligatures w14:val="none"/>
+          <ns2:ligatures ns2:val="none"/>
         </w:rPr>
         <w:t xml:space="preserve"> infracción a los artículos 18 y 19</w:t>
       </w:r>
@@ -6530,7 +6530,7 @@
           <w:rFonts w:ascii="Arial Narrow" w:eastAsia="Calibri" w:hAnsi="Arial Narrow" w:cs="Arial Narrow"/>
           <w:kern w:val="0"/>
           <w:lang w:eastAsia="es-PE"/>
-          <w14:ligatures w14:val="none"/>
+          <ns2:ligatures ns2:val="none"/>
         </w:rPr>
         <w:t xml:space="preserve"> de </w:t>
       </w:r>
@@ -6540,7 +6540,7 @@
           <w:kern w:val="0"/>
           <w:shd w:val="clear" w:color="auto" w:fill="FFFFFF"/>
           <w:lang w:eastAsia="es-PE"/>
-          <w14:ligatures w14:val="none"/>
+          <ns2:ligatures ns2:val="none"/>
         </w:rPr>
         <w:t xml:space="preserve">la Ley 29571, Código de Protección y Defensa del Consumidor, en tanto </w:t>
       </w:r>
@@ -6550,7 +6550,7 @@
           <w:kern w:val="0"/>
           <w:shd w:val="clear" w:color="auto" w:fill="FFFFFF"/>
           <w:lang w:eastAsia="es-PE"/>
-          <w14:ligatures w14:val="none"/>
+          <ns2:ligatures ns2:val="none"/>
         </w:rPr>
         <w:t xml:space="preserve">la compañía aseguradora se habría </w:t>
       </w:r>
@@ -6560,7 +6560,7 @@
           <w:kern w:val="0"/>
           <w:shd w:val="clear" w:color="auto" w:fill="FFFFFF"/>
           <w:lang w:eastAsia="es-PE"/>
-          <w14:ligatures w14:val="none"/>
+          <ns2:ligatures ns2:val="none"/>
         </w:rPr>
         <w:t>negado injustificadamente a rehabilitar la Póliza del</w:t>
       </w:r>
@@ -6570,7 +6570,7 @@
           <w:kern w:val="0"/>
           <w:shd w:val="clear" w:color="auto" w:fill="FFFFFF"/>
           <w:lang w:eastAsia="es-PE"/>
-          <w14:ligatures w14:val="none"/>
+          <ns2:ligatures ns2:val="none"/>
         </w:rPr>
         <w:t xml:space="preserve"> </w:t>
       </w:r>
@@ -6580,7 +6580,7 @@
           <w:color w:val="000000"/>
           <w:kern w:val="0"/>
           <w:lang w:eastAsia="es-ES"/>
-          <w14:ligatures w14:val="none"/>
+          <ns2:ligatures ns2:val="none"/>
         </w:rPr>
         <w:t>Seguro Vida Devolución Plus 2000066123</w:t>
       </w:r>
@@ -6590,7 +6590,7 @@
           <w:color w:val="000000"/>
           <w:kern w:val="0"/>
           <w:lang w:eastAsia="es-ES"/>
-          <w14:ligatures w14:val="none"/>
+          <ns2:ligatures ns2:val="none"/>
         </w:rPr>
         <w:t xml:space="preserve">, pese a la solicitud del </w:t>
       </w:r>
@@ -6600,7 +6600,7 @@
           <w:kern w:val="0"/>
           <w:shd w:val="clear" w:color="auto" w:fill="FFFFFF"/>
           <w:lang w:eastAsia="es-PE"/>
-          <w14:ligatures w14:val="none"/>
+          <ns2:ligatures ns2:val="none"/>
         </w:rPr>
         <w:t>denunciante</w:t>
       </w:r>
@@ -6610,12 +6610,12 @@
           <w:kern w:val="0"/>
           <w:shd w:val="clear" w:color="auto" w:fill="FFFFFF"/>
           <w:lang w:eastAsia="es-PE"/>
-          <w14:ligatures w14:val="none"/>
+          <ns2:ligatures ns2:val="none"/>
         </w:rPr>
         <w:t>.</w:t>
       </w:r>
     </w:p>
-    <w:p>
+    <w:p ns2:paraId="2E1BE7F0" ns2:textId="77777777">
       <w:pPr>
         <w:pStyle w:val="Prrafodelista"/>
         <w:spacing w:after="0" w:line="240" w:lineRule="auto"/>
@@ -6625,11 +6625,11 @@
           <w:rFonts w:ascii="Arial Narrow" w:eastAsia="Calibri" w:hAnsi="Arial Narrow" w:cs="Arial Narrow"/>
           <w:kern w:val="0"/>
           <w:lang w:eastAsia="es-PE"/>
-          <w14:ligatures w14:val="none"/>
-        </w:rPr>
-      </w:pPr>
-    </w:p>
-    <w:p>
+          <ns2:ligatures ns2:val="none"/>
+        </w:rPr>
+      </w:pPr>
+    </w:p>
+    <w:p ns2:paraId="72CFDDA3" ns2:textId="77777777">
       <w:pPr>
         <w:pStyle w:val="Prrafodelista"/>
         <w:numPr>
@@ -6647,7 +6647,7 @@
           <w:rFonts w:ascii="Arial Narrow" w:eastAsia="Calibri" w:hAnsi="Arial Narrow" w:cs="Arial Narrow"/>
           <w:kern w:val="0"/>
           <w:lang w:eastAsia="es-PE"/>
-          <w14:ligatures w14:val="none"/>
+          <ns2:ligatures ns2:val="none"/>
         </w:rPr>
       </w:pPr>
       <w:r>
@@ -6656,7 +6656,7 @@
           <w:color w:val="000000"/>
           <w:kern w:val="0"/>
           <w:lang w:eastAsia="es-PE"/>
-          <w14:ligatures w14:val="none"/>
+          <ns2:ligatures ns2:val="none"/>
         </w:rPr>
         <w:t>Presunta</w:t>
       </w:r>
@@ -6666,7 +6666,7 @@
           <w:kern w:val="0"/>
           <w:shd w:val="clear" w:color="auto" w:fill="FFFFFF"/>
           <w:lang w:eastAsia="es-PE"/>
-          <w14:ligatures w14:val="none"/>
+          <ns2:ligatures ns2:val="none"/>
         </w:rPr>
         <w:t xml:space="preserve"> infracción a los artículos 18 y 19</w:t>
       </w:r>
@@ -6675,7 +6675,7 @@
           <w:rFonts w:ascii="Arial Narrow" w:eastAsia="Calibri" w:hAnsi="Arial Narrow" w:cs="Arial Narrow"/>
           <w:kern w:val="0"/>
           <w:lang w:eastAsia="es-PE"/>
-          <w14:ligatures w14:val="none"/>
+          <ns2:ligatures ns2:val="none"/>
         </w:rPr>
         <w:t xml:space="preserve"> de </w:t>
       </w:r>
@@ -6685,7 +6685,7 @@
           <w:kern w:val="0"/>
           <w:shd w:val="clear" w:color="auto" w:fill="FFFFFF"/>
           <w:lang w:eastAsia="es-PE"/>
-          <w14:ligatures w14:val="none"/>
+          <ns2:ligatures ns2:val="none"/>
         </w:rPr>
         <w:t xml:space="preserve">la Ley 29571, Código de Protección y Defensa del Consumidor, en tanto </w:t>
       </w:r>
@@ -6695,7 +6695,7 @@
           <w:kern w:val="0"/>
           <w:shd w:val="clear" w:color="auto" w:fill="FFFFFF"/>
           <w:lang w:eastAsia="es-PE"/>
-          <w14:ligatures w14:val="none"/>
+          <ns2:ligatures ns2:val="none"/>
         </w:rPr>
         <w:t xml:space="preserve">la compañía aseguradora se habría negado </w:t>
       </w:r>
@@ -6705,7 +6705,7 @@
           <w:kern w:val="0"/>
           <w:shd w:val="clear" w:color="auto" w:fill="FFFFFF"/>
           <w:lang w:eastAsia="es-PE"/>
-          <w14:ligatures w14:val="none"/>
+          <ns2:ligatures ns2:val="none"/>
         </w:rPr>
         <w:t>injustificadamente a rehabilitar la</w:t>
       </w:r>
@@ -6715,7 +6715,7 @@
           <w:kern w:val="0"/>
           <w:shd w:val="clear" w:color="auto" w:fill="FFFFFF"/>
           <w:lang w:eastAsia="es-PE"/>
-          <w14:ligatures w14:val="none"/>
+          <ns2:ligatures ns2:val="none"/>
         </w:rPr>
         <w:t xml:space="preserve"> </w:t>
       </w:r>
@@ -6725,7 +6725,7 @@
           <w:kern w:val="0"/>
           <w:shd w:val="clear" w:color="auto" w:fill="FFFFFF"/>
           <w:lang w:eastAsia="es-PE"/>
-          <w14:ligatures w14:val="none"/>
+          <ns2:ligatures ns2:val="none"/>
         </w:rPr>
         <w:t xml:space="preserve">Póliza del </w:t>
       </w:r>
@@ -6735,7 +6735,7 @@
           <w:color w:val="000000"/>
           <w:kern w:val="0"/>
           <w:lang w:eastAsia="es-ES"/>
-          <w14:ligatures w14:val="none"/>
+          <ns2:ligatures ns2:val="none"/>
         </w:rPr>
         <w:t>Seguro Vida Devolución Plus 2000066124</w:t>
       </w:r>
@@ -6745,7 +6745,7 @@
           <w:color w:val="000000"/>
           <w:kern w:val="0"/>
           <w:lang w:eastAsia="es-ES"/>
-          <w14:ligatures w14:val="none"/>
+          <ns2:ligatures ns2:val="none"/>
         </w:rPr>
         <w:t xml:space="preserve">, pese a la solicitud del </w:t>
       </w:r>
@@ -6755,7 +6755,7 @@
           <w:kern w:val="0"/>
           <w:shd w:val="clear" w:color="auto" w:fill="FFFFFF"/>
           <w:lang w:eastAsia="es-PE"/>
-          <w14:ligatures w14:val="none"/>
+          <ns2:ligatures ns2:val="none"/>
         </w:rPr>
         <w:t>denunciante</w:t>
       </w:r>
@@ -6765,12 +6765,12 @@
           <w:kern w:val="0"/>
           <w:shd w:val="clear" w:color="auto" w:fill="FFFFFF"/>
           <w:lang w:eastAsia="es-PE"/>
-          <w14:ligatures w14:val="none"/>
+          <ns2:ligatures ns2:val="none"/>
         </w:rPr>
         <w:t>.</w:t>
       </w:r>
     </w:p>
-    <w:p>
+    <w:p ns2:paraId="2B76B73E" ns2:textId="77777777">
       <w:pPr>
         <w:pStyle w:val="Prrafodelista"/>
         <w:rPr>
@@ -6778,11 +6778,11 @@
           <w:color w:val="000000"/>
           <w:kern w:val="0"/>
           <w:lang w:eastAsia="es-PE"/>
-          <w14:ligatures w14:val="none"/>
-        </w:rPr>
-      </w:pPr>
-    </w:p>
-    <w:p>
+          <ns2:ligatures ns2:val="none"/>
+        </w:rPr>
+      </w:pPr>
+    </w:p>
+    <w:p ns2:paraId="5E52A914" ns2:textId="218A95AD">
       <w:pPr>
         <w:pStyle w:val="Prrafodelista"/>
         <w:numPr>
@@ -6800,7 +6800,7 @@
           <w:rFonts w:ascii="Arial Narrow" w:eastAsia="Calibri" w:hAnsi="Arial Narrow" w:cs="Arial Narrow"/>
           <w:kern w:val="0"/>
           <w:lang w:eastAsia="es-PE"/>
-          <w14:ligatures w14:val="none"/>
+          <ns2:ligatures ns2:val="none"/>
         </w:rPr>
       </w:pPr>
       <w:r>
@@ -6809,7 +6809,7 @@
           <w:color w:val="000000"/>
           <w:kern w:val="0"/>
           <w:lang w:eastAsia="es-PE"/>
-          <w14:ligatures w14:val="none"/>
+          <ns2:ligatures ns2:val="none"/>
         </w:rPr>
         <w:t>Presunta</w:t>
       </w:r>
@@ -6819,7 +6819,7 @@
           <w:kern w:val="0"/>
           <w:shd w:val="clear" w:color="auto" w:fill="FFFFFF"/>
           <w:lang w:eastAsia="es-PE"/>
-          <w14:ligatures w14:val="none"/>
+          <ns2:ligatures ns2:val="none"/>
         </w:rPr>
         <w:t xml:space="preserve"> infracción a los artículos 18 y 19</w:t>
       </w:r>
@@ -6828,7 +6828,7 @@
           <w:rFonts w:ascii="Arial Narrow" w:eastAsia="Calibri" w:hAnsi="Arial Narrow" w:cs="Arial Narrow"/>
           <w:kern w:val="0"/>
           <w:lang w:eastAsia="es-PE"/>
-          <w14:ligatures w14:val="none"/>
+          <ns2:ligatures ns2:val="none"/>
         </w:rPr>
         <w:t xml:space="preserve"> de </w:t>
       </w:r>
@@ -6838,7 +6838,7 @@
           <w:kern w:val="0"/>
           <w:shd w:val="clear" w:color="auto" w:fill="FFFFFF"/>
           <w:lang w:eastAsia="es-PE"/>
-          <w14:ligatures w14:val="none"/>
+          <ns2:ligatures ns2:val="none"/>
         </w:rPr>
         <w:t xml:space="preserve">la Ley 29571, Código de Protección y Defensa del Consumidor, en tanto </w:t>
       </w:r>
@@ -6848,7 +6848,7 @@
           <w:kern w:val="0"/>
           <w:shd w:val="clear" w:color="auto" w:fill="FFFFFF"/>
           <w:lang w:eastAsia="es-PE"/>
-          <w14:ligatures w14:val="none"/>
+          <ns2:ligatures ns2:val="none"/>
         </w:rPr>
         <w:t xml:space="preserve">la compañía aseguradora habría requerido al denunciante requisitos innecesarios para atender su solicitud de rehabilitación de las </w:t>
       </w:r>
@@ -6856,7 +6856,7 @@
         <w:rPr>
           <w:rFonts w:ascii="Arial Narrow" w:eastAsia="Arial Narrow" w:hAnsi="Arial Narrow" w:cs="Arial Narrow"/>
           <w:kern w:val="0"/>
-          <w14:ligatures w14:val="none"/>
+          <ns2:ligatures ns2:val="none"/>
         </w:rPr>
         <w:t>pólizas </w:t>
       </w:r>
@@ -6866,7 +6866,7 @@
           <w:color w:val="000000"/>
           <w:kern w:val="0"/>
           <w:lang w:eastAsia="es-ES"/>
-          <w14:ligatures w14:val="none"/>
+          <ns2:ligatures ns2:val="none"/>
         </w:rPr>
         <w:t>1810111638, 2000066123 y 2000066124</w:t>
       </w:r>
@@ -6876,12 +6876,12 @@
           <w:color w:val="000000"/>
           <w:kern w:val="0"/>
           <w:lang w:eastAsia="es-ES"/>
-          <w14:ligatures w14:val="none"/>
+          <ns2:ligatures ns2:val="none"/>
         </w:rPr>
         <w:t>.</w:t>
       </w:r>
     </w:p>
-    <w:p>
+    <w:p ns2:paraId="0F06D2D8" ns2:textId="77777777">
       <w:pPr>
         <w:pStyle w:val="Prrafodelista"/>
         <w:spacing w:line="240" w:lineRule="auto"/>
@@ -6889,11 +6889,11 @@
           <w:rFonts w:ascii="Arial Narrow" w:eastAsia="Calibri" w:hAnsi="Arial Narrow" w:cs="Arial Narrow"/>
           <w:kern w:val="0"/>
           <w:lang w:eastAsia="es-PE"/>
-          <w14:ligatures w14:val="none"/>
-        </w:rPr>
-      </w:pPr>
-    </w:p>
-    <w:p>
+          <ns2:ligatures ns2:val="none"/>
+        </w:rPr>
+      </w:pPr>
+    </w:p>
+    <w:p ns2:paraId="344566C0" ns2:textId="3B9ACCDA">
       <w:pPr>
         <w:pStyle w:val="Prrafodelista"/>
         <w:numPr>
@@ -6911,7 +6911,7 @@
           <w:rFonts w:ascii="Arial Narrow" w:eastAsia="Calibri" w:hAnsi="Arial Narrow" w:cs="Arial Narrow"/>
           <w:kern w:val="0"/>
           <w:lang w:eastAsia="es-PE"/>
-          <w14:ligatures w14:val="none"/>
+          <ns2:ligatures ns2:val="none"/>
         </w:rPr>
       </w:pPr>
       <w:r>
@@ -6920,7 +6920,7 @@
           <w:color w:val="000000"/>
           <w:kern w:val="0"/>
           <w:lang w:eastAsia="es-PE"/>
-          <w14:ligatures w14:val="none"/>
+          <ns2:ligatures ns2:val="none"/>
         </w:rPr>
         <w:t>Presunta</w:t>
       </w:r>
@@ -6930,7 +6930,7 @@
           <w:kern w:val="0"/>
           <w:shd w:val="clear" w:color="auto" w:fill="FFFFFF"/>
           <w:lang w:eastAsia="es-PE"/>
-          <w14:ligatures w14:val="none"/>
+          <ns2:ligatures ns2:val="none"/>
         </w:rPr>
         <w:t xml:space="preserve"> infracción a los artículos 18 y 19</w:t>
       </w:r>
@@ -6939,7 +6939,7 @@
           <w:rFonts w:ascii="Arial Narrow" w:eastAsia="Calibri" w:hAnsi="Arial Narrow" w:cs="Arial Narrow"/>
           <w:kern w:val="0"/>
           <w:lang w:eastAsia="es-PE"/>
-          <w14:ligatures w14:val="none"/>
+          <ns2:ligatures ns2:val="none"/>
         </w:rPr>
         <w:t xml:space="preserve"> </w:t>
       </w:r>
@@ -6948,7 +6948,7 @@
           <w:rFonts w:ascii="Arial Narrow" w:eastAsia="Calibri" w:hAnsi="Arial Narrow" w:cs="Arial Narrow"/>
           <w:kern w:val="0"/>
           <w:lang w:eastAsia="es-PE"/>
-          <w14:ligatures w14:val="none"/>
+          <ns2:ligatures ns2:val="none"/>
         </w:rPr>
         <w:t xml:space="preserve">de </w:t>
       </w:r>
@@ -6958,7 +6958,7 @@
           <w:kern w:val="0"/>
           <w:shd w:val="clear" w:color="auto" w:fill="FFFFFF"/>
           <w:lang w:eastAsia="es-PE"/>
-          <w14:ligatures w14:val="none"/>
+          <ns2:ligatures ns2:val="none"/>
         </w:rPr>
         <w:t xml:space="preserve">la Ley 29571, Código de Protección y Defensa del Consumidor, en tanto </w:t>
       </w:r>
@@ -6966,7 +6966,7 @@
         <w:rPr>
           <w:rFonts w:ascii="Arial Narrow" w:eastAsia="Arial Narrow" w:hAnsi="Arial Narrow" w:cs="Arial Narrow"/>
           <w:kern w:val="0"/>
-          <w14:ligatures w14:val="none"/>
+          <ns2:ligatures ns2:val="none"/>
         </w:rPr>
         <w:t xml:space="preserve">la compañía aseguradora no habría cumplido con brindar una respuesta adecuada a la comunicación realizada por el denunciante el </w:t>
       </w:r>
@@ -6974,7 +6974,7 @@
         <w:rPr>
           <w:rFonts w:ascii="Arial Narrow" w:eastAsia="Arial Narrow" w:hAnsi="Arial Narrow" w:cs="Arial Narrow"/>
           <w:kern w:val="0"/>
-          <w14:ligatures w14:val="none"/>
+          <ns2:ligatures ns2:val="none"/>
         </w:rPr>
         <w:t>24 de agosto de 2024</w:t>
       </w:r>
@@ -6982,12 +6982,12 @@
         <w:rPr>
           <w:rFonts w:ascii="Arial Narrow" w:eastAsia="Arial Narrow" w:hAnsi="Arial Narrow" w:cs="Arial Narrow"/>
           <w:kern w:val="0"/>
-          <w14:ligatures w14:val="none"/>
+          <ns2:ligatures ns2:val="none"/>
         </w:rPr>
         <w:t>.</w:t>
       </w:r>
     </w:p>
-    <w:p>
+    <w:p ns2:paraId="31A001F2" ns2:textId="77777777">
       <w:pPr>
         <w:pStyle w:val="Prrafodelista"/>
         <w:spacing w:line="240" w:lineRule="auto"/>
@@ -6995,11 +6995,11 @@
           <w:rFonts w:ascii="Arial Narrow" w:eastAsia="Calibri" w:hAnsi="Arial Narrow" w:cs="Arial Narrow"/>
           <w:kern w:val="0"/>
           <w:lang w:eastAsia="es-PE"/>
-          <w14:ligatures w14:val="none"/>
-        </w:rPr>
-      </w:pPr>
-    </w:p>
-    <w:p>
+          <ns2:ligatures ns2:val="none"/>
+        </w:rPr>
+      </w:pPr>
+    </w:p>
+    <w:p ns2:paraId="521CB030" ns2:textId="21E97781">
       <w:pPr>
         <w:pStyle w:val="Prrafodelista"/>
         <w:numPr>
@@ -7017,7 +7017,7 @@
           <w:rFonts w:ascii="Arial Narrow" w:eastAsia="Calibri" w:hAnsi="Arial Narrow" w:cs="Arial Narrow"/>
           <w:kern w:val="0"/>
           <w:lang w:eastAsia="es-PE"/>
-          <w14:ligatures w14:val="none"/>
+          <ns2:ligatures ns2:val="none"/>
         </w:rPr>
       </w:pPr>
       <w:r>
@@ -7026,7 +7026,7 @@
           <w:color w:val="000000"/>
           <w:kern w:val="0"/>
           <w:lang w:eastAsia="es-PE"/>
-          <w14:ligatures w14:val="none"/>
+          <ns2:ligatures ns2:val="none"/>
         </w:rPr>
         <w:t>Presunta</w:t>
       </w:r>
@@ -7036,7 +7036,7 @@
           <w:kern w:val="0"/>
           <w:shd w:val="clear" w:color="auto" w:fill="FFFFFF"/>
           <w:lang w:eastAsia="es-PE"/>
-          <w14:ligatures w14:val="none"/>
+          <ns2:ligatures ns2:val="none"/>
         </w:rPr>
         <w:t xml:space="preserve"> infracción a los artículos 18 y 19</w:t>
       </w:r>
@@ -7045,7 +7045,7 @@
           <w:rFonts w:ascii="Arial Narrow" w:eastAsia="Calibri" w:hAnsi="Arial Narrow" w:cs="Arial Narrow"/>
           <w:kern w:val="0"/>
           <w:lang w:eastAsia="es-PE"/>
-          <w14:ligatures w14:val="none"/>
+          <ns2:ligatures ns2:val="none"/>
         </w:rPr>
         <w:t xml:space="preserve"> de </w:t>
       </w:r>
@@ -7055,7 +7055,7 @@
           <w:kern w:val="0"/>
           <w:shd w:val="clear" w:color="auto" w:fill="FFFFFF"/>
           <w:lang w:eastAsia="es-PE"/>
-          <w14:ligatures w14:val="none"/>
+          <ns2:ligatures ns2:val="none"/>
         </w:rPr>
         <w:t xml:space="preserve">la Ley 29571, Código de Protección y Defensa del Consumidor, en tanto </w:t>
       </w:r>
@@ -7063,7 +7063,7 @@
         <w:rPr>
           <w:rFonts w:ascii="Arial Narrow" w:eastAsia="Arial Narrow" w:hAnsi="Arial Narrow" w:cs="Arial Narrow"/>
           <w:kern w:val="0"/>
-          <w14:ligatures w14:val="none"/>
+          <ns2:ligatures ns2:val="none"/>
         </w:rPr>
         <w:t xml:space="preserve">la compañía aseguradora habría brindado una comunicación inadecuada al denunciante el </w:t>
       </w:r>
@@ -7071,7 +7071,7 @@
         <w:rPr>
           <w:rFonts w:ascii="Arial Narrow" w:eastAsia="Arial Narrow" w:hAnsi="Arial Narrow" w:cs="Arial Narrow"/>
           <w:kern w:val="0"/>
-          <w14:ligatures w14:val="none"/>
+          <ns2:ligatures ns2:val="none"/>
         </w:rPr>
         <w:t>28 de septiembre de 2024</w:t>
       </w:r>
@@ -7079,7 +7079,7 @@
         <w:rPr>
           <w:rFonts w:ascii="Arial Narrow" w:eastAsia="Arial Narrow" w:hAnsi="Arial Narrow" w:cs="Arial Narrow"/>
           <w:kern w:val="0"/>
-          <w14:ligatures w14:val="none"/>
+          <ns2:ligatures ns2:val="none"/>
         </w:rPr>
         <w:t>, al señalarle que se había efectuado la cancelación a una póliza que no reconocía</w:t>
       </w:r>
@@ -7087,12 +7087,12 @@
         <w:rPr>
           <w:rFonts w:ascii="Arial Narrow" w:eastAsia="Arial Narrow" w:hAnsi="Arial Narrow" w:cs="Arial Narrow"/>
           <w:kern w:val="0"/>
-          <w14:ligatures w14:val="none"/>
+          <ns2:ligatures ns2:val="none"/>
         </w:rPr>
         <w:t>.</w:t>
       </w:r>
     </w:p>
-    <w:p>
+    <w:p ns2:paraId="23030F0A" ns2:textId="77777777">
       <w:pPr>
         <w:pStyle w:val="Prrafodelista"/>
         <w:spacing w:line="240" w:lineRule="auto"/>
@@ -7100,11 +7100,11 @@
           <w:rFonts w:ascii="Arial Narrow" w:eastAsia="Calibri" w:hAnsi="Arial Narrow" w:cs="Arial Narrow"/>
           <w:kern w:val="0"/>
           <w:lang w:eastAsia="es-PE"/>
-          <w14:ligatures w14:val="none"/>
-        </w:rPr>
-      </w:pPr>
-    </w:p>
-    <w:p>
+          <ns2:ligatures ns2:val="none"/>
+        </w:rPr>
+      </w:pPr>
+    </w:p>
+    <w:p ns2:paraId="5C28C464" ns2:textId="6D5DD1E5">
       <w:pPr>
         <w:pStyle w:val="Prrafodelista"/>
         <w:numPr>
@@ -7122,7 +7122,7 @@
           <w:rFonts w:ascii="Arial Narrow" w:eastAsia="Calibri" w:hAnsi="Arial Narrow" w:cs="Arial Narrow"/>
           <w:kern w:val="0"/>
           <w:lang w:eastAsia="es-PE"/>
-          <w14:ligatures w14:val="none"/>
+          <ns2:ligatures ns2:val="none"/>
         </w:rPr>
       </w:pPr>
       <w:r>
@@ -7131,7 +7131,7 @@
           <w:color w:val="000000"/>
           <w:kern w:val="0"/>
           <w:lang w:eastAsia="es-PE"/>
-          <w14:ligatures w14:val="none"/>
+          <ns2:ligatures ns2:val="none"/>
         </w:rPr>
         <w:t>Presunta</w:t>
       </w:r>
@@ -7141,7 +7141,7 @@
           <w:kern w:val="0"/>
           <w:shd w:val="clear" w:color="auto" w:fill="FFFFFF"/>
           <w:lang w:eastAsia="es-PE"/>
-          <w14:ligatures w14:val="none"/>
+          <ns2:ligatures ns2:val="none"/>
         </w:rPr>
         <w:t xml:space="preserve"> infracción a los artículos 18 y 19</w:t>
       </w:r>
@@ -7150,7 +7150,7 @@
           <w:rFonts w:ascii="Arial Narrow" w:eastAsia="Calibri" w:hAnsi="Arial Narrow" w:cs="Arial Narrow"/>
           <w:kern w:val="0"/>
           <w:lang w:eastAsia="es-PE"/>
-          <w14:ligatures w14:val="none"/>
+          <ns2:ligatures ns2:val="none"/>
         </w:rPr>
         <w:t xml:space="preserve"> de </w:t>
       </w:r>
@@ -7160,7 +7160,7 @@
           <w:kern w:val="0"/>
           <w:shd w:val="clear" w:color="auto" w:fill="FFFFFF"/>
           <w:lang w:eastAsia="es-PE"/>
-          <w14:ligatures w14:val="none"/>
+          <ns2:ligatures ns2:val="none"/>
         </w:rPr>
         <w:t xml:space="preserve">la Ley 29571, Código de Protección y Defensa del Consumidor, en tanto </w:t>
       </w:r>
@@ -7168,7 +7168,7 @@
         <w:rPr>
           <w:rFonts w:ascii="Arial Narrow" w:eastAsia="Arial Narrow" w:hAnsi="Arial Narrow" w:cs="Arial Narrow"/>
           <w:kern w:val="0"/>
-          <w14:ligatures w14:val="none"/>
+          <ns2:ligatures ns2:val="none"/>
         </w:rPr>
         <w:t xml:space="preserve">la compañía aseguradora habría </w:t>
       </w:r>
@@ -7176,7 +7176,7 @@
         <w:rPr>
           <w:rFonts w:ascii="Arial Narrow" w:eastAsia="Arial Narrow" w:hAnsi="Arial Narrow" w:cs="Arial Narrow"/>
           <w:kern w:val="0"/>
-          <w14:ligatures w14:val="none"/>
+          <ns2:ligatures ns2:val="none"/>
         </w:rPr>
         <w:t xml:space="preserve">brindado </w:t>
       </w:r>
@@ -7184,7 +7184,7 @@
         <w:rPr>
           <w:rFonts w:ascii="Arial Narrow" w:eastAsia="Arial Narrow" w:hAnsi="Arial Narrow" w:cs="Arial Narrow"/>
           <w:kern w:val="0"/>
-          <w14:ligatures w14:val="none"/>
+          <ns2:ligatures ns2:val="none"/>
         </w:rPr>
         <w:t xml:space="preserve">una respuesta </w:t>
       </w:r>
@@ -7192,7 +7192,7 @@
         <w:rPr>
           <w:rFonts w:ascii="Arial Narrow" w:eastAsia="Arial Narrow" w:hAnsi="Arial Narrow" w:cs="Arial Narrow"/>
           <w:kern w:val="0"/>
-          <w14:ligatures w14:val="none"/>
+          <ns2:ligatures ns2:val="none"/>
         </w:rPr>
         <w:t>in</w:t>
       </w:r>
@@ -7200,7 +7200,7 @@
         <w:rPr>
           <w:rFonts w:ascii="Arial Narrow" w:eastAsia="Arial Narrow" w:hAnsi="Arial Narrow" w:cs="Arial Narrow"/>
           <w:kern w:val="0"/>
-          <w14:ligatures w14:val="none"/>
+          <ns2:ligatures ns2:val="none"/>
         </w:rPr>
         <w:t xml:space="preserve">adecuada </w:t>
       </w:r>
@@ -7208,7 +7208,7 @@
         <w:rPr>
           <w:rFonts w:ascii="Arial Narrow" w:eastAsia="Arial Narrow" w:hAnsi="Arial Narrow" w:cs="Arial Narrow"/>
           <w:kern w:val="0"/>
-          <w14:ligatures w14:val="none"/>
+          <ns2:ligatures ns2:val="none"/>
         </w:rPr>
         <w:t>al</w:t>
       </w:r>
@@ -7216,7 +7216,7 @@
         <w:rPr>
           <w:rFonts w:ascii="Arial Narrow" w:eastAsia="Arial Narrow" w:hAnsi="Arial Narrow" w:cs="Arial Narrow"/>
           <w:kern w:val="0"/>
-          <w14:ligatures w14:val="none"/>
+          <ns2:ligatures ns2:val="none"/>
         </w:rPr>
         <w:t xml:space="preserve"> denunciante el </w:t>
       </w:r>
@@ -7224,7 +7224,7 @@
         <w:rPr>
           <w:rFonts w:ascii="Arial Narrow" w:eastAsia="Arial Narrow" w:hAnsi="Arial Narrow" w:cs="Arial Narrow"/>
           <w:kern w:val="0"/>
-          <w14:ligatures w14:val="none"/>
+          <ns2:ligatures ns2:val="none"/>
         </w:rPr>
         <w:t>21 de octubre de 2024</w:t>
       </w:r>
@@ -7232,7 +7232,7 @@
         <w:rPr>
           <w:rFonts w:ascii="Arial Narrow" w:eastAsia="Arial Narrow" w:hAnsi="Arial Narrow" w:cs="Arial Narrow"/>
           <w:kern w:val="0"/>
-          <w14:ligatures w14:val="none"/>
+          <ns2:ligatures ns2:val="none"/>
         </w:rPr>
         <w:t>, al señalarle un número de póliza que no reconoce</w:t>
       </w:r>
@@ -7240,12 +7240,12 @@
         <w:rPr>
           <w:rFonts w:ascii="Arial Narrow" w:eastAsia="Arial Narrow" w:hAnsi="Arial Narrow" w:cs="Arial Narrow"/>
           <w:kern w:val="0"/>
-          <w14:ligatures w14:val="none"/>
+          <ns2:ligatures ns2:val="none"/>
         </w:rPr>
         <w:t>.</w:t>
       </w:r>
     </w:p>
-    <w:p>
+    <w:p ns2:paraId="2B510DFF" ns2:textId="77777777">
       <w:pPr>
         <w:pStyle w:val="Prrafodelista"/>
         <w:spacing w:line="240" w:lineRule="auto"/>
@@ -7253,11 +7253,11 @@
           <w:rFonts w:ascii="Arial Narrow" w:eastAsia="Calibri" w:hAnsi="Arial Narrow" w:cs="Arial Narrow"/>
           <w:kern w:val="0"/>
           <w:lang w:eastAsia="es-PE"/>
-          <w14:ligatures w14:val="none"/>
-        </w:rPr>
-      </w:pPr>
-    </w:p>
-    <w:p>
+          <ns2:ligatures ns2:val="none"/>
+        </w:rPr>
+      </w:pPr>
+    </w:p>
+    <w:p ns2:paraId="5209312F" ns2:textId="7BD6767A">
       <w:pPr>
         <w:pStyle w:val="Prrafodelista"/>
         <w:numPr>
@@ -7275,7 +7275,7 @@
           <w:rFonts w:ascii="Arial Narrow" w:eastAsia="Calibri" w:hAnsi="Arial Narrow" w:cs="Arial Narrow"/>
           <w:kern w:val="0"/>
           <w:lang w:eastAsia="es-PE"/>
-          <w14:ligatures w14:val="none"/>
+          <ns2:ligatures ns2:val="none"/>
         </w:rPr>
       </w:pPr>
       <w:r>
@@ -7284,7 +7284,7 @@
           <w:color w:val="000000"/>
           <w:kern w:val="0"/>
           <w:lang w:eastAsia="es-PE"/>
-          <w14:ligatures w14:val="none"/>
+          <ns2:ligatures ns2:val="none"/>
         </w:rPr>
         <w:t>Presunta</w:t>
       </w:r>
@@ -7294,7 +7294,7 @@
           <w:kern w:val="0"/>
           <w:shd w:val="clear" w:color="auto" w:fill="FFFFFF"/>
           <w:lang w:eastAsia="es-PE"/>
-          <w14:ligatures w14:val="none"/>
+          <ns2:ligatures ns2:val="none"/>
         </w:rPr>
         <w:t xml:space="preserve"> infracción a los artículos 18 y 19</w:t>
       </w:r>
@@ -7303,7 +7303,7 @@
           <w:rFonts w:ascii="Arial Narrow" w:eastAsia="Calibri" w:hAnsi="Arial Narrow" w:cs="Arial Narrow"/>
           <w:kern w:val="0"/>
           <w:lang w:eastAsia="es-PE"/>
-          <w14:ligatures w14:val="none"/>
+          <ns2:ligatures ns2:val="none"/>
         </w:rPr>
         <w:t xml:space="preserve"> de </w:t>
       </w:r>
@@ -7313,7 +7313,7 @@
           <w:kern w:val="0"/>
           <w:shd w:val="clear" w:color="auto" w:fill="FFFFFF"/>
           <w:lang w:eastAsia="es-PE"/>
-          <w14:ligatures w14:val="none"/>
+          <ns2:ligatures ns2:val="none"/>
         </w:rPr>
         <w:t xml:space="preserve">la Ley 29571, Código de Protección y Defensa del Consumidor, en tanto </w:t>
       </w:r>
@@ -7321,7 +7321,7 @@
         <w:rPr>
           <w:rFonts w:ascii="Arial Narrow" w:eastAsia="Arial Narrow" w:hAnsi="Arial Narrow" w:cs="Arial Narrow"/>
           <w:kern w:val="0"/>
-          <w14:ligatures w14:val="none"/>
+          <ns2:ligatures ns2:val="none"/>
         </w:rPr>
         <w:t xml:space="preserve">la compañía aseguradora no habría cumplido con brindar una respuesta adecuada a la comunicación realizada por el denunciante el </w:t>
       </w:r>
@@ -7329,7 +7329,7 @@
         <w:rPr>
           <w:rFonts w:ascii="Arial Narrow" w:eastAsia="Arial Narrow" w:hAnsi="Arial Narrow" w:cs="Arial Narrow"/>
           <w:kern w:val="0"/>
-          <w14:ligatures w14:val="none"/>
+          <ns2:ligatures ns2:val="none"/>
         </w:rPr>
         <w:t>6</w:t>
       </w:r>
@@ -7337,7 +7337,7 @@
         <w:rPr>
           <w:rFonts w:ascii="Arial Narrow" w:eastAsia="Arial Narrow" w:hAnsi="Arial Narrow" w:cs="Arial Narrow"/>
           <w:kern w:val="0"/>
-          <w14:ligatures w14:val="none"/>
+          <ns2:ligatures ns2:val="none"/>
         </w:rPr>
         <w:t xml:space="preserve"> de noviembre de 2024</w:t>
       </w:r>
@@ -7345,12 +7345,12 @@
         <w:rPr>
           <w:rFonts w:ascii="Arial Narrow" w:eastAsia="Arial Narrow" w:hAnsi="Arial Narrow" w:cs="Arial Narrow"/>
           <w:kern w:val="0"/>
-          <w14:ligatures w14:val="none"/>
+          <ns2:ligatures ns2:val="none"/>
         </w:rPr>
         <w:t>.</w:t>
       </w:r>
     </w:p>
-    <w:p>
+    <w:p ns2:paraId="026E06D8" ns2:textId="77777777">
       <w:pPr>
         <w:pStyle w:val="Prrafodelista"/>
         <w:spacing w:after="0" w:line="240" w:lineRule="auto"/>
@@ -7360,11 +7360,11 @@
           <w:rFonts w:ascii="Arial Narrow" w:eastAsia="Calibri" w:hAnsi="Arial Narrow" w:cs="Arial Narrow"/>
           <w:kern w:val="0"/>
           <w:lang w:eastAsia="es-PE"/>
-          <w14:ligatures w14:val="none"/>
-        </w:rPr>
-      </w:pPr>
-    </w:p>
-    <w:p>
+          <ns2:ligatures ns2:val="none"/>
+        </w:rPr>
+      </w:pPr>
+    </w:p>
+    <w:p ns2:paraId="7BD99C80" ns2:textId="522334DB">
       <w:pPr>
         <w:pStyle w:val="Prrafodelista"/>
         <w:numPr>
@@ -7382,7 +7382,7 @@
           <w:rFonts w:ascii="Arial Narrow" w:eastAsia="Calibri" w:hAnsi="Arial Narrow" w:cs="Arial Narrow"/>
           <w:kern w:val="0"/>
           <w:lang w:eastAsia="es-PE"/>
-          <w14:ligatures w14:val="none"/>
+          <ns2:ligatures ns2:val="none"/>
         </w:rPr>
       </w:pPr>
       <w:r>
@@ -7391,7 +7391,7 @@
           <w:color w:val="000000"/>
           <w:kern w:val="0"/>
           <w:lang w:eastAsia="es-PE"/>
-          <w14:ligatures w14:val="none"/>
+          <ns2:ligatures ns2:val="none"/>
         </w:rPr>
         <w:t>Presunta</w:t>
       </w:r>
@@ -7401,7 +7401,7 @@
           <w:kern w:val="0"/>
           <w:shd w:val="clear" w:color="auto" w:fill="FFFFFF"/>
           <w:lang w:eastAsia="es-PE"/>
-          <w14:ligatures w14:val="none"/>
+          <ns2:ligatures ns2:val="none"/>
         </w:rPr>
         <w:t xml:space="preserve"> infracción a los artículos 18 y 19</w:t>
       </w:r>
@@ -7410,7 +7410,7 @@
           <w:rFonts w:ascii="Arial Narrow" w:eastAsia="Calibri" w:hAnsi="Arial Narrow" w:cs="Arial Narrow"/>
           <w:kern w:val="0"/>
           <w:lang w:eastAsia="es-PE"/>
-          <w14:ligatures w14:val="none"/>
+          <ns2:ligatures ns2:val="none"/>
         </w:rPr>
         <w:t xml:space="preserve"> de </w:t>
       </w:r>
@@ -7420,7 +7420,7 @@
           <w:kern w:val="0"/>
           <w:shd w:val="clear" w:color="auto" w:fill="FFFFFF"/>
           <w:lang w:eastAsia="es-PE"/>
-          <w14:ligatures w14:val="none"/>
+          <ns2:ligatures ns2:val="none"/>
         </w:rPr>
         <w:t xml:space="preserve">la Ley 29571, Código de Protección y Defensa del Consumidor, en tanto </w:t>
       </w:r>
@@ -7428,7 +7428,7 @@
         <w:rPr>
           <w:rFonts w:ascii="Arial Narrow" w:eastAsia="Arial Narrow" w:hAnsi="Arial Narrow" w:cs="Arial Narrow"/>
           <w:kern w:val="0"/>
-          <w14:ligatures w14:val="none"/>
+          <ns2:ligatures ns2:val="none"/>
         </w:rPr>
         <w:t>la compañía aseguradora no habría cumplido con brindar una respuesta adecuada a la comunicación realizada por el denunciante el 16 de diciembre de 2024</w:t>
       </w:r>
@@ -7436,12 +7436,12 @@
         <w:rPr>
           <w:rFonts w:ascii="Arial Narrow" w:eastAsia="Arial Narrow" w:hAnsi="Arial Narrow" w:cs="Arial Narrow"/>
           <w:kern w:val="0"/>
-          <w14:ligatures w14:val="none"/>
+          <ns2:ligatures ns2:val="none"/>
         </w:rPr>
         <w:t>.</w:t>
       </w:r>
     </w:p>
-    <w:p>
+    <w:p ns2:paraId="032765A7" ns2:textId="77777777">
       <w:pPr>
         <w:pStyle w:val="Prrafodelista"/>
         <w:spacing w:after="0" w:line="240" w:lineRule="auto"/>
@@ -7451,11 +7451,11 @@
           <w:rFonts w:ascii="Arial Narrow" w:eastAsia="Calibri" w:hAnsi="Arial Narrow" w:cs="Arial Narrow"/>
           <w:kern w:val="0"/>
           <w:lang w:eastAsia="es-PE"/>
-          <w14:ligatures w14:val="none"/>
-        </w:rPr>
-      </w:pPr>
-    </w:p>
-    <w:p>
+          <ns2:ligatures ns2:val="none"/>
+        </w:rPr>
+      </w:pPr>
+    </w:p>
+    <w:p ns2:paraId="0508B6D5" ns2:textId="10623495">
       <w:pPr>
         <w:pStyle w:val="Prrafodelista"/>
         <w:numPr>
@@ -7473,7 +7473,7 @@
           <w:rFonts w:ascii="Arial Narrow" w:eastAsia="Calibri" w:hAnsi="Arial Narrow" w:cs="Arial Narrow"/>
           <w:kern w:val="0"/>
           <w:lang w:eastAsia="es-PE"/>
-          <w14:ligatures w14:val="none"/>
+          <ns2:ligatures ns2:val="none"/>
         </w:rPr>
       </w:pPr>
       <w:r>
@@ -7482,7 +7482,7 @@
           <w:color w:val="000000"/>
           <w:kern w:val="0"/>
           <w:lang w:eastAsia="es-PE"/>
-          <w14:ligatures w14:val="none"/>
+          <ns2:ligatures ns2:val="none"/>
         </w:rPr>
         <w:t>Presunta</w:t>
       </w:r>
@@ -7492,7 +7492,7 @@
           <w:kern w:val="0"/>
           <w:shd w:val="clear" w:color="auto" w:fill="FFFFFF"/>
           <w:lang w:eastAsia="es-PE"/>
-          <w14:ligatures w14:val="none"/>
+          <ns2:ligatures ns2:val="none"/>
         </w:rPr>
         <w:t xml:space="preserve"> infracción a los artículos 18 y 19</w:t>
       </w:r>
@@ -7501,7 +7501,7 @@
           <w:rFonts w:ascii="Arial Narrow" w:eastAsia="Calibri" w:hAnsi="Arial Narrow" w:cs="Arial Narrow"/>
           <w:kern w:val="0"/>
           <w:lang w:eastAsia="es-PE"/>
-          <w14:ligatures w14:val="none"/>
+          <ns2:ligatures ns2:val="none"/>
         </w:rPr>
         <w:t xml:space="preserve"> de </w:t>
       </w:r>
@@ -7511,7 +7511,7 @@
           <w:kern w:val="0"/>
           <w:shd w:val="clear" w:color="auto" w:fill="FFFFFF"/>
           <w:lang w:eastAsia="es-PE"/>
-          <w14:ligatures w14:val="none"/>
+          <ns2:ligatures ns2:val="none"/>
         </w:rPr>
         <w:t xml:space="preserve">la Ley 29571, Código de Protección y Defensa del Consumidor, en tanto </w:t>
       </w:r>
@@ -7519,7 +7519,7 @@
         <w:rPr>
           <w:rFonts w:ascii="Arial Narrow" w:eastAsia="Arial Narrow" w:hAnsi="Arial Narrow" w:cs="Arial Narrow"/>
           <w:kern w:val="0"/>
-          <w14:ligatures w14:val="none"/>
+          <ns2:ligatures ns2:val="none"/>
         </w:rPr>
         <w:t xml:space="preserve">la compañía aseguradora </w:t>
       </w:r>
@@ -7527,7 +7527,7 @@
         <w:rPr>
           <w:rFonts w:ascii="Arial Narrow" w:eastAsia="Arial Narrow" w:hAnsi="Arial Narrow" w:cs="Arial Narrow"/>
           <w:kern w:val="0"/>
-          <w14:ligatures w14:val="none"/>
+          <ns2:ligatures ns2:val="none"/>
         </w:rPr>
         <w:t xml:space="preserve">no </w:t>
       </w:r>
@@ -7535,7 +7535,7 @@
         <w:rPr>
           <w:rFonts w:ascii="Arial Narrow" w:eastAsia="Arial Narrow" w:hAnsi="Arial Narrow" w:cs="Arial Narrow"/>
           <w:kern w:val="0"/>
-          <w14:ligatures w14:val="none"/>
+          <ns2:ligatures ns2:val="none"/>
         </w:rPr>
         <w:t xml:space="preserve">habría </w:t>
       </w:r>
@@ -7543,7 +7543,7 @@
         <w:rPr>
           <w:rFonts w:ascii="Arial Narrow" w:eastAsia="Arial Narrow" w:hAnsi="Arial Narrow" w:cs="Arial Narrow"/>
           <w:kern w:val="0"/>
-          <w14:ligatures w14:val="none"/>
+          <ns2:ligatures ns2:val="none"/>
         </w:rPr>
         <w:t>cumplido con</w:t>
       </w:r>
@@ -7551,7 +7551,7 @@
         <w:rPr>
           <w:rFonts w:ascii="Arial Narrow" w:eastAsia="Arial Narrow" w:hAnsi="Arial Narrow" w:cs="Arial Narrow"/>
           <w:kern w:val="0"/>
-          <w14:ligatures w14:val="none"/>
+          <ns2:ligatures ns2:val="none"/>
         </w:rPr>
         <w:t xml:space="preserve"> brindar una respuesta sobre la devolución de los aportes realizados por el denunciante por las pólizas </w:t>
       </w:r>
@@ -7561,7 +7561,7 @@
           <w:color w:val="000000"/>
           <w:kern w:val="0"/>
           <w:lang w:eastAsia="es-ES"/>
-          <w14:ligatures w14:val="none"/>
+          <ns2:ligatures ns2:val="none"/>
         </w:rPr>
         <w:t>1810111638, 2000066123 y 2000066124</w:t>
       </w:r>
@@ -7571,12 +7571,12 @@
           <w:color w:val="000000"/>
           <w:kern w:val="0"/>
           <w:lang w:eastAsia="es-ES"/>
-          <w14:ligatures w14:val="none"/>
+          <ns2:ligatures ns2:val="none"/>
         </w:rPr>
         <w:t>.</w:t>
       </w:r>
     </w:p>
-    <w:p>
+    <w:p ns2:paraId="75DB9C51" ns2:textId="77777777">
       <w:pPr>
         <w:pStyle w:val="Prrafodelista"/>
         <w:spacing w:after="0" w:line="240" w:lineRule="auto"/>
@@ -7586,11 +7586,11 @@
           <w:rFonts w:ascii="Arial Narrow" w:eastAsia="Calibri" w:hAnsi="Arial Narrow" w:cs="Arial Narrow"/>
           <w:kern w:val="0"/>
           <w:lang w:eastAsia="es-PE"/>
-          <w14:ligatures w14:val="none"/>
-        </w:rPr>
-      </w:pPr>
-    </w:p>
-    <w:p>
+          <ns2:ligatures ns2:val="none"/>
+        </w:rPr>
+      </w:pPr>
+    </w:p>
+    <w:p ns2:paraId="233486B7" ns2:textId="3BCA11C2">
       <w:pPr>
         <w:pStyle w:val="Prrafodelista"/>
         <w:numPr>
@@ -7608,7 +7608,7 @@
           <w:rFonts w:ascii="Arial Narrow" w:eastAsia="Calibri" w:hAnsi="Arial Narrow" w:cs="Arial Narrow"/>
           <w:kern w:val="0"/>
           <w:lang w:eastAsia="es-PE"/>
-          <w14:ligatures w14:val="none"/>
+          <ns2:ligatures ns2:val="none"/>
         </w:rPr>
       </w:pPr>
       <w:r>
@@ -7617,7 +7617,7 @@
           <w:color w:val="000000"/>
           <w:kern w:val="0"/>
           <w:lang w:eastAsia="es-PE"/>
-          <w14:ligatures w14:val="none"/>
+          <ns2:ligatures ns2:val="none"/>
         </w:rPr>
         <w:t>Presunta</w:t>
       </w:r>
@@ -7627,7 +7627,7 @@
           <w:kern w:val="0"/>
           <w:shd w:val="clear" w:color="auto" w:fill="FFFFFF"/>
           <w:lang w:eastAsia="es-PE"/>
-          <w14:ligatures w14:val="none"/>
+          <ns2:ligatures ns2:val="none"/>
         </w:rPr>
         <w:t xml:space="preserve"> infracción a los artículos 18 y 19</w:t>
       </w:r>
@@ -7636,7 +7636,7 @@
           <w:rFonts w:ascii="Arial Narrow" w:eastAsia="Calibri" w:hAnsi="Arial Narrow" w:cs="Arial Narrow"/>
           <w:kern w:val="0"/>
           <w:lang w:eastAsia="es-PE"/>
-          <w14:ligatures w14:val="none"/>
+          <ns2:ligatures ns2:val="none"/>
         </w:rPr>
         <w:t xml:space="preserve"> de </w:t>
       </w:r>
@@ -7646,7 +7646,7 @@
           <w:kern w:val="0"/>
           <w:shd w:val="clear" w:color="auto" w:fill="FFFFFF"/>
           <w:lang w:eastAsia="es-PE"/>
-          <w14:ligatures w14:val="none"/>
+          <ns2:ligatures ns2:val="none"/>
         </w:rPr>
         <w:t xml:space="preserve">la Ley 29571, Código de Protección y Defensa del Consumidor, en tanto </w:t>
       </w:r>
@@ -7654,7 +7654,7 @@
         <w:rPr>
           <w:rFonts w:ascii="Arial Narrow" w:eastAsia="Arial Narrow" w:hAnsi="Arial Narrow" w:cs="Arial Narrow"/>
           <w:kern w:val="0"/>
-          <w14:ligatures w14:val="none"/>
+          <ns2:ligatures ns2:val="none"/>
         </w:rPr>
         <w:t>la compañía aseguradora habría requerido al denunciante que pase evaluaciones médicas, pese haber decidido no continuar con las pólizas </w:t>
       </w:r>
@@ -7664,23 +7664,23 @@
           <w:color w:val="000000"/>
           <w:kern w:val="0"/>
           <w:lang w:eastAsia="es-ES"/>
-          <w14:ligatures w14:val="none"/>
+          <ns2:ligatures ns2:val="none"/>
         </w:rPr>
         <w:t>1810111638, 2000066123 y 2000066124.</w:t>
       </w:r>
     </w:p>
-    <w:p>
-      <w:pPr>
-        <w:spacing w:after="0" w:line="240" w:lineRule="auto"/>
-        <w:jc w:val="both"/>
-        <w:rPr>
-          <w:rFonts w:ascii="Arial Narrow" w:eastAsia="Arial Narrow" w:hAnsi="Arial Narrow" w:cs="Arial Narrow"/>
-          <w:kern w:val="0"/>
-          <w14:ligatures w14:val="none"/>
-        </w:rPr>
-      </w:pPr>
-    </w:p>
-    <w:p>
+    <w:p ns2:paraId="56BC2492" ns2:textId="77777777">
+      <w:pPr>
+        <w:spacing w:after="0" w:line="240" w:lineRule="auto"/>
+        <w:jc w:val="both"/>
+        <w:rPr>
+          <w:rFonts w:ascii="Arial Narrow" w:eastAsia="Arial Narrow" w:hAnsi="Arial Narrow" w:cs="Arial Narrow"/>
+          <w:kern w:val="0"/>
+          <ns2:ligatures ns2:val="none"/>
+        </w:rPr>
+      </w:pPr>
+    </w:p>
+    <w:p ns2:paraId="0A292C9F" ns2:textId="5C31F56A">
       <w:pPr>
         <w:spacing w:line="240" w:lineRule="auto"/>
         <w:contextualSpacing/>
@@ -7688,7 +7688,7 @@
         <w:rPr>
           <w:rFonts w:ascii="Arial Narrow" w:eastAsia="Calibri" w:hAnsi="Arial Narrow" w:cs="Arial"/>
           <w:kern w:val="0"/>
-          <w14:ligatures w14:val="none"/>
+          <ns2:ligatures ns2:val="none"/>
         </w:rPr>
       </w:pPr>
       <w:r>
@@ -7698,7 +7698,7 @@
           <w:color w:val="000000"/>
           <w:kern w:val="0"/>
           <w:lang w:eastAsia="es-PE"/>
-          <w14:ligatures w14:val="none"/>
+          <ns2:ligatures ns2:val="none"/>
         </w:rPr>
         <w:t>SEGUNDO:</w:t>
       </w:r>
@@ -7708,7 +7708,7 @@
           <w:color w:val="000000"/>
           <w:kern w:val="0"/>
           <w:lang w:eastAsia="es-PE"/>
-          <w14:ligatures w14:val="none"/>
+          <ns2:ligatures ns2:val="none"/>
         </w:rPr>
         <w:t xml:space="preserve"> tener por ofrecidos los medios probatorios presentados en el escrito de denuncia </w:t>
       </w:r>
@@ -7718,7 +7718,7 @@
           <w:color w:val="000000"/>
           <w:kern w:val="0"/>
           <w:lang w:val="es-ES" w:eastAsia="es-ES"/>
-          <w14:ligatures w14:val="none"/>
+          <ns2:ligatures ns2:val="none"/>
         </w:rPr>
         <w:t xml:space="preserve">del </w:t>
       </w:r>
@@ -7728,7 +7728,7 @@
           <w:color w:val="000000"/>
           <w:kern w:val="0"/>
           <w:lang w:val="es-ES" w:eastAsia="es-ES"/>
-          <w14:ligatures w14:val="none"/>
+          <ns2:ligatures ns2:val="none"/>
         </w:rPr>
         <w:t>27 de mayo del 2025, subsanada mediante escrito del 22 de julio de 2025</w:t>
       </w:r>
@@ -7736,12 +7736,12 @@
         <w:rPr>
           <w:rFonts w:ascii="Arial Narrow" w:eastAsia="Calibri" w:hAnsi="Arial Narrow" w:cs="Arial"/>
           <w:kern w:val="0"/>
-          <w14:ligatures w14:val="none"/>
+          <ns2:ligatures ns2:val="none"/>
         </w:rPr>
         <w:t>.</w:t>
       </w:r>
     </w:p>
-    <w:p>
+    <w:p ns2:paraId="68A17E97" ns2:textId="77777777">
       <w:pPr>
         <w:spacing w:line="240" w:lineRule="auto"/>
         <w:contextualSpacing/>
@@ -7751,20 +7751,20 @@
           <w:color w:val="000000"/>
           <w:kern w:val="0"/>
           <w:lang w:eastAsia="es-PE"/>
-          <w14:ligatures w14:val="none"/>
-        </w:rPr>
-      </w:pPr>
-    </w:p>
-    <w:p>
-      <w:pPr>
-        <w:spacing w:after="0" w:line="240" w:lineRule="auto"/>
-        <w:jc w:val="both"/>
-        <w:rPr>
-          <w:rFonts w:ascii="Arial Narrow" w:eastAsia="Arial Narrow" w:hAnsi="Arial Narrow" w:cs="Arial Narrow"/>
-          <w:color w:val="000000"/>
-          <w:kern w:val="0"/>
-          <w:lang w:eastAsia="es-PE"/>
-          <w14:ligatures w14:val="none"/>
+          <ns2:ligatures ns2:val="none"/>
+        </w:rPr>
+      </w:pPr>
+    </w:p>
+    <w:p ns2:paraId="168254DA" ns2:textId="6739B51F">
+      <w:pPr>
+        <w:spacing w:after="0" w:line="240" w:lineRule="auto"/>
+        <w:jc w:val="both"/>
+        <w:rPr>
+          <w:rFonts w:ascii="Arial Narrow" w:eastAsia="Arial Narrow" w:hAnsi="Arial Narrow" w:cs="Arial Narrow"/>
+          <w:color w:val="000000"/>
+          <w:kern w:val="0"/>
+          <w:lang w:eastAsia="es-PE"/>
+          <ns2:ligatures ns2:val="none"/>
         </w:rPr>
       </w:pPr>
       <w:r>
@@ -7774,7 +7774,7 @@
           <w:color w:val="000000"/>
           <w:kern w:val="0"/>
           <w:lang w:eastAsia="es-PE"/>
-          <w14:ligatures w14:val="none"/>
+          <ns2:ligatures ns2:val="none"/>
         </w:rPr>
         <w:t xml:space="preserve">TERCERO: </w:t>
       </w:r>
@@ -7784,7 +7784,7 @@
           <w:color w:val="000000"/>
           <w:kern w:val="0"/>
           <w:lang w:eastAsia="es-PE"/>
-          <w14:ligatures w14:val="none"/>
+          <ns2:ligatures ns2:val="none"/>
         </w:rPr>
         <w:t xml:space="preserve">requerir a </w:t>
       </w:r>
@@ -7801,12 +7801,12 @@
           <w:color w:val="000000"/>
           <w:kern w:val="0"/>
           <w:lang w:eastAsia="es-PE"/>
-          <w14:ligatures w14:val="none"/>
+          <ns2:ligatures ns2:val="none"/>
         </w:rPr>
         <w:t>que cumpla con lo siguiente:</w:t>
       </w:r>
     </w:p>
-    <w:p>
+    <w:p ns2:paraId="20FDFB8D" ns2:textId="77777777">
       <w:pPr>
         <w:spacing w:after="0" w:line="240" w:lineRule="auto"/>
         <w:jc w:val="both"/>
@@ -7815,11 +7815,11 @@
           <w:color w:val="000000"/>
           <w:kern w:val="0"/>
           <w:lang w:eastAsia="es-PE"/>
-          <w14:ligatures w14:val="none"/>
-        </w:rPr>
-      </w:pPr>
-    </w:p>
-    <w:p>
+          <ns2:ligatures ns2:val="none"/>
+        </w:rPr>
+      </w:pPr>
+    </w:p>
+    <w:p ns2:paraId="4AA80738" ns2:textId="77777777">
       <w:pPr>
         <w:numPr>
           <w:ilvl w:val="0"/>
@@ -7833,21 +7833,21 @@
           <w:color w:val="000000"/>
           <w:kern w:val="0"/>
           <w:lang w:eastAsia="es-PE"/>
-          <w14:ligatures w14:val="none"/>
-        </w:rPr>
-      </w:pPr>
-      <w:r>
-        <w:rPr>
-          <w:rFonts w:ascii="Arial Narrow" w:eastAsia="Arial Narrow" w:hAnsi="Arial Narrow" w:cs="Arial Narrow"/>
-          <w:color w:val="000000"/>
-          <w:kern w:val="0"/>
-          <w:lang w:eastAsia="es-PE"/>
-          <w14:ligatures w14:val="none"/>
+          <ns2:ligatures ns2:val="none"/>
+        </w:rPr>
+      </w:pPr>
+      <w:r>
+        <w:rPr>
+          <w:rFonts w:ascii="Arial Narrow" w:eastAsia="Arial Narrow" w:hAnsi="Arial Narrow" w:cs="Arial Narrow"/>
+          <w:color w:val="000000"/>
+          <w:kern w:val="0"/>
+          <w:lang w:eastAsia="es-PE"/>
+          <ns2:ligatures ns2:val="none"/>
         </w:rPr>
         <w:t>presentar documentos que acrediten su inscripción en los Registros Públicos o una declaración jurada que indique que cuenta con dicha inscripción;</w:t>
       </w:r>
     </w:p>
-    <w:p>
+    <w:p ns2:paraId="2B29D59F" ns2:textId="77777777">
       <w:pPr>
         <w:numPr>
           <w:ilvl w:val="0"/>
@@ -7861,21 +7861,21 @@
           <w:color w:val="000000"/>
           <w:kern w:val="0"/>
           <w:lang w:eastAsia="es-PE"/>
-          <w14:ligatures w14:val="none"/>
-        </w:rPr>
-      </w:pPr>
-      <w:r>
-        <w:rPr>
-          <w:rFonts w:ascii="Arial Narrow" w:eastAsia="Arial Narrow" w:hAnsi="Arial Narrow" w:cs="Arial Narrow"/>
-          <w:color w:val="000000"/>
-          <w:kern w:val="0"/>
-          <w:lang w:eastAsia="es-PE"/>
-          <w14:ligatures w14:val="none"/>
+          <ns2:ligatures ns2:val="none"/>
+        </w:rPr>
+      </w:pPr>
+      <w:r>
+        <w:rPr>
+          <w:rFonts w:ascii="Arial Narrow" w:eastAsia="Arial Narrow" w:hAnsi="Arial Narrow" w:cs="Arial Narrow"/>
+          <w:color w:val="000000"/>
+          <w:kern w:val="0"/>
+          <w:lang w:eastAsia="es-PE"/>
+          <ns2:ligatures ns2:val="none"/>
         </w:rPr>
         <w:t>presentar copia simple de las facultades de representación de su representante legal en el presente procedimiento o la declaración jurada que indique que cuenta con dichas facultades y que estas se encuentran vigentes;</w:t>
       </w:r>
     </w:p>
-    <w:p>
+    <w:p ns2:paraId="7EF50C46" ns2:textId="77777777">
       <w:pPr>
         <w:numPr>
           <w:ilvl w:val="0"/>
@@ -7889,21 +7889,21 @@
           <w:color w:val="000000"/>
           <w:kern w:val="0"/>
           <w:lang w:eastAsia="es-PE"/>
-          <w14:ligatures w14:val="none"/>
-        </w:rPr>
-      </w:pPr>
-      <w:r>
-        <w:rPr>
-          <w:rFonts w:ascii="Arial Narrow" w:eastAsia="Arial Narrow" w:hAnsi="Arial Narrow" w:cs="Arial Narrow"/>
-          <w:color w:val="000000"/>
-          <w:kern w:val="0"/>
-          <w:lang w:eastAsia="es-PE"/>
-          <w14:ligatures w14:val="none"/>
+          <ns2:ligatures ns2:val="none"/>
+        </w:rPr>
+      </w:pPr>
+      <w:r>
+        <w:rPr>
+          <w:rFonts w:ascii="Arial Narrow" w:eastAsia="Arial Narrow" w:hAnsi="Arial Narrow" w:cs="Arial Narrow"/>
+          <w:color w:val="000000"/>
+          <w:kern w:val="0"/>
+          <w:lang w:eastAsia="es-PE"/>
+          <ns2:ligatures ns2:val="none"/>
         </w:rPr>
         <w:t>consignar el Número de Registro Único de Contribuyentes (RUC); y,</w:t>
       </w:r>
     </w:p>
-    <w:p>
+    <w:p ns2:paraId="19E4DFA1" ns2:textId="77777777">
       <w:pPr>
         <w:numPr>
           <w:ilvl w:val="0"/>
@@ -7915,16 +7915,16 @@
         <w:rPr>
           <w:rFonts w:ascii="Arial Narrow" w:eastAsia="Calibri" w:hAnsi="Arial Narrow" w:cs="Arial"/>
           <w:kern w:val="0"/>
-          <w14:ligatures w14:val="none"/>
-        </w:rPr>
-      </w:pPr>
-      <w:r>
-        <w:rPr>
-          <w:rFonts w:ascii="Arial Narrow" w:eastAsia="Arial Narrow" w:hAnsi="Arial Narrow" w:cs="Arial Narrow"/>
-          <w:color w:val="000000"/>
-          <w:kern w:val="0"/>
-          <w:lang w:eastAsia="es-PE"/>
-          <w14:ligatures w14:val="none"/>
+          <ns2:ligatures ns2:val="none"/>
+        </w:rPr>
+      </w:pPr>
+      <w:r>
+        <w:rPr>
+          <w:rFonts w:ascii="Arial Narrow" w:eastAsia="Arial Narrow" w:hAnsi="Arial Narrow" w:cs="Arial Narrow"/>
+          <w:color w:val="000000"/>
+          <w:kern w:val="0"/>
+          <w:lang w:eastAsia="es-PE"/>
+          <ns2:ligatures ns2:val="none"/>
         </w:rPr>
         <w:t>fijar domicilio procesal para el procedimiento, de conformidad con el numeral 1 del artículo 442</w:t>
       </w:r>
@@ -7934,7 +7934,7 @@
           <w:color w:val="000000"/>
           <w:kern w:val="0"/>
           <w:lang w:eastAsia="es-PE"/>
-          <w14:ligatures w14:val="none"/>
+          <ns2:ligatures ns2:val="none"/>
         </w:rPr>
         <w:t/>
       </w:r>
@@ -7944,7 +7944,7 @@
           <w:color w:val="000000"/>
           <w:kern w:val="0"/>
           <w:lang w:eastAsia="es-PE"/>
-          <w14:ligatures w14:val="none"/>
+          <ns2:ligatures ns2:val="none"/>
         </w:rPr>
         <w:t xml:space="preserve"> del Código Procesal Civil. </w:t>
       </w:r>
@@ -7952,7 +7952,7 @@
         <w:rPr>
           <w:rFonts w:ascii="Arial Narrow" w:eastAsia="Calibri" w:hAnsi="Arial Narrow" w:cs="Arial"/>
           <w:kern w:val="0"/>
-          <w14:ligatures w14:val="none"/>
+          <ns2:ligatures ns2:val="none"/>
         </w:rPr>
         <w:t>Para ello podrá señalar domicilio físico o una dirección electrónica a la que pueda remitirse las notificaciones</w:t>
       </w:r>
@@ -7961,12 +7961,12 @@
           <w:rFonts w:ascii="Arial Narrow" w:eastAsia="Arial" w:hAnsi="Arial Narrow" w:cs="Arial"/>
           <w:kern w:val="0"/>
           <w:lang w:val="es"/>
-          <w14:ligatures w14:val="none"/>
+          <ns2:ligatures ns2:val="none"/>
         </w:rPr>
         <w:t>;</w:t>
       </w:r>
     </w:p>
-    <w:p>
+    <w:p ns2:paraId="7C63E340" ns2:textId="77777777">
       <w:pPr>
         <w:numPr>
           <w:ilvl w:val="0"/>
@@ -7978,14 +7978,14 @@
         <w:rPr>
           <w:rFonts w:ascii="Arial Narrow" w:eastAsia="Calibri" w:hAnsi="Arial Narrow" w:cs="Arial"/>
           <w:kern w:val="0"/>
-          <w14:ligatures w14:val="none"/>
+          <ns2:ligatures ns2:val="none"/>
         </w:rPr>
       </w:pPr>
       <w:r>
         <w:rPr>
           <w:rFonts w:ascii="Arial Narrow" w:eastAsia="Calibri" w:hAnsi="Arial Narrow" w:cs="Arial"/>
           <w:kern w:val="0"/>
-          <w14:ligatures w14:val="none"/>
+          <ns2:ligatures ns2:val="none"/>
         </w:rPr>
         <w:t xml:space="preserve">en caso califique como </w:t>
       </w:r>
@@ -7994,7 +7994,7 @@
         <w:rPr>
           <w:rFonts w:ascii="Arial Narrow" w:eastAsia="Calibri" w:hAnsi="Arial Narrow" w:cs="Arial"/>
           <w:kern w:val="0"/>
-          <w14:ligatures w14:val="none"/>
+          <ns2:ligatures ns2:val="none"/>
         </w:rPr>
         <w:t>micro empresa</w:t>
       </w:r>
@@ -8003,7 +8003,7 @@
         <w:rPr>
           <w:rFonts w:ascii="Arial Narrow" w:eastAsia="Calibri" w:hAnsi="Arial Narrow" w:cs="Arial"/>
           <w:kern w:val="0"/>
-          <w14:ligatures w14:val="none"/>
+          <ns2:ligatures ns2:val="none"/>
         </w:rPr>
         <w:t xml:space="preserve"> o pequeña empresa, presentar los documentos que acrediten su volumen de ventas o ingresos brutos percibidos el año anterior relativo a todas sus actividades económicas y el número de trabajadores con el que cuenta</w:t>
       </w:r>
@@ -8013,7 +8013,7 @@
           <w:rFonts w:ascii="Arial Narrow" w:eastAsia="Calibri" w:hAnsi="Arial Narrow" w:cs="Arial"/>
           <w:kern w:val="0"/>
           <w:vertAlign w:val="superscript"/>
-          <w14:ligatures w14:val="none"/>
+          <ns2:ligatures ns2:val="none"/>
         </w:rPr>
         <w:footnoteReference w:id="6"/>
       </w:r>
@@ -8021,7 +8021,7 @@
         <w:rPr>
           <w:rFonts w:ascii="Arial Narrow" w:eastAsia="Calibri" w:hAnsi="Arial Narrow" w:cs="Arial"/>
           <w:kern w:val="0"/>
-          <w14:ligatures w14:val="none"/>
+          <ns2:ligatures ns2:val="none"/>
         </w:rPr>
         <w:t>. Ello, a fin de que la Comisión pueda meritar dicha documentación, conforme lo establece el artículo 110</w:t>
       </w:r>
@@ -8031,7 +8031,7 @@
           <w:color w:val="000000"/>
           <w:kern w:val="0"/>
           <w:lang w:eastAsia="es-PE"/>
-          <w14:ligatures w14:val="none"/>
+          <ns2:ligatures ns2:val="none"/>
         </w:rPr>
         <w:t/>
       </w:r>
@@ -8039,7 +8039,7 @@
         <w:rPr>
           <w:rFonts w:ascii="Arial Narrow" w:eastAsia="Calibri" w:hAnsi="Arial Narrow" w:cs="Arial"/>
           <w:kern w:val="0"/>
-          <w14:ligatures w14:val="none"/>
+          <ns2:ligatures ns2:val="none"/>
         </w:rPr>
         <w:t xml:space="preserve"> del </w:t>
       </w:r>
@@ -8048,7 +8048,7 @@
           <w:rFonts w:ascii="Arial Narrow" w:eastAsia="Calibri" w:hAnsi="Arial Narrow" w:cs="Arial"/>
           <w:spacing w:val="-2"/>
           <w:kern w:val="0"/>
-          <w14:ligatures w14:val="none"/>
+          <ns2:ligatures ns2:val="none"/>
         </w:rPr>
         <w:t>Código</w:t>
       </w:r>
@@ -8059,7 +8059,7 @@
           <w:spacing w:val="-2"/>
           <w:kern w:val="0"/>
           <w:vertAlign w:val="superscript"/>
-          <w14:ligatures w14:val="none"/>
+          <ns2:ligatures ns2:val="none"/>
         </w:rPr>
         <w:footnoteReference w:id="7"/>
       </w:r>
@@ -8068,35 +8068,79 @@
           <w:rFonts w:ascii="Arial Narrow" w:eastAsia="Calibri" w:hAnsi="Arial Narrow" w:cs="Arial"/>
           <w:spacing w:val="-2"/>
           <w:kern w:val="0"/>
-          <w14:ligatures w14:val="none"/>
+          <ns2:ligatures ns2:val="none"/>
         </w:rPr>
         <w:t>.</w:t>
       </w:r>
     </w:p>
+    <w:p ns2:paraId="1F11FE32" ns2:textId="77777777">
+      <w:pPr>
+        <w:spacing w:after="0" w:line="240" w:lineRule="auto"/>
+        <w:ind w:left="567"/>
+        <w:jc w:val="both"/>
+        <w:rPr>
+          <w:rFonts w:ascii="Arial Narrow" w:eastAsia="Arial Narrow" w:hAnsi="Arial Narrow" w:cs="Arial Narrow"/>
+          <w:color w:val="000000"/>
+          <w:kern w:val="0"/>
+          <w:lang w:eastAsia="es-PE"/>
+          <ns2:ligatures ns2:val="none"/>
+        </w:rPr>
+      </w:pPr>
+    </w:p>
     <w:p>
       <w:pPr>
         <w:spacing w:after="0" w:line="240" w:lineRule="auto"/>
-        <w:ind w:left="567"/>
-        <w:jc w:val="both"/>
-        <w:rPr>
-          <w:rFonts w:ascii="Arial Narrow" w:eastAsia="Arial Narrow" w:hAnsi="Arial Narrow" w:cs="Arial Narrow"/>
-          <w:color w:val="000000"/>
-          <w:kern w:val="0"/>
-          <w:lang w:eastAsia="es-PE"/>
-          <w14:ligatures w14:val="none"/>
-        </w:rPr>
-      </w:pPr>
-    </w:p>
-    <w:p>
-      <w:pPr>
-        <w:spacing w:after="0" w:line="240" w:lineRule="auto"/>
-        <w:jc w:val="both"/>
-        <w:rPr>
-          <w:rFonts w:ascii="Arial Narrow" w:eastAsia="Arial Narrow" w:hAnsi="Arial Narrow" w:cs="Arial Narrow"/>
-          <w:color w:val="000000"/>
-          <w:kern w:val="0"/>
-          <w:lang w:eastAsia="es-PE"/>
-          <w14:ligatures w14:val="none"/>
+        <w:jc w:val="both"/>
+        <w:rPr>
+          <w:rFonts w:ascii="Arial Narrow" w:eastAsia="Arial Narrow" w:hAnsi="Arial Narrow" w:cs="Arial Narrow"/>
+          <w:color w:val="000000"/>
+          <w:kern w:val="0"/>
+          <w:lang w:eastAsia="es-PE"/>
+          <ns2:ligatures ns2:val="none"/>
+        </w:rPr>
+      </w:pPr>
+      <w:r>
+        <w:rPr>
+          <w:rFonts w:ascii="Arial Narrow" w:hAnsi="Arial Narrow" w:cs="Arial Narrow"/>
+          <w:b w:val="1"/>
+          <w:bCs w:val="1"/>
+          <w:sz w:val="20"/>
+          <w:szCs w:val="20"/>
+        </w:rPr>
+        <w:t xml:space="preserve">CUARTO: </w:t>
+      </w:r>
+      <w:r>
+        <w:rPr>
+          <w:rFonts w:ascii="Arial Narrow" w:hAnsi="Arial Narrow" w:cs="Arial Narrow"/>
+          <w:sz w:val="20"/>
+          <w:szCs w:val="20"/>
+        </w:rPr>
+        <w:t xml:space="preserve">correr traslado de la presente resolución a Pacífico Compañía de Seguros y Reaseguros S.A para que, de conformidad con lo dispuesto por el artículo 26° de la Ley sobre Facultades, Normas y Organización del Indecopi, aprobado por Decreto Legislativo N° 8079, presenten sus descargos sobre la imputación de cargos realizada en un plazo no mayor a cinco (5) días hábiles contado a partir del día siguiente de la notificación de la presente resolución, vencido el cual, el Secretario Técnico declarará en rebeldía a los denunciados que no lo hubieran presentado. Debe precisarse que de conformidad con lo establecido por el artículo 223° del Texto Único Ordenado de la Ley N° 27444, Ley del Procedimiento Administrativo General, las alegaciones y los hechos relevantes de la reclamación, salvo que hayan sido específicamente negadas en la contestación, se tendrán por aceptadas o meritadas como ciertas.</w:t>
+      </w:r>
+    </w:p>
+    <w:p ns2:paraId="228F876C" ns2:textId="77777777">
+      <w:pPr>
+        <w:spacing w:after="0" w:line="240" w:lineRule="auto"/>
+        <w:jc w:val="both"/>
+        <w:rPr>
+          <w:rFonts w:ascii="Arial Narrow" w:eastAsia="Arial Narrow" w:hAnsi="Arial Narrow" w:cs="Arial Narrow"/>
+          <w:color w:val="000000"/>
+          <w:kern w:val="0"/>
+          <w:lang w:eastAsia="es-PE"/>
+          <ns2:ligatures ns2:val="none"/>
+        </w:rPr>
+      </w:pPr>
+    </w:p>
+    <w:p ns2:paraId="774AFBA5" ns2:textId="5925F20C">
+      <w:pPr>
+        <w:spacing w:after="0" w:line="240" w:lineRule="auto"/>
+        <w:jc w:val="both"/>
+        <w:rPr>
+          <w:rFonts w:ascii="Arial Narrow" w:eastAsia="Times New Roman" w:hAnsi="Arial Narrow" w:cs="Arial"/>
+          <w:color w:val="000000"/>
+          <w:kern w:val="0"/>
+          <w:lang w:val="es-ES" w:eastAsia="es-ES"/>
+          <ns2:ligatures ns2:val="none"/>
         </w:rPr>
       </w:pPr>
       <w:r>
@@ -8106,19 +8150,20 @@
           <w:color w:val="000000"/>
           <w:kern w:val="0"/>
           <w:lang w:eastAsia="es-PE"/>
-          <w14:ligatures w14:val="none"/>
-        </w:rPr>
-        <w:t xml:space="preserve">CUARTO: </w:t>
-      </w:r>
-      <w:r>
-        <w:rPr>
-          <w:rFonts w:ascii="Arial Narrow" w:eastAsia="Arial Narrow" w:hAnsi="Arial Narrow" w:cs="Arial Narrow"/>
-          <w:color w:val="000000"/>
-          <w:kern w:val="0"/>
-          <w:lang w:eastAsia="es-PE"/>
-          <w14:ligatures w14:val="none"/>
-        </w:rPr>
-        <w:t xml:space="preserve">correr traslado de la denuncia interpuesta </w:t>
+          <ns2:ligatures ns2:val="none"/>
+        </w:rPr>
+        <w:t xml:space="preserve">QUINTO: </w:t>
+      </w:r>
+      <w:bookmarkStart w:id="6" w:name="_Hlk188286813"/>
+      <w:r>
+        <w:rPr>
+          <w:rFonts w:ascii="Arial Narrow" w:eastAsia="Times New Roman" w:hAnsi="Arial Narrow" w:cs="Arial"/>
+          <w:color w:val="000000"/>
+          <w:kern w:val="0"/>
+          <w:lang w:eastAsia="es-ES"/>
+          <ns2:ligatures ns2:val="none"/>
+        </w:rPr>
+        <w:t xml:space="preserve">requerir </w:t>
       </w:r>
       <w:r>
         <w:rPr>
@@ -8126,76 +8171,142 @@
           <w:color w:val="000000"/>
           <w:kern w:val="0"/>
           <w:lang w:val="es-ES" w:eastAsia="es-ES"/>
-          <w14:ligatures w14:val="none"/>
-        </w:rPr>
-        <w:t xml:space="preserve">el </w:t>
-      </w:r>
+          <ns2:ligatures ns2:val="none"/>
+        </w:rPr>
+        <w:t xml:space="preserve">que, en un </w:t>
+      </w:r>
+      <w:r>
+        <w:rPr>
+          <w:rFonts w:ascii="Arial Narrow" w:eastAsia="Times New Roman" w:hAnsi="Arial Narrow" w:cs="Arial"/>
+          <w:color w:val="000000"/>
+          <w:kern w:val="0"/>
+          <w:lang w:eastAsia="es-ES"/>
+          <ns2:ligatures ns2:val="none"/>
+        </w:rPr>
+        <w:t>plazo no mayor de cinco (5) días hábiles contado a partir del día siguiente de la notificación de la presente resolución</w:t>
+      </w:r>
+      <w:bookmarkEnd w:id="6"/>
+      <w:r>
+        <w:rPr>
+          <w:rFonts w:ascii="Arial Narrow" w:eastAsia="Times New Roman" w:hAnsi="Arial Narrow" w:cs="Arial"/>
+          <w:color w:val="000000"/>
+          <w:kern w:val="0"/>
+          <w:lang w:eastAsia="es-ES"/>
+          <ns2:ligatures ns2:val="none"/>
+        </w:rPr>
+        <w:t xml:space="preserve">, </w:t>
+      </w:r>
+      <w:bookmarkStart w:id="7" w:name="_Hlk188286828"/>
+      <w:r>
+        <w:rPr>
+          <w:rFonts w:ascii="Arial Narrow" w:eastAsia="Times New Roman" w:hAnsi="Arial Narrow" w:cs="Times New Roman"/>
+          <w:color w:val="000000"/>
+          <w:kern w:val="0"/>
+          <w:shd w:val="clear" w:color="auto" w:fill="FFFFFF"/>
+          <w:lang w:eastAsia="es-PE"/>
+          <ns2:ligatures ns2:val="none"/>
+        </w:rPr>
+        <w:t>el proveedor denunciado</w:t>
+      </w:r>
+      <w:r>
+        <w:rPr>
+          <w:rFonts w:ascii="Arial Narrow" w:eastAsia="Times New Roman" w:hAnsi="Arial Narrow" w:cs="Arial"/>
+          <w:color w:val="000000"/>
+          <w:kern w:val="0"/>
+          <w:lang w:eastAsia="es-ES"/>
+          <ns2:ligatures ns2:val="none"/>
+        </w:rPr>
+        <w:t xml:space="preserve"> </w:t>
+      </w:r>
+      <w:bookmarkEnd w:id="7"/>
       <w:r>
         <w:rPr>
           <w:rFonts w:ascii="Arial Narrow" w:eastAsia="Times New Roman" w:hAnsi="Arial Narrow" w:cs="Arial"/>
           <w:color w:val="000000"/>
           <w:kern w:val="0"/>
           <w:lang w:val="es-ES" w:eastAsia="es-ES"/>
-          <w14:ligatures w14:val="none"/>
-        </w:rPr>
-        <w:t>27 de mayo del 2025, subsanada mediante escrito del 22 de julio de 2025</w:t>
-      </w:r>
-      <w:r>
-        <w:rPr>
-          <w:rFonts w:ascii="Arial Narrow" w:eastAsia="Calibri" w:hAnsi="Arial Narrow" w:cs="Arial"/>
-          <w:kern w:val="0"/>
-          <w14:ligatures w14:val="none"/>
-        </w:rPr>
-        <w:t xml:space="preserve">, </w:t>
-      </w:r>
-      <w:r>
-        <w:rPr>
-          <w:rFonts w:ascii="Arial Narrow" w:eastAsia="Arial Narrow" w:hAnsi="Arial Narrow" w:cs="Arial Narrow"/>
-          <w:color w:val="000000"/>
-          <w:kern w:val="0"/>
-          <w:lang w:eastAsia="es-PE"/>
-          <w14:ligatures w14:val="none"/>
-        </w:rPr>
-        <w:t>a</w:t>
-      </w:r>
-      <w:r>
-        <w:rPr>
-          <w:rFonts w:ascii="Arial Narrow" w:eastAsia="Times New Roman" w:hAnsi="Arial Narrow" w:cs="Times New Roman"/>
-          <w:color w:val="000000"/>
-          <w:kern w:val="0"/>
-          <w:shd w:val="clear" w:color="auto" w:fill="FFFFFF"/>
-          <w:lang w:eastAsia="es-PE"/>
-          <w14:ligatures w14:val="none"/>
+          <ns2:ligatures ns2:val="none"/>
+        </w:rPr>
+        <w:t xml:space="preserve">cumpla con: </w:t>
+      </w:r>
+      <w:r>
+        <w:rPr>
+          <w:rFonts w:ascii="Arial Narrow" w:eastAsia="Times New Roman" w:hAnsi="Arial Narrow" w:cs="Arial"/>
+          <w:color w:val="000000"/>
+          <w:kern w:val="0"/>
+          <w:lang w:val="es-ES" w:eastAsia="es-ES"/>
+          <ns2:ligatures ns2:val="none"/>
+        </w:rPr>
+        <w:t>(i) presentar una copia completa, legible y debidamente suscrita del Seguro Vida Devolución Plus – Póliza 2000066123, así como el cargo de remisión de la póliza; (ii) presentar una copia completa, legible y debidamente suscrita del Seguro Vida Devolución Plus – Póliza 2000066124, así como el cargo de remisión de la póliza; (iii) presentar una copia completa, legible y debidamente suscrita del Seguro AP Devolución 15 Años – Póliza 1870252052, así como el cargo de remisión de la póliza; (iv) presentar una copia completa, legible y debidamente suscrita del Seguro Devolución Total 15 – Póliza 1810111638, así como el cargo de remisión de la póliza; (v) presentar los medios probatorios que acrediten el rechazo de la rehabilitación de las pólizas 1810111638, 2000066123 y 2000066124 fue justificado; y, (vi) presentar todas las comunicaciones cursadas con la parte denunciante en virtud del hecho materia de denuncia</w:t>
+      </w:r>
+      <w:r>
+        <w:rPr>
+          <w:rFonts w:ascii="Arial Narrow" w:eastAsia="Times New Roman" w:hAnsi="Arial Narrow" w:cs="Arial"/>
+          <w:color w:val="000000"/>
+          <w:kern w:val="0"/>
+          <w:lang w:val="es-ES" w:eastAsia="es-ES"/>
+          <ns2:ligatures ns2:val="none"/>
+        </w:rPr>
+        <w:t>.</w:t>
+      </w:r>
+    </w:p>
+    <w:p ns2:paraId="12A4D8BD" ns2:textId="77777777">
+      <w:pPr>
+        <w:spacing w:after="0" w:line="240" w:lineRule="auto"/>
+        <w:jc w:val="both"/>
+        <w:rPr>
+          <w:rFonts w:ascii="Arial Narrow" w:eastAsia="Arial Narrow" w:hAnsi="Arial Narrow" w:cs="Arial Narrow"/>
+          <w:b/>
+          <w:color w:val="000000"/>
+          <w:kern w:val="0"/>
+          <w:lang w:val="es-ES" w:eastAsia="es-PE"/>
+          <ns2:ligatures ns2:val="none"/>
+        </w:rPr>
+      </w:pPr>
+    </w:p>
+    <w:p ns2:paraId="591B7E6F" ns2:textId="77777777">
+      <w:pPr>
+        <w:spacing w:after="0" w:line="240" w:lineRule="auto"/>
+        <w:jc w:val="both"/>
+        <w:rPr>
+          <w:rFonts w:ascii="Arial Narrow" w:eastAsia="Arial Narrow" w:hAnsi="Arial Narrow" w:cs="Arial Narrow"/>
+          <w:color w:val="000000"/>
+          <w:kern w:val="0"/>
+          <w:lang w:eastAsia="es-PE"/>
+          <ns2:ligatures ns2:val="none"/>
+        </w:rPr>
+      </w:pPr>
+      <w:r>
+        <w:rPr>
+          <w:rFonts w:ascii="Arial Narrow" w:eastAsia="Arial Narrow" w:hAnsi="Arial Narrow" w:cs="Arial Narrow"/>
+          <w:b/>
+          <w:color w:val="000000"/>
+          <w:kern w:val="0"/>
+          <w:lang w:eastAsia="es-PE"/>
+          <ns2:ligatures ns2:val="none"/>
+        </w:rPr>
+        <w:t>SEXTO:</w:t>
+      </w:r>
+      <w:r>
+        <w:rPr>
+          <w:rFonts w:ascii="Arial Narrow" w:eastAsia="Arial Narrow" w:hAnsi="Arial Narrow" w:cs="Arial Narrow"/>
+          <w:color w:val="000000"/>
+          <w:kern w:val="0"/>
+          <w:lang w:eastAsia="es-PE"/>
+          <ns2:ligatures ns2:val="none"/>
         </w:rPr>
         <w:t xml:space="preserve"> </w:t>
       </w:r>
-      <w:r>
-        <w:rPr>
-          <w:rFonts w:ascii="Arial Narrow" w:eastAsia="Arial Narrow" w:hAnsi="Arial Narrow" w:cs="Arial Narrow"/>
-          <w:bCs/>
-        </w:rPr>
-        <w:t xml:space="preserve">Pacífico Compañía de Seguros y Reaseguros </w:t>
-      </w:r>
-      <w:r>
-        <w:rPr>
-          <w:rFonts w:ascii="Arial Narrow" w:eastAsia="Times New Roman" w:hAnsi="Arial Narrow" w:cs="Times New Roman"/>
-          <w:color w:val="000000"/>
-          <w:kern w:val="0"/>
-          <w:shd w:val="clear" w:color="auto" w:fill="FFFFFF"/>
-          <w:lang w:eastAsia="es-PE"/>
-          <w14:ligatures w14:val="none"/>
-        </w:rPr>
-        <w:t>S.A.</w:t>
-      </w:r>
-      <w:r>
-        <w:rPr>
-          <w:rFonts w:ascii="Arial Narrow" w:eastAsia="Arial Narrow" w:hAnsi="Arial Narrow" w:cs="Arial Narrow"/>
-          <w:color w:val="000000"/>
-          <w:kern w:val="0"/>
-          <w:lang w:eastAsia="es-PE"/>
-          <w14:ligatures w14:val="none"/>
-        </w:rPr>
-        <w:t>, para que, de conformidad con lo dispuesto por el artículo 26</w:t>
+      <w:bookmarkStart w:id="8" w:name="_Hlk188286915"/>
+      <w:r>
+        <w:rPr>
+          <w:rFonts w:ascii="Arial Narrow" w:eastAsia="Arial Narrow" w:hAnsi="Arial Narrow" w:cs="Arial Narrow"/>
+          <w:color w:val="000000"/>
+          <w:kern w:val="0"/>
+          <w:lang w:eastAsia="es-PE"/>
+          <ns2:ligatures ns2:val="none"/>
+        </w:rPr>
+        <w:t>informar a las partes que el artículo 110</w:t>
       </w:r>
       <w:r>
         <w:rPr>
@@ -8203,7 +8314,7 @@
           <w:color w:val="000000"/>
           <w:kern w:val="0"/>
           <w:lang w:eastAsia="es-PE"/>
-          <w14:ligatures w14:val="none"/>
+          <ns2:ligatures ns2:val="none"/>
         </w:rPr>
         <w:t/>
       </w:r>
@@ -8213,218 +8324,7 @@
           <w:color w:val="000000"/>
           <w:kern w:val="0"/>
           <w:lang w:eastAsia="es-PE"/>
-          <w14:ligatures w14:val="none"/>
-        </w:rPr>
-        <w:t xml:space="preserve"> de la Ley sobre Facultades, Normas y Organización del Indecopi, aprobada por Decreto Legislativo 807, presente sus descargos en un plazo no mayor de cinco (5) días hábiles contados desde la notificación. </w:t>
-      </w:r>
-    </w:p>
-    <w:p>
-      <w:pPr>
-        <w:spacing w:after="0" w:line="240" w:lineRule="auto"/>
-        <w:jc w:val="both"/>
-        <w:rPr>
-          <w:rFonts w:ascii="Arial Narrow" w:eastAsia="Arial Narrow" w:hAnsi="Arial Narrow" w:cs="Arial Narrow"/>
-          <w:color w:val="000000"/>
-          <w:kern w:val="0"/>
-          <w:lang w:eastAsia="es-PE"/>
-          <w14:ligatures w14:val="none"/>
-        </w:rPr>
-      </w:pPr>
-    </w:p>
-    <w:p>
-      <w:pPr>
-        <w:spacing w:after="0" w:line="240" w:lineRule="auto"/>
-        <w:jc w:val="both"/>
-        <w:rPr>
-          <w:rFonts w:ascii="Arial Narrow" w:eastAsia="Times New Roman" w:hAnsi="Arial Narrow" w:cs="Arial"/>
-          <w:color w:val="000000"/>
-          <w:kern w:val="0"/>
-          <w:lang w:val="es-ES" w:eastAsia="es-ES"/>
-          <w14:ligatures w14:val="none"/>
-        </w:rPr>
-      </w:pPr>
-      <w:r>
-        <w:rPr>
-          <w:rFonts w:ascii="Arial Narrow" w:eastAsia="Arial Narrow" w:hAnsi="Arial Narrow" w:cs="Arial Narrow"/>
-          <w:b/>
-          <w:color w:val="000000"/>
-          <w:kern w:val="0"/>
-          <w:lang w:eastAsia="es-PE"/>
-          <w14:ligatures w14:val="none"/>
-        </w:rPr>
-        <w:t xml:space="preserve">QUINTO: </w:t>
-      </w:r>
-      <w:bookmarkStart w:id="6" w:name="_Hlk188286813"/>
-      <w:r>
-        <w:rPr>
-          <w:rFonts w:ascii="Arial Narrow" w:eastAsia="Times New Roman" w:hAnsi="Arial Narrow" w:cs="Arial"/>
-          <w:color w:val="000000"/>
-          <w:kern w:val="0"/>
-          <w:lang w:eastAsia="es-ES"/>
-          <w14:ligatures w14:val="none"/>
-        </w:rPr>
-        <w:t xml:space="preserve">requerir </w:t>
-      </w:r>
-      <w:r>
-        <w:rPr>
-          <w:rFonts w:ascii="Arial Narrow" w:eastAsia="Times New Roman" w:hAnsi="Arial Narrow" w:cs="Arial"/>
-          <w:color w:val="000000"/>
-          <w:kern w:val="0"/>
-          <w:lang w:val="es-ES" w:eastAsia="es-ES"/>
-          <w14:ligatures w14:val="none"/>
-        </w:rPr>
-        <w:t xml:space="preserve">que, en un </w:t>
-      </w:r>
-      <w:r>
-        <w:rPr>
-          <w:rFonts w:ascii="Arial Narrow" w:eastAsia="Times New Roman" w:hAnsi="Arial Narrow" w:cs="Arial"/>
-          <w:color w:val="000000"/>
-          <w:kern w:val="0"/>
-          <w:lang w:eastAsia="es-ES"/>
-          <w14:ligatures w14:val="none"/>
-        </w:rPr>
-        <w:t>plazo no mayor de cinco (5) días hábiles contado a partir del día siguiente de la notificación de la presente resolución</w:t>
-      </w:r>
-      <w:bookmarkEnd w:id="6"/>
-      <w:r>
-        <w:rPr>
-          <w:rFonts w:ascii="Arial Narrow" w:eastAsia="Times New Roman" w:hAnsi="Arial Narrow" w:cs="Arial"/>
-          <w:color w:val="000000"/>
-          <w:kern w:val="0"/>
-          <w:lang w:eastAsia="es-ES"/>
-          <w14:ligatures w14:val="none"/>
-        </w:rPr>
-        <w:t xml:space="preserve">, </w:t>
-      </w:r>
-      <w:bookmarkStart w:id="7" w:name="_Hlk188286828"/>
-      <w:r>
-        <w:rPr>
-          <w:rFonts w:ascii="Arial Narrow" w:eastAsia="Times New Roman" w:hAnsi="Arial Narrow" w:cs="Times New Roman"/>
-          <w:color w:val="000000"/>
-          <w:kern w:val="0"/>
-          <w:shd w:val="clear" w:color="auto" w:fill="FFFFFF"/>
-          <w:lang w:eastAsia="es-PE"/>
-          <w14:ligatures w14:val="none"/>
-        </w:rPr>
-        <w:t>el proveedor denunciado</w:t>
-      </w:r>
-      <w:r>
-        <w:rPr>
-          <w:rFonts w:ascii="Arial Narrow" w:eastAsia="Times New Roman" w:hAnsi="Arial Narrow" w:cs="Arial"/>
-          <w:color w:val="000000"/>
-          <w:kern w:val="0"/>
-          <w:lang w:eastAsia="es-ES"/>
-          <w14:ligatures w14:val="none"/>
-        </w:rPr>
-        <w:t xml:space="preserve"> </w:t>
-      </w:r>
-      <w:bookmarkEnd w:id="7"/>
-      <w:r>
-        <w:rPr>
-          <w:rFonts w:ascii="Arial Narrow" w:eastAsia="Times New Roman" w:hAnsi="Arial Narrow" w:cs="Arial"/>
-          <w:color w:val="000000"/>
-          <w:kern w:val="0"/>
-          <w:lang w:val="es-ES" w:eastAsia="es-ES"/>
-          <w14:ligatures w14:val="none"/>
-        </w:rPr>
-        <w:t xml:space="preserve">cumpla con: </w:t>
-      </w:r>
-      <w:r>
-        <w:rPr>
-          <w:rFonts w:ascii="Arial Narrow" w:eastAsia="Times New Roman" w:hAnsi="Arial Narrow" w:cs="Arial"/>
-          <w:color w:val="000000"/>
-          <w:kern w:val="0"/>
-          <w:lang w:val="es-ES" w:eastAsia="es-ES"/>
-          <w14:ligatures w14:val="none"/>
-        </w:rPr>
-        <w:t>(i) presentar una copia completa, legible y debidamente suscrita del Seguro Vida Devolución Plus – Póliza 2000066123, así como el cargo de remisión de la póliza; (ii) presentar una copia completa, legible y debidamente suscrita del Seguro Vida Devolución Plus – Póliza 2000066124, así como el cargo de remisión de la póliza; (iii) presentar una copia completa, legible y debidamente suscrita del Seguro AP Devolución 15 Años – Póliza 1870252052, así como el cargo de remisión de la póliza; (iv) presentar una copia completa, legible y debidamente suscrita del Seguro Devolución Total 15 – Póliza 1810111638, así como el cargo de remisión de la póliza; (v) presentar los medios probatorios que acrediten el rechazo de la rehabilitación de las pólizas 1810111638, 2000066123 y 2000066124 fue justificado; y, (vi) presentar todas las comunicaciones cursadas con la parte denunciante en virtud del hecho materia de denuncia</w:t>
-      </w:r>
-      <w:r>
-        <w:rPr>
-          <w:rFonts w:ascii="Arial Narrow" w:eastAsia="Times New Roman" w:hAnsi="Arial Narrow" w:cs="Arial"/>
-          <w:color w:val="000000"/>
-          <w:kern w:val="0"/>
-          <w:lang w:val="es-ES" w:eastAsia="es-ES"/>
-          <w14:ligatures w14:val="none"/>
-        </w:rPr>
-        <w:t>.</w:t>
-      </w:r>
-    </w:p>
-    <w:p>
-      <w:pPr>
-        <w:spacing w:after="0" w:line="240" w:lineRule="auto"/>
-        <w:jc w:val="both"/>
-        <w:rPr>
-          <w:rFonts w:ascii="Arial Narrow" w:eastAsia="Arial Narrow" w:hAnsi="Arial Narrow" w:cs="Arial Narrow"/>
-          <w:b/>
-          <w:color w:val="000000"/>
-          <w:kern w:val="0"/>
-          <w:lang w:val="es-ES" w:eastAsia="es-PE"/>
-          <w14:ligatures w14:val="none"/>
-        </w:rPr>
-      </w:pPr>
-    </w:p>
-    <w:p>
-      <w:pPr>
-        <w:spacing w:after="0" w:line="240" w:lineRule="auto"/>
-        <w:jc w:val="both"/>
-        <w:rPr>
-          <w:rFonts w:ascii="Arial Narrow" w:eastAsia="Arial Narrow" w:hAnsi="Arial Narrow" w:cs="Arial Narrow"/>
-          <w:color w:val="000000"/>
-          <w:kern w:val="0"/>
-          <w:lang w:eastAsia="es-PE"/>
-          <w14:ligatures w14:val="none"/>
-        </w:rPr>
-      </w:pPr>
-      <w:r>
-        <w:rPr>
-          <w:rFonts w:ascii="Arial Narrow" w:eastAsia="Arial Narrow" w:hAnsi="Arial Narrow" w:cs="Arial Narrow"/>
-          <w:b/>
-          <w:color w:val="000000"/>
-          <w:kern w:val="0"/>
-          <w:lang w:eastAsia="es-PE"/>
-          <w14:ligatures w14:val="none"/>
-        </w:rPr>
-        <w:t>SEXTO:</w:t>
-      </w:r>
-      <w:r>
-        <w:rPr>
-          <w:rFonts w:ascii="Arial Narrow" w:eastAsia="Arial Narrow" w:hAnsi="Arial Narrow" w:cs="Arial Narrow"/>
-          <w:color w:val="000000"/>
-          <w:kern w:val="0"/>
-          <w:lang w:eastAsia="es-PE"/>
-          <w14:ligatures w14:val="none"/>
-        </w:rPr>
-        <w:t xml:space="preserve"> </w:t>
-      </w:r>
-      <w:bookmarkStart w:id="8" w:name="_Hlk188286915"/>
-      <w:r>
-        <w:rPr>
-          <w:rFonts w:ascii="Arial Narrow" w:eastAsia="Arial Narrow" w:hAnsi="Arial Narrow" w:cs="Arial Narrow"/>
-          <w:color w:val="000000"/>
-          <w:kern w:val="0"/>
-          <w:lang w:eastAsia="es-PE"/>
-          <w14:ligatures w14:val="none"/>
-        </w:rPr>
-        <w:t>informar a las partes que el artículo 110</w:t>
-      </w:r>
-      <w:r>
-        <w:rPr>
-          <w:rFonts w:ascii="Arial Narrow" w:eastAsia="Times New Roman" w:hAnsi="Arial Narrow" w:cs="Segoe UI"/>
-          <w:color w:val="000000"/>
-          <w:kern w:val="0"/>
-          <w:lang w:eastAsia="es-PE"/>
-          <w14:ligatures w14:val="none"/>
-        </w:rPr>
-        <w:t/>
-      </w:r>
-      <w:r>
-        <w:rPr>
-          <w:rFonts w:ascii="Arial Narrow" w:eastAsia="Arial Narrow" w:hAnsi="Arial Narrow" w:cs="Arial Narrow"/>
-          <w:color w:val="000000"/>
-          <w:kern w:val="0"/>
-          <w:lang w:eastAsia="es-PE"/>
-          <w14:ligatures w14:val="none"/>
+          <ns2:ligatures ns2:val="none"/>
         </w:rPr>
         <w:t xml:space="preserve"> de la Ley 29571, Código de Protección y Defensa del Consumidor</w:t>
       </w:r>
@@ -8436,7 +8336,7 @@
           <w:kern w:val="0"/>
           <w:vertAlign w:val="superscript"/>
           <w:lang w:eastAsia="es-PE"/>
-          <w14:ligatures w14:val="none"/>
+          <ns2:ligatures ns2:val="none"/>
         </w:rPr>
         <w:footnoteReference w:id="8"/>
       </w:r>
@@ -8446,7 +8346,7 @@
           <w:color w:val="000000"/>
           <w:kern w:val="0"/>
           <w:lang w:eastAsia="es-PE"/>
-          <w14:ligatures w14:val="none"/>
+          <ns2:ligatures ns2:val="none"/>
         </w:rPr>
         <w:t xml:space="preserve">, faculta a la Comisión a calificar las infracciones de la referida norma como leves, graves o </w:t>
       </w:r>
@@ -8456,7 +8356,7 @@
           <w:color w:val="000000"/>
           <w:kern w:val="0"/>
           <w:lang w:eastAsia="es-PE"/>
-          <w14:ligatures w14:val="none"/>
+          <ns2:ligatures ns2:val="none"/>
         </w:rPr>
         <w:lastRenderedPageBreak/>
         <w:t>muy graves e imponer sanciones que van desde una amonestación hasta una multa por un máximo de 450 Unidades Impositivas Tributarias, sin perjuicio de las medidas correctivas, reparadoras y complementarias, que puedan ordenarse de acuerdo a lo estipulado en los artículos 114</w:t>
@@ -8467,7 +8367,7 @@
           <w:color w:val="000000"/>
           <w:kern w:val="0"/>
           <w:lang w:eastAsia="es-PE"/>
-          <w14:ligatures w14:val="none"/>
+          <ns2:ligatures ns2:val="none"/>
         </w:rPr>
         <w:t/>
       </w:r>
@@ -8477,7 +8377,7 @@
           <w:color w:val="000000"/>
           <w:kern w:val="0"/>
           <w:lang w:eastAsia="es-PE"/>
-          <w14:ligatures w14:val="none"/>
+          <ns2:ligatures ns2:val="none"/>
         </w:rPr>
         <w:t>, 115</w:t>
       </w:r>
@@ -8487,7 +8387,7 @@
           <w:color w:val="000000"/>
           <w:kern w:val="0"/>
           <w:lang w:eastAsia="es-PE"/>
-          <w14:ligatures w14:val="none"/>
+          <ns2:ligatures ns2:val="none"/>
         </w:rPr>
         <w:t/>
       </w:r>
@@ -8497,7 +8397,7 @@
           <w:color w:val="000000"/>
           <w:kern w:val="0"/>
           <w:lang w:eastAsia="es-PE"/>
-          <w14:ligatures w14:val="none"/>
+          <ns2:ligatures ns2:val="none"/>
         </w:rPr>
         <w:t xml:space="preserve"> y 116</w:t>
       </w:r>
@@ -8507,7 +8407,7 @@
           <w:color w:val="000000"/>
           <w:kern w:val="0"/>
           <w:lang w:eastAsia="es-PE"/>
-          <w14:ligatures w14:val="none"/>
+          <ns2:ligatures ns2:val="none"/>
         </w:rPr>
         <w:t/>
       </w:r>
@@ -8517,7 +8417,7 @@
           <w:color w:val="000000"/>
           <w:kern w:val="0"/>
           <w:lang w:eastAsia="es-PE"/>
-          <w14:ligatures w14:val="none"/>
+          <ns2:ligatures ns2:val="none"/>
         </w:rPr>
         <w:t xml:space="preserve"> de la referida norma</w:t>
       </w:r>
@@ -8529,7 +8429,7 @@
           <w:kern w:val="0"/>
           <w:vertAlign w:val="superscript"/>
           <w:lang w:eastAsia="es-PE"/>
-          <w14:ligatures w14:val="none"/>
+          <ns2:ligatures ns2:val="none"/>
         </w:rPr>
         <w:footnoteReference w:id="9"/>
       </w:r>
@@ -8539,7 +8439,7 @@
           <w:color w:val="000000"/>
           <w:kern w:val="0"/>
           <w:lang w:eastAsia="es-PE"/>
-          <w14:ligatures w14:val="none"/>
+          <ns2:ligatures ns2:val="none"/>
         </w:rPr>
         <w:t xml:space="preserve">. </w:t>
       </w:r>
@@ -8550,7 +8450,7 @@
           <w:color w:val="000000"/>
           <w:kern w:val="0"/>
           <w:lang w:eastAsia="es-PE"/>
-          <w14:ligatures w14:val="none"/>
+          <ns2:ligatures ns2:val="none"/>
         </w:rPr>
         <w:lastRenderedPageBreak/>
         <w:t>Asimismo, se consideran circunstancias atenuantes para la graduación de la sanción, el allanamiento de la denuncia o el reconocimiento de las pretensiones en ella contenidas, de acuerdo con el artículo 112</w:t>
@@ -8561,7 +8461,7 @@
           <w:color w:val="000000"/>
           <w:kern w:val="0"/>
           <w:lang w:eastAsia="es-PE"/>
-          <w14:ligatures w14:val="none"/>
+          <ns2:ligatures ns2:val="none"/>
         </w:rPr>
         <w:t/>
       </w:r>
@@ -8571,7 +8471,7 @@
           <w:color w:val="000000"/>
           <w:kern w:val="0"/>
           <w:lang w:eastAsia="es-PE"/>
-          <w14:ligatures w14:val="none"/>
+          <ns2:ligatures ns2:val="none"/>
         </w:rPr>
         <w:t xml:space="preserve"> del Código</w:t>
       </w:r>
@@ -8583,7 +8483,7 @@
           <w:kern w:val="0"/>
           <w:vertAlign w:val="superscript"/>
           <w:lang w:eastAsia="es-PE"/>
-          <w14:ligatures w14:val="none"/>
+          <ns2:ligatures ns2:val="none"/>
         </w:rPr>
         <w:footnoteReference w:id="10"/>
       </w:r>
@@ -8593,12 +8493,12 @@
           <w:color w:val="000000"/>
           <w:kern w:val="0"/>
           <w:lang w:eastAsia="es-PE"/>
-          <w14:ligatures w14:val="none"/>
+          <ns2:ligatures ns2:val="none"/>
         </w:rPr>
         <w:t>.</w:t>
       </w:r>
     </w:p>
-    <w:p>
+    <w:p ns2:paraId="0ECE55DF" ns2:textId="77777777">
       <w:pPr>
         <w:shd w:val="clear" w:color="auto" w:fill="FFFFFF"/>
         <w:spacing w:after="0" w:line="240" w:lineRule="auto"/>
@@ -8609,11 +8509,11 @@
           <w:color w:val="000000"/>
           <w:kern w:val="0"/>
           <w:lang w:eastAsia="es-PE"/>
-          <w14:ligatures w14:val="none"/>
-        </w:rPr>
-      </w:pPr>
-    </w:p>
-    <w:p>
+          <ns2:ligatures ns2:val="none"/>
+        </w:rPr>
+      </w:pPr>
+    </w:p>
+    <w:p ns2:paraId="1CC114EB" ns2:textId="77777777">
       <w:pPr>
         <w:shd w:val="clear" w:color="auto" w:fill="FFFFFF"/>
         <w:spacing w:after="0" w:line="240" w:lineRule="auto"/>
@@ -8623,7 +8523,7 @@
           <w:color w:val="000000"/>
           <w:kern w:val="0"/>
           <w:lang w:eastAsia="es-PE"/>
-          <w14:ligatures w14:val="none"/>
+          <ns2:ligatures ns2:val="none"/>
         </w:rPr>
       </w:pPr>
       <w:r>
@@ -8633,7 +8533,7 @@
           <w:color w:val="000000"/>
           <w:kern w:val="0"/>
           <w:lang w:eastAsia="es-PE"/>
-          <w14:ligatures w14:val="none"/>
+          <ns2:ligatures ns2:val="none"/>
         </w:rPr>
         <w:t>SÉTIMO:</w:t>
       </w:r>
@@ -8643,7 +8543,7 @@
           <w:color w:val="000000"/>
           <w:kern w:val="0"/>
           <w:lang w:eastAsia="es-PE"/>
-          <w14:ligatures w14:val="none"/>
+          <ns2:ligatures ns2:val="none"/>
         </w:rPr>
         <w:t xml:space="preserve"> informar a las partes que conforme a lo establecido en el artículo 39</w:t>
       </w:r>
@@ -8653,7 +8553,7 @@
           <w:color w:val="000000"/>
           <w:kern w:val="0"/>
           <w:lang w:eastAsia="es-PE"/>
-          <w14:ligatures w14:val="none"/>
+          <ns2:ligatures ns2:val="none"/>
         </w:rPr>
         <w:t/>
       </w:r>
@@ -8663,12 +8563,12 @@
           <w:color w:val="000000"/>
           <w:kern w:val="0"/>
           <w:lang w:eastAsia="es-PE"/>
-          <w14:ligatures w14:val="none"/>
+          <ns2:ligatures ns2:val="none"/>
         </w:rPr>
         <w:t xml:space="preserve"> de la Ley sobre Facultades, Normas y Organización del Indecopi, aprobada por Decreto Legislativo 807, los gastos por los peritajes realizados, actuación de pruebas, inspecciones y otros derivados de la tramitación del proceso serán de cargo de la parte que solicita la prueba, salvo pacto en contrario. En todos los casos, la resolución final determinará si los gastos deben ser asumidos por alguna de las partes, o reembolsados a la otra parte o al Indecopi, según sea el caso, de manera adicional a la sanción que haya podido imponerse. </w:t>
       </w:r>
     </w:p>
-    <w:p>
+    <w:p ns2:paraId="364C4B19" ns2:textId="77777777">
       <w:pPr>
         <w:shd w:val="clear" w:color="auto" w:fill="FFFFFF"/>
         <w:spacing w:after="0" w:line="240" w:lineRule="auto"/>
@@ -8678,11 +8578,11 @@
           <w:color w:val="000000"/>
           <w:kern w:val="0"/>
           <w:lang w:eastAsia="es-PE"/>
-          <w14:ligatures w14:val="none"/>
-        </w:rPr>
-      </w:pPr>
-    </w:p>
-    <w:p>
+          <ns2:ligatures ns2:val="none"/>
+        </w:rPr>
+      </w:pPr>
+    </w:p>
+    <w:p ns2:paraId="27E9BBC0" ns2:textId="77777777">
       <w:pPr>
         <w:suppressAutoHyphens/>
         <w:spacing w:after="0" w:line="240" w:lineRule="auto"/>
@@ -8691,7 +8591,7 @@
           <w:rFonts w:ascii="Arial Narrow" w:eastAsia="Calibri" w:hAnsi="Arial Narrow" w:cs="Arial"/>
           <w:kern w:val="0"/>
           <w:u w:val="single"/>
-          <w14:ligatures w14:val="none"/>
+          <ns2:ligatures ns2:val="none"/>
         </w:rPr>
       </w:pPr>
       <w:r>
@@ -8700,7 +8600,7 @@
           <w:b/>
           <w:bCs/>
           <w:kern w:val="0"/>
-          <w14:ligatures w14:val="none"/>
+          <ns2:ligatures ns2:val="none"/>
         </w:rPr>
         <w:t>OCTAVO</w:t>
       </w:r>
@@ -8709,7 +8609,7 @@
           <w:rFonts w:ascii="Arial Narrow" w:eastAsia="Calibri" w:hAnsi="Arial Narrow" w:cs="Arial"/>
           <w:b/>
           <w:kern w:val="0"/>
-          <w14:ligatures w14:val="none"/>
+          <ns2:ligatures ns2:val="none"/>
         </w:rPr>
         <w:t>:</w:t>
       </w:r>
@@ -8717,7 +8617,7 @@
         <w:rPr>
           <w:rFonts w:ascii="Arial Narrow" w:eastAsia="Calibri" w:hAnsi="Arial Narrow" w:cs="Arial"/>
           <w:kern w:val="0"/>
-          <w14:ligatures w14:val="none"/>
+          <ns2:ligatures ns2:val="none"/>
         </w:rPr>
         <w:t xml:space="preserve"> comunicar a las partes que, </w:t>
       </w:r>
@@ -8726,7 +8626,7 @@
         <w:rPr>
           <w:rFonts w:ascii="Arial Narrow" w:eastAsia="Calibri" w:hAnsi="Arial Narrow" w:cs="Arial"/>
           <w:kern w:val="0"/>
-          <w14:ligatures w14:val="none"/>
+          <ns2:ligatures ns2:val="none"/>
         </w:rPr>
         <w:t>de acuerdo a</w:t>
       </w:r>
@@ -8735,7 +8635,7 @@
         <w:rPr>
           <w:rFonts w:ascii="Arial Narrow" w:eastAsia="Calibri" w:hAnsi="Arial Narrow" w:cs="Arial"/>
           <w:kern w:val="0"/>
-          <w14:ligatures w14:val="none"/>
+          <ns2:ligatures ns2:val="none"/>
         </w:rPr>
         <w:t xml:space="preserve"> lo señalado por el artículo 29</w:t>
       </w:r>
@@ -8745,7 +8645,7 @@
           <w:color w:val="000000"/>
           <w:kern w:val="0"/>
           <w:lang w:eastAsia="es-PE"/>
-          <w14:ligatures w14:val="none"/>
+          <ns2:ligatures ns2:val="none"/>
         </w:rPr>
         <w:t/>
       </w:r>
@@ -8753,7 +8653,7 @@
         <w:rPr>
           <w:rFonts w:ascii="Arial Narrow" w:eastAsia="Calibri" w:hAnsi="Arial Narrow" w:cs="Arial"/>
           <w:kern w:val="0"/>
-          <w14:ligatures w14:val="none"/>
+          <ns2:ligatures ns2:val="none"/>
         </w:rPr>
         <w:t xml:space="preserve"> del Decreto Legislativo 807</w:t>
       </w:r>
@@ -8763,7 +8663,7 @@
           <w:rFonts w:ascii="Arial Narrow" w:eastAsia="Calibri" w:hAnsi="Arial Narrow" w:cs="Arial"/>
           <w:kern w:val="0"/>
           <w:vertAlign w:val="superscript"/>
-          <w14:ligatures w14:val="none"/>
+          <ns2:ligatures ns2:val="none"/>
         </w:rPr>
         <w:footnoteReference w:id="11"/>
       </w:r>
@@ -8771,7 +8671,7 @@
         <w:rPr>
           <w:rFonts w:ascii="Arial Narrow" w:eastAsia="Calibri" w:hAnsi="Arial Narrow" w:cs="Arial"/>
           <w:kern w:val="0"/>
-          <w14:ligatures w14:val="none"/>
+          <ns2:ligatures ns2:val="none"/>
         </w:rPr>
         <w:t xml:space="preserve">, hasta antes de la emisión de la Resolución Final tienen la posibilidad de solicitar una audiencia de conciliación. En caso deleguen a favor de una tercera persona su actuación en la diligencia programada, esta deberá presentar un poder especial con firma legalizada ante Notario Público, donde conste </w:t>
       </w:r>
@@ -8780,7 +8680,7 @@
           <w:rFonts w:ascii="Arial Narrow" w:eastAsia="Calibri" w:hAnsi="Arial Narrow" w:cs="Arial"/>
           <w:kern w:val="0"/>
           <w:u w:val="single"/>
-          <w14:ligatures w14:val="none"/>
+          <ns2:ligatures ns2:val="none"/>
         </w:rPr>
         <w:t>expresamente su facultad para asistir y conciliar en su representación</w:t>
       </w:r>
@@ -8789,7 +8689,7 @@
           <w:rFonts w:ascii="Arial Narrow" w:eastAsia="Calibri" w:hAnsi="Arial Narrow" w:cs="Arial"/>
           <w:bCs/>
           <w:kern w:val="0"/>
-          <w14:ligatures w14:val="none"/>
+          <ns2:ligatures ns2:val="none"/>
         </w:rPr>
         <w:t>.</w:t>
       </w:r>
@@ -8799,7 +8699,7 @@
           <w:b/>
           <w:bCs/>
           <w:kern w:val="0"/>
-          <w14:ligatures w14:val="none"/>
+          <ns2:ligatures ns2:val="none"/>
         </w:rPr>
         <w:t xml:space="preserve"> </w:t>
       </w:r>
@@ -8808,12 +8708,12 @@
           <w:rFonts w:ascii="Arial Narrow" w:eastAsia="Calibri" w:hAnsi="Arial Narrow" w:cs="Arial"/>
           <w:kern w:val="0"/>
           <w:u w:val="single"/>
-          <w14:ligatures w14:val="none"/>
+          <ns2:ligatures ns2:val="none"/>
         </w:rPr>
         <w:t xml:space="preserve">Ello bajo apercibimiento de no realizar la audiencia de conciliación y levantar el acta de inasistencia correspondiente. </w:t>
       </w:r>
     </w:p>
-    <w:p>
+    <w:p ns2:paraId="4CD47B08" ns2:textId="77777777">
       <w:pPr>
         <w:suppressAutoHyphens/>
         <w:spacing w:after="0" w:line="240" w:lineRule="auto"/>
@@ -8822,11 +8722,11 @@
           <w:rFonts w:ascii="Arial Narrow" w:eastAsia="Calibri" w:hAnsi="Arial Narrow" w:cs="Arial"/>
           <w:kern w:val="0"/>
           <w:u w:val="single"/>
-          <w14:ligatures w14:val="none"/>
-        </w:rPr>
-      </w:pPr>
-    </w:p>
-    <w:p>
+          <ns2:ligatures ns2:val="none"/>
+        </w:rPr>
+      </w:pPr>
+    </w:p>
+    <w:p ns2:paraId="0E80CA49" ns2:textId="77777777">
       <w:pPr>
         <w:suppressAutoHyphens/>
         <w:spacing w:after="0" w:line="240" w:lineRule="auto"/>
@@ -8836,7 +8736,7 @@
           <w:color w:val="000000"/>
           <w:kern w:val="0"/>
           <w:lang w:eastAsia="es-PE"/>
-          <w14:ligatures w14:val="none"/>
+          <ns2:ligatures ns2:val="none"/>
         </w:rPr>
       </w:pPr>
       <w:r>
@@ -8846,7 +8746,7 @@
           <w:color w:val="000000"/>
           <w:kern w:val="0"/>
           <w:lang w:eastAsia="es-PE"/>
-          <w14:ligatures w14:val="none"/>
+          <ns2:ligatures ns2:val="none"/>
         </w:rPr>
         <w:t>NOVENO:</w:t>
       </w:r>
@@ -8856,14 +8756,14 @@
           <w:color w:val="000000"/>
           <w:kern w:val="0"/>
           <w:lang w:eastAsia="es-PE"/>
-          <w14:ligatures w14:val="none"/>
+          <ns2:ligatures ns2:val="none"/>
         </w:rPr>
         <w:t xml:space="preserve"> poner en conocimiento de las partes que, antes de la emisión de la Resolución Final, tienen la posibilidad de formular su desistimiento o presentar el acuerdo arribado mediante la conciliación, mediación, transacción o cualquier otro que, de forma indubitable, deje constancia que se ha solucionado la controversia materia de denuncia.</w:t>
       </w:r>
       <w:bookmarkStart w:id="9" w:name="h.gjdgxs" w:colFirst="0" w:colLast="0"/>
       <w:bookmarkEnd w:id="9"/>
     </w:p>
-    <w:p>
+    <w:p ns2:paraId="7DDD06F7" ns2:textId="77777777">
       <w:pPr>
         <w:suppressAutoHyphens/>
         <w:spacing w:after="0" w:line="240" w:lineRule="auto"/>
@@ -8873,11 +8773,11 @@
           <w:color w:val="000000"/>
           <w:kern w:val="0"/>
           <w:lang w:eastAsia="es-PE"/>
-          <w14:ligatures w14:val="none"/>
-        </w:rPr>
-      </w:pPr>
-    </w:p>
-    <w:p>
+          <ns2:ligatures ns2:val="none"/>
+        </w:rPr>
+      </w:pPr>
+    </w:p>
+    <w:p ns2:paraId="236137A1" ns2:textId="4B305D07">
       <w:pPr>
         <w:suppressAutoHyphens/>
         <w:spacing w:after="0" w:line="240" w:lineRule="auto"/>
@@ -8900,7 +8800,7 @@
           <w:b/>
           <w:spacing w:val="-3"/>
           <w:kern w:val="0"/>
-          <w14:ligatures w14:val="none"/>
+          <ns2:ligatures ns2:val="none"/>
         </w:rPr>
         <w:t/>
       </w:r>
@@ -8910,7 +8810,7 @@
           <w:bCs/>
           <w:spacing w:val="-3"/>
           <w:kern w:val="0"/>
-          <w14:ligatures w14:val="none"/>
+          <ns2:ligatures ns2:val="none"/>
         </w:rPr>
         <w:t xml:space="preserve"/>
       </w:r>
@@ -8921,7 +8821,7 @@
           <w:bCs/>
           <w:spacing w:val="-3"/>
           <w:kern w:val="0"/>
-          <w14:ligatures w14:val="none"/>
+          <ns2:ligatures ns2:val="none"/>
         </w:rPr>
         <w:t xml:space="preserve"/>
       </w:r>
@@ -8932,7 +8832,7 @@
           <w:kern w:val="0"/>
           <w:shd w:val="clear" w:color="auto" w:fill="FFFFFF"/>
           <w:lang w:eastAsia="es-PE"/>
-          <w14:ligatures w14:val="none"/>
+          <ns2:ligatures ns2:val="none"/>
         </w:rPr>
         <w:t xml:space="preserve"/>
       </w:r>
@@ -8958,7 +8858,7 @@
           <w:color w:val="000000"/>
           <w:kern w:val="0"/>
           <w:lang w:eastAsia="es-PE"/>
-          <w14:ligatures w14:val="none"/>
+          <ns2:ligatures ns2:val="none"/>
         </w:rPr>
         <w:t/>
       </w:r>
@@ -8975,7 +8875,7 @@
           <w:color w:val="000000"/>
           <w:kern w:val="0"/>
           <w:lang w:eastAsia="es-PE"/>
-          <w14:ligatures w14:val="none"/>
+          <ns2:ligatures ns2:val="none"/>
         </w:rPr>
         <w:t/>
       </w:r>
@@ -9001,7 +8901,7 @@
         <w:t/>
       </w:r>
     </w:p>
-    <w:p>
+    <w:p ns2:paraId="639FE5BE" ns2:textId="77777777">
       <w:pPr>
         <w:suppressAutoHyphens/>
         <w:spacing w:after="0" w:line="240" w:lineRule="auto"/>
@@ -9011,7 +8911,7 @@
         </w:rPr>
       </w:pPr>
     </w:p>
-    <w:p>
+    <w:p ns2:paraId="36317C11" ns2:textId="2CCDD067">
       <w:pPr>
         <w:suppressAutoHyphens/>
         <w:spacing w:line="240" w:lineRule="auto"/>
@@ -9083,7 +8983,7 @@
       <w:bookmarkStart w:id="11" w:name="_Hlk198890962"/>
     </w:p>
     <w:bookmarkEnd w:id="11"/>
-    <w:p>
+    <w:p ns2:paraId="23716787" ns2:textId="77777777">
       <w:pPr>
         <w:suppressAutoHyphens/>
         <w:spacing w:after="0" w:line="240" w:lineRule="auto"/>
@@ -9093,7 +8993,7 @@
         </w:rPr>
       </w:pPr>
     </w:p>
-    <w:p>
+    <w:p ns2:paraId="509D673B" ns2:textId="77777777">
       <w:pPr>
         <w:spacing w:after="0" w:line="240" w:lineRule="auto"/>
         <w:jc w:val="both"/>
@@ -9103,11 +9003,11 @@
           <w:color w:val="000000"/>
           <w:kern w:val="0"/>
           <w:lang w:eastAsia="es-PE"/>
-          <w14:ligatures w14:val="none"/>
-        </w:rPr>
-      </w:pPr>
-    </w:p>
-    <w:p>
+          <ns2:ligatures ns2:val="none"/>
+        </w:rPr>
+      </w:pPr>
+    </w:p>
+    <w:p ns2:paraId="375C384E" ns2:textId="77777777">
       <w:pPr>
         <w:spacing w:after="0" w:line="240" w:lineRule="auto"/>
         <w:jc w:val="both"/>
@@ -9117,11 +9017,11 @@
           <w:color w:val="000000"/>
           <w:kern w:val="0"/>
           <w:lang w:eastAsia="es-PE"/>
-          <w14:ligatures w14:val="none"/>
-        </w:rPr>
-      </w:pPr>
-    </w:p>
-    <w:p>
+          <ns2:ligatures ns2:val="none"/>
+        </w:rPr>
+      </w:pPr>
+    </w:p>
+    <w:p ns2:paraId="1396233C" ns2:textId="77777777">
       <w:pPr>
         <w:spacing w:after="0" w:line="240" w:lineRule="auto"/>
         <w:jc w:val="both"/>
@@ -9131,12 +9031,12 @@
           <w:color w:val="000000"/>
           <w:kern w:val="0"/>
           <w:lang w:eastAsia="es-PE"/>
-          <w14:ligatures w14:val="none"/>
+          <ns2:ligatures ns2:val="none"/>
         </w:rPr>
       </w:pPr>
     </w:p>
     <w:bookmarkEnd w:id="0"/>
-    <w:p>
+    <w:p ns2:paraId="7609987B" ns2:textId="77777777">
       <w:pPr>
         <w:shd w:val="clear" w:color="auto" w:fill="FFFFFF"/>
         <w:spacing w:after="0" w:line="240" w:lineRule="auto"/>
@@ -9145,7 +9045,7 @@
           <w:rFonts w:ascii="Arial Narrow" w:eastAsia="Calibri" w:hAnsi="Arial Narrow" w:cs="Times New Roman"/>
           <w:color w:val="000000"/>
           <w:kern w:val="0"/>
-          <w14:ligatures w14:val="none"/>
+          <ns2:ligatures ns2:val="none"/>
         </w:rPr>
       </w:pPr>
       <w:r>
@@ -9155,12 +9055,12 @@
           <w:bCs/>
           <w:color w:val="000000"/>
           <w:kern w:val="0"/>
-          <w14:ligatures w14:val="none"/>
+          <ns2:ligatures ns2:val="none"/>
         </w:rPr>
         <w:t>EVELING ROA QUISPE</w:t>
       </w:r>
     </w:p>
-    <w:p>
+    <w:p ns2:paraId="692BA8AF" ns2:textId="77777777">
       <w:pPr>
         <w:shd w:val="clear" w:color="auto" w:fill="FFFFFF"/>
         <w:spacing w:after="0" w:line="240" w:lineRule="auto"/>
@@ -9171,7 +9071,7 @@
           <w:bCs/>
           <w:color w:val="000000"/>
           <w:kern w:val="0"/>
-          <w14:ligatures w14:val="none"/>
+          <ns2:ligatures ns2:val="none"/>
         </w:rPr>
       </w:pPr>
       <w:r>
@@ -9181,12 +9081,12 @@
           <w:bCs/>
           <w:color w:val="000000"/>
           <w:kern w:val="0"/>
-          <w14:ligatures w14:val="none"/>
+          <ns2:ligatures ns2:val="none"/>
         </w:rPr>
         <w:t>Secretaria Técnica</w:t>
       </w:r>
     </w:p>
-    <w:p>
+    <w:p ns2:paraId="4AF3211C" ns2:textId="77777777">
       <w:pPr>
         <w:shd w:val="clear" w:color="auto" w:fill="FFFFFF"/>
         <w:spacing w:after="0" w:line="240" w:lineRule="auto"/>
@@ -9197,7 +9097,7 @@
           <w:bCs/>
           <w:color w:val="000000"/>
           <w:kern w:val="0"/>
-          <w14:ligatures w14:val="none"/>
+          <ns2:ligatures ns2:val="none"/>
         </w:rPr>
       </w:pPr>
       <w:r>
@@ -9207,7 +9107,7 @@
           <w:bCs/>
           <w:color w:val="000000"/>
           <w:kern w:val="0"/>
-          <w14:ligatures w14:val="none"/>
+          <ns2:ligatures ns2:val="none"/>
         </w:rPr>
         <w:t>Comisión </w:t>
       </w:r>
@@ -9219,7 +9119,7 @@
           <w:color w:val="000000"/>
           <w:kern w:val="0"/>
           <w:shd w:val="clear" w:color="auto" w:fill="FFFFFF"/>
-          <w14:ligatures w14:val="none"/>
+          <ns2:ligatures ns2:val="none"/>
         </w:rPr>
         <w:t>de</w:t>
       </w:r>
@@ -9230,12 +9130,12 @@
           <w:bCs/>
           <w:color w:val="000000"/>
           <w:kern w:val="0"/>
-          <w14:ligatures w14:val="none"/>
+          <ns2:ligatures ns2:val="none"/>
         </w:rPr>
         <w:t> Protección al Consumidor 1</w:t>
       </w:r>
     </w:p>
-    <w:p>
+    <w:p ns2:paraId="602C43F9" ns2:textId="77777777">
       <w:pPr>
         <w:spacing w:after="0" w:line="240" w:lineRule="auto"/>
         <w:jc w:val="both"/>
@@ -9245,11 +9145,11 @@
           <w:color w:val="000000"/>
           <w:kern w:val="0"/>
           <w:lang w:eastAsia="es-PE"/>
-          <w14:ligatures w14:val="none"/>
-        </w:rPr>
-      </w:pPr>
-    </w:p>
-    <w:p>
+          <ns2:ligatures ns2:val="none"/>
+        </w:rPr>
+      </w:pPr>
+    </w:p>
+    <w:p ns2:paraId="74AAB5F4" ns2:textId="22D605B1">
       <w:pPr>
         <w:spacing w:after="0" w:line="240" w:lineRule="auto"/>
         <w:jc w:val="both"/>
@@ -9267,14 +9167,14 @@
           <w:sz w:val="16"/>
           <w:szCs w:val="16"/>
           <w:lang w:eastAsia="es-PE"/>
-          <w14:ligatures w14:val="none"/>
+          <ns2:ligatures ns2:val="none"/>
         </w:rPr>
         <w:t>LSM/JCQ</w:t>
       </w:r>
     </w:p>
     <w:sectPr>
-      <w:headerReference w:type="default" r:id="rId9"/>
-      <w:footerReference w:type="default" r:id="rId10"/>
+      <w:headerReference w:type="default" ns3:id="rId9"/>
+      <w:footerReference w:type="default" ns3:id="rId10"/>
       <w:pgSz w:w="11906" w:h="16838"/>
       <w:pgMar w:top="1417" w:right="1701" w:bottom="1417" w:left="1701" w:header="708" w:footer="708" w:gutter="0"/>
       <w:cols w:space="708"/>

--- a/plantillas_maestras/11_seguro_accidentes_personales/negativa_cobertura/2_o_mas_ddos_varios/varon/TPL_1908_2025_SEGURO_ACCIDENTES_PERSONALES_NEGATIVA_COBERTURA_ASEGURADORA_VARON_R1.docx
+++ b/plantillas_maestras/11_seguro_accidentes_personales/negativa_cobertura/2_o_mas_ddos_varios/varon/TPL_1908_2025_SEGURO_ACCIDENTES_PERSONALES_NEGATIVA_COBERTURA_ASEGURADORA_VARON_R1.docx
@@ -8115,7 +8115,7 @@
           <w:sz w:val="20"/>
           <w:szCs w:val="20"/>
         </w:rPr>
-        <w:t xml:space="preserve">correr traslado de la presente resolución a Pacífico Compañía de Seguros y Reaseguros S.A para que, de conformidad con lo dispuesto por el artículo 26° de la Ley sobre Facultades, Normas y Organización del Indecopi, aprobado por Decreto Legislativo N° 8079, presenten sus descargos sobre la imputación de cargos realizada en un plazo no mayor a cinco (5) días hábiles contado a partir del día siguiente de la notificación de la presente resolución, vencido el cual, el Secretario Técnico declarará en rebeldía a los denunciados que no lo hubieran presentado. Debe precisarse que de conformidad con lo establecido por el artículo 223° del Texto Único Ordenado de la Ley N° 27444, Ley del Procedimiento Administrativo General, las alegaciones y los hechos relevantes de la reclamación, salvo que hayan sido específicamente negadas en la contestación, se tendrán por aceptadas o meritadas como ciertas.</w:t>
+        <w:t xml:space="preserve">correr traslado de la presente resolución a Pacífico Compañía de Seguros y Reaseguros S.A. para que, de conformidad con lo dispuesto por el artículo 26 de la Ley sobre Facultades, Normas y Organización del Indecopi, aprobada por Decreto Legislativo 807, presente sus descargos sobre la imputación de cargos realizada en un plazo no mayor a cinco (5) días hábiles contado a partir del día siguiente de la notificación de la presente resolución, vencido el cual, el Secretario Técnico declarará en rebeldía al denunciado que no lo hubiera presentado. Debe precisarse que de conformidad con lo establecido por el artículo 223 del Texto Único Ordenado de la Ley 27444, Ley del Procedimiento Administrativo General, las alegaciones y los hechos relevantes de la reclamación, salvo que hayan sido específicamente negadas en la contestación, se tendrán por aceptadas o merituadas como ciertas.</w:t>
       </w:r>
     </w:p>
     <w:p ns2:paraId="228F876C" ns2:textId="77777777">

--- a/plantillas_maestras/11_seguro_accidentes_personales/negativa_cobertura/2_o_mas_ddos_varios/varon/TPL_1908_2025_SEGURO_ACCIDENTES_PERSONALES_NEGATIVA_COBERTURA_ASEGURADORA_VARON_R1.docx
+++ b/plantillas_maestras/11_seguro_accidentes_personales/negativa_cobertura/2_o_mas_ddos_varios/varon/TPL_1908_2025_SEGURO_ACCIDENTES_PERSONALES_NEGATIVA_COBERTURA_ASEGURADORA_VARON_R1.docx
@@ -464,7 +464,7 @@
           <w:lang w:eastAsia="es-PE"/>
           <ns2:ligatures ns2:val="none"/>
         </w:rPr>
-        <w:t>12</w:t>
+        <w:t xml:space="preserve">12 de setiembre de 2025</w:t>
       </w:r>
       <w:r>
         <w:rPr>
@@ -475,7 +475,7 @@
           <w:lang w:eastAsia="es-PE"/>
           <ns2:ligatures ns2:val="none"/>
         </w:rPr>
-        <w:t xml:space="preserve"> de </w:t>
+        <w:t xml:space="preserve"/>
       </w:r>
       <w:r>
         <w:rPr>
@@ -486,7 +486,7 @@
           <w:lang w:eastAsia="es-PE"/>
           <ns2:ligatures ns2:val="none"/>
         </w:rPr>
-        <w:t>setiembre</w:t>
+        <w:t xml:space="preserve"/>
       </w:r>
       <w:r>
         <w:rPr>
@@ -497,7 +497,7 @@
           <w:lang w:eastAsia="es-PE"/>
           <ns2:ligatures ns2:val="none"/>
         </w:rPr>
-        <w:t xml:space="preserve"> de 2025</w:t>
+        <w:t xml:space="preserve"/>
       </w:r>
     </w:p>
     <w:p ns2:paraId="66CE1821" ns2:textId="77777777">
@@ -583,7 +583,7 @@
           <w:lang w:val="es-ES" w:eastAsia="es-ES"/>
           <ns2:ligatures ns2:val="none"/>
         </w:rPr>
-        <w:t xml:space="preserve">Mediante el escrito del 27 de mayo del 2025, subsanada mediante escrito del 22 de julio de 2025, el señor [APELLIDO] denunció a Pacífico por presuntas infracciones a la Ley 29571, Código de Protección y Defensa del Consumidor (en adelante, Código), señalando lo siguiente:</w:t>
+        <w:t xml:space="preserve">Mediante el escrito del 27 de mayo de 2025, subsanada mediante escrito del 22 de julio de 2025, el señor [APELLIDO] denunció a Pacífico por presuntas infracciones a la Ley 29571, Código de Protección y Defensa del Consumidor (en adelante, Código), señalando lo siguiente:</w:t>
       </w:r>
       <w:r>
         <w:rPr>
@@ -1362,7 +1362,7 @@
           <w:lang w:eastAsia="es-ES"/>
           <ns2:ligatures ns2:val="none"/>
         </w:rPr>
-        <w:t>El 11 de septiembre de 2024, envió</w:t>
+        <w:t xml:space="preserve">El 11 de setiembre de 2024, envió</w:t>
       </w:r>
       <w:r>
         <w:rPr>
@@ -1553,7 +1553,7 @@
           <ns2:ligatures ns2:val="none"/>
         </w:rPr>
         <w:lastRenderedPageBreak/>
-        <w:t xml:space="preserve">El 12 de septiembre de 2024, </w:t>
+        <w:t xml:space="preserve">El 12 de setiembre de 2024, </w:t>
       </w:r>
       <w:r>
         <w:rPr>
@@ -1623,7 +1623,7 @@
           <w:lang w:eastAsia="es-ES"/>
           <ns2:ligatures ns2:val="none"/>
         </w:rPr>
-        <w:t xml:space="preserve">El 19 de septiembre de 2024, </w:t>
+        <w:t xml:space="preserve">El 19 de setiembre de 2024, </w:t>
       </w:r>
       <w:r>
         <w:rPr>
@@ -1733,7 +1733,7 @@
           <w:lang w:eastAsia="es-ES"/>
           <ns2:ligatures ns2:val="none"/>
         </w:rPr>
-        <w:t>El 20 de septiembre de 2024, a</w:t>
+        <w:t xml:space="preserve">El 20 de setiembre de 2024, a</w:t>
       </w:r>
       <w:r>
         <w:rPr>
@@ -1903,7 +1903,7 @@
           <w:lang w:eastAsia="es-ES"/>
           <ns2:ligatures ns2:val="none"/>
         </w:rPr>
-        <w:t>El 28 de septiembre de 2024, envió nuevamente el informe solicitado del médico cardiólogo y solicitó la reactivación de las cuatro pólizas previamente mencionadas.</w:t>
+        <w:t xml:space="preserve">El 28 de setiembre de 2024, envió nuevamente el informe solicitado del médico cardiólogo y solicitó la reactivación de las cuatro pólizas previamente mencionadas.</w:t>
       </w:r>
       <w:r>
         <w:rPr>
@@ -2103,7 +2103,7 @@
           <w:lang w:eastAsia="es-ES"/>
           <ns2:ligatures ns2:val="none"/>
         </w:rPr>
-        <w:t xml:space="preserve">u reclamo, presentado el 20 de septiembre de 2024, </w:t>
+        <w:t xml:space="preserve">u reclamo, presentado el 20 de setiembre de 2024, </w:t>
       </w:r>
       <w:r>
         <w:rPr>
@@ -5333,7 +5333,7 @@
           <w:kern w:val="0"/>
           <ns2:ligatures ns2:val="none"/>
         </w:rPr>
-        <w:t>la compañía aseguradora habría brindado una comunicación inadecuada al denunciante el 28 de septiembre de 2024, al señalarle que se había efectuado la cancelación a una póliza que no reconocía</w:t>
+        <w:t xml:space="preserve">la compañía aseguradora habría brindado una comunicación inadecuada al denunciante el 28 de setiembre de 2024, al señalarle que se había efectuado la cancelación a una póliza que no reconocía</w:t>
       </w:r>
       <w:r>
         <w:rPr>
@@ -6209,7 +6209,7 @@
           <w:lang w:eastAsia="es-PE"/>
           <ns2:ligatures ns2:val="none"/>
         </w:rPr>
-        <w:t xml:space="preserve">PRIMERO: admitir a trámite la denuncia del 27 de mayo del 2025, subsanada mediante escrito del 22 de julio de 2025, interpuesta por el señor [DENUNCIANTE] contra Pacífico Compañía de Seguros y Reaseguros S.A., por lo siguiente:</w:t>
+        <w:t xml:space="preserve">PRIMERO: admitir a trámite la denuncia del 27 de mayo de 2025, subsanada mediante escrito del 22 de julio de 2025, interpuesta por el señor [DENUNCIANTE] contra Pacífico Compañía de Seguros y Reaseguros S.A., por lo siguiente:</w:t>
       </w:r>
       <w:r>
         <w:rPr>
@@ -7073,7 +7073,7 @@
           <w:kern w:val="0"/>
           <ns2:ligatures ns2:val="none"/>
         </w:rPr>
-        <w:t>28 de septiembre de 2024</w:t>
+        <w:t xml:space="preserve">28 de setiembre de 2024</w:t>
       </w:r>
       <w:r>
         <w:rPr>
@@ -7331,15 +7331,15 @@
           <w:kern w:val="0"/>
           <ns2:ligatures ns2:val="none"/>
         </w:rPr>
-        <w:t>6</w:t>
-      </w:r>
-      <w:r>
-        <w:rPr>
-          <w:rFonts w:ascii="Arial Narrow" w:eastAsia="Arial Narrow" w:hAnsi="Arial Narrow" w:cs="Arial Narrow"/>
-          <w:kern w:val="0"/>
-          <ns2:ligatures ns2:val="none"/>
-        </w:rPr>
-        <w:t xml:space="preserve"> de noviembre de 2024</w:t>
+        <w:t xml:space="preserve">6 de noviembre de 2024</w:t>
+      </w:r>
+      <w:r>
+        <w:rPr>
+          <w:rFonts w:ascii="Arial Narrow" w:eastAsia="Arial Narrow" w:hAnsi="Arial Narrow" w:cs="Arial Narrow"/>
+          <w:kern w:val="0"/>
+          <ns2:ligatures ns2:val="none"/>
+        </w:rPr>
+        <w:t xml:space="preserve"/>
       </w:r>
       <w:r>
         <w:rPr>
@@ -7730,7 +7730,7 @@
           <w:lang w:val="es-ES" w:eastAsia="es-ES"/>
           <ns2:ligatures ns2:val="none"/>
         </w:rPr>
-        <w:t>27 de mayo del 2025, subsanada mediante escrito del 22 de julio de 2025</w:t>
+        <w:t xml:space="preserve">27 de mayo de 2025, subsanada mediante escrito del 22 de julio de 2025</w:t>
       </w:r>
       <w:r>
         <w:rPr>
@@ -9371,7 +9371,7 @@
           <w:sz w:val="16"/>
           <w:szCs w:val="16"/>
         </w:rPr>
-        <w:t>11</w:t>
+        <w:t xml:space="preserve">11 de agosto de 2025</w:t>
       </w:r>
       <w:r>
         <w:rPr>
@@ -9379,7 +9379,7 @@
           <w:sz w:val="16"/>
           <w:szCs w:val="16"/>
         </w:rPr>
-        <w:t xml:space="preserve"> de </w:t>
+        <w:t xml:space="preserve"/>
       </w:r>
       <w:r>
         <w:rPr>
@@ -9387,7 +9387,7 @@
           <w:sz w:val="16"/>
           <w:szCs w:val="16"/>
         </w:rPr>
-        <w:t>agosto</w:t>
+        <w:t xml:space="preserve"/>
       </w:r>
       <w:r>
         <w:rPr>
@@ -9395,7 +9395,7 @@
           <w:sz w:val="16"/>
           <w:szCs w:val="16"/>
         </w:rPr>
-        <w:t xml:space="preserve"> del 2025, recepcionada el </w:t>
+        <w:t xml:space="preserve">, recibida el </w:t>
       </w:r>
       <w:r>
         <w:rPr>
@@ -9403,7 +9403,7 @@
           <w:sz w:val="16"/>
           <w:szCs w:val="16"/>
         </w:rPr>
-        <w:t>11 de agosto del 2025</w:t>
+        <w:t xml:space="preserve">11 de agosto de 2025</w:t>
       </w:r>
       <w:r>
         <w:rPr>
@@ -9481,7 +9481,7 @@
           <w:sz w:val="16"/>
           <w:szCs w:val="16"/>
         </w:rPr>
-        <w:t>el 2 de setiembre del 2010 en el Diario Oficial El Peruano, vigente desde el 2 de octubre del 2010 y modificado por Decreto Legislativo 1308.</w:t>
+        <w:t xml:space="preserve">el 2 de setiembre de 2010 en el Diario Oficial El Peruano, vigente desde el 2 de octubre de 2010 y modificado por Decreto Legislativo 1308.</w:t>
       </w:r>
     </w:p>
     <w:p>

--- a/plantillas_maestras/11_seguro_accidentes_personales/negativa_cobertura/2_o_mas_ddos_varios/varon/TPL_1908_2025_SEGURO_ACCIDENTES_PERSONALES_NEGATIVA_COBERTURA_ASEGURADORA_VARON_R1.docx
+++ b/plantillas_maestras/11_seguro_accidentes_personales/negativa_cobertura/2_o_mas_ddos_varios/varon/TPL_1908_2025_SEGURO_ACCIDENTES_PERSONALES_NEGATIVA_COBERTURA_ASEGURADORA_VARON_R1.docx
@@ -1,8 +1,8 @@
 
 <file path=word/document.xml><?xml version="1.0" encoding="utf-8"?>
-<w:document xmlns:ns1="http://schemas.openxmlformats.org/markup-compatibility/2006" xmlns:ns2="http://schemas.microsoft.com/office/word/2010/wordml" xmlns:ns3="http://schemas.openxmlformats.org/officeDocument/2006/relationships" xmlns:w="http://schemas.openxmlformats.org/wordprocessingml/2006/main" ns1:Ignorable="w14 w15 w16se w16cid w16 w16cex w16sdtdh w16sdtfl w16du wp14">
+<w:document xmlns:mc="http://schemas.openxmlformats.org/markup-compatibility/2006" xmlns:r="http://schemas.openxmlformats.org/officeDocument/2006/relationships" xmlns:w="http://schemas.openxmlformats.org/wordprocessingml/2006/main" xmlns:w14="http://schemas.microsoft.com/office/word/2010/wordml" xmlns:w15="http://schemas.microsoft.com/office/word/2012/wordml" xmlns:w16="http://schemas.microsoft.com/office/word/2018/wordml" xmlns:w16cex="http://schemas.microsoft.com/office/word/2018/wordml/cex" xmlns:w16cid="http://schemas.microsoft.com/office/word/2016/wordml/cid" xmlns:w16du="http://schemas.microsoft.com/office/word/2023/wordml/word16du" xmlns:w16sdtdh="http://schemas.microsoft.com/office/word/2020/wordml/sdtdatahash" xmlns:w16se="http://schemas.microsoft.com/office/word/2015/wordml/symex" xmlns:wp14="http://schemas.microsoft.com/office/word/2010/wordprocessingDrawing" mc:Ignorable="w14 w15 w16se w16cid w16 w16cex w16sdtdh w16du wp14">
   <w:body>
-    <w:p ns2:paraId="1B509B2D" ns2:textId="6F47888A">
+    <w:p>
       <w:pPr>
         <w:tabs>
           <w:tab w:val="left" w:pos="1701"/>
@@ -14,7 +14,7 @@
           <w:color w:val="000000"/>
           <w:kern w:val="0"/>
           <w:lang w:eastAsia="es-PE"/>
-          <ns2:ligatures ns2:val="none"/>
+          <w14:ligatures w14:val="none"/>
         </w:rPr>
       </w:pPr>
       <w:bookmarkStart w:id="0" w:name="_Hlk80343540"/>
@@ -25,7 +25,7 @@
           <w:color w:val="000000"/>
           <w:kern w:val="0"/>
           <w:lang w:eastAsia="es-PE"/>
-          <ns2:ligatures ns2:val="none"/>
+          <w14:ligatures w14:val="none"/>
         </w:rPr>
         <w:t xml:space="preserve">EXPEDIENTE </w:t>
       </w:r>
@@ -36,7 +36,7 @@
           <w:color w:val="000000"/>
           <w:kern w:val="0"/>
           <w:lang w:eastAsia="es-PE"/>
-          <ns2:ligatures ns2:val="none"/>
+          <w14:ligatures w14:val="none"/>
         </w:rPr>
         <w:tab/>
         <w:t>:</w:t>
@@ -48,7 +48,7 @@
           <w:color w:val="000000"/>
           <w:kern w:val="0"/>
           <w:lang w:eastAsia="es-PE"/>
-          <ns2:ligatures ns2:val="none"/>
+          <w14:ligatures w14:val="none"/>
         </w:rPr>
         <w:tab/>
       </w:r>
@@ -61,12 +61,12 @@
           <w:kern w:val="0"/>
           <w:shd w:val="clear" w:color="auto" w:fill="FFFFFF"/>
           <w:lang w:eastAsia="es-PE"/>
-          <ns2:ligatures ns2:val="none"/>
+          <w14:ligatures w14:val="none"/>
         </w:rPr>
         <w:t>1908-2025/CC1</w:t>
       </w:r>
     </w:p>
-    <w:p ns2:paraId="7E5DC22B" ns2:textId="3E09DDFD">
+    <w:p>
       <w:pPr>
         <w:tabs>
           <w:tab w:val="left" w:pos="1701"/>
@@ -81,7 +81,7 @@
           <w:color w:val="000000"/>
           <w:kern w:val="0"/>
           <w:lang w:eastAsia="es-PE"/>
-          <ns2:ligatures ns2:val="none"/>
+          <w14:ligatures w14:val="none"/>
         </w:rPr>
       </w:pPr>
       <w:r>
@@ -91,79 +91,16 @@
           <w:color w:val="000000"/>
           <w:kern w:val="0"/>
           <w:lang w:eastAsia="es-PE"/>
-          <ns2:ligatures ns2:val="none"/>
-        </w:rPr>
-        <w:t xml:space="preserve">DENUNCIANTE:[DENUNCIANTE] (SEÑOR [APELLIDO])</w:t>
-      </w:r>
-      <w:r>
-        <w:rPr>
-          <w:rFonts w:ascii="Arial Narrow" w:eastAsia="Arial Narrow" w:hAnsi="Arial Narrow" w:cs="Arial Narrow"/>
-          <w:b/>
-          <w:color w:val="000000"/>
-          <w:kern w:val="0"/>
-          <w:lang w:eastAsia="es-PE"/>
-          <ns2:ligatures ns2:val="none"/>
-        </w:rPr>
+          <w14:ligatures w14:val="none"/>
+        </w:rPr>
+        <w:t>DENUNCIANTE</w:t>
         <w:tab/>
-        <w:t/>
-      </w:r>
-      <w:r>
-        <w:rPr>
-          <w:rFonts w:ascii="Arial Narrow" w:eastAsia="Arial Narrow" w:hAnsi="Arial Narrow" w:cs="Arial Narrow"/>
-          <w:b/>
-          <w:color w:val="000000"/>
-          <w:kern w:val="0"/>
-          <w:lang w:eastAsia="es-PE"/>
-          <ns2:ligatures ns2:val="none"/>
-        </w:rPr>
+        <w:t>:</w:t>
         <w:tab/>
-      </w:r>
-      <w:r>
-        <w:rPr>
-          <w:rFonts w:ascii="Arial Narrow" w:eastAsia="Arial Narrow" w:hAnsi="Arial Narrow" w:cs="Arial Narrow"/>
-          <w:b/>
-          <w:color w:val="000000"/>
-          <w:kern w:val="0"/>
-          <w:lang w:eastAsia="es-PE"/>
-          <ns2:ligatures ns2:val="none"/>
-        </w:rPr>
-        <w:t xml:space="preserve"/>
-      </w:r>
-      <w:r>
-        <w:rPr>
-          <w:rFonts w:ascii="Arial Narrow" w:eastAsia="Arial Narrow" w:hAnsi="Arial Narrow" w:cs="Arial Narrow"/>
-          <w:b/>
-          <w:color w:val="000000"/>
-          <w:kern w:val="0"/>
-          <w:lang w:eastAsia="es-PE"/>
-          <ns2:ligatures ns2:val="none"/>
-        </w:rPr>
-        <w:t xml:space="preserve"/>
-      </w:r>
-      <w:r>
-        <w:rPr>
-          <w:rFonts w:ascii="Arial Narrow" w:eastAsia="Arial Narrow" w:hAnsi="Arial Narrow" w:cs="Arial Narrow"/>
-          <w:b/>
-          <w:color w:val="000000"/>
-          <w:kern w:val="0"/>
-          <w:lang w:eastAsia="es-PE"/>
-          <ns2:ligatures ns2:val="none"/>
-        </w:rPr>
-        <w:t/>
-      </w:r>
-      <w:r>
-        <w:rPr>
-          <w:rFonts w:ascii="Arial Narrow" w:eastAsia="Arial Narrow" w:hAnsi="Arial Narrow" w:cs="Arial Narrow"/>
-          <w:b/>
-          <w:color w:val="000000"/>
-          <w:kern w:val="0"/>
-          <w:lang w:eastAsia="es-PE"/>
-          <ns2:ligatures ns2:val="none"/>
-        </w:rPr>
-        <w:t/>
-      </w:r>
-    </w:p>
-    <w:p ns2:paraId="6DEEEDFE" ns2:textId="3A307912">
+        <w:t xml:space="preserve">[DENUNCIANTE] (SEÑOR [APELLIDO])</w:t>
+      </w:r>
+    </w:p>
+    <w:p>
       <w:pPr>
         <w:tabs>
           <w:tab w:val="left" w:pos="1701"/>
@@ -178,7 +115,7 @@
           <w:color w:val="000000"/>
           <w:kern w:val="0"/>
           <w:lang w:eastAsia="es-PE"/>
-          <ns2:ligatures ns2:val="none"/>
+          <w14:ligatures w14:val="none"/>
         </w:rPr>
       </w:pPr>
       <w:r>
@@ -188,7 +125,7 @@
           <w:color w:val="000000"/>
           <w:kern w:val="0"/>
           <w:lang w:eastAsia="es-PE"/>
-          <ns2:ligatures ns2:val="none"/>
+          <w14:ligatures w14:val="none"/>
         </w:rPr>
         <w:t>DENUNCIADO</w:t>
       </w:r>
@@ -199,7 +136,7 @@
           <w:color w:val="000000"/>
           <w:kern w:val="0"/>
           <w:lang w:eastAsia="es-PE"/>
-          <ns2:ligatures ns2:val="none"/>
+          <w14:ligatures w14:val="none"/>
         </w:rPr>
         <w:tab/>
         <w:t>:</w:t>
@@ -211,7 +148,7 @@
           <w:color w:val="000000"/>
           <w:kern w:val="0"/>
           <w:lang w:eastAsia="es-PE"/>
-          <ns2:ligatures ns2:val="none"/>
+          <w14:ligatures w14:val="none"/>
         </w:rPr>
         <w:tab/>
       </w:r>
@@ -223,7 +160,7 @@
           <w:color w:val="000000"/>
           <w:kern w:val="0"/>
           <w:lang w:eastAsia="es-PE"/>
-          <ns2:ligatures ns2:val="none"/>
+          <w14:ligatures w14:val="none"/>
         </w:rPr>
         <w:t xml:space="preserve">PACÍFICO COMPAÑÍA DE SEGUROS Y REASEGUROS S.A. </w:t>
       </w:r>
@@ -235,7 +172,7 @@
           <w:color w:val="000000"/>
           <w:kern w:val="0"/>
           <w:lang w:eastAsia="es-PE"/>
-          <ns2:ligatures ns2:val="none"/>
+          <w14:ligatures w14:val="none"/>
         </w:rPr>
         <w:t>(</w:t>
       </w:r>
@@ -247,7 +184,7 @@
           <w:color w:val="000000"/>
           <w:kern w:val="0"/>
           <w:lang w:eastAsia="es-PE"/>
-          <ns2:ligatures ns2:val="none"/>
+          <w14:ligatures w14:val="none"/>
         </w:rPr>
         <w:t>PACÍFICO</w:t>
       </w:r>
@@ -259,12 +196,12 @@
           <w:color w:val="000000"/>
           <w:kern w:val="0"/>
           <w:lang w:eastAsia="es-PE"/>
-          <ns2:ligatures ns2:val="none"/>
+          <w14:ligatures w14:val="none"/>
         </w:rPr>
         <w:t>)</w:t>
       </w:r>
     </w:p>
-    <w:p ns2:paraId="022D2B94" ns2:textId="77777777">
+    <w:p>
       <w:pPr>
         <w:tabs>
           <w:tab w:val="left" w:pos="1701"/>
@@ -279,7 +216,7 @@
           <w:color w:val="000000"/>
           <w:kern w:val="0"/>
           <w:lang w:eastAsia="es-PE"/>
-          <ns2:ligatures ns2:val="none"/>
+          <w14:ligatures w14:val="none"/>
         </w:rPr>
       </w:pPr>
       <w:r>
@@ -289,7 +226,7 @@
           <w:color w:val="000000"/>
           <w:kern w:val="0"/>
           <w:lang w:eastAsia="es-PE"/>
-          <ns2:ligatures ns2:val="none"/>
+          <w14:ligatures w14:val="none"/>
         </w:rPr>
         <w:t>MATERIAS</w:t>
       </w:r>
@@ -300,7 +237,7 @@
           <w:color w:val="000000"/>
           <w:kern w:val="0"/>
           <w:lang w:eastAsia="es-PE"/>
-          <ns2:ligatures ns2:val="none"/>
+          <w14:ligatures w14:val="none"/>
         </w:rPr>
         <w:tab/>
         <w:t xml:space="preserve">: </w:t>
@@ -312,13 +249,13 @@
           <w:color w:val="000000"/>
           <w:kern w:val="0"/>
           <w:lang w:eastAsia="es-PE"/>
-          <ns2:ligatures ns2:val="none"/>
+          <w14:ligatures w14:val="none"/>
         </w:rPr>
         <w:tab/>
         <w:t>ADMISIÓN A TRÁMITE</w:t>
       </w:r>
     </w:p>
-    <w:p ns2:paraId="19ED7B73" ns2:textId="77777777">
+    <w:p>
       <w:pPr>
         <w:tabs>
           <w:tab w:val="left" w:pos="1701"/>
@@ -333,7 +270,7 @@
           <w:color w:val="000000"/>
           <w:kern w:val="0"/>
           <w:lang w:eastAsia="es-PE"/>
-          <ns2:ligatures ns2:val="none"/>
+          <w14:ligatures w14:val="none"/>
         </w:rPr>
       </w:pPr>
       <w:r>
@@ -343,12 +280,12 @@
           <w:color w:val="000000"/>
           <w:kern w:val="0"/>
           <w:lang w:eastAsia="es-PE"/>
-          <ns2:ligatures ns2:val="none"/>
+          <w14:ligatures w14:val="none"/>
         </w:rPr>
         <w:t xml:space="preserve">REQUERIMIENTO DE INFORMACIÓN </w:t>
       </w:r>
     </w:p>
-    <w:p ns2:paraId="46A5A479" ns2:textId="7C919311">
+    <w:p>
       <w:pPr>
         <w:tabs>
           <w:tab w:val="left" w:pos="1701"/>
@@ -362,7 +299,7 @@
           <w:color w:val="000000"/>
           <w:kern w:val="0"/>
           <w:lang w:eastAsia="es-PE"/>
-          <ns2:ligatures ns2:val="none"/>
+          <w14:ligatures w14:val="none"/>
         </w:rPr>
       </w:pPr>
       <w:r>
@@ -372,7 +309,7 @@
           <w:color w:val="000000"/>
           <w:kern w:val="0"/>
           <w:lang w:eastAsia="es-PE"/>
-          <ns2:ligatures ns2:val="none"/>
+          <w14:ligatures w14:val="none"/>
         </w:rPr>
         <w:t xml:space="preserve">RESOLUCIÓN </w:t>
       </w:r>
@@ -383,7 +320,7 @@
           <w:color w:val="000000"/>
           <w:kern w:val="0"/>
           <w:lang w:eastAsia="es-PE"/>
-          <ns2:ligatures ns2:val="none"/>
+          <w14:ligatures w14:val="none"/>
         </w:rPr>
         <w:tab/>
         <w:t>:</w:t>
@@ -395,7 +332,7 @@
           <w:color w:val="000000"/>
           <w:kern w:val="0"/>
           <w:lang w:eastAsia="es-PE"/>
-          <ns2:ligatures ns2:val="none"/>
+          <w14:ligatures w14:val="none"/>
         </w:rPr>
         <w:tab/>
       </w:r>
@@ -406,12 +343,12 @@
           <w:color w:val="000000"/>
           <w:kern w:val="0"/>
           <w:lang w:eastAsia="es-PE"/>
-          <ns2:ligatures ns2:val="none"/>
+          <w14:ligatures w14:val="none"/>
         </w:rPr>
         <w:t>1</w:t>
       </w:r>
     </w:p>
-    <w:p ns2:paraId="5BA3A18D" ns2:textId="77777777">
+    <w:p>
       <w:pPr>
         <w:tabs>
           <w:tab w:val="left" w:pos="1014"/>
@@ -424,11 +361,11 @@
           <w:kern w:val="0"/>
           <w:shd w:val="clear" w:color="auto" w:fill="FFFFFF"/>
           <w:lang w:eastAsia="es-PE"/>
-          <ns2:ligatures ns2:val="none"/>
-        </w:rPr>
-      </w:pPr>
-    </w:p>
-    <w:p ns2:paraId="2F799822" ns2:textId="4F21945D">
+          <w14:ligatures w14:val="none"/>
+        </w:rPr>
+      </w:pPr>
+    </w:p>
+    <w:p>
       <w:pPr>
         <w:tabs>
           <w:tab w:val="left" w:pos="1014"/>
@@ -441,7 +378,7 @@
           <w:kern w:val="0"/>
           <w:shd w:val="clear" w:color="auto" w:fill="FFFFFF"/>
           <w:lang w:eastAsia="es-PE"/>
-          <ns2:ligatures ns2:val="none"/>
+          <w14:ligatures w14:val="none"/>
         </w:rPr>
       </w:pPr>
       <w:r>
@@ -451,7 +388,7 @@
           <w:kern w:val="0"/>
           <w:shd w:val="clear" w:color="auto" w:fill="FFFFFF"/>
           <w:lang w:eastAsia="es-PE"/>
-          <ns2:ligatures ns2:val="none"/>
+          <w14:ligatures w14:val="none"/>
         </w:rPr>
         <w:t xml:space="preserve">Lima, </w:t>
       </w:r>
@@ -462,7 +399,7 @@
           <w:kern w:val="0"/>
           <w:shd w:val="clear" w:color="auto" w:fill="FFFFFF"/>
           <w:lang w:eastAsia="es-PE"/>
-          <ns2:ligatures ns2:val="none"/>
+          <w14:ligatures w14:val="none"/>
         </w:rPr>
         <w:t xml:space="preserve">12 de setiembre de 2025</w:t>
       </w:r>
@@ -473,7 +410,7 @@
           <w:kern w:val="0"/>
           <w:shd w:val="clear" w:color="auto" w:fill="FFFFFF"/>
           <w:lang w:eastAsia="es-PE"/>
-          <ns2:ligatures ns2:val="none"/>
+          <w14:ligatures w14:val="none"/>
         </w:rPr>
         <w:t xml:space="preserve"/>
       </w:r>
@@ -484,7 +421,7 @@
           <w:kern w:val="0"/>
           <w:shd w:val="clear" w:color="auto" w:fill="FFFFFF"/>
           <w:lang w:eastAsia="es-PE"/>
-          <ns2:ligatures ns2:val="none"/>
+          <w14:ligatures w14:val="none"/>
         </w:rPr>
         <w:t xml:space="preserve"/>
       </w:r>
@@ -495,12 +432,12 @@
           <w:kern w:val="0"/>
           <w:shd w:val="clear" w:color="auto" w:fill="FFFFFF"/>
           <w:lang w:eastAsia="es-PE"/>
-          <ns2:ligatures ns2:val="none"/>
+          <w14:ligatures w14:val="none"/>
         </w:rPr>
         <w:t xml:space="preserve"/>
       </w:r>
     </w:p>
-    <w:p ns2:paraId="66CE1821" ns2:textId="77777777">
+    <w:p>
       <w:pPr>
         <w:tabs>
           <w:tab w:val="left" w:pos="1014"/>
@@ -512,11 +449,11 @@
           <w:color w:val="000000"/>
           <w:kern w:val="0"/>
           <w:lang w:eastAsia="es-PE"/>
-          <ns2:ligatures ns2:val="none"/>
-        </w:rPr>
-      </w:pPr>
-    </w:p>
-    <w:p ns2:paraId="0B80AAA5" ns2:textId="77777777">
+          <w14:ligatures w14:val="none"/>
+        </w:rPr>
+      </w:pPr>
+    </w:p>
+    <w:p>
       <w:pPr>
         <w:numPr>
           <w:ilvl w:val="0"/>
@@ -530,7 +467,7 @@
           <w:color w:val="000000"/>
           <w:kern w:val="0"/>
           <w:lang w:eastAsia="es-PE"/>
-          <ns2:ligatures ns2:val="none"/>
+          <w14:ligatures w14:val="none"/>
         </w:rPr>
       </w:pPr>
       <w:r>
@@ -540,12 +477,12 @@
           <w:color w:val="000000"/>
           <w:kern w:val="0"/>
           <w:lang w:eastAsia="es-PE"/>
-          <ns2:ligatures ns2:val="none"/>
+          <w14:ligatures w14:val="none"/>
         </w:rPr>
         <w:t xml:space="preserve">HECHOS </w:t>
       </w:r>
     </w:p>
-    <w:p ns2:paraId="621F2AB2" ns2:textId="77777777">
+    <w:p>
       <w:pPr>
         <w:spacing w:after="0" w:line="240" w:lineRule="auto"/>
         <w:jc w:val="both"/>
@@ -554,11 +491,11 @@
           <w:color w:val="000000"/>
           <w:kern w:val="0"/>
           <w:lang w:eastAsia="es-PE"/>
-          <ns2:ligatures ns2:val="none"/>
-        </w:rPr>
-      </w:pPr>
-    </w:p>
-    <w:p ns2:paraId="60B5D5B0" ns2:textId="62C49A20">
+          <w14:ligatures w14:val="none"/>
+        </w:rPr>
+      </w:pPr>
+    </w:p>
+    <w:p>
       <w:pPr>
         <w:numPr>
           <w:ilvl w:val="1"/>
@@ -572,7 +509,7 @@
           <w:color w:val="000000"/>
           <w:kern w:val="0"/>
           <w:lang w:val="es-ES" w:eastAsia="es-ES"/>
-          <ns2:ligatures ns2:val="none"/>
+          <w14:ligatures w14:val="none"/>
         </w:rPr>
       </w:pPr>
       <w:r>
@@ -581,7 +518,7 @@
           <w:color w:val="000000"/>
           <w:kern w:val="0"/>
           <w:lang w:val="es-ES" w:eastAsia="es-ES"/>
-          <ns2:ligatures ns2:val="none"/>
+          <w14:ligatures w14:val="none"/>
         </w:rPr>
         <w:t xml:space="preserve">Mediante el escrito del 27 de mayo de 2025, subsanada mediante escrito del 22 de julio de 2025, el señor [APELLIDO] denunció a Pacífico por presuntas infracciones a la Ley 29571, Código de Protección y Defensa del Consumidor (en adelante, Código), señalando lo siguiente:</w:t>
       </w:r>
@@ -591,7 +528,7 @@
           <w:color w:val="000000"/>
           <w:kern w:val="0"/>
           <w:lang w:val="es-ES" w:eastAsia="es-ES"/>
-          <ns2:ligatures ns2:val="none"/>
+          <w14:ligatures w14:val="none"/>
         </w:rPr>
         <w:t/>
       </w:r>
@@ -603,7 +540,7 @@
           <w:kern w:val="0"/>
           <w:vertAlign w:val="superscript"/>
           <w:lang w:val="es-ES" w:eastAsia="es-ES"/>
-          <ns2:ligatures ns2:val="none"/>
+          <w14:ligatures w14:val="none"/>
         </w:rPr>
         <w:footnoteReference w:id="1"/>
       </w:r>
@@ -613,7 +550,7 @@
           <w:color w:val="000000"/>
           <w:kern w:val="0"/>
           <w:lang w:val="es-ES" w:eastAsia="es-ES"/>
-          <ns2:ligatures ns2:val="none"/>
+          <w14:ligatures w14:val="none"/>
         </w:rPr>
         <w:t xml:space="preserve"/>
       </w:r>
@@ -623,7 +560,7 @@
           <w:color w:val="000000"/>
           <w:kern w:val="0"/>
           <w:lang w:val="es-ES" w:eastAsia="es-ES"/>
-          <ns2:ligatures ns2:val="none"/>
+          <w14:ligatures w14:val="none"/>
         </w:rPr>
         <w:t/>
       </w:r>
@@ -631,7 +568,7 @@
         <w:rPr>
           <w:rFonts w:ascii="Arial Narrow" w:eastAsia="Calibri" w:hAnsi="Arial Narrow" w:cs="Arial"/>
           <w:kern w:val="0"/>
-          <ns2:ligatures ns2:val="none"/>
+          <w14:ligatures w14:val="none"/>
         </w:rPr>
         <w:t/>
       </w:r>
@@ -639,7 +576,7 @@
         <w:rPr>
           <w:rFonts w:ascii="Arial Narrow" w:eastAsia="Calibri" w:hAnsi="Arial Narrow" w:cs="Arial"/>
           <w:kern w:val="0"/>
-          <ns2:ligatures ns2:val="none"/>
+          <w14:ligatures w14:val="none"/>
         </w:rPr>
         <w:t xml:space="preserve"/>
       </w:r>
@@ -647,7 +584,7 @@
         <w:rPr>
           <w:rFonts w:ascii="Arial Narrow" w:eastAsia="Calibri" w:hAnsi="Arial Narrow" w:cs="Arial"/>
           <w:kern w:val="0"/>
-          <ns2:ligatures ns2:val="none"/>
+          <w14:ligatures w14:val="none"/>
         </w:rPr>
         <w:t/>
       </w:r>
@@ -655,7 +592,7 @@
         <w:rPr>
           <w:rFonts w:ascii="Arial Narrow" w:eastAsia="Calibri" w:hAnsi="Arial Narrow" w:cs="Arial"/>
           <w:kern w:val="0"/>
-          <ns2:ligatures ns2:val="none"/>
+          <w14:ligatures w14:val="none"/>
         </w:rPr>
         <w:t xml:space="preserve"/>
       </w:r>
@@ -663,7 +600,7 @@
         <w:rPr>
           <w:rFonts w:ascii="Arial Narrow" w:eastAsia="Calibri" w:hAnsi="Arial Narrow" w:cs="Arial"/>
           <w:kern w:val="0"/>
-          <ns2:ligatures ns2:val="none"/>
+          <w14:ligatures w14:val="none"/>
         </w:rPr>
         <w:t xml:space="preserve"/>
       </w:r>
@@ -671,7 +608,7 @@
         <w:rPr>
           <w:rFonts w:ascii="Arial Narrow" w:eastAsia="Calibri" w:hAnsi="Arial Narrow" w:cs="Arial"/>
           <w:kern w:val="0"/>
-          <ns2:ligatures ns2:val="none"/>
+          <w14:ligatures w14:val="none"/>
         </w:rPr>
         <w:t/>
       </w:r>
@@ -681,7 +618,7 @@
           <w:color w:val="000000"/>
           <w:kern w:val="0"/>
           <w:lang w:val="es-ES" w:eastAsia="es-ES"/>
-          <ns2:ligatures ns2:val="none"/>
+          <w14:ligatures w14:val="none"/>
         </w:rPr>
         <w:t xml:space="preserve"/>
       </w:r>
@@ -691,7 +628,7 @@
           <w:color w:val="000000"/>
           <w:kern w:val="0"/>
           <w:lang w:val="es-ES" w:eastAsia="es-ES"/>
-          <ns2:ligatures ns2:val="none"/>
+          <w14:ligatures w14:val="none"/>
         </w:rPr>
         <w:t xml:space="preserve"/>
       </w:r>
@@ -701,7 +638,7 @@
           <w:color w:val="000000"/>
           <w:kern w:val="0"/>
           <w:lang w:val="es-ES" w:eastAsia="es-ES"/>
-          <ns2:ligatures ns2:val="none"/>
+          <w14:ligatures w14:val="none"/>
         </w:rPr>
         <w:t/>
       </w:r>
@@ -713,7 +650,7 @@
           <w:kern w:val="0"/>
           <w:vertAlign w:val="superscript"/>
           <w:lang w:val="es-ES" w:eastAsia="es-ES"/>
-          <ns2:ligatures ns2:val="none"/>
+          <w14:ligatures w14:val="none"/>
         </w:rPr>
         <w:footnoteReference w:id="2"/>
       </w:r>
@@ -723,7 +660,7 @@
           <w:color w:val="000000"/>
           <w:kern w:val="0"/>
           <w:lang w:val="es-ES" w:eastAsia="es-ES"/>
-          <ns2:ligatures ns2:val="none"/>
+          <w14:ligatures w14:val="none"/>
         </w:rPr>
         <w:t xml:space="preserve"/>
       </w:r>
@@ -734,12 +671,12 @@
           <w:color w:val="000000"/>
           <w:kern w:val="0"/>
           <w:lang w:val="es-ES" w:eastAsia="es-ES"/>
-          <ns2:ligatures ns2:val="none"/>
+          <w14:ligatures w14:val="none"/>
         </w:rPr>
         <w:t/>
       </w:r>
     </w:p>
-    <w:p ns2:paraId="3AD3B7C6" ns2:textId="77777777">
+    <w:p>
       <w:pPr>
         <w:tabs>
           <w:tab w:val="left" w:pos="1134"/>
@@ -751,11 +688,11 @@
           <w:color w:val="000000"/>
           <w:kern w:val="0"/>
           <w:lang w:val="es-ES" w:eastAsia="es-ES"/>
-          <ns2:ligatures ns2:val="none"/>
-        </w:rPr>
-      </w:pPr>
-    </w:p>
-    <w:p ns2:paraId="5BBA85E7" ns2:textId="2B5BC488">
+          <w14:ligatures w14:val="none"/>
+        </w:rPr>
+      </w:pPr>
+    </w:p>
+    <w:p>
       <w:pPr>
         <w:pStyle w:val="Prrafodelista"/>
         <w:numPr>
@@ -774,16 +711,16 @@
           <w:color w:val="000000"/>
           <w:kern w:val="0"/>
           <w:lang w:eastAsia="es-ES"/>
-          <ns2:ligatures ns2:val="none"/>
-        </w:rPr>
-      </w:pPr>
-      <w:r>
-        <w:rPr>
-          <w:rFonts w:ascii="Arial Narrow" w:eastAsia="Times New Roman" w:hAnsi="Arial Narrow" w:cs="Arial"/>
-          <w:color w:val="000000"/>
-          <w:kern w:val="0"/>
-          <w:lang w:eastAsia="es-ES"/>
-          <ns2:ligatures ns2:val="none"/>
+          <w14:ligatures w14:val="none"/>
+        </w:rPr>
+      </w:pPr>
+      <w:r>
+        <w:rPr>
+          <w:rFonts w:ascii="Arial Narrow" w:eastAsia="Times New Roman" w:hAnsi="Arial Narrow" w:cs="Arial"/>
+          <w:color w:val="000000"/>
+          <w:kern w:val="0"/>
+          <w:lang w:eastAsia="es-ES"/>
+          <w14:ligatures w14:val="none"/>
         </w:rPr>
         <w:t>Con anterioridad al 16 de agosto de 2024, contrató</w:t>
       </w:r>
@@ -793,7 +730,7 @@
           <w:color w:val="000000"/>
           <w:kern w:val="0"/>
           <w:lang w:eastAsia="es-ES"/>
-          <ns2:ligatures ns2:val="none"/>
+          <w14:ligatures w14:val="none"/>
         </w:rPr>
         <w:t xml:space="preserve"> con Pacífico</w:t>
       </w:r>
@@ -803,7 +740,7 @@
           <w:color w:val="000000"/>
           <w:kern w:val="0"/>
           <w:lang w:eastAsia="es-ES"/>
-          <ns2:ligatures ns2:val="none"/>
+          <w14:ligatures w14:val="none"/>
         </w:rPr>
         <w:t xml:space="preserve"> el Seguro Vida Devolución Plus – Póliza </w:t>
       </w:r>
@@ -813,7 +750,7 @@
           <w:color w:val="000000"/>
           <w:kern w:val="0"/>
           <w:lang w:eastAsia="es-ES"/>
-          <ns2:ligatures ns2:val="none"/>
+          <w14:ligatures w14:val="none"/>
         </w:rPr>
         <w:t>2000066123</w:t>
       </w:r>
@@ -823,7 +760,7 @@
           <w:color w:val="000000"/>
           <w:kern w:val="0"/>
           <w:lang w:eastAsia="es-ES"/>
-          <ns2:ligatures ns2:val="none"/>
+          <w14:ligatures w14:val="none"/>
         </w:rPr>
         <w:t xml:space="preserve">, el Seguro Vida Devolución Plus – Póliza </w:t>
       </w:r>
@@ -833,7 +770,7 @@
           <w:color w:val="000000"/>
           <w:kern w:val="0"/>
           <w:lang w:eastAsia="es-ES"/>
-          <ns2:ligatures ns2:val="none"/>
+          <w14:ligatures w14:val="none"/>
         </w:rPr>
         <w:t>2000066124</w:t>
       </w:r>
@@ -843,12 +780,12 @@
           <w:color w:val="000000"/>
           <w:kern w:val="0"/>
           <w:lang w:eastAsia="es-ES"/>
-          <ns2:ligatures ns2:val="none"/>
+          <w14:ligatures w14:val="none"/>
         </w:rPr>
         <w:t>, el Seguro AP Devolución 15 Años – Póliza 1870252052 y el Seguro Devolución Total 15 – Póliza 1810111638.</w:t>
       </w:r>
     </w:p>
-    <w:p ns2:paraId="56928FDA" ns2:textId="77777777">
+    <w:p>
       <w:pPr>
         <w:pStyle w:val="Prrafodelista"/>
         <w:tabs>
@@ -862,11 +799,11 @@
           <w:color w:val="000000"/>
           <w:kern w:val="0"/>
           <w:lang w:eastAsia="es-ES"/>
-          <ns2:ligatures ns2:val="none"/>
-        </w:rPr>
-      </w:pPr>
-    </w:p>
-    <w:p ns2:paraId="789EB95A" ns2:textId="77777777">
+          <w14:ligatures w14:val="none"/>
+        </w:rPr>
+      </w:pPr>
+    </w:p>
+    <w:p>
       <w:pPr>
         <w:pStyle w:val="Prrafodelista"/>
         <w:numPr>
@@ -885,16 +822,16 @@
           <w:color w:val="000000"/>
           <w:kern w:val="0"/>
           <w:lang w:eastAsia="es-ES"/>
-          <ns2:ligatures ns2:val="none"/>
-        </w:rPr>
-      </w:pPr>
-      <w:r>
-        <w:rPr>
-          <w:rFonts w:ascii="Arial Narrow" w:eastAsia="Times New Roman" w:hAnsi="Arial Narrow" w:cs="Arial"/>
-          <w:color w:val="000000"/>
-          <w:kern w:val="0"/>
-          <w:lang w:eastAsia="es-ES"/>
-          <ns2:ligatures ns2:val="none"/>
+          <w14:ligatures w14:val="none"/>
+        </w:rPr>
+      </w:pPr>
+      <w:r>
+        <w:rPr>
+          <w:rFonts w:ascii="Arial Narrow" w:eastAsia="Times New Roman" w:hAnsi="Arial Narrow" w:cs="Arial"/>
+          <w:color w:val="000000"/>
+          <w:kern w:val="0"/>
+          <w:lang w:eastAsia="es-ES"/>
+          <w14:ligatures w14:val="none"/>
         </w:rPr>
         <w:t>El</w:t>
       </w:r>
@@ -904,7 +841,7 @@
           <w:color w:val="000000"/>
           <w:kern w:val="0"/>
           <w:lang w:eastAsia="es-ES"/>
-          <ns2:ligatures ns2:val="none"/>
+          <w14:ligatures w14:val="none"/>
         </w:rPr>
         <w:t xml:space="preserve"> 16 de agosto de 2024, gestionó ante </w:t>
       </w:r>
@@ -914,7 +851,7 @@
           <w:color w:val="000000"/>
           <w:kern w:val="0"/>
           <w:lang w:eastAsia="es-ES"/>
-          <ns2:ligatures ns2:val="none"/>
+          <w14:ligatures w14:val="none"/>
         </w:rPr>
         <w:t xml:space="preserve">Pacífico </w:t>
       </w:r>
@@ -924,7 +861,7 @@
           <w:color w:val="000000"/>
           <w:kern w:val="0"/>
           <w:lang w:eastAsia="es-ES"/>
-          <ns2:ligatures ns2:val="none"/>
+          <w14:ligatures w14:val="none"/>
         </w:rPr>
         <w:t>la regularización de pagos y la presentación de documentos requeridos con la finalidad de solicitar la rehabilitación de las pólizas de seguro contratadas</w:t>
       </w:r>
@@ -934,7 +871,7 @@
           <w:color w:val="000000"/>
           <w:kern w:val="0"/>
           <w:lang w:eastAsia="es-ES"/>
-          <ns2:ligatures ns2:val="none"/>
+          <w14:ligatures w14:val="none"/>
         </w:rPr>
         <w:t xml:space="preserve"> y la compañía aseguradora le entregó modelos a llenar para presentar su solicitud de rehabilitación</w:t>
       </w:r>
@@ -944,7 +881,7 @@
           <w:color w:val="000000"/>
           <w:kern w:val="0"/>
           <w:lang w:eastAsia="es-ES"/>
-          <ns2:ligatures ns2:val="none"/>
+          <w14:ligatures w14:val="none"/>
         </w:rPr>
         <w:t>.</w:t>
       </w:r>
@@ -954,12 +891,12 @@
           <w:color w:val="000000"/>
           <w:kern w:val="0"/>
           <w:lang w:eastAsia="es-ES"/>
-          <ns2:ligatures ns2:val="none"/>
+          <w14:ligatures w14:val="none"/>
         </w:rPr>
         <w:t xml:space="preserve"> </w:t>
       </w:r>
     </w:p>
-    <w:p ns2:paraId="7C39A349" ns2:textId="77777777">
+    <w:p>
       <w:pPr>
         <w:pStyle w:val="Prrafodelista"/>
         <w:spacing w:line="240" w:lineRule="auto"/>
@@ -968,11 +905,11 @@
           <w:color w:val="000000"/>
           <w:kern w:val="0"/>
           <w:lang w:eastAsia="es-ES"/>
-          <ns2:ligatures ns2:val="none"/>
-        </w:rPr>
-      </w:pPr>
-    </w:p>
-    <w:p ns2:paraId="10FC2B84" ns2:textId="15796551">
+          <w14:ligatures w14:val="none"/>
+        </w:rPr>
+      </w:pPr>
+    </w:p>
+    <w:p>
       <w:pPr>
         <w:pStyle w:val="Prrafodelista"/>
         <w:numPr>
@@ -991,16 +928,16 @@
           <w:color w:val="000000"/>
           <w:kern w:val="0"/>
           <w:lang w:eastAsia="es-ES"/>
-          <ns2:ligatures ns2:val="none"/>
-        </w:rPr>
-      </w:pPr>
-      <w:r>
-        <w:rPr>
-          <w:rFonts w:ascii="Arial Narrow" w:eastAsia="Times New Roman" w:hAnsi="Arial Narrow" w:cs="Arial"/>
-          <w:color w:val="000000"/>
-          <w:kern w:val="0"/>
-          <w:lang w:eastAsia="es-ES"/>
-          <ns2:ligatures ns2:val="none"/>
+          <w14:ligatures w14:val="none"/>
+        </w:rPr>
+      </w:pPr>
+      <w:r>
+        <w:rPr>
+          <w:rFonts w:ascii="Arial Narrow" w:eastAsia="Times New Roman" w:hAnsi="Arial Narrow" w:cs="Arial"/>
+          <w:color w:val="000000"/>
+          <w:kern w:val="0"/>
+          <w:lang w:eastAsia="es-ES"/>
+          <w14:ligatures w14:val="none"/>
         </w:rPr>
         <w:t>El 24 de agosto de 2024, envió los documentos mediante cuatro correos electrónicos individuales</w:t>
       </w:r>
@@ -1010,7 +947,7 @@
           <w:color w:val="000000"/>
           <w:kern w:val="0"/>
           <w:lang w:eastAsia="es-ES"/>
-          <ns2:ligatures ns2:val="none"/>
+          <w14:ligatures w14:val="none"/>
         </w:rPr>
         <w:t xml:space="preserve"> solicitando la rehabilitación de los seguros contratados</w:t>
       </w:r>
@@ -1020,7 +957,7 @@
           <w:color w:val="000000"/>
           <w:kern w:val="0"/>
           <w:lang w:eastAsia="es-ES"/>
-          <ns2:ligatures ns2:val="none"/>
+          <w14:ligatures w14:val="none"/>
         </w:rPr>
         <w:t>, correspondientes a cada póliza.</w:t>
       </w:r>
@@ -1030,7 +967,7 @@
           <w:color w:val="000000"/>
           <w:kern w:val="0"/>
           <w:lang w:eastAsia="es-ES"/>
-          <ns2:ligatures ns2:val="none"/>
+          <w14:ligatures w14:val="none"/>
         </w:rPr>
         <w:t xml:space="preserve"> El mismo día</w:t>
       </w:r>
@@ -1040,7 +977,7 @@
           <w:color w:val="000000"/>
           <w:kern w:val="0"/>
           <w:lang w:eastAsia="es-ES"/>
-          <ns2:ligatures ns2:val="none"/>
+          <w14:ligatures w14:val="none"/>
         </w:rPr>
         <w:t xml:space="preserve">, </w:t>
       </w:r>
@@ -1050,7 +987,7 @@
           <w:color w:val="000000"/>
           <w:kern w:val="0"/>
           <w:lang w:eastAsia="es-ES"/>
-          <ns2:ligatures ns2:val="none"/>
+          <w14:ligatures w14:val="none"/>
         </w:rPr>
         <w:t xml:space="preserve">Pacífico </w:t>
       </w:r>
@@ -1060,7 +997,7 @@
           <w:color w:val="000000"/>
           <w:kern w:val="0"/>
           <w:lang w:eastAsia="es-ES"/>
-          <ns2:ligatures ns2:val="none"/>
+          <w14:ligatures w14:val="none"/>
         </w:rPr>
         <w:t xml:space="preserve">respondió </w:t>
       </w:r>
@@ -1070,7 +1007,7 @@
           <w:color w:val="000000"/>
           <w:kern w:val="0"/>
           <w:lang w:eastAsia="es-ES"/>
-          <ns2:ligatures ns2:val="none"/>
+          <w14:ligatures w14:val="none"/>
         </w:rPr>
         <w:t xml:space="preserve">cada correo </w:t>
       </w:r>
@@ -1080,7 +1017,7 @@
           <w:color w:val="000000"/>
           <w:kern w:val="0"/>
           <w:lang w:eastAsia="es-ES"/>
-          <ns2:ligatures ns2:val="none"/>
+          <w14:ligatures w14:val="none"/>
         </w:rPr>
         <w:t xml:space="preserve">manifestando que emitiría respuesta </w:t>
       </w:r>
@@ -1090,7 +1027,7 @@
           <w:color w:val="000000"/>
           <w:kern w:val="0"/>
           <w:lang w:eastAsia="es-ES"/>
-          <ns2:ligatures ns2:val="none"/>
+          <w14:ligatures w14:val="none"/>
         </w:rPr>
         <w:t xml:space="preserve">para cada solicitud de rehabilitación </w:t>
       </w:r>
@@ -1100,7 +1037,7 @@
           <w:color w:val="000000"/>
           <w:kern w:val="0"/>
           <w:lang w:eastAsia="es-ES"/>
-          <ns2:ligatures ns2:val="none"/>
+          <w14:ligatures w14:val="none"/>
         </w:rPr>
         <w:t>en un plazo de 48 horas.</w:t>
       </w:r>
@@ -1110,12 +1047,12 @@
           <w:color w:val="000000"/>
           <w:kern w:val="0"/>
           <w:lang w:eastAsia="es-ES"/>
-          <ns2:ligatures ns2:val="none"/>
+          <w14:ligatures w14:val="none"/>
         </w:rPr>
         <w:t xml:space="preserve"> </w:t>
       </w:r>
     </w:p>
-    <w:p ns2:paraId="351E2A9D" ns2:textId="77777777">
+    <w:p>
       <w:pPr>
         <w:pStyle w:val="Prrafodelista"/>
         <w:tabs>
@@ -1128,11 +1065,11 @@
           <w:color w:val="000000"/>
           <w:kern w:val="0"/>
           <w:lang w:eastAsia="es-ES"/>
-          <ns2:ligatures ns2:val="none"/>
-        </w:rPr>
-      </w:pPr>
-    </w:p>
-    <w:p ns2:paraId="180191AE" ns2:textId="4B94682D">
+          <w14:ligatures w14:val="none"/>
+        </w:rPr>
+      </w:pPr>
+    </w:p>
+    <w:p>
       <w:pPr>
         <w:pStyle w:val="Prrafodelista"/>
         <w:numPr>
@@ -1151,16 +1088,16 @@
           <w:color w:val="000000"/>
           <w:kern w:val="0"/>
           <w:lang w:eastAsia="es-ES"/>
-          <ns2:ligatures ns2:val="none"/>
-        </w:rPr>
-      </w:pPr>
-      <w:r>
-        <w:rPr>
-          <w:rFonts w:ascii="Arial Narrow" w:eastAsia="Times New Roman" w:hAnsi="Arial Narrow" w:cs="Arial"/>
-          <w:color w:val="000000"/>
-          <w:kern w:val="0"/>
-          <w:lang w:eastAsia="es-ES"/>
-          <ns2:ligatures ns2:val="none"/>
+          <w14:ligatures w14:val="none"/>
+        </w:rPr>
+      </w:pPr>
+      <w:r>
+        <w:rPr>
+          <w:rFonts w:ascii="Arial Narrow" w:eastAsia="Times New Roman" w:hAnsi="Arial Narrow" w:cs="Arial"/>
+          <w:color w:val="000000"/>
+          <w:kern w:val="0"/>
+          <w:lang w:eastAsia="es-ES"/>
+          <w14:ligatures w14:val="none"/>
         </w:rPr>
         <w:t xml:space="preserve">El 26 de agosto de 2024, </w:t>
       </w:r>
@@ -1170,7 +1107,7 @@
           <w:color w:val="000000"/>
           <w:kern w:val="0"/>
           <w:lang w:eastAsia="es-ES"/>
-          <ns2:ligatures ns2:val="none"/>
+          <w14:ligatures w14:val="none"/>
         </w:rPr>
         <w:t>Pacífico le r</w:t>
       </w:r>
@@ -1180,7 +1117,7 @@
           <w:color w:val="000000"/>
           <w:kern w:val="0"/>
           <w:lang w:eastAsia="es-ES"/>
-          <ns2:ligatures ns2:val="none"/>
+          <w14:ligatures w14:val="none"/>
         </w:rPr>
         <w:t>espondió indicando la derivación de la solicitud SS-0019331182 correspondiente a la póliza 1870252052, señalando que sería gestionada en un plazo de 12 días hábiles.</w:t>
       </w:r>
@@ -1190,7 +1127,7 @@
           <w:color w:val="000000"/>
           <w:kern w:val="0"/>
           <w:lang w:eastAsia="es-ES"/>
-          <ns2:ligatures ns2:val="none"/>
+          <w14:ligatures w14:val="none"/>
         </w:rPr>
         <w:t xml:space="preserve"> El mismo día</w:t>
       </w:r>
@@ -1200,7 +1137,7 @@
           <w:color w:val="000000"/>
           <w:kern w:val="0"/>
           <w:lang w:eastAsia="es-ES"/>
-          <ns2:ligatures ns2:val="none"/>
+          <w14:ligatures w14:val="none"/>
         </w:rPr>
         <w:t xml:space="preserve">, </w:t>
       </w:r>
@@ -1210,7 +1147,7 @@
           <w:color w:val="000000"/>
           <w:kern w:val="0"/>
           <w:lang w:eastAsia="es-ES"/>
-          <ns2:ligatures ns2:val="none"/>
+          <w14:ligatures w14:val="none"/>
         </w:rPr>
         <w:t xml:space="preserve">Pacífico </w:t>
       </w:r>
@@ -1220,7 +1157,7 @@
           <w:color w:val="000000"/>
           <w:kern w:val="0"/>
           <w:lang w:eastAsia="es-ES"/>
-          <ns2:ligatures ns2:val="none"/>
+          <w14:ligatures w14:val="none"/>
         </w:rPr>
         <w:t>también informó la derivación de las solicitudes SS-0019331164, SS-0019331211 y SS-0019331233, sin precisar a qué pólizas correspondían</w:t>
       </w:r>
@@ -1230,12 +1167,12 @@
           <w:color w:val="000000"/>
           <w:kern w:val="0"/>
           <w:lang w:eastAsia="es-ES"/>
-          <ns2:ligatures ns2:val="none"/>
+          <w14:ligatures w14:val="none"/>
         </w:rPr>
         <w:t>.</w:t>
       </w:r>
     </w:p>
-    <w:p ns2:paraId="0F3E74AA" ns2:textId="77777777">
+    <w:p>
       <w:pPr>
         <w:pStyle w:val="Prrafodelista"/>
         <w:tabs>
@@ -1248,11 +1185,11 @@
           <w:color w:val="000000"/>
           <w:kern w:val="0"/>
           <w:lang w:eastAsia="es-ES"/>
-          <ns2:ligatures ns2:val="none"/>
-        </w:rPr>
-      </w:pPr>
-    </w:p>
-    <w:p ns2:paraId="51074C9A" ns2:textId="46859D68">
+          <w14:ligatures w14:val="none"/>
+        </w:rPr>
+      </w:pPr>
+    </w:p>
+    <w:p>
       <w:pPr>
         <w:pStyle w:val="Prrafodelista"/>
         <w:numPr>
@@ -1271,16 +1208,16 @@
           <w:color w:val="000000"/>
           <w:kern w:val="0"/>
           <w:lang w:eastAsia="es-ES"/>
-          <ns2:ligatures ns2:val="none"/>
-        </w:rPr>
-      </w:pPr>
-      <w:r>
-        <w:rPr>
-          <w:rFonts w:ascii="Arial Narrow" w:eastAsia="Times New Roman" w:hAnsi="Arial Narrow" w:cs="Arial"/>
-          <w:color w:val="000000"/>
-          <w:kern w:val="0"/>
-          <w:lang w:eastAsia="es-ES"/>
-          <ns2:ligatures ns2:val="none"/>
+          <w14:ligatures w14:val="none"/>
+        </w:rPr>
+      </w:pPr>
+      <w:r>
+        <w:rPr>
+          <w:rFonts w:ascii="Arial Narrow" w:eastAsia="Times New Roman" w:hAnsi="Arial Narrow" w:cs="Arial"/>
+          <w:color w:val="000000"/>
+          <w:kern w:val="0"/>
+          <w:lang w:eastAsia="es-ES"/>
+          <w14:ligatures w14:val="none"/>
         </w:rPr>
         <w:t xml:space="preserve">El 27 de agosto de 2024, </w:t>
       </w:r>
@@ -1290,7 +1227,7 @@
           <w:color w:val="000000"/>
           <w:kern w:val="0"/>
           <w:lang w:eastAsia="es-ES"/>
-          <ns2:ligatures ns2:val="none"/>
+          <w14:ligatures w14:val="none"/>
         </w:rPr>
         <w:t xml:space="preserve">Pacífico le </w:t>
       </w:r>
@@ -1300,7 +1237,7 @@
           <w:color w:val="000000"/>
           <w:kern w:val="0"/>
           <w:lang w:eastAsia="es-ES"/>
-          <ns2:ligatures ns2:val="none"/>
+          <w14:ligatures w14:val="none"/>
         </w:rPr>
         <w:t>solicitó un informe médico que detallara el diagnóstico o causa, tratamiento, evolución y estado actual de salud, así como resultados de estudios realizados relacionados con enfermedad tiroidea, como perfil tiroideo, perfil lipídico, ecografías, biopsias, entre otros</w:t>
       </w:r>
@@ -1310,12 +1247,12 @@
           <w:color w:val="000000"/>
           <w:kern w:val="0"/>
           <w:lang w:eastAsia="es-ES"/>
-          <ns2:ligatures ns2:val="none"/>
+          <w14:ligatures w14:val="none"/>
         </w:rPr>
         <w:t>.</w:t>
       </w:r>
     </w:p>
-    <w:p ns2:paraId="2012982C" ns2:textId="77777777">
+    <w:p>
       <w:pPr>
         <w:pStyle w:val="Prrafodelista"/>
         <w:tabs>
@@ -1328,11 +1265,11 @@
           <w:color w:val="000000"/>
           <w:kern w:val="0"/>
           <w:lang w:eastAsia="es-ES"/>
-          <ns2:ligatures ns2:val="none"/>
-        </w:rPr>
-      </w:pPr>
-    </w:p>
-    <w:p ns2:paraId="1C747946" ns2:textId="340FAB19">
+          <w14:ligatures w14:val="none"/>
+        </w:rPr>
+      </w:pPr>
+    </w:p>
+    <w:p>
       <w:pPr>
         <w:pStyle w:val="Prrafodelista"/>
         <w:numPr>
@@ -1351,16 +1288,16 @@
           <w:color w:val="000000"/>
           <w:kern w:val="0"/>
           <w:lang w:eastAsia="es-ES"/>
-          <ns2:ligatures ns2:val="none"/>
-        </w:rPr>
-      </w:pPr>
-      <w:r>
-        <w:rPr>
-          <w:rFonts w:ascii="Arial Narrow" w:eastAsia="Times New Roman" w:hAnsi="Arial Narrow" w:cs="Arial"/>
-          <w:color w:val="000000"/>
-          <w:kern w:val="0"/>
-          <w:lang w:eastAsia="es-ES"/>
-          <ns2:ligatures ns2:val="none"/>
+          <w14:ligatures w14:val="none"/>
+        </w:rPr>
+      </w:pPr>
+      <w:r>
+        <w:rPr>
+          <w:rFonts w:ascii="Arial Narrow" w:eastAsia="Times New Roman" w:hAnsi="Arial Narrow" w:cs="Arial"/>
+          <w:color w:val="000000"/>
+          <w:kern w:val="0"/>
+          <w:lang w:eastAsia="es-ES"/>
+          <w14:ligatures w14:val="none"/>
         </w:rPr>
         <w:t xml:space="preserve">El 11 de setiembre de 2024, envió</w:t>
       </w:r>
@@ -1370,7 +1307,7 @@
           <w:color w:val="000000"/>
           <w:kern w:val="0"/>
           <w:lang w:eastAsia="es-ES"/>
-          <ns2:ligatures ns2:val="none"/>
+          <w14:ligatures w14:val="none"/>
         </w:rPr>
         <w:t xml:space="preserve"> a Pacífico</w:t>
       </w:r>
@@ -1380,7 +1317,7 @@
           <w:color w:val="000000"/>
           <w:kern w:val="0"/>
           <w:lang w:eastAsia="es-ES"/>
-          <ns2:ligatures ns2:val="none"/>
+          <w14:ligatures w14:val="none"/>
         </w:rPr>
         <w:t xml:space="preserve"> por correo electrónico el informe médico requerido, adjuntando ecografía, examen de laboratorio y un informe médico integral.</w:t>
       </w:r>
@@ -1390,7 +1327,7 @@
           <w:color w:val="000000"/>
           <w:kern w:val="0"/>
           <w:lang w:eastAsia="es-ES"/>
-          <ns2:ligatures ns2:val="none"/>
+          <w14:ligatures w14:val="none"/>
         </w:rPr>
         <w:t xml:space="preserve"> </w:t>
       </w:r>
@@ -1400,7 +1337,7 @@
           <w:color w:val="000000"/>
           <w:kern w:val="0"/>
           <w:lang w:eastAsia="es-ES"/>
-          <ns2:ligatures ns2:val="none"/>
+          <w14:ligatures w14:val="none"/>
         </w:rPr>
         <w:t xml:space="preserve">El mismo </w:t>
       </w:r>
@@ -1410,7 +1347,7 @@
           <w:color w:val="000000"/>
           <w:kern w:val="0"/>
           <w:lang w:eastAsia="es-ES"/>
-          <ns2:ligatures ns2:val="none"/>
+          <w14:ligatures w14:val="none"/>
         </w:rPr>
         <w:t>día</w:t>
       </w:r>
@@ -1420,7 +1357,7 @@
           <w:color w:val="000000"/>
           <w:kern w:val="0"/>
           <w:lang w:eastAsia="es-ES"/>
-          <ns2:ligatures ns2:val="none"/>
+          <w14:ligatures w14:val="none"/>
         </w:rPr>
         <w:t xml:space="preserve">, la </w:t>
       </w:r>
@@ -1430,7 +1367,7 @@
           <w:color w:val="000000"/>
           <w:kern w:val="0"/>
           <w:lang w:eastAsia="es-ES"/>
-          <ns2:ligatures ns2:val="none"/>
+          <w14:ligatures w14:val="none"/>
         </w:rPr>
         <w:t>compañía aseguradora le</w:t>
       </w:r>
@@ -1440,7 +1377,7 @@
           <w:color w:val="000000"/>
           <w:kern w:val="0"/>
           <w:lang w:eastAsia="es-ES"/>
-          <ns2:ligatures ns2:val="none"/>
+          <w14:ligatures w14:val="none"/>
         </w:rPr>
         <w:t xml:space="preserve"> </w:t>
       </w:r>
@@ -1450,7 +1387,7 @@
           <w:color w:val="000000"/>
           <w:kern w:val="0"/>
           <w:lang w:eastAsia="es-ES"/>
-          <ns2:ligatures ns2:val="none"/>
+          <w14:ligatures w14:val="none"/>
         </w:rPr>
         <w:t>indicó</w:t>
       </w:r>
@@ -1460,7 +1397,7 @@
           <w:color w:val="000000"/>
           <w:kern w:val="0"/>
           <w:lang w:eastAsia="es-ES"/>
-          <ns2:ligatures ns2:val="none"/>
+          <w14:ligatures w14:val="none"/>
         </w:rPr>
         <w:t xml:space="preserve"> </w:t>
       </w:r>
@@ -1470,7 +1407,7 @@
           <w:color w:val="000000"/>
           <w:kern w:val="0"/>
           <w:lang w:eastAsia="es-ES"/>
-          <ns2:ligatures ns2:val="none"/>
+          <w14:ligatures w14:val="none"/>
         </w:rPr>
         <w:t>que en</w:t>
       </w:r>
@@ -1480,7 +1417,7 @@
           <w:color w:val="000000"/>
           <w:kern w:val="0"/>
           <w:lang w:eastAsia="es-ES"/>
-          <ns2:ligatures ns2:val="none"/>
+          <w14:ligatures w14:val="none"/>
         </w:rPr>
         <w:t xml:space="preserve"> un plazo de 48 horas </w:t>
       </w:r>
@@ -1490,7 +1427,7 @@
           <w:color w:val="000000"/>
           <w:kern w:val="0"/>
           <w:lang w:eastAsia="es-ES"/>
-          <ns2:ligatures ns2:val="none"/>
+          <w14:ligatures w14:val="none"/>
         </w:rPr>
         <w:t>emitirían</w:t>
       </w:r>
@@ -1500,12 +1437,12 @@
           <w:color w:val="000000"/>
           <w:kern w:val="0"/>
           <w:lang w:eastAsia="es-ES"/>
-          <ns2:ligatures ns2:val="none"/>
+          <w14:ligatures w14:val="none"/>
         </w:rPr>
         <w:t xml:space="preserve"> respuesta.</w:t>
       </w:r>
     </w:p>
-    <w:p ns2:paraId="3B5D4261" ns2:textId="77777777">
+    <w:p>
       <w:pPr>
         <w:pStyle w:val="Prrafodelista"/>
         <w:tabs>
@@ -1518,11 +1455,11 @@
           <w:color w:val="000000"/>
           <w:kern w:val="0"/>
           <w:lang w:eastAsia="es-ES"/>
-          <ns2:ligatures ns2:val="none"/>
-        </w:rPr>
-      </w:pPr>
-    </w:p>
-    <w:p ns2:paraId="6F434E93" ns2:textId="01A9CD55">
+          <w14:ligatures w14:val="none"/>
+        </w:rPr>
+      </w:pPr>
+    </w:p>
+    <w:p>
       <w:pPr>
         <w:pStyle w:val="Prrafodelista"/>
         <w:numPr>
@@ -1541,16 +1478,16 @@
           <w:color w:val="000000"/>
           <w:kern w:val="0"/>
           <w:lang w:eastAsia="es-ES"/>
-          <ns2:ligatures ns2:val="none"/>
-        </w:rPr>
-      </w:pPr>
-      <w:r>
-        <w:rPr>
-          <w:rFonts w:ascii="Arial Narrow" w:eastAsia="Times New Roman" w:hAnsi="Arial Narrow" w:cs="Arial"/>
-          <w:color w:val="000000"/>
-          <w:kern w:val="0"/>
-          <w:lang w:eastAsia="es-ES"/>
-          <ns2:ligatures ns2:val="none"/>
+          <w14:ligatures w14:val="none"/>
+        </w:rPr>
+      </w:pPr>
+      <w:r>
+        <w:rPr>
+          <w:rFonts w:ascii="Arial Narrow" w:eastAsia="Times New Roman" w:hAnsi="Arial Narrow" w:cs="Arial"/>
+          <w:color w:val="000000"/>
+          <w:kern w:val="0"/>
+          <w:lang w:eastAsia="es-ES"/>
+          <w14:ligatures w14:val="none"/>
         </w:rPr>
         <w:lastRenderedPageBreak/>
         <w:t xml:space="preserve">El 12 de setiembre de 2024, </w:t>
@@ -1561,7 +1498,7 @@
           <w:color w:val="000000"/>
           <w:kern w:val="0"/>
           <w:lang w:eastAsia="es-ES"/>
-          <ns2:ligatures ns2:val="none"/>
+          <w14:ligatures w14:val="none"/>
         </w:rPr>
         <w:t xml:space="preserve">Pacífico le </w:t>
       </w:r>
@@ -1571,12 +1508,12 @@
           <w:color w:val="000000"/>
           <w:kern w:val="0"/>
           <w:lang w:eastAsia="es-ES"/>
-          <ns2:ligatures ns2:val="none"/>
+          <w14:ligatures w14:val="none"/>
         </w:rPr>
         <w:t>informó la derivación de la solicitud SS-0019884079, referida a la póliza 2000066123, precisando que sería gestionada en los siguientes 12 días hábiles.</w:t>
       </w:r>
     </w:p>
-    <w:p ns2:paraId="042A457B" ns2:textId="77777777">
+    <w:p>
       <w:pPr>
         <w:pStyle w:val="Prrafodelista"/>
         <w:tabs>
@@ -1589,11 +1526,11 @@
           <w:color w:val="000000"/>
           <w:kern w:val="0"/>
           <w:lang w:eastAsia="es-ES"/>
-          <ns2:ligatures ns2:val="none"/>
-        </w:rPr>
-      </w:pPr>
-    </w:p>
-    <w:p ns2:paraId="72F6D64C" ns2:textId="7A365A15">
+          <w14:ligatures w14:val="none"/>
+        </w:rPr>
+      </w:pPr>
+    </w:p>
+    <w:p>
       <w:pPr>
         <w:pStyle w:val="Prrafodelista"/>
         <w:numPr>
@@ -1612,16 +1549,16 @@
           <w:color w:val="000000"/>
           <w:kern w:val="0"/>
           <w:lang w:eastAsia="es-ES"/>
-          <ns2:ligatures ns2:val="none"/>
-        </w:rPr>
-      </w:pPr>
-      <w:r>
-        <w:rPr>
-          <w:rFonts w:ascii="Arial Narrow" w:eastAsia="Times New Roman" w:hAnsi="Arial Narrow" w:cs="Arial"/>
-          <w:color w:val="000000"/>
-          <w:kern w:val="0"/>
-          <w:lang w:eastAsia="es-ES"/>
-          <ns2:ligatures ns2:val="none"/>
+          <w14:ligatures w14:val="none"/>
+        </w:rPr>
+      </w:pPr>
+      <w:r>
+        <w:rPr>
+          <w:rFonts w:ascii="Arial Narrow" w:eastAsia="Times New Roman" w:hAnsi="Arial Narrow" w:cs="Arial"/>
+          <w:color w:val="000000"/>
+          <w:kern w:val="0"/>
+          <w:lang w:eastAsia="es-ES"/>
+          <w14:ligatures w14:val="none"/>
         </w:rPr>
         <w:t xml:space="preserve">El 19 de setiembre de 2024, </w:t>
       </w:r>
@@ -1631,7 +1568,7 @@
           <w:color w:val="000000"/>
           <w:kern w:val="0"/>
           <w:lang w:eastAsia="es-ES"/>
-          <ns2:ligatures ns2:val="none"/>
+          <w14:ligatures w14:val="none"/>
         </w:rPr>
         <w:t xml:space="preserve">Pacífico le </w:t>
       </w:r>
@@ -1641,7 +1578,7 @@
           <w:color w:val="000000"/>
           <w:kern w:val="0"/>
           <w:lang w:eastAsia="es-ES"/>
-          <ns2:ligatures ns2:val="none"/>
+          <w14:ligatures w14:val="none"/>
         </w:rPr>
         <w:t>indicó que para continuar con la solicitud de continuidad de las pólizas 1810111638, 2000066124 y 2000066123, requería un informe aclaratorio del especialista endocrinólogo, al señalar</w:t>
       </w:r>
@@ -1651,7 +1588,7 @@
           <w:color w:val="000000"/>
           <w:kern w:val="0"/>
           <w:lang w:eastAsia="es-ES"/>
-          <ns2:ligatures ns2:val="none"/>
+          <w14:ligatures w14:val="none"/>
         </w:rPr>
         <w:t>l</w:t>
       </w:r>
@@ -1661,7 +1598,7 @@
           <w:color w:val="000000"/>
           <w:kern w:val="0"/>
           <w:lang w:eastAsia="es-ES"/>
-          <ns2:ligatures ns2:val="none"/>
+          <w14:ligatures w14:val="none"/>
         </w:rPr>
         <w:t xml:space="preserve">e que el diagnóstico no guardaba relación con la terapia informada. Adicionalmente, </w:t>
       </w:r>
@@ -1671,7 +1608,7 @@
           <w:color w:val="000000"/>
           <w:kern w:val="0"/>
           <w:lang w:eastAsia="es-ES"/>
-          <ns2:ligatures ns2:val="none"/>
+          <w14:ligatures w14:val="none"/>
         </w:rPr>
         <w:t>le</w:t>
       </w:r>
@@ -1681,12 +1618,12 @@
           <w:color w:val="000000"/>
           <w:kern w:val="0"/>
           <w:lang w:eastAsia="es-ES"/>
-          <ns2:ligatures ns2:val="none"/>
+          <w14:ligatures w14:val="none"/>
         </w:rPr>
         <w:t xml:space="preserve"> solicitó la presentación de resultados de electrocardiogramas.</w:t>
       </w:r>
     </w:p>
-    <w:p ns2:paraId="028826C3" ns2:textId="77777777">
+    <w:p>
       <w:pPr>
         <w:pStyle w:val="Prrafodelista"/>
         <w:tabs>
@@ -1699,11 +1636,11 @@
           <w:color w:val="000000"/>
           <w:kern w:val="0"/>
           <w:lang w:eastAsia="es-ES"/>
-          <ns2:ligatures ns2:val="none"/>
-        </w:rPr>
-      </w:pPr>
-    </w:p>
-    <w:p ns2:paraId="1E6597B0" ns2:textId="75299B72">
+          <w14:ligatures w14:val="none"/>
+        </w:rPr>
+      </w:pPr>
+    </w:p>
+    <w:p>
       <w:pPr>
         <w:pStyle w:val="Prrafodelista"/>
         <w:numPr>
@@ -1722,16 +1659,16 @@
           <w:color w:val="000000"/>
           <w:kern w:val="0"/>
           <w:lang w:eastAsia="es-ES"/>
-          <ns2:ligatures ns2:val="none"/>
-        </w:rPr>
-      </w:pPr>
-      <w:r>
-        <w:rPr>
-          <w:rFonts w:ascii="Arial Narrow" w:eastAsia="Times New Roman" w:hAnsi="Arial Narrow" w:cs="Arial"/>
-          <w:color w:val="000000"/>
-          <w:kern w:val="0"/>
-          <w:lang w:eastAsia="es-ES"/>
-          <ns2:ligatures ns2:val="none"/>
+          <w14:ligatures w14:val="none"/>
+        </w:rPr>
+      </w:pPr>
+      <w:r>
+        <w:rPr>
+          <w:rFonts w:ascii="Arial Narrow" w:eastAsia="Times New Roman" w:hAnsi="Arial Narrow" w:cs="Arial"/>
+          <w:color w:val="000000"/>
+          <w:kern w:val="0"/>
+          <w:lang w:eastAsia="es-ES"/>
+          <w14:ligatures w14:val="none"/>
         </w:rPr>
         <w:t xml:space="preserve">El 20 de setiembre de 2024, a</w:t>
       </w:r>
@@ -1741,7 +1678,7 @@
           <w:color w:val="000000"/>
           <w:kern w:val="0"/>
           <w:lang w:eastAsia="es-ES"/>
-          <ns2:ligatures ns2:val="none"/>
+          <w14:ligatures w14:val="none"/>
         </w:rPr>
         <w:t>l no estar conforme</w:t>
       </w:r>
@@ -1751,7 +1688,7 @@
           <w:color w:val="000000"/>
           <w:kern w:val="0"/>
           <w:lang w:eastAsia="es-ES"/>
-          <ns2:ligatures ns2:val="none"/>
+          <w14:ligatures w14:val="none"/>
         </w:rPr>
         <w:t xml:space="preserve"> con los requerimientos </w:t>
       </w:r>
@@ -1761,7 +1698,7 @@
           <w:color w:val="000000"/>
           <w:kern w:val="0"/>
           <w:lang w:eastAsia="es-ES"/>
-          <ns2:ligatures ns2:val="none"/>
+          <w14:ligatures w14:val="none"/>
         </w:rPr>
         <w:t xml:space="preserve">de Pacífico, presentó </w:t>
       </w:r>
@@ -1771,7 +1708,7 @@
           <w:color w:val="000000"/>
           <w:kern w:val="0"/>
           <w:lang w:eastAsia="es-ES"/>
-          <ns2:ligatures ns2:val="none"/>
+          <w14:ligatures w14:val="none"/>
         </w:rPr>
         <w:t xml:space="preserve">un reclamo en virtud </w:t>
       </w:r>
@@ -1781,7 +1718,7 @@
           <w:color w:val="000000"/>
           <w:kern w:val="0"/>
           <w:lang w:eastAsia="es-ES"/>
-          <ns2:ligatures ns2:val="none"/>
+          <w14:ligatures w14:val="none"/>
         </w:rPr>
         <w:t>de haber</w:t>
       </w:r>
@@ -1791,7 +1728,7 @@
           <w:color w:val="000000"/>
           <w:kern w:val="0"/>
           <w:lang w:eastAsia="es-ES"/>
-          <ns2:ligatures ns2:val="none"/>
+          <w14:ligatures w14:val="none"/>
         </w:rPr>
         <w:t xml:space="preserve"> </w:t>
       </w:r>
@@ -1801,7 +1738,7 @@
           <w:color w:val="000000"/>
           <w:kern w:val="0"/>
           <w:lang w:eastAsia="es-ES"/>
-          <ns2:ligatures ns2:val="none"/>
+          <w14:ligatures w14:val="none"/>
         </w:rPr>
         <w:t>cumplido</w:t>
       </w:r>
@@ -1811,7 +1748,7 @@
           <w:color w:val="000000"/>
           <w:kern w:val="0"/>
           <w:lang w:eastAsia="es-ES"/>
-          <ns2:ligatures ns2:val="none"/>
+          <w14:ligatures w14:val="none"/>
         </w:rPr>
         <w:t xml:space="preserve"> </w:t>
       </w:r>
@@ -1821,7 +1758,7 @@
           <w:color w:val="000000"/>
           <w:kern w:val="0"/>
           <w:lang w:eastAsia="es-ES"/>
-          <ns2:ligatures ns2:val="none"/>
+          <w14:ligatures w14:val="none"/>
         </w:rPr>
         <w:t>con</w:t>
       </w:r>
@@ -1831,7 +1768,7 @@
           <w:color w:val="000000"/>
           <w:kern w:val="0"/>
           <w:lang w:eastAsia="es-ES"/>
-          <ns2:ligatures ns2:val="none"/>
+          <w14:ligatures w14:val="none"/>
         </w:rPr>
         <w:t xml:space="preserve"> los requerimientos previos y la falta de respuesta efectiva, </w:t>
       </w:r>
@@ -1841,7 +1778,7 @@
           <w:color w:val="000000"/>
           <w:kern w:val="0"/>
           <w:lang w:eastAsia="es-ES"/>
-          <ns2:ligatures ns2:val="none"/>
+          <w14:ligatures w14:val="none"/>
         </w:rPr>
         <w:t>indicando</w:t>
       </w:r>
@@ -1851,12 +1788,12 @@
           <w:color w:val="000000"/>
           <w:kern w:val="0"/>
           <w:lang w:eastAsia="es-ES"/>
-          <ns2:ligatures ns2:val="none"/>
+          <w14:ligatures w14:val="none"/>
         </w:rPr>
         <w:t xml:space="preserve"> además que se reiteraban solicitudes ya atendidas.</w:t>
       </w:r>
     </w:p>
-    <w:p ns2:paraId="3A78F11C" ns2:textId="77777777">
+    <w:p>
       <w:pPr>
         <w:pStyle w:val="Prrafodelista"/>
         <w:tabs>
@@ -1869,11 +1806,11 @@
           <w:color w:val="000000"/>
           <w:kern w:val="0"/>
           <w:lang w:eastAsia="es-ES"/>
-          <ns2:ligatures ns2:val="none"/>
-        </w:rPr>
-      </w:pPr>
-    </w:p>
-    <w:p ns2:paraId="000702B1" ns2:textId="50C67AFD">
+          <w14:ligatures w14:val="none"/>
+        </w:rPr>
+      </w:pPr>
+    </w:p>
+    <w:p>
       <w:pPr>
         <w:pStyle w:val="Prrafodelista"/>
         <w:numPr>
@@ -1892,16 +1829,16 @@
           <w:color w:val="000000"/>
           <w:kern w:val="0"/>
           <w:lang w:eastAsia="es-ES"/>
-          <ns2:ligatures ns2:val="none"/>
-        </w:rPr>
-      </w:pPr>
-      <w:r>
-        <w:rPr>
-          <w:rFonts w:ascii="Arial Narrow" w:eastAsia="Times New Roman" w:hAnsi="Arial Narrow" w:cs="Arial"/>
-          <w:color w:val="000000"/>
-          <w:kern w:val="0"/>
-          <w:lang w:eastAsia="es-ES"/>
-          <ns2:ligatures ns2:val="none"/>
+          <w14:ligatures w14:val="none"/>
+        </w:rPr>
+      </w:pPr>
+      <w:r>
+        <w:rPr>
+          <w:rFonts w:ascii="Arial Narrow" w:eastAsia="Times New Roman" w:hAnsi="Arial Narrow" w:cs="Arial"/>
+          <w:color w:val="000000"/>
+          <w:kern w:val="0"/>
+          <w:lang w:eastAsia="es-ES"/>
+          <w14:ligatures w14:val="none"/>
         </w:rPr>
         <w:t xml:space="preserve">El 28 de setiembre de 2024, envió nuevamente el informe solicitado del médico cardiólogo y solicitó la reactivación de las cuatro pólizas previamente mencionadas.</w:t>
       </w:r>
@@ -1911,7 +1848,7 @@
           <w:color w:val="000000"/>
           <w:kern w:val="0"/>
           <w:lang w:eastAsia="es-ES"/>
-          <ns2:ligatures ns2:val="none"/>
+          <w14:ligatures w14:val="none"/>
         </w:rPr>
         <w:t xml:space="preserve"> </w:t>
       </w:r>
@@ -1921,7 +1858,7 @@
           <w:color w:val="000000"/>
           <w:kern w:val="0"/>
           <w:lang w:eastAsia="es-ES"/>
-          <ns2:ligatures ns2:val="none"/>
+          <w14:ligatures w14:val="none"/>
         </w:rPr>
         <w:t xml:space="preserve">El mismo </w:t>
       </w:r>
@@ -1931,7 +1868,7 @@
           <w:color w:val="000000"/>
           <w:kern w:val="0"/>
           <w:lang w:eastAsia="es-ES"/>
-          <ns2:ligatures ns2:val="none"/>
+          <w14:ligatures w14:val="none"/>
         </w:rPr>
         <w:t>día</w:t>
       </w:r>
@@ -1941,7 +1878,7 @@
           <w:color w:val="000000"/>
           <w:kern w:val="0"/>
           <w:lang w:eastAsia="es-ES"/>
-          <ns2:ligatures ns2:val="none"/>
+          <w14:ligatures w14:val="none"/>
         </w:rPr>
         <w:t xml:space="preserve">, </w:t>
       </w:r>
@@ -1951,7 +1888,7 @@
           <w:color w:val="000000"/>
           <w:kern w:val="0"/>
           <w:lang w:eastAsia="es-ES"/>
-          <ns2:ligatures ns2:val="none"/>
+          <w14:ligatures w14:val="none"/>
         </w:rPr>
         <w:t xml:space="preserve">Pacífico le </w:t>
       </w:r>
@@ -1961,12 +1898,12 @@
           <w:color w:val="000000"/>
           <w:kern w:val="0"/>
           <w:lang w:eastAsia="es-ES"/>
-          <ns2:ligatures ns2:val="none"/>
+          <w14:ligatures w14:val="none"/>
         </w:rPr>
         <w:t>respondió indicando que emitiría respuesta en un plazo de 48 horas.</w:t>
       </w:r>
     </w:p>
-    <w:p ns2:paraId="27FEF6ED" ns2:textId="77777777">
+    <w:p>
       <w:pPr>
         <w:pStyle w:val="Prrafodelista"/>
         <w:tabs>
@@ -1979,11 +1916,11 @@
           <w:color w:val="000000"/>
           <w:kern w:val="0"/>
           <w:lang w:eastAsia="es-ES"/>
-          <ns2:ligatures ns2:val="none"/>
-        </w:rPr>
-      </w:pPr>
-    </w:p>
-    <w:p ns2:paraId="4BB37EF3" ns2:textId="41723A44">
+          <w14:ligatures w14:val="none"/>
+        </w:rPr>
+      </w:pPr>
+    </w:p>
+    <w:p>
       <w:pPr>
         <w:pStyle w:val="Prrafodelista"/>
         <w:numPr>
@@ -2002,16 +1939,16 @@
           <w:color w:val="000000"/>
           <w:kern w:val="0"/>
           <w:lang w:eastAsia="es-ES"/>
-          <ns2:ligatures ns2:val="none"/>
-        </w:rPr>
-      </w:pPr>
-      <w:r>
-        <w:rPr>
-          <w:rFonts w:ascii="Arial Narrow" w:eastAsia="Times New Roman" w:hAnsi="Arial Narrow" w:cs="Arial"/>
-          <w:color w:val="000000"/>
-          <w:kern w:val="0"/>
-          <w:lang w:eastAsia="es-ES"/>
-          <ns2:ligatures ns2:val="none"/>
+          <w14:ligatures w14:val="none"/>
+        </w:rPr>
+      </w:pPr>
+      <w:r>
+        <w:rPr>
+          <w:rFonts w:ascii="Arial Narrow" w:eastAsia="Times New Roman" w:hAnsi="Arial Narrow" w:cs="Arial"/>
+          <w:color w:val="000000"/>
+          <w:kern w:val="0"/>
+          <w:lang w:eastAsia="es-ES"/>
+          <w14:ligatures w14:val="none"/>
         </w:rPr>
         <w:t xml:space="preserve">El 1 de octubre de 2024, </w:t>
       </w:r>
@@ -2021,7 +1958,7 @@
           <w:color w:val="000000"/>
           <w:kern w:val="0"/>
           <w:lang w:eastAsia="es-ES"/>
-          <ns2:ligatures ns2:val="none"/>
+          <w14:ligatures w14:val="none"/>
         </w:rPr>
         <w:t xml:space="preserve">Pacífico le </w:t>
       </w:r>
@@ -2031,7 +1968,7 @@
           <w:color w:val="000000"/>
           <w:kern w:val="0"/>
           <w:lang w:eastAsia="es-ES"/>
-          <ns2:ligatures ns2:val="none"/>
+          <w14:ligatures w14:val="none"/>
         </w:rPr>
         <w:t>comunicó que las pólizas se encontraban en proceso de rehabilitación.</w:t>
       </w:r>
@@ -2041,7 +1978,7 @@
           <w:color w:val="000000"/>
           <w:kern w:val="0"/>
           <w:lang w:eastAsia="es-ES"/>
-          <ns2:ligatures ns2:val="none"/>
+          <w14:ligatures w14:val="none"/>
         </w:rPr>
         <w:t xml:space="preserve"> </w:t>
       </w:r>
@@ -2051,7 +1988,7 @@
           <w:color w:val="000000"/>
           <w:kern w:val="0"/>
           <w:lang w:eastAsia="es-ES"/>
-          <ns2:ligatures ns2:val="none"/>
+          <w14:ligatures w14:val="none"/>
         </w:rPr>
         <w:t xml:space="preserve">Ese mismo día, la </w:t>
       </w:r>
@@ -2061,7 +1998,7 @@
           <w:color w:val="000000"/>
           <w:kern w:val="0"/>
           <w:lang w:eastAsia="es-ES"/>
-          <ns2:ligatures ns2:val="none"/>
+          <w14:ligatures w14:val="none"/>
         </w:rPr>
         <w:t>compañía aseguradora le</w:t>
       </w:r>
@@ -2071,7 +2008,7 @@
           <w:color w:val="000000"/>
           <w:kern w:val="0"/>
           <w:lang w:eastAsia="es-ES"/>
-          <ns2:ligatures ns2:val="none"/>
+          <w14:ligatures w14:val="none"/>
         </w:rPr>
         <w:t xml:space="preserve"> informó </w:t>
       </w:r>
@@ -2081,7 +2018,7 @@
           <w:color w:val="000000"/>
           <w:kern w:val="0"/>
           <w:lang w:eastAsia="es-ES"/>
-          <ns2:ligatures ns2:val="none"/>
+          <w14:ligatures w14:val="none"/>
         </w:rPr>
         <w:t>que</w:t>
       </w:r>
@@ -2091,7 +2028,7 @@
           <w:color w:val="000000"/>
           <w:kern w:val="0"/>
           <w:lang w:eastAsia="es-ES"/>
-          <ns2:ligatures ns2:val="none"/>
+          <w14:ligatures w14:val="none"/>
         </w:rPr>
         <w:t xml:space="preserve"> s</w:t>
       </w:r>
@@ -2101,7 +2038,7 @@
           <w:color w:val="000000"/>
           <w:kern w:val="0"/>
           <w:lang w:eastAsia="es-ES"/>
-          <ns2:ligatures ns2:val="none"/>
+          <w14:ligatures w14:val="none"/>
         </w:rPr>
         <w:t xml:space="preserve">u reclamo, presentado el 20 de setiembre de 2024, </w:t>
       </w:r>
@@ -2111,7 +2048,7 @@
           <w:color w:val="000000"/>
           <w:kern w:val="0"/>
           <w:lang w:eastAsia="es-ES"/>
-          <ns2:ligatures ns2:val="none"/>
+          <w14:ligatures w14:val="none"/>
         </w:rPr>
         <w:t>había sido derivad</w:t>
       </w:r>
@@ -2121,7 +2058,7 @@
           <w:color w:val="000000"/>
           <w:kern w:val="0"/>
           <w:lang w:eastAsia="es-ES"/>
-          <ns2:ligatures ns2:val="none"/>
+          <w14:ligatures w14:val="none"/>
         </w:rPr>
         <w:t xml:space="preserve">o </w:t>
       </w:r>
@@ -2131,12 +2068,12 @@
           <w:color w:val="000000"/>
           <w:kern w:val="0"/>
           <w:lang w:eastAsia="es-ES"/>
-          <ns2:ligatures ns2:val="none"/>
+          <w14:ligatures w14:val="none"/>
         </w:rPr>
         <w:t>al área correspondiente para su gestión en un plazo máximo de 12 días útiles.</w:t>
       </w:r>
     </w:p>
-    <w:p ns2:paraId="401A0818" ns2:textId="77777777">
+    <w:p>
       <w:pPr>
         <w:pStyle w:val="Prrafodelista"/>
         <w:tabs>
@@ -2149,11 +2086,11 @@
           <w:color w:val="000000"/>
           <w:kern w:val="0"/>
           <w:lang w:eastAsia="es-ES"/>
-          <ns2:ligatures ns2:val="none"/>
-        </w:rPr>
-      </w:pPr>
-    </w:p>
-    <w:p ns2:paraId="33E55CF2" ns2:textId="770EB6AA">
+          <w14:ligatures w14:val="none"/>
+        </w:rPr>
+      </w:pPr>
+    </w:p>
+    <w:p>
       <w:pPr>
         <w:pStyle w:val="Prrafodelista"/>
         <w:numPr>
@@ -2172,16 +2109,16 @@
           <w:color w:val="000000"/>
           <w:kern w:val="0"/>
           <w:lang w:eastAsia="es-ES"/>
-          <ns2:ligatures ns2:val="none"/>
-        </w:rPr>
-      </w:pPr>
-      <w:r>
-        <w:rPr>
-          <w:rFonts w:ascii="Arial Narrow" w:eastAsia="Times New Roman" w:hAnsi="Arial Narrow" w:cs="Arial"/>
-          <w:color w:val="000000"/>
-          <w:kern w:val="0"/>
-          <w:lang w:eastAsia="es-ES"/>
-          <ns2:ligatures ns2:val="none"/>
+          <w14:ligatures w14:val="none"/>
+        </w:rPr>
+      </w:pPr>
+      <w:r>
+        <w:rPr>
+          <w:rFonts w:ascii="Arial Narrow" w:eastAsia="Times New Roman" w:hAnsi="Arial Narrow" w:cs="Arial"/>
+          <w:color w:val="000000"/>
+          <w:kern w:val="0"/>
+          <w:lang w:eastAsia="es-ES"/>
+          <w14:ligatures w14:val="none"/>
         </w:rPr>
         <w:t>Además</w:t>
       </w:r>
@@ -2191,7 +2128,7 @@
           <w:color w:val="000000"/>
           <w:kern w:val="0"/>
           <w:lang w:eastAsia="es-ES"/>
-          <ns2:ligatures ns2:val="none"/>
+          <w14:ligatures w14:val="none"/>
         </w:rPr>
         <w:t xml:space="preserve">, </w:t>
       </w:r>
@@ -2201,7 +2138,7 @@
           <w:color w:val="000000"/>
           <w:kern w:val="0"/>
           <w:lang w:eastAsia="es-ES"/>
-          <ns2:ligatures ns2:val="none"/>
+          <w14:ligatures w14:val="none"/>
         </w:rPr>
         <w:t xml:space="preserve">Pacífico </w:t>
       </w:r>
@@ -2211,7 +2148,7 @@
           <w:color w:val="000000"/>
           <w:kern w:val="0"/>
           <w:lang w:eastAsia="es-ES"/>
-          <ns2:ligatures ns2:val="none"/>
+          <w14:ligatures w14:val="none"/>
         </w:rPr>
         <w:t xml:space="preserve">le </w:t>
       </w:r>
@@ -2221,7 +2158,7 @@
           <w:color w:val="000000"/>
           <w:kern w:val="0"/>
           <w:lang w:eastAsia="es-ES"/>
-          <ns2:ligatures ns2:val="none"/>
+          <w14:ligatures w14:val="none"/>
         </w:rPr>
         <w:t xml:space="preserve">indicó que </w:t>
       </w:r>
@@ -2231,7 +2168,7 @@
           <w:color w:val="000000"/>
           <w:kern w:val="0"/>
           <w:lang w:eastAsia="es-ES"/>
-          <ns2:ligatures ns2:val="none"/>
+          <w14:ligatures w14:val="none"/>
         </w:rPr>
         <w:t xml:space="preserve">su solicitud de </w:t>
       </w:r>
@@ -2241,7 +2178,7 @@
           <w:color w:val="000000"/>
           <w:kern w:val="0"/>
           <w:lang w:eastAsia="es-ES"/>
-          <ns2:ligatures ns2:val="none"/>
+          <w14:ligatures w14:val="none"/>
         </w:rPr>
         <w:t>rehabilitación</w:t>
       </w:r>
@@ -2251,7 +2188,7 @@
           <w:color w:val="000000"/>
           <w:kern w:val="0"/>
           <w:lang w:eastAsia="es-ES"/>
-          <ns2:ligatures ns2:val="none"/>
+          <w14:ligatures w14:val="none"/>
         </w:rPr>
         <w:t xml:space="preserve"> </w:t>
       </w:r>
@@ -2261,7 +2198,7 @@
           <w:color w:val="000000"/>
           <w:kern w:val="0"/>
           <w:lang w:eastAsia="es-ES"/>
-          <ns2:ligatures ns2:val="none"/>
+          <w14:ligatures w14:val="none"/>
         </w:rPr>
         <w:t xml:space="preserve">no pudo ser admitida por falta de documentos: declaración de salud, </w:t>
       </w:r>
@@ -2271,7 +2208,7 @@
           <w:color w:val="000000"/>
           <w:kern w:val="0"/>
           <w:lang w:eastAsia="es-ES"/>
-          <ns2:ligatures ns2:val="none"/>
+          <w14:ligatures w14:val="none"/>
         </w:rPr>
         <w:t>Documento Nacional de Identidad</w:t>
       </w:r>
@@ -2281,7 +2218,7 @@
           <w:color w:val="000000"/>
           <w:kern w:val="0"/>
           <w:lang w:eastAsia="es-ES"/>
-          <ns2:ligatures ns2:val="none"/>
+          <w14:ligatures w14:val="none"/>
         </w:rPr>
         <w:t>, solicitud de rehabilitación y modalidad de pago, señalando</w:t>
       </w:r>
@@ -2291,7 +2228,7 @@
           <w:color w:val="000000"/>
           <w:kern w:val="0"/>
           <w:lang w:eastAsia="es-ES"/>
-          <ns2:ligatures ns2:val="none"/>
+          <w14:ligatures w14:val="none"/>
         </w:rPr>
         <w:t xml:space="preserve"> </w:t>
       </w:r>
@@ -2301,7 +2238,7 @@
           <w:color w:val="000000"/>
           <w:kern w:val="0"/>
           <w:lang w:eastAsia="es-ES"/>
-          <ns2:ligatures ns2:val="none"/>
+          <w14:ligatures w14:val="none"/>
         </w:rPr>
         <w:t>que podía realizarse una nueva solicitud</w:t>
       </w:r>
@@ -2311,12 +2248,12 @@
           <w:color w:val="000000"/>
           <w:kern w:val="0"/>
           <w:lang w:eastAsia="es-ES"/>
-          <ns2:ligatures ns2:val="none"/>
+          <w14:ligatures w14:val="none"/>
         </w:rPr>
         <w:t>.</w:t>
       </w:r>
     </w:p>
-    <w:p ns2:paraId="012B7A9F" ns2:textId="77777777">
+    <w:p>
       <w:pPr>
         <w:pStyle w:val="Prrafodelista"/>
         <w:tabs>
@@ -2329,11 +2266,11 @@
           <w:color w:val="000000"/>
           <w:kern w:val="0"/>
           <w:lang w:eastAsia="es-ES"/>
-          <ns2:ligatures ns2:val="none"/>
-        </w:rPr>
-      </w:pPr>
-    </w:p>
-    <w:p ns2:paraId="4F5C11DF" ns2:textId="512ECE13">
+          <w14:ligatures w14:val="none"/>
+        </w:rPr>
+      </w:pPr>
+    </w:p>
+    <w:p>
       <w:pPr>
         <w:pStyle w:val="Prrafodelista"/>
         <w:numPr>
@@ -2352,16 +2289,16 @@
           <w:color w:val="000000"/>
           <w:kern w:val="0"/>
           <w:lang w:eastAsia="es-ES"/>
-          <ns2:ligatures ns2:val="none"/>
-        </w:rPr>
-      </w:pPr>
-      <w:r>
-        <w:rPr>
-          <w:rFonts w:ascii="Arial Narrow" w:eastAsia="Times New Roman" w:hAnsi="Arial Narrow" w:cs="Arial"/>
-          <w:color w:val="000000"/>
-          <w:kern w:val="0"/>
-          <w:lang w:eastAsia="es-ES"/>
-          <ns2:ligatures ns2:val="none"/>
+          <w14:ligatures w14:val="none"/>
+        </w:rPr>
+      </w:pPr>
+      <w:r>
+        <w:rPr>
+          <w:rFonts w:ascii="Arial Narrow" w:eastAsia="Times New Roman" w:hAnsi="Arial Narrow" w:cs="Arial"/>
+          <w:color w:val="000000"/>
+          <w:kern w:val="0"/>
+          <w:lang w:eastAsia="es-ES"/>
+          <w14:ligatures w14:val="none"/>
         </w:rPr>
         <w:t xml:space="preserve">El 7 de octubre de 2024, </w:t>
       </w:r>
@@ -2371,7 +2308,7 @@
           <w:color w:val="000000"/>
           <w:kern w:val="0"/>
           <w:lang w:eastAsia="es-ES"/>
-          <ns2:ligatures ns2:val="none"/>
+          <w14:ligatures w14:val="none"/>
         </w:rPr>
         <w:t xml:space="preserve">Pacífico le </w:t>
       </w:r>
@@ -2381,7 +2318,7 @@
           <w:color w:val="000000"/>
           <w:kern w:val="0"/>
           <w:lang w:eastAsia="es-ES"/>
-          <ns2:ligatures ns2:val="none"/>
+          <w14:ligatures w14:val="none"/>
         </w:rPr>
         <w:t xml:space="preserve">indicó que </w:t>
       </w:r>
@@ -2391,7 +2328,7 @@
           <w:color w:val="000000"/>
           <w:kern w:val="0"/>
           <w:lang w:eastAsia="es-ES"/>
-          <ns2:ligatures ns2:val="none"/>
+          <w14:ligatures w14:val="none"/>
         </w:rPr>
         <w:t>su</w:t>
       </w:r>
@@ -2401,12 +2338,12 @@
           <w:color w:val="000000"/>
           <w:kern w:val="0"/>
           <w:lang w:eastAsia="es-ES"/>
-          <ns2:ligatures ns2:val="none"/>
+          <w14:ligatures w14:val="none"/>
         </w:rPr>
         <w:t xml:space="preserve"> solicitud correspondiente a las pólizas 1810111638, 2000066123 y 2000066124, había sido derivada al área responsable, precisando que la póliza 1870252052 ya se encontraba vigente.</w:t>
       </w:r>
     </w:p>
-    <w:p ns2:paraId="1A2681E3" ns2:textId="77777777">
+    <w:p>
       <w:pPr>
         <w:pStyle w:val="Prrafodelista"/>
         <w:tabs>
@@ -2419,11 +2356,11 @@
           <w:color w:val="000000"/>
           <w:kern w:val="0"/>
           <w:lang w:eastAsia="es-ES"/>
-          <ns2:ligatures ns2:val="none"/>
-        </w:rPr>
-      </w:pPr>
-    </w:p>
-    <w:p ns2:paraId="43F9331F" ns2:textId="188280A0">
+          <w14:ligatures w14:val="none"/>
+        </w:rPr>
+      </w:pPr>
+    </w:p>
+    <w:p>
       <w:pPr>
         <w:pStyle w:val="Prrafodelista"/>
         <w:numPr>
@@ -2442,16 +2379,16 @@
           <w:color w:val="000000"/>
           <w:kern w:val="0"/>
           <w:lang w:eastAsia="es-ES"/>
-          <ns2:ligatures ns2:val="none"/>
-        </w:rPr>
-      </w:pPr>
-      <w:r>
-        <w:rPr>
-          <w:rFonts w:ascii="Arial Narrow" w:eastAsia="Times New Roman" w:hAnsi="Arial Narrow" w:cs="Arial"/>
-          <w:color w:val="000000"/>
-          <w:kern w:val="0"/>
-          <w:lang w:eastAsia="es-ES"/>
-          <ns2:ligatures ns2:val="none"/>
+          <w14:ligatures w14:val="none"/>
+        </w:rPr>
+      </w:pPr>
+      <w:r>
+        <w:rPr>
+          <w:rFonts w:ascii="Arial Narrow" w:eastAsia="Times New Roman" w:hAnsi="Arial Narrow" w:cs="Arial"/>
+          <w:color w:val="000000"/>
+          <w:kern w:val="0"/>
+          <w:lang w:eastAsia="es-ES"/>
+          <w14:ligatures w14:val="none"/>
         </w:rPr>
         <w:t xml:space="preserve">El 21 de octubre de 2024, </w:t>
       </w:r>
@@ -2461,7 +2398,7 @@
           <w:color w:val="000000"/>
           <w:kern w:val="0"/>
           <w:lang w:eastAsia="es-ES"/>
-          <ns2:ligatures ns2:val="none"/>
+          <w14:ligatures w14:val="none"/>
         </w:rPr>
         <w:t xml:space="preserve">Pacífico le </w:t>
       </w:r>
@@ -2471,7 +2408,7 @@
           <w:color w:val="000000"/>
           <w:kern w:val="0"/>
           <w:lang w:eastAsia="es-ES"/>
-          <ns2:ligatures ns2:val="none"/>
+          <w14:ligatures w14:val="none"/>
         </w:rPr>
         <w:t xml:space="preserve">comunicó que, conforme al requerimiento SS-0020756982, </w:t>
       </w:r>
@@ -2481,7 +2418,7 @@
           <w:color w:val="000000"/>
           <w:kern w:val="0"/>
           <w:lang w:eastAsia="es-ES"/>
-          <ns2:ligatures ns2:val="none"/>
+          <w14:ligatures w14:val="none"/>
         </w:rPr>
         <w:t>se había efectuado la cancelación de</w:t>
       </w:r>
@@ -2491,12 +2428,12 @@
           <w:color w:val="000000"/>
           <w:kern w:val="0"/>
           <w:lang w:eastAsia="es-ES"/>
-          <ns2:ligatures ns2:val="none"/>
+          <w14:ligatures w14:val="none"/>
         </w:rPr>
         <w:t xml:space="preserve"> la póliza 2000418595, póliza que indicó no reconocer.</w:t>
       </w:r>
     </w:p>
-    <w:p ns2:paraId="4A2AF8B0" ns2:textId="77777777">
+    <w:p>
       <w:pPr>
         <w:pStyle w:val="Prrafodelista"/>
         <w:tabs>
@@ -2509,11 +2446,11 @@
           <w:color w:val="000000"/>
           <w:kern w:val="0"/>
           <w:lang w:eastAsia="es-ES"/>
-          <ns2:ligatures ns2:val="none"/>
-        </w:rPr>
-      </w:pPr>
-    </w:p>
-    <w:p ns2:paraId="5C4121B4" ns2:textId="29725905">
+          <w14:ligatures w14:val="none"/>
+        </w:rPr>
+      </w:pPr>
+    </w:p>
+    <w:p>
       <w:pPr>
         <w:pStyle w:val="Prrafodelista"/>
         <w:numPr>
@@ -2532,16 +2469,16 @@
           <w:color w:val="000000"/>
           <w:kern w:val="0"/>
           <w:lang w:eastAsia="es-ES"/>
-          <ns2:ligatures ns2:val="none"/>
-        </w:rPr>
-      </w:pPr>
-      <w:r>
-        <w:rPr>
-          <w:rFonts w:ascii="Arial Narrow" w:eastAsia="Times New Roman" w:hAnsi="Arial Narrow" w:cs="Arial"/>
-          <w:color w:val="000000"/>
-          <w:kern w:val="0"/>
-          <w:lang w:eastAsia="es-ES"/>
-          <ns2:ligatures ns2:val="none"/>
+          <w14:ligatures w14:val="none"/>
+        </w:rPr>
+      </w:pPr>
+      <w:r>
+        <w:rPr>
+          <w:rFonts w:ascii="Arial Narrow" w:eastAsia="Times New Roman" w:hAnsi="Arial Narrow" w:cs="Arial"/>
+          <w:color w:val="000000"/>
+          <w:kern w:val="0"/>
+          <w:lang w:eastAsia="es-ES"/>
+          <w14:ligatures w14:val="none"/>
         </w:rPr>
         <w:t xml:space="preserve">El 22 de octubre de 2024, </w:t>
       </w:r>
@@ -2551,7 +2488,7 @@
           <w:color w:val="000000"/>
           <w:kern w:val="0"/>
           <w:lang w:eastAsia="es-ES"/>
-          <ns2:ligatures ns2:val="none"/>
+          <w14:ligatures w14:val="none"/>
         </w:rPr>
         <w:t xml:space="preserve">Pacífico le </w:t>
       </w:r>
@@ -2561,7 +2498,7 @@
           <w:color w:val="000000"/>
           <w:kern w:val="0"/>
           <w:lang w:eastAsia="es-ES"/>
-          <ns2:ligatures ns2:val="none"/>
+          <w14:ligatures w14:val="none"/>
         </w:rPr>
         <w:t xml:space="preserve">informó que la solicitud de </w:t>
       </w:r>
@@ -2571,7 +2508,7 @@
           <w:color w:val="000000"/>
           <w:kern w:val="0"/>
           <w:lang w:eastAsia="es-ES"/>
-          <ns2:ligatures ns2:val="none"/>
+          <w14:ligatures w14:val="none"/>
         </w:rPr>
         <w:t>rehabilitación (</w:t>
       </w:r>
@@ -2581,7 +2518,7 @@
           <w:color w:val="000000"/>
           <w:kern w:val="0"/>
           <w:lang w:eastAsia="es-ES"/>
-          <ns2:ligatures ns2:val="none"/>
+          <w14:ligatures w14:val="none"/>
         </w:rPr>
         <w:t>opción de continuidad</w:t>
       </w:r>
@@ -2591,7 +2528,7 @@
           <w:color w:val="000000"/>
           <w:kern w:val="0"/>
           <w:lang w:eastAsia="es-ES"/>
-          <ns2:ligatures ns2:val="none"/>
+          <w14:ligatures w14:val="none"/>
         </w:rPr>
         <w:t>)</w:t>
       </w:r>
@@ -2601,7 +2538,7 @@
           <w:color w:val="000000"/>
           <w:kern w:val="0"/>
           <w:lang w:eastAsia="es-ES"/>
-          <ns2:ligatures ns2:val="none"/>
+          <w14:ligatures w14:val="none"/>
         </w:rPr>
         <w:t xml:space="preserve"> de las pólizas 1810111638, 2000066123 y 2000066124 no procedía por motivo de salud </w:t>
       </w:r>
@@ -2611,7 +2548,7 @@
           <w:color w:val="000000"/>
           <w:kern w:val="0"/>
           <w:lang w:eastAsia="es-ES"/>
-          <ns2:ligatures ns2:val="none"/>
+          <w14:ligatures w14:val="none"/>
         </w:rPr>
         <w:t xml:space="preserve">en referencia a un </w:t>
       </w:r>
@@ -2621,12 +2558,12 @@
           <w:color w:val="000000"/>
           <w:kern w:val="0"/>
           <w:lang w:eastAsia="es-ES"/>
-          <ns2:ligatures ns2:val="none"/>
+          <w14:ligatures w14:val="none"/>
         </w:rPr>
         <w:t xml:space="preserve">hipertiroidismo primario no controlado), indicando que la condición de asegurabilidad había variado y que no era posible rehabilitar las pólizas en las mismas condiciones en que fueron emitidas. </w:t>
       </w:r>
     </w:p>
-    <w:p ns2:paraId="49B6DBFE" ns2:textId="77777777">
+    <w:p>
       <w:pPr>
         <w:pStyle w:val="Prrafodelista"/>
         <w:tabs>
@@ -2639,11 +2576,11 @@
           <w:color w:val="000000"/>
           <w:kern w:val="0"/>
           <w:lang w:eastAsia="es-ES"/>
-          <ns2:ligatures ns2:val="none"/>
-        </w:rPr>
-      </w:pPr>
-    </w:p>
-    <w:p ns2:paraId="11D8FDAB" ns2:textId="77777777">
+          <w14:ligatures w14:val="none"/>
+        </w:rPr>
+      </w:pPr>
+    </w:p>
+    <w:p>
       <w:pPr>
         <w:pStyle w:val="Prrafodelista"/>
         <w:numPr>
@@ -2662,16 +2599,16 @@
           <w:color w:val="000000"/>
           <w:kern w:val="0"/>
           <w:lang w:eastAsia="es-ES"/>
-          <ns2:ligatures ns2:val="none"/>
-        </w:rPr>
-      </w:pPr>
-      <w:r>
-        <w:rPr>
-          <w:rFonts w:ascii="Arial Narrow" w:eastAsia="Times New Roman" w:hAnsi="Arial Narrow" w:cs="Arial"/>
-          <w:color w:val="000000"/>
-          <w:kern w:val="0"/>
-          <w:lang w:eastAsia="es-ES"/>
-          <ns2:ligatures ns2:val="none"/>
+          <w14:ligatures w14:val="none"/>
+        </w:rPr>
+      </w:pPr>
+      <w:r>
+        <w:rPr>
+          <w:rFonts w:ascii="Arial Narrow" w:eastAsia="Times New Roman" w:hAnsi="Arial Narrow" w:cs="Arial"/>
+          <w:color w:val="000000"/>
+          <w:kern w:val="0"/>
+          <w:lang w:eastAsia="es-ES"/>
+          <w14:ligatures w14:val="none"/>
         </w:rPr>
         <w:t xml:space="preserve">Asimismo, </w:t>
       </w:r>
@@ -2681,7 +2618,7 @@
           <w:color w:val="000000"/>
           <w:kern w:val="0"/>
           <w:lang w:eastAsia="es-ES"/>
-          <ns2:ligatures ns2:val="none"/>
+          <w14:ligatures w14:val="none"/>
         </w:rPr>
         <w:t xml:space="preserve">Pacífico le </w:t>
       </w:r>
@@ -2691,7 +2628,7 @@
           <w:color w:val="000000"/>
           <w:kern w:val="0"/>
           <w:lang w:eastAsia="es-ES"/>
-          <ns2:ligatures ns2:val="none"/>
+          <w14:ligatures w14:val="none"/>
         </w:rPr>
         <w:t>ofreció gestionar la devolución de los pagos de rehabilitación realizados respecto de dichas pólizas, solicitando datos bancarios para la transferencia</w:t>
       </w:r>
@@ -2701,12 +2638,12 @@
           <w:color w:val="000000"/>
           <w:kern w:val="0"/>
           <w:lang w:eastAsia="es-ES"/>
-          <ns2:ligatures ns2:val="none"/>
+          <w14:ligatures w14:val="none"/>
         </w:rPr>
         <w:t>; no obstante, no le emitió una respuesta relacionada con los abonos emitidos durante todo el proceso de aportación.</w:t>
       </w:r>
     </w:p>
-    <w:p ns2:paraId="4C884BE2" ns2:textId="77777777">
+    <w:p>
       <w:pPr>
         <w:pStyle w:val="Prrafodelista"/>
         <w:tabs>
@@ -2719,11 +2656,11 @@
           <w:color w:val="000000"/>
           <w:kern w:val="0"/>
           <w:lang w:eastAsia="es-ES"/>
-          <ns2:ligatures ns2:val="none"/>
-        </w:rPr>
-      </w:pPr>
-    </w:p>
-    <w:p ns2:paraId="089C1AB6" ns2:textId="526CDFB7">
+          <w14:ligatures w14:val="none"/>
+        </w:rPr>
+      </w:pPr>
+    </w:p>
+    <w:p>
       <w:pPr>
         <w:pStyle w:val="Prrafodelista"/>
         <w:numPr>
@@ -2742,16 +2679,16 @@
           <w:color w:val="000000"/>
           <w:kern w:val="0"/>
           <w:lang w:eastAsia="es-ES"/>
-          <ns2:ligatures ns2:val="none"/>
-        </w:rPr>
-      </w:pPr>
-      <w:r>
-        <w:rPr>
-          <w:rFonts w:ascii="Arial Narrow" w:eastAsia="Times New Roman" w:hAnsi="Arial Narrow" w:cs="Arial"/>
-          <w:color w:val="000000"/>
-          <w:kern w:val="0"/>
-          <w:lang w:eastAsia="es-ES"/>
-          <ns2:ligatures ns2:val="none"/>
+          <w14:ligatures w14:val="none"/>
+        </w:rPr>
+      </w:pPr>
+      <w:r>
+        <w:rPr>
+          <w:rFonts w:ascii="Arial Narrow" w:eastAsia="Times New Roman" w:hAnsi="Arial Narrow" w:cs="Arial"/>
+          <w:color w:val="000000"/>
+          <w:kern w:val="0"/>
+          <w:lang w:eastAsia="es-ES"/>
+          <w14:ligatures w14:val="none"/>
         </w:rPr>
         <w:t>El 5 de noviembre de 2024, remitió un correo electrónico solicitando</w:t>
       </w:r>
@@ -2761,7 +2698,7 @@
           <w:color w:val="000000"/>
           <w:kern w:val="0"/>
           <w:lang w:eastAsia="es-ES"/>
-          <ns2:ligatures ns2:val="none"/>
+          <w14:ligatures w14:val="none"/>
         </w:rPr>
         <w:t xml:space="preserve"> a Pacífico</w:t>
       </w:r>
@@ -2771,7 +2708,7 @@
           <w:color w:val="000000"/>
           <w:kern w:val="0"/>
           <w:lang w:eastAsia="es-ES"/>
-          <ns2:ligatures ns2:val="none"/>
+          <w14:ligatures w14:val="none"/>
         </w:rPr>
         <w:t xml:space="preserve"> las fichas de inscripción de las cuatro pólizas de seguro</w:t>
       </w:r>
@@ -2781,12 +2718,12 @@
           <w:color w:val="000000"/>
           <w:kern w:val="0"/>
           <w:lang w:eastAsia="es-ES"/>
-          <ns2:ligatures ns2:val="none"/>
+          <w14:ligatures w14:val="none"/>
         </w:rPr>
         <w:t>.</w:t>
       </w:r>
     </w:p>
-    <w:p ns2:paraId="78775931" ns2:textId="77777777">
+    <w:p>
       <w:pPr>
         <w:tabs>
           <w:tab w:val="num" w:pos="1134"/>
@@ -2799,11 +2736,11 @@
           <w:color w:val="000000"/>
           <w:kern w:val="0"/>
           <w:lang w:eastAsia="es-ES"/>
-          <ns2:ligatures ns2:val="none"/>
-        </w:rPr>
-      </w:pPr>
-    </w:p>
-    <w:p ns2:paraId="2531410D" ns2:textId="6F061195">
+          <w14:ligatures w14:val="none"/>
+        </w:rPr>
+      </w:pPr>
+    </w:p>
+    <w:p>
       <w:pPr>
         <w:pStyle w:val="Prrafodelista"/>
         <w:numPr>
@@ -2822,16 +2759,16 @@
           <w:color w:val="000000"/>
           <w:kern w:val="0"/>
           <w:lang w:eastAsia="es-ES"/>
-          <ns2:ligatures ns2:val="none"/>
-        </w:rPr>
-      </w:pPr>
-      <w:r>
-        <w:rPr>
-          <w:rFonts w:ascii="Arial Narrow" w:eastAsia="Times New Roman" w:hAnsi="Arial Narrow" w:cs="Arial"/>
-          <w:color w:val="000000"/>
-          <w:kern w:val="0"/>
-          <w:lang w:eastAsia="es-ES"/>
-          <ns2:ligatures ns2:val="none"/>
+          <w14:ligatures w14:val="none"/>
+        </w:rPr>
+      </w:pPr>
+      <w:r>
+        <w:rPr>
+          <w:rFonts w:ascii="Arial Narrow" w:eastAsia="Times New Roman" w:hAnsi="Arial Narrow" w:cs="Arial"/>
+          <w:color w:val="000000"/>
+          <w:kern w:val="0"/>
+          <w:lang w:eastAsia="es-ES"/>
+          <w14:ligatures w14:val="none"/>
         </w:rPr>
         <w:t xml:space="preserve">El 6 de noviembre de 2024, </w:t>
       </w:r>
@@ -2841,7 +2778,7 @@
           <w:color w:val="000000"/>
           <w:kern w:val="0"/>
           <w:lang w:eastAsia="es-ES"/>
-          <ns2:ligatures ns2:val="none"/>
+          <w14:ligatures w14:val="none"/>
         </w:rPr>
         <w:t xml:space="preserve">Pacífico le </w:t>
       </w:r>
@@ -2851,7 +2788,7 @@
           <w:color w:val="000000"/>
           <w:kern w:val="0"/>
           <w:lang w:eastAsia="es-ES"/>
-          <ns2:ligatures ns2:val="none"/>
+          <w14:ligatures w14:val="none"/>
         </w:rPr>
         <w:t>respondió señalando que debía gestionar su consulta directamente a través de la Central de Información y Consultas.</w:t>
       </w:r>
@@ -2861,7 +2798,7 @@
           <w:color w:val="000000"/>
           <w:kern w:val="0"/>
           <w:lang w:eastAsia="es-ES"/>
-          <ns2:ligatures ns2:val="none"/>
+          <w14:ligatures w14:val="none"/>
         </w:rPr>
         <w:t xml:space="preserve"> </w:t>
       </w:r>
@@ -2871,7 +2808,7 @@
           <w:color w:val="000000"/>
           <w:kern w:val="0"/>
           <w:lang w:eastAsia="es-ES"/>
-          <ns2:ligatures ns2:val="none"/>
+          <w14:ligatures w14:val="none"/>
         </w:rPr>
         <w:t xml:space="preserve">Ese mismo día, </w:t>
       </w:r>
@@ -2881,7 +2818,7 @@
           <w:color w:val="000000"/>
           <w:kern w:val="0"/>
           <w:lang w:eastAsia="es-ES"/>
-          <ns2:ligatures ns2:val="none"/>
+          <w14:ligatures w14:val="none"/>
         </w:rPr>
         <w:t xml:space="preserve">remitió a la </w:t>
       </w:r>
@@ -2891,7 +2828,7 @@
           <w:color w:val="000000"/>
           <w:kern w:val="0"/>
           <w:lang w:eastAsia="es-ES"/>
-          <ns2:ligatures ns2:val="none"/>
+          <w14:ligatures w14:val="none"/>
         </w:rPr>
         <w:lastRenderedPageBreak/>
         <w:t>compañía aseguradora</w:t>
@@ -2902,7 +2839,7 @@
           <w:color w:val="000000"/>
           <w:kern w:val="0"/>
           <w:lang w:eastAsia="es-ES"/>
-          <ns2:ligatures ns2:val="none"/>
+          <w14:ligatures w14:val="none"/>
         </w:rPr>
         <w:t xml:space="preserve"> los números de solicitud relacionados a las cuatro pólizas, reiterando su disconformidad por la respuesta previa.</w:t>
       </w:r>
@@ -2912,12 +2849,12 @@
           <w:color w:val="000000"/>
           <w:kern w:val="0"/>
           <w:lang w:eastAsia="es-ES"/>
-          <ns2:ligatures ns2:val="none"/>
+          <w14:ligatures w14:val="none"/>
         </w:rPr>
         <w:t xml:space="preserve"> </w:t>
       </w:r>
     </w:p>
-    <w:p ns2:paraId="1DD9EDCD" ns2:textId="77777777">
+    <w:p>
       <w:pPr>
         <w:tabs>
           <w:tab w:val="num" w:pos="1134"/>
@@ -2930,11 +2867,11 @@
           <w:color w:val="000000"/>
           <w:kern w:val="0"/>
           <w:lang w:eastAsia="es-ES"/>
-          <ns2:ligatures ns2:val="none"/>
-        </w:rPr>
-      </w:pPr>
-    </w:p>
-    <w:p ns2:paraId="6B02F5BB" ns2:textId="587672A9">
+          <w14:ligatures w14:val="none"/>
+        </w:rPr>
+      </w:pPr>
+    </w:p>
+    <w:p>
       <w:pPr>
         <w:pStyle w:val="Prrafodelista"/>
         <w:numPr>
@@ -2953,16 +2890,16 @@
           <w:color w:val="000000"/>
           <w:kern w:val="0"/>
           <w:lang w:eastAsia="es-ES"/>
-          <ns2:ligatures ns2:val="none"/>
-        </w:rPr>
-      </w:pPr>
-      <w:r>
-        <w:rPr>
-          <w:rFonts w:ascii="Arial Narrow" w:eastAsia="Times New Roman" w:hAnsi="Arial Narrow" w:cs="Arial"/>
-          <w:color w:val="000000"/>
-          <w:kern w:val="0"/>
-          <w:lang w:eastAsia="es-ES"/>
-          <ns2:ligatures ns2:val="none"/>
+          <w14:ligatures w14:val="none"/>
+        </w:rPr>
+      </w:pPr>
+      <w:r>
+        <w:rPr>
+          <w:rFonts w:ascii="Arial Narrow" w:eastAsia="Times New Roman" w:hAnsi="Arial Narrow" w:cs="Arial"/>
+          <w:color w:val="000000"/>
+          <w:kern w:val="0"/>
+          <w:lang w:eastAsia="es-ES"/>
+          <w14:ligatures w14:val="none"/>
         </w:rPr>
         <w:t xml:space="preserve">El 11 de noviembre de 2024, </w:t>
       </w:r>
@@ -2972,7 +2909,7 @@
           <w:color w:val="000000"/>
           <w:kern w:val="0"/>
           <w:lang w:eastAsia="es-ES"/>
-          <ns2:ligatures ns2:val="none"/>
+          <w14:ligatures w14:val="none"/>
         </w:rPr>
         <w:t xml:space="preserve">Pacífico le </w:t>
       </w:r>
@@ -2982,7 +2919,7 @@
           <w:color w:val="000000"/>
           <w:kern w:val="0"/>
           <w:lang w:eastAsia="es-ES"/>
-          <ns2:ligatures ns2:val="none"/>
+          <w14:ligatures w14:val="none"/>
         </w:rPr>
         <w:t xml:space="preserve">comunicó que había derivado </w:t>
       </w:r>
@@ -2992,7 +2929,7 @@
           <w:color w:val="000000"/>
           <w:kern w:val="0"/>
           <w:lang w:eastAsia="es-ES"/>
-          <ns2:ligatures ns2:val="none"/>
+          <w14:ligatures w14:val="none"/>
         </w:rPr>
         <w:t>su</w:t>
       </w:r>
@@ -3002,7 +2939,7 @@
           <w:color w:val="000000"/>
           <w:kern w:val="0"/>
           <w:lang w:eastAsia="es-ES"/>
-          <ns2:ligatures ns2:val="none"/>
+          <w14:ligatures w14:val="none"/>
         </w:rPr>
         <w:t xml:space="preserve"> </w:t>
       </w:r>
@@ -3012,7 +2949,7 @@
           <w:color w:val="000000"/>
           <w:kern w:val="0"/>
           <w:lang w:eastAsia="es-ES"/>
-          <ns2:ligatures ns2:val="none"/>
+          <w14:ligatures w14:val="none"/>
         </w:rPr>
         <w:t>solicitud al</w:t>
       </w:r>
@@ -3022,12 +2959,12 @@
           <w:color w:val="000000"/>
           <w:kern w:val="0"/>
           <w:lang w:eastAsia="es-ES"/>
-          <ns2:ligatures ns2:val="none"/>
+          <w14:ligatures w14:val="none"/>
         </w:rPr>
         <w:t xml:space="preserve"> área correspondiente, señalando que sería gestionada en menos de 9 días útiles.</w:t>
       </w:r>
     </w:p>
-    <w:p ns2:paraId="6B99E591" ns2:textId="77777777">
+    <w:p>
       <w:pPr>
         <w:pStyle w:val="Prrafodelista"/>
         <w:tabs>
@@ -3040,11 +2977,11 @@
           <w:color w:val="000000"/>
           <w:kern w:val="0"/>
           <w:lang w:eastAsia="es-ES"/>
-          <ns2:ligatures ns2:val="none"/>
-        </w:rPr>
-      </w:pPr>
-    </w:p>
-    <w:p ns2:paraId="5E3B0BCD" ns2:textId="48A5F1E9">
+          <w14:ligatures w14:val="none"/>
+        </w:rPr>
+      </w:pPr>
+    </w:p>
+    <w:p>
       <w:pPr>
         <w:pStyle w:val="Prrafodelista"/>
         <w:numPr>
@@ -3063,16 +3000,16 @@
           <w:color w:val="000000"/>
           <w:kern w:val="0"/>
           <w:lang w:eastAsia="es-ES"/>
-          <ns2:ligatures ns2:val="none"/>
-        </w:rPr>
-      </w:pPr>
-      <w:r>
-        <w:rPr>
-          <w:rFonts w:ascii="Arial Narrow" w:eastAsia="Times New Roman" w:hAnsi="Arial Narrow" w:cs="Arial"/>
-          <w:color w:val="000000"/>
-          <w:kern w:val="0"/>
-          <w:lang w:eastAsia="es-ES"/>
-          <ns2:ligatures ns2:val="none"/>
+          <w14:ligatures w14:val="none"/>
+        </w:rPr>
+      </w:pPr>
+      <w:r>
+        <w:rPr>
+          <w:rFonts w:ascii="Arial Narrow" w:eastAsia="Times New Roman" w:hAnsi="Arial Narrow" w:cs="Arial"/>
+          <w:color w:val="000000"/>
+          <w:kern w:val="0"/>
+          <w:lang w:eastAsia="es-ES"/>
+          <w14:ligatures w14:val="none"/>
         </w:rPr>
         <w:t xml:space="preserve">El 19 de noviembre de 2024, </w:t>
       </w:r>
@@ -3082,7 +3019,7 @@
           <w:color w:val="000000"/>
           <w:kern w:val="0"/>
           <w:lang w:eastAsia="es-ES"/>
-          <ns2:ligatures ns2:val="none"/>
+          <w14:ligatures w14:val="none"/>
         </w:rPr>
         <w:t>Pacífico le</w:t>
       </w:r>
@@ -3092,7 +3029,7 @@
           <w:color w:val="000000"/>
           <w:kern w:val="0"/>
           <w:lang w:eastAsia="es-ES"/>
-          <ns2:ligatures ns2:val="none"/>
+          <w14:ligatures w14:val="none"/>
         </w:rPr>
         <w:t xml:space="preserve"> remitió las solicitudes de afiliación</w:t>
       </w:r>
@@ -3102,7 +3039,7 @@
           <w:color w:val="000000"/>
           <w:kern w:val="0"/>
           <w:lang w:eastAsia="es-ES"/>
-          <ns2:ligatures ns2:val="none"/>
+          <w14:ligatures w14:val="none"/>
         </w:rPr>
         <w:t xml:space="preserve"> de </w:t>
       </w:r>
@@ -3112,7 +3049,7 @@
           <w:color w:val="000000"/>
           <w:kern w:val="0"/>
           <w:lang w:eastAsia="es-ES"/>
-          <ns2:ligatures ns2:val="none"/>
+          <w14:ligatures w14:val="none"/>
         </w:rPr>
         <w:t xml:space="preserve">la póliza 1810111638 </w:t>
       </w:r>
@@ -3122,7 +3059,7 @@
           <w:color w:val="000000"/>
           <w:kern w:val="0"/>
           <w:lang w:eastAsia="es-ES"/>
-          <ns2:ligatures ns2:val="none"/>
+          <w14:ligatures w14:val="none"/>
         </w:rPr>
         <w:t>y</w:t>
       </w:r>
@@ -3132,7 +3069,7 @@
           <w:color w:val="000000"/>
           <w:kern w:val="0"/>
           <w:lang w:eastAsia="es-ES"/>
-          <ns2:ligatures ns2:val="none"/>
+          <w14:ligatures w14:val="none"/>
         </w:rPr>
         <w:t xml:space="preserve"> la póliza 1870252052. Asimismo, </w:t>
       </w:r>
@@ -3142,7 +3079,7 @@
           <w:color w:val="000000"/>
           <w:kern w:val="0"/>
           <w:lang w:eastAsia="es-ES"/>
-          <ns2:ligatures ns2:val="none"/>
+          <w14:ligatures w14:val="none"/>
         </w:rPr>
         <w:t xml:space="preserve">le </w:t>
       </w:r>
@@ -3152,7 +3089,7 @@
           <w:color w:val="000000"/>
           <w:kern w:val="0"/>
           <w:lang w:eastAsia="es-ES"/>
-          <ns2:ligatures ns2:val="none"/>
+          <w14:ligatures w14:val="none"/>
         </w:rPr>
         <w:t xml:space="preserve">indicó que no contaban con la documentación correspondiente a las solicitudes 1481818 y 1481819, adquiridas a través del canal directo del </w:t>
       </w:r>
@@ -3162,7 +3099,7 @@
           <w:color w:val="000000"/>
           <w:kern w:val="0"/>
           <w:lang w:eastAsia="es-ES"/>
-          <ns2:ligatures ns2:val="none"/>
+          <w14:ligatures w14:val="none"/>
         </w:rPr>
         <w:t>Banco de Crédito del Perú (en adelante, BCP)</w:t>
       </w:r>
@@ -3172,12 +3109,12 @@
           <w:color w:val="000000"/>
           <w:kern w:val="0"/>
           <w:lang w:eastAsia="es-ES"/>
-          <ns2:ligatures ns2:val="none"/>
+          <w14:ligatures w14:val="none"/>
         </w:rPr>
         <w:t>.</w:t>
       </w:r>
     </w:p>
-    <w:p ns2:paraId="1A409F40" ns2:textId="77777777">
+    <w:p>
       <w:pPr>
         <w:pStyle w:val="Prrafodelista"/>
         <w:tabs>
@@ -3190,11 +3127,11 @@
           <w:color w:val="000000"/>
           <w:kern w:val="0"/>
           <w:lang w:eastAsia="es-ES"/>
-          <ns2:ligatures ns2:val="none"/>
-        </w:rPr>
-      </w:pPr>
-    </w:p>
-    <w:p ns2:paraId="21AE01C6" ns2:textId="683FF9BF">
+          <w14:ligatures w14:val="none"/>
+        </w:rPr>
+      </w:pPr>
+    </w:p>
+    <w:p>
       <w:pPr>
         <w:pStyle w:val="Prrafodelista"/>
         <w:numPr>
@@ -3213,16 +3150,16 @@
           <w:color w:val="000000"/>
           <w:kern w:val="0"/>
           <w:lang w:eastAsia="es-ES"/>
-          <ns2:ligatures ns2:val="none"/>
-        </w:rPr>
-      </w:pPr>
-      <w:r>
-        <w:rPr>
-          <w:rFonts w:ascii="Arial Narrow" w:eastAsia="Times New Roman" w:hAnsi="Arial Narrow" w:cs="Arial"/>
-          <w:color w:val="000000"/>
-          <w:kern w:val="0"/>
-          <w:lang w:eastAsia="es-ES"/>
-          <ns2:ligatures ns2:val="none"/>
+          <w14:ligatures w14:val="none"/>
+        </w:rPr>
+      </w:pPr>
+      <w:r>
+        <w:rPr>
+          <w:rFonts w:ascii="Arial Narrow" w:eastAsia="Times New Roman" w:hAnsi="Arial Narrow" w:cs="Arial"/>
+          <w:color w:val="000000"/>
+          <w:kern w:val="0"/>
+          <w:lang w:eastAsia="es-ES"/>
+          <w14:ligatures w14:val="none"/>
         </w:rPr>
         <w:t>El 30 de noviembre de 2024, remitió un correo electrónico manifestando su incomodidad, señalando que</w:t>
       </w:r>
@@ -3232,7 +3169,7 @@
           <w:color w:val="000000"/>
           <w:kern w:val="0"/>
           <w:lang w:eastAsia="es-ES"/>
-          <ns2:ligatures ns2:val="none"/>
+          <w14:ligatures w14:val="none"/>
         </w:rPr>
         <w:t xml:space="preserve"> Pacífico </w:t>
       </w:r>
@@ -3242,7 +3179,7 @@
           <w:color w:val="000000"/>
           <w:kern w:val="0"/>
           <w:lang w:eastAsia="es-ES"/>
-          <ns2:ligatures ns2:val="none"/>
+          <w14:ligatures w14:val="none"/>
         </w:rPr>
         <w:t>debía remitir la totalidad de los documentos solicitados.</w:t>
       </w:r>
@@ -3252,12 +3189,12 @@
           <w:color w:val="000000"/>
           <w:kern w:val="0"/>
           <w:lang w:eastAsia="es-ES"/>
-          <ns2:ligatures ns2:val="none"/>
+          <w14:ligatures w14:val="none"/>
         </w:rPr>
         <w:t xml:space="preserve"> </w:t>
       </w:r>
     </w:p>
-    <w:p ns2:paraId="2B86DC67" ns2:textId="77777777">
+    <w:p>
       <w:pPr>
         <w:pStyle w:val="Prrafodelista"/>
         <w:tabs>
@@ -3270,11 +3207,11 @@
           <w:color w:val="000000"/>
           <w:kern w:val="0"/>
           <w:lang w:eastAsia="es-ES"/>
-          <ns2:ligatures ns2:val="none"/>
-        </w:rPr>
-      </w:pPr>
-    </w:p>
-    <w:p ns2:paraId="341C864A" ns2:textId="2F65C36A">
+          <w14:ligatures w14:val="none"/>
+        </w:rPr>
+      </w:pPr>
+    </w:p>
+    <w:p>
       <w:pPr>
         <w:pStyle w:val="Prrafodelista"/>
         <w:numPr>
@@ -3293,16 +3230,16 @@
           <w:color w:val="000000"/>
           <w:kern w:val="0"/>
           <w:lang w:eastAsia="es-ES"/>
-          <ns2:ligatures ns2:val="none"/>
-        </w:rPr>
-      </w:pPr>
-      <w:r>
-        <w:rPr>
-          <w:rFonts w:ascii="Arial Narrow" w:eastAsia="Times New Roman" w:hAnsi="Arial Narrow" w:cs="Arial"/>
-          <w:color w:val="000000"/>
-          <w:kern w:val="0"/>
-          <w:lang w:eastAsia="es-ES"/>
-          <ns2:ligatures ns2:val="none"/>
+          <w14:ligatures w14:val="none"/>
+        </w:rPr>
+      </w:pPr>
+      <w:r>
+        <w:rPr>
+          <w:rFonts w:ascii="Arial Narrow" w:eastAsia="Times New Roman" w:hAnsi="Arial Narrow" w:cs="Arial"/>
+          <w:color w:val="000000"/>
+          <w:kern w:val="0"/>
+          <w:lang w:eastAsia="es-ES"/>
+          <w14:ligatures w14:val="none"/>
         </w:rPr>
         <w:t xml:space="preserve">El 3 de diciembre de 2024, </w:t>
       </w:r>
@@ -3312,7 +3249,7 @@
           <w:color w:val="000000"/>
           <w:kern w:val="0"/>
           <w:lang w:eastAsia="es-ES"/>
-          <ns2:ligatures ns2:val="none"/>
+          <w14:ligatures w14:val="none"/>
         </w:rPr>
         <w:t xml:space="preserve">Pacífico le </w:t>
       </w:r>
@@ -3322,12 +3259,12 @@
           <w:color w:val="000000"/>
           <w:kern w:val="0"/>
           <w:lang w:eastAsia="es-ES"/>
-          <ns2:ligatures ns2:val="none"/>
+          <w14:ligatures w14:val="none"/>
         </w:rPr>
         <w:t>informó que había derivado la solicitud SS-0022084539, correspondiente a la póliza 2000066123, al área responsable para detallar el motivo del rechazo de la solicitud, la cual sería atendida en un plazo de 3 días útiles.</w:t>
       </w:r>
     </w:p>
-    <w:p ns2:paraId="4558853F" ns2:textId="77777777">
+    <w:p>
       <w:pPr>
         <w:pStyle w:val="Prrafodelista"/>
         <w:tabs>
@@ -3340,11 +3277,11 @@
           <w:color w:val="000000"/>
           <w:kern w:val="0"/>
           <w:lang w:eastAsia="es-ES"/>
-          <ns2:ligatures ns2:val="none"/>
-        </w:rPr>
-      </w:pPr>
-    </w:p>
-    <w:p ns2:paraId="0A78138A" ns2:textId="4E08985C">
+          <w14:ligatures w14:val="none"/>
+        </w:rPr>
+      </w:pPr>
+    </w:p>
+    <w:p>
       <w:pPr>
         <w:pStyle w:val="Prrafodelista"/>
         <w:numPr>
@@ -3363,16 +3300,16 @@
           <w:color w:val="000000"/>
           <w:kern w:val="0"/>
           <w:lang w:eastAsia="es-ES"/>
-          <ns2:ligatures ns2:val="none"/>
-        </w:rPr>
-      </w:pPr>
-      <w:r>
-        <w:rPr>
-          <w:rFonts w:ascii="Arial Narrow" w:eastAsia="Times New Roman" w:hAnsi="Arial Narrow" w:cs="Arial"/>
-          <w:color w:val="000000"/>
-          <w:kern w:val="0"/>
-          <w:lang w:eastAsia="es-ES"/>
-          <ns2:ligatures ns2:val="none"/>
+          <w14:ligatures w14:val="none"/>
+        </w:rPr>
+      </w:pPr>
+      <w:r>
+        <w:rPr>
+          <w:rFonts w:ascii="Arial Narrow" w:eastAsia="Times New Roman" w:hAnsi="Arial Narrow" w:cs="Arial"/>
+          <w:color w:val="000000"/>
+          <w:kern w:val="0"/>
+          <w:lang w:eastAsia="es-ES"/>
+          <w14:ligatures w14:val="none"/>
         </w:rPr>
         <w:t xml:space="preserve">El 5 de diciembre de 2024, </w:t>
       </w:r>
@@ -3382,7 +3319,7 @@
           <w:color w:val="000000"/>
           <w:kern w:val="0"/>
           <w:lang w:eastAsia="es-ES"/>
-          <ns2:ligatures ns2:val="none"/>
+          <w14:ligatures w14:val="none"/>
         </w:rPr>
         <w:t xml:space="preserve">Pacífico le </w:t>
       </w:r>
@@ -3392,7 +3329,7 @@
           <w:color w:val="000000"/>
           <w:kern w:val="0"/>
           <w:lang w:eastAsia="es-ES"/>
-          <ns2:ligatures ns2:val="none"/>
+          <w14:ligatures w14:val="none"/>
         </w:rPr>
         <w:t xml:space="preserve">reiteró que </w:t>
       </w:r>
@@ -3402,7 +3339,7 @@
           <w:color w:val="000000"/>
           <w:kern w:val="0"/>
           <w:lang w:eastAsia="es-ES"/>
-          <ns2:ligatures ns2:val="none"/>
+          <w14:ligatures w14:val="none"/>
         </w:rPr>
         <w:t>su</w:t>
       </w:r>
@@ -3412,12 +3349,12 @@
           <w:color w:val="000000"/>
           <w:kern w:val="0"/>
           <w:lang w:eastAsia="es-ES"/>
-          <ns2:ligatures ns2:val="none"/>
+          <w14:ligatures w14:val="none"/>
         </w:rPr>
         <w:t xml:space="preserve"> solicitud de detalle del motivo de rechazo de las pólizas se encontraba en proceso de atención bajo el mismo trámite SS-0022084539.</w:t>
       </w:r>
     </w:p>
-    <w:p ns2:paraId="3B924670" ns2:textId="77777777">
+    <w:p>
       <w:pPr>
         <w:pStyle w:val="Prrafodelista"/>
         <w:tabs>
@@ -3430,11 +3367,11 @@
           <w:color w:val="000000"/>
           <w:kern w:val="0"/>
           <w:lang w:eastAsia="es-ES"/>
-          <ns2:ligatures ns2:val="none"/>
-        </w:rPr>
-      </w:pPr>
-    </w:p>
-    <w:p ns2:paraId="7A2EDAA5" ns2:textId="77777777">
+          <w14:ligatures w14:val="none"/>
+        </w:rPr>
+      </w:pPr>
+    </w:p>
+    <w:p>
       <w:pPr>
         <w:pStyle w:val="Prrafodelista"/>
         <w:numPr>
@@ -3453,16 +3390,16 @@
           <w:color w:val="000000"/>
           <w:kern w:val="0"/>
           <w:lang w:eastAsia="es-ES"/>
-          <ns2:ligatures ns2:val="none"/>
-        </w:rPr>
-      </w:pPr>
-      <w:r>
-        <w:rPr>
-          <w:rFonts w:ascii="Arial Narrow" w:eastAsia="Times New Roman" w:hAnsi="Arial Narrow" w:cs="Arial"/>
-          <w:color w:val="000000"/>
-          <w:kern w:val="0"/>
-          <w:lang w:eastAsia="es-ES"/>
-          <ns2:ligatures ns2:val="none"/>
+          <w14:ligatures w14:val="none"/>
+        </w:rPr>
+      </w:pPr>
+      <w:r>
+        <w:rPr>
+          <w:rFonts w:ascii="Arial Narrow" w:eastAsia="Times New Roman" w:hAnsi="Arial Narrow" w:cs="Arial"/>
+          <w:color w:val="000000"/>
+          <w:kern w:val="0"/>
+          <w:lang w:eastAsia="es-ES"/>
+          <w14:ligatures w14:val="none"/>
         </w:rPr>
         <w:t>El 16 de diciembre de 2024, envió un correo electrónico reiterando que, en referencia al proceso SS-0022084539, aún no recibía respuesta, lo cual impedía efectuar los pagos correspondientes desde octubre de 2024.</w:t>
       </w:r>
@@ -3472,7 +3409,7 @@
           <w:color w:val="000000"/>
           <w:kern w:val="0"/>
           <w:lang w:eastAsia="es-ES"/>
-          <ns2:ligatures ns2:val="none"/>
+          <w14:ligatures w14:val="none"/>
         </w:rPr>
         <w:t xml:space="preserve"> El mismo día</w:t>
       </w:r>
@@ -3482,7 +3419,7 @@
           <w:color w:val="000000"/>
           <w:kern w:val="0"/>
           <w:lang w:eastAsia="es-ES"/>
-          <ns2:ligatures ns2:val="none"/>
+          <w14:ligatures w14:val="none"/>
         </w:rPr>
         <w:t xml:space="preserve">, </w:t>
       </w:r>
@@ -3492,7 +3429,7 @@
           <w:color w:val="000000"/>
           <w:kern w:val="0"/>
           <w:lang w:eastAsia="es-ES"/>
-          <ns2:ligatures ns2:val="none"/>
+          <w14:ligatures w14:val="none"/>
         </w:rPr>
         <w:t xml:space="preserve">Pacífico le </w:t>
       </w:r>
@@ -3502,7 +3439,7 @@
           <w:color w:val="000000"/>
           <w:kern w:val="0"/>
           <w:lang w:eastAsia="es-ES"/>
-          <ns2:ligatures ns2:val="none"/>
+          <w14:ligatures w14:val="none"/>
         </w:rPr>
         <w:t xml:space="preserve">informó que había derivado </w:t>
       </w:r>
@@ -3512,7 +3449,7 @@
           <w:color w:val="000000"/>
           <w:kern w:val="0"/>
           <w:lang w:eastAsia="es-ES"/>
-          <ns2:ligatures ns2:val="none"/>
+          <w14:ligatures w14:val="none"/>
         </w:rPr>
         <w:t>su</w:t>
       </w:r>
@@ -3522,7 +3459,7 @@
           <w:color w:val="000000"/>
           <w:kern w:val="0"/>
           <w:lang w:eastAsia="es-ES"/>
-          <ns2:ligatures ns2:val="none"/>
+          <w14:ligatures w14:val="none"/>
         </w:rPr>
         <w:t xml:space="preserve"> solicitud</w:t>
       </w:r>
@@ -3532,7 +3469,7 @@
           <w:color w:val="000000"/>
           <w:kern w:val="0"/>
           <w:lang w:eastAsia="es-ES"/>
-          <ns2:ligatures ns2:val="none"/>
+          <w14:ligatures w14:val="none"/>
         </w:rPr>
         <w:t xml:space="preserve"> SS-0022565930</w:t>
       </w:r>
@@ -3542,12 +3479,12 @@
           <w:color w:val="000000"/>
           <w:kern w:val="0"/>
           <w:lang w:eastAsia="es-ES"/>
-          <ns2:ligatures ns2:val="none"/>
+          <w14:ligatures w14:val="none"/>
         </w:rPr>
         <w:t xml:space="preserve"> al área correspondiente, indicando que sería revisada en menos de 9 días útiles.</w:t>
       </w:r>
     </w:p>
-    <w:p ns2:paraId="7286DA75" ns2:textId="77777777">
+    <w:p>
       <w:pPr>
         <w:pStyle w:val="Prrafodelista"/>
         <w:tabs>
@@ -3560,11 +3497,11 @@
           <w:color w:val="000000"/>
           <w:kern w:val="0"/>
           <w:lang w:eastAsia="es-ES"/>
-          <ns2:ligatures ns2:val="none"/>
-        </w:rPr>
-      </w:pPr>
-    </w:p>
-    <w:p ns2:paraId="3E0B3B60" ns2:textId="4E2DAD8D">
+          <w14:ligatures w14:val="none"/>
+        </w:rPr>
+      </w:pPr>
+    </w:p>
+    <w:p>
       <w:pPr>
         <w:pStyle w:val="Prrafodelista"/>
         <w:numPr>
@@ -3583,16 +3520,16 @@
           <w:color w:val="000000"/>
           <w:kern w:val="0"/>
           <w:lang w:eastAsia="es-ES"/>
-          <ns2:ligatures ns2:val="none"/>
-        </w:rPr>
-      </w:pPr>
-      <w:r>
-        <w:rPr>
-          <w:rFonts w:ascii="Arial Narrow" w:eastAsia="Times New Roman" w:hAnsi="Arial Narrow" w:cs="Arial"/>
-          <w:color w:val="000000"/>
-          <w:kern w:val="0"/>
-          <w:lang w:eastAsia="es-ES"/>
-          <ns2:ligatures ns2:val="none"/>
+          <w14:ligatures w14:val="none"/>
+        </w:rPr>
+      </w:pPr>
+      <w:r>
+        <w:rPr>
+          <w:rFonts w:ascii="Arial Narrow" w:eastAsia="Times New Roman" w:hAnsi="Arial Narrow" w:cs="Arial"/>
+          <w:color w:val="000000"/>
+          <w:kern w:val="0"/>
+          <w:lang w:eastAsia="es-ES"/>
+          <w14:ligatures w14:val="none"/>
         </w:rPr>
         <w:t xml:space="preserve">El 19 de diciembre de 2024, Pacífico le comunicó que la atención de su solicitud SS-0022084539 se encontraba en proceso de atención bajo el reclamo PPS-09446/2024 y que la respuesta sería enviada al correo electrónico [CORREO].</w:t>
       </w:r>
@@ -3602,7 +3539,7 @@
           <w:color w:val="000000"/>
           <w:kern w:val="0"/>
           <w:lang w:eastAsia="es-ES"/>
-          <ns2:ligatures ns2:val="none"/>
+          <w14:ligatures w14:val="none"/>
         </w:rPr>
         <w:t xml:space="preserve"/>
       </w:r>
@@ -3612,7 +3549,7 @@
           <w:color w:val="000000"/>
           <w:kern w:val="0"/>
           <w:lang w:eastAsia="es-ES"/>
-          <ns2:ligatures ns2:val="none"/>
+          <w14:ligatures w14:val="none"/>
         </w:rPr>
         <w:t xml:space="preserve"/>
       </w:r>
@@ -3622,7 +3559,7 @@
           <w:color w:val="000000"/>
           <w:kern w:val="0"/>
           <w:lang w:eastAsia="es-ES"/>
-          <ns2:ligatures ns2:val="none"/>
+          <w14:ligatures w14:val="none"/>
         </w:rPr>
         <w:t xml:space="preserve"/>
       </w:r>
@@ -3632,7 +3569,7 @@
           <w:color w:val="000000"/>
           <w:kern w:val="0"/>
           <w:lang w:eastAsia="es-ES"/>
-          <ns2:ligatures ns2:val="none"/>
+          <w14:ligatures w14:val="none"/>
         </w:rPr>
         <w:t xml:space="preserve"/>
       </w:r>
@@ -3642,7 +3579,7 @@
           <w:color w:val="000000"/>
           <w:kern w:val="0"/>
           <w:lang w:eastAsia="es-ES"/>
-          <ns2:ligatures ns2:val="none"/>
+          <w14:ligatures w14:val="none"/>
         </w:rPr>
         <w:t xml:space="preserve"/>
       </w:r>
@@ -3652,18 +3589,18 @@
           <w:color w:val="000000"/>
           <w:kern w:val="0"/>
           <w:lang w:eastAsia="es-ES"/>
-          <ns2:ligatures ns2:val="none"/>
+          <w14:ligatures w14:val="none"/>
         </w:rPr>
         <w:t xml:space="preserve"/>
       </w:r>
-      <w:hyperlink ns3:id="rId8" w:history="1">
+      <w:hyperlink r:id="rId8" w:history="1">
         <w:r>
           <w:rPr>
             <w:rStyle w:val="Hipervnculo"/>
             <w:rFonts w:ascii="Arial Narrow" w:eastAsia="Times New Roman" w:hAnsi="Arial Narrow" w:cs="Arial"/>
             <w:kern w:val="0"/>
             <w:lang w:eastAsia="es-ES"/>
-            <ns2:ligatures ns2:val="none"/>
+            <w14:ligatures w14:val="none"/>
           </w:rPr>
           <w:t/>
         </w:r>
@@ -3674,12 +3611,12 @@
           <w:color w:val="000000"/>
           <w:kern w:val="0"/>
           <w:lang w:eastAsia="es-ES"/>
-          <ns2:ligatures ns2:val="none"/>
+          <w14:ligatures w14:val="none"/>
         </w:rPr>
         <w:t/>
       </w:r>
     </w:p>
-    <w:p ns2:paraId="5D1180A9" ns2:textId="77777777">
+    <w:p>
       <w:pPr>
         <w:pStyle w:val="Prrafodelista"/>
         <w:tabs>
@@ -3692,11 +3629,11 @@
           <w:color w:val="000000"/>
           <w:kern w:val="0"/>
           <w:lang w:eastAsia="es-ES"/>
-          <ns2:ligatures ns2:val="none"/>
-        </w:rPr>
-      </w:pPr>
-    </w:p>
-    <w:p ns2:paraId="7D450D05" ns2:textId="4D63FCA5">
+          <w14:ligatures w14:val="none"/>
+        </w:rPr>
+      </w:pPr>
+    </w:p>
+    <w:p>
       <w:pPr>
         <w:pStyle w:val="Prrafodelista"/>
         <w:numPr>
@@ -3715,16 +3652,16 @@
           <w:color w:val="000000"/>
           <w:kern w:val="0"/>
           <w:lang w:eastAsia="es-ES"/>
-          <ns2:ligatures ns2:val="none"/>
-        </w:rPr>
-      </w:pPr>
-      <w:r>
-        <w:rPr>
-          <w:rFonts w:ascii="Arial Narrow" w:eastAsia="Times New Roman" w:hAnsi="Arial Narrow" w:cs="Arial"/>
-          <w:color w:val="000000"/>
-          <w:kern w:val="0"/>
-          <w:lang w:eastAsia="es-ES"/>
-          <ns2:ligatures ns2:val="none"/>
+          <w14:ligatures w14:val="none"/>
+        </w:rPr>
+      </w:pPr>
+      <w:r>
+        <w:rPr>
+          <w:rFonts w:ascii="Arial Narrow" w:eastAsia="Times New Roman" w:hAnsi="Arial Narrow" w:cs="Arial"/>
+          <w:color w:val="000000"/>
+          <w:kern w:val="0"/>
+          <w:lang w:eastAsia="es-ES"/>
+          <w14:ligatures w14:val="none"/>
         </w:rPr>
         <w:t xml:space="preserve">El </w:t>
       </w:r>
@@ -3734,7 +3671,7 @@
           <w:color w:val="000000"/>
           <w:kern w:val="0"/>
           <w:lang w:eastAsia="es-ES"/>
-          <ns2:ligatures ns2:val="none"/>
+          <w14:ligatures w14:val="none"/>
         </w:rPr>
         <w:t>día</w:t>
       </w:r>
@@ -3744,7 +3681,7 @@
           <w:color w:val="000000"/>
           <w:kern w:val="0"/>
           <w:lang w:eastAsia="es-ES"/>
-          <ns2:ligatures ns2:val="none"/>
+          <w14:ligatures w14:val="none"/>
         </w:rPr>
         <w:t xml:space="preserve"> 23 de diciembre </w:t>
       </w:r>
@@ -3754,7 +3691,7 @@
           <w:color w:val="000000"/>
           <w:kern w:val="0"/>
           <w:lang w:eastAsia="es-ES"/>
-          <ns2:ligatures ns2:val="none"/>
+          <w14:ligatures w14:val="none"/>
         </w:rPr>
         <w:t>emitió</w:t>
       </w:r>
@@ -3764,7 +3701,7 @@
           <w:color w:val="000000"/>
           <w:kern w:val="0"/>
           <w:lang w:eastAsia="es-ES"/>
-          <ns2:ligatures ns2:val="none"/>
+          <w14:ligatures w14:val="none"/>
         </w:rPr>
         <w:t xml:space="preserve"> un correo electrónico a </w:t>
       </w:r>
@@ -3774,7 +3711,7 @@
           <w:color w:val="000000"/>
           <w:kern w:val="0"/>
           <w:lang w:eastAsia="es-ES"/>
-          <ns2:ligatures ns2:val="none"/>
+          <w14:ligatures w14:val="none"/>
         </w:rPr>
         <w:t>Pacífico solicitando atención de su</w:t>
       </w:r>
@@ -3784,7 +3721,7 @@
           <w:color w:val="000000"/>
           <w:kern w:val="0"/>
           <w:lang w:eastAsia="es-ES"/>
-          <ns2:ligatures ns2:val="none"/>
+          <w14:ligatures w14:val="none"/>
         </w:rPr>
         <w:t xml:space="preserve"> reclamo a través del código </w:t>
       </w:r>
@@ -3794,7 +3731,7 @@
           <w:color w:val="000000"/>
           <w:kern w:val="0"/>
           <w:lang w:eastAsia="es-ES"/>
-          <ns2:ligatures ns2:val="none"/>
+          <w14:ligatures w14:val="none"/>
         </w:rPr>
         <w:t>PPS-09446/2024</w:t>
       </w:r>
@@ -3804,7 +3741,7 @@
           <w:color w:val="000000"/>
           <w:kern w:val="0"/>
           <w:lang w:eastAsia="es-ES"/>
-          <ns2:ligatures ns2:val="none"/>
+          <w14:ligatures w14:val="none"/>
         </w:rPr>
         <w:t>. Al día siguiente Pacífico le indi</w:t>
       </w:r>
@@ -3814,7 +3751,7 @@
           <w:color w:val="000000"/>
           <w:kern w:val="0"/>
           <w:lang w:eastAsia="es-ES"/>
-          <ns2:ligatures ns2:val="none"/>
+          <w14:ligatures w14:val="none"/>
         </w:rPr>
         <w:t xml:space="preserve">có </w:t>
       </w:r>
@@ -3824,7 +3761,7 @@
           <w:color w:val="000000"/>
           <w:kern w:val="0"/>
           <w:lang w:eastAsia="es-ES"/>
-          <ns2:ligatures ns2:val="none"/>
+          <w14:ligatures w14:val="none"/>
         </w:rPr>
         <w:t xml:space="preserve">que en los próximos días le brindarían la respuesta final sobre el </w:t>
       </w:r>
@@ -3834,7 +3771,7 @@
           <w:color w:val="000000"/>
           <w:kern w:val="0"/>
           <w:lang w:eastAsia="es-ES"/>
-          <ns2:ligatures ns2:val="none"/>
+          <w14:ligatures w14:val="none"/>
         </w:rPr>
         <w:t xml:space="preserve">referido </w:t>
       </w:r>
@@ -3844,12 +3781,12 @@
           <w:color w:val="000000"/>
           <w:kern w:val="0"/>
           <w:lang w:eastAsia="es-ES"/>
-          <ns2:ligatures ns2:val="none"/>
+          <w14:ligatures w14:val="none"/>
         </w:rPr>
         <w:t>reclamo.</w:t>
       </w:r>
     </w:p>
-    <w:p ns2:paraId="46DDFF63" ns2:textId="77777777">
+    <w:p>
       <w:pPr>
         <w:pStyle w:val="Prrafodelista"/>
         <w:tabs>
@@ -3862,11 +3799,11 @@
           <w:color w:val="000000"/>
           <w:kern w:val="0"/>
           <w:lang w:eastAsia="es-ES"/>
-          <ns2:ligatures ns2:val="none"/>
-        </w:rPr>
-      </w:pPr>
-    </w:p>
-    <w:p ns2:paraId="2BE11672" ns2:textId="0217B609">
+          <w14:ligatures w14:val="none"/>
+        </w:rPr>
+      </w:pPr>
+    </w:p>
+    <w:p>
       <w:pPr>
         <w:pStyle w:val="Prrafodelista"/>
         <w:numPr>
@@ -3885,16 +3822,16 @@
           <w:color w:val="000000"/>
           <w:kern w:val="0"/>
           <w:lang w:eastAsia="es-ES"/>
-          <ns2:ligatures ns2:val="none"/>
-        </w:rPr>
-      </w:pPr>
-      <w:r>
-        <w:rPr>
-          <w:rFonts w:ascii="Arial Narrow" w:eastAsia="Times New Roman" w:hAnsi="Arial Narrow" w:cs="Arial"/>
-          <w:color w:val="000000"/>
-          <w:kern w:val="0"/>
-          <w:lang w:eastAsia="es-ES"/>
-          <ns2:ligatures ns2:val="none"/>
+          <w14:ligatures w14:val="none"/>
+        </w:rPr>
+      </w:pPr>
+      <w:r>
+        <w:rPr>
+          <w:rFonts w:ascii="Arial Narrow" w:eastAsia="Times New Roman" w:hAnsi="Arial Narrow" w:cs="Arial"/>
+          <w:color w:val="000000"/>
+          <w:kern w:val="0"/>
+          <w:lang w:eastAsia="es-ES"/>
+          <w14:ligatures w14:val="none"/>
         </w:rPr>
         <w:t xml:space="preserve">El 28 de diciembre de 2024, remitió un correo señalando que no había recibido respuesta, </w:t>
       </w:r>
@@ -3904,7 +3841,7 @@
           <w:color w:val="000000"/>
           <w:kern w:val="0"/>
           <w:lang w:eastAsia="es-ES"/>
-          <ns2:ligatures ns2:val="none"/>
+          <w14:ligatures w14:val="none"/>
         </w:rPr>
         <w:t>y</w:t>
       </w:r>
@@ -3914,12 +3851,12 @@
           <w:color w:val="000000"/>
           <w:kern w:val="0"/>
           <w:lang w:eastAsia="es-ES"/>
-          <ns2:ligatures ns2:val="none"/>
+          <w14:ligatures w14:val="none"/>
         </w:rPr>
         <w:t xml:space="preserve"> solicitó la devolución del dinero total de sus aportaciones referentes a las pólizas 1810111638, 2000066123 y 2000066124.</w:t>
       </w:r>
     </w:p>
-    <w:p ns2:paraId="36D7A8D7" ns2:textId="77777777">
+    <w:p>
       <w:pPr>
         <w:pStyle w:val="Prrafodelista"/>
         <w:tabs>
@@ -3932,11 +3869,11 @@
           <w:color w:val="000000"/>
           <w:kern w:val="0"/>
           <w:lang w:eastAsia="es-ES"/>
-          <ns2:ligatures ns2:val="none"/>
-        </w:rPr>
-      </w:pPr>
-    </w:p>
-    <w:p ns2:paraId="01DA82C6" ns2:textId="3912C6A7">
+          <w14:ligatures w14:val="none"/>
+        </w:rPr>
+      </w:pPr>
+    </w:p>
+    <w:p>
       <w:pPr>
         <w:pStyle w:val="Prrafodelista"/>
         <w:numPr>
@@ -3955,21 +3892,21 @@
           <w:color w:val="000000"/>
           <w:kern w:val="0"/>
           <w:lang w:eastAsia="es-ES"/>
-          <ns2:ligatures ns2:val="none"/>
-        </w:rPr>
-      </w:pPr>
-      <w:r>
-        <w:rPr>
-          <w:rFonts w:ascii="Arial Narrow" w:eastAsia="Times New Roman" w:hAnsi="Arial Narrow" w:cs="Arial"/>
-          <w:color w:val="000000"/>
-          <w:kern w:val="0"/>
-          <w:lang w:eastAsia="es-ES"/>
-          <ns2:ligatures ns2:val="none"/>
+          <w14:ligatures w14:val="none"/>
+        </w:rPr>
+      </w:pPr>
+      <w:r>
+        <w:rPr>
+          <w:rFonts w:ascii="Arial Narrow" w:eastAsia="Times New Roman" w:hAnsi="Arial Narrow" w:cs="Arial"/>
+          <w:color w:val="000000"/>
+          <w:kern w:val="0"/>
+          <w:lang w:eastAsia="es-ES"/>
+          <w14:ligatures w14:val="none"/>
         </w:rPr>
         <w:t>El 30 de diciembre, Pacífico le respondió indicándole que su solicitud se encuentra en proceso de atención bajo el trámite SS-0022621477 con el área correspondiente.</w:t>
       </w:r>
     </w:p>
-    <w:p ns2:paraId="7526E562" ns2:textId="77777777">
+    <w:p>
       <w:pPr>
         <w:pStyle w:val="Prrafodelista"/>
         <w:tabs>
@@ -3982,11 +3919,11 @@
           <w:color w:val="000000"/>
           <w:kern w:val="0"/>
           <w:lang w:eastAsia="es-ES"/>
-          <ns2:ligatures ns2:val="none"/>
-        </w:rPr>
-      </w:pPr>
-    </w:p>
-    <w:p ns2:paraId="06BF4BC2" ns2:textId="1B1B18A5">
+          <w14:ligatures w14:val="none"/>
+        </w:rPr>
+      </w:pPr>
+    </w:p>
+    <w:p>
       <w:pPr>
         <w:pStyle w:val="Prrafodelista"/>
         <w:numPr>
@@ -4005,16 +3942,16 @@
           <w:color w:val="000000"/>
           <w:kern w:val="0"/>
           <w:lang w:eastAsia="es-ES"/>
-          <ns2:ligatures ns2:val="none"/>
-        </w:rPr>
-      </w:pPr>
-      <w:r>
-        <w:rPr>
-          <w:rFonts w:ascii="Arial Narrow" w:eastAsia="Times New Roman" w:hAnsi="Arial Narrow" w:cs="Arial"/>
-          <w:color w:val="000000"/>
-          <w:kern w:val="0"/>
-          <w:lang w:eastAsia="es-ES"/>
-          <ns2:ligatures ns2:val="none"/>
+          <w14:ligatures w14:val="none"/>
+        </w:rPr>
+      </w:pPr>
+      <w:r>
+        <w:rPr>
+          <w:rFonts w:ascii="Arial Narrow" w:eastAsia="Times New Roman" w:hAnsi="Arial Narrow" w:cs="Arial"/>
+          <w:color w:val="000000"/>
+          <w:kern w:val="0"/>
+          <w:lang w:eastAsia="es-ES"/>
+          <w14:ligatures w14:val="none"/>
         </w:rPr>
         <w:t xml:space="preserve">El 5 de enero de 2025, </w:t>
       </w:r>
@@ -4024,7 +3961,7 @@
           <w:color w:val="000000"/>
           <w:kern w:val="0"/>
           <w:lang w:eastAsia="es-ES"/>
-          <ns2:ligatures ns2:val="none"/>
+          <w14:ligatures w14:val="none"/>
         </w:rPr>
         <w:t xml:space="preserve">Pacífico le </w:t>
       </w:r>
@@ -4034,7 +3971,7 @@
           <w:color w:val="000000"/>
           <w:kern w:val="0"/>
           <w:lang w:eastAsia="es-ES"/>
-          <ns2:ligatures ns2:val="none"/>
+          <w14:ligatures w14:val="none"/>
         </w:rPr>
         <w:t xml:space="preserve">remitió un correo electrónico a través del cual informó que, de requerir alguna duda o consulta sobre la respuesta del reclamo, se debía contactar </w:t>
       </w:r>
@@ -4044,7 +3981,7 @@
           <w:color w:val="000000"/>
           <w:kern w:val="0"/>
           <w:lang w:eastAsia="es-ES"/>
-          <ns2:ligatures ns2:val="none"/>
+          <w14:ligatures w14:val="none"/>
         </w:rPr>
         <w:t xml:space="preserve">por correo electrónico </w:t>
       </w:r>
@@ -4054,7 +3991,7 @@
           <w:color w:val="000000"/>
           <w:kern w:val="0"/>
           <w:lang w:eastAsia="es-ES"/>
-          <ns2:ligatures ns2:val="none"/>
+          <w14:ligatures w14:val="none"/>
         </w:rPr>
         <w:t>con la ejecutiva asignada al caso, identificada como Rosario Roncal Lara</w:t>
       </w:r>
@@ -4071,7 +4008,7 @@
         <w:t xml:space="preserve"> </w:t>
       </w:r>
     </w:p>
-    <w:p ns2:paraId="73CA185B" ns2:textId="77777777">
+    <w:p>
       <w:pPr>
         <w:pStyle w:val="Prrafodelista"/>
         <w:tabs>
@@ -4084,11 +4021,11 @@
           <w:color w:val="000000"/>
           <w:kern w:val="0"/>
           <w:lang w:eastAsia="es-ES"/>
-          <ns2:ligatures ns2:val="none"/>
-        </w:rPr>
-      </w:pPr>
-    </w:p>
-    <w:p ns2:paraId="152ECC8A" ns2:textId="675EFCE5">
+          <w14:ligatures w14:val="none"/>
+        </w:rPr>
+      </w:pPr>
+    </w:p>
+    <w:p>
       <w:pPr>
         <w:pStyle w:val="Prrafodelista"/>
         <w:numPr>
@@ -4107,16 +4044,16 @@
           <w:color w:val="000000"/>
           <w:kern w:val="0"/>
           <w:lang w:eastAsia="es-ES"/>
-          <ns2:ligatures ns2:val="none"/>
-        </w:rPr>
-      </w:pPr>
-      <w:r>
-        <w:rPr>
-          <w:rFonts w:ascii="Arial Narrow" w:eastAsia="Times New Roman" w:hAnsi="Arial Narrow" w:cs="Arial"/>
-          <w:color w:val="000000"/>
-          <w:kern w:val="0"/>
-          <w:lang w:eastAsia="es-ES"/>
-          <ns2:ligatures ns2:val="none"/>
+          <w14:ligatures w14:val="none"/>
+        </w:rPr>
+      </w:pPr>
+      <w:r>
+        <w:rPr>
+          <w:rFonts w:ascii="Arial Narrow" w:eastAsia="Times New Roman" w:hAnsi="Arial Narrow" w:cs="Arial"/>
+          <w:color w:val="000000"/>
+          <w:kern w:val="0"/>
+          <w:lang w:eastAsia="es-ES"/>
+          <w14:ligatures w14:val="none"/>
         </w:rPr>
         <w:t xml:space="preserve">En marzo de 2025, presentó un nuevo reclamo </w:t>
       </w:r>
@@ -4126,7 +4063,7 @@
           <w:color w:val="000000"/>
           <w:kern w:val="0"/>
           <w:lang w:eastAsia="es-ES"/>
-          <ns2:ligatures ns2:val="none"/>
+          <w14:ligatures w14:val="none"/>
         </w:rPr>
         <w:t xml:space="preserve">contra Pacífico </w:t>
       </w:r>
@@ -4136,7 +4073,7 @@
           <w:color w:val="000000"/>
           <w:kern w:val="0"/>
           <w:lang w:eastAsia="es-ES"/>
-          <ns2:ligatures ns2:val="none"/>
+          <w14:ligatures w14:val="none"/>
         </w:rPr>
         <w:t xml:space="preserve">en el cual </w:t>
       </w:r>
@@ -4146,7 +4083,7 @@
           <w:color w:val="000000"/>
           <w:kern w:val="0"/>
           <w:lang w:eastAsia="es-ES"/>
-          <ns2:ligatures ns2:val="none"/>
+          <w14:ligatures w14:val="none"/>
         </w:rPr>
         <w:t>adjuntó</w:t>
       </w:r>
@@ -4156,7 +4093,7 @@
           <w:color w:val="000000"/>
           <w:kern w:val="0"/>
           <w:lang w:eastAsia="es-ES"/>
-          <ns2:ligatures ns2:val="none"/>
+          <w14:ligatures w14:val="none"/>
         </w:rPr>
         <w:t xml:space="preserve"> </w:t>
       </w:r>
@@ -4166,7 +4103,7 @@
           <w:color w:val="000000"/>
           <w:kern w:val="0"/>
           <w:lang w:eastAsia="es-ES"/>
-          <ns2:ligatures ns2:val="none"/>
+          <w14:ligatures w14:val="none"/>
         </w:rPr>
         <w:t>exámenes médicos que no mostraban complicaciones ni condición de riesgo</w:t>
       </w:r>
@@ -4176,7 +4113,7 @@
           <w:color w:val="000000"/>
           <w:kern w:val="0"/>
           <w:lang w:eastAsia="es-ES"/>
-          <ns2:ligatures ns2:val="none"/>
+          <w14:ligatures w14:val="none"/>
         </w:rPr>
         <w:t xml:space="preserve"> de su salud</w:t>
       </w:r>
@@ -4186,7 +4123,7 @@
           <w:color w:val="000000"/>
           <w:kern w:val="0"/>
           <w:lang w:eastAsia="es-ES"/>
-          <ns2:ligatures ns2:val="none"/>
+          <w14:ligatures w14:val="none"/>
         </w:rPr>
         <w:t xml:space="preserve">; indicando </w:t>
       </w:r>
@@ -4196,7 +4133,7 @@
           <w:color w:val="000000"/>
           <w:kern w:val="0"/>
           <w:lang w:eastAsia="es-ES"/>
-          <ns2:ligatures ns2:val="none"/>
+          <w14:ligatures w14:val="none"/>
         </w:rPr>
         <w:t xml:space="preserve">además </w:t>
       </w:r>
@@ -4206,7 +4143,7 @@
           <w:color w:val="000000"/>
           <w:kern w:val="0"/>
           <w:lang w:eastAsia="es-ES"/>
-          <ns2:ligatures ns2:val="none"/>
+          <w14:ligatures w14:val="none"/>
         </w:rPr>
         <w:t>que la compañía aseguradora</w:t>
       </w:r>
@@ -4216,7 +4153,7 @@
           <w:color w:val="000000"/>
           <w:kern w:val="0"/>
           <w:lang w:eastAsia="es-ES"/>
-          <ns2:ligatures ns2:val="none"/>
+          <w14:ligatures w14:val="none"/>
         </w:rPr>
         <w:t xml:space="preserve"> </w:t>
       </w:r>
@@ -4226,7 +4163,7 @@
           <w:color w:val="000000"/>
           <w:kern w:val="0"/>
           <w:lang w:eastAsia="es-ES"/>
-          <ns2:ligatures ns2:val="none"/>
+          <w14:ligatures w14:val="none"/>
         </w:rPr>
         <w:t xml:space="preserve">le </w:t>
       </w:r>
@@ -4236,7 +4173,7 @@
           <w:color w:val="000000"/>
           <w:kern w:val="0"/>
           <w:lang w:eastAsia="es-ES"/>
-          <ns2:ligatures ns2:val="none"/>
+          <w14:ligatures w14:val="none"/>
         </w:rPr>
         <w:t xml:space="preserve">había pedido repetidamente los mismos </w:t>
       </w:r>
@@ -4246,7 +4183,7 @@
           <w:color w:val="000000"/>
           <w:kern w:val="0"/>
           <w:lang w:eastAsia="es-ES"/>
-          <ns2:ligatures ns2:val="none"/>
+          <w14:ligatures w14:val="none"/>
         </w:rPr>
         <w:t>exámenes</w:t>
       </w:r>
@@ -4256,7 +4193,7 @@
           <w:color w:val="000000"/>
           <w:kern w:val="0"/>
           <w:lang w:eastAsia="es-ES"/>
-          <ns2:ligatures ns2:val="none"/>
+          <w14:ligatures w14:val="none"/>
         </w:rPr>
         <w:t xml:space="preserve"> </w:t>
       </w:r>
@@ -4266,7 +4203,7 @@
           <w:color w:val="000000"/>
           <w:kern w:val="0"/>
           <w:lang w:eastAsia="es-ES"/>
-          <ns2:ligatures ns2:val="none"/>
+          <w14:ligatures w14:val="none"/>
         </w:rPr>
         <w:t xml:space="preserve">médicos </w:t>
       </w:r>
@@ -4276,7 +4213,7 @@
           <w:color w:val="000000"/>
           <w:kern w:val="0"/>
           <w:lang w:eastAsia="es-ES"/>
-          <ns2:ligatures ns2:val="none"/>
+          <w14:ligatures w14:val="none"/>
         </w:rPr>
         <w:t xml:space="preserve">pese a que </w:t>
       </w:r>
@@ -4286,7 +4223,7 @@
           <w:color w:val="000000"/>
           <w:kern w:val="0"/>
           <w:lang w:eastAsia="es-ES"/>
-          <ns2:ligatures ns2:val="none"/>
+          <w14:ligatures w14:val="none"/>
         </w:rPr>
         <w:t xml:space="preserve">ya había denegado </w:t>
       </w:r>
@@ -4296,7 +4233,7 @@
           <w:color w:val="000000"/>
           <w:kern w:val="0"/>
           <w:lang w:eastAsia="es-ES"/>
-          <ns2:ligatures ns2:val="none"/>
+          <w14:ligatures w14:val="none"/>
         </w:rPr>
         <w:t>previamente l</w:t>
       </w:r>
@@ -4306,7 +4243,7 @@
           <w:color w:val="000000"/>
           <w:kern w:val="0"/>
           <w:lang w:eastAsia="es-ES"/>
-          <ns2:ligatures ns2:val="none"/>
+          <w14:ligatures w14:val="none"/>
         </w:rPr>
         <w:t xml:space="preserve">a rehabilitación de parte de las </w:t>
       </w:r>
@@ -4316,7 +4253,7 @@
           <w:color w:val="000000"/>
           <w:kern w:val="0"/>
           <w:lang w:eastAsia="es-ES"/>
-          <ns2:ligatures ns2:val="none"/>
+          <w14:ligatures w14:val="none"/>
         </w:rPr>
         <w:t>pólizas 1810111638, 2000066123 y 2000066124</w:t>
       </w:r>
@@ -4326,12 +4263,12 @@
           <w:color w:val="000000"/>
           <w:kern w:val="0"/>
           <w:lang w:eastAsia="es-ES"/>
-          <ns2:ligatures ns2:val="none"/>
+          <w14:ligatures w14:val="none"/>
         </w:rPr>
         <w:t>.</w:t>
       </w:r>
     </w:p>
-    <w:p ns2:paraId="33E14FF7" ns2:textId="77777777">
+    <w:p>
       <w:pPr>
         <w:tabs>
           <w:tab w:val="left" w:pos="1134"/>
@@ -4343,11 +4280,11 @@
           <w:color w:val="000000"/>
           <w:kern w:val="0"/>
           <w:lang w:eastAsia="es-ES"/>
-          <ns2:ligatures ns2:val="none"/>
-        </w:rPr>
-      </w:pPr>
-    </w:p>
-    <w:p ns2:paraId="65C58807" ns2:textId="302009E6">
+          <w14:ligatures w14:val="none"/>
+        </w:rPr>
+      </w:pPr>
+    </w:p>
+    <w:p>
       <w:pPr>
         <w:numPr>
           <w:ilvl w:val="1"/>
@@ -4365,14 +4302,14 @@
           <w:color w:val="000000"/>
           <w:kern w:val="0"/>
           <w:lang w:val="es-ES" w:eastAsia="es-ES"/>
-          <ns2:ligatures ns2:val="none"/>
+          <w14:ligatures w14:val="none"/>
         </w:rPr>
       </w:pPr>
       <w:r>
         <w:rPr>
           <w:rFonts w:ascii="Arial Narrow" w:eastAsia="Calibri" w:hAnsi="Arial Narrow" w:cs="Arial"/>
           <w:kern w:val="0"/>
-          <ns2:ligatures ns2:val="none"/>
+          <w14:ligatures w14:val="none"/>
         </w:rPr>
         <w:t xml:space="preserve">El señor [APELLIDO] solicitó, en calidad de medida correctiva, que Pacífico cumpla con realizar la devolución de: S/ 3 075,00 referente a la Póliza 2000066123, S/ 3 075,00 referente a la Póliza 2000066124, y US$ 1 650,00 (S/. 6 022,50) referente a la Póliza 1810111638. Asimismo, requirió el reembolso de costos y costas del presente procedimiento. </w:t>
       </w:r>
@@ -4382,7 +4319,7 @@
           <w:color w:val="000000"/>
           <w:kern w:val="0"/>
           <w:lang w:val="es-ES" w:eastAsia="es-ES"/>
-          <ns2:ligatures ns2:val="none"/>
+          <w14:ligatures w14:val="none"/>
         </w:rPr>
         <w:t xml:space="preserve"/>
       </w:r>
@@ -4392,7 +4329,7 @@
           <w:color w:val="000000"/>
           <w:kern w:val="0"/>
           <w:lang w:val="es-ES" w:eastAsia="es-ES"/>
-          <ns2:ligatures ns2:val="none"/>
+          <w14:ligatures w14:val="none"/>
         </w:rPr>
         <w:t xml:space="preserve"/>
       </w:r>
@@ -4402,7 +4339,7 @@
           <w:color w:val="000000"/>
           <w:kern w:val="0"/>
           <w:lang w:val="es-ES" w:eastAsia="es-ES"/>
-          <ns2:ligatures ns2:val="none"/>
+          <w14:ligatures w14:val="none"/>
         </w:rPr>
         <w:t xml:space="preserve"/>
       </w:r>
@@ -4412,7 +4349,7 @@
           <w:color w:val="000000"/>
           <w:kern w:val="0"/>
           <w:lang w:val="es-ES" w:eastAsia="es-ES"/>
-          <ns2:ligatures ns2:val="none"/>
+          <w14:ligatures w14:val="none"/>
         </w:rPr>
         <w:t xml:space="preserve"/>
       </w:r>
@@ -4422,7 +4359,7 @@
           <w:color w:val="000000"/>
           <w:kern w:val="0"/>
           <w:lang w:val="es-ES" w:eastAsia="es-ES"/>
-          <ns2:ligatures ns2:val="none"/>
+          <w14:ligatures w14:val="none"/>
         </w:rPr>
         <w:t xml:space="preserve"/>
       </w:r>
@@ -4432,7 +4369,7 @@
           <w:color w:val="000000"/>
           <w:kern w:val="0"/>
           <w:lang w:val="es-ES" w:eastAsia="es-ES"/>
-          <ns2:ligatures ns2:val="none"/>
+          <w14:ligatures w14:val="none"/>
         </w:rPr>
         <w:t xml:space="preserve"/>
       </w:r>
@@ -4442,7 +4379,7 @@
           <w:color w:val="000000"/>
           <w:kern w:val="0"/>
           <w:lang w:val="es-ES" w:eastAsia="es-ES"/>
-          <ns2:ligatures ns2:val="none"/>
+          <w14:ligatures w14:val="none"/>
         </w:rPr>
         <w:t/>
       </w:r>
@@ -4452,7 +4389,7 @@
           <w:color w:val="000000"/>
           <w:kern w:val="0"/>
           <w:lang w:val="es-ES" w:eastAsia="es-ES"/>
-          <ns2:ligatures ns2:val="none"/>
+          <w14:ligatures w14:val="none"/>
         </w:rPr>
         <w:t xml:space="preserve"/>
       </w:r>
@@ -4463,7 +4400,7 @@
           <w:color w:val="000000"/>
           <w:kern w:val="0"/>
           <w:lang w:val="es-ES" w:eastAsia="es-ES"/>
-          <ns2:ligatures ns2:val="none"/>
+          <w14:ligatures w14:val="none"/>
         </w:rPr>
         <w:t/>
       </w:r>
@@ -4474,7 +4411,7 @@
           <w:color w:val="000000"/>
           <w:kern w:val="0"/>
           <w:lang w:val="es-ES" w:eastAsia="es-ES"/>
-          <ns2:ligatures ns2:val="none"/>
+          <w14:ligatures w14:val="none"/>
         </w:rPr>
         <w:t xml:space="preserve"/>
       </w:r>
@@ -4484,7 +4421,7 @@
           <w:color w:val="000000"/>
           <w:kern w:val="0"/>
           <w:lang w:val="es-ES" w:eastAsia="es-ES"/>
-          <ns2:ligatures ns2:val="none"/>
+          <w14:ligatures w14:val="none"/>
         </w:rPr>
         <w:t/>
       </w:r>
@@ -4494,7 +4431,7 @@
           <w:color w:val="000000"/>
           <w:kern w:val="0"/>
           <w:lang w:val="es-ES" w:eastAsia="es-ES"/>
-          <ns2:ligatures ns2:val="none"/>
+          <w14:ligatures w14:val="none"/>
         </w:rPr>
         <w:t xml:space="preserve"/>
       </w:r>
@@ -4504,7 +4441,7 @@
           <w:color w:val="000000"/>
           <w:kern w:val="0"/>
           <w:lang w:val="es-ES" w:eastAsia="es-ES"/>
-          <ns2:ligatures ns2:val="none"/>
+          <w14:ligatures w14:val="none"/>
         </w:rPr>
         <w:t xml:space="preserve"/>
       </w:r>
@@ -4514,7 +4451,7 @@
           <w:color w:val="000000"/>
           <w:kern w:val="0"/>
           <w:lang w:val="es-ES" w:eastAsia="es-ES"/>
-          <ns2:ligatures ns2:val="none"/>
+          <w14:ligatures w14:val="none"/>
         </w:rPr>
         <w:t xml:space="preserve"/>
       </w:r>
@@ -4524,7 +4461,7 @@
           <w:color w:val="000000"/>
           <w:kern w:val="0"/>
           <w:lang w:val="es-ES" w:eastAsia="es-ES"/>
-          <ns2:ligatures ns2:val="none"/>
+          <w14:ligatures w14:val="none"/>
         </w:rPr>
         <w:t/>
       </w:r>
@@ -4534,7 +4471,7 @@
           <w:color w:val="000000"/>
           <w:kern w:val="0"/>
           <w:lang w:val="es-ES" w:eastAsia="es-ES"/>
-          <ns2:ligatures ns2:val="none"/>
+          <w14:ligatures w14:val="none"/>
         </w:rPr>
         <w:t/>
       </w:r>
@@ -4544,7 +4481,7 @@
           <w:color w:val="000000"/>
           <w:kern w:val="0"/>
           <w:lang w:val="es-ES" w:eastAsia="es-ES"/>
-          <ns2:ligatures ns2:val="none"/>
+          <w14:ligatures w14:val="none"/>
         </w:rPr>
         <w:t xml:space="preserve"/>
       </w:r>
@@ -4554,7 +4491,7 @@
           <w:color w:val="000000"/>
           <w:kern w:val="0"/>
           <w:lang w:val="es-ES" w:eastAsia="es-ES"/>
-          <ns2:ligatures ns2:val="none"/>
+          <w14:ligatures w14:val="none"/>
         </w:rPr>
         <w:t xml:space="preserve"/>
       </w:r>
@@ -4564,7 +4501,7 @@
           <w:color w:val="000000"/>
           <w:kern w:val="0"/>
           <w:lang w:val="es-ES" w:eastAsia="es-ES"/>
-          <ns2:ligatures ns2:val="none"/>
+          <w14:ligatures w14:val="none"/>
         </w:rPr>
         <w:t/>
       </w:r>
@@ -4574,7 +4511,7 @@
           <w:color w:val="000000"/>
           <w:kern w:val="0"/>
           <w:lang w:val="es-ES" w:eastAsia="es-ES"/>
-          <ns2:ligatures ns2:val="none"/>
+          <w14:ligatures w14:val="none"/>
         </w:rPr>
         <w:t xml:space="preserve"/>
       </w:r>
@@ -4584,7 +4521,7 @@
           <w:color w:val="000000"/>
           <w:kern w:val="0"/>
           <w:lang w:val="es-ES" w:eastAsia="es-ES"/>
-          <ns2:ligatures ns2:val="none"/>
+          <w14:ligatures w14:val="none"/>
         </w:rPr>
         <w:t/>
       </w:r>
@@ -4594,7 +4531,7 @@
           <w:color w:val="000000"/>
           <w:kern w:val="0"/>
           <w:lang w:val="es-ES" w:eastAsia="es-ES"/>
-          <ns2:ligatures ns2:val="none"/>
+          <w14:ligatures w14:val="none"/>
         </w:rPr>
         <w:t xml:space="preserve"/>
       </w:r>
@@ -4604,7 +4541,7 @@
           <w:color w:val="000000"/>
           <w:kern w:val="0"/>
           <w:lang w:val="es-ES" w:eastAsia="es-ES"/>
-          <ns2:ligatures ns2:val="none"/>
+          <w14:ligatures w14:val="none"/>
         </w:rPr>
         <w:t xml:space="preserve"/>
       </w:r>
@@ -4614,7 +4551,7 @@
           <w:color w:val="000000"/>
           <w:kern w:val="0"/>
           <w:lang w:val="es-ES" w:eastAsia="es-ES"/>
-          <ns2:ligatures ns2:val="none"/>
+          <w14:ligatures w14:val="none"/>
         </w:rPr>
         <w:t/>
       </w:r>
@@ -4624,7 +4561,7 @@
           <w:color w:val="000000"/>
           <w:kern w:val="0"/>
           <w:lang w:val="es-ES" w:eastAsia="es-ES"/>
-          <ns2:ligatures ns2:val="none"/>
+          <w14:ligatures w14:val="none"/>
         </w:rPr>
         <w:t/>
       </w:r>
@@ -4634,12 +4571,12 @@
           <w:color w:val="000000"/>
           <w:kern w:val="0"/>
           <w:lang w:val="es-ES" w:eastAsia="es-ES"/>
-          <ns2:ligatures ns2:val="none"/>
+          <w14:ligatures w14:val="none"/>
         </w:rPr>
         <w:t xml:space="preserve"/>
       </w:r>
     </w:p>
-    <w:p ns2:paraId="66005174" ns2:textId="77777777">
+    <w:p>
       <w:pPr>
         <w:spacing w:after="0" w:line="240" w:lineRule="auto"/>
         <w:contextualSpacing/>
@@ -4650,11 +4587,11 @@
           <w:color w:val="000000"/>
           <w:kern w:val="0"/>
           <w:lang w:eastAsia="es-PE"/>
-          <ns2:ligatures ns2:val="none"/>
-        </w:rPr>
-      </w:pPr>
-    </w:p>
-    <w:p ns2:paraId="3541B1F9" ns2:textId="77777777">
+          <w14:ligatures w14:val="none"/>
+        </w:rPr>
+      </w:pPr>
+    </w:p>
+    <w:p>
       <w:pPr>
         <w:pStyle w:val="Prrafodelista"/>
         <w:numPr>
@@ -4674,7 +4611,7 @@
           <w:color w:val="000000"/>
           <w:kern w:val="0"/>
           <w:lang w:eastAsia="es-PE"/>
-          <ns2:ligatures ns2:val="none"/>
+          <w14:ligatures w14:val="none"/>
         </w:rPr>
       </w:pPr>
       <w:r>
@@ -4684,12 +4621,12 @@
           <w:color w:val="000000"/>
           <w:kern w:val="0"/>
           <w:lang w:eastAsia="es-PE"/>
-          <ns2:ligatures ns2:val="none"/>
+          <w14:ligatures w14:val="none"/>
         </w:rPr>
         <w:t>DE LA ADMISIÓN A TRÁMITE DE LA DENUNCIA</w:t>
       </w:r>
     </w:p>
-    <w:p ns2:paraId="34556756" ns2:textId="77777777">
+    <w:p>
       <w:pPr>
         <w:spacing w:after="0" w:line="240" w:lineRule="auto"/>
         <w:ind w:left="567"/>
@@ -4701,11 +4638,11 @@
           <w:color w:val="000000"/>
           <w:kern w:val="0"/>
           <w:lang w:eastAsia="es-PE"/>
-          <ns2:ligatures ns2:val="none"/>
-        </w:rPr>
-      </w:pPr>
-    </w:p>
-    <w:p ns2:paraId="4266B1E3" ns2:textId="51037C12">
+          <w14:ligatures w14:val="none"/>
+        </w:rPr>
+      </w:pPr>
+    </w:p>
+    <w:p>
       <w:pPr>
         <w:pStyle w:val="Prrafodelista"/>
         <w:numPr>
@@ -4718,7 +4655,7 @@
         <w:rPr>
           <w:rFonts w:ascii="Arial Narrow" w:eastAsia="Arial Narrow" w:hAnsi="Arial Narrow" w:cs="Arial Narrow"/>
           <w:kern w:val="0"/>
-          <ns2:ligatures ns2:val="none"/>
+          <w14:ligatures w14:val="none"/>
         </w:rPr>
       </w:pPr>
       <w:bookmarkStart w:id="3" w:name="_Hlk140755208"/>
@@ -4730,7 +4667,7 @@
           <w:color w:val="000000"/>
           <w:kern w:val="0"/>
           <w:lang w:eastAsia="es-PE"/>
-          <ns2:ligatures ns2:val="none"/>
+          <w14:ligatures w14:val="none"/>
         </w:rPr>
         <w:t>La Secretaría Técnica de la Comisión de Protección al Consumidor 1 (en adelante, la Secretaría Técnica), en ejercicio de sus facultades</w:t>
       </w:r>
@@ -4743,7 +4680,7 @@
           <w:rFonts w:ascii="Arial Narrow" w:eastAsia="Arial Narrow" w:hAnsi="Arial Narrow" w:cs="Arial Narrow"/>
           <w:kern w:val="0"/>
           <w:vertAlign w:val="superscript"/>
-          <ns2:ligatures ns2:val="none"/>
+          <w14:ligatures w14:val="none"/>
         </w:rPr>
         <w:footnoteReference w:id="3"/>
       </w:r>
@@ -4753,7 +4690,7 @@
           <w:color w:val="000000"/>
           <w:kern w:val="0"/>
           <w:lang w:eastAsia="es-PE"/>
-          <ns2:ligatures ns2:val="none"/>
+          <w14:ligatures w14:val="none"/>
         </w:rPr>
         <w:t xml:space="preserve">, </w:t>
       </w:r>
@@ -4763,7 +4700,7 @@
           <w:color w:val="000000"/>
           <w:kern w:val="0"/>
           <w:lang w:eastAsia="es-PE"/>
-          <ns2:ligatures ns2:val="none"/>
+          <w14:ligatures w14:val="none"/>
         </w:rPr>
         <w:t xml:space="preserve">considera </w:t>
       </w:r>
@@ -4771,7 +4708,7 @@
         <w:rPr>
           <w:rFonts w:ascii="Arial Narrow" w:eastAsia="Arial Narrow" w:hAnsi="Arial Narrow" w:cs="Arial Narrow"/>
           <w:kern w:val="0"/>
-          <ns2:ligatures ns2:val="none"/>
+          <w14:ligatures w14:val="none"/>
         </w:rPr>
         <w:t xml:space="preserve">que el hecho denunciado, consistente en que </w:t>
       </w:r>
@@ -4782,7 +4719,7 @@
           <w:kern w:val="0"/>
           <w:shd w:val="clear" w:color="auto" w:fill="FFFFFF"/>
           <w:lang w:eastAsia="es-PE"/>
-          <ns2:ligatures ns2:val="none"/>
+          <w14:ligatures w14:val="none"/>
         </w:rPr>
         <w:t xml:space="preserve">la compañía aseguradora se habría negado injustificadamente a rehabilitar la Póliza del Seguro Devolución Total 15 </w:t>
       </w:r>
@@ -4794,7 +4731,7 @@
           <w:kern w:val="0"/>
           <w:shd w:val="clear" w:color="auto" w:fill="FFFFFF"/>
           <w:lang w:eastAsia="es-PE"/>
-          <ns2:ligatures ns2:val="none"/>
+          <w14:ligatures w14:val="none"/>
         </w:rPr>
         <w:t/>
       </w:r>
@@ -4806,7 +4743,7 @@
           <w:kern w:val="0"/>
           <w:shd w:val="clear" w:color="auto" w:fill="FFFFFF"/>
           <w:lang w:eastAsia="es-PE"/>
-          <ns2:ligatures ns2:val="none"/>
+          <w14:ligatures w14:val="none"/>
         </w:rPr>
         <w:t xml:space="preserve"> 1810111638, pese a la solicitud del denunciante</w:t>
       </w:r>
@@ -4814,7 +4751,7 @@
         <w:rPr>
           <w:rFonts w:ascii="Arial Narrow" w:eastAsia="Arial Narrow" w:hAnsi="Arial Narrow" w:cs="Arial Narrow"/>
           <w:kern w:val="0"/>
-          <ns2:ligatures ns2:val="none"/>
+          <w14:ligatures w14:val="none"/>
         </w:rPr>
         <w:t>; involucraría una presunta afectación a sus expectativas, quien no habría encontrado una correspondencia entre lo que esperaba recibir de parte del proveedor y lo que realmente recibió. Por consiguiente, corresponde calificar el hecho materia de denuncia como una presunta infracción al deber de idoneidad, tipificado en los artículos 18</w:t>
       </w:r>
@@ -4824,7 +4761,7 @@
           <w:color w:val="000000"/>
           <w:kern w:val="0"/>
           <w:lang w:eastAsia="es-PE"/>
-          <ns2:ligatures ns2:val="none"/>
+          <w14:ligatures w14:val="none"/>
         </w:rPr>
         <w:t/>
       </w:r>
@@ -4832,7 +4769,7 @@
         <w:rPr>
           <w:rFonts w:ascii="Arial Narrow" w:eastAsia="Arial Narrow" w:hAnsi="Arial Narrow" w:cs="Arial Narrow"/>
           <w:kern w:val="0"/>
-          <ns2:ligatures ns2:val="none"/>
+          <w14:ligatures w14:val="none"/>
         </w:rPr>
         <w:t xml:space="preserve"> y 19</w:t>
       </w:r>
@@ -4842,7 +4779,7 @@
           <w:color w:val="000000"/>
           <w:kern w:val="0"/>
           <w:lang w:eastAsia="es-PE"/>
-          <ns2:ligatures ns2:val="none"/>
+          <w14:ligatures w14:val="none"/>
         </w:rPr>
         <w:t/>
       </w:r>
@@ -4850,7 +4787,7 @@
         <w:rPr>
           <w:rFonts w:ascii="Arial Narrow" w:eastAsia="Arial Narrow" w:hAnsi="Arial Narrow" w:cs="Arial Narrow"/>
           <w:kern w:val="0"/>
-          <ns2:ligatures ns2:val="none"/>
+          <w14:ligatures w14:val="none"/>
         </w:rPr>
         <w:t xml:space="preserve"> del Código</w:t>
       </w:r>
@@ -4860,7 +4797,7 @@
           <w:rFonts w:ascii="Arial Narrow" w:eastAsia="Arial Narrow" w:hAnsi="Arial Narrow" w:cs="Arial"/>
           <w:kern w:val="0"/>
           <w:vertAlign w:val="superscript"/>
-          <ns2:ligatures ns2:val="none"/>
+          <w14:ligatures w14:val="none"/>
         </w:rPr>
         <w:footnoteReference w:id="4"/>
       </w:r>
@@ -4868,12 +4805,12 @@
         <w:rPr>
           <w:rFonts w:ascii="Arial Narrow" w:eastAsia="Arial Narrow" w:hAnsi="Arial Narrow" w:cs="Arial Narrow"/>
           <w:kern w:val="0"/>
-          <ns2:ligatures ns2:val="none"/>
+          <w14:ligatures w14:val="none"/>
         </w:rPr>
         <w:t>.</w:t>
       </w:r>
     </w:p>
-    <w:p ns2:paraId="1B5E1311" ns2:textId="77777777">
+    <w:p>
       <w:pPr>
         <w:pStyle w:val="Prrafodelista"/>
         <w:spacing w:after="0" w:line="240" w:lineRule="auto"/>
@@ -4882,11 +4819,11 @@
         <w:rPr>
           <w:rFonts w:ascii="Arial Narrow" w:eastAsia="Arial Narrow" w:hAnsi="Arial Narrow" w:cs="Arial Narrow"/>
           <w:kern w:val="0"/>
-          <ns2:ligatures ns2:val="none"/>
-        </w:rPr>
-      </w:pPr>
-    </w:p>
-    <w:p ns2:paraId="6AEBA451" ns2:textId="58346DE1">
+          <w14:ligatures w14:val="none"/>
+        </w:rPr>
+      </w:pPr>
+    </w:p>
+    <w:p>
       <w:pPr>
         <w:pStyle w:val="Prrafodelista"/>
         <w:numPr>
@@ -4899,14 +4836,14 @@
         <w:rPr>
           <w:rFonts w:ascii="Arial Narrow" w:eastAsia="Arial Narrow" w:hAnsi="Arial Narrow" w:cs="Arial Narrow"/>
           <w:kern w:val="0"/>
-          <ns2:ligatures ns2:val="none"/>
-        </w:rPr>
-      </w:pPr>
-      <w:r>
-        <w:rPr>
-          <w:rFonts w:ascii="Arial Narrow" w:eastAsia="Arial Narrow" w:hAnsi="Arial Narrow" w:cs="Arial Narrow"/>
-          <w:kern w:val="0"/>
-          <ns2:ligatures ns2:val="none"/>
+          <w14:ligatures w14:val="none"/>
+        </w:rPr>
+      </w:pPr>
+      <w:r>
+        <w:rPr>
+          <w:rFonts w:ascii="Arial Narrow" w:eastAsia="Arial Narrow" w:hAnsi="Arial Narrow" w:cs="Arial Narrow"/>
+          <w:kern w:val="0"/>
+          <w14:ligatures w14:val="none"/>
         </w:rPr>
         <w:t xml:space="preserve">Adicionalmente, la Secretaría Técnica, en ejercicio de sus facultades, </w:t>
       </w:r>
@@ -4916,7 +4853,7 @@
           <w:color w:val="000000"/>
           <w:kern w:val="0"/>
           <w:lang w:eastAsia="es-PE"/>
-          <ns2:ligatures ns2:val="none"/>
+          <w14:ligatures w14:val="none"/>
         </w:rPr>
         <w:t xml:space="preserve">considera </w:t>
       </w:r>
@@ -4924,7 +4861,7 @@
         <w:rPr>
           <w:rFonts w:ascii="Arial Narrow" w:eastAsia="Arial Narrow" w:hAnsi="Arial Narrow" w:cs="Arial Narrow"/>
           <w:kern w:val="0"/>
-          <ns2:ligatures ns2:val="none"/>
+          <w14:ligatures w14:val="none"/>
         </w:rPr>
         <w:t>que el hecho denunciado</w:t>
       </w:r>
@@ -4934,7 +4871,7 @@
           <w:color w:val="000000"/>
           <w:kern w:val="0"/>
           <w:lang w:eastAsia="es-PE"/>
-          <ns2:ligatures ns2:val="none"/>
+          <w14:ligatures w14:val="none"/>
         </w:rPr>
         <w:t xml:space="preserve">, consistente en que </w:t>
       </w:r>
@@ -4942,7 +4879,7 @@
         <w:rPr>
           <w:rFonts w:ascii="Arial Narrow" w:eastAsia="Arial Narrow" w:hAnsi="Arial Narrow" w:cs="Arial Narrow"/>
           <w:kern w:val="0"/>
-          <ns2:ligatures ns2:val="none"/>
+          <w14:ligatures w14:val="none"/>
         </w:rPr>
         <w:t xml:space="preserve">la compañía aseguradora se habría negado injustificadamente a rehabilitar la Póliza del Seguro Vida Devolución Plus </w:t>
       </w:r>
@@ -4951,7 +4888,7 @@
         <w:rPr>
           <w:rFonts w:ascii="Arial Narrow" w:eastAsia="Arial Narrow" w:hAnsi="Arial Narrow" w:cs="Arial Narrow"/>
           <w:kern w:val="0"/>
-          <ns2:ligatures ns2:val="none"/>
+          <w14:ligatures w14:val="none"/>
         </w:rPr>
         <w:t/>
       </w:r>
@@ -4960,7 +4897,7 @@
         <w:rPr>
           <w:rFonts w:ascii="Arial Narrow" w:eastAsia="Arial Narrow" w:hAnsi="Arial Narrow" w:cs="Arial Narrow"/>
           <w:kern w:val="0"/>
-          <ns2:ligatures ns2:val="none"/>
+          <w14:ligatures w14:val="none"/>
         </w:rPr>
         <w:t xml:space="preserve"> 2000066123, pese a la solicitud del denunciante</w:t>
       </w:r>
@@ -4970,7 +4907,7 @@
           <w:color w:val="000000"/>
           <w:kern w:val="0"/>
           <w:lang w:eastAsia="es-PE"/>
-          <ns2:ligatures ns2:val="none"/>
+          <w14:ligatures w14:val="none"/>
         </w:rPr>
         <w:t>; involucraría una presunta afectación a sus expectativas, quien no habría encontrado una correspondencia entre lo que esperaba recibir de parte del proveedor y lo que realmente recibió. Por consiguiente, corresponde calificar el hecho materia de denuncia como una presunta infracción al deber de idoneidad, tipificado en los artículos 18 y 19 del Código</w:t>
       </w:r>
@@ -4978,23 +4915,23 @@
         <w:rPr>
           <w:rFonts w:ascii="Arial Narrow" w:eastAsia="Arial Narrow" w:hAnsi="Arial Narrow" w:cs="Arial Narrow"/>
           <w:kern w:val="0"/>
-          <ns2:ligatures ns2:val="none"/>
+          <w14:ligatures w14:val="none"/>
         </w:rPr>
         <w:t>.</w:t>
       </w:r>
     </w:p>
-    <w:p ns2:paraId="479E0FD3" ns2:textId="77777777">
-      <w:pPr>
-        <w:spacing w:after="0" w:line="240" w:lineRule="auto"/>
-        <w:jc w:val="both"/>
-        <w:rPr>
-          <w:rFonts w:ascii="Arial Narrow" w:eastAsia="Arial Narrow" w:hAnsi="Arial Narrow" w:cs="Arial Narrow"/>
-          <w:kern w:val="0"/>
-          <ns2:ligatures ns2:val="none"/>
-        </w:rPr>
-      </w:pPr>
-    </w:p>
-    <w:p ns2:paraId="068BD7F0" ns2:textId="7E2AC886">
+    <w:p>
+      <w:pPr>
+        <w:spacing w:after="0" w:line="240" w:lineRule="auto"/>
+        <w:jc w:val="both"/>
+        <w:rPr>
+          <w:rFonts w:ascii="Arial Narrow" w:eastAsia="Arial Narrow" w:hAnsi="Arial Narrow" w:cs="Arial Narrow"/>
+          <w:kern w:val="0"/>
+          <w14:ligatures w14:val="none"/>
+        </w:rPr>
+      </w:pPr>
+    </w:p>
+    <w:p>
       <w:pPr>
         <w:pStyle w:val="Prrafodelista"/>
         <w:numPr>
@@ -5007,14 +4944,14 @@
         <w:rPr>
           <w:rFonts w:ascii="Arial Narrow" w:eastAsia="Arial Narrow" w:hAnsi="Arial Narrow" w:cs="Arial Narrow"/>
           <w:kern w:val="0"/>
-          <ns2:ligatures ns2:val="none"/>
-        </w:rPr>
-      </w:pPr>
-      <w:r>
-        <w:rPr>
-          <w:rFonts w:ascii="Arial Narrow" w:eastAsia="Arial Narrow" w:hAnsi="Arial Narrow" w:cs="Arial Narrow"/>
-          <w:kern w:val="0"/>
-          <ns2:ligatures ns2:val="none"/>
+          <w14:ligatures w14:val="none"/>
+        </w:rPr>
+      </w:pPr>
+      <w:r>
+        <w:rPr>
+          <w:rFonts w:ascii="Arial Narrow" w:eastAsia="Arial Narrow" w:hAnsi="Arial Narrow" w:cs="Arial Narrow"/>
+          <w:kern w:val="0"/>
+          <w14:ligatures w14:val="none"/>
         </w:rPr>
         <w:t xml:space="preserve">Así también, la Secretaría Técnica, en ejercicio de sus facultades, </w:t>
       </w:r>
@@ -5024,7 +4961,7 @@
           <w:color w:val="000000"/>
           <w:kern w:val="0"/>
           <w:lang w:eastAsia="es-PE"/>
-          <ns2:ligatures ns2:val="none"/>
+          <w14:ligatures w14:val="none"/>
         </w:rPr>
         <w:t xml:space="preserve">considera </w:t>
       </w:r>
@@ -5032,7 +4969,7 @@
         <w:rPr>
           <w:rFonts w:ascii="Arial Narrow" w:eastAsia="Arial Narrow" w:hAnsi="Arial Narrow" w:cs="Arial Narrow"/>
           <w:kern w:val="0"/>
-          <ns2:ligatures ns2:val="none"/>
+          <w14:ligatures w14:val="none"/>
         </w:rPr>
         <w:t>que el hecho denunciado</w:t>
       </w:r>
@@ -5042,7 +4979,7 @@
           <w:color w:val="000000"/>
           <w:kern w:val="0"/>
           <w:lang w:eastAsia="es-PE"/>
-          <ns2:ligatures ns2:val="none"/>
+          <w14:ligatures w14:val="none"/>
         </w:rPr>
         <w:t xml:space="preserve">, consistente en que </w:t>
       </w:r>
@@ -5050,7 +4987,7 @@
         <w:rPr>
           <w:rFonts w:ascii="Arial Narrow" w:eastAsia="Arial Narrow" w:hAnsi="Arial Narrow" w:cs="Arial Narrow"/>
           <w:kern w:val="0"/>
-          <ns2:ligatures ns2:val="none"/>
+          <w14:ligatures w14:val="none"/>
         </w:rPr>
         <w:t xml:space="preserve">la compañía aseguradora se habría negado injustificadamente a rehabilitar la Póliza del Seguro Vida Devolución Plus </w:t>
       </w:r>
@@ -5059,7 +4996,7 @@
         <w:rPr>
           <w:rFonts w:ascii="Arial Narrow" w:eastAsia="Arial Narrow" w:hAnsi="Arial Narrow" w:cs="Arial Narrow"/>
           <w:kern w:val="0"/>
-          <ns2:ligatures ns2:val="none"/>
+          <w14:ligatures w14:val="none"/>
         </w:rPr>
         <w:t/>
       </w:r>
@@ -5068,7 +5005,7 @@
         <w:rPr>
           <w:rFonts w:ascii="Arial Narrow" w:eastAsia="Arial Narrow" w:hAnsi="Arial Narrow" w:cs="Arial Narrow"/>
           <w:kern w:val="0"/>
-          <ns2:ligatures ns2:val="none"/>
+          <w14:ligatures w14:val="none"/>
         </w:rPr>
         <w:t xml:space="preserve"> 2000066124, pese a la solicitud del </w:t>
       </w:r>
@@ -5076,7 +5013,7 @@
         <w:rPr>
           <w:rFonts w:ascii="Arial Narrow" w:eastAsia="Arial Narrow" w:hAnsi="Arial Narrow" w:cs="Arial Narrow"/>
           <w:kern w:val="0"/>
-          <ns2:ligatures ns2:val="none"/>
+          <w14:ligatures w14:val="none"/>
         </w:rPr>
         <w:lastRenderedPageBreak/>
         <w:t>denunciante</w:t>
@@ -5087,7 +5024,7 @@
           <w:color w:val="000000"/>
           <w:kern w:val="0"/>
           <w:lang w:eastAsia="es-PE"/>
-          <ns2:ligatures ns2:val="none"/>
+          <w14:ligatures w14:val="none"/>
         </w:rPr>
         <w:t>; involucraría una presunta afectación a sus expectativas, quien no habría encontrado una correspondencia entre lo que esperaba recibir de parte del proveedor y lo que realmente recibió. Por consiguiente, corresponde calificar el hecho materia de denuncia como una presunta infracción al deber de idoneidad, tipificado en los artículos 18 y 19 del Código</w:t>
       </w:r>
@@ -5095,23 +5032,23 @@
         <w:rPr>
           <w:rFonts w:ascii="Arial Narrow" w:eastAsia="Arial Narrow" w:hAnsi="Arial Narrow" w:cs="Arial Narrow"/>
           <w:kern w:val="0"/>
-          <ns2:ligatures ns2:val="none"/>
+          <w14:ligatures w14:val="none"/>
         </w:rPr>
         <w:t>.</w:t>
       </w:r>
     </w:p>
-    <w:p ns2:paraId="6093A7B5" ns2:textId="77777777">
+    <w:p>
       <w:pPr>
         <w:pStyle w:val="Prrafodelista"/>
         <w:spacing w:line="240" w:lineRule="auto"/>
         <w:rPr>
           <w:rFonts w:ascii="Arial Narrow" w:eastAsia="Arial Narrow" w:hAnsi="Arial Narrow" w:cs="Arial Narrow"/>
           <w:kern w:val="0"/>
-          <ns2:ligatures ns2:val="none"/>
-        </w:rPr>
-      </w:pPr>
-    </w:p>
-    <w:p ns2:paraId="0491987D" ns2:textId="79C8A5EE">
+          <w14:ligatures w14:val="none"/>
+        </w:rPr>
+      </w:pPr>
+    </w:p>
+    <w:p>
       <w:pPr>
         <w:pStyle w:val="Prrafodelista"/>
         <w:numPr>
@@ -5124,14 +5061,14 @@
         <w:rPr>
           <w:rFonts w:ascii="Arial Narrow" w:eastAsia="Arial Narrow" w:hAnsi="Arial Narrow" w:cs="Arial Narrow"/>
           <w:kern w:val="0"/>
-          <ns2:ligatures ns2:val="none"/>
-        </w:rPr>
-      </w:pPr>
-      <w:r>
-        <w:rPr>
-          <w:rFonts w:ascii="Arial Narrow" w:eastAsia="Arial Narrow" w:hAnsi="Arial Narrow" w:cs="Arial Narrow"/>
-          <w:kern w:val="0"/>
-          <ns2:ligatures ns2:val="none"/>
+          <w14:ligatures w14:val="none"/>
+        </w:rPr>
+      </w:pPr>
+      <w:r>
+        <w:rPr>
+          <w:rFonts w:ascii="Arial Narrow" w:eastAsia="Arial Narrow" w:hAnsi="Arial Narrow" w:cs="Arial Narrow"/>
+          <w:kern w:val="0"/>
+          <w14:ligatures w14:val="none"/>
         </w:rPr>
         <w:t xml:space="preserve">Además, la Secretaría Técnica, en ejercicio de sus facultades, </w:t>
       </w:r>
@@ -5141,7 +5078,7 @@
           <w:color w:val="000000"/>
           <w:kern w:val="0"/>
           <w:lang w:eastAsia="es-PE"/>
-          <ns2:ligatures ns2:val="none"/>
+          <w14:ligatures w14:val="none"/>
         </w:rPr>
         <w:t xml:space="preserve">considera </w:t>
       </w:r>
@@ -5149,7 +5086,7 @@
         <w:rPr>
           <w:rFonts w:ascii="Arial Narrow" w:eastAsia="Arial Narrow" w:hAnsi="Arial Narrow" w:cs="Arial Narrow"/>
           <w:kern w:val="0"/>
-          <ns2:ligatures ns2:val="none"/>
+          <w14:ligatures w14:val="none"/>
         </w:rPr>
         <w:t>que el hecho denunciado</w:t>
       </w:r>
@@ -5159,7 +5096,7 @@
           <w:color w:val="000000"/>
           <w:kern w:val="0"/>
           <w:lang w:eastAsia="es-PE"/>
-          <ns2:ligatures ns2:val="none"/>
+          <w14:ligatures w14:val="none"/>
         </w:rPr>
         <w:t xml:space="preserve">, consistente en que </w:t>
       </w:r>
@@ -5167,7 +5104,7 @@
         <w:rPr>
           <w:rFonts w:ascii="Arial Narrow" w:eastAsia="Arial Narrow" w:hAnsi="Arial Narrow" w:cs="Arial Narrow"/>
           <w:kern w:val="0"/>
-          <ns2:ligatures ns2:val="none"/>
+          <w14:ligatures w14:val="none"/>
         </w:rPr>
         <w:t>la compañía aseguradora habría requerido al denunciante requisitos innecesarios para atender su solicitud de rehabilitación de las pólizas 1810111638, 2000066123 y 2000066124</w:t>
       </w:r>
@@ -5177,23 +5114,23 @@
           <w:color w:val="000000"/>
           <w:kern w:val="0"/>
           <w:lang w:eastAsia="es-PE"/>
-          <ns2:ligatures ns2:val="none"/>
+          <w14:ligatures w14:val="none"/>
         </w:rPr>
         <w:t>; involucraría una presunta afectación a sus expectativas, quien no habría encontrado una correspondencia entre lo que esperaba recibir de parte del proveedor y lo que realmente recibió. Por consiguiente, corresponde calificar el hecho materia de denuncia como una presunta infracción al deber de idoneidad, tipificado en los artículos 18 y 19 del Código.</w:t>
       </w:r>
     </w:p>
-    <w:p ns2:paraId="0A256839" ns2:textId="77777777">
+    <w:p>
       <w:pPr>
         <w:pStyle w:val="Prrafodelista"/>
         <w:spacing w:line="240" w:lineRule="auto"/>
         <w:rPr>
           <w:rFonts w:ascii="Arial Narrow" w:eastAsia="Arial Narrow" w:hAnsi="Arial Narrow" w:cs="Arial Narrow"/>
           <w:kern w:val="0"/>
-          <ns2:ligatures ns2:val="none"/>
-        </w:rPr>
-      </w:pPr>
-    </w:p>
-    <w:p ns2:paraId="4DFD0F01" ns2:textId="68047B76">
+          <w14:ligatures w14:val="none"/>
+        </w:rPr>
+      </w:pPr>
+    </w:p>
+    <w:p>
       <w:pPr>
         <w:pStyle w:val="Prrafodelista"/>
         <w:numPr>
@@ -5206,14 +5143,14 @@
         <w:rPr>
           <w:rFonts w:ascii="Arial Narrow" w:eastAsia="Arial Narrow" w:hAnsi="Arial Narrow" w:cs="Arial Narrow"/>
           <w:kern w:val="0"/>
-          <ns2:ligatures ns2:val="none"/>
-        </w:rPr>
-      </w:pPr>
-      <w:r>
-        <w:rPr>
-          <w:rFonts w:ascii="Arial Narrow" w:eastAsia="Arial Narrow" w:hAnsi="Arial Narrow" w:cs="Arial Narrow"/>
-          <w:kern w:val="0"/>
-          <ns2:ligatures ns2:val="none"/>
+          <w14:ligatures w14:val="none"/>
+        </w:rPr>
+      </w:pPr>
+      <w:r>
+        <w:rPr>
+          <w:rFonts w:ascii="Arial Narrow" w:eastAsia="Arial Narrow" w:hAnsi="Arial Narrow" w:cs="Arial Narrow"/>
+          <w:kern w:val="0"/>
+          <w14:ligatures w14:val="none"/>
         </w:rPr>
         <w:t xml:space="preserve">Asimismo, la Secretaría Técnica, en ejercicio de sus facultades, </w:t>
       </w:r>
@@ -5223,7 +5160,7 @@
           <w:color w:val="000000"/>
           <w:kern w:val="0"/>
           <w:lang w:eastAsia="es-PE"/>
-          <ns2:ligatures ns2:val="none"/>
+          <w14:ligatures w14:val="none"/>
         </w:rPr>
         <w:t xml:space="preserve">considera </w:t>
       </w:r>
@@ -5231,7 +5168,7 @@
         <w:rPr>
           <w:rFonts w:ascii="Arial Narrow" w:eastAsia="Arial Narrow" w:hAnsi="Arial Narrow" w:cs="Arial Narrow"/>
           <w:kern w:val="0"/>
-          <ns2:ligatures ns2:val="none"/>
+          <w14:ligatures w14:val="none"/>
         </w:rPr>
         <w:t>que el hecho denunciado</w:t>
       </w:r>
@@ -5241,7 +5178,7 @@
           <w:color w:val="000000"/>
           <w:kern w:val="0"/>
           <w:lang w:eastAsia="es-PE"/>
-          <ns2:ligatures ns2:val="none"/>
+          <w14:ligatures w14:val="none"/>
         </w:rPr>
         <w:t xml:space="preserve">, consistente en que </w:t>
       </w:r>
@@ -5249,7 +5186,7 @@
         <w:rPr>
           <w:rFonts w:ascii="Arial Narrow" w:eastAsia="Arial Narrow" w:hAnsi="Arial Narrow" w:cs="Arial Narrow"/>
           <w:kern w:val="0"/>
-          <ns2:ligatures ns2:val="none"/>
+          <w14:ligatures w14:val="none"/>
         </w:rPr>
         <w:t>la compañía aseguradora no habría cumplido con brindar una respuesta adecuada a la comunicación realizada por el denunciante el 24 de agosto de 2024</w:t>
       </w:r>
@@ -5259,23 +5196,23 @@
           <w:color w:val="000000"/>
           <w:kern w:val="0"/>
           <w:lang w:eastAsia="es-PE"/>
-          <ns2:ligatures ns2:val="none"/>
+          <w14:ligatures w14:val="none"/>
         </w:rPr>
         <w:t>; involucraría una presunta afectación a sus expectativas, quien no habría encontrado una correspondencia entre lo que esperaba recibir de parte del proveedor y lo que realmente recibió. Por consiguiente, corresponde calificar el hecho materia de denuncia como una presunta infracción al deber de idoneidad, tipificado en los artículos 18 y 19 del Código.</w:t>
       </w:r>
     </w:p>
-    <w:p ns2:paraId="289DA790" ns2:textId="77777777">
+    <w:p>
       <w:pPr>
         <w:pStyle w:val="Prrafodelista"/>
         <w:spacing w:line="240" w:lineRule="auto"/>
         <w:rPr>
           <w:rFonts w:ascii="Arial Narrow" w:eastAsia="Arial Narrow" w:hAnsi="Arial Narrow" w:cs="Arial Narrow"/>
           <w:kern w:val="0"/>
-          <ns2:ligatures ns2:val="none"/>
-        </w:rPr>
-      </w:pPr>
-    </w:p>
-    <w:p ns2:paraId="64122EE3" ns2:textId="5823B5B6">
+          <w14:ligatures w14:val="none"/>
+        </w:rPr>
+      </w:pPr>
+    </w:p>
+    <w:p>
       <w:pPr>
         <w:pStyle w:val="Prrafodelista"/>
         <w:numPr>
@@ -5288,14 +5225,14 @@
         <w:rPr>
           <w:rFonts w:ascii="Arial Narrow" w:eastAsia="Arial Narrow" w:hAnsi="Arial Narrow" w:cs="Arial Narrow"/>
           <w:kern w:val="0"/>
-          <ns2:ligatures ns2:val="none"/>
-        </w:rPr>
-      </w:pPr>
-      <w:r>
-        <w:rPr>
-          <w:rFonts w:ascii="Arial Narrow" w:eastAsia="Arial Narrow" w:hAnsi="Arial Narrow" w:cs="Arial Narrow"/>
-          <w:kern w:val="0"/>
-          <ns2:ligatures ns2:val="none"/>
+          <w14:ligatures w14:val="none"/>
+        </w:rPr>
+      </w:pPr>
+      <w:r>
+        <w:rPr>
+          <w:rFonts w:ascii="Arial Narrow" w:eastAsia="Arial Narrow" w:hAnsi="Arial Narrow" w:cs="Arial Narrow"/>
+          <w:kern w:val="0"/>
+          <w14:ligatures w14:val="none"/>
         </w:rPr>
         <w:t xml:space="preserve">Adicionalmente, la Secretaría Técnica, en ejercicio de sus facultades, </w:t>
       </w:r>
@@ -5305,7 +5242,7 @@
           <w:color w:val="000000"/>
           <w:kern w:val="0"/>
           <w:lang w:eastAsia="es-PE"/>
-          <ns2:ligatures ns2:val="none"/>
+          <w14:ligatures w14:val="none"/>
         </w:rPr>
         <w:t xml:space="preserve">considera </w:t>
       </w:r>
@@ -5313,7 +5250,7 @@
         <w:rPr>
           <w:rFonts w:ascii="Arial Narrow" w:eastAsia="Arial Narrow" w:hAnsi="Arial Narrow" w:cs="Arial Narrow"/>
           <w:kern w:val="0"/>
-          <ns2:ligatures ns2:val="none"/>
+          <w14:ligatures w14:val="none"/>
         </w:rPr>
         <w:t>que el hecho denunciado</w:t>
       </w:r>
@@ -5323,7 +5260,7 @@
           <w:color w:val="000000"/>
           <w:kern w:val="0"/>
           <w:lang w:eastAsia="es-PE"/>
-          <ns2:ligatures ns2:val="none"/>
+          <w14:ligatures w14:val="none"/>
         </w:rPr>
         <w:t xml:space="preserve">, consistente en que </w:t>
       </w:r>
@@ -5331,7 +5268,7 @@
         <w:rPr>
           <w:rFonts w:ascii="Arial Narrow" w:eastAsia="Arial Narrow" w:hAnsi="Arial Narrow" w:cs="Arial Narrow"/>
           <w:kern w:val="0"/>
-          <ns2:ligatures ns2:val="none"/>
+          <w14:ligatures w14:val="none"/>
         </w:rPr>
         <w:t xml:space="preserve">la compañía aseguradora habría brindado una comunicación inadecuada al denunciante el 28 de setiembre de 2024, al señalarle que se había efectuado la cancelación a una póliza que no reconocía</w:t>
       </w:r>
@@ -5341,23 +5278,23 @@
           <w:color w:val="000000"/>
           <w:kern w:val="0"/>
           <w:lang w:eastAsia="es-PE"/>
-          <ns2:ligatures ns2:val="none"/>
+          <w14:ligatures w14:val="none"/>
         </w:rPr>
         <w:t>; involucraría una presunta afectación a sus expectativas, quien no habría encontrado una correspondencia entre lo que esperaba recibir de parte del proveedor y lo que realmente recibió. Por consiguiente, corresponde calificar el hecho materia de denuncia como una presunta infracción al deber de idoneidad, tipificado en los artículos 18 y 19 del Código.</w:t>
       </w:r>
     </w:p>
-    <w:p ns2:paraId="7F927E54" ns2:textId="77777777">
+    <w:p>
       <w:pPr>
         <w:pStyle w:val="Prrafodelista"/>
         <w:spacing w:line="240" w:lineRule="auto"/>
         <w:rPr>
           <w:rFonts w:ascii="Arial Narrow" w:eastAsia="Arial Narrow" w:hAnsi="Arial Narrow" w:cs="Arial Narrow"/>
           <w:kern w:val="0"/>
-          <ns2:ligatures ns2:val="none"/>
-        </w:rPr>
-      </w:pPr>
-    </w:p>
-    <w:p ns2:paraId="06B56CD1" ns2:textId="719A4715">
+          <w14:ligatures w14:val="none"/>
+        </w:rPr>
+      </w:pPr>
+    </w:p>
+    <w:p>
       <w:pPr>
         <w:pStyle w:val="Prrafodelista"/>
         <w:numPr>
@@ -5370,14 +5307,14 @@
         <w:rPr>
           <w:rFonts w:ascii="Arial Narrow" w:eastAsia="Arial Narrow" w:hAnsi="Arial Narrow" w:cs="Arial Narrow"/>
           <w:kern w:val="0"/>
-          <ns2:ligatures ns2:val="none"/>
-        </w:rPr>
-      </w:pPr>
-      <w:r>
-        <w:rPr>
-          <w:rFonts w:ascii="Arial Narrow" w:eastAsia="Arial Narrow" w:hAnsi="Arial Narrow" w:cs="Arial Narrow"/>
-          <w:kern w:val="0"/>
-          <ns2:ligatures ns2:val="none"/>
+          <w14:ligatures w14:val="none"/>
+        </w:rPr>
+      </w:pPr>
+      <w:r>
+        <w:rPr>
+          <w:rFonts w:ascii="Arial Narrow" w:eastAsia="Arial Narrow" w:hAnsi="Arial Narrow" w:cs="Arial Narrow"/>
+          <w:kern w:val="0"/>
+          <w14:ligatures w14:val="none"/>
         </w:rPr>
         <w:t xml:space="preserve">Así también, la Secretaría Técnica, en ejercicio de sus facultades, </w:t>
       </w:r>
@@ -5387,7 +5324,7 @@
           <w:color w:val="000000"/>
           <w:kern w:val="0"/>
           <w:lang w:eastAsia="es-PE"/>
-          <ns2:ligatures ns2:val="none"/>
+          <w14:ligatures w14:val="none"/>
         </w:rPr>
         <w:t xml:space="preserve">considera </w:t>
       </w:r>
@@ -5395,7 +5332,7 @@
         <w:rPr>
           <w:rFonts w:ascii="Arial Narrow" w:eastAsia="Arial Narrow" w:hAnsi="Arial Narrow" w:cs="Arial Narrow"/>
           <w:kern w:val="0"/>
-          <ns2:ligatures ns2:val="none"/>
+          <w14:ligatures w14:val="none"/>
         </w:rPr>
         <w:t>que el hecho denunciado</w:t>
       </w:r>
@@ -5405,7 +5342,7 @@
           <w:color w:val="000000"/>
           <w:kern w:val="0"/>
           <w:lang w:eastAsia="es-PE"/>
-          <ns2:ligatures ns2:val="none"/>
+          <w14:ligatures w14:val="none"/>
         </w:rPr>
         <w:t xml:space="preserve">, consistente en que </w:t>
       </w:r>
@@ -5413,7 +5350,7 @@
         <w:rPr>
           <w:rFonts w:ascii="Arial Narrow" w:eastAsia="Arial Narrow" w:hAnsi="Arial Narrow" w:cs="Arial Narrow"/>
           <w:kern w:val="0"/>
-          <ns2:ligatures ns2:val="none"/>
+          <w14:ligatures w14:val="none"/>
         </w:rPr>
         <w:t>la compañía aseguradora habría brindado una respuesta inadecuada al denunciante el 21 de octubre de 2024, al señalarle un número de póliza que no reconoce</w:t>
       </w:r>
@@ -5423,12 +5360,12 @@
           <w:color w:val="000000"/>
           <w:kern w:val="0"/>
           <w:lang w:eastAsia="es-PE"/>
-          <ns2:ligatures ns2:val="none"/>
+          <w14:ligatures w14:val="none"/>
         </w:rPr>
         <w:t>; involucraría una presunta afectación a sus expectativas, quien no habría encontrado una correspondencia entre lo que esperaba recibir de parte del proveedor y lo que realmente recibió. Por consiguiente, corresponde calificar el hecho materia de denuncia como una presunta infracción al deber de idoneidad, tipificado en los artículos 18 y 19 del Código.</w:t>
       </w:r>
     </w:p>
-    <w:p ns2:paraId="6FADCDD3" ns2:textId="77777777">
+    <w:p>
       <w:pPr>
         <w:pStyle w:val="Prrafodelista"/>
         <w:spacing w:after="0" w:line="240" w:lineRule="auto"/>
@@ -5437,11 +5374,11 @@
         <w:rPr>
           <w:rFonts w:ascii="Arial Narrow" w:eastAsia="Arial Narrow" w:hAnsi="Arial Narrow" w:cs="Arial Narrow"/>
           <w:kern w:val="0"/>
-          <ns2:ligatures ns2:val="none"/>
-        </w:rPr>
-      </w:pPr>
-    </w:p>
-    <w:p ns2:paraId="48693224" ns2:textId="6CD3421C">
+          <w14:ligatures w14:val="none"/>
+        </w:rPr>
+      </w:pPr>
+    </w:p>
+    <w:p>
       <w:pPr>
         <w:pStyle w:val="Prrafodelista"/>
         <w:numPr>
@@ -5454,14 +5391,14 @@
         <w:rPr>
           <w:rFonts w:ascii="Arial Narrow" w:eastAsia="Arial Narrow" w:hAnsi="Arial Narrow" w:cs="Arial Narrow"/>
           <w:kern w:val="0"/>
-          <ns2:ligatures ns2:val="none"/>
-        </w:rPr>
-      </w:pPr>
-      <w:r>
-        <w:rPr>
-          <w:rFonts w:ascii="Arial Narrow" w:eastAsia="Arial Narrow" w:hAnsi="Arial Narrow" w:cs="Arial Narrow"/>
-          <w:kern w:val="0"/>
-          <ns2:ligatures ns2:val="none"/>
+          <w14:ligatures w14:val="none"/>
+        </w:rPr>
+      </w:pPr>
+      <w:r>
+        <w:rPr>
+          <w:rFonts w:ascii="Arial Narrow" w:eastAsia="Arial Narrow" w:hAnsi="Arial Narrow" w:cs="Arial Narrow"/>
+          <w:kern w:val="0"/>
+          <w14:ligatures w14:val="none"/>
         </w:rPr>
         <w:t xml:space="preserve">Adicionalmente, la Secretaría Técnica, en ejercicio de sus facultades, </w:t>
       </w:r>
@@ -5471,7 +5408,7 @@
           <w:color w:val="000000"/>
           <w:kern w:val="0"/>
           <w:lang w:eastAsia="es-PE"/>
-          <ns2:ligatures ns2:val="none"/>
+          <w14:ligatures w14:val="none"/>
         </w:rPr>
         <w:t xml:space="preserve">considera </w:t>
       </w:r>
@@ -5479,7 +5416,7 @@
         <w:rPr>
           <w:rFonts w:ascii="Arial Narrow" w:eastAsia="Arial Narrow" w:hAnsi="Arial Narrow" w:cs="Arial Narrow"/>
           <w:kern w:val="0"/>
-          <ns2:ligatures ns2:val="none"/>
+          <w14:ligatures w14:val="none"/>
         </w:rPr>
         <w:t>que el hecho denunciado</w:t>
       </w:r>
@@ -5489,7 +5426,7 @@
           <w:color w:val="000000"/>
           <w:kern w:val="0"/>
           <w:lang w:eastAsia="es-PE"/>
-          <ns2:ligatures ns2:val="none"/>
+          <w14:ligatures w14:val="none"/>
         </w:rPr>
         <w:t xml:space="preserve">, consistente en que </w:t>
       </w:r>
@@ -5497,7 +5434,7 @@
         <w:rPr>
           <w:rFonts w:ascii="Arial Narrow" w:eastAsia="Arial Narrow" w:hAnsi="Arial Narrow" w:cs="Arial Narrow"/>
           <w:kern w:val="0"/>
-          <ns2:ligatures ns2:val="none"/>
+          <w14:ligatures w14:val="none"/>
         </w:rPr>
         <w:t>la compañía aseguradora no habría cumplido con brindar una respuesta adecuada a la comunicación realizada por el denunciante el 6 de noviembre de 2024</w:t>
       </w:r>
@@ -5507,23 +5444,23 @@
           <w:color w:val="000000"/>
           <w:kern w:val="0"/>
           <w:lang w:eastAsia="es-PE"/>
-          <ns2:ligatures ns2:val="none"/>
+          <w14:ligatures w14:val="none"/>
         </w:rPr>
         <w:t>; involucraría una presunta afectación a sus expectativas, quien no habría encontrado una correspondencia entre lo que esperaba recibir de parte del proveedor y lo que realmente recibió. Por consiguiente, corresponde calificar el hecho materia de denuncia como una presunta infracción al deber de idoneidad, tipificado en los artículos 18 y 19 del Código.</w:t>
       </w:r>
     </w:p>
-    <w:p ns2:paraId="515E5739" ns2:textId="77777777">
+    <w:p>
       <w:pPr>
         <w:pStyle w:val="Prrafodelista"/>
         <w:spacing w:line="240" w:lineRule="auto"/>
         <w:rPr>
           <w:rFonts w:ascii="Arial Narrow" w:eastAsia="Arial Narrow" w:hAnsi="Arial Narrow" w:cs="Arial Narrow"/>
           <w:kern w:val="0"/>
-          <ns2:ligatures ns2:val="none"/>
-        </w:rPr>
-      </w:pPr>
-    </w:p>
-    <w:p ns2:paraId="74329E18" ns2:textId="2615EFE2">
+          <w14:ligatures w14:val="none"/>
+        </w:rPr>
+      </w:pPr>
+    </w:p>
+    <w:p>
       <w:pPr>
         <w:pStyle w:val="Prrafodelista"/>
         <w:numPr>
@@ -5536,14 +5473,14 @@
         <w:rPr>
           <w:rFonts w:ascii="Arial Narrow" w:eastAsia="Arial Narrow" w:hAnsi="Arial Narrow" w:cs="Arial Narrow"/>
           <w:kern w:val="0"/>
-          <ns2:ligatures ns2:val="none"/>
-        </w:rPr>
-      </w:pPr>
-      <w:r>
-        <w:rPr>
-          <w:rFonts w:ascii="Arial Narrow" w:eastAsia="Arial Narrow" w:hAnsi="Arial Narrow" w:cs="Arial Narrow"/>
-          <w:kern w:val="0"/>
-          <ns2:ligatures ns2:val="none"/>
+          <w14:ligatures w14:val="none"/>
+        </w:rPr>
+      </w:pPr>
+      <w:r>
+        <w:rPr>
+          <w:rFonts w:ascii="Arial Narrow" w:eastAsia="Arial Narrow" w:hAnsi="Arial Narrow" w:cs="Arial Narrow"/>
+          <w:kern w:val="0"/>
+          <w14:ligatures w14:val="none"/>
         </w:rPr>
         <w:t xml:space="preserve">Asimismo, la Secretaría Técnica, en ejercicio de sus facultades, </w:t>
       </w:r>
@@ -5553,7 +5490,7 @@
           <w:color w:val="000000"/>
           <w:kern w:val="0"/>
           <w:lang w:eastAsia="es-PE"/>
-          <ns2:ligatures ns2:val="none"/>
+          <w14:ligatures w14:val="none"/>
         </w:rPr>
         <w:t xml:space="preserve">considera </w:t>
       </w:r>
@@ -5561,7 +5498,7 @@
         <w:rPr>
           <w:rFonts w:ascii="Arial Narrow" w:eastAsia="Arial Narrow" w:hAnsi="Arial Narrow" w:cs="Arial Narrow"/>
           <w:kern w:val="0"/>
-          <ns2:ligatures ns2:val="none"/>
+          <w14:ligatures w14:val="none"/>
         </w:rPr>
         <w:t>que el hecho denunciado</w:t>
       </w:r>
@@ -5571,7 +5508,7 @@
           <w:color w:val="000000"/>
           <w:kern w:val="0"/>
           <w:lang w:eastAsia="es-PE"/>
-          <ns2:ligatures ns2:val="none"/>
+          <w14:ligatures w14:val="none"/>
         </w:rPr>
         <w:t xml:space="preserve">, consistente en que </w:t>
       </w:r>
@@ -5579,7 +5516,7 @@
         <w:rPr>
           <w:rFonts w:ascii="Arial Narrow" w:eastAsia="Arial Narrow" w:hAnsi="Arial Narrow" w:cs="Arial Narrow"/>
           <w:kern w:val="0"/>
-          <ns2:ligatures ns2:val="none"/>
+          <w14:ligatures w14:val="none"/>
         </w:rPr>
         <w:t>la compañía aseguradora no habría cumplido con brindar una respuesta adecuada a la comunicación realizada por el denunciante el 16 de diciembre de 2024</w:t>
       </w:r>
@@ -5589,7 +5526,7 @@
           <w:color w:val="000000"/>
           <w:kern w:val="0"/>
           <w:lang w:eastAsia="es-PE"/>
-          <ns2:ligatures ns2:val="none"/>
+          <w14:ligatures w14:val="none"/>
         </w:rPr>
         <w:t xml:space="preserve">; involucraría una presunta afectación a sus expectativas, quien no habría encontrado una correspondencia entre lo que esperaba recibir de parte del proveedor y lo que realmente recibió. Por consiguiente, </w:t>
       </w:r>
@@ -5599,24 +5536,24 @@
           <w:color w:val="000000"/>
           <w:kern w:val="0"/>
           <w:lang w:eastAsia="es-PE"/>
-          <ns2:ligatures ns2:val="none"/>
+          <w14:ligatures w14:val="none"/>
         </w:rPr>
         <w:lastRenderedPageBreak/>
         <w:t>corresponde calificar el hecho materia de denuncia como una presunta infracción al deber de idoneidad, tipificado en los artículos 18 y 19 del Código.</w:t>
       </w:r>
     </w:p>
-    <w:p ns2:paraId="51BA6B58" ns2:textId="77777777">
-      <w:pPr>
-        <w:spacing w:after="0" w:line="240" w:lineRule="auto"/>
-        <w:jc w:val="both"/>
-        <w:rPr>
-          <w:rFonts w:ascii="Arial Narrow" w:eastAsia="Arial Narrow" w:hAnsi="Arial Narrow" w:cs="Arial Narrow"/>
-          <w:kern w:val="0"/>
-          <ns2:ligatures ns2:val="none"/>
-        </w:rPr>
-      </w:pPr>
-    </w:p>
-    <w:p ns2:paraId="54E7F2A2" ns2:textId="4AE98001">
+    <w:p>
+      <w:pPr>
+        <w:spacing w:after="0" w:line="240" w:lineRule="auto"/>
+        <w:jc w:val="both"/>
+        <w:rPr>
+          <w:rFonts w:ascii="Arial Narrow" w:eastAsia="Arial Narrow" w:hAnsi="Arial Narrow" w:cs="Arial Narrow"/>
+          <w:kern w:val="0"/>
+          <w14:ligatures w14:val="none"/>
+        </w:rPr>
+      </w:pPr>
+    </w:p>
+    <w:p>
       <w:pPr>
         <w:pStyle w:val="Prrafodelista"/>
         <w:numPr>
@@ -5629,14 +5566,14 @@
         <w:rPr>
           <w:rFonts w:ascii="Arial Narrow" w:eastAsia="Arial Narrow" w:hAnsi="Arial Narrow" w:cs="Arial Narrow"/>
           <w:kern w:val="0"/>
-          <ns2:ligatures ns2:val="none"/>
-        </w:rPr>
-      </w:pPr>
-      <w:r>
-        <w:rPr>
-          <w:rFonts w:ascii="Arial Narrow" w:eastAsia="Arial Narrow" w:hAnsi="Arial Narrow" w:cs="Arial Narrow"/>
-          <w:kern w:val="0"/>
-          <ns2:ligatures ns2:val="none"/>
+          <w14:ligatures w14:val="none"/>
+        </w:rPr>
+      </w:pPr>
+      <w:r>
+        <w:rPr>
+          <w:rFonts w:ascii="Arial Narrow" w:eastAsia="Arial Narrow" w:hAnsi="Arial Narrow" w:cs="Arial Narrow"/>
+          <w:kern w:val="0"/>
+          <w14:ligatures w14:val="none"/>
         </w:rPr>
         <w:t xml:space="preserve">Adicionalmente, la Secretaría Técnica, en ejercicio de sus facultades, </w:t>
       </w:r>
@@ -5646,7 +5583,7 @@
           <w:color w:val="000000"/>
           <w:kern w:val="0"/>
           <w:lang w:eastAsia="es-PE"/>
-          <ns2:ligatures ns2:val="none"/>
+          <w14:ligatures w14:val="none"/>
         </w:rPr>
         <w:t xml:space="preserve">considera </w:t>
       </w:r>
@@ -5654,7 +5591,7 @@
         <w:rPr>
           <w:rFonts w:ascii="Arial Narrow" w:eastAsia="Arial Narrow" w:hAnsi="Arial Narrow" w:cs="Arial Narrow"/>
           <w:kern w:val="0"/>
-          <ns2:ligatures ns2:val="none"/>
+          <w14:ligatures w14:val="none"/>
         </w:rPr>
         <w:t>que el hecho denunciado</w:t>
       </w:r>
@@ -5664,7 +5601,7 @@
           <w:color w:val="000000"/>
           <w:kern w:val="0"/>
           <w:lang w:eastAsia="es-PE"/>
-          <ns2:ligatures ns2:val="none"/>
+          <w14:ligatures w14:val="none"/>
         </w:rPr>
         <w:t xml:space="preserve">, consistente en que </w:t>
       </w:r>
@@ -5672,7 +5609,7 @@
         <w:rPr>
           <w:rFonts w:ascii="Arial Narrow" w:eastAsia="Arial Narrow" w:hAnsi="Arial Narrow" w:cs="Arial Narrow"/>
           <w:kern w:val="0"/>
-          <ns2:ligatures ns2:val="none"/>
+          <w14:ligatures w14:val="none"/>
         </w:rPr>
         <w:t>la compañía aseguradora no habría cumplido con brindar una respuesta sobre la devolución de los aportes realizados por el denunciante por las pólizas 1810111638, 2000066123 y 2000066124</w:t>
       </w:r>
@@ -5682,23 +5619,23 @@
           <w:color w:val="000000"/>
           <w:kern w:val="0"/>
           <w:lang w:eastAsia="es-PE"/>
-          <ns2:ligatures ns2:val="none"/>
+          <w14:ligatures w14:val="none"/>
         </w:rPr>
         <w:t>; involucraría una presunta afectación a sus expectativas, quien no habría encontrado una correspondencia entre lo que esperaba recibir de parte del proveedor y lo que realmente recibió. Por consiguiente, corresponde calificar el hecho materia de denuncia como una presunta infracción al deber de idoneidad, tipificado en los artículos 18 y 19 del Código.</w:t>
       </w:r>
     </w:p>
-    <w:p ns2:paraId="61540AB0" ns2:textId="77777777">
+    <w:p>
       <w:pPr>
         <w:pStyle w:val="Prrafodelista"/>
         <w:spacing w:line="240" w:lineRule="auto"/>
         <w:rPr>
           <w:rFonts w:ascii="Arial Narrow" w:eastAsia="Arial Narrow" w:hAnsi="Arial Narrow" w:cs="Arial Narrow"/>
           <w:kern w:val="0"/>
-          <ns2:ligatures ns2:val="none"/>
-        </w:rPr>
-      </w:pPr>
-    </w:p>
-    <w:p ns2:paraId="702AF9F8" ns2:textId="1752B4C9">
+          <w14:ligatures w14:val="none"/>
+        </w:rPr>
+      </w:pPr>
+    </w:p>
+    <w:p>
       <w:pPr>
         <w:pStyle w:val="Prrafodelista"/>
         <w:numPr>
@@ -5711,14 +5648,14 @@
         <w:rPr>
           <w:rFonts w:ascii="Arial Narrow" w:eastAsia="Arial Narrow" w:hAnsi="Arial Narrow" w:cs="Arial Narrow"/>
           <w:kern w:val="0"/>
-          <ns2:ligatures ns2:val="none"/>
-        </w:rPr>
-      </w:pPr>
-      <w:r>
-        <w:rPr>
-          <w:rFonts w:ascii="Arial Narrow" w:eastAsia="Arial Narrow" w:hAnsi="Arial Narrow" w:cs="Arial Narrow"/>
-          <w:kern w:val="0"/>
-          <ns2:ligatures ns2:val="none"/>
+          <w14:ligatures w14:val="none"/>
+        </w:rPr>
+      </w:pPr>
+      <w:r>
+        <w:rPr>
+          <w:rFonts w:ascii="Arial Narrow" w:eastAsia="Arial Narrow" w:hAnsi="Arial Narrow" w:cs="Arial Narrow"/>
+          <w:kern w:val="0"/>
+          <w14:ligatures w14:val="none"/>
         </w:rPr>
         <w:t xml:space="preserve">Así también, la Secretaría Técnica, en ejercicio de sus facultades, </w:t>
       </w:r>
@@ -5728,7 +5665,7 @@
           <w:color w:val="000000"/>
           <w:kern w:val="0"/>
           <w:lang w:eastAsia="es-PE"/>
-          <ns2:ligatures ns2:val="none"/>
+          <w14:ligatures w14:val="none"/>
         </w:rPr>
         <w:t xml:space="preserve">considera </w:t>
       </w:r>
@@ -5736,7 +5673,7 @@
         <w:rPr>
           <w:rFonts w:ascii="Arial Narrow" w:eastAsia="Arial Narrow" w:hAnsi="Arial Narrow" w:cs="Arial Narrow"/>
           <w:kern w:val="0"/>
-          <ns2:ligatures ns2:val="none"/>
+          <w14:ligatures w14:val="none"/>
         </w:rPr>
         <w:t>que el hecho denunciado</w:t>
       </w:r>
@@ -5746,7 +5683,7 @@
           <w:color w:val="000000"/>
           <w:kern w:val="0"/>
           <w:lang w:eastAsia="es-PE"/>
-          <ns2:ligatures ns2:val="none"/>
+          <w14:ligatures w14:val="none"/>
         </w:rPr>
         <w:t xml:space="preserve">, consistente en que </w:t>
       </w:r>
@@ -5754,7 +5691,7 @@
         <w:rPr>
           <w:rFonts w:ascii="Arial Narrow" w:eastAsia="Arial Narrow" w:hAnsi="Arial Narrow" w:cs="Arial Narrow"/>
           <w:kern w:val="0"/>
-          <ns2:ligatures ns2:val="none"/>
+          <w14:ligatures w14:val="none"/>
         </w:rPr>
         <w:t>a compañía aseguradora habría requerido al denunciante que pase evaluaciones médicas, pese haber decidido no continuar con las pólizas 1810111638, 2000066123 y 2000066124</w:t>
       </w:r>
@@ -5764,23 +5701,23 @@
           <w:color w:val="000000"/>
           <w:kern w:val="0"/>
           <w:lang w:eastAsia="es-PE"/>
-          <ns2:ligatures ns2:val="none"/>
+          <w14:ligatures w14:val="none"/>
         </w:rPr>
         <w:t>; involucraría una presunta afectación a sus expectativas, quien no habría encontrado una correspondencia entre lo que esperaba recibir de parte del proveedor y lo que realmente recibió. Por consiguiente, corresponde calificar el hecho materia de denuncia como una presunta infracción al deber de idoneidad, tipificado en los artículos 18 y 19 del Código.</w:t>
       </w:r>
     </w:p>
-    <w:p ns2:paraId="3AFB3097" ns2:textId="77777777">
-      <w:pPr>
-        <w:spacing w:after="0" w:line="240" w:lineRule="auto"/>
-        <w:jc w:val="both"/>
-        <w:rPr>
-          <w:rFonts w:ascii="Arial Narrow" w:eastAsia="Arial Narrow" w:hAnsi="Arial Narrow" w:cs="Arial Narrow"/>
-          <w:kern w:val="0"/>
-          <ns2:ligatures ns2:val="none"/>
-        </w:rPr>
-      </w:pPr>
-    </w:p>
-    <w:p ns2:paraId="463134E5" ns2:textId="77777777">
+    <w:p>
+      <w:pPr>
+        <w:spacing w:after="0" w:line="240" w:lineRule="auto"/>
+        <w:jc w:val="both"/>
+        <w:rPr>
+          <w:rFonts w:ascii="Arial Narrow" w:eastAsia="Arial Narrow" w:hAnsi="Arial Narrow" w:cs="Arial Narrow"/>
+          <w:kern w:val="0"/>
+          <w14:ligatures w14:val="none"/>
+        </w:rPr>
+      </w:pPr>
+    </w:p>
+    <w:p>
       <w:pPr>
         <w:pStyle w:val="Prrafodelista"/>
         <w:numPr>
@@ -5794,7 +5731,7 @@
           <w:rFonts w:ascii="Arial Narrow" w:eastAsia="Calibri" w:hAnsi="Arial Narrow" w:cs="Arial Narrow"/>
           <w:kern w:val="0"/>
           <w:lang w:eastAsia="es-PE"/>
-          <ns2:ligatures ns2:val="none"/>
+          <w14:ligatures w14:val="none"/>
         </w:rPr>
       </w:pPr>
       <w:r>
@@ -5803,7 +5740,7 @@
           <w:color w:val="000000"/>
           <w:kern w:val="0"/>
           <w:lang w:eastAsia="es-PE"/>
-          <ns2:ligatures ns2:val="none"/>
+          <w14:ligatures w14:val="none"/>
         </w:rPr>
         <w:t>En tanto la denuncia reúne los requisitos establecidos por la norma citada, corresponde admitirla a trámite</w:t>
       </w:r>
@@ -5813,7 +5750,7 @@
           <w:rFonts w:ascii="Arial Narrow" w:eastAsia="Arial Narrow" w:hAnsi="Arial Narrow" w:cs="Arial Narrow"/>
           <w:kern w:val="0"/>
           <w:vertAlign w:val="superscript"/>
-          <ns2:ligatures ns2:val="none"/>
+          <w14:ligatures w14:val="none"/>
         </w:rPr>
         <w:footnoteReference w:id="5"/>
       </w:r>
@@ -5823,12 +5760,12 @@
           <w:color w:val="000000"/>
           <w:kern w:val="0"/>
           <w:lang w:eastAsia="es-PE"/>
-          <ns2:ligatures ns2:val="none"/>
+          <w14:ligatures w14:val="none"/>
         </w:rPr>
         <w:t>.</w:t>
       </w:r>
     </w:p>
-    <w:p ns2:paraId="68C71625" ns2:textId="77777777">
+    <w:p>
       <w:pPr>
         <w:spacing w:after="0" w:line="240" w:lineRule="auto"/>
         <w:ind w:left="567"/>
@@ -5839,11 +5776,11 @@
           <w:color w:val="000000"/>
           <w:kern w:val="0"/>
           <w:lang w:eastAsia="es-PE"/>
-          <ns2:ligatures ns2:val="none"/>
-        </w:rPr>
-      </w:pPr>
-    </w:p>
-    <w:p ns2:paraId="38A98B4B" ns2:textId="77777777">
+          <w14:ligatures w14:val="none"/>
+        </w:rPr>
+      </w:pPr>
+    </w:p>
+    <w:p>
       <w:pPr>
         <w:pStyle w:val="Prrafodelista"/>
         <w:numPr>
@@ -5863,7 +5800,7 @@
           <w:color w:val="000000"/>
           <w:kern w:val="0"/>
           <w:lang w:eastAsia="es-PE"/>
-          <ns2:ligatures ns2:val="none"/>
+          <w14:ligatures w14:val="none"/>
         </w:rPr>
       </w:pPr>
       <w:r>
@@ -5873,12 +5810,12 @@
           <w:color w:val="000000"/>
           <w:kern w:val="0"/>
           <w:lang w:eastAsia="es-PE"/>
-          <ns2:ligatures ns2:val="none"/>
+          <w14:ligatures w14:val="none"/>
         </w:rPr>
         <w:t>REQUERIMIENTO DE INFORMACIÓN</w:t>
       </w:r>
     </w:p>
-    <w:p ns2:paraId="5B518DC4" ns2:textId="77777777">
+    <w:p>
       <w:pPr>
         <w:spacing w:after="0" w:line="240" w:lineRule="auto"/>
         <w:jc w:val="both"/>
@@ -5887,11 +5824,11 @@
           <w:color w:val="000000"/>
           <w:kern w:val="0"/>
           <w:lang w:val="es-ES" w:eastAsia="es-ES"/>
-          <ns2:ligatures ns2:val="none"/>
-        </w:rPr>
-      </w:pPr>
-    </w:p>
-    <w:p ns2:paraId="62B88A04" ns2:textId="1E444D08">
+          <w14:ligatures w14:val="none"/>
+        </w:rPr>
+      </w:pPr>
+    </w:p>
+    <w:p>
       <w:pPr>
         <w:pStyle w:val="Prrafodelista"/>
         <w:numPr>
@@ -5906,7 +5843,7 @@
           <w:color w:val="000000"/>
           <w:kern w:val="0"/>
           <w:lang w:val="es-ES" w:eastAsia="es-ES"/>
-          <ns2:ligatures ns2:val="none"/>
+          <w14:ligatures w14:val="none"/>
         </w:rPr>
       </w:pPr>
       <w:r>
@@ -5915,7 +5852,7 @@
           <w:color w:val="000000"/>
           <w:kern w:val="0"/>
           <w:lang w:val="es-ES" w:eastAsia="es-ES"/>
-          <ns2:ligatures ns2:val="none"/>
+          <w14:ligatures w14:val="none"/>
         </w:rPr>
         <w:t xml:space="preserve">A efectos de tener mayores elementos que sirvan para la resolución definitiva del presente caso, la Secretaría Técnica, en ejercicio de las facultades que la ley le confiere, conviene requerir </w:t>
       </w:r>
@@ -5925,7 +5862,7 @@
           <w:color w:val="000000"/>
           <w:kern w:val="0"/>
           <w:lang w:val="es-ES" w:eastAsia="es-ES"/>
-          <ns2:ligatures ns2:val="none"/>
+          <w14:ligatures w14:val="none"/>
         </w:rPr>
         <w:t>a la compañía aseguradora</w:t>
       </w:r>
@@ -5935,7 +5872,7 @@
           <w:color w:val="000000"/>
           <w:kern w:val="0"/>
           <w:lang w:val="es-ES" w:eastAsia="es-ES"/>
-          <ns2:ligatures ns2:val="none"/>
+          <w14:ligatures w14:val="none"/>
         </w:rPr>
         <w:t xml:space="preserve"> que, en un plazo no mayor de cinco (5) días hábiles contado a partir del día siguiente de la notificación de la presente resolución, cumpla con lo siguiente: </w:t>
       </w:r>
@@ -5945,7 +5882,7 @@
           <w:color w:val="000000"/>
           <w:kern w:val="0"/>
           <w:lang w:val="es-ES" w:eastAsia="es-ES"/>
-          <ns2:ligatures ns2:val="none"/>
+          <w14:ligatures w14:val="none"/>
         </w:rPr>
         <w:t xml:space="preserve">(i) presentar una copia completa, legible y debidamente suscrita del Seguro Vida Devolución Plus – Póliza </w:t>
       </w:r>
@@ -5956,7 +5893,7 @@
           <w:color w:val="000000"/>
           <w:kern w:val="0"/>
           <w:lang w:val="es-ES" w:eastAsia="es-ES"/>
-          <ns2:ligatures ns2:val="none"/>
+          <w14:ligatures w14:val="none"/>
         </w:rPr>
         <w:t/>
       </w:r>
@@ -5967,7 +5904,7 @@
           <w:color w:val="000000"/>
           <w:kern w:val="0"/>
           <w:lang w:val="es-ES" w:eastAsia="es-ES"/>
-          <ns2:ligatures ns2:val="none"/>
+          <w14:ligatures w14:val="none"/>
         </w:rPr>
         <w:t xml:space="preserve"> 2000066123, así como el cargo de remisión de la póliza; (</w:t>
       </w:r>
@@ -5978,7 +5915,7 @@
           <w:color w:val="000000"/>
           <w:kern w:val="0"/>
           <w:lang w:val="es-ES" w:eastAsia="es-ES"/>
-          <ns2:ligatures ns2:val="none"/>
+          <w14:ligatures w14:val="none"/>
         </w:rPr>
         <w:t>ii</w:t>
       </w:r>
@@ -5989,7 +5926,7 @@
           <w:color w:val="000000"/>
           <w:kern w:val="0"/>
           <w:lang w:val="es-ES" w:eastAsia="es-ES"/>
-          <ns2:ligatures ns2:val="none"/>
+          <w14:ligatures w14:val="none"/>
         </w:rPr>
         <w:t xml:space="preserve">) presentar una copia completa, legible y debidamente suscrita del Seguro Vida Devolución Plus – Póliza </w:t>
       </w:r>
@@ -6000,7 +5937,7 @@
           <w:color w:val="000000"/>
           <w:kern w:val="0"/>
           <w:lang w:val="es-ES" w:eastAsia="es-ES"/>
-          <ns2:ligatures ns2:val="none"/>
+          <w14:ligatures w14:val="none"/>
         </w:rPr>
         <w:t/>
       </w:r>
@@ -6011,7 +5948,7 @@
           <w:color w:val="000000"/>
           <w:kern w:val="0"/>
           <w:lang w:val="es-ES" w:eastAsia="es-ES"/>
-          <ns2:ligatures ns2:val="none"/>
+          <w14:ligatures w14:val="none"/>
         </w:rPr>
         <w:t xml:space="preserve"> 2000066124, así como el cargo de remisión de la póliza; (</w:t>
       </w:r>
@@ -6022,7 +5959,7 @@
           <w:color w:val="000000"/>
           <w:kern w:val="0"/>
           <w:lang w:val="es-ES" w:eastAsia="es-ES"/>
-          <ns2:ligatures ns2:val="none"/>
+          <w14:ligatures w14:val="none"/>
         </w:rPr>
         <w:t>iii</w:t>
       </w:r>
@@ -6033,7 +5970,7 @@
           <w:color w:val="000000"/>
           <w:kern w:val="0"/>
           <w:lang w:val="es-ES" w:eastAsia="es-ES"/>
-          <ns2:ligatures ns2:val="none"/>
+          <w14:ligatures w14:val="none"/>
         </w:rPr>
         <w:t xml:space="preserve">) presentar una copia completa, legible y debidamente suscrita del Seguro AP Devolución 15 Años – Póliza </w:t>
       </w:r>
@@ -6044,7 +5981,7 @@
           <w:color w:val="000000"/>
           <w:kern w:val="0"/>
           <w:lang w:val="es-ES" w:eastAsia="es-ES"/>
-          <ns2:ligatures ns2:val="none"/>
+          <w14:ligatures w14:val="none"/>
         </w:rPr>
         <w:t/>
       </w:r>
@@ -6055,7 +5992,7 @@
           <w:color w:val="000000"/>
           <w:kern w:val="0"/>
           <w:lang w:val="es-ES" w:eastAsia="es-ES"/>
-          <ns2:ligatures ns2:val="none"/>
+          <w14:ligatures w14:val="none"/>
         </w:rPr>
         <w:t xml:space="preserve"> 1870252052, así como el cargo de remisión de la póliza; (</w:t>
       </w:r>
@@ -6066,7 +6003,7 @@
           <w:color w:val="000000"/>
           <w:kern w:val="0"/>
           <w:lang w:val="es-ES" w:eastAsia="es-ES"/>
-          <ns2:ligatures ns2:val="none"/>
+          <w14:ligatures w14:val="none"/>
         </w:rPr>
         <w:t>iv</w:t>
       </w:r>
@@ -6077,7 +6014,7 @@
           <w:color w:val="000000"/>
           <w:kern w:val="0"/>
           <w:lang w:val="es-ES" w:eastAsia="es-ES"/>
-          <ns2:ligatures ns2:val="none"/>
+          <w14:ligatures w14:val="none"/>
         </w:rPr>
         <w:t xml:space="preserve">) presentar una copia completa, legible y debidamente suscrita del Seguro Devolución Total 15 – Póliza </w:t>
       </w:r>
@@ -6088,7 +6025,7 @@
           <w:color w:val="000000"/>
           <w:kern w:val="0"/>
           <w:lang w:val="es-ES" w:eastAsia="es-ES"/>
-          <ns2:ligatures ns2:val="none"/>
+          <w14:ligatures w14:val="none"/>
         </w:rPr>
         <w:t/>
       </w:r>
@@ -6099,7 +6036,7 @@
           <w:color w:val="000000"/>
           <w:kern w:val="0"/>
           <w:lang w:val="es-ES" w:eastAsia="es-ES"/>
-          <ns2:ligatures ns2:val="none"/>
+          <w14:ligatures w14:val="none"/>
         </w:rPr>
         <w:t xml:space="preserve"> 1810111638, así como el cargo de remisión de la póliza; (v) presentar los medios probatorios que acrediten el rechazo de la rehabilitación de las pólizas 1810111638, 2000066123 y 2000066124 fue justificado; y, (vi) presentar todas las comunicaciones cursadas con la parte denunciante en virtud del hecho materia de denuncia</w:t>
       </w:r>
@@ -6109,7 +6046,7 @@
           <w:color w:val="000000"/>
           <w:kern w:val="0"/>
           <w:lang w:val="es-ES" w:eastAsia="es-ES"/>
-          <ns2:ligatures ns2:val="none"/>
+          <w14:ligatures w14:val="none"/>
         </w:rPr>
         <w:t>.</w:t>
       </w:r>
@@ -6119,12 +6056,12 @@
           <w:color w:val="000000"/>
           <w:kern w:val="0"/>
           <w:lang w:eastAsia="es-ES"/>
-          <ns2:ligatures ns2:val="none"/>
+          <w14:ligatures w14:val="none"/>
         </w:rPr>
         <w:t xml:space="preserve"> </w:t>
       </w:r>
     </w:p>
-    <w:p ns2:paraId="5C93B848" ns2:textId="77777777">
+    <w:p>
       <w:pPr>
         <w:pStyle w:val="Prrafodelista"/>
         <w:spacing w:after="0" w:line="240" w:lineRule="auto"/>
@@ -6135,11 +6072,11 @@
           <w:color w:val="000000"/>
           <w:kern w:val="0"/>
           <w:lang w:val="es-ES" w:eastAsia="es-ES"/>
-          <ns2:ligatures ns2:val="none"/>
-        </w:rPr>
-      </w:pPr>
-    </w:p>
-    <w:p ns2:paraId="2A119386" ns2:textId="77777777">
+          <w14:ligatures w14:val="none"/>
+        </w:rPr>
+      </w:pPr>
+    </w:p>
+    <w:p>
       <w:pPr>
         <w:pStyle w:val="Prrafodelista"/>
         <w:numPr>
@@ -6159,7 +6096,7 @@
           <w:color w:val="000000"/>
           <w:kern w:val="0"/>
           <w:lang w:eastAsia="es-PE"/>
-          <ns2:ligatures ns2:val="none"/>
+          <w14:ligatures w14:val="none"/>
         </w:rPr>
       </w:pPr>
       <w:r>
@@ -6169,12 +6106,12 @@
           <w:color w:val="000000"/>
           <w:kern w:val="0"/>
           <w:lang w:eastAsia="es-PE"/>
-          <ns2:ligatures ns2:val="none"/>
+          <w14:ligatures w14:val="none"/>
         </w:rPr>
         <w:t xml:space="preserve">RESOLUCIÓN DE LA SECRETARÍA TÉCNICA </w:t>
       </w:r>
     </w:p>
-    <w:p ns2:paraId="7F554EB2" ns2:textId="77777777">
+    <w:p>
       <w:pPr>
         <w:spacing w:after="0" w:line="240" w:lineRule="auto"/>
         <w:jc w:val="both"/>
@@ -6184,11 +6121,11 @@
           <w:color w:val="000000"/>
           <w:kern w:val="0"/>
           <w:lang w:eastAsia="es-PE"/>
-          <ns2:ligatures ns2:val="none"/>
-        </w:rPr>
-      </w:pPr>
-    </w:p>
-    <w:p ns2:paraId="40BE44E6" ns2:textId="0B21DB7D">
+          <w14:ligatures w14:val="none"/>
+        </w:rPr>
+      </w:pPr>
+    </w:p>
+    <w:p>
       <w:pPr>
         <w:spacing w:after="0" w:line="240" w:lineRule="auto"/>
         <w:jc w:val="both"/>
@@ -6197,7 +6134,7 @@
           <w:color w:val="000000"/>
           <w:kern w:val="0"/>
           <w:lang w:eastAsia="es-PE"/>
-          <ns2:ligatures ns2:val="none"/>
+          <w14:ligatures w14:val="none"/>
         </w:rPr>
       </w:pPr>
       <w:r>
@@ -6207,7 +6144,7 @@
           <w:color w:val="000000"/>
           <w:kern w:val="0"/>
           <w:lang w:eastAsia="es-PE"/>
-          <ns2:ligatures ns2:val="none"/>
+          <w14:ligatures w14:val="none"/>
         </w:rPr>
         <w:t xml:space="preserve">PRIMERO: admitir a trámite la denuncia del 27 de mayo de 2025, subsanada mediante escrito del 22 de julio de 2025, interpuesta por el señor [DENUNCIANTE] contra Pacífico Compañía de Seguros y Reaseguros S.A., por lo siguiente:</w:t>
       </w:r>
@@ -6218,7 +6155,7 @@
           <w:kern w:val="0"/>
           <w:shd w:val="clear" w:color="auto" w:fill="FFFFFF"/>
           <w:lang w:eastAsia="es-PE"/>
-          <ns2:ligatures ns2:val="none"/>
+          <w14:ligatures w14:val="none"/>
         </w:rPr>
         <w:t xml:space="preserve"/>
       </w:r>
@@ -6229,7 +6166,7 @@
           <w:kern w:val="0"/>
           <w:shd w:val="clear" w:color="auto" w:fill="FFFFFF"/>
           <w:lang w:eastAsia="es-PE"/>
-          <ns2:ligatures ns2:val="none"/>
+          <w14:ligatures w14:val="none"/>
         </w:rPr>
         <w:t xml:space="preserve"/>
       </w:r>
@@ -6240,7 +6177,7 @@
           <w:kern w:val="0"/>
           <w:shd w:val="clear" w:color="auto" w:fill="FFFFFF"/>
           <w:lang w:eastAsia="es-PE"/>
-          <ns2:ligatures ns2:val="none"/>
+          <w14:ligatures w14:val="none"/>
         </w:rPr>
         <w:t xml:space="preserve"/>
       </w:r>
@@ -6251,7 +6188,7 @@
           <w:kern w:val="0"/>
           <w:shd w:val="clear" w:color="auto" w:fill="FFFFFF"/>
           <w:lang w:eastAsia="es-PE"/>
-          <ns2:ligatures ns2:val="none"/>
+          <w14:ligatures w14:val="none"/>
         </w:rPr>
         <w:t/>
       </w:r>
@@ -6262,7 +6199,7 @@
           <w:kern w:val="0"/>
           <w:shd w:val="clear" w:color="auto" w:fill="FFFFFF"/>
           <w:lang w:eastAsia="es-PE"/>
-          <ns2:ligatures ns2:val="none"/>
+          <w14:ligatures w14:val="none"/>
         </w:rPr>
         <w:t xml:space="preserve"/>
       </w:r>
@@ -6280,7 +6217,7 @@
           <w:kern w:val="0"/>
           <w:shd w:val="clear" w:color="auto" w:fill="FFFFFF"/>
           <w:lang w:eastAsia="es-PE"/>
-          <ns2:ligatures ns2:val="none"/>
+          <w14:ligatures w14:val="none"/>
         </w:rPr>
         <w:t xml:space="preserve"/>
       </w:r>
@@ -6291,12 +6228,12 @@
           <w:kern w:val="0"/>
           <w:shd w:val="clear" w:color="auto" w:fill="FFFFFF"/>
           <w:lang w:eastAsia="es-PE"/>
-          <ns2:ligatures ns2:val="none"/>
+          <w14:ligatures w14:val="none"/>
         </w:rPr>
         <w:t/>
       </w:r>
     </w:p>
-    <w:p ns2:paraId="5E66126E" ns2:textId="77777777">
+    <w:p>
       <w:pPr>
         <w:spacing w:after="0" w:line="240" w:lineRule="auto"/>
         <w:jc w:val="both"/>
@@ -6305,11 +6242,11 @@
           <w:color w:val="000000"/>
           <w:kern w:val="0"/>
           <w:lang w:eastAsia="es-PE"/>
-          <ns2:ligatures ns2:val="none"/>
-        </w:rPr>
-      </w:pPr>
-    </w:p>
-    <w:p ns2:paraId="0B0291C5" ns2:textId="5BF43A27">
+          <w14:ligatures w14:val="none"/>
+        </w:rPr>
+      </w:pPr>
+    </w:p>
+    <w:p>
       <w:pPr>
         <w:pStyle w:val="Prrafodelista"/>
         <w:numPr>
@@ -6327,7 +6264,7 @@
           <w:rFonts w:ascii="Arial Narrow" w:eastAsia="Calibri" w:hAnsi="Arial Narrow" w:cs="Arial Narrow"/>
           <w:kern w:val="0"/>
           <w:lang w:eastAsia="es-PE"/>
-          <ns2:ligatures ns2:val="none"/>
+          <w14:ligatures w14:val="none"/>
         </w:rPr>
       </w:pPr>
       <w:r>
@@ -6336,7 +6273,7 @@
           <w:color w:val="000000"/>
           <w:kern w:val="0"/>
           <w:lang w:eastAsia="es-PE"/>
-          <ns2:ligatures ns2:val="none"/>
+          <w14:ligatures w14:val="none"/>
         </w:rPr>
         <w:t>Presunta</w:t>
       </w:r>
@@ -6346,7 +6283,7 @@
           <w:kern w:val="0"/>
           <w:shd w:val="clear" w:color="auto" w:fill="FFFFFF"/>
           <w:lang w:eastAsia="es-PE"/>
-          <ns2:ligatures ns2:val="none"/>
+          <w14:ligatures w14:val="none"/>
         </w:rPr>
         <w:t xml:space="preserve"> infracción a los artículos 18 y 19</w:t>
       </w:r>
@@ -6355,7 +6292,7 @@
           <w:rFonts w:ascii="Arial Narrow" w:eastAsia="Calibri" w:hAnsi="Arial Narrow" w:cs="Arial Narrow"/>
           <w:kern w:val="0"/>
           <w:lang w:eastAsia="es-PE"/>
-          <ns2:ligatures ns2:val="none"/>
+          <w14:ligatures w14:val="none"/>
         </w:rPr>
         <w:t xml:space="preserve"> de </w:t>
       </w:r>
@@ -6365,7 +6302,7 @@
           <w:kern w:val="0"/>
           <w:shd w:val="clear" w:color="auto" w:fill="FFFFFF"/>
           <w:lang w:eastAsia="es-PE"/>
-          <ns2:ligatures ns2:val="none"/>
+          <w14:ligatures w14:val="none"/>
         </w:rPr>
         <w:t xml:space="preserve">la Ley 29571, Código de Protección y Defensa del Consumidor, en tanto </w:t>
       </w:r>
@@ -6375,7 +6312,7 @@
           <w:kern w:val="0"/>
           <w:shd w:val="clear" w:color="auto" w:fill="FFFFFF"/>
           <w:lang w:eastAsia="es-PE"/>
-          <ns2:ligatures ns2:val="none"/>
+          <w14:ligatures w14:val="none"/>
         </w:rPr>
         <w:t xml:space="preserve">la compañía aseguradora se habría </w:t>
       </w:r>
@@ -6385,7 +6322,7 @@
           <w:kern w:val="0"/>
           <w:shd w:val="clear" w:color="auto" w:fill="FFFFFF"/>
           <w:lang w:eastAsia="es-PE"/>
-          <ns2:ligatures ns2:val="none"/>
+          <w14:ligatures w14:val="none"/>
         </w:rPr>
         <w:t xml:space="preserve">negado injustificadamente </w:t>
       </w:r>
@@ -6395,7 +6332,7 @@
           <w:kern w:val="0"/>
           <w:shd w:val="clear" w:color="auto" w:fill="FFFFFF"/>
           <w:lang w:eastAsia="es-PE"/>
-          <ns2:ligatures ns2:val="none"/>
+          <w14:ligatures w14:val="none"/>
         </w:rPr>
         <w:t xml:space="preserve">a </w:t>
       </w:r>
@@ -6405,7 +6342,7 @@
           <w:kern w:val="0"/>
           <w:shd w:val="clear" w:color="auto" w:fill="FFFFFF"/>
           <w:lang w:eastAsia="es-PE"/>
-          <ns2:ligatures ns2:val="none"/>
+          <w14:ligatures w14:val="none"/>
         </w:rPr>
         <w:t>rehabilitar la Póliza del</w:t>
       </w:r>
@@ -6415,7 +6352,7 @@
           <w:kern w:val="0"/>
           <w:shd w:val="clear" w:color="auto" w:fill="FFFFFF"/>
           <w:lang w:eastAsia="es-PE"/>
-          <ns2:ligatures ns2:val="none"/>
+          <w14:ligatures w14:val="none"/>
         </w:rPr>
         <w:t xml:space="preserve"> </w:t>
       </w:r>
@@ -6425,7 +6362,7 @@
           <w:color w:val="000000"/>
           <w:kern w:val="0"/>
           <w:lang w:eastAsia="es-ES"/>
-          <ns2:ligatures ns2:val="none"/>
+          <w14:ligatures w14:val="none"/>
         </w:rPr>
         <w:t>Seguro Devolución Total 15 1810111638</w:t>
       </w:r>
@@ -6435,7 +6372,7 @@
           <w:color w:val="000000"/>
           <w:kern w:val="0"/>
           <w:lang w:eastAsia="es-ES"/>
-          <ns2:ligatures ns2:val="none"/>
+          <w14:ligatures w14:val="none"/>
         </w:rPr>
         <w:t>, pese a la solicitud del</w:t>
       </w:r>
@@ -6445,7 +6382,7 @@
           <w:color w:val="000000"/>
           <w:kern w:val="0"/>
           <w:lang w:eastAsia="es-ES"/>
-          <ns2:ligatures ns2:val="none"/>
+          <w14:ligatures w14:val="none"/>
         </w:rPr>
         <w:t xml:space="preserve"> </w:t>
       </w:r>
@@ -6455,7 +6392,7 @@
           <w:kern w:val="0"/>
           <w:shd w:val="clear" w:color="auto" w:fill="FFFFFF"/>
           <w:lang w:eastAsia="es-PE"/>
-          <ns2:ligatures ns2:val="none"/>
+          <w14:ligatures w14:val="none"/>
         </w:rPr>
         <w:t>denunciante</w:t>
       </w:r>
@@ -6465,12 +6402,12 @@
           <w:kern w:val="0"/>
           <w:shd w:val="clear" w:color="auto" w:fill="FFFFFF"/>
           <w:lang w:eastAsia="es-PE"/>
-          <ns2:ligatures ns2:val="none"/>
+          <w14:ligatures w14:val="none"/>
         </w:rPr>
         <w:t>.</w:t>
       </w:r>
     </w:p>
-    <w:p ns2:paraId="5C668236" ns2:textId="77777777">
+    <w:p>
       <w:pPr>
         <w:pStyle w:val="Prrafodelista"/>
         <w:spacing w:after="0" w:line="240" w:lineRule="auto"/>
@@ -6480,11 +6417,11 @@
           <w:rFonts w:ascii="Arial Narrow" w:eastAsia="Calibri" w:hAnsi="Arial Narrow" w:cs="Arial Narrow"/>
           <w:kern w:val="0"/>
           <w:lang w:eastAsia="es-PE"/>
-          <ns2:ligatures ns2:val="none"/>
-        </w:rPr>
-      </w:pPr>
-    </w:p>
-    <w:p ns2:paraId="240DC9DC" ns2:textId="10095B72">
+          <w14:ligatures w14:val="none"/>
+        </w:rPr>
+      </w:pPr>
+    </w:p>
+    <w:p>
       <w:pPr>
         <w:pStyle w:val="Prrafodelista"/>
         <w:numPr>
@@ -6502,7 +6439,7 @@
           <w:rFonts w:ascii="Arial Narrow" w:eastAsia="Calibri" w:hAnsi="Arial Narrow" w:cs="Arial Narrow"/>
           <w:kern w:val="0"/>
           <w:lang w:eastAsia="es-PE"/>
-          <ns2:ligatures ns2:val="none"/>
+          <w14:ligatures w14:val="none"/>
         </w:rPr>
       </w:pPr>
       <w:r>
@@ -6511,7 +6448,7 @@
           <w:color w:val="000000"/>
           <w:kern w:val="0"/>
           <w:lang w:eastAsia="es-PE"/>
-          <ns2:ligatures ns2:val="none"/>
+          <w14:ligatures w14:val="none"/>
         </w:rPr>
         <w:t>Presunta</w:t>
       </w:r>
@@ -6521,7 +6458,7 @@
           <w:kern w:val="0"/>
           <w:shd w:val="clear" w:color="auto" w:fill="FFFFFF"/>
           <w:lang w:eastAsia="es-PE"/>
-          <ns2:ligatures ns2:val="none"/>
+          <w14:ligatures w14:val="none"/>
         </w:rPr>
         <w:t xml:space="preserve"> infracción a los artículos 18 y 19</w:t>
       </w:r>
@@ -6530,7 +6467,7 @@
           <w:rFonts w:ascii="Arial Narrow" w:eastAsia="Calibri" w:hAnsi="Arial Narrow" w:cs="Arial Narrow"/>
           <w:kern w:val="0"/>
           <w:lang w:eastAsia="es-PE"/>
-          <ns2:ligatures ns2:val="none"/>
+          <w14:ligatures w14:val="none"/>
         </w:rPr>
         <w:t xml:space="preserve"> de </w:t>
       </w:r>
@@ -6540,7 +6477,7 @@
           <w:kern w:val="0"/>
           <w:shd w:val="clear" w:color="auto" w:fill="FFFFFF"/>
           <w:lang w:eastAsia="es-PE"/>
-          <ns2:ligatures ns2:val="none"/>
+          <w14:ligatures w14:val="none"/>
         </w:rPr>
         <w:t xml:space="preserve">la Ley 29571, Código de Protección y Defensa del Consumidor, en tanto </w:t>
       </w:r>
@@ -6550,7 +6487,7 @@
           <w:kern w:val="0"/>
           <w:shd w:val="clear" w:color="auto" w:fill="FFFFFF"/>
           <w:lang w:eastAsia="es-PE"/>
-          <ns2:ligatures ns2:val="none"/>
+          <w14:ligatures w14:val="none"/>
         </w:rPr>
         <w:t xml:space="preserve">la compañía aseguradora se habría </w:t>
       </w:r>
@@ -6560,7 +6497,7 @@
           <w:kern w:val="0"/>
           <w:shd w:val="clear" w:color="auto" w:fill="FFFFFF"/>
           <w:lang w:eastAsia="es-PE"/>
-          <ns2:ligatures ns2:val="none"/>
+          <w14:ligatures w14:val="none"/>
         </w:rPr>
         <w:t>negado injustificadamente a rehabilitar la Póliza del</w:t>
       </w:r>
@@ -6570,7 +6507,7 @@
           <w:kern w:val="0"/>
           <w:shd w:val="clear" w:color="auto" w:fill="FFFFFF"/>
           <w:lang w:eastAsia="es-PE"/>
-          <ns2:ligatures ns2:val="none"/>
+          <w14:ligatures w14:val="none"/>
         </w:rPr>
         <w:t xml:space="preserve"> </w:t>
       </w:r>
@@ -6580,7 +6517,7 @@
           <w:color w:val="000000"/>
           <w:kern w:val="0"/>
           <w:lang w:eastAsia="es-ES"/>
-          <ns2:ligatures ns2:val="none"/>
+          <w14:ligatures w14:val="none"/>
         </w:rPr>
         <w:t>Seguro Vida Devolución Plus 2000066123</w:t>
       </w:r>
@@ -6590,7 +6527,7 @@
           <w:color w:val="000000"/>
           <w:kern w:val="0"/>
           <w:lang w:eastAsia="es-ES"/>
-          <ns2:ligatures ns2:val="none"/>
+          <w14:ligatures w14:val="none"/>
         </w:rPr>
         <w:t xml:space="preserve">, pese a la solicitud del </w:t>
       </w:r>
@@ -6600,7 +6537,7 @@
           <w:kern w:val="0"/>
           <w:shd w:val="clear" w:color="auto" w:fill="FFFFFF"/>
           <w:lang w:eastAsia="es-PE"/>
-          <ns2:ligatures ns2:val="none"/>
+          <w14:ligatures w14:val="none"/>
         </w:rPr>
         <w:t>denunciante</w:t>
       </w:r>
@@ -6610,12 +6547,12 @@
           <w:kern w:val="0"/>
           <w:shd w:val="clear" w:color="auto" w:fill="FFFFFF"/>
           <w:lang w:eastAsia="es-PE"/>
-          <ns2:ligatures ns2:val="none"/>
+          <w14:ligatures w14:val="none"/>
         </w:rPr>
         <w:t>.</w:t>
       </w:r>
     </w:p>
-    <w:p ns2:paraId="2E1BE7F0" ns2:textId="77777777">
+    <w:p>
       <w:pPr>
         <w:pStyle w:val="Prrafodelista"/>
         <w:spacing w:after="0" w:line="240" w:lineRule="auto"/>
@@ -6625,11 +6562,11 @@
           <w:rFonts w:ascii="Arial Narrow" w:eastAsia="Calibri" w:hAnsi="Arial Narrow" w:cs="Arial Narrow"/>
           <w:kern w:val="0"/>
           <w:lang w:eastAsia="es-PE"/>
-          <ns2:ligatures ns2:val="none"/>
-        </w:rPr>
-      </w:pPr>
-    </w:p>
-    <w:p ns2:paraId="72CFDDA3" ns2:textId="77777777">
+          <w14:ligatures w14:val="none"/>
+        </w:rPr>
+      </w:pPr>
+    </w:p>
+    <w:p>
       <w:pPr>
         <w:pStyle w:val="Prrafodelista"/>
         <w:numPr>
@@ -6647,7 +6584,7 @@
           <w:rFonts w:ascii="Arial Narrow" w:eastAsia="Calibri" w:hAnsi="Arial Narrow" w:cs="Arial Narrow"/>
           <w:kern w:val="0"/>
           <w:lang w:eastAsia="es-PE"/>
-          <ns2:ligatures ns2:val="none"/>
+          <w14:ligatures w14:val="none"/>
         </w:rPr>
       </w:pPr>
       <w:r>
@@ -6656,7 +6593,7 @@
           <w:color w:val="000000"/>
           <w:kern w:val="0"/>
           <w:lang w:eastAsia="es-PE"/>
-          <ns2:ligatures ns2:val="none"/>
+          <w14:ligatures w14:val="none"/>
         </w:rPr>
         <w:t>Presunta</w:t>
       </w:r>
@@ -6666,7 +6603,7 @@
           <w:kern w:val="0"/>
           <w:shd w:val="clear" w:color="auto" w:fill="FFFFFF"/>
           <w:lang w:eastAsia="es-PE"/>
-          <ns2:ligatures ns2:val="none"/>
+          <w14:ligatures w14:val="none"/>
         </w:rPr>
         <w:t xml:space="preserve"> infracción a los artículos 18 y 19</w:t>
       </w:r>
@@ -6675,7 +6612,7 @@
           <w:rFonts w:ascii="Arial Narrow" w:eastAsia="Calibri" w:hAnsi="Arial Narrow" w:cs="Arial Narrow"/>
           <w:kern w:val="0"/>
           <w:lang w:eastAsia="es-PE"/>
-          <ns2:ligatures ns2:val="none"/>
+          <w14:ligatures w14:val="none"/>
         </w:rPr>
         <w:t xml:space="preserve"> de </w:t>
       </w:r>
@@ -6685,7 +6622,7 @@
           <w:kern w:val="0"/>
           <w:shd w:val="clear" w:color="auto" w:fill="FFFFFF"/>
           <w:lang w:eastAsia="es-PE"/>
-          <ns2:ligatures ns2:val="none"/>
+          <w14:ligatures w14:val="none"/>
         </w:rPr>
         <w:t xml:space="preserve">la Ley 29571, Código de Protección y Defensa del Consumidor, en tanto </w:t>
       </w:r>
@@ -6695,7 +6632,7 @@
           <w:kern w:val="0"/>
           <w:shd w:val="clear" w:color="auto" w:fill="FFFFFF"/>
           <w:lang w:eastAsia="es-PE"/>
-          <ns2:ligatures ns2:val="none"/>
+          <w14:ligatures w14:val="none"/>
         </w:rPr>
         <w:t xml:space="preserve">la compañía aseguradora se habría negado </w:t>
       </w:r>
@@ -6705,7 +6642,7 @@
           <w:kern w:val="0"/>
           <w:shd w:val="clear" w:color="auto" w:fill="FFFFFF"/>
           <w:lang w:eastAsia="es-PE"/>
-          <ns2:ligatures ns2:val="none"/>
+          <w14:ligatures w14:val="none"/>
         </w:rPr>
         <w:t>injustificadamente a rehabilitar la</w:t>
       </w:r>
@@ -6715,7 +6652,7 @@
           <w:kern w:val="0"/>
           <w:shd w:val="clear" w:color="auto" w:fill="FFFFFF"/>
           <w:lang w:eastAsia="es-PE"/>
-          <ns2:ligatures ns2:val="none"/>
+          <w14:ligatures w14:val="none"/>
         </w:rPr>
         <w:t xml:space="preserve"> </w:t>
       </w:r>
@@ -6725,7 +6662,7 @@
           <w:kern w:val="0"/>
           <w:shd w:val="clear" w:color="auto" w:fill="FFFFFF"/>
           <w:lang w:eastAsia="es-PE"/>
-          <ns2:ligatures ns2:val="none"/>
+          <w14:ligatures w14:val="none"/>
         </w:rPr>
         <w:t xml:space="preserve">Póliza del </w:t>
       </w:r>
@@ -6735,7 +6672,7 @@
           <w:color w:val="000000"/>
           <w:kern w:val="0"/>
           <w:lang w:eastAsia="es-ES"/>
-          <ns2:ligatures ns2:val="none"/>
+          <w14:ligatures w14:val="none"/>
         </w:rPr>
         <w:t>Seguro Vida Devolución Plus 2000066124</w:t>
       </w:r>
@@ -6745,7 +6682,7 @@
           <w:color w:val="000000"/>
           <w:kern w:val="0"/>
           <w:lang w:eastAsia="es-ES"/>
-          <ns2:ligatures ns2:val="none"/>
+          <w14:ligatures w14:val="none"/>
         </w:rPr>
         <w:t xml:space="preserve">, pese a la solicitud del </w:t>
       </w:r>
@@ -6755,7 +6692,7 @@
           <w:kern w:val="0"/>
           <w:shd w:val="clear" w:color="auto" w:fill="FFFFFF"/>
           <w:lang w:eastAsia="es-PE"/>
-          <ns2:ligatures ns2:val="none"/>
+          <w14:ligatures w14:val="none"/>
         </w:rPr>
         <w:t>denunciante</w:t>
       </w:r>
@@ -6765,12 +6702,12 @@
           <w:kern w:val="0"/>
           <w:shd w:val="clear" w:color="auto" w:fill="FFFFFF"/>
           <w:lang w:eastAsia="es-PE"/>
-          <ns2:ligatures ns2:val="none"/>
+          <w14:ligatures w14:val="none"/>
         </w:rPr>
         <w:t>.</w:t>
       </w:r>
     </w:p>
-    <w:p ns2:paraId="2B76B73E" ns2:textId="77777777">
+    <w:p>
       <w:pPr>
         <w:pStyle w:val="Prrafodelista"/>
         <w:rPr>
@@ -6778,11 +6715,11 @@
           <w:color w:val="000000"/>
           <w:kern w:val="0"/>
           <w:lang w:eastAsia="es-PE"/>
-          <ns2:ligatures ns2:val="none"/>
-        </w:rPr>
-      </w:pPr>
-    </w:p>
-    <w:p ns2:paraId="5E52A914" ns2:textId="218A95AD">
+          <w14:ligatures w14:val="none"/>
+        </w:rPr>
+      </w:pPr>
+    </w:p>
+    <w:p>
       <w:pPr>
         <w:pStyle w:val="Prrafodelista"/>
         <w:numPr>
@@ -6800,7 +6737,7 @@
           <w:rFonts w:ascii="Arial Narrow" w:eastAsia="Calibri" w:hAnsi="Arial Narrow" w:cs="Arial Narrow"/>
           <w:kern w:val="0"/>
           <w:lang w:eastAsia="es-PE"/>
-          <ns2:ligatures ns2:val="none"/>
+          <w14:ligatures w14:val="none"/>
         </w:rPr>
       </w:pPr>
       <w:r>
@@ -6809,7 +6746,7 @@
           <w:color w:val="000000"/>
           <w:kern w:val="0"/>
           <w:lang w:eastAsia="es-PE"/>
-          <ns2:ligatures ns2:val="none"/>
+          <w14:ligatures w14:val="none"/>
         </w:rPr>
         <w:t>Presunta</w:t>
       </w:r>
@@ -6819,7 +6756,7 @@
           <w:kern w:val="0"/>
           <w:shd w:val="clear" w:color="auto" w:fill="FFFFFF"/>
           <w:lang w:eastAsia="es-PE"/>
-          <ns2:ligatures ns2:val="none"/>
+          <w14:ligatures w14:val="none"/>
         </w:rPr>
         <w:t xml:space="preserve"> infracción a los artículos 18 y 19</w:t>
       </w:r>
@@ -6828,7 +6765,7 @@
           <w:rFonts w:ascii="Arial Narrow" w:eastAsia="Calibri" w:hAnsi="Arial Narrow" w:cs="Arial Narrow"/>
           <w:kern w:val="0"/>
           <w:lang w:eastAsia="es-PE"/>
-          <ns2:ligatures ns2:val="none"/>
+          <w14:ligatures w14:val="none"/>
         </w:rPr>
         <w:t xml:space="preserve"> de </w:t>
       </w:r>
@@ -6838,7 +6775,7 @@
           <w:kern w:val="0"/>
           <w:shd w:val="clear" w:color="auto" w:fill="FFFFFF"/>
           <w:lang w:eastAsia="es-PE"/>
-          <ns2:ligatures ns2:val="none"/>
+          <w14:ligatures w14:val="none"/>
         </w:rPr>
         <w:t xml:space="preserve">la Ley 29571, Código de Protección y Defensa del Consumidor, en tanto </w:t>
       </w:r>
@@ -6848,7 +6785,7 @@
           <w:kern w:val="0"/>
           <w:shd w:val="clear" w:color="auto" w:fill="FFFFFF"/>
           <w:lang w:eastAsia="es-PE"/>
-          <ns2:ligatures ns2:val="none"/>
+          <w14:ligatures w14:val="none"/>
         </w:rPr>
         <w:t xml:space="preserve">la compañía aseguradora habría requerido al denunciante requisitos innecesarios para atender su solicitud de rehabilitación de las </w:t>
       </w:r>
@@ -6856,7 +6793,7 @@
         <w:rPr>
           <w:rFonts w:ascii="Arial Narrow" w:eastAsia="Arial Narrow" w:hAnsi="Arial Narrow" w:cs="Arial Narrow"/>
           <w:kern w:val="0"/>
-          <ns2:ligatures ns2:val="none"/>
+          <w14:ligatures w14:val="none"/>
         </w:rPr>
         <w:t>pólizas </w:t>
       </w:r>
@@ -6866,7 +6803,7 @@
           <w:color w:val="000000"/>
           <w:kern w:val="0"/>
           <w:lang w:eastAsia="es-ES"/>
-          <ns2:ligatures ns2:val="none"/>
+          <w14:ligatures w14:val="none"/>
         </w:rPr>
         <w:t>1810111638, 2000066123 y 2000066124</w:t>
       </w:r>
@@ -6876,12 +6813,12 @@
           <w:color w:val="000000"/>
           <w:kern w:val="0"/>
           <w:lang w:eastAsia="es-ES"/>
-          <ns2:ligatures ns2:val="none"/>
+          <w14:ligatures w14:val="none"/>
         </w:rPr>
         <w:t>.</w:t>
       </w:r>
     </w:p>
-    <w:p ns2:paraId="0F06D2D8" ns2:textId="77777777">
+    <w:p>
       <w:pPr>
         <w:pStyle w:val="Prrafodelista"/>
         <w:spacing w:line="240" w:lineRule="auto"/>
@@ -6889,11 +6826,11 @@
           <w:rFonts w:ascii="Arial Narrow" w:eastAsia="Calibri" w:hAnsi="Arial Narrow" w:cs="Arial Narrow"/>
           <w:kern w:val="0"/>
           <w:lang w:eastAsia="es-PE"/>
-          <ns2:ligatures ns2:val="none"/>
-        </w:rPr>
-      </w:pPr>
-    </w:p>
-    <w:p ns2:paraId="344566C0" ns2:textId="3B9ACCDA">
+          <w14:ligatures w14:val="none"/>
+        </w:rPr>
+      </w:pPr>
+    </w:p>
+    <w:p>
       <w:pPr>
         <w:pStyle w:val="Prrafodelista"/>
         <w:numPr>
@@ -6911,7 +6848,7 @@
           <w:rFonts w:ascii="Arial Narrow" w:eastAsia="Calibri" w:hAnsi="Arial Narrow" w:cs="Arial Narrow"/>
           <w:kern w:val="0"/>
           <w:lang w:eastAsia="es-PE"/>
-          <ns2:ligatures ns2:val="none"/>
+          <w14:ligatures w14:val="none"/>
         </w:rPr>
       </w:pPr>
       <w:r>
@@ -6920,7 +6857,7 @@
           <w:color w:val="000000"/>
           <w:kern w:val="0"/>
           <w:lang w:eastAsia="es-PE"/>
-          <ns2:ligatures ns2:val="none"/>
+          <w14:ligatures w14:val="none"/>
         </w:rPr>
         <w:t>Presunta</w:t>
       </w:r>
@@ -6930,7 +6867,7 @@
           <w:kern w:val="0"/>
           <w:shd w:val="clear" w:color="auto" w:fill="FFFFFF"/>
           <w:lang w:eastAsia="es-PE"/>
-          <ns2:ligatures ns2:val="none"/>
+          <w14:ligatures w14:val="none"/>
         </w:rPr>
         <w:t xml:space="preserve"> infracción a los artículos 18 y 19</w:t>
       </w:r>
@@ -6939,7 +6876,7 @@
           <w:rFonts w:ascii="Arial Narrow" w:eastAsia="Calibri" w:hAnsi="Arial Narrow" w:cs="Arial Narrow"/>
           <w:kern w:val="0"/>
           <w:lang w:eastAsia="es-PE"/>
-          <ns2:ligatures ns2:val="none"/>
+          <w14:ligatures w14:val="none"/>
         </w:rPr>
         <w:t xml:space="preserve"> </w:t>
       </w:r>
@@ -6948,7 +6885,7 @@
           <w:rFonts w:ascii="Arial Narrow" w:eastAsia="Calibri" w:hAnsi="Arial Narrow" w:cs="Arial Narrow"/>
           <w:kern w:val="0"/>
           <w:lang w:eastAsia="es-PE"/>
-          <ns2:ligatures ns2:val="none"/>
+          <w14:ligatures w14:val="none"/>
         </w:rPr>
         <w:t xml:space="preserve">de </w:t>
       </w:r>
@@ -6958,7 +6895,7 @@
           <w:kern w:val="0"/>
           <w:shd w:val="clear" w:color="auto" w:fill="FFFFFF"/>
           <w:lang w:eastAsia="es-PE"/>
-          <ns2:ligatures ns2:val="none"/>
+          <w14:ligatures w14:val="none"/>
         </w:rPr>
         <w:t xml:space="preserve">la Ley 29571, Código de Protección y Defensa del Consumidor, en tanto </w:t>
       </w:r>
@@ -6966,7 +6903,7 @@
         <w:rPr>
           <w:rFonts w:ascii="Arial Narrow" w:eastAsia="Arial Narrow" w:hAnsi="Arial Narrow" w:cs="Arial Narrow"/>
           <w:kern w:val="0"/>
-          <ns2:ligatures ns2:val="none"/>
+          <w14:ligatures w14:val="none"/>
         </w:rPr>
         <w:t xml:space="preserve">la compañía aseguradora no habría cumplido con brindar una respuesta adecuada a la comunicación realizada por el denunciante el </w:t>
       </w:r>
@@ -6974,7 +6911,7 @@
         <w:rPr>
           <w:rFonts w:ascii="Arial Narrow" w:eastAsia="Arial Narrow" w:hAnsi="Arial Narrow" w:cs="Arial Narrow"/>
           <w:kern w:val="0"/>
-          <ns2:ligatures ns2:val="none"/>
+          <w14:ligatures w14:val="none"/>
         </w:rPr>
         <w:t>24 de agosto de 2024</w:t>
       </w:r>
@@ -6982,12 +6919,12 @@
         <w:rPr>
           <w:rFonts w:ascii="Arial Narrow" w:eastAsia="Arial Narrow" w:hAnsi="Arial Narrow" w:cs="Arial Narrow"/>
           <w:kern w:val="0"/>
-          <ns2:ligatures ns2:val="none"/>
+          <w14:ligatures w14:val="none"/>
         </w:rPr>
         <w:t>.</w:t>
       </w:r>
     </w:p>
-    <w:p ns2:paraId="31A001F2" ns2:textId="77777777">
+    <w:p>
       <w:pPr>
         <w:pStyle w:val="Prrafodelista"/>
         <w:spacing w:line="240" w:lineRule="auto"/>
@@ -6995,11 +6932,11 @@
           <w:rFonts w:ascii="Arial Narrow" w:eastAsia="Calibri" w:hAnsi="Arial Narrow" w:cs="Arial Narrow"/>
           <w:kern w:val="0"/>
           <w:lang w:eastAsia="es-PE"/>
-          <ns2:ligatures ns2:val="none"/>
-        </w:rPr>
-      </w:pPr>
-    </w:p>
-    <w:p ns2:paraId="521CB030" ns2:textId="21E97781">
+          <w14:ligatures w14:val="none"/>
+        </w:rPr>
+      </w:pPr>
+    </w:p>
+    <w:p>
       <w:pPr>
         <w:pStyle w:val="Prrafodelista"/>
         <w:numPr>
@@ -7017,7 +6954,7 @@
           <w:rFonts w:ascii="Arial Narrow" w:eastAsia="Calibri" w:hAnsi="Arial Narrow" w:cs="Arial Narrow"/>
           <w:kern w:val="0"/>
           <w:lang w:eastAsia="es-PE"/>
-          <ns2:ligatures ns2:val="none"/>
+          <w14:ligatures w14:val="none"/>
         </w:rPr>
       </w:pPr>
       <w:r>
@@ -7026,7 +6963,7 @@
           <w:color w:val="000000"/>
           <w:kern w:val="0"/>
           <w:lang w:eastAsia="es-PE"/>
-          <ns2:ligatures ns2:val="none"/>
+          <w14:ligatures w14:val="none"/>
         </w:rPr>
         <w:t>Presunta</w:t>
       </w:r>
@@ -7036,7 +6973,7 @@
           <w:kern w:val="0"/>
           <w:shd w:val="clear" w:color="auto" w:fill="FFFFFF"/>
           <w:lang w:eastAsia="es-PE"/>
-          <ns2:ligatures ns2:val="none"/>
+          <w14:ligatures w14:val="none"/>
         </w:rPr>
         <w:t xml:space="preserve"> infracción a los artículos 18 y 19</w:t>
       </w:r>
@@ -7045,7 +6982,7 @@
           <w:rFonts w:ascii="Arial Narrow" w:eastAsia="Calibri" w:hAnsi="Arial Narrow" w:cs="Arial Narrow"/>
           <w:kern w:val="0"/>
           <w:lang w:eastAsia="es-PE"/>
-          <ns2:ligatures ns2:val="none"/>
+          <w14:ligatures w14:val="none"/>
         </w:rPr>
         <w:t xml:space="preserve"> de </w:t>
       </w:r>
@@ -7055,7 +6992,7 @@
           <w:kern w:val="0"/>
           <w:shd w:val="clear" w:color="auto" w:fill="FFFFFF"/>
           <w:lang w:eastAsia="es-PE"/>
-          <ns2:ligatures ns2:val="none"/>
+          <w14:ligatures w14:val="none"/>
         </w:rPr>
         <w:t xml:space="preserve">la Ley 29571, Código de Protección y Defensa del Consumidor, en tanto </w:t>
       </w:r>
@@ -7063,7 +7000,7 @@
         <w:rPr>
           <w:rFonts w:ascii="Arial Narrow" w:eastAsia="Arial Narrow" w:hAnsi="Arial Narrow" w:cs="Arial Narrow"/>
           <w:kern w:val="0"/>
-          <ns2:ligatures ns2:val="none"/>
+          <w14:ligatures w14:val="none"/>
         </w:rPr>
         <w:t xml:space="preserve">la compañía aseguradora habría brindado una comunicación inadecuada al denunciante el </w:t>
       </w:r>
@@ -7071,7 +7008,7 @@
         <w:rPr>
           <w:rFonts w:ascii="Arial Narrow" w:eastAsia="Arial Narrow" w:hAnsi="Arial Narrow" w:cs="Arial Narrow"/>
           <w:kern w:val="0"/>
-          <ns2:ligatures ns2:val="none"/>
+          <w14:ligatures w14:val="none"/>
         </w:rPr>
         <w:t xml:space="preserve">28 de setiembre de 2024</w:t>
       </w:r>
@@ -7079,7 +7016,7 @@
         <w:rPr>
           <w:rFonts w:ascii="Arial Narrow" w:eastAsia="Arial Narrow" w:hAnsi="Arial Narrow" w:cs="Arial Narrow"/>
           <w:kern w:val="0"/>
-          <ns2:ligatures ns2:val="none"/>
+          <w14:ligatures w14:val="none"/>
         </w:rPr>
         <w:t>, al señalarle que se había efectuado la cancelación a una póliza que no reconocía</w:t>
       </w:r>
@@ -7087,12 +7024,12 @@
         <w:rPr>
           <w:rFonts w:ascii="Arial Narrow" w:eastAsia="Arial Narrow" w:hAnsi="Arial Narrow" w:cs="Arial Narrow"/>
           <w:kern w:val="0"/>
-          <ns2:ligatures ns2:val="none"/>
+          <w14:ligatures w14:val="none"/>
         </w:rPr>
         <w:t>.</w:t>
       </w:r>
     </w:p>
-    <w:p ns2:paraId="23030F0A" ns2:textId="77777777">
+    <w:p>
       <w:pPr>
         <w:pStyle w:val="Prrafodelista"/>
         <w:spacing w:line="240" w:lineRule="auto"/>
@@ -7100,11 +7037,11 @@
           <w:rFonts w:ascii="Arial Narrow" w:eastAsia="Calibri" w:hAnsi="Arial Narrow" w:cs="Arial Narrow"/>
           <w:kern w:val="0"/>
           <w:lang w:eastAsia="es-PE"/>
-          <ns2:ligatures ns2:val="none"/>
-        </w:rPr>
-      </w:pPr>
-    </w:p>
-    <w:p ns2:paraId="5C28C464" ns2:textId="6D5DD1E5">
+          <w14:ligatures w14:val="none"/>
+        </w:rPr>
+      </w:pPr>
+    </w:p>
+    <w:p>
       <w:pPr>
         <w:pStyle w:val="Prrafodelista"/>
         <w:numPr>
@@ -7122,7 +7059,7 @@
           <w:rFonts w:ascii="Arial Narrow" w:eastAsia="Calibri" w:hAnsi="Arial Narrow" w:cs="Arial Narrow"/>
           <w:kern w:val="0"/>
           <w:lang w:eastAsia="es-PE"/>
-          <ns2:ligatures ns2:val="none"/>
+          <w14:ligatures w14:val="none"/>
         </w:rPr>
       </w:pPr>
       <w:r>
@@ -7131,7 +7068,7 @@
           <w:color w:val="000000"/>
           <w:kern w:val="0"/>
           <w:lang w:eastAsia="es-PE"/>
-          <ns2:ligatures ns2:val="none"/>
+          <w14:ligatures w14:val="none"/>
         </w:rPr>
         <w:t>Presunta</w:t>
       </w:r>
@@ -7141,7 +7078,7 @@
           <w:kern w:val="0"/>
           <w:shd w:val="clear" w:color="auto" w:fill="FFFFFF"/>
           <w:lang w:eastAsia="es-PE"/>
-          <ns2:ligatures ns2:val="none"/>
+          <w14:ligatures w14:val="none"/>
         </w:rPr>
         <w:t xml:space="preserve"> infracción a los artículos 18 y 19</w:t>
       </w:r>
@@ -7150,7 +7087,7 @@
           <w:rFonts w:ascii="Arial Narrow" w:eastAsia="Calibri" w:hAnsi="Arial Narrow" w:cs="Arial Narrow"/>
           <w:kern w:val="0"/>
           <w:lang w:eastAsia="es-PE"/>
-          <ns2:ligatures ns2:val="none"/>
+          <w14:ligatures w14:val="none"/>
         </w:rPr>
         <w:t xml:space="preserve"> de </w:t>
       </w:r>
@@ -7160,7 +7097,7 @@
           <w:kern w:val="0"/>
           <w:shd w:val="clear" w:color="auto" w:fill="FFFFFF"/>
           <w:lang w:eastAsia="es-PE"/>
-          <ns2:ligatures ns2:val="none"/>
+          <w14:ligatures w14:val="none"/>
         </w:rPr>
         <w:t xml:space="preserve">la Ley 29571, Código de Protección y Defensa del Consumidor, en tanto </w:t>
       </w:r>
@@ -7168,7 +7105,7 @@
         <w:rPr>
           <w:rFonts w:ascii="Arial Narrow" w:eastAsia="Arial Narrow" w:hAnsi="Arial Narrow" w:cs="Arial Narrow"/>
           <w:kern w:val="0"/>
-          <ns2:ligatures ns2:val="none"/>
+          <w14:ligatures w14:val="none"/>
         </w:rPr>
         <w:t xml:space="preserve">la compañía aseguradora habría </w:t>
       </w:r>
@@ -7176,7 +7113,7 @@
         <w:rPr>
           <w:rFonts w:ascii="Arial Narrow" w:eastAsia="Arial Narrow" w:hAnsi="Arial Narrow" w:cs="Arial Narrow"/>
           <w:kern w:val="0"/>
-          <ns2:ligatures ns2:val="none"/>
+          <w14:ligatures w14:val="none"/>
         </w:rPr>
         <w:t xml:space="preserve">brindado </w:t>
       </w:r>
@@ -7184,7 +7121,7 @@
         <w:rPr>
           <w:rFonts w:ascii="Arial Narrow" w:eastAsia="Arial Narrow" w:hAnsi="Arial Narrow" w:cs="Arial Narrow"/>
           <w:kern w:val="0"/>
-          <ns2:ligatures ns2:val="none"/>
+          <w14:ligatures w14:val="none"/>
         </w:rPr>
         <w:t xml:space="preserve">una respuesta </w:t>
       </w:r>
@@ -7192,7 +7129,7 @@
         <w:rPr>
           <w:rFonts w:ascii="Arial Narrow" w:eastAsia="Arial Narrow" w:hAnsi="Arial Narrow" w:cs="Arial Narrow"/>
           <w:kern w:val="0"/>
-          <ns2:ligatures ns2:val="none"/>
+          <w14:ligatures w14:val="none"/>
         </w:rPr>
         <w:t>in</w:t>
       </w:r>
@@ -7200,7 +7137,7 @@
         <w:rPr>
           <w:rFonts w:ascii="Arial Narrow" w:eastAsia="Arial Narrow" w:hAnsi="Arial Narrow" w:cs="Arial Narrow"/>
           <w:kern w:val="0"/>
-          <ns2:ligatures ns2:val="none"/>
+          <w14:ligatures w14:val="none"/>
         </w:rPr>
         <w:t xml:space="preserve">adecuada </w:t>
       </w:r>
@@ -7208,7 +7145,7 @@
         <w:rPr>
           <w:rFonts w:ascii="Arial Narrow" w:eastAsia="Arial Narrow" w:hAnsi="Arial Narrow" w:cs="Arial Narrow"/>
           <w:kern w:val="0"/>
-          <ns2:ligatures ns2:val="none"/>
+          <w14:ligatures w14:val="none"/>
         </w:rPr>
         <w:t>al</w:t>
       </w:r>
@@ -7216,7 +7153,7 @@
         <w:rPr>
           <w:rFonts w:ascii="Arial Narrow" w:eastAsia="Arial Narrow" w:hAnsi="Arial Narrow" w:cs="Arial Narrow"/>
           <w:kern w:val="0"/>
-          <ns2:ligatures ns2:val="none"/>
+          <w14:ligatures w14:val="none"/>
         </w:rPr>
         <w:t xml:space="preserve"> denunciante el </w:t>
       </w:r>
@@ -7224,7 +7161,7 @@
         <w:rPr>
           <w:rFonts w:ascii="Arial Narrow" w:eastAsia="Arial Narrow" w:hAnsi="Arial Narrow" w:cs="Arial Narrow"/>
           <w:kern w:val="0"/>
-          <ns2:ligatures ns2:val="none"/>
+          <w14:ligatures w14:val="none"/>
         </w:rPr>
         <w:t>21 de octubre de 2024</w:t>
       </w:r>
@@ -7232,7 +7169,7 @@
         <w:rPr>
           <w:rFonts w:ascii="Arial Narrow" w:eastAsia="Arial Narrow" w:hAnsi="Arial Narrow" w:cs="Arial Narrow"/>
           <w:kern w:val="0"/>
-          <ns2:ligatures ns2:val="none"/>
+          <w14:ligatures w14:val="none"/>
         </w:rPr>
         <w:t>, al señalarle un número de póliza que no reconoce</w:t>
       </w:r>
@@ -7240,12 +7177,12 @@
         <w:rPr>
           <w:rFonts w:ascii="Arial Narrow" w:eastAsia="Arial Narrow" w:hAnsi="Arial Narrow" w:cs="Arial Narrow"/>
           <w:kern w:val="0"/>
-          <ns2:ligatures ns2:val="none"/>
+          <w14:ligatures w14:val="none"/>
         </w:rPr>
         <w:t>.</w:t>
       </w:r>
     </w:p>
-    <w:p ns2:paraId="2B510DFF" ns2:textId="77777777">
+    <w:p>
       <w:pPr>
         <w:pStyle w:val="Prrafodelista"/>
         <w:spacing w:line="240" w:lineRule="auto"/>
@@ -7253,11 +7190,11 @@
           <w:rFonts w:ascii="Arial Narrow" w:eastAsia="Calibri" w:hAnsi="Arial Narrow" w:cs="Arial Narrow"/>
           <w:kern w:val="0"/>
           <w:lang w:eastAsia="es-PE"/>
-          <ns2:ligatures ns2:val="none"/>
-        </w:rPr>
-      </w:pPr>
-    </w:p>
-    <w:p ns2:paraId="5209312F" ns2:textId="7BD6767A">
+          <w14:ligatures w14:val="none"/>
+        </w:rPr>
+      </w:pPr>
+    </w:p>
+    <w:p>
       <w:pPr>
         <w:pStyle w:val="Prrafodelista"/>
         <w:numPr>
@@ -7275,7 +7212,7 @@
           <w:rFonts w:ascii="Arial Narrow" w:eastAsia="Calibri" w:hAnsi="Arial Narrow" w:cs="Arial Narrow"/>
           <w:kern w:val="0"/>
           <w:lang w:eastAsia="es-PE"/>
-          <ns2:ligatures ns2:val="none"/>
+          <w14:ligatures w14:val="none"/>
         </w:rPr>
       </w:pPr>
       <w:r>
@@ -7284,7 +7221,7 @@
           <w:color w:val="000000"/>
           <w:kern w:val="0"/>
           <w:lang w:eastAsia="es-PE"/>
-          <ns2:ligatures ns2:val="none"/>
+          <w14:ligatures w14:val="none"/>
         </w:rPr>
         <w:t>Presunta</w:t>
       </w:r>
@@ -7294,7 +7231,7 @@
           <w:kern w:val="0"/>
           <w:shd w:val="clear" w:color="auto" w:fill="FFFFFF"/>
           <w:lang w:eastAsia="es-PE"/>
-          <ns2:ligatures ns2:val="none"/>
+          <w14:ligatures w14:val="none"/>
         </w:rPr>
         <w:t xml:space="preserve"> infracción a los artículos 18 y 19</w:t>
       </w:r>
@@ -7303,7 +7240,7 @@
           <w:rFonts w:ascii="Arial Narrow" w:eastAsia="Calibri" w:hAnsi="Arial Narrow" w:cs="Arial Narrow"/>
           <w:kern w:val="0"/>
           <w:lang w:eastAsia="es-PE"/>
-          <ns2:ligatures ns2:val="none"/>
+          <w14:ligatures w14:val="none"/>
         </w:rPr>
         <w:t xml:space="preserve"> de </w:t>
       </w:r>
@@ -7313,7 +7250,7 @@
           <w:kern w:val="0"/>
           <w:shd w:val="clear" w:color="auto" w:fill="FFFFFF"/>
           <w:lang w:eastAsia="es-PE"/>
-          <ns2:ligatures ns2:val="none"/>
+          <w14:ligatures w14:val="none"/>
         </w:rPr>
         <w:t xml:space="preserve">la Ley 29571, Código de Protección y Defensa del Consumidor, en tanto </w:t>
       </w:r>
@@ -7321,7 +7258,7 @@
         <w:rPr>
           <w:rFonts w:ascii="Arial Narrow" w:eastAsia="Arial Narrow" w:hAnsi="Arial Narrow" w:cs="Arial Narrow"/>
           <w:kern w:val="0"/>
-          <ns2:ligatures ns2:val="none"/>
+          <w14:ligatures w14:val="none"/>
         </w:rPr>
         <w:t xml:space="preserve">la compañía aseguradora no habría cumplido con brindar una respuesta adecuada a la comunicación realizada por el denunciante el </w:t>
       </w:r>
@@ -7329,7 +7266,7 @@
         <w:rPr>
           <w:rFonts w:ascii="Arial Narrow" w:eastAsia="Arial Narrow" w:hAnsi="Arial Narrow" w:cs="Arial Narrow"/>
           <w:kern w:val="0"/>
-          <ns2:ligatures ns2:val="none"/>
+          <w14:ligatures w14:val="none"/>
         </w:rPr>
         <w:t xml:space="preserve">6 de noviembre de 2024</w:t>
       </w:r>
@@ -7337,7 +7274,7 @@
         <w:rPr>
           <w:rFonts w:ascii="Arial Narrow" w:eastAsia="Arial Narrow" w:hAnsi="Arial Narrow" w:cs="Arial Narrow"/>
           <w:kern w:val="0"/>
-          <ns2:ligatures ns2:val="none"/>
+          <w14:ligatures w14:val="none"/>
         </w:rPr>
         <w:t xml:space="preserve"/>
       </w:r>
@@ -7345,12 +7282,12 @@
         <w:rPr>
           <w:rFonts w:ascii="Arial Narrow" w:eastAsia="Arial Narrow" w:hAnsi="Arial Narrow" w:cs="Arial Narrow"/>
           <w:kern w:val="0"/>
-          <ns2:ligatures ns2:val="none"/>
+          <w14:ligatures w14:val="none"/>
         </w:rPr>
         <w:t>.</w:t>
       </w:r>
     </w:p>
-    <w:p ns2:paraId="026E06D8" ns2:textId="77777777">
+    <w:p>
       <w:pPr>
         <w:pStyle w:val="Prrafodelista"/>
         <w:spacing w:after="0" w:line="240" w:lineRule="auto"/>
@@ -7360,11 +7297,11 @@
           <w:rFonts w:ascii="Arial Narrow" w:eastAsia="Calibri" w:hAnsi="Arial Narrow" w:cs="Arial Narrow"/>
           <w:kern w:val="0"/>
           <w:lang w:eastAsia="es-PE"/>
-          <ns2:ligatures ns2:val="none"/>
-        </w:rPr>
-      </w:pPr>
-    </w:p>
-    <w:p ns2:paraId="7BD99C80" ns2:textId="522334DB">
+          <w14:ligatures w14:val="none"/>
+        </w:rPr>
+      </w:pPr>
+    </w:p>
+    <w:p>
       <w:pPr>
         <w:pStyle w:val="Prrafodelista"/>
         <w:numPr>
@@ -7382,7 +7319,7 @@
           <w:rFonts w:ascii="Arial Narrow" w:eastAsia="Calibri" w:hAnsi="Arial Narrow" w:cs="Arial Narrow"/>
           <w:kern w:val="0"/>
           <w:lang w:eastAsia="es-PE"/>
-          <ns2:ligatures ns2:val="none"/>
+          <w14:ligatures w14:val="none"/>
         </w:rPr>
       </w:pPr>
       <w:r>
@@ -7391,7 +7328,7 @@
           <w:color w:val="000000"/>
           <w:kern w:val="0"/>
           <w:lang w:eastAsia="es-PE"/>
-          <ns2:ligatures ns2:val="none"/>
+          <w14:ligatures w14:val="none"/>
         </w:rPr>
         <w:t>Presunta</w:t>
       </w:r>
@@ -7401,7 +7338,7 @@
           <w:kern w:val="0"/>
           <w:shd w:val="clear" w:color="auto" w:fill="FFFFFF"/>
           <w:lang w:eastAsia="es-PE"/>
-          <ns2:ligatures ns2:val="none"/>
+          <w14:ligatures w14:val="none"/>
         </w:rPr>
         <w:t xml:space="preserve"> infracción a los artículos 18 y 19</w:t>
       </w:r>
@@ -7410,7 +7347,7 @@
           <w:rFonts w:ascii="Arial Narrow" w:eastAsia="Calibri" w:hAnsi="Arial Narrow" w:cs="Arial Narrow"/>
           <w:kern w:val="0"/>
           <w:lang w:eastAsia="es-PE"/>
-          <ns2:ligatures ns2:val="none"/>
+          <w14:ligatures w14:val="none"/>
         </w:rPr>
         <w:t xml:space="preserve"> de </w:t>
       </w:r>
@@ -7420,7 +7357,7 @@
           <w:kern w:val="0"/>
           <w:shd w:val="clear" w:color="auto" w:fill="FFFFFF"/>
           <w:lang w:eastAsia="es-PE"/>
-          <ns2:ligatures ns2:val="none"/>
+          <w14:ligatures w14:val="none"/>
         </w:rPr>
         <w:t xml:space="preserve">la Ley 29571, Código de Protección y Defensa del Consumidor, en tanto </w:t>
       </w:r>
@@ -7428,7 +7365,7 @@
         <w:rPr>
           <w:rFonts w:ascii="Arial Narrow" w:eastAsia="Arial Narrow" w:hAnsi="Arial Narrow" w:cs="Arial Narrow"/>
           <w:kern w:val="0"/>
-          <ns2:ligatures ns2:val="none"/>
+          <w14:ligatures w14:val="none"/>
         </w:rPr>
         <w:t>la compañía aseguradora no habría cumplido con brindar una respuesta adecuada a la comunicación realizada por el denunciante el 16 de diciembre de 2024</w:t>
       </w:r>
@@ -7436,12 +7373,12 @@
         <w:rPr>
           <w:rFonts w:ascii="Arial Narrow" w:eastAsia="Arial Narrow" w:hAnsi="Arial Narrow" w:cs="Arial Narrow"/>
           <w:kern w:val="0"/>
-          <ns2:ligatures ns2:val="none"/>
+          <w14:ligatures w14:val="none"/>
         </w:rPr>
         <w:t>.</w:t>
       </w:r>
     </w:p>
-    <w:p ns2:paraId="032765A7" ns2:textId="77777777">
+    <w:p>
       <w:pPr>
         <w:pStyle w:val="Prrafodelista"/>
         <w:spacing w:after="0" w:line="240" w:lineRule="auto"/>
@@ -7451,11 +7388,11 @@
           <w:rFonts w:ascii="Arial Narrow" w:eastAsia="Calibri" w:hAnsi="Arial Narrow" w:cs="Arial Narrow"/>
           <w:kern w:val="0"/>
           <w:lang w:eastAsia="es-PE"/>
-          <ns2:ligatures ns2:val="none"/>
-        </w:rPr>
-      </w:pPr>
-    </w:p>
-    <w:p ns2:paraId="0508B6D5" ns2:textId="10623495">
+          <w14:ligatures w14:val="none"/>
+        </w:rPr>
+      </w:pPr>
+    </w:p>
+    <w:p>
       <w:pPr>
         <w:pStyle w:val="Prrafodelista"/>
         <w:numPr>
@@ -7473,7 +7410,7 @@
           <w:rFonts w:ascii="Arial Narrow" w:eastAsia="Calibri" w:hAnsi="Arial Narrow" w:cs="Arial Narrow"/>
           <w:kern w:val="0"/>
           <w:lang w:eastAsia="es-PE"/>
-          <ns2:ligatures ns2:val="none"/>
+          <w14:ligatures w14:val="none"/>
         </w:rPr>
       </w:pPr>
       <w:r>
@@ -7482,7 +7419,7 @@
           <w:color w:val="000000"/>
           <w:kern w:val="0"/>
           <w:lang w:eastAsia="es-PE"/>
-          <ns2:ligatures ns2:val="none"/>
+          <w14:ligatures w14:val="none"/>
         </w:rPr>
         <w:t>Presunta</w:t>
       </w:r>
@@ -7492,7 +7429,7 @@
           <w:kern w:val="0"/>
           <w:shd w:val="clear" w:color="auto" w:fill="FFFFFF"/>
           <w:lang w:eastAsia="es-PE"/>
-          <ns2:ligatures ns2:val="none"/>
+          <w14:ligatures w14:val="none"/>
         </w:rPr>
         <w:t xml:space="preserve"> infracción a los artículos 18 y 19</w:t>
       </w:r>
@@ -7501,7 +7438,7 @@
           <w:rFonts w:ascii="Arial Narrow" w:eastAsia="Calibri" w:hAnsi="Arial Narrow" w:cs="Arial Narrow"/>
           <w:kern w:val="0"/>
           <w:lang w:eastAsia="es-PE"/>
-          <ns2:ligatures ns2:val="none"/>
+          <w14:ligatures w14:val="none"/>
         </w:rPr>
         <w:t xml:space="preserve"> de </w:t>
       </w:r>
@@ -7511,7 +7448,7 @@
           <w:kern w:val="0"/>
           <w:shd w:val="clear" w:color="auto" w:fill="FFFFFF"/>
           <w:lang w:eastAsia="es-PE"/>
-          <ns2:ligatures ns2:val="none"/>
+          <w14:ligatures w14:val="none"/>
         </w:rPr>
         <w:t xml:space="preserve">la Ley 29571, Código de Protección y Defensa del Consumidor, en tanto </w:t>
       </w:r>
@@ -7519,7 +7456,7 @@
         <w:rPr>
           <w:rFonts w:ascii="Arial Narrow" w:eastAsia="Arial Narrow" w:hAnsi="Arial Narrow" w:cs="Arial Narrow"/>
           <w:kern w:val="0"/>
-          <ns2:ligatures ns2:val="none"/>
+          <w14:ligatures w14:val="none"/>
         </w:rPr>
         <w:t xml:space="preserve">la compañía aseguradora </w:t>
       </w:r>
@@ -7527,7 +7464,7 @@
         <w:rPr>
           <w:rFonts w:ascii="Arial Narrow" w:eastAsia="Arial Narrow" w:hAnsi="Arial Narrow" w:cs="Arial Narrow"/>
           <w:kern w:val="0"/>
-          <ns2:ligatures ns2:val="none"/>
+          <w14:ligatures w14:val="none"/>
         </w:rPr>
         <w:t xml:space="preserve">no </w:t>
       </w:r>
@@ -7535,7 +7472,7 @@
         <w:rPr>
           <w:rFonts w:ascii="Arial Narrow" w:eastAsia="Arial Narrow" w:hAnsi="Arial Narrow" w:cs="Arial Narrow"/>
           <w:kern w:val="0"/>
-          <ns2:ligatures ns2:val="none"/>
+          <w14:ligatures w14:val="none"/>
         </w:rPr>
         <w:t xml:space="preserve">habría </w:t>
       </w:r>
@@ -7543,7 +7480,7 @@
         <w:rPr>
           <w:rFonts w:ascii="Arial Narrow" w:eastAsia="Arial Narrow" w:hAnsi="Arial Narrow" w:cs="Arial Narrow"/>
           <w:kern w:val="0"/>
-          <ns2:ligatures ns2:val="none"/>
+          <w14:ligatures w14:val="none"/>
         </w:rPr>
         <w:t>cumplido con</w:t>
       </w:r>
@@ -7551,7 +7488,7 @@
         <w:rPr>
           <w:rFonts w:ascii="Arial Narrow" w:eastAsia="Arial Narrow" w:hAnsi="Arial Narrow" w:cs="Arial Narrow"/>
           <w:kern w:val="0"/>
-          <ns2:ligatures ns2:val="none"/>
+          <w14:ligatures w14:val="none"/>
         </w:rPr>
         <w:t xml:space="preserve"> brindar una respuesta sobre la devolución de los aportes realizados por el denunciante por las pólizas </w:t>
       </w:r>
@@ -7561,7 +7498,7 @@
           <w:color w:val="000000"/>
           <w:kern w:val="0"/>
           <w:lang w:eastAsia="es-ES"/>
-          <ns2:ligatures ns2:val="none"/>
+          <w14:ligatures w14:val="none"/>
         </w:rPr>
         <w:t>1810111638, 2000066123 y 2000066124</w:t>
       </w:r>
@@ -7571,12 +7508,12 @@
           <w:color w:val="000000"/>
           <w:kern w:val="0"/>
           <w:lang w:eastAsia="es-ES"/>
-          <ns2:ligatures ns2:val="none"/>
+          <w14:ligatures w14:val="none"/>
         </w:rPr>
         <w:t>.</w:t>
       </w:r>
     </w:p>
-    <w:p ns2:paraId="75DB9C51" ns2:textId="77777777">
+    <w:p>
       <w:pPr>
         <w:pStyle w:val="Prrafodelista"/>
         <w:spacing w:after="0" w:line="240" w:lineRule="auto"/>
@@ -7586,11 +7523,11 @@
           <w:rFonts w:ascii="Arial Narrow" w:eastAsia="Calibri" w:hAnsi="Arial Narrow" w:cs="Arial Narrow"/>
           <w:kern w:val="0"/>
           <w:lang w:eastAsia="es-PE"/>
-          <ns2:ligatures ns2:val="none"/>
-        </w:rPr>
-      </w:pPr>
-    </w:p>
-    <w:p ns2:paraId="233486B7" ns2:textId="3BCA11C2">
+          <w14:ligatures w14:val="none"/>
+        </w:rPr>
+      </w:pPr>
+    </w:p>
+    <w:p>
       <w:pPr>
         <w:pStyle w:val="Prrafodelista"/>
         <w:numPr>
@@ -7608,7 +7545,7 @@
           <w:rFonts w:ascii="Arial Narrow" w:eastAsia="Calibri" w:hAnsi="Arial Narrow" w:cs="Arial Narrow"/>
           <w:kern w:val="0"/>
           <w:lang w:eastAsia="es-PE"/>
-          <ns2:ligatures ns2:val="none"/>
+          <w14:ligatures w14:val="none"/>
         </w:rPr>
       </w:pPr>
       <w:r>
@@ -7617,7 +7554,7 @@
           <w:color w:val="000000"/>
           <w:kern w:val="0"/>
           <w:lang w:eastAsia="es-PE"/>
-          <ns2:ligatures ns2:val="none"/>
+          <w14:ligatures w14:val="none"/>
         </w:rPr>
         <w:t>Presunta</w:t>
       </w:r>
@@ -7627,7 +7564,7 @@
           <w:kern w:val="0"/>
           <w:shd w:val="clear" w:color="auto" w:fill="FFFFFF"/>
           <w:lang w:eastAsia="es-PE"/>
-          <ns2:ligatures ns2:val="none"/>
+          <w14:ligatures w14:val="none"/>
         </w:rPr>
         <w:t xml:space="preserve"> infracción a los artículos 18 y 19</w:t>
       </w:r>
@@ -7636,7 +7573,7 @@
           <w:rFonts w:ascii="Arial Narrow" w:eastAsia="Calibri" w:hAnsi="Arial Narrow" w:cs="Arial Narrow"/>
           <w:kern w:val="0"/>
           <w:lang w:eastAsia="es-PE"/>
-          <ns2:ligatures ns2:val="none"/>
+          <w14:ligatures w14:val="none"/>
         </w:rPr>
         <w:t xml:space="preserve"> de </w:t>
       </w:r>
@@ -7646,7 +7583,7 @@
           <w:kern w:val="0"/>
           <w:shd w:val="clear" w:color="auto" w:fill="FFFFFF"/>
           <w:lang w:eastAsia="es-PE"/>
-          <ns2:ligatures ns2:val="none"/>
+          <w14:ligatures w14:val="none"/>
         </w:rPr>
         <w:t xml:space="preserve">la Ley 29571, Código de Protección y Defensa del Consumidor, en tanto </w:t>
       </w:r>
@@ -7654,7 +7591,7 @@
         <w:rPr>
           <w:rFonts w:ascii="Arial Narrow" w:eastAsia="Arial Narrow" w:hAnsi="Arial Narrow" w:cs="Arial Narrow"/>
           <w:kern w:val="0"/>
-          <ns2:ligatures ns2:val="none"/>
+          <w14:ligatures w14:val="none"/>
         </w:rPr>
         <w:t>la compañía aseguradora habría requerido al denunciante que pase evaluaciones médicas, pese haber decidido no continuar con las pólizas </w:t>
       </w:r>
@@ -7664,23 +7601,23 @@
           <w:color w:val="000000"/>
           <w:kern w:val="0"/>
           <w:lang w:eastAsia="es-ES"/>
-          <ns2:ligatures ns2:val="none"/>
+          <w14:ligatures w14:val="none"/>
         </w:rPr>
         <w:t>1810111638, 2000066123 y 2000066124.</w:t>
       </w:r>
     </w:p>
-    <w:p ns2:paraId="56BC2492" ns2:textId="77777777">
-      <w:pPr>
-        <w:spacing w:after="0" w:line="240" w:lineRule="auto"/>
-        <w:jc w:val="both"/>
-        <w:rPr>
-          <w:rFonts w:ascii="Arial Narrow" w:eastAsia="Arial Narrow" w:hAnsi="Arial Narrow" w:cs="Arial Narrow"/>
-          <w:kern w:val="0"/>
-          <ns2:ligatures ns2:val="none"/>
-        </w:rPr>
-      </w:pPr>
-    </w:p>
-    <w:p ns2:paraId="0A292C9F" ns2:textId="5C31F56A">
+    <w:p>
+      <w:pPr>
+        <w:spacing w:after="0" w:line="240" w:lineRule="auto"/>
+        <w:jc w:val="both"/>
+        <w:rPr>
+          <w:rFonts w:ascii="Arial Narrow" w:eastAsia="Arial Narrow" w:hAnsi="Arial Narrow" w:cs="Arial Narrow"/>
+          <w:kern w:val="0"/>
+          <w14:ligatures w14:val="none"/>
+        </w:rPr>
+      </w:pPr>
+    </w:p>
+    <w:p>
       <w:pPr>
         <w:spacing w:line="240" w:lineRule="auto"/>
         <w:contextualSpacing/>
@@ -7688,7 +7625,7 @@
         <w:rPr>
           <w:rFonts w:ascii="Arial Narrow" w:eastAsia="Calibri" w:hAnsi="Arial Narrow" w:cs="Arial"/>
           <w:kern w:val="0"/>
-          <ns2:ligatures ns2:val="none"/>
+          <w14:ligatures w14:val="none"/>
         </w:rPr>
       </w:pPr>
       <w:r>
@@ -7698,7 +7635,7 @@
           <w:color w:val="000000"/>
           <w:kern w:val="0"/>
           <w:lang w:eastAsia="es-PE"/>
-          <ns2:ligatures ns2:val="none"/>
+          <w14:ligatures w14:val="none"/>
         </w:rPr>
         <w:t>SEGUNDO:</w:t>
       </w:r>
@@ -7708,7 +7645,7 @@
           <w:color w:val="000000"/>
           <w:kern w:val="0"/>
           <w:lang w:eastAsia="es-PE"/>
-          <ns2:ligatures ns2:val="none"/>
+          <w14:ligatures w14:val="none"/>
         </w:rPr>
         <w:t xml:space="preserve"> tener por ofrecidos los medios probatorios presentados en el escrito de denuncia </w:t>
       </w:r>
@@ -7718,7 +7655,7 @@
           <w:color w:val="000000"/>
           <w:kern w:val="0"/>
           <w:lang w:val="es-ES" w:eastAsia="es-ES"/>
-          <ns2:ligatures ns2:val="none"/>
+          <w14:ligatures w14:val="none"/>
         </w:rPr>
         <w:t xml:space="preserve">del </w:t>
       </w:r>
@@ -7728,7 +7665,7 @@
           <w:color w:val="000000"/>
           <w:kern w:val="0"/>
           <w:lang w:val="es-ES" w:eastAsia="es-ES"/>
-          <ns2:ligatures ns2:val="none"/>
+          <w14:ligatures w14:val="none"/>
         </w:rPr>
         <w:t xml:space="preserve">27 de mayo de 2025, subsanada mediante escrito del 22 de julio de 2025</w:t>
       </w:r>
@@ -7736,12 +7673,12 @@
         <w:rPr>
           <w:rFonts w:ascii="Arial Narrow" w:eastAsia="Calibri" w:hAnsi="Arial Narrow" w:cs="Arial"/>
           <w:kern w:val="0"/>
-          <ns2:ligatures ns2:val="none"/>
+          <w14:ligatures w14:val="none"/>
         </w:rPr>
         <w:t>.</w:t>
       </w:r>
     </w:p>
-    <w:p ns2:paraId="68A17E97" ns2:textId="77777777">
+    <w:p>
       <w:pPr>
         <w:spacing w:line="240" w:lineRule="auto"/>
         <w:contextualSpacing/>
@@ -7751,20 +7688,20 @@
           <w:color w:val="000000"/>
           <w:kern w:val="0"/>
           <w:lang w:eastAsia="es-PE"/>
-          <ns2:ligatures ns2:val="none"/>
-        </w:rPr>
-      </w:pPr>
-    </w:p>
-    <w:p ns2:paraId="168254DA" ns2:textId="6739B51F">
-      <w:pPr>
-        <w:spacing w:after="0" w:line="240" w:lineRule="auto"/>
-        <w:jc w:val="both"/>
-        <w:rPr>
-          <w:rFonts w:ascii="Arial Narrow" w:eastAsia="Arial Narrow" w:hAnsi="Arial Narrow" w:cs="Arial Narrow"/>
-          <w:color w:val="000000"/>
-          <w:kern w:val="0"/>
-          <w:lang w:eastAsia="es-PE"/>
-          <ns2:ligatures ns2:val="none"/>
+          <w14:ligatures w14:val="none"/>
+        </w:rPr>
+      </w:pPr>
+    </w:p>
+    <w:p>
+      <w:pPr>
+        <w:spacing w:after="0" w:line="240" w:lineRule="auto"/>
+        <w:jc w:val="both"/>
+        <w:rPr>
+          <w:rFonts w:ascii="Arial Narrow" w:eastAsia="Arial Narrow" w:hAnsi="Arial Narrow" w:cs="Arial Narrow"/>
+          <w:color w:val="000000"/>
+          <w:kern w:val="0"/>
+          <w:lang w:eastAsia="es-PE"/>
+          <w14:ligatures w14:val="none"/>
         </w:rPr>
       </w:pPr>
       <w:r>
@@ -7774,7 +7711,7 @@
           <w:color w:val="000000"/>
           <w:kern w:val="0"/>
           <w:lang w:eastAsia="es-PE"/>
-          <ns2:ligatures ns2:val="none"/>
+          <w14:ligatures w14:val="none"/>
         </w:rPr>
         <w:t xml:space="preserve">TERCERO: </w:t>
       </w:r>
@@ -7784,7 +7721,7 @@
           <w:color w:val="000000"/>
           <w:kern w:val="0"/>
           <w:lang w:eastAsia="es-PE"/>
-          <ns2:ligatures ns2:val="none"/>
+          <w14:ligatures w14:val="none"/>
         </w:rPr>
         <w:t xml:space="preserve">requerir a </w:t>
       </w:r>
@@ -7801,12 +7738,12 @@
           <w:color w:val="000000"/>
           <w:kern w:val="0"/>
           <w:lang w:eastAsia="es-PE"/>
-          <ns2:ligatures ns2:val="none"/>
+          <w14:ligatures w14:val="none"/>
         </w:rPr>
         <w:t>que cumpla con lo siguiente:</w:t>
       </w:r>
     </w:p>
-    <w:p ns2:paraId="20FDFB8D" ns2:textId="77777777">
+    <w:p>
       <w:pPr>
         <w:spacing w:after="0" w:line="240" w:lineRule="auto"/>
         <w:jc w:val="both"/>
@@ -7815,11 +7752,11 @@
           <w:color w:val="000000"/>
           <w:kern w:val="0"/>
           <w:lang w:eastAsia="es-PE"/>
-          <ns2:ligatures ns2:val="none"/>
-        </w:rPr>
-      </w:pPr>
-    </w:p>
-    <w:p ns2:paraId="4AA80738" ns2:textId="77777777">
+          <w14:ligatures w14:val="none"/>
+        </w:rPr>
+      </w:pPr>
+    </w:p>
+    <w:p>
       <w:pPr>
         <w:numPr>
           <w:ilvl w:val="0"/>
@@ -7833,21 +7770,21 @@
           <w:color w:val="000000"/>
           <w:kern w:val="0"/>
           <w:lang w:eastAsia="es-PE"/>
-          <ns2:ligatures ns2:val="none"/>
-        </w:rPr>
-      </w:pPr>
-      <w:r>
-        <w:rPr>
-          <w:rFonts w:ascii="Arial Narrow" w:eastAsia="Arial Narrow" w:hAnsi="Arial Narrow" w:cs="Arial Narrow"/>
-          <w:color w:val="000000"/>
-          <w:kern w:val="0"/>
-          <w:lang w:eastAsia="es-PE"/>
-          <ns2:ligatures ns2:val="none"/>
+          <w14:ligatures w14:val="none"/>
+        </w:rPr>
+      </w:pPr>
+      <w:r>
+        <w:rPr>
+          <w:rFonts w:ascii="Arial Narrow" w:eastAsia="Arial Narrow" w:hAnsi="Arial Narrow" w:cs="Arial Narrow"/>
+          <w:color w:val="000000"/>
+          <w:kern w:val="0"/>
+          <w:lang w:eastAsia="es-PE"/>
+          <w14:ligatures w14:val="none"/>
         </w:rPr>
         <w:t>presentar documentos que acrediten su inscripción en los Registros Públicos o una declaración jurada que indique que cuenta con dicha inscripción;</w:t>
       </w:r>
     </w:p>
-    <w:p ns2:paraId="2B29D59F" ns2:textId="77777777">
+    <w:p>
       <w:pPr>
         <w:numPr>
           <w:ilvl w:val="0"/>
@@ -7861,21 +7798,21 @@
           <w:color w:val="000000"/>
           <w:kern w:val="0"/>
           <w:lang w:eastAsia="es-PE"/>
-          <ns2:ligatures ns2:val="none"/>
-        </w:rPr>
-      </w:pPr>
-      <w:r>
-        <w:rPr>
-          <w:rFonts w:ascii="Arial Narrow" w:eastAsia="Arial Narrow" w:hAnsi="Arial Narrow" w:cs="Arial Narrow"/>
-          <w:color w:val="000000"/>
-          <w:kern w:val="0"/>
-          <w:lang w:eastAsia="es-PE"/>
-          <ns2:ligatures ns2:val="none"/>
+          <w14:ligatures w14:val="none"/>
+        </w:rPr>
+      </w:pPr>
+      <w:r>
+        <w:rPr>
+          <w:rFonts w:ascii="Arial Narrow" w:eastAsia="Arial Narrow" w:hAnsi="Arial Narrow" w:cs="Arial Narrow"/>
+          <w:color w:val="000000"/>
+          <w:kern w:val="0"/>
+          <w:lang w:eastAsia="es-PE"/>
+          <w14:ligatures w14:val="none"/>
         </w:rPr>
         <w:t>presentar copia simple de las facultades de representación de su representante legal en el presente procedimiento o la declaración jurada que indique que cuenta con dichas facultades y que estas se encuentran vigentes;</w:t>
       </w:r>
     </w:p>
-    <w:p ns2:paraId="7EF50C46" ns2:textId="77777777">
+    <w:p>
       <w:pPr>
         <w:numPr>
           <w:ilvl w:val="0"/>
@@ -7889,21 +7826,21 @@
           <w:color w:val="000000"/>
           <w:kern w:val="0"/>
           <w:lang w:eastAsia="es-PE"/>
-          <ns2:ligatures ns2:val="none"/>
-        </w:rPr>
-      </w:pPr>
-      <w:r>
-        <w:rPr>
-          <w:rFonts w:ascii="Arial Narrow" w:eastAsia="Arial Narrow" w:hAnsi="Arial Narrow" w:cs="Arial Narrow"/>
-          <w:color w:val="000000"/>
-          <w:kern w:val="0"/>
-          <w:lang w:eastAsia="es-PE"/>
-          <ns2:ligatures ns2:val="none"/>
+          <w14:ligatures w14:val="none"/>
+        </w:rPr>
+      </w:pPr>
+      <w:r>
+        <w:rPr>
+          <w:rFonts w:ascii="Arial Narrow" w:eastAsia="Arial Narrow" w:hAnsi="Arial Narrow" w:cs="Arial Narrow"/>
+          <w:color w:val="000000"/>
+          <w:kern w:val="0"/>
+          <w:lang w:eastAsia="es-PE"/>
+          <w14:ligatures w14:val="none"/>
         </w:rPr>
         <w:t>consignar el Número de Registro Único de Contribuyentes (RUC); y,</w:t>
       </w:r>
     </w:p>
-    <w:p ns2:paraId="19E4DFA1" ns2:textId="77777777">
+    <w:p>
       <w:pPr>
         <w:numPr>
           <w:ilvl w:val="0"/>
@@ -7915,16 +7852,16 @@
         <w:rPr>
           <w:rFonts w:ascii="Arial Narrow" w:eastAsia="Calibri" w:hAnsi="Arial Narrow" w:cs="Arial"/>
           <w:kern w:val="0"/>
-          <ns2:ligatures ns2:val="none"/>
-        </w:rPr>
-      </w:pPr>
-      <w:r>
-        <w:rPr>
-          <w:rFonts w:ascii="Arial Narrow" w:eastAsia="Arial Narrow" w:hAnsi="Arial Narrow" w:cs="Arial Narrow"/>
-          <w:color w:val="000000"/>
-          <w:kern w:val="0"/>
-          <w:lang w:eastAsia="es-PE"/>
-          <ns2:ligatures ns2:val="none"/>
+          <w14:ligatures w14:val="none"/>
+        </w:rPr>
+      </w:pPr>
+      <w:r>
+        <w:rPr>
+          <w:rFonts w:ascii="Arial Narrow" w:eastAsia="Arial Narrow" w:hAnsi="Arial Narrow" w:cs="Arial Narrow"/>
+          <w:color w:val="000000"/>
+          <w:kern w:val="0"/>
+          <w:lang w:eastAsia="es-PE"/>
+          <w14:ligatures w14:val="none"/>
         </w:rPr>
         <w:t>fijar domicilio procesal para el procedimiento, de conformidad con el numeral 1 del artículo 442</w:t>
       </w:r>
@@ -7934,7 +7871,7 @@
           <w:color w:val="000000"/>
           <w:kern w:val="0"/>
           <w:lang w:eastAsia="es-PE"/>
-          <ns2:ligatures ns2:val="none"/>
+          <w14:ligatures w14:val="none"/>
         </w:rPr>
         <w:t/>
       </w:r>
@@ -7944,7 +7881,7 @@
           <w:color w:val="000000"/>
           <w:kern w:val="0"/>
           <w:lang w:eastAsia="es-PE"/>
-          <ns2:ligatures ns2:val="none"/>
+          <w14:ligatures w14:val="none"/>
         </w:rPr>
         <w:t xml:space="preserve"> del Código Procesal Civil. </w:t>
       </w:r>
@@ -7952,7 +7889,7 @@
         <w:rPr>
           <w:rFonts w:ascii="Arial Narrow" w:eastAsia="Calibri" w:hAnsi="Arial Narrow" w:cs="Arial"/>
           <w:kern w:val="0"/>
-          <ns2:ligatures ns2:val="none"/>
+          <w14:ligatures w14:val="none"/>
         </w:rPr>
         <w:t>Para ello podrá señalar domicilio físico o una dirección electrónica a la que pueda remitirse las notificaciones</w:t>
       </w:r>
@@ -7961,12 +7898,12 @@
           <w:rFonts w:ascii="Arial Narrow" w:eastAsia="Arial" w:hAnsi="Arial Narrow" w:cs="Arial"/>
           <w:kern w:val="0"/>
           <w:lang w:val="es"/>
-          <ns2:ligatures ns2:val="none"/>
+          <w14:ligatures w14:val="none"/>
         </w:rPr>
         <w:t>;</w:t>
       </w:r>
     </w:p>
-    <w:p ns2:paraId="7C63E340" ns2:textId="77777777">
+    <w:p>
       <w:pPr>
         <w:numPr>
           <w:ilvl w:val="0"/>
@@ -7978,14 +7915,14 @@
         <w:rPr>
           <w:rFonts w:ascii="Arial Narrow" w:eastAsia="Calibri" w:hAnsi="Arial Narrow" w:cs="Arial"/>
           <w:kern w:val="0"/>
-          <ns2:ligatures ns2:val="none"/>
+          <w14:ligatures w14:val="none"/>
         </w:rPr>
       </w:pPr>
       <w:r>
         <w:rPr>
           <w:rFonts w:ascii="Arial Narrow" w:eastAsia="Calibri" w:hAnsi="Arial Narrow" w:cs="Arial"/>
           <w:kern w:val="0"/>
-          <ns2:ligatures ns2:val="none"/>
+          <w14:ligatures w14:val="none"/>
         </w:rPr>
         <w:t xml:space="preserve">en caso califique como </w:t>
       </w:r>
@@ -7994,7 +7931,7 @@
         <w:rPr>
           <w:rFonts w:ascii="Arial Narrow" w:eastAsia="Calibri" w:hAnsi="Arial Narrow" w:cs="Arial"/>
           <w:kern w:val="0"/>
-          <ns2:ligatures ns2:val="none"/>
+          <w14:ligatures w14:val="none"/>
         </w:rPr>
         <w:t>micro empresa</w:t>
       </w:r>
@@ -8003,7 +7940,7 @@
         <w:rPr>
           <w:rFonts w:ascii="Arial Narrow" w:eastAsia="Calibri" w:hAnsi="Arial Narrow" w:cs="Arial"/>
           <w:kern w:val="0"/>
-          <ns2:ligatures ns2:val="none"/>
+          <w14:ligatures w14:val="none"/>
         </w:rPr>
         <w:t xml:space="preserve"> o pequeña empresa, presentar los documentos que acrediten su volumen de ventas o ingresos brutos percibidos el año anterior relativo a todas sus actividades económicas y el número de trabajadores con el que cuenta</w:t>
       </w:r>
@@ -8013,7 +7950,7 @@
           <w:rFonts w:ascii="Arial Narrow" w:eastAsia="Calibri" w:hAnsi="Arial Narrow" w:cs="Arial"/>
           <w:kern w:val="0"/>
           <w:vertAlign w:val="superscript"/>
-          <ns2:ligatures ns2:val="none"/>
+          <w14:ligatures w14:val="none"/>
         </w:rPr>
         <w:footnoteReference w:id="6"/>
       </w:r>
@@ -8021,7 +7958,7 @@
         <w:rPr>
           <w:rFonts w:ascii="Arial Narrow" w:eastAsia="Calibri" w:hAnsi="Arial Narrow" w:cs="Arial"/>
           <w:kern w:val="0"/>
-          <ns2:ligatures ns2:val="none"/>
+          <w14:ligatures w14:val="none"/>
         </w:rPr>
         <w:t>. Ello, a fin de que la Comisión pueda meritar dicha documentación, conforme lo establece el artículo 110</w:t>
       </w:r>
@@ -8031,7 +7968,7 @@
           <w:color w:val="000000"/>
           <w:kern w:val="0"/>
           <w:lang w:eastAsia="es-PE"/>
-          <ns2:ligatures ns2:val="none"/>
+          <w14:ligatures w14:val="none"/>
         </w:rPr>
         <w:t/>
       </w:r>
@@ -8039,7 +7976,7 @@
         <w:rPr>
           <w:rFonts w:ascii="Arial Narrow" w:eastAsia="Calibri" w:hAnsi="Arial Narrow" w:cs="Arial"/>
           <w:kern w:val="0"/>
-          <ns2:ligatures ns2:val="none"/>
+          <w14:ligatures w14:val="none"/>
         </w:rPr>
         <w:t xml:space="preserve"> del </w:t>
       </w:r>
@@ -8048,7 +7985,7 @@
           <w:rFonts w:ascii="Arial Narrow" w:eastAsia="Calibri" w:hAnsi="Arial Narrow" w:cs="Arial"/>
           <w:spacing w:val="-2"/>
           <w:kern w:val="0"/>
-          <ns2:ligatures ns2:val="none"/>
+          <w14:ligatures w14:val="none"/>
         </w:rPr>
         <w:t>Código</w:t>
       </w:r>
@@ -8059,7 +7996,7 @@
           <w:spacing w:val="-2"/>
           <w:kern w:val="0"/>
           <w:vertAlign w:val="superscript"/>
-          <ns2:ligatures ns2:val="none"/>
+          <w14:ligatures w14:val="none"/>
         </w:rPr>
         <w:footnoteReference w:id="7"/>
       </w:r>
@@ -8068,12 +8005,12 @@
           <w:rFonts w:ascii="Arial Narrow" w:eastAsia="Calibri" w:hAnsi="Arial Narrow" w:cs="Arial"/>
           <w:spacing w:val="-2"/>
           <w:kern w:val="0"/>
-          <ns2:ligatures ns2:val="none"/>
+          <w14:ligatures w14:val="none"/>
         </w:rPr>
         <w:t>.</w:t>
       </w:r>
     </w:p>
-    <w:p ns2:paraId="1F11FE32" ns2:textId="77777777">
+    <w:p>
       <w:pPr>
         <w:spacing w:after="0" w:line="240" w:lineRule="auto"/>
         <w:ind w:left="567"/>
@@ -8083,20 +8020,20 @@
           <w:color w:val="000000"/>
           <w:kern w:val="0"/>
           <w:lang w:eastAsia="es-PE"/>
-          <ns2:ligatures ns2:val="none"/>
-        </w:rPr>
-      </w:pPr>
-    </w:p>
-    <w:p>
-      <w:pPr>
-        <w:spacing w:after="0" w:line="240" w:lineRule="auto"/>
-        <w:jc w:val="both"/>
-        <w:rPr>
-          <w:rFonts w:ascii="Arial Narrow" w:eastAsia="Arial Narrow" w:hAnsi="Arial Narrow" w:cs="Arial Narrow"/>
-          <w:color w:val="000000"/>
-          <w:kern w:val="0"/>
-          <w:lang w:eastAsia="es-PE"/>
-          <ns2:ligatures ns2:val="none"/>
+          <w14:ligatures w14:val="none"/>
+        </w:rPr>
+      </w:pPr>
+    </w:p>
+    <w:p>
+      <w:pPr>
+        <w:spacing w:after="0" w:line="240" w:lineRule="auto"/>
+        <w:jc w:val="both"/>
+        <w:rPr>
+          <w:rFonts w:ascii="Arial Narrow" w:eastAsia="Arial Narrow" w:hAnsi="Arial Narrow" w:cs="Arial Narrow"/>
+          <w:color w:val="000000"/>
+          <w:kern w:val="0"/>
+          <w:lang w:eastAsia="es-PE"/>
+          <w14:ligatures w14:val="none"/>
         </w:rPr>
       </w:pPr>
       <w:r>
@@ -8115,32 +8052,72 @@
           <w:sz w:val="20"/>
           <w:szCs w:val="20"/>
         </w:rPr>
-        <w:t xml:space="preserve">correr traslado de la presente resolución a Pacífico Compañía de Seguros y Reaseguros S.A. para que, de conformidad con lo dispuesto por el artículo 26 de la Ley sobre Facultades, Normas y Organización del Indecopi, aprobada por Decreto Legislativo 807, presente sus descargos sobre la imputación de cargos realizada en un plazo no mayor a cinco (5) días hábiles contado a partir del día siguiente de la notificación de la presente resolución, vencido el cual, el Secretario Técnico declarará en rebeldía al denunciado que no lo hubiera presentado. Debe precisarse que de conformidad con lo establecido por el artículo 223 del Texto Único Ordenado de la Ley 27444, Ley del Procedimiento Administrativo General, las alegaciones y los hechos relevantes de la reclamación, salvo que hayan sido específicamente negadas en la contestación, se tendrán por aceptadas o merituadas como ciertas.</w:t>
-      </w:r>
-    </w:p>
-    <w:p ns2:paraId="228F876C" ns2:textId="77777777">
-      <w:pPr>
-        <w:spacing w:after="0" w:line="240" w:lineRule="auto"/>
-        <w:jc w:val="both"/>
-        <w:rPr>
-          <w:rFonts w:ascii="Arial Narrow" w:eastAsia="Arial Narrow" w:hAnsi="Arial Narrow" w:cs="Arial Narrow"/>
-          <w:color w:val="000000"/>
-          <w:kern w:val="0"/>
-          <w:lang w:eastAsia="es-PE"/>
-          <ns2:ligatures ns2:val="none"/>
-        </w:rPr>
-      </w:pPr>
-    </w:p>
-    <w:p ns2:paraId="774AFBA5" ns2:textId="5925F20C">
-      <w:pPr>
-        <w:spacing w:after="0" w:line="240" w:lineRule="auto"/>
-        <w:jc w:val="both"/>
-        <w:rPr>
-          <w:rFonts w:ascii="Arial Narrow" w:eastAsia="Times New Roman" w:hAnsi="Arial Narrow" w:cs="Arial"/>
-          <w:color w:val="000000"/>
-          <w:kern w:val="0"/>
+        <w:t xml:space="preserve">correr traslado de la presente resolución a Pacífico Compañía de Seguros y Reaseguros S.A. para que, de conformidad con lo dispuesto por el artículo 26 de la Ley sobre Facultades, Normas y Organización del Indecopi, aprobada por Decreto Legislativo 807</w:t>
+      </w:r>
+      <w:r>
+        <w:rPr>
+          <w:rStyle w:val="Refdenotaalpie"/>
+          <w:rFonts w:ascii="Arial Narrow" w:eastAsia="Times New Roman" w:hAnsi="Arial Narrow" w:cs="Times New Roman"/>
+          <w:color w:val="000000"/>
+          <w:kern w:val="0"/>
+          <w:vertAlign w:val="superscript"/>
           <w:lang w:val="es-ES" w:eastAsia="es-ES"/>
-          <ns2:ligatures ns2:val="none"/>
+          <w14:ligatures w14:val="none"/>
+        </w:rPr>
+        <w:footnoteReference w:id="13"/>
+      </w:r>
+      <w:r>
+        <w:rPr>
+          <w:rFonts w:ascii="Arial Narrow" w:hAnsi="Arial Narrow" w:cs="Arial Narrow"/>
+          <w:sz w:val="20"/>
+          <w:szCs w:val="20"/>
+        </w:rPr>
+        <w:t xml:space="preserve">, presente sus descargos sobre la imputación de cargos realizada en un plazo no mayor a cinco (5) días hábiles contado a partir del día siguiente de la notificación de la presente resolución, vencido el cual, el Secretario Técnico declarará en rebeldía al denunciado que no lo hubiera presentado. Debe precisarse que de conformidad con lo establecido por el artículo 223 del Texto Único Ordenado de la Ley 27444, Ley del Procedimiento Administrativo General</w:t>
+      </w:r>
+      <w:r>
+        <w:rPr>
+          <w:rStyle w:val="Refdenotaalpie"/>
+          <w:rFonts w:ascii="Arial Narrow" w:eastAsia="Times New Roman" w:hAnsi="Arial Narrow" w:cs="Times New Roman"/>
+          <w:color w:val="000000"/>
+          <w:kern w:val="0"/>
+          <w:vertAlign w:val="superscript"/>
+          <w:lang w:val="es-ES" w:eastAsia="es-ES"/>
+          <w14:ligatures w14:val="none"/>
+        </w:rPr>
+        <w:footnoteReference w:id="14"/>
+      </w:r>
+      <w:r>
+        <w:rPr>
+          <w:rFonts w:ascii="Arial Narrow" w:hAnsi="Arial Narrow" w:cs="Arial Narrow"/>
+          <w:sz w:val="20"/>
+          <w:szCs w:val="20"/>
+        </w:rPr>
+        <w:t xml:space="preserve">, las alegaciones y los hechos relevantes de la reclamación, salvo que hayan sido específicamente negadas en la contestación, se tendrán por aceptadas o merituadas como ciertas.</w:t>
+      </w:r>
+    </w:p>
+    <w:p>
+      <w:pPr>
+        <w:spacing w:after="0" w:line="240" w:lineRule="auto"/>
+        <w:jc w:val="both"/>
+        <w:rPr>
+          <w:rFonts w:ascii="Arial Narrow" w:eastAsia="Arial Narrow" w:hAnsi="Arial Narrow" w:cs="Arial Narrow"/>
+          <w:color w:val="000000"/>
+          <w:kern w:val="0"/>
+          <w:lang w:eastAsia="es-PE"/>
+          <w14:ligatures w14:val="none"/>
+        </w:rPr>
+      </w:pPr>
+    </w:p>
+    <w:p>
+      <w:pPr>
+        <w:spacing w:after="0" w:line="240" w:lineRule="auto"/>
+        <w:jc w:val="both"/>
+        <w:rPr>
+          <w:rFonts w:ascii="Arial Narrow" w:eastAsia="Times New Roman" w:hAnsi="Arial Narrow" w:cs="Arial"/>
+          <w:color w:val="000000"/>
+          <w:kern w:val="0"/>
+          <w:lang w:val="es-ES" w:eastAsia="es-ES"/>
+          <w14:ligatures w14:val="none"/>
         </w:rPr>
       </w:pPr>
       <w:r>
@@ -8150,7 +8127,7 @@
           <w:color w:val="000000"/>
           <w:kern w:val="0"/>
           <w:lang w:eastAsia="es-PE"/>
-          <ns2:ligatures ns2:val="none"/>
+          <w14:ligatures w14:val="none"/>
         </w:rPr>
         <w:t xml:space="preserve">QUINTO: </w:t>
       </w:r>
@@ -8161,7 +8138,7 @@
           <w:color w:val="000000"/>
           <w:kern w:val="0"/>
           <w:lang w:eastAsia="es-ES"/>
-          <ns2:ligatures ns2:val="none"/>
+          <w14:ligatures w14:val="none"/>
         </w:rPr>
         <w:t xml:space="preserve">requerir </w:t>
       </w:r>
@@ -8171,7 +8148,7 @@
           <w:color w:val="000000"/>
           <w:kern w:val="0"/>
           <w:lang w:val="es-ES" w:eastAsia="es-ES"/>
-          <ns2:ligatures ns2:val="none"/>
+          <w14:ligatures w14:val="none"/>
         </w:rPr>
         <w:t xml:space="preserve">que, en un </w:t>
       </w:r>
@@ -8181,7 +8158,7 @@
           <w:color w:val="000000"/>
           <w:kern w:val="0"/>
           <w:lang w:eastAsia="es-ES"/>
-          <ns2:ligatures ns2:val="none"/>
+          <w14:ligatures w14:val="none"/>
         </w:rPr>
         <w:t>plazo no mayor de cinco (5) días hábiles contado a partir del día siguiente de la notificación de la presente resolución</w:t>
       </w:r>
@@ -8192,7 +8169,7 @@
           <w:color w:val="000000"/>
           <w:kern w:val="0"/>
           <w:lang w:eastAsia="es-ES"/>
-          <ns2:ligatures ns2:val="none"/>
+          <w14:ligatures w14:val="none"/>
         </w:rPr>
         <w:t xml:space="preserve">, </w:t>
       </w:r>
@@ -8204,7 +8181,7 @@
           <w:kern w:val="0"/>
           <w:shd w:val="clear" w:color="auto" w:fill="FFFFFF"/>
           <w:lang w:eastAsia="es-PE"/>
-          <ns2:ligatures ns2:val="none"/>
+          <w14:ligatures w14:val="none"/>
         </w:rPr>
         <w:t>el proveedor denunciado</w:t>
       </w:r>
@@ -8214,7 +8191,7 @@
           <w:color w:val="000000"/>
           <w:kern w:val="0"/>
           <w:lang w:eastAsia="es-ES"/>
-          <ns2:ligatures ns2:val="none"/>
+          <w14:ligatures w14:val="none"/>
         </w:rPr>
         <w:t xml:space="preserve"> </w:t>
       </w:r>
@@ -8225,7 +8202,7 @@
           <w:color w:val="000000"/>
           <w:kern w:val="0"/>
           <w:lang w:val="es-ES" w:eastAsia="es-ES"/>
-          <ns2:ligatures ns2:val="none"/>
+          <w14:ligatures w14:val="none"/>
         </w:rPr>
         <w:t xml:space="preserve">cumpla con: </w:t>
       </w:r>
@@ -8235,7 +8212,7 @@
           <w:color w:val="000000"/>
           <w:kern w:val="0"/>
           <w:lang w:val="es-ES" w:eastAsia="es-ES"/>
-          <ns2:ligatures ns2:val="none"/>
+          <w14:ligatures w14:val="none"/>
         </w:rPr>
         <w:t>(i) presentar una copia completa, legible y debidamente suscrita del Seguro Vida Devolución Plus – Póliza 2000066123, así como el cargo de remisión de la póliza; (ii) presentar una copia completa, legible y debidamente suscrita del Seguro Vida Devolución Plus – Póliza 2000066124, así como el cargo de remisión de la póliza; (iii) presentar una copia completa, legible y debidamente suscrita del Seguro AP Devolución 15 Años – Póliza 1870252052, así como el cargo de remisión de la póliza; (iv) presentar una copia completa, legible y debidamente suscrita del Seguro Devolución Total 15 – Póliza 1810111638, así como el cargo de remisión de la póliza; (v) presentar los medios probatorios que acrediten el rechazo de la rehabilitación de las pólizas 1810111638, 2000066123 y 2000066124 fue justificado; y, (vi) presentar todas las comunicaciones cursadas con la parte denunciante en virtud del hecho materia de denuncia</w:t>
       </w:r>
@@ -8245,12 +8222,12 @@
           <w:color w:val="000000"/>
           <w:kern w:val="0"/>
           <w:lang w:val="es-ES" w:eastAsia="es-ES"/>
-          <ns2:ligatures ns2:val="none"/>
+          <w14:ligatures w14:val="none"/>
         </w:rPr>
         <w:t>.</w:t>
       </w:r>
     </w:p>
-    <w:p ns2:paraId="12A4D8BD" ns2:textId="77777777">
+    <w:p>
       <w:pPr>
         <w:spacing w:after="0" w:line="240" w:lineRule="auto"/>
         <w:jc w:val="both"/>
@@ -8260,20 +8237,20 @@
           <w:color w:val="000000"/>
           <w:kern w:val="0"/>
           <w:lang w:val="es-ES" w:eastAsia="es-PE"/>
-          <ns2:ligatures ns2:val="none"/>
-        </w:rPr>
-      </w:pPr>
-    </w:p>
-    <w:p ns2:paraId="591B7E6F" ns2:textId="77777777">
-      <w:pPr>
-        <w:spacing w:after="0" w:line="240" w:lineRule="auto"/>
-        <w:jc w:val="both"/>
-        <w:rPr>
-          <w:rFonts w:ascii="Arial Narrow" w:eastAsia="Arial Narrow" w:hAnsi="Arial Narrow" w:cs="Arial Narrow"/>
-          <w:color w:val="000000"/>
-          <w:kern w:val="0"/>
-          <w:lang w:eastAsia="es-PE"/>
-          <ns2:ligatures ns2:val="none"/>
+          <w14:ligatures w14:val="none"/>
+        </w:rPr>
+      </w:pPr>
+    </w:p>
+    <w:p>
+      <w:pPr>
+        <w:spacing w:after="0" w:line="240" w:lineRule="auto"/>
+        <w:jc w:val="both"/>
+        <w:rPr>
+          <w:rFonts w:ascii="Arial Narrow" w:eastAsia="Arial Narrow" w:hAnsi="Arial Narrow" w:cs="Arial Narrow"/>
+          <w:color w:val="000000"/>
+          <w:kern w:val="0"/>
+          <w:lang w:eastAsia="es-PE"/>
+          <w14:ligatures w14:val="none"/>
         </w:rPr>
       </w:pPr>
       <w:r>
@@ -8283,7 +8260,7 @@
           <w:color w:val="000000"/>
           <w:kern w:val="0"/>
           <w:lang w:eastAsia="es-PE"/>
-          <ns2:ligatures ns2:val="none"/>
+          <w14:ligatures w14:val="none"/>
         </w:rPr>
         <w:t>SEXTO:</w:t>
       </w:r>
@@ -8293,7 +8270,7 @@
           <w:color w:val="000000"/>
           <w:kern w:val="0"/>
           <w:lang w:eastAsia="es-PE"/>
-          <ns2:ligatures ns2:val="none"/>
+          <w14:ligatures w14:val="none"/>
         </w:rPr>
         <w:t xml:space="preserve"> </w:t>
       </w:r>
@@ -8304,7 +8281,7 @@
           <w:color w:val="000000"/>
           <w:kern w:val="0"/>
           <w:lang w:eastAsia="es-PE"/>
-          <ns2:ligatures ns2:val="none"/>
+          <w14:ligatures w14:val="none"/>
         </w:rPr>
         <w:t>informar a las partes que el artículo 110</w:t>
       </w:r>
@@ -8314,7 +8291,7 @@
           <w:color w:val="000000"/>
           <w:kern w:val="0"/>
           <w:lang w:eastAsia="es-PE"/>
-          <ns2:ligatures ns2:val="none"/>
+          <w14:ligatures w14:val="none"/>
         </w:rPr>
         <w:t/>
       </w:r>
@@ -8324,7 +8301,7 @@
           <w:color w:val="000000"/>
           <w:kern w:val="0"/>
           <w:lang w:eastAsia="es-PE"/>
-          <ns2:ligatures ns2:val="none"/>
+          <w14:ligatures w14:val="none"/>
         </w:rPr>
         <w:t xml:space="preserve"> de la Ley 29571, Código de Protección y Defensa del Consumidor</w:t>
       </w:r>
@@ -8336,7 +8313,7 @@
           <w:kern w:val="0"/>
           <w:vertAlign w:val="superscript"/>
           <w:lang w:eastAsia="es-PE"/>
-          <ns2:ligatures ns2:val="none"/>
+          <w14:ligatures w14:val="none"/>
         </w:rPr>
         <w:footnoteReference w:id="8"/>
       </w:r>
@@ -8346,7 +8323,7 @@
           <w:color w:val="000000"/>
           <w:kern w:val="0"/>
           <w:lang w:eastAsia="es-PE"/>
-          <ns2:ligatures ns2:val="none"/>
+          <w14:ligatures w14:val="none"/>
         </w:rPr>
         <w:t xml:space="preserve">, faculta a la Comisión a calificar las infracciones de la referida norma como leves, graves o </w:t>
       </w:r>
@@ -8356,7 +8333,7 @@
           <w:color w:val="000000"/>
           <w:kern w:val="0"/>
           <w:lang w:eastAsia="es-PE"/>
-          <ns2:ligatures ns2:val="none"/>
+          <w14:ligatures w14:val="none"/>
         </w:rPr>
         <w:lastRenderedPageBreak/>
         <w:t>muy graves e imponer sanciones que van desde una amonestación hasta una multa por un máximo de 450 Unidades Impositivas Tributarias, sin perjuicio de las medidas correctivas, reparadoras y complementarias, que puedan ordenarse de acuerdo a lo estipulado en los artículos 114</w:t>
@@ -8367,7 +8344,7 @@
           <w:color w:val="000000"/>
           <w:kern w:val="0"/>
           <w:lang w:eastAsia="es-PE"/>
-          <ns2:ligatures ns2:val="none"/>
+          <w14:ligatures w14:val="none"/>
         </w:rPr>
         <w:t/>
       </w:r>
@@ -8377,7 +8354,7 @@
           <w:color w:val="000000"/>
           <w:kern w:val="0"/>
           <w:lang w:eastAsia="es-PE"/>
-          <ns2:ligatures ns2:val="none"/>
+          <w14:ligatures w14:val="none"/>
         </w:rPr>
         <w:t>, 115</w:t>
       </w:r>
@@ -8387,7 +8364,7 @@
           <w:color w:val="000000"/>
           <w:kern w:val="0"/>
           <w:lang w:eastAsia="es-PE"/>
-          <ns2:ligatures ns2:val="none"/>
+          <w14:ligatures w14:val="none"/>
         </w:rPr>
         <w:t/>
       </w:r>
@@ -8397,7 +8374,7 @@
           <w:color w:val="000000"/>
           <w:kern w:val="0"/>
           <w:lang w:eastAsia="es-PE"/>
-          <ns2:ligatures ns2:val="none"/>
+          <w14:ligatures w14:val="none"/>
         </w:rPr>
         <w:t xml:space="preserve"> y 116</w:t>
       </w:r>
@@ -8407,7 +8384,7 @@
           <w:color w:val="000000"/>
           <w:kern w:val="0"/>
           <w:lang w:eastAsia="es-PE"/>
-          <ns2:ligatures ns2:val="none"/>
+          <w14:ligatures w14:val="none"/>
         </w:rPr>
         <w:t/>
       </w:r>
@@ -8417,7 +8394,7 @@
           <w:color w:val="000000"/>
           <w:kern w:val="0"/>
           <w:lang w:eastAsia="es-PE"/>
-          <ns2:ligatures ns2:val="none"/>
+          <w14:ligatures w14:val="none"/>
         </w:rPr>
         <w:t xml:space="preserve"> de la referida norma</w:t>
       </w:r>
@@ -8429,7 +8406,7 @@
           <w:kern w:val="0"/>
           <w:vertAlign w:val="superscript"/>
           <w:lang w:eastAsia="es-PE"/>
-          <ns2:ligatures ns2:val="none"/>
+          <w14:ligatures w14:val="none"/>
         </w:rPr>
         <w:footnoteReference w:id="9"/>
       </w:r>
@@ -8439,7 +8416,7 @@
           <w:color w:val="000000"/>
           <w:kern w:val="0"/>
           <w:lang w:eastAsia="es-PE"/>
-          <ns2:ligatures ns2:val="none"/>
+          <w14:ligatures w14:val="none"/>
         </w:rPr>
         <w:t xml:space="preserve">. </w:t>
       </w:r>
@@ -8450,7 +8427,7 @@
           <w:color w:val="000000"/>
           <w:kern w:val="0"/>
           <w:lang w:eastAsia="es-PE"/>
-          <ns2:ligatures ns2:val="none"/>
+          <w14:ligatures w14:val="none"/>
         </w:rPr>
         <w:lastRenderedPageBreak/>
         <w:t>Asimismo, se consideran circunstancias atenuantes para la graduación de la sanción, el allanamiento de la denuncia o el reconocimiento de las pretensiones en ella contenidas, de acuerdo con el artículo 112</w:t>
@@ -8461,7 +8438,7 @@
           <w:color w:val="000000"/>
           <w:kern w:val="0"/>
           <w:lang w:eastAsia="es-PE"/>
-          <ns2:ligatures ns2:val="none"/>
+          <w14:ligatures w14:val="none"/>
         </w:rPr>
         <w:t/>
       </w:r>
@@ -8471,7 +8448,7 @@
           <w:color w:val="000000"/>
           <w:kern w:val="0"/>
           <w:lang w:eastAsia="es-PE"/>
-          <ns2:ligatures ns2:val="none"/>
+          <w14:ligatures w14:val="none"/>
         </w:rPr>
         <w:t xml:space="preserve"> del Código</w:t>
       </w:r>
@@ -8483,7 +8460,7 @@
           <w:kern w:val="0"/>
           <w:vertAlign w:val="superscript"/>
           <w:lang w:eastAsia="es-PE"/>
-          <ns2:ligatures ns2:val="none"/>
+          <w14:ligatures w14:val="none"/>
         </w:rPr>
         <w:footnoteReference w:id="10"/>
       </w:r>
@@ -8493,12 +8470,12 @@
           <w:color w:val="000000"/>
           <w:kern w:val="0"/>
           <w:lang w:eastAsia="es-PE"/>
-          <ns2:ligatures ns2:val="none"/>
+          <w14:ligatures w14:val="none"/>
         </w:rPr>
         <w:t>.</w:t>
       </w:r>
     </w:p>
-    <w:p ns2:paraId="0ECE55DF" ns2:textId="77777777">
+    <w:p>
       <w:pPr>
         <w:shd w:val="clear" w:color="auto" w:fill="FFFFFF"/>
         <w:spacing w:after="0" w:line="240" w:lineRule="auto"/>
@@ -8509,11 +8486,11 @@
           <w:color w:val="000000"/>
           <w:kern w:val="0"/>
           <w:lang w:eastAsia="es-PE"/>
-          <ns2:ligatures ns2:val="none"/>
-        </w:rPr>
-      </w:pPr>
-    </w:p>
-    <w:p ns2:paraId="1CC114EB" ns2:textId="77777777">
+          <w14:ligatures w14:val="none"/>
+        </w:rPr>
+      </w:pPr>
+    </w:p>
+    <w:p>
       <w:pPr>
         <w:shd w:val="clear" w:color="auto" w:fill="FFFFFF"/>
         <w:spacing w:after="0" w:line="240" w:lineRule="auto"/>
@@ -8523,7 +8500,7 @@
           <w:color w:val="000000"/>
           <w:kern w:val="0"/>
           <w:lang w:eastAsia="es-PE"/>
-          <ns2:ligatures ns2:val="none"/>
+          <w14:ligatures w14:val="none"/>
         </w:rPr>
       </w:pPr>
       <w:r>
@@ -8533,7 +8510,7 @@
           <w:color w:val="000000"/>
           <w:kern w:val="0"/>
           <w:lang w:eastAsia="es-PE"/>
-          <ns2:ligatures ns2:val="none"/>
+          <w14:ligatures w14:val="none"/>
         </w:rPr>
         <w:t>SÉTIMO:</w:t>
       </w:r>
@@ -8543,7 +8520,7 @@
           <w:color w:val="000000"/>
           <w:kern w:val="0"/>
           <w:lang w:eastAsia="es-PE"/>
-          <ns2:ligatures ns2:val="none"/>
+          <w14:ligatures w14:val="none"/>
         </w:rPr>
         <w:t xml:space="preserve"> informar a las partes que conforme a lo establecido en el artículo 39</w:t>
       </w:r>
@@ -8553,7 +8530,7 @@
           <w:color w:val="000000"/>
           <w:kern w:val="0"/>
           <w:lang w:eastAsia="es-PE"/>
-          <ns2:ligatures ns2:val="none"/>
+          <w14:ligatures w14:val="none"/>
         </w:rPr>
         <w:t/>
       </w:r>
@@ -8563,12 +8540,12 @@
           <w:color w:val="000000"/>
           <w:kern w:val="0"/>
           <w:lang w:eastAsia="es-PE"/>
-          <ns2:ligatures ns2:val="none"/>
+          <w14:ligatures w14:val="none"/>
         </w:rPr>
         <w:t xml:space="preserve"> de la Ley sobre Facultades, Normas y Organización del Indecopi, aprobada por Decreto Legislativo 807, los gastos por los peritajes realizados, actuación de pruebas, inspecciones y otros derivados de la tramitación del proceso serán de cargo de la parte que solicita la prueba, salvo pacto en contrario. En todos los casos, la resolución final determinará si los gastos deben ser asumidos por alguna de las partes, o reembolsados a la otra parte o al Indecopi, según sea el caso, de manera adicional a la sanción que haya podido imponerse. </w:t>
       </w:r>
     </w:p>
-    <w:p ns2:paraId="364C4B19" ns2:textId="77777777">
+    <w:p>
       <w:pPr>
         <w:shd w:val="clear" w:color="auto" w:fill="FFFFFF"/>
         <w:spacing w:after="0" w:line="240" w:lineRule="auto"/>
@@ -8578,11 +8555,11 @@
           <w:color w:val="000000"/>
           <w:kern w:val="0"/>
           <w:lang w:eastAsia="es-PE"/>
-          <ns2:ligatures ns2:val="none"/>
-        </w:rPr>
-      </w:pPr>
-    </w:p>
-    <w:p ns2:paraId="27E9BBC0" ns2:textId="77777777">
+          <w14:ligatures w14:val="none"/>
+        </w:rPr>
+      </w:pPr>
+    </w:p>
+    <w:p>
       <w:pPr>
         <w:suppressAutoHyphens/>
         <w:spacing w:after="0" w:line="240" w:lineRule="auto"/>
@@ -8591,7 +8568,7 @@
           <w:rFonts w:ascii="Arial Narrow" w:eastAsia="Calibri" w:hAnsi="Arial Narrow" w:cs="Arial"/>
           <w:kern w:val="0"/>
           <w:u w:val="single"/>
-          <ns2:ligatures ns2:val="none"/>
+          <w14:ligatures w14:val="none"/>
         </w:rPr>
       </w:pPr>
       <w:r>
@@ -8600,7 +8577,7 @@
           <w:b/>
           <w:bCs/>
           <w:kern w:val="0"/>
-          <ns2:ligatures ns2:val="none"/>
+          <w14:ligatures w14:val="none"/>
         </w:rPr>
         <w:t>OCTAVO</w:t>
       </w:r>
@@ -8609,7 +8586,7 @@
           <w:rFonts w:ascii="Arial Narrow" w:eastAsia="Calibri" w:hAnsi="Arial Narrow" w:cs="Arial"/>
           <w:b/>
           <w:kern w:val="0"/>
-          <ns2:ligatures ns2:val="none"/>
+          <w14:ligatures w14:val="none"/>
         </w:rPr>
         <w:t>:</w:t>
       </w:r>
@@ -8617,7 +8594,7 @@
         <w:rPr>
           <w:rFonts w:ascii="Arial Narrow" w:eastAsia="Calibri" w:hAnsi="Arial Narrow" w:cs="Arial"/>
           <w:kern w:val="0"/>
-          <ns2:ligatures ns2:val="none"/>
+          <w14:ligatures w14:val="none"/>
         </w:rPr>
         <w:t xml:space="preserve"> comunicar a las partes que, </w:t>
       </w:r>
@@ -8626,7 +8603,7 @@
         <w:rPr>
           <w:rFonts w:ascii="Arial Narrow" w:eastAsia="Calibri" w:hAnsi="Arial Narrow" w:cs="Arial"/>
           <w:kern w:val="0"/>
-          <ns2:ligatures ns2:val="none"/>
+          <w14:ligatures w14:val="none"/>
         </w:rPr>
         <w:t>de acuerdo a</w:t>
       </w:r>
@@ -8635,7 +8612,7 @@
         <w:rPr>
           <w:rFonts w:ascii="Arial Narrow" w:eastAsia="Calibri" w:hAnsi="Arial Narrow" w:cs="Arial"/>
           <w:kern w:val="0"/>
-          <ns2:ligatures ns2:val="none"/>
+          <w14:ligatures w14:val="none"/>
         </w:rPr>
         <w:t xml:space="preserve"> lo señalado por el artículo 29</w:t>
       </w:r>
@@ -8645,7 +8622,7 @@
           <w:color w:val="000000"/>
           <w:kern w:val="0"/>
           <w:lang w:eastAsia="es-PE"/>
-          <ns2:ligatures ns2:val="none"/>
+          <w14:ligatures w14:val="none"/>
         </w:rPr>
         <w:t/>
       </w:r>
@@ -8653,7 +8630,7 @@
         <w:rPr>
           <w:rFonts w:ascii="Arial Narrow" w:eastAsia="Calibri" w:hAnsi="Arial Narrow" w:cs="Arial"/>
           <w:kern w:val="0"/>
-          <ns2:ligatures ns2:val="none"/>
+          <w14:ligatures w14:val="none"/>
         </w:rPr>
         <w:t xml:space="preserve"> del Decreto Legislativo 807</w:t>
       </w:r>
@@ -8663,7 +8640,7 @@
           <w:rFonts w:ascii="Arial Narrow" w:eastAsia="Calibri" w:hAnsi="Arial Narrow" w:cs="Arial"/>
           <w:kern w:val="0"/>
           <w:vertAlign w:val="superscript"/>
-          <ns2:ligatures ns2:val="none"/>
+          <w14:ligatures w14:val="none"/>
         </w:rPr>
         <w:footnoteReference w:id="11"/>
       </w:r>
@@ -8671,7 +8648,7 @@
         <w:rPr>
           <w:rFonts w:ascii="Arial Narrow" w:eastAsia="Calibri" w:hAnsi="Arial Narrow" w:cs="Arial"/>
           <w:kern w:val="0"/>
-          <ns2:ligatures ns2:val="none"/>
+          <w14:ligatures w14:val="none"/>
         </w:rPr>
         <w:t xml:space="preserve">, hasta antes de la emisión de la Resolución Final tienen la posibilidad de solicitar una audiencia de conciliación. En caso deleguen a favor de una tercera persona su actuación en la diligencia programada, esta deberá presentar un poder especial con firma legalizada ante Notario Público, donde conste </w:t>
       </w:r>
@@ -8680,7 +8657,7 @@
           <w:rFonts w:ascii="Arial Narrow" w:eastAsia="Calibri" w:hAnsi="Arial Narrow" w:cs="Arial"/>
           <w:kern w:val="0"/>
           <w:u w:val="single"/>
-          <ns2:ligatures ns2:val="none"/>
+          <w14:ligatures w14:val="none"/>
         </w:rPr>
         <w:t>expresamente su facultad para asistir y conciliar en su representación</w:t>
       </w:r>
@@ -8689,7 +8666,7 @@
           <w:rFonts w:ascii="Arial Narrow" w:eastAsia="Calibri" w:hAnsi="Arial Narrow" w:cs="Arial"/>
           <w:bCs/>
           <w:kern w:val="0"/>
-          <ns2:ligatures ns2:val="none"/>
+          <w14:ligatures w14:val="none"/>
         </w:rPr>
         <w:t>.</w:t>
       </w:r>
@@ -8699,7 +8676,7 @@
           <w:b/>
           <w:bCs/>
           <w:kern w:val="0"/>
-          <ns2:ligatures ns2:val="none"/>
+          <w14:ligatures w14:val="none"/>
         </w:rPr>
         <w:t xml:space="preserve"> </w:t>
       </w:r>
@@ -8708,12 +8685,12 @@
           <w:rFonts w:ascii="Arial Narrow" w:eastAsia="Calibri" w:hAnsi="Arial Narrow" w:cs="Arial"/>
           <w:kern w:val="0"/>
           <w:u w:val="single"/>
-          <ns2:ligatures ns2:val="none"/>
+          <w14:ligatures w14:val="none"/>
         </w:rPr>
         <w:t xml:space="preserve">Ello bajo apercibimiento de no realizar la audiencia de conciliación y levantar el acta de inasistencia correspondiente. </w:t>
       </w:r>
     </w:p>
-    <w:p ns2:paraId="4CD47B08" ns2:textId="77777777">
+    <w:p>
       <w:pPr>
         <w:suppressAutoHyphens/>
         <w:spacing w:after="0" w:line="240" w:lineRule="auto"/>
@@ -8722,11 +8699,11 @@
           <w:rFonts w:ascii="Arial Narrow" w:eastAsia="Calibri" w:hAnsi="Arial Narrow" w:cs="Arial"/>
           <w:kern w:val="0"/>
           <w:u w:val="single"/>
-          <ns2:ligatures ns2:val="none"/>
-        </w:rPr>
-      </w:pPr>
-    </w:p>
-    <w:p ns2:paraId="0E80CA49" ns2:textId="77777777">
+          <w14:ligatures w14:val="none"/>
+        </w:rPr>
+      </w:pPr>
+    </w:p>
+    <w:p>
       <w:pPr>
         <w:suppressAutoHyphens/>
         <w:spacing w:after="0" w:line="240" w:lineRule="auto"/>
@@ -8736,7 +8713,7 @@
           <w:color w:val="000000"/>
           <w:kern w:val="0"/>
           <w:lang w:eastAsia="es-PE"/>
-          <ns2:ligatures ns2:val="none"/>
+          <w14:ligatures w14:val="none"/>
         </w:rPr>
       </w:pPr>
       <w:r>
@@ -8746,7 +8723,7 @@
           <w:color w:val="000000"/>
           <w:kern w:val="0"/>
           <w:lang w:eastAsia="es-PE"/>
-          <ns2:ligatures ns2:val="none"/>
+          <w14:ligatures w14:val="none"/>
         </w:rPr>
         <w:t>NOVENO:</w:t>
       </w:r>
@@ -8756,14 +8733,14 @@
           <w:color w:val="000000"/>
           <w:kern w:val="0"/>
           <w:lang w:eastAsia="es-PE"/>
-          <ns2:ligatures ns2:val="none"/>
+          <w14:ligatures w14:val="none"/>
         </w:rPr>
         <w:t xml:space="preserve"> poner en conocimiento de las partes que, antes de la emisión de la Resolución Final, tienen la posibilidad de formular su desistimiento o presentar el acuerdo arribado mediante la conciliación, mediación, transacción o cualquier otro que, de forma indubitable, deje constancia que se ha solucionado la controversia materia de denuncia.</w:t>
       </w:r>
       <w:bookmarkStart w:id="9" w:name="h.gjdgxs" w:colFirst="0" w:colLast="0"/>
       <w:bookmarkEnd w:id="9"/>
     </w:p>
-    <w:p ns2:paraId="7DDD06F7" ns2:textId="77777777">
+    <w:p>
       <w:pPr>
         <w:suppressAutoHyphens/>
         <w:spacing w:after="0" w:line="240" w:lineRule="auto"/>
@@ -8773,11 +8750,11 @@
           <w:color w:val="000000"/>
           <w:kern w:val="0"/>
           <w:lang w:eastAsia="es-PE"/>
-          <ns2:ligatures ns2:val="none"/>
-        </w:rPr>
-      </w:pPr>
-    </w:p>
-    <w:p ns2:paraId="236137A1" ns2:textId="4B305D07">
+          <w14:ligatures w14:val="none"/>
+        </w:rPr>
+      </w:pPr>
+    </w:p>
+    <w:p>
       <w:pPr>
         <w:suppressAutoHyphens/>
         <w:spacing w:after="0" w:line="240" w:lineRule="auto"/>
@@ -8800,7 +8777,7 @@
           <w:b/>
           <w:spacing w:val="-3"/>
           <w:kern w:val="0"/>
-          <ns2:ligatures ns2:val="none"/>
+          <w14:ligatures w14:val="none"/>
         </w:rPr>
         <w:t/>
       </w:r>
@@ -8810,7 +8787,7 @@
           <w:bCs/>
           <w:spacing w:val="-3"/>
           <w:kern w:val="0"/>
-          <ns2:ligatures ns2:val="none"/>
+          <w14:ligatures w14:val="none"/>
         </w:rPr>
         <w:t xml:space="preserve"/>
       </w:r>
@@ -8821,7 +8798,7 @@
           <w:bCs/>
           <w:spacing w:val="-3"/>
           <w:kern w:val="0"/>
-          <ns2:ligatures ns2:val="none"/>
+          <w14:ligatures w14:val="none"/>
         </w:rPr>
         <w:t xml:space="preserve"/>
       </w:r>
@@ -8832,7 +8809,7 @@
           <w:kern w:val="0"/>
           <w:shd w:val="clear" w:color="auto" w:fill="FFFFFF"/>
           <w:lang w:eastAsia="es-PE"/>
-          <ns2:ligatures ns2:val="none"/>
+          <w14:ligatures w14:val="none"/>
         </w:rPr>
         <w:t xml:space="preserve"/>
       </w:r>
@@ -8858,7 +8835,7 @@
           <w:color w:val="000000"/>
           <w:kern w:val="0"/>
           <w:lang w:eastAsia="es-PE"/>
-          <ns2:ligatures ns2:val="none"/>
+          <w14:ligatures w14:val="none"/>
         </w:rPr>
         <w:t/>
       </w:r>
@@ -8875,7 +8852,7 @@
           <w:color w:val="000000"/>
           <w:kern w:val="0"/>
           <w:lang w:eastAsia="es-PE"/>
-          <ns2:ligatures ns2:val="none"/>
+          <w14:ligatures w14:val="none"/>
         </w:rPr>
         <w:t/>
       </w:r>
@@ -8901,7 +8878,7 @@
         <w:t/>
       </w:r>
     </w:p>
-    <w:p ns2:paraId="639FE5BE" ns2:textId="77777777">
+    <w:p>
       <w:pPr>
         <w:suppressAutoHyphens/>
         <w:spacing w:after="0" w:line="240" w:lineRule="auto"/>
@@ -8911,7 +8888,7 @@
         </w:rPr>
       </w:pPr>
     </w:p>
-    <w:p ns2:paraId="36317C11" ns2:textId="2CCDD067">
+    <w:p>
       <w:pPr>
         <w:suppressAutoHyphens/>
         <w:spacing w:line="240" w:lineRule="auto"/>
@@ -8983,7 +8960,7 @@
       <w:bookmarkStart w:id="11" w:name="_Hlk198890962"/>
     </w:p>
     <w:bookmarkEnd w:id="11"/>
-    <w:p ns2:paraId="23716787" ns2:textId="77777777">
+    <w:p>
       <w:pPr>
         <w:suppressAutoHyphens/>
         <w:spacing w:after="0" w:line="240" w:lineRule="auto"/>
@@ -8993,7 +8970,7 @@
         </w:rPr>
       </w:pPr>
     </w:p>
-    <w:p ns2:paraId="509D673B" ns2:textId="77777777">
+    <w:p>
       <w:pPr>
         <w:spacing w:after="0" w:line="240" w:lineRule="auto"/>
         <w:jc w:val="both"/>
@@ -9003,11 +8980,11 @@
           <w:color w:val="000000"/>
           <w:kern w:val="0"/>
           <w:lang w:eastAsia="es-PE"/>
-          <ns2:ligatures ns2:val="none"/>
-        </w:rPr>
-      </w:pPr>
-    </w:p>
-    <w:p ns2:paraId="375C384E" ns2:textId="77777777">
+          <w14:ligatures w14:val="none"/>
+        </w:rPr>
+      </w:pPr>
+    </w:p>
+    <w:p>
       <w:pPr>
         <w:spacing w:after="0" w:line="240" w:lineRule="auto"/>
         <w:jc w:val="both"/>
@@ -9017,11 +8994,11 @@
           <w:color w:val="000000"/>
           <w:kern w:val="0"/>
           <w:lang w:eastAsia="es-PE"/>
-          <ns2:ligatures ns2:val="none"/>
-        </w:rPr>
-      </w:pPr>
-    </w:p>
-    <w:p ns2:paraId="1396233C" ns2:textId="77777777">
+          <w14:ligatures w14:val="none"/>
+        </w:rPr>
+      </w:pPr>
+    </w:p>
+    <w:p>
       <w:pPr>
         <w:spacing w:after="0" w:line="240" w:lineRule="auto"/>
         <w:jc w:val="both"/>
@@ -9031,12 +9008,12 @@
           <w:color w:val="000000"/>
           <w:kern w:val="0"/>
           <w:lang w:eastAsia="es-PE"/>
-          <ns2:ligatures ns2:val="none"/>
+          <w14:ligatures w14:val="none"/>
         </w:rPr>
       </w:pPr>
     </w:p>
     <w:bookmarkEnd w:id="0"/>
-    <w:p ns2:paraId="7609987B" ns2:textId="77777777">
+    <w:p>
       <w:pPr>
         <w:shd w:val="clear" w:color="auto" w:fill="FFFFFF"/>
         <w:spacing w:after="0" w:line="240" w:lineRule="auto"/>
@@ -9045,7 +9022,7 @@
           <w:rFonts w:ascii="Arial Narrow" w:eastAsia="Calibri" w:hAnsi="Arial Narrow" w:cs="Times New Roman"/>
           <w:color w:val="000000"/>
           <w:kern w:val="0"/>
-          <ns2:ligatures ns2:val="none"/>
+          <w14:ligatures w14:val="none"/>
         </w:rPr>
       </w:pPr>
       <w:r>
@@ -9055,12 +9032,12 @@
           <w:bCs/>
           <w:color w:val="000000"/>
           <w:kern w:val="0"/>
-          <ns2:ligatures ns2:val="none"/>
+          <w14:ligatures w14:val="none"/>
         </w:rPr>
         <w:t>EVELING ROA QUISPE</w:t>
       </w:r>
     </w:p>
-    <w:p ns2:paraId="692BA8AF" ns2:textId="77777777">
+    <w:p>
       <w:pPr>
         <w:shd w:val="clear" w:color="auto" w:fill="FFFFFF"/>
         <w:spacing w:after="0" w:line="240" w:lineRule="auto"/>
@@ -9071,7 +9048,7 @@
           <w:bCs/>
           <w:color w:val="000000"/>
           <w:kern w:val="0"/>
-          <ns2:ligatures ns2:val="none"/>
+          <w14:ligatures w14:val="none"/>
         </w:rPr>
       </w:pPr>
       <w:r>
@@ -9081,12 +9058,12 @@
           <w:bCs/>
           <w:color w:val="000000"/>
           <w:kern w:val="0"/>
-          <ns2:ligatures ns2:val="none"/>
+          <w14:ligatures w14:val="none"/>
         </w:rPr>
         <w:t>Secretaria Técnica</w:t>
       </w:r>
     </w:p>
-    <w:p ns2:paraId="4AF3211C" ns2:textId="77777777">
+    <w:p>
       <w:pPr>
         <w:shd w:val="clear" w:color="auto" w:fill="FFFFFF"/>
         <w:spacing w:after="0" w:line="240" w:lineRule="auto"/>
@@ -9097,7 +9074,7 @@
           <w:bCs/>
           <w:color w:val="000000"/>
           <w:kern w:val="0"/>
-          <ns2:ligatures ns2:val="none"/>
+          <w14:ligatures w14:val="none"/>
         </w:rPr>
       </w:pPr>
       <w:r>
@@ -9107,7 +9084,7 @@
           <w:bCs/>
           <w:color w:val="000000"/>
           <w:kern w:val="0"/>
-          <ns2:ligatures ns2:val="none"/>
+          <w14:ligatures w14:val="none"/>
         </w:rPr>
         <w:t>Comisión </w:t>
       </w:r>
@@ -9119,7 +9096,7 @@
           <w:color w:val="000000"/>
           <w:kern w:val="0"/>
           <w:shd w:val="clear" w:color="auto" w:fill="FFFFFF"/>
-          <ns2:ligatures ns2:val="none"/>
+          <w14:ligatures w14:val="none"/>
         </w:rPr>
         <w:t>de</w:t>
       </w:r>
@@ -9130,12 +9107,12 @@
           <w:bCs/>
           <w:color w:val="000000"/>
           <w:kern w:val="0"/>
-          <ns2:ligatures ns2:val="none"/>
+          <w14:ligatures w14:val="none"/>
         </w:rPr>
         <w:t> Protección al Consumidor 1</w:t>
       </w:r>
     </w:p>
-    <w:p ns2:paraId="602C43F9" ns2:textId="77777777">
+    <w:p>
       <w:pPr>
         <w:spacing w:after="0" w:line="240" w:lineRule="auto"/>
         <w:jc w:val="both"/>
@@ -9145,11 +9122,11 @@
           <w:color w:val="000000"/>
           <w:kern w:val="0"/>
           <w:lang w:eastAsia="es-PE"/>
-          <ns2:ligatures ns2:val="none"/>
-        </w:rPr>
-      </w:pPr>
-    </w:p>
-    <w:p ns2:paraId="74AAB5F4" ns2:textId="22D605B1">
+          <w14:ligatures w14:val="none"/>
+        </w:rPr>
+      </w:pPr>
+    </w:p>
+    <w:p>
       <w:pPr>
         <w:spacing w:after="0" w:line="240" w:lineRule="auto"/>
         <w:jc w:val="both"/>
@@ -9167,14 +9144,14 @@
           <w:sz w:val="16"/>
           <w:szCs w:val="16"/>
           <w:lang w:eastAsia="es-PE"/>
-          <ns2:ligatures ns2:val="none"/>
+          <w14:ligatures w14:val="none"/>
         </w:rPr>
         <w:t>LSM/JCQ</w:t>
       </w:r>
     </w:p>
     <w:sectPr>
-      <w:headerReference w:type="default" ns3:id="rId9"/>
-      <w:footerReference w:type="default" ns3:id="rId10"/>
+      <w:headerReference w:type="default" r:id="rId9"/>
+      <w:footerReference w:type="default" r:id="rId10"/>
       <w:pgSz w:w="11906" w:h="16838"/>
       <w:pgMar w:top="1417" w:right="1701" w:bottom="1417" w:left="1701" w:header="708" w:footer="708" w:gutter="0"/>
       <w:cols w:space="708"/>
@@ -9185,7 +9162,7 @@
 </file>
 
 <file path=word/endnotes.xml><?xml version="1.0" encoding="utf-8"?>
-<w:endnotes xmlns:wpc="http://schemas.microsoft.com/office/word/2010/wordprocessingCanvas" xmlns:cx="http://schemas.microsoft.com/office/drawing/2014/chartex" xmlns:cx1="http://schemas.microsoft.com/office/drawing/2015/9/8/chartex" xmlns:cx2="http://schemas.microsoft.com/office/drawing/2015/10/21/chartex" xmlns:cx3="http://schemas.microsoft.com/office/drawing/2016/5/9/chartex" xmlns:cx4="http://schemas.microsoft.com/office/drawing/2016/5/10/chartex" xmlns:cx5="http://schemas.microsoft.com/office/drawing/2016/5/11/chartex" xmlns:cx6="http://schemas.microsoft.com/office/drawing/2016/5/12/chartex" xmlns:cx7="http://schemas.microsoft.com/office/drawing/2016/5/13/chartex" xmlns:cx8="http://schemas.microsoft.com/office/drawing/2016/5/14/chartex" xmlns:mc="http://schemas.openxmlformats.org/markup-compatibility/2006" xmlns:aink="http://schemas.microsoft.com/office/drawing/2016/ink" xmlns:am3d="http://schemas.microsoft.com/office/drawing/2017/model3d" xmlns:o="urn:schemas-microsoft-com:office:office" xmlns:oel="http://schemas.microsoft.com/office/2019/extlst" xmlns:r="http://schemas.openxmlformats.org/officeDocument/2006/relationships" xmlns:m="http://schemas.openxmlformats.org/officeDocument/2006/math" xmlns:v="urn:schemas-microsoft-com:vml" xmlns:wp14="http://schemas.microsoft.com/office/word/2010/wordprocessingDrawing" xmlns:wp="http://schemas.openxmlformats.org/drawingml/2006/wordprocessingDrawing" xmlns:w10="urn:schemas-microsoft-com:office:word" xmlns:w="http://schemas.openxmlformats.org/wordprocessingml/2006/main" xmlns:w14="http://schemas.microsoft.com/office/word/2010/wordml" xmlns:w15="http://schemas.microsoft.com/office/word/2012/wordml" xmlns:w16cex="http://schemas.microsoft.com/office/word/2018/wordml/cex" xmlns:w16cid="http://schemas.microsoft.com/office/word/2016/wordml/cid" xmlns:w16="http://schemas.microsoft.com/office/word/2018/wordml" xmlns:w16du="http://schemas.microsoft.com/office/word/2023/wordml/word16du" xmlns:w16sdtdh="http://schemas.microsoft.com/office/word/2020/wordml/sdtdatahash" xmlns:w16sdtfl="http://schemas.microsoft.com/office/word/2024/wordml/sdtformatlock" xmlns:w16se="http://schemas.microsoft.com/office/word/2015/wordml/symex" xmlns:wpg="http://schemas.microsoft.com/office/word/2010/wordprocessingGroup" xmlns:wpi="http://schemas.microsoft.com/office/word/2010/wordprocessingInk" xmlns:wne="http://schemas.microsoft.com/office/word/2006/wordml" xmlns:wps="http://schemas.microsoft.com/office/word/2010/wordprocessingShape" mc:Ignorable="w14 w15 w16se w16cid w16 w16cex w16sdtdh w16sdtfl w16du wp14">
+<w:endnotes xmlns:mc="http://schemas.openxmlformats.org/markup-compatibility/2006" xmlns:r="http://schemas.openxmlformats.org/officeDocument/2006/relationships" xmlns:w="http://schemas.openxmlformats.org/wordprocessingml/2006/main" xmlns:w14="http://schemas.microsoft.com/office/word/2010/wordml" xmlns:w15="http://schemas.microsoft.com/office/word/2012/wordml" xmlns:w16="http://schemas.microsoft.com/office/word/2018/wordml" xmlns:w16cex="http://schemas.microsoft.com/office/word/2018/wordml/cex" xmlns:w16cid="http://schemas.microsoft.com/office/word/2016/wordml/cid" xmlns:w16du="http://schemas.microsoft.com/office/word/2023/wordml/word16du" xmlns:w16sdtdh="http://schemas.microsoft.com/office/word/2020/wordml/sdtdatahash" xmlns:w16se="http://schemas.microsoft.com/office/word/2015/wordml/symex" xmlns:wp14="http://schemas.microsoft.com/office/word/2010/wordprocessingDrawing" mc:Ignorable="w14 w15 w16se w16cid w16 w16cex w16sdtdh w16du wp14">
   <w:endnote w:type="separator" w:id="-1">
     <w:p>
       <w:pPr>
@@ -9210,7 +9187,7 @@
 </file>
 
 <file path=word/footer1.xml><?xml version="1.0" encoding="utf-8"?>
-<w:ftr xmlns:wpc="http://schemas.microsoft.com/office/word/2010/wordprocessingCanvas" xmlns:cx="http://schemas.microsoft.com/office/drawing/2014/chartex" xmlns:cx1="http://schemas.microsoft.com/office/drawing/2015/9/8/chartex" xmlns:cx2="http://schemas.microsoft.com/office/drawing/2015/10/21/chartex" xmlns:cx3="http://schemas.microsoft.com/office/drawing/2016/5/9/chartex" xmlns:cx4="http://schemas.microsoft.com/office/drawing/2016/5/10/chartex" xmlns:cx5="http://schemas.microsoft.com/office/drawing/2016/5/11/chartex" xmlns:cx6="http://schemas.microsoft.com/office/drawing/2016/5/12/chartex" xmlns:cx7="http://schemas.microsoft.com/office/drawing/2016/5/13/chartex" xmlns:cx8="http://schemas.microsoft.com/office/drawing/2016/5/14/chartex" xmlns:mc="http://schemas.openxmlformats.org/markup-compatibility/2006" xmlns:aink="http://schemas.microsoft.com/office/drawing/2016/ink" xmlns:am3d="http://schemas.microsoft.com/office/drawing/2017/model3d" xmlns:o="urn:schemas-microsoft-com:office:office" xmlns:oel="http://schemas.microsoft.com/office/2019/extlst" xmlns:r="http://schemas.openxmlformats.org/officeDocument/2006/relationships" xmlns:m="http://schemas.openxmlformats.org/officeDocument/2006/math" xmlns:v="urn:schemas-microsoft-com:vml" xmlns:wp14="http://schemas.microsoft.com/office/word/2010/wordprocessingDrawing" xmlns:wp="http://schemas.openxmlformats.org/drawingml/2006/wordprocessingDrawing" xmlns:w10="urn:schemas-microsoft-com:office:word" xmlns:w="http://schemas.openxmlformats.org/wordprocessingml/2006/main" xmlns:w14="http://schemas.microsoft.com/office/word/2010/wordml" xmlns:w15="http://schemas.microsoft.com/office/word/2012/wordml" xmlns:w16cex="http://schemas.microsoft.com/office/word/2018/wordml/cex" xmlns:w16cid="http://schemas.microsoft.com/office/word/2016/wordml/cid" xmlns:w16="http://schemas.microsoft.com/office/word/2018/wordml" xmlns:w16du="http://schemas.microsoft.com/office/word/2023/wordml/word16du" xmlns:w16sdtdh="http://schemas.microsoft.com/office/word/2020/wordml/sdtdatahash" xmlns:w16sdtfl="http://schemas.microsoft.com/office/word/2024/wordml/sdtformatlock" xmlns:w16se="http://schemas.microsoft.com/office/word/2015/wordml/symex" xmlns:wpg="http://schemas.microsoft.com/office/word/2010/wordprocessingGroup" xmlns:wpi="http://schemas.microsoft.com/office/word/2010/wordprocessingInk" xmlns:wne="http://schemas.microsoft.com/office/word/2006/wordml" xmlns:wps="http://schemas.microsoft.com/office/word/2010/wordprocessingShape" mc:Ignorable="w14 w15 w16se w16cid w16 w16cex w16sdtdh w16sdtfl w16du wp14">
+<w:ftr xmlns:mc="http://schemas.openxmlformats.org/markup-compatibility/2006" xmlns:r="http://schemas.openxmlformats.org/officeDocument/2006/relationships" xmlns:w="http://schemas.openxmlformats.org/wordprocessingml/2006/main" xmlns:w14="http://schemas.microsoft.com/office/word/2010/wordml" xmlns:w15="http://schemas.microsoft.com/office/word/2012/wordml" xmlns:w16="http://schemas.microsoft.com/office/word/2018/wordml" xmlns:w16cex="http://schemas.microsoft.com/office/word/2018/wordml/cex" xmlns:w16cid="http://schemas.microsoft.com/office/word/2016/wordml/cid" xmlns:w16du="http://schemas.microsoft.com/office/word/2023/wordml/word16du" xmlns:w16sdtdh="http://schemas.microsoft.com/office/word/2020/wordml/sdtdatahash" xmlns:w16se="http://schemas.microsoft.com/office/word/2015/wordml/symex" xmlns:wp14="http://schemas.microsoft.com/office/word/2010/wordprocessingDrawing" mc:Ignorable="w14 w15 w16se w16cid w16 w16cex w16sdtdh w16du wp14">
   <w:p>
     <w:pPr>
       <w:pBdr>
@@ -9289,7 +9266,7 @@
 </file>
 
 <file path=word/footnotes.xml><?xml version="1.0" encoding="utf-8"?>
-<w:footnotes xmlns:wpc="http://schemas.microsoft.com/office/word/2010/wordprocessingCanvas" xmlns:cx="http://schemas.microsoft.com/office/drawing/2014/chartex" xmlns:cx1="http://schemas.microsoft.com/office/drawing/2015/9/8/chartex" xmlns:cx2="http://schemas.microsoft.com/office/drawing/2015/10/21/chartex" xmlns:cx3="http://schemas.microsoft.com/office/drawing/2016/5/9/chartex" xmlns:cx4="http://schemas.microsoft.com/office/drawing/2016/5/10/chartex" xmlns:cx5="http://schemas.microsoft.com/office/drawing/2016/5/11/chartex" xmlns:cx6="http://schemas.microsoft.com/office/drawing/2016/5/12/chartex" xmlns:cx7="http://schemas.microsoft.com/office/drawing/2016/5/13/chartex" xmlns:cx8="http://schemas.microsoft.com/office/drawing/2016/5/14/chartex" xmlns:mc="http://schemas.openxmlformats.org/markup-compatibility/2006" xmlns:aink="http://schemas.microsoft.com/office/drawing/2016/ink" xmlns:am3d="http://schemas.microsoft.com/office/drawing/2017/model3d" xmlns:o="urn:schemas-microsoft-com:office:office" xmlns:oel="http://schemas.microsoft.com/office/2019/extlst" xmlns:r="http://schemas.openxmlformats.org/officeDocument/2006/relationships" xmlns:m="http://schemas.openxmlformats.org/officeDocument/2006/math" xmlns:v="urn:schemas-microsoft-com:vml" xmlns:wp14="http://schemas.microsoft.com/office/word/2010/wordprocessingDrawing" xmlns:wp="http://schemas.openxmlformats.org/drawingml/2006/wordprocessingDrawing" xmlns:w10="urn:schemas-microsoft-com:office:word" xmlns:w="http://schemas.openxmlformats.org/wordprocessingml/2006/main" xmlns:w14="http://schemas.microsoft.com/office/word/2010/wordml" xmlns:w15="http://schemas.microsoft.com/office/word/2012/wordml" xmlns:w16cex="http://schemas.microsoft.com/office/word/2018/wordml/cex" xmlns:w16cid="http://schemas.microsoft.com/office/word/2016/wordml/cid" xmlns:w16="http://schemas.microsoft.com/office/word/2018/wordml" xmlns:w16du="http://schemas.microsoft.com/office/word/2023/wordml/word16du" xmlns:w16sdtdh="http://schemas.microsoft.com/office/word/2020/wordml/sdtdatahash" xmlns:w16sdtfl="http://schemas.microsoft.com/office/word/2024/wordml/sdtformatlock" xmlns:w16se="http://schemas.microsoft.com/office/word/2015/wordml/symex" xmlns:wpg="http://schemas.microsoft.com/office/word/2010/wordprocessingGroup" xmlns:wpi="http://schemas.microsoft.com/office/word/2010/wordprocessingInk" xmlns:wne="http://schemas.microsoft.com/office/word/2006/wordml" xmlns:wps="http://schemas.microsoft.com/office/word/2010/wordprocessingShape" mc:Ignorable="w14 w15 w16se w16cid w16 w16cex w16sdtdh w16sdtfl w16du wp14">
+<w:footnotes xmlns:mc="http://schemas.openxmlformats.org/markup-compatibility/2006" xmlns:r="http://schemas.openxmlformats.org/officeDocument/2006/relationships" xmlns:w="http://schemas.openxmlformats.org/wordprocessingml/2006/main" xmlns:w14="http://schemas.microsoft.com/office/word/2010/wordml" xmlns:w15="http://schemas.microsoft.com/office/word/2012/wordml" xmlns:w16="http://schemas.microsoft.com/office/word/2018/wordml" xmlns:w16cex="http://schemas.microsoft.com/office/word/2018/wordml/cex" xmlns:w16cid="http://schemas.microsoft.com/office/word/2016/wordml/cid" xmlns:w16du="http://schemas.microsoft.com/office/word/2023/wordml/word16du" xmlns:w16sdtdh="http://schemas.microsoft.com/office/word/2020/wordml/sdtdatahash" xmlns:w16se="http://schemas.microsoft.com/office/word/2015/wordml/symex" xmlns:wp14="http://schemas.microsoft.com/office/word/2010/wordprocessingDrawing" mc:Ignorable="w14 w15 w16se w16cid w16 w16cex w16sdtdh w16du wp14">
   <w:footnote w:type="separator" w:id="-1">
     <w:p>
       <w:pPr>
@@ -10427,6 +10404,161 @@
       </w:pPr>
     </w:p>
   </w:footnote>
+  <w:footnote w:id="13">
+    <w:p>
+      <w:pPr>
+        <w:pStyle w:val="Textonotapie"/>
+        <w:ind w:left="567" w:hanging="567"/>
+        <w:jc w:val="both"/>
+      </w:pPr>
+      <w:r>
+        <w:rPr>
+          <w:rStyle w:val="Refdenotaalpie"/>
+          <w:rFonts w:ascii="Arial Narrow" w:hAnsi="Arial Narrow" w:cs="Arial"/>
+          <w:sz w:val="16"/>
+          <w:szCs w:val="16"/>
+          <w:vertAlign w:val="superscript"/>
+        </w:rPr>
+        <w:footnoteRef/>
+      </w:r>
+      <w:r>
+        <w:rPr>
+          <w:rFonts w:ascii="Arial Narrow" w:hAnsi="Arial Narrow" w:cs="Arial"/>
+          <w:sz w:val="16"/>
+          <w:szCs w:val="16"/>
+        </w:rPr>
+        <w:tab/>
+      </w:r>
+      <w:r>
+        <w:rPr>
+          <w:rFonts w:ascii="Arial Narrow" w:hAnsi="Arial Narrow" w:cs="Arial"/>
+          <w:b/>
+          <w:bCs/>
+          <w:sz w:val="16"/>
+          <w:szCs w:val="16"/>
+        </w:rPr>
+        <w:t xml:space="preserve">DECRETO LEGISLATIVO 807, LEY SOBRE FACULTADES, NORMAS Y ORGANIZACIÓN DEL INDECOPI, publicado el 18 de abril de 1996</w:t>
+      </w:r>
+    </w:p>
+    <w:p>
+      <w:pPr>
+        <w:pStyle w:val="Textonotapie"/>
+        <w:ind w:left="567" w:hanging="567"/>
+        <w:jc w:val="both"/>
+      </w:pPr>
+      <w:r>
+        <w:rPr>
+          <w:rFonts w:ascii="Arial Narrow" w:hAnsi="Arial Narrow" w:cs="Arial"/>
+          <w:sz w:val="16"/>
+          <w:szCs w:val="16"/>
+        </w:rPr>
+        <w:tab/>
+      </w:r>
+      <w:r>
+        <w:rPr>
+          <w:rFonts w:ascii="Arial Narrow" w:hAnsi="Arial Narrow" w:cs="Arial"/>
+          <w:b/>
+          <w:bCs/>
+          <w:sz w:val="16"/>
+          <w:szCs w:val="16"/>
+        </w:rPr>
+        <w:t xml:space="preserve">Artículo 26.-</w:t>
+      </w:r>
+      <w:r>
+        <w:rPr>
+          <w:rFonts w:ascii="Arial Narrow" w:hAnsi="Arial Narrow" w:cs="Arial"/>
+          <w:sz w:val="16"/>
+          <w:szCs w:val="16"/>
+        </w:rPr>
+        <w:t xml:space="preserve"> Una vez admitida a trámite la denuncia, se correrá traslado de la misma al denunciado, a fin de que éste presente su descargo. El plazo para la presentación del descargo será de cinco (5) días contados desde la notificación, vencido el cual, el Secretario Técnico declarará en rebeldía al denunciado que no lo hubiera presentado.</w:t>
+      </w:r>
+    </w:p>
+  </w:footnote>
+  <w:footnote w:id="14">
+    <w:p>
+      <w:pPr>
+        <w:pStyle w:val="Textonotapie"/>
+        <w:ind w:left="567" w:hanging="567"/>
+        <w:jc w:val="both"/>
+      </w:pPr>
+      <w:r>
+        <w:rPr>
+          <w:rStyle w:val="Refdenotaalpie"/>
+          <w:rFonts w:ascii="Arial Narrow" w:hAnsi="Arial Narrow" w:cs="Arial"/>
+          <w:sz w:val="16"/>
+          <w:szCs w:val="16"/>
+          <w:vertAlign w:val="superscript"/>
+        </w:rPr>
+        <w:footnoteRef/>
+      </w:r>
+      <w:r>
+        <w:rPr>
+          <w:rFonts w:ascii="Arial Narrow" w:hAnsi="Arial Narrow" w:cs="Arial"/>
+          <w:sz w:val="16"/>
+          <w:szCs w:val="16"/>
+        </w:rPr>
+        <w:tab/>
+      </w:r>
+      <w:r>
+        <w:rPr>
+          <w:rFonts w:ascii="Arial Narrow" w:hAnsi="Arial Narrow" w:cs="Arial"/>
+          <w:b/>
+          <w:bCs/>
+          <w:sz w:val="16"/>
+          <w:szCs w:val="16"/>
+        </w:rPr>
+        <w:t xml:space="preserve">DECRETO SUPREMO 006-2026-JUS, TEXTO ÚNICO ORDENADO DE LA LEY 27444, LEY DEL PROCEDIMIENTO ADMINISTRATIVO GENERAL, publicado el 30 de abril de 2026</w:t>
+      </w:r>
+    </w:p>
+    <w:p>
+      <w:pPr>
+        <w:pStyle w:val="Textonotapie"/>
+        <w:ind w:left="567" w:hanging="567"/>
+        <w:jc w:val="both"/>
+      </w:pPr>
+      <w:r>
+        <w:rPr>
+          <w:rFonts w:ascii="Arial Narrow" w:hAnsi="Arial Narrow" w:cs="Arial"/>
+          <w:sz w:val="16"/>
+          <w:szCs w:val="16"/>
+        </w:rPr>
+        <w:tab/>
+      </w:r>
+      <w:r>
+        <w:rPr>
+          <w:rFonts w:ascii="Arial Narrow" w:hAnsi="Arial Narrow" w:cs="Arial"/>
+          <w:b/>
+          <w:bCs/>
+          <w:sz w:val="16"/>
+          <w:szCs w:val="16"/>
+        </w:rPr>
+        <w:t xml:space="preserve">Artículo 223.- Contestación de la reclamación</w:t>
+      </w:r>
+    </w:p>
+    <w:p>
+      <w:pPr>
+        <w:pStyle w:val="Textonotapie"/>
+        <w:ind w:left="567" w:hanging="567"/>
+        <w:jc w:val="both"/>
+      </w:pPr>
+      <w:r>
+        <w:rPr>
+          <w:rFonts w:ascii="Arial Narrow" w:hAnsi="Arial Narrow" w:cs="Arial"/>
+          <w:sz w:val="16"/>
+          <w:szCs w:val="16"/>
+        </w:rPr>
+        <w:tab/>
+      </w:r>
+      <w:r>
+        <w:rPr>
+          <w:rFonts w:ascii="Arial Narrow" w:hAnsi="Arial Narrow" w:cs="Arial"/>
+          <w:sz w:val="16"/>
+          <w:szCs w:val="16"/>
+        </w:rPr>
+        <w:t xml:space="preserve">223.1 El reclamado deberá presentar la contestación de la reclamación dentro de los quince (15) días posteriores a la notificación de ésta; vencido este plazo, la Administración declarará en rebeldía al reclamado que no la hubiera presentado. La contestación deberá contener los requisitos de los escritos previstos en el artículo 113 de la presente Ley, así como la absolución de todos los asuntos controvertidos de hecho y de derecho, Las alegaciones y los hechos relevantes de la reclamación, salvo que hayan sido específicamente negadas en la contestación, se tendrán por aceptadas o merituadas como ciertas.</w:t>
+      </w:r>
+    </w:p>
+  </w:footnote>
   <w:footnote w:id="8">
     <w:p>
       <w:pPr>
@@ -11895,7 +12027,7 @@
 </file>
 
 <file path=word/header1.xml><?xml version="1.0" encoding="utf-8"?>
-<w:hdr xmlns:wpc="http://schemas.microsoft.com/office/word/2010/wordprocessingCanvas" xmlns:cx="http://schemas.microsoft.com/office/drawing/2014/chartex" xmlns:cx1="http://schemas.microsoft.com/office/drawing/2015/9/8/chartex" xmlns:cx2="http://schemas.microsoft.com/office/drawing/2015/10/21/chartex" xmlns:cx3="http://schemas.microsoft.com/office/drawing/2016/5/9/chartex" xmlns:cx4="http://schemas.microsoft.com/office/drawing/2016/5/10/chartex" xmlns:cx5="http://schemas.microsoft.com/office/drawing/2016/5/11/chartex" xmlns:cx6="http://schemas.microsoft.com/office/drawing/2016/5/12/chartex" xmlns:cx7="http://schemas.microsoft.com/office/drawing/2016/5/13/chartex" xmlns:cx8="http://schemas.microsoft.com/office/drawing/2016/5/14/chartex" xmlns:mc="http://schemas.openxmlformats.org/markup-compatibility/2006" xmlns:aink="http://schemas.microsoft.com/office/drawing/2016/ink" xmlns:am3d="http://schemas.microsoft.com/office/drawing/2017/model3d" xmlns:o="urn:schemas-microsoft-com:office:office" xmlns:oel="http://schemas.microsoft.com/office/2019/extlst" xmlns:r="http://schemas.openxmlformats.org/officeDocument/2006/relationships" xmlns:m="http://schemas.openxmlformats.org/officeDocument/2006/math" xmlns:v="urn:schemas-microsoft-com:vml" xmlns:wp14="http://schemas.microsoft.com/office/word/2010/wordprocessingDrawing" xmlns:wp="http://schemas.openxmlformats.org/drawingml/2006/wordprocessingDrawing" xmlns:w10="urn:schemas-microsoft-com:office:word" xmlns:w="http://schemas.openxmlformats.org/wordprocessingml/2006/main" xmlns:w14="http://schemas.microsoft.com/office/word/2010/wordml" xmlns:w15="http://schemas.microsoft.com/office/word/2012/wordml" xmlns:w16cex="http://schemas.microsoft.com/office/word/2018/wordml/cex" xmlns:w16cid="http://schemas.microsoft.com/office/word/2016/wordml/cid" xmlns:w16="http://schemas.microsoft.com/office/word/2018/wordml" xmlns:w16du="http://schemas.microsoft.com/office/word/2023/wordml/word16du" xmlns:w16sdtdh="http://schemas.microsoft.com/office/word/2020/wordml/sdtdatahash" xmlns:w16sdtfl="http://schemas.microsoft.com/office/word/2024/wordml/sdtformatlock" xmlns:w16se="http://schemas.microsoft.com/office/word/2015/wordml/symex" xmlns:wpg="http://schemas.microsoft.com/office/word/2010/wordprocessingGroup" xmlns:wpi="http://schemas.microsoft.com/office/word/2010/wordprocessingInk" xmlns:wne="http://schemas.microsoft.com/office/word/2006/wordml" xmlns:wps="http://schemas.microsoft.com/office/word/2010/wordprocessingShape" mc:Ignorable="w14 w15 w16se w16cid w16 w16cex w16sdtdh w16sdtfl w16du wp14">
+<w:hdr xmlns:a="http://schemas.openxmlformats.org/drawingml/2006/main" xmlns:a14="http://schemas.microsoft.com/office/drawing/2010/main" xmlns:mc="http://schemas.openxmlformats.org/markup-compatibility/2006" xmlns:pic="http://schemas.openxmlformats.org/drawingml/2006/picture" xmlns:r="http://schemas.openxmlformats.org/officeDocument/2006/relationships" xmlns:w="http://schemas.openxmlformats.org/wordprocessingml/2006/main" xmlns:w14="http://schemas.microsoft.com/office/word/2010/wordml" xmlns:w15="http://schemas.microsoft.com/office/word/2012/wordml" xmlns:w16="http://schemas.microsoft.com/office/word/2018/wordml" xmlns:w16cex="http://schemas.microsoft.com/office/word/2018/wordml/cex" xmlns:w16cid="http://schemas.microsoft.com/office/word/2016/wordml/cid" xmlns:w16du="http://schemas.microsoft.com/office/word/2023/wordml/word16du" xmlns:w16sdtdh="http://schemas.microsoft.com/office/word/2020/wordml/sdtdatahash" xmlns:w16se="http://schemas.microsoft.com/office/word/2015/wordml/symex" xmlns:wp="http://schemas.openxmlformats.org/drawingml/2006/wordprocessingDrawing" xmlns:wp14="http://schemas.microsoft.com/office/word/2010/wordprocessingDrawing" mc:Ignorable="w14 w15 w16se w16cid w16 w16cex w16sdtdh w16du wp14">
   <w:tbl>
     <w:tblPr>
       <w:tblW w:w="8645" w:type="dxa"/>

--- a/plantillas_maestras/11_seguro_accidentes_personales/negativa_cobertura/2_o_mas_ddos_varios/varon/TPL_1908_2025_SEGURO_ACCIDENTES_PERSONALES_NEGATIVA_COBERTURA_ASEGURADORA_VARON_R1.docx
+++ b/plantillas_maestras/11_seguro_accidentes_personales/negativa_cobertura/2_o_mas_ddos_varios/varon/TPL_1908_2025_SEGURO_ACCIDENTES_PERSONALES_NEGATIVA_COBERTURA_ASEGURADORA_VARON_R1.docx
@@ -598,19 +598,7 @@
           <w:lang w:val="es-ES" w:eastAsia="es-ES"/>
           <w14:ligatures w14:val="none"/>
         </w:rPr>
-        <w:t xml:space="preserve">Mediante el escrito del 27 de mayo de 2025, subsanada mediante escrito del 22 de julio de 2025, el señor [APELLIDO] denunció a Pacífico por presuntas infracciones a la Ley 29571, Código de Protección y Defensa del Consumidor (en adelante, Código), señalando lo siguiente:</w:t>
-      </w:r>
-      <w:r>
-        <w:rPr>
-          <w:rFonts w:ascii="Arial Narrow" w:eastAsia="Arial Narrow" w:hAnsi="Arial Narrow" w:cs="Arial Narrow"/>
-          <w:color w:val="000000"/>
-          <w:kern w:val="0"/>
-          <w:sz w:val="22"/>
-          <w:szCs w:val="22"/>
-          <w:lang w:val="es-ES" w:eastAsia="es-ES"/>
-          <w14:ligatures w14:val="none"/>
-        </w:rPr>
-        <w:t/>
+        <w:t xml:space="preserve">Mediante el escrito del 27 de mayo de 2025, subsanada mediante escrito del 22 de julio de 2025, el señor [APELLIDO] denunció a Pacífico por presuntas infracciones a la Ley 29571, Código de Protección y Defensa del Consumidor</w:t>
       </w:r>
       <w:r>
         <w:rPr>
@@ -636,103 +624,7 @@
           <w:lang w:val="es-ES" w:eastAsia="es-ES"/>
           <w14:ligatures w14:val="none"/>
         </w:rPr>
-        <w:t xml:space="preserve"/>
-      </w:r>
-      <w:r>
-        <w:rPr>
-          <w:rFonts w:ascii="Arial Narrow" w:eastAsia="Arial Narrow" w:hAnsi="Arial Narrow" w:cs="Arial Narrow"/>
-          <w:color w:val="000000"/>
-          <w:kern w:val="0"/>
-          <w:sz w:val="22"/>
-          <w:szCs w:val="22"/>
-          <w:lang w:val="es-ES" w:eastAsia="es-ES"/>
-          <w14:ligatures w14:val="none"/>
-        </w:rPr>
-        <w:t/>
-      </w:r>
-      <w:r>
-        <w:rPr>
-          <w:rFonts w:ascii="Arial Narrow" w:eastAsia="Arial Narrow" w:hAnsi="Arial Narrow" w:cs="Arial Narrow"/>
-          <w:kern w:val="0"/>
-          <w14:ligatures w14:val="none"/>
-          <w:sz w:val="22"/>
-          <w:szCs w:val="22"/>
-        </w:rPr>
-        <w:t/>
-      </w:r>
-      <w:r>
-        <w:rPr>
-          <w:rFonts w:ascii="Arial Narrow" w:eastAsia="Arial Narrow" w:hAnsi="Arial Narrow" w:cs="Arial Narrow"/>
-          <w:kern w:val="0"/>
-          <w14:ligatures w14:val="none"/>
-          <w:sz w:val="22"/>
-          <w:szCs w:val="22"/>
-        </w:rPr>
-        <w:t xml:space="preserve"/>
-      </w:r>
-      <w:r>
-        <w:rPr>
-          <w:rFonts w:ascii="Arial Narrow" w:eastAsia="Arial Narrow" w:hAnsi="Arial Narrow" w:cs="Arial Narrow"/>
-          <w:kern w:val="0"/>
-          <w14:ligatures w14:val="none"/>
-          <w:sz w:val="22"/>
-          <w:szCs w:val="22"/>
-        </w:rPr>
-        <w:t/>
-      </w:r>
-      <w:r>
-        <w:rPr>
-          <w:rFonts w:ascii="Arial Narrow" w:eastAsia="Arial Narrow" w:hAnsi="Arial Narrow" w:cs="Arial Narrow"/>
-          <w:kern w:val="0"/>
-          <w14:ligatures w14:val="none"/>
-          <w:sz w:val="22"/>
-          <w:szCs w:val="22"/>
-        </w:rPr>
-        <w:t xml:space="preserve"/>
-      </w:r>
-      <w:r>
-        <w:rPr>
-          <w:rFonts w:ascii="Arial Narrow" w:eastAsia="Arial Narrow" w:hAnsi="Arial Narrow" w:cs="Arial Narrow"/>
-          <w:kern w:val="0"/>
-          <w14:ligatures w14:val="none"/>
-          <w:sz w:val="22"/>
-          <w:szCs w:val="22"/>
-        </w:rPr>
-        <w:t xml:space="preserve"/>
-      </w:r>
-      <w:r>
-        <w:rPr>
-          <w:rFonts w:ascii="Arial Narrow" w:eastAsia="Arial Narrow" w:hAnsi="Arial Narrow" w:cs="Arial Narrow"/>
-          <w:kern w:val="0"/>
-          <w14:ligatures w14:val="none"/>
-          <w:sz w:val="22"/>
-          <w:szCs w:val="22"/>
-        </w:rPr>
-        <w:t/>
-      </w:r>
-      <w:r>
-        <w:rPr>
-          <w:rFonts w:ascii="Arial Narrow" w:eastAsia="Arial Narrow" w:hAnsi="Arial Narrow" w:cs="Arial Narrow"/>
-          <w:color w:val="000000"/>
-          <w:kern w:val="0"/>
-          <w:sz w:val="22"/>
-          <w:szCs w:val="22"/>
-          <w:lang w:val="es-ES" w:eastAsia="es-ES"/>
-          <w14:ligatures w14:val="none"/>
-        </w:rPr>
-        <w:t xml:space="preserve"/>
-      </w:r>
-      <w:r>
-        <w:rPr>
-          <w:rFonts w:ascii="Arial Narrow" w:eastAsia="Arial Narrow" w:hAnsi="Arial Narrow" w:cs="Arial Narrow"/>
-          <w:color w:val="000000"/>
-          <w:kern w:val="0"/>
-          <w:sz w:val="22"/>
-          <w:szCs w:val="22"/>
-          <w:lang w:val="es-ES" w:eastAsia="es-ES"/>
-          <w14:ligatures w14:val="none"/>
-        </w:rPr>
-        <w:t xml:space="preserve"/>
+        <w:t xml:space="preserve"> (en adelante, Código), señalando lo siguiente:</w:t>
       </w:r>
       <w:r>
         <w:rPr>
@@ -759,6 +651,126 @@
           <w14:ligatures w14:val="none"/>
         </w:rPr>
         <w:footnoteReference w:id="2"/>
+      </w:r>
+      <w:r>
+        <w:rPr>
+          <w:rFonts w:ascii="Arial Narrow" w:eastAsia="Arial Narrow" w:hAnsi="Arial Narrow" w:cs="Arial Narrow"/>
+          <w:color w:val="000000"/>
+          <w:kern w:val="0"/>
+          <w:sz w:val="22"/>
+          <w:szCs w:val="22"/>
+          <w:lang w:val="es-ES" w:eastAsia="es-ES"/>
+          <w14:ligatures w14:val="none"/>
+        </w:rPr>
+        <w:t xml:space="preserve"/>
+      </w:r>
+      <w:r>
+        <w:rPr>
+          <w:rFonts w:ascii="Arial Narrow" w:eastAsia="Arial Narrow" w:hAnsi="Arial Narrow" w:cs="Arial Narrow"/>
+          <w:color w:val="000000"/>
+          <w:kern w:val="0"/>
+          <w:sz w:val="22"/>
+          <w:szCs w:val="22"/>
+          <w:lang w:val="es-ES" w:eastAsia="es-ES"/>
+          <w14:ligatures w14:val="none"/>
+        </w:rPr>
+        <w:t/>
+      </w:r>
+      <w:r>
+        <w:rPr>
+          <w:rFonts w:ascii="Arial Narrow" w:eastAsia="Arial Narrow" w:hAnsi="Arial Narrow" w:cs="Arial Narrow"/>
+          <w:kern w:val="0"/>
+          <w14:ligatures w14:val="none"/>
+          <w:sz w:val="22"/>
+          <w:szCs w:val="22"/>
+        </w:rPr>
+        <w:t/>
+      </w:r>
+      <w:r>
+        <w:rPr>
+          <w:rFonts w:ascii="Arial Narrow" w:eastAsia="Arial Narrow" w:hAnsi="Arial Narrow" w:cs="Arial Narrow"/>
+          <w:kern w:val="0"/>
+          <w14:ligatures w14:val="none"/>
+          <w:sz w:val="22"/>
+          <w:szCs w:val="22"/>
+        </w:rPr>
+        <w:t xml:space="preserve"/>
+      </w:r>
+      <w:r>
+        <w:rPr>
+          <w:rFonts w:ascii="Arial Narrow" w:eastAsia="Arial Narrow" w:hAnsi="Arial Narrow" w:cs="Arial Narrow"/>
+          <w:kern w:val="0"/>
+          <w14:ligatures w14:val="none"/>
+          <w:sz w:val="22"/>
+          <w:szCs w:val="22"/>
+        </w:rPr>
+        <w:t/>
+      </w:r>
+      <w:r>
+        <w:rPr>
+          <w:rFonts w:ascii="Arial Narrow" w:eastAsia="Arial Narrow" w:hAnsi="Arial Narrow" w:cs="Arial Narrow"/>
+          <w:kern w:val="0"/>
+          <w14:ligatures w14:val="none"/>
+          <w:sz w:val="22"/>
+          <w:szCs w:val="22"/>
+        </w:rPr>
+        <w:t xml:space="preserve"/>
+      </w:r>
+      <w:r>
+        <w:rPr>
+          <w:rFonts w:ascii="Arial Narrow" w:eastAsia="Arial Narrow" w:hAnsi="Arial Narrow" w:cs="Arial Narrow"/>
+          <w:kern w:val="0"/>
+          <w14:ligatures w14:val="none"/>
+          <w:sz w:val="22"/>
+          <w:szCs w:val="22"/>
+        </w:rPr>
+        <w:t xml:space="preserve"/>
+      </w:r>
+      <w:r>
+        <w:rPr>
+          <w:rFonts w:ascii="Arial Narrow" w:eastAsia="Arial Narrow" w:hAnsi="Arial Narrow" w:cs="Arial Narrow"/>
+          <w:kern w:val="0"/>
+          <w14:ligatures w14:val="none"/>
+          <w:sz w:val="22"/>
+          <w:szCs w:val="22"/>
+        </w:rPr>
+        <w:t/>
+      </w:r>
+      <w:r>
+        <w:rPr>
+          <w:rFonts w:ascii="Arial Narrow" w:eastAsia="Arial Narrow" w:hAnsi="Arial Narrow" w:cs="Arial Narrow"/>
+          <w:color w:val="000000"/>
+          <w:kern w:val="0"/>
+          <w:sz w:val="22"/>
+          <w:szCs w:val="22"/>
+          <w:lang w:val="es-ES" w:eastAsia="es-ES"/>
+          <w14:ligatures w14:val="none"/>
+        </w:rPr>
+        <w:t xml:space="preserve"/>
+      </w:r>
+      <w:r>
+        <w:rPr>
+          <w:rFonts w:ascii="Arial Narrow" w:eastAsia="Arial Narrow" w:hAnsi="Arial Narrow" w:cs="Arial Narrow"/>
+          <w:color w:val="000000"/>
+          <w:kern w:val="0"/>
+          <w:sz w:val="22"/>
+          <w:szCs w:val="22"/>
+          <w:lang w:val="es-ES" w:eastAsia="es-ES"/>
+          <w14:ligatures w14:val="none"/>
+        </w:rPr>
+        <w:t xml:space="preserve"/>
+      </w:r>
+      <w:r>
+        <w:rPr>
+          <w:rFonts w:ascii="Arial Narrow" w:eastAsia="Arial Narrow" w:hAnsi="Arial Narrow" w:cs="Arial Narrow"/>
+          <w:color w:val="000000"/>
+          <w:kern w:val="0"/>
+          <w:sz w:val="22"/>
+          <w:szCs w:val="22"/>
+          <w:lang w:val="es-ES" w:eastAsia="es-ES"/>
+          <w14:ligatures w14:val="none"/>
+        </w:rPr>
+        <w:t/>
       </w:r>
       <w:r>
         <w:rPr>
@@ -7202,7 +7214,19 @@
           <w:lang w:eastAsia="es-PE"/>
           <w14:ligatures w14:val="none"/>
         </w:rPr>
-        <w:t xml:space="preserve">PRIMERO: admitir a trámite la denuncia del 27 de mayo de 2025, subsanada mediante escrito del 22 de julio de 2025, interpuesta por el señor [DENUNCIANTE] contra Pacífico Compañía de Seguros y Reaseguros S.A., por lo siguiente:</w:t>
+        <w:t xml:space="preserve">PRIMERO:</w:t>
+      </w:r>
+      <w:r>
+        <w:rPr>
+          <w:rFonts w:ascii="Arial Narrow" w:eastAsia="Arial Narrow" w:hAnsi="Arial Narrow" w:cs="Arial Narrow"/>
+          <w:color w:val="000000"/>
+          <w:kern w:val="0"/>
+          <w:sz w:val="22"/>
+          <w:szCs w:val="22"/>
+          <w:lang w:eastAsia="es-PE"/>
+          <w14:ligatures w14:val="none"/>
+        </w:rPr>
+        <w:t xml:space="preserve"> admitir a trámite la denuncia del 27 de mayo de 2025, subsanada mediante escrito del 22 de julio de 2025, interpuesta por el señor [DENUNCIANTE] contra Pacífico Compañía de Seguros y Reaseguros S.A., por lo siguiente:</w:t>
       </w:r>
       <w:r>
         <w:rPr>
@@ -7272,7 +7296,6 @@
       <w:r>
         <w:rPr>
           <w:rFonts w:ascii="Arial Narrow" w:eastAsia="Arial Narrow" w:hAnsi="Arial Narrow" w:cs="Arial Narrow"/>
-          <w:bCs/>
           <w:sz w:val="22"/>
           <w:szCs w:val="22"/>
         </w:rPr>
@@ -9061,7 +9084,19 @@
           <w:lang w:eastAsia="es-PE"/>
           <w14:ligatures w14:val="none"/>
         </w:rPr>
-        <w:t xml:space="preserve">TERCERO: </w:t>
+        <w:t xml:space="preserve">TERCERO:</w:t>
+      </w:r>
+      <w:r>
+        <w:rPr>
+          <w:rFonts w:ascii="Arial Narrow" w:eastAsia="Arial Narrow" w:hAnsi="Arial Narrow" w:cs="Arial Narrow"/>
+          <w:color w:val="000000"/>
+          <w:kern w:val="0"/>
+          <w:sz w:val="22"/>
+          <w:szCs w:val="22"/>
+          <w:lang w:eastAsia="es-PE"/>
+          <w14:ligatures w14:val="none"/>
+        </w:rPr>
+        <w:t xml:space="preserve"> </w:t>
       </w:r>
       <w:r>
         <w:rPr>
@@ -9078,7 +9113,6 @@
       <w:r>
         <w:rPr>
           <w:rFonts w:ascii="Arial Narrow" w:eastAsia="Arial Narrow" w:hAnsi="Arial Narrow" w:cs="Arial Narrow"/>
-          <w:bCs/>
           <w:sz w:val="22"/>
           <w:szCs w:val="22"/>
         </w:rPr>
@@ -9450,7 +9484,15 @@
           <w:sz w:val="22"/>
           <w:szCs w:val="22"/>
         </w:rPr>
-        <w:t xml:space="preserve">CUARTO: </w:t>
+        <w:t xml:space="preserve">CUARTO:</w:t>
+      </w:r>
+      <w:r>
+        <w:rPr>
+          <w:rFonts w:ascii="Arial Narrow" w:eastAsia="Arial Narrow" w:hAnsi="Arial Narrow" w:cs="Arial Narrow"/>
+          <w:sz w:val="22"/>
+          <w:szCs w:val="22"/>
+        </w:rPr>
+        <w:t xml:space="preserve"> </w:t>
       </w:r>
       <w:r>
         <w:rPr>
@@ -9472,7 +9514,7 @@
           <w:lang w:val="es-ES" w:eastAsia="es-ES"/>
           <w14:ligatures w14:val="none"/>
         </w:rPr>
-        <w:footnoteReference w:id="13"/>
+        <w:footnoteReference w:id="8"/>
       </w:r>
       <w:r>
         <w:rPr>
@@ -9494,7 +9536,7 @@
           <w:lang w:val="es-ES" w:eastAsia="es-ES"/>
           <w14:ligatures w14:val="none"/>
         </w:rPr>
-        <w:footnoteReference w:id="14"/>
+        <w:footnoteReference w:id="9"/>
       </w:r>
       <w:r>
         <w:rPr>
@@ -9545,7 +9587,19 @@
           <w:lang w:eastAsia="es-PE"/>
           <w14:ligatures w14:val="none"/>
         </w:rPr>
-        <w:t xml:space="preserve">QUINTO: </w:t>
+        <w:t xml:space="preserve">QUINTO:</w:t>
+      </w:r>
+      <w:r>
+        <w:rPr>
+          <w:rFonts w:ascii="Arial Narrow" w:eastAsia="Arial Narrow" w:hAnsi="Arial Narrow" w:cs="Arial Narrow"/>
+          <w:color w:val="000000"/>
+          <w:kern w:val="0"/>
+          <w:sz w:val="22"/>
+          <w:szCs w:val="22"/>
+          <w:lang w:eastAsia="es-PE"/>
+          <w14:ligatures w14:val="none"/>
+        </w:rPr>
+        <w:t xml:space="preserve"> </w:t>
       </w:r>
       <w:bookmarkStart w:id="6" w:name="_Hlk188286813"/>
       <w:r>
@@ -9765,7 +9819,7 @@
           <w:lang w:eastAsia="es-PE"/>
           <w14:ligatures w14:val="none"/>
         </w:rPr>
-        <w:footnoteReference w:id="8"/>
+        <w:footnoteReference w:id="10"/>
       </w:r>
       <w:r>
         <w:rPr>
@@ -9876,7 +9930,7 @@
           <w:lang w:eastAsia="es-PE"/>
           <w14:ligatures w14:val="none"/>
         </w:rPr>
-        <w:footnoteReference w:id="9"/>
+        <w:footnoteReference w:id="11"/>
       </w:r>
       <w:r>
         <w:rPr>
@@ -9940,7 +9994,7 @@
           <w:lang w:eastAsia="es-PE"/>
           <w14:ligatures w14:val="none"/>
         </w:rPr>
-        <w:footnoteReference w:id="10"/>
+        <w:footnoteReference w:id="12"/>
       </w:r>
       <w:r>
         <w:rPr>
@@ -10154,7 +10208,7 @@
           <w:vertAlign w:val="superscript"/>
           <w14:ligatures w14:val="none"/>
         </w:rPr>
-        <w:footnoteReference w:id="11"/>
+        <w:footnoteReference w:id="13"/>
       </w:r>
       <w:r>
         <w:rPr>
@@ -10172,29 +10226,139 @@
           <w:kern w:val="0"/>
           <w:sz w:val="22"/>
           <w:szCs w:val="22"/>
+          <w14:ligatures w14:val="none"/>
+        </w:rPr>
+        <w:t>expresamente su facultad para asistir y conciliar en su representación</w:t>
+      </w:r>
+      <w:r>
+        <w:rPr>
+          <w:rFonts w:ascii="Arial Narrow" w:eastAsia="Arial Narrow" w:hAnsi="Arial Narrow" w:cs="Arial Narrow"/>
+          <w:kern w:val="0"/>
+          <w14:ligatures w14:val="none"/>
+          <w:sz w:val="22"/>
+          <w:szCs w:val="22"/>
+        </w:rPr>
+        <w:t>.</w:t>
+      </w:r>
+      <w:r>
+        <w:rPr>
+          <w:rFonts w:ascii="Arial Narrow" w:eastAsia="Arial Narrow" w:hAnsi="Arial Narrow" w:cs="Arial Narrow"/>
+          <w:kern w:val="0"/>
+          <w14:ligatures w14:val="none"/>
+          <w:sz w:val="22"/>
+          <w:szCs w:val="22"/>
+        </w:rPr>
+        <w:t xml:space="preserve"> </w:t>
+      </w:r>
+      <w:r>
+        <w:rPr>
+          <w:rFonts w:ascii="Arial Narrow" w:eastAsia="Arial Narrow" w:hAnsi="Arial Narrow" w:cs="Arial Narrow"/>
+          <w:kern w:val="0"/>
+          <w:sz w:val="22"/>
+          <w:szCs w:val="22"/>
+          <w14:ligatures w14:val="none"/>
+        </w:rPr>
+        <w:t xml:space="preserve">Ello bajo apercibimiento de no realizar la audiencia de conciliación y levantar el acta de inasistencia correspondiente. </w:t>
+      </w:r>
+    </w:p>
+    <w:p>
+      <w:pPr>
+        <w:suppressAutoHyphens/>
+        <w:spacing w:after="0" w:line="240" w:lineRule="auto"/>
+        <w:jc w:val="both"/>
+        <w:rPr>
+          <w:rFonts w:ascii="Arial Narrow" w:eastAsia="Arial Narrow" w:hAnsi="Arial Narrow" w:cs="Arial Narrow"/>
+          <w:kern w:val="0"/>
+          <w:sz w:val="22"/>
+          <w:szCs w:val="22"/>
           <w:u w:val="single"/>
           <w14:ligatures w14:val="none"/>
         </w:rPr>
-        <w:t>expresamente su facultad para asistir y conciliar en su representación</w:t>
-      </w:r>
-      <w:r>
-        <w:rPr>
-          <w:rFonts w:ascii="Arial Narrow" w:eastAsia="Arial Narrow" w:hAnsi="Arial Narrow" w:cs="Arial Narrow"/>
-          <w:bCs/>
-          <w:kern w:val="0"/>
-          <w14:ligatures w14:val="none"/>
-          <w:sz w:val="22"/>
-          <w:szCs w:val="22"/>
-        </w:rPr>
-        <w:t>.</w:t>
-      </w:r>
+      </w:pPr>
+    </w:p>
+    <w:p>
+      <w:pPr>
+        <w:suppressAutoHyphens/>
+        <w:spacing w:after="0" w:line="240" w:lineRule="auto"/>
+        <w:jc w:val="both"/>
+        <w:rPr>
+          <w:rFonts w:ascii="Arial Narrow" w:eastAsia="Arial Narrow" w:hAnsi="Arial Narrow" w:cs="Arial Narrow"/>
+          <w:color w:val="000000"/>
+          <w:kern w:val="0"/>
+          <w:sz w:val="22"/>
+          <w:szCs w:val="22"/>
+          <w:lang w:eastAsia="es-PE"/>
+          <w14:ligatures w14:val="none"/>
+        </w:rPr>
+      </w:pPr>
+      <w:r>
+        <w:rPr>
+          <w:rFonts w:ascii="Arial Narrow" w:eastAsia="Arial Narrow" w:hAnsi="Arial Narrow" w:cs="Arial Narrow"/>
+          <w:b/>
+          <w:color w:val="000000"/>
+          <w:kern w:val="0"/>
+          <w:sz w:val="22"/>
+          <w:szCs w:val="22"/>
+          <w:lang w:eastAsia="es-PE"/>
+          <w14:ligatures w14:val="none"/>
+        </w:rPr>
+        <w:t>NOVENO:</w:t>
+      </w:r>
+      <w:r>
+        <w:rPr>
+          <w:rFonts w:ascii="Arial Narrow" w:eastAsia="Arial Narrow" w:hAnsi="Arial Narrow" w:cs="Arial Narrow"/>
+          <w:color w:val="000000"/>
+          <w:kern w:val="0"/>
+          <w:sz w:val="22"/>
+          <w:szCs w:val="22"/>
+          <w:lang w:eastAsia="es-PE"/>
+          <w14:ligatures w14:val="none"/>
+        </w:rPr>
+        <w:t xml:space="preserve"> poner en conocimiento de las partes que, antes de la emisión de la Resolución Final, tienen la posibilidad de formular su desistimiento o presentar el acuerdo arribado mediante la conciliación, mediación, transacción o cualquier otro que, de forma indubitable, deje constancia que se ha solucionado la controversia materia de denuncia.</w:t>
+      </w:r>
+      <w:bookmarkStart w:id="9" w:name="h.gjdgxs" w:colFirst="0" w:colLast="0"/>
+      <w:bookmarkEnd w:id="9"/>
+    </w:p>
+    <w:p>
+      <w:pPr>
+        <w:suppressAutoHyphens/>
+        <w:spacing w:after="0" w:line="240" w:lineRule="auto"/>
+        <w:jc w:val="both"/>
+        <w:rPr>
+          <w:rFonts w:ascii="Arial Narrow" w:eastAsia="Arial Narrow" w:hAnsi="Arial Narrow" w:cs="Arial Narrow"/>
+          <w:color w:val="000000"/>
+          <w:kern w:val="0"/>
+          <w:sz w:val="22"/>
+          <w:szCs w:val="22"/>
+          <w:lang w:eastAsia="es-PE"/>
+          <w14:ligatures w14:val="none"/>
+        </w:rPr>
+      </w:pPr>
+    </w:p>
+    <w:p>
+      <w:pPr>
+        <w:suppressAutoHyphens/>
+        <w:spacing w:after="0" w:line="240" w:lineRule="auto"/>
+        <w:jc w:val="both"/>
+        <w:rPr>
+          <w:rFonts w:ascii="Arial Narrow" w:eastAsia="Arial Narrow" w:hAnsi="Arial Narrow" w:cs="Arial Narrow"/>
+          <w:sz w:val="22"/>
+          <w:szCs w:val="22"/>
+        </w:rPr>
+      </w:pPr>
       <w:r>
         <w:rPr>
           <w:rFonts w:ascii="Arial Narrow" w:eastAsia="Arial Narrow" w:hAnsi="Arial Narrow" w:cs="Arial Narrow"/>
           <w:b/>
           <w:bCs/>
-          <w:kern w:val="0"/>
-          <w14:ligatures w14:val="none"/>
+          <w:sz w:val="22"/>
+          <w:szCs w:val="22"/>
+        </w:rPr>
+        <w:t xml:space="preserve">DÉCIMO:</w:t>
+      </w:r>
+      <w:r>
+        <w:rPr>
+          <w:rFonts w:ascii="Arial Narrow" w:eastAsia="Arial Narrow" w:hAnsi="Arial Narrow" w:cs="Arial Narrow"/>
           <w:sz w:val="22"/>
           <w:szCs w:val="22"/>
         </w:rPr>
@@ -10203,13 +10367,137 @@
       <w:r>
         <w:rPr>
           <w:rFonts w:ascii="Arial Narrow" w:eastAsia="Arial Narrow" w:hAnsi="Arial Narrow" w:cs="Arial Narrow"/>
-          <w:kern w:val="0"/>
-          <w:sz w:val="22"/>
-          <w:szCs w:val="22"/>
-          <w:u w:val="single"/>
-          <w14:ligatures w14:val="none"/>
-        </w:rPr>
-        <w:t xml:space="preserve">Ello bajo apercibimiento de no realizar la audiencia de conciliación y levantar el acta de inasistencia correspondiente. </w:t>
+          <w:sz w:val="22"/>
+          <w:szCs w:val="22"/>
+        </w:rPr>
+        <w:t xml:space="preserve">requerir al señor [DENUNCIANTE] para que, dentro del plazo de dos (2) días hábiles siguientes a la fecha en que reciba la notificación en su bandeja de correo electrónico, efectúe la confirmación de recepción de la notificación remitida por este despacho a su correo electrónico, de conformidad con el segundo párrafo del numeral 4 del artículo 20 del Texto Único Ordenado de la Ley del Procedimiento Administrativo General, aprobado mediante Decreto Supremo 006-2026-JUS, bajo apercibimiento de rehacer el acto de notificación y notificarle conforme al numeral 1 del artículo 20 del citado cuerpo normativo.</w:t>
+      </w:r>
+      <w:r>
+        <w:rPr>
+          <w:rFonts w:ascii="Arial Narrow" w:eastAsia="Arial Narrow" w:hAnsi="Arial Narrow" w:cs="Arial Narrow"/>
+          <w:spacing w:val="-3"/>
+          <w:kern w:val="0"/>
+          <w14:ligatures w14:val="none"/>
+          <w:sz w:val="22"/>
+          <w:szCs w:val="22"/>
+        </w:rPr>
+        <w:t/>
+      </w:r>
+      <w:r>
+        <w:rPr>
+          <w:rFonts w:ascii="Arial Narrow" w:eastAsia="Arial Narrow" w:hAnsi="Arial Narrow" w:cs="Arial Narrow"/>
+          <w:spacing w:val="-3"/>
+          <w:kern w:val="0"/>
+          <w14:ligatures w14:val="none"/>
+          <w:sz w:val="22"/>
+          <w:szCs w:val="22"/>
+        </w:rPr>
+        <w:t xml:space="preserve"/>
+      </w:r>
+      <w:bookmarkStart w:id="10" w:name="_Hlk208300701"/>
+      <w:r>
+        <w:rPr>
+          <w:rFonts w:ascii="Arial Narrow" w:eastAsia="Arial Narrow" w:hAnsi="Arial Narrow" w:cs="Arial Narrow"/>
+          <w:spacing w:val="-3"/>
+          <w:kern w:val="0"/>
+          <w14:ligatures w14:val="none"/>
+          <w:sz w:val="22"/>
+          <w:szCs w:val="22"/>
+        </w:rPr>
+        <w:t xml:space="preserve"/>
+      </w:r>
+      <w:r>
+        <w:rPr>
+          <w:rFonts w:ascii="Arial Narrow" w:eastAsia="Arial Narrow" w:hAnsi="Arial Narrow" w:cs="Arial Narrow"/>
+          <w:color w:val="000000"/>
+          <w:kern w:val="0"/>
+          <w:sz w:val="22"/>
+          <w:szCs w:val="22"/>
+          <w:shd w:val="clear" w:color="auto" w:fill="FFFFFF"/>
+          <w:lang w:eastAsia="es-PE"/>
+          <w14:ligatures w14:val="none"/>
+        </w:rPr>
+        <w:t xml:space="preserve"/>
+      </w:r>
+      <w:bookmarkEnd w:id="10"/>
+      <w:r>
+        <w:rPr>
+          <w:rFonts w:ascii="Arial Narrow" w:eastAsia="Arial Narrow" w:hAnsi="Arial Narrow" w:cs="Arial Narrow"/>
+          <w:color w:val="000000"/>
+          <w:sz w:val="22"/>
+          <w:szCs w:val="22"/>
+        </w:rPr>
+        <w:t xml:space="preserve"/>
+      </w:r>
+      <w:r>
+        <w:rPr>
+          <w:rFonts w:ascii="Arial Narrow" w:eastAsia="Arial Narrow" w:hAnsi="Arial Narrow" w:cs="Arial Narrow"/>
+          <w:color w:val="000000"/>
+          <w:sz w:val="22"/>
+          <w:szCs w:val="22"/>
+        </w:rPr>
+        <w:lastRenderedPageBreak/>
+        <w:t/>
+      </w:r>
+      <w:r>
+        <w:rPr>
+          <w:rFonts w:ascii="Arial Narrow" w:eastAsia="Arial Narrow" w:hAnsi="Arial Narrow" w:cs="Arial Narrow"/>
+          <w:color w:val="000000"/>
+          <w:kern w:val="0"/>
+          <w:sz w:val="22"/>
+          <w:szCs w:val="22"/>
+          <w:lang w:eastAsia="es-PE"/>
+          <w14:ligatures w14:val="none"/>
+        </w:rPr>
+        <w:t/>
+      </w:r>
+      <w:r>
+        <w:rPr>
+          <w:rFonts w:ascii="Arial Narrow" w:eastAsia="Arial Narrow" w:hAnsi="Arial Narrow" w:cs="Arial Narrow"/>
+          <w:color w:val="000000"/>
+          <w:sz w:val="22"/>
+          <w:szCs w:val="22"/>
+        </w:rPr>
+        <w:t xml:space="preserve"/>
+      </w:r>
+      <w:r>
+        <w:rPr>
+          <w:rFonts w:ascii="Arial Narrow" w:eastAsia="Arial Narrow" w:hAnsi="Arial Narrow" w:cs="Arial Narrow"/>
+          <w:color w:val="000000"/>
+          <w:kern w:val="0"/>
+          <w:sz w:val="22"/>
+          <w:szCs w:val="22"/>
+          <w:lang w:eastAsia="es-PE"/>
+          <w14:ligatures w14:val="none"/>
+        </w:rPr>
+        <w:t/>
+      </w:r>
+      <w:r>
+        <w:rPr>
+          <w:rFonts w:ascii="Arial Narrow" w:eastAsia="Arial Narrow" w:hAnsi="Arial Narrow" w:cs="Arial Narrow"/>
+          <w:color w:val="000000"/>
+          <w:sz w:val="22"/>
+          <w:szCs w:val="22"/>
+        </w:rPr>
+        <w:t xml:space="preserve"/>
+      </w:r>
+      <w:r>
+        <w:rPr>
+          <w:rStyle w:val="Refdenotaalpie"/>
+          <w:rFonts w:ascii="Arial Narrow" w:eastAsia="Arial Narrow" w:hAnsi="Arial Narrow" w:cs="Arial Narrow"/>
+          <w:sz w:val="22"/>
+          <w:szCs w:val="22"/>
+          <w:vertAlign w:val="superscript"/>
+        </w:rPr>
+        <w:footnoteReference w:id="14"/>
+      </w:r>
+      <w:r>
+        <w:rPr>
+          <w:rFonts w:ascii="Arial Narrow" w:eastAsia="Arial Narrow" w:hAnsi="Arial Narrow" w:cs="Arial Narrow"/>
+          <w:sz w:val="22"/>
+          <w:szCs w:val="22"/>
+        </w:rPr>
+        <w:t/>
       </w:r>
     </w:p>
     <w:p>
@@ -10219,77 +10507,15 @@
         <w:jc w:val="both"/>
         <w:rPr>
           <w:rFonts w:ascii="Arial Narrow" w:eastAsia="Arial Narrow" w:hAnsi="Arial Narrow" w:cs="Arial Narrow"/>
-          <w:kern w:val="0"/>
-          <w:sz w:val="22"/>
-          <w:szCs w:val="22"/>
-          <w:u w:val="single"/>
-          <w14:ligatures w14:val="none"/>
+          <w:sz w:val="22"/>
+          <w:szCs w:val="22"/>
         </w:rPr>
       </w:pPr>
     </w:p>
     <w:p>
       <w:pPr>
         <w:suppressAutoHyphens/>
-        <w:spacing w:after="0" w:line="240" w:lineRule="auto"/>
-        <w:jc w:val="both"/>
-        <w:rPr>
-          <w:rFonts w:ascii="Arial Narrow" w:eastAsia="Arial Narrow" w:hAnsi="Arial Narrow" w:cs="Arial Narrow"/>
-          <w:color w:val="000000"/>
-          <w:kern w:val="0"/>
-          <w:sz w:val="22"/>
-          <w:szCs w:val="22"/>
-          <w:lang w:eastAsia="es-PE"/>
-          <w14:ligatures w14:val="none"/>
-        </w:rPr>
-      </w:pPr>
-      <w:r>
-        <w:rPr>
-          <w:rFonts w:ascii="Arial Narrow" w:eastAsia="Arial Narrow" w:hAnsi="Arial Narrow" w:cs="Arial Narrow"/>
-          <w:b/>
-          <w:color w:val="000000"/>
-          <w:kern w:val="0"/>
-          <w:sz w:val="22"/>
-          <w:szCs w:val="22"/>
-          <w:lang w:eastAsia="es-PE"/>
-          <w14:ligatures w14:val="none"/>
-        </w:rPr>
-        <w:t>NOVENO:</w:t>
-      </w:r>
-      <w:r>
-        <w:rPr>
-          <w:rFonts w:ascii="Arial Narrow" w:eastAsia="Arial Narrow" w:hAnsi="Arial Narrow" w:cs="Arial Narrow"/>
-          <w:color w:val="000000"/>
-          <w:kern w:val="0"/>
-          <w:sz w:val="22"/>
-          <w:szCs w:val="22"/>
-          <w:lang w:eastAsia="es-PE"/>
-          <w14:ligatures w14:val="none"/>
-        </w:rPr>
-        <w:t xml:space="preserve"> poner en conocimiento de las partes que, antes de la emisión de la Resolución Final, tienen la posibilidad de formular su desistimiento o presentar el acuerdo arribado mediante la conciliación, mediación, transacción o cualquier otro que, de forma indubitable, deje constancia que se ha solucionado la controversia materia de denuncia.</w:t>
-      </w:r>
-      <w:bookmarkStart w:id="9" w:name="h.gjdgxs" w:colFirst="0" w:colLast="0"/>
-      <w:bookmarkEnd w:id="9"/>
-    </w:p>
-    <w:p>
-      <w:pPr>
-        <w:suppressAutoHyphens/>
-        <w:spacing w:after="0" w:line="240" w:lineRule="auto"/>
-        <w:jc w:val="both"/>
-        <w:rPr>
-          <w:rFonts w:ascii="Arial Narrow" w:eastAsia="Arial Narrow" w:hAnsi="Arial Narrow" w:cs="Arial Narrow"/>
-          <w:color w:val="000000"/>
-          <w:kern w:val="0"/>
-          <w:sz w:val="22"/>
-          <w:szCs w:val="22"/>
-          <w:lang w:eastAsia="es-PE"/>
-          <w14:ligatures w14:val="none"/>
-        </w:rPr>
-      </w:pPr>
-    </w:p>
-    <w:p>
-      <w:pPr>
-        <w:suppressAutoHyphens/>
-        <w:spacing w:after="0" w:line="240" w:lineRule="auto"/>
+        <w:spacing w:line="240" w:lineRule="auto"/>
         <w:jc w:val="both"/>
         <w:rPr>
           <w:rFonts w:ascii="Arial Narrow" w:eastAsia="Arial Narrow" w:hAnsi="Arial Narrow" w:cs="Arial Narrow"/>
@@ -10305,144 +10531,77 @@
           <w:sz w:val="22"/>
           <w:szCs w:val="22"/>
         </w:rPr>
-        <w:t xml:space="preserve">DÉCIMO: </w:t>
-      </w:r>
-      <w:r>
-        <w:rPr>
-          <w:rFonts w:ascii="Arial Narrow" w:eastAsia="Arial Narrow" w:hAnsi="Arial Narrow" w:cs="Arial Narrow"/>
-          <w:sz w:val="22"/>
-          <w:szCs w:val="22"/>
-        </w:rPr>
-        <w:t xml:space="preserve">requerir al señor [DENUNCIANTE] para que, dentro del plazo de dos (2) días hábiles siguientes a la fecha en que reciba la notificación en su bandeja de correo electrónico, efectúe la confirmación de recepción de la notificación remitida por este despacho a su correo electrónico, de conformidad con el segundo párrafo del numeral 4 del artículo 20 del Texto Único Ordenado de la Ley del Procedimiento Administrativo General, aprobado mediante Decreto Supremo 006-2026-JUS, bajo apercibimiento de rehacer el acto de notificación y notificarle conforme al numeral 1 del artículo 20 del citado cuerpo normativo.</w:t>
-      </w:r>
-      <w:r>
-        <w:rPr>
-          <w:rFonts w:ascii="Arial Narrow" w:eastAsia="Arial Narrow" w:hAnsi="Arial Narrow" w:cs="Arial Narrow"/>
-          <w:spacing w:val="-3"/>
-          <w:kern w:val="0"/>
-          <w14:ligatures w14:val="none"/>
-          <w:sz w:val="22"/>
-          <w:szCs w:val="22"/>
-        </w:rPr>
-        <w:t/>
-      </w:r>
-      <w:r>
-        <w:rPr>
-          <w:rFonts w:ascii="Arial Narrow" w:eastAsia="Arial Narrow" w:hAnsi="Arial Narrow" w:cs="Arial Narrow"/>
-          <w:spacing w:val="-3"/>
-          <w:kern w:val="0"/>
-          <w14:ligatures w14:val="none"/>
-          <w:sz w:val="22"/>
-          <w:szCs w:val="22"/>
-        </w:rPr>
-        <w:t xml:space="preserve"/>
-      </w:r>
-      <w:bookmarkStart w:id="10" w:name="_Hlk208300701"/>
-      <w:r>
-        <w:rPr>
-          <w:rFonts w:ascii="Arial Narrow" w:eastAsia="Arial Narrow" w:hAnsi="Arial Narrow" w:cs="Arial Narrow"/>
-          <w:spacing w:val="-3"/>
-          <w:kern w:val="0"/>
-          <w14:ligatures w14:val="none"/>
-          <w:sz w:val="22"/>
-          <w:szCs w:val="22"/>
-        </w:rPr>
-        <w:t xml:space="preserve"/>
-      </w:r>
-      <w:r>
-        <w:rPr>
-          <w:rFonts w:ascii="Arial Narrow" w:eastAsia="Arial Narrow" w:hAnsi="Arial Narrow" w:cs="Arial Narrow"/>
-          <w:color w:val="000000"/>
-          <w:kern w:val="0"/>
+        <w:t>DÉCIMO PRIMERO:</w:t>
+      </w:r>
+      <w:r>
+        <w:rPr>
+          <w:rFonts w:ascii="Arial Narrow" w:eastAsia="Arial Narrow" w:hAnsi="Arial Narrow" w:cs="Arial Narrow"/>
+          <w:sz w:val="22"/>
+          <w:szCs w:val="22"/>
+        </w:rPr>
+        <w:t xml:space="preserve"> </w:t>
+      </w:r>
+      <w:r>
+        <w:rPr>
+          <w:rFonts w:ascii="Arial Narrow" w:eastAsia="Arial Narrow" w:hAnsi="Arial Narrow" w:cs="Arial Narrow"/>
+          <w:color w:val="000000"/>
+          <w:sz w:val="22"/>
+          <w:szCs w:val="22"/>
+        </w:rPr>
+        <w:t xml:space="preserve">requerir a </w:t>
+      </w:r>
+      <w:r>
+        <w:rPr>
+          <w:rFonts w:ascii="Arial Narrow" w:eastAsia="Arial Narrow" w:hAnsi="Arial Narrow" w:cs="Arial Narrow"/>
+          <w:sz w:val="22"/>
+          <w:szCs w:val="22"/>
+        </w:rPr>
+        <w:t xml:space="preserve">Pacífico Compañía de Seguros y Reaseguros </w:t>
+      </w:r>
+      <w:r>
+        <w:rPr>
+          <w:rFonts w:ascii="Arial Narrow" w:eastAsia="Arial Narrow" w:hAnsi="Arial Narrow" w:cs="Arial Narrow"/>
+          <w:sz w:val="22"/>
+          <w:szCs w:val="22"/>
+        </w:rPr>
+        <w:t xml:space="preserve">S.A. </w:t>
+      </w:r>
+      <w:r>
+        <w:rPr>
+          <w:rFonts w:ascii="Arial Narrow" w:eastAsia="Arial Narrow" w:hAnsi="Arial Narrow" w:cs="Arial Narrow"/>
           <w:sz w:val="22"/>
           <w:szCs w:val="22"/>
           <w:shd w:val="clear" w:color="auto" w:fill="FFFFFF"/>
-          <w:lang w:eastAsia="es-PE"/>
-          <w14:ligatures w14:val="none"/>
-        </w:rPr>
-        <w:t xml:space="preserve"/>
-      </w:r>
-      <w:bookmarkEnd w:id="10"/>
-      <w:r>
-        <w:rPr>
-          <w:rFonts w:ascii="Arial Narrow" w:eastAsia="Arial Narrow" w:hAnsi="Arial Narrow" w:cs="Arial Narrow"/>
-          <w:color w:val="000000"/>
-          <w:sz w:val="22"/>
-          <w:szCs w:val="22"/>
-        </w:rPr>
-        <w:t xml:space="preserve"/>
-      </w:r>
-      <w:r>
-        <w:rPr>
-          <w:rFonts w:ascii="Arial Narrow" w:eastAsia="Arial Narrow" w:hAnsi="Arial Narrow" w:cs="Arial Narrow"/>
-          <w:color w:val="000000"/>
-          <w:sz w:val="22"/>
-          <w:szCs w:val="22"/>
-        </w:rPr>
-        <w:lastRenderedPageBreak/>
-        <w:t/>
-      </w:r>
-      <w:r>
-        <w:rPr>
-          <w:rFonts w:ascii="Arial Narrow" w:eastAsia="Arial Narrow" w:hAnsi="Arial Narrow" w:cs="Arial Narrow"/>
-          <w:color w:val="000000"/>
-          <w:kern w:val="0"/>
-          <w:sz w:val="22"/>
-          <w:szCs w:val="22"/>
-          <w:lang w:eastAsia="es-PE"/>
-          <w14:ligatures w14:val="none"/>
-        </w:rPr>
-        <w:t/>
-      </w:r>
-      <w:r>
-        <w:rPr>
-          <w:rFonts w:ascii="Arial Narrow" w:eastAsia="Arial Narrow" w:hAnsi="Arial Narrow" w:cs="Arial Narrow"/>
-          <w:color w:val="000000"/>
-          <w:sz w:val="22"/>
-          <w:szCs w:val="22"/>
-        </w:rPr>
-        <w:t xml:space="preserve"/>
-      </w:r>
-      <w:r>
-        <w:rPr>
-          <w:rFonts w:ascii="Arial Narrow" w:eastAsia="Arial Narrow" w:hAnsi="Arial Narrow" w:cs="Arial Narrow"/>
-          <w:color w:val="000000"/>
-          <w:kern w:val="0"/>
-          <w:sz w:val="22"/>
-          <w:szCs w:val="22"/>
-          <w:lang w:eastAsia="es-PE"/>
-          <w14:ligatures w14:val="none"/>
-        </w:rPr>
-        <w:t/>
-      </w:r>
-      <w:r>
-        <w:rPr>
-          <w:rFonts w:ascii="Arial Narrow" w:eastAsia="Arial Narrow" w:hAnsi="Arial Narrow" w:cs="Arial Narrow"/>
-          <w:color w:val="000000"/>
-          <w:sz w:val="22"/>
-          <w:szCs w:val="22"/>
-        </w:rPr>
-        <w:t xml:space="preserve"/>
-      </w:r>
-      <w:r>
-        <w:rPr>
-          <w:rStyle w:val="Refdenotaalpie"/>
-          <w:rFonts w:ascii="Arial Narrow" w:eastAsia="Arial Narrow" w:hAnsi="Arial Narrow" w:cs="Arial Narrow"/>
-          <w:sz w:val="22"/>
-          <w:szCs w:val="22"/>
-          <w:vertAlign w:val="superscript"/>
-        </w:rPr>
-        <w:footnoteReference w:id="12"/>
-      </w:r>
-      <w:r>
-        <w:rPr>
-          <w:rFonts w:ascii="Arial Narrow" w:eastAsia="Arial Narrow" w:hAnsi="Arial Narrow" w:cs="Arial Narrow"/>
-          <w:sz w:val="22"/>
-          <w:szCs w:val="22"/>
-        </w:rPr>
-        <w:t/>
-      </w:r>
-    </w:p>
+        </w:rPr>
+        <w:t xml:space="preserve">para que </w:t>
+      </w:r>
+      <w:r>
+        <w:rPr>
+          <w:rFonts w:ascii="Arial Narrow" w:eastAsia="Arial Narrow" w:hAnsi="Arial Narrow" w:cs="Arial Narrow"/>
+          <w:sz w:val="22"/>
+          <w:szCs w:val="22"/>
+        </w:rPr>
+        <w:t>efectúe</w:t>
+      </w:r>
+      <w:r>
+        <w:rPr>
+          <w:rFonts w:ascii="Arial Narrow" w:eastAsia="Arial Narrow" w:hAnsi="Arial Narrow" w:cs="Arial Narrow"/>
+          <w:sz w:val="22"/>
+          <w:szCs w:val="22"/>
+        </w:rPr>
+        <w:t xml:space="preserve"> </w:t>
+      </w:r>
+      <w:r>
+        <w:rPr>
+          <w:rFonts w:ascii="Arial Narrow" w:eastAsia="Arial Narrow" w:hAnsi="Arial Narrow" w:cs="Arial Narrow"/>
+          <w:sz w:val="22"/>
+          <w:szCs w:val="22"/>
+        </w:rPr>
+        <w:t>el acuse de recibo mediante la confirmación de recepción de la notificación remitida por este despacho a su Casilla Electrónica, dentro de los cinco (5) primeros días hábiles siguientes a la fecha en que recibe la notificación.</w:t>
+      </w:r>
+      <w:bookmarkStart w:id="11" w:name="_Hlk198890962"/>
+    </w:p>
+    <w:bookmarkEnd w:id="11"/>
     <w:p>
       <w:pPr>
         <w:suppressAutoHyphens/>
@@ -10457,11 +10616,63 @@
     </w:p>
     <w:p>
       <w:pPr>
-        <w:suppressAutoHyphens/>
-        <w:spacing w:line="240" w:lineRule="auto"/>
-        <w:jc w:val="both"/>
-        <w:rPr>
-          <w:rFonts w:ascii="Arial Narrow" w:eastAsia="Arial Narrow" w:hAnsi="Arial Narrow" w:cs="Arial Narrow"/>
+        <w:spacing w:after="0" w:line="240" w:lineRule="auto"/>
+        <w:jc w:val="both"/>
+        <w:rPr>
+          <w:rFonts w:ascii="Arial Narrow" w:eastAsia="Arial Narrow" w:hAnsi="Arial Narrow" w:cs="Arial Narrow"/>
+          <w:b/>
+          <w:color w:val="000000"/>
+          <w:kern w:val="0"/>
+          <w:sz w:val="22"/>
+          <w:szCs w:val="22"/>
+          <w:lang w:eastAsia="es-PE"/>
+          <w14:ligatures w14:val="none"/>
+        </w:rPr>
+      </w:pPr>
+    </w:p>
+    <w:p>
+      <w:pPr>
+        <w:spacing w:after="0" w:line="240" w:lineRule="auto"/>
+        <w:jc w:val="both"/>
+        <w:rPr>
+          <w:rFonts w:ascii="Arial Narrow" w:eastAsia="Arial Narrow" w:hAnsi="Arial Narrow" w:cs="Arial Narrow"/>
+          <w:b/>
+          <w:color w:val="000000"/>
+          <w:kern w:val="0"/>
+          <w:sz w:val="22"/>
+          <w:szCs w:val="22"/>
+          <w:lang w:eastAsia="es-PE"/>
+          <w14:ligatures w14:val="none"/>
+        </w:rPr>
+      </w:pPr>
+    </w:p>
+    <w:p>
+      <w:pPr>
+        <w:spacing w:after="0" w:line="240" w:lineRule="auto"/>
+        <w:jc w:val="both"/>
+        <w:rPr>
+          <w:rFonts w:ascii="Arial Narrow" w:eastAsia="Arial Narrow" w:hAnsi="Arial Narrow" w:cs="Arial Narrow"/>
+          <w:b/>
+          <w:color w:val="000000"/>
+          <w:kern w:val="0"/>
+          <w:sz w:val="22"/>
+          <w:szCs w:val="22"/>
+          <w:lang w:eastAsia="es-PE"/>
+          <w14:ligatures w14:val="none"/>
+        </w:rPr>
+      </w:pPr>
+    </w:p>
+    <w:bookmarkEnd w:id="0"/>
+    <w:p>
+      <w:pPr>
+        <w:shd w:val="clear" w:color="auto" w:fill="FFFFFF"/>
+        <w:spacing w:after="0" w:line="240" w:lineRule="auto"/>
+        <w:jc w:val="center"/>
+        <w:rPr>
+          <w:rFonts w:ascii="Arial Narrow" w:eastAsia="Arial Narrow" w:hAnsi="Arial Narrow" w:cs="Arial Narrow"/>
+          <w:color w:val="000000"/>
+          <w:kern w:val="0"/>
+          <w14:ligatures w14:val="none"/>
           <w:sz w:val="22"/>
           <w:szCs w:val="22"/>
         </w:rPr>
@@ -10471,141 +10682,15 @@
           <w:rFonts w:ascii="Arial Narrow" w:eastAsia="Arial Narrow" w:hAnsi="Arial Narrow" w:cs="Arial Narrow"/>
           <w:b/>
           <w:bCs/>
-          <w:sz w:val="22"/>
-          <w:szCs w:val="22"/>
-        </w:rPr>
-        <w:t>DÉCIMO PRIMERO:</w:t>
-      </w:r>
-      <w:r>
-        <w:rPr>
-          <w:rFonts w:ascii="Arial Narrow" w:eastAsia="Arial Narrow" w:hAnsi="Arial Narrow" w:cs="Arial Narrow"/>
-          <w:sz w:val="22"/>
-          <w:szCs w:val="22"/>
-        </w:rPr>
-        <w:t xml:space="preserve"> </w:t>
-      </w:r>
-      <w:r>
-        <w:rPr>
-          <w:rFonts w:ascii="Arial Narrow" w:eastAsia="Arial Narrow" w:hAnsi="Arial Narrow" w:cs="Arial Narrow"/>
-          <w:color w:val="000000"/>
-          <w:sz w:val="22"/>
-          <w:szCs w:val="22"/>
-        </w:rPr>
-        <w:t xml:space="preserve">requerir a </w:t>
-      </w:r>
-      <w:r>
-        <w:rPr>
-          <w:rFonts w:ascii="Arial Narrow" w:eastAsia="Arial Narrow" w:hAnsi="Arial Narrow" w:cs="Arial Narrow"/>
-          <w:sz w:val="22"/>
-          <w:szCs w:val="22"/>
-        </w:rPr>
-        <w:t xml:space="preserve">Pacífico Compañía de Seguros y Reaseguros </w:t>
-      </w:r>
-      <w:r>
-        <w:rPr>
-          <w:rFonts w:ascii="Arial Narrow" w:eastAsia="Arial Narrow" w:hAnsi="Arial Narrow" w:cs="Arial Narrow"/>
-          <w:sz w:val="22"/>
-          <w:szCs w:val="22"/>
-        </w:rPr>
-        <w:t xml:space="preserve">S.A. </w:t>
-      </w:r>
-      <w:r>
-        <w:rPr>
-          <w:rFonts w:ascii="Arial Narrow" w:eastAsia="Arial Narrow" w:hAnsi="Arial Narrow" w:cs="Arial Narrow"/>
-          <w:sz w:val="22"/>
-          <w:szCs w:val="22"/>
-          <w:shd w:val="clear" w:color="auto" w:fill="FFFFFF"/>
-        </w:rPr>
-        <w:t xml:space="preserve">para que </w:t>
-      </w:r>
-      <w:r>
-        <w:rPr>
-          <w:rFonts w:ascii="Arial Narrow" w:eastAsia="Arial Narrow" w:hAnsi="Arial Narrow" w:cs="Arial Narrow"/>
-          <w:sz w:val="22"/>
-          <w:szCs w:val="22"/>
-        </w:rPr>
-        <w:t>efectúe</w:t>
-      </w:r>
-      <w:r>
-        <w:rPr>
-          <w:rFonts w:ascii="Arial Narrow" w:eastAsia="Arial Narrow" w:hAnsi="Arial Narrow" w:cs="Arial Narrow"/>
-          <w:sz w:val="22"/>
-          <w:szCs w:val="22"/>
-        </w:rPr>
-        <w:t xml:space="preserve"> </w:t>
-      </w:r>
-      <w:r>
-        <w:rPr>
-          <w:rFonts w:ascii="Arial Narrow" w:eastAsia="Arial Narrow" w:hAnsi="Arial Narrow" w:cs="Arial Narrow"/>
-          <w:sz w:val="22"/>
-          <w:szCs w:val="22"/>
-        </w:rPr>
-        <w:t>el acuse de recibo mediante la confirmación de recepción de la notificación remitida por este despacho a su Casilla Electrónica, dentro de los cinco (5) primeros días hábiles siguientes a la fecha en que recibe la notificación.</w:t>
-      </w:r>
-      <w:bookmarkStart w:id="11" w:name="_Hlk198890962"/>
-    </w:p>
-    <w:bookmarkEnd w:id="11"/>
-    <w:p>
-      <w:pPr>
-        <w:suppressAutoHyphens/>
-        <w:spacing w:after="0" w:line="240" w:lineRule="auto"/>
-        <w:jc w:val="both"/>
-        <w:rPr>
-          <w:rFonts w:ascii="Arial Narrow" w:eastAsia="Arial Narrow" w:hAnsi="Arial Narrow" w:cs="Arial Narrow"/>
-          <w:sz w:val="22"/>
-          <w:szCs w:val="22"/>
-        </w:rPr>
-      </w:pPr>
-    </w:p>
-    <w:p>
-      <w:pPr>
-        <w:spacing w:after="0" w:line="240" w:lineRule="auto"/>
-        <w:jc w:val="both"/>
-        <w:rPr>
-          <w:rFonts w:ascii="Arial Narrow" w:eastAsia="Arial Narrow" w:hAnsi="Arial Narrow" w:cs="Arial Narrow"/>
-          <w:b/>
-          <w:color w:val="000000"/>
-          <w:kern w:val="0"/>
-          <w:sz w:val="22"/>
-          <w:szCs w:val="22"/>
-          <w:lang w:eastAsia="es-PE"/>
-          <w14:ligatures w14:val="none"/>
-        </w:rPr>
-      </w:pPr>
-    </w:p>
-    <w:p>
-      <w:pPr>
-        <w:spacing w:after="0" w:line="240" w:lineRule="auto"/>
-        <w:jc w:val="both"/>
-        <w:rPr>
-          <w:rFonts w:ascii="Arial Narrow" w:eastAsia="Arial Narrow" w:hAnsi="Arial Narrow" w:cs="Arial Narrow"/>
-          <w:b/>
-          <w:color w:val="000000"/>
-          <w:kern w:val="0"/>
-          <w:sz w:val="22"/>
-          <w:szCs w:val="22"/>
-          <w:lang w:eastAsia="es-PE"/>
-          <w14:ligatures w14:val="none"/>
-        </w:rPr>
-      </w:pPr>
-    </w:p>
-    <w:p>
-      <w:pPr>
-        <w:spacing w:after="0" w:line="240" w:lineRule="auto"/>
-        <w:jc w:val="both"/>
-        <w:rPr>
-          <w:rFonts w:ascii="Arial Narrow" w:eastAsia="Arial Narrow" w:hAnsi="Arial Narrow" w:cs="Arial Narrow"/>
-          <w:b/>
-          <w:color w:val="000000"/>
-          <w:kern w:val="0"/>
-          <w:sz w:val="22"/>
-          <w:szCs w:val="22"/>
-          <w:lang w:eastAsia="es-PE"/>
-          <w14:ligatures w14:val="none"/>
-        </w:rPr>
-      </w:pPr>
-    </w:p>
-    <w:bookmarkEnd w:id="0"/>
+          <w:color w:val="000000"/>
+          <w:kern w:val="0"/>
+          <w14:ligatures w14:val="none"/>
+          <w:sz w:val="22"/>
+          <w:szCs w:val="22"/>
+        </w:rPr>
+        <w:t xml:space="preserve">Firmado digitalmente por</w:t>
+      </w:r>
+    </w:p>
     <w:p>
       <w:pPr>
         <w:shd w:val="clear" w:color="auto" w:fill="FFFFFF"/>
@@ -10902,6 +10987,9 @@
     <w:p>
       <w:pPr>
         <w:pStyle w:val="Textonotapie"/>
+        <w:tabs>
+          <w:tab w:val="left" w:pos="567"/>
+        </w:tabs>
         <w:ind w:left="567" w:hanging="567"/>
         <w:jc w:val="both"/>
         <w:rPr>
@@ -10926,7 +11014,82 @@
           <w:sz w:val="16"/>
           <w:szCs w:val="16"/>
         </w:rPr>
+        <w:tab/>
+        <w:t xml:space="preserve"/>
+      </w:r>
+      <w:r>
+        <w:rPr>
+          <w:rFonts w:ascii="Arial Narrow" w:eastAsia="Arial Narrow" w:hAnsi="Arial Narrow" w:cs="Arial Narrow"/>
+          <w:sz w:val="16"/>
+          <w:szCs w:val="16"/>
+        </w:rPr>
+        <w:tab/>
+        <w:t>Publicado</w:t>
+      </w:r>
+      <w:r>
+        <w:rPr>
+          <w:rFonts w:ascii="Arial Narrow" w:eastAsia="Arial Narrow" w:hAnsi="Arial Narrow" w:cs="Arial Narrow"/>
+          <w:b/>
+          <w:sz w:val="16"/>
+          <w:szCs w:val="16"/>
+        </w:rPr>
         <w:t xml:space="preserve"> </w:t>
+      </w:r>
+      <w:r>
+        <w:rPr>
+          <w:rFonts w:ascii="Arial Narrow" w:eastAsia="Arial Narrow" w:hAnsi="Arial Narrow" w:cs="Arial Narrow"/>
+          <w:sz w:val="16"/>
+          <w:szCs w:val="16"/>
+        </w:rPr>
+        <w:t xml:space="preserve">el 2 de setiembre de 2010 en el Diario Oficial El Peruano, vigente desde el 2 de octubre de 2010 y modificado por Decreto Legislativo 1308.</w:t>
+      </w:r>
+    </w:p>
+    <w:p>
+      <w:pPr>
+        <w:pStyle w:val="Textonotapie"/>
+        <w:ind w:left="567" w:hanging="567"/>
+        <w:jc w:val="both"/>
+        <w:rPr>
+          <w:rFonts w:ascii="Arial Narrow" w:eastAsia="Arial Narrow" w:hAnsi="Arial Narrow" w:cs="Arial Narrow"/>
+          <w:sz w:val="16"/>
+          <w:szCs w:val="16"/>
+        </w:rPr>
+      </w:pPr>
+    </w:p>
+  </w:footnote>
+  <w:footnote w:id="2">
+    <w:p>
+      <w:pPr>
+        <w:pStyle w:val="Textonotapie"/>
+        <w:tabs>
+          <w:tab w:val="left" w:pos="567"/>
+        </w:tabs>
+        <w:ind w:left="567" w:hanging="567"/>
+        <w:jc w:val="both"/>
+        <w:rPr>
+          <w:rFonts w:ascii="Arial Narrow" w:eastAsia="Arial Narrow" w:hAnsi="Arial Narrow" w:cs="Arial Narrow"/>
+          <w:sz w:val="16"/>
+          <w:szCs w:val="16"/>
+        </w:rPr>
+      </w:pPr>
+      <w:r>
+        <w:rPr>
+          <w:rStyle w:val="Refdenotaalpie"/>
+          <w:rFonts w:ascii="Arial Narrow" w:eastAsia="Arial Narrow" w:hAnsi="Arial Narrow" w:cs="Arial Narrow"/>
+          <w:sz w:val="16"/>
+          <w:szCs w:val="16"/>
+          <w:vertAlign w:val="superscript"/>
+        </w:rPr>
+        <w:footnoteRef/>
+      </w:r>
+      <w:r>
+        <w:rPr>
+          <w:rFonts w:ascii="Arial Narrow" w:eastAsia="Arial Narrow" w:hAnsi="Arial Narrow" w:cs="Arial Narrow"/>
+          <w:sz w:val="16"/>
+          <w:szCs w:val="16"/>
+        </w:rPr>
+        <w:tab/>
+        <w:t xml:space="preserve"/>
       </w:r>
       <w:r>
         <w:rPr>
@@ -11000,76 +11163,6 @@
           <w:szCs w:val="16"/>
         </w:rPr>
         <w:t>.</w:t>
-      </w:r>
-    </w:p>
-    <w:p>
-      <w:pPr>
-        <w:pStyle w:val="Textonotapie"/>
-        <w:ind w:left="567" w:hanging="567"/>
-        <w:jc w:val="both"/>
-        <w:rPr>
-          <w:rFonts w:ascii="Arial Narrow" w:eastAsia="Arial Narrow" w:hAnsi="Arial Narrow" w:cs="Arial Narrow"/>
-          <w:sz w:val="16"/>
-          <w:szCs w:val="16"/>
-        </w:rPr>
-      </w:pPr>
-    </w:p>
-  </w:footnote>
-  <w:footnote w:id="2">
-    <w:p>
-      <w:pPr>
-        <w:pStyle w:val="Textonotapie"/>
-        <w:ind w:left="567" w:hanging="567"/>
-        <w:jc w:val="both"/>
-        <w:rPr>
-          <w:rFonts w:ascii="Arial Narrow" w:eastAsia="Arial Narrow" w:hAnsi="Arial Narrow" w:cs="Arial Narrow"/>
-          <w:sz w:val="16"/>
-          <w:szCs w:val="16"/>
-        </w:rPr>
-      </w:pPr>
-      <w:r>
-        <w:rPr>
-          <w:rStyle w:val="Refdenotaalpie"/>
-          <w:rFonts w:ascii="Arial Narrow" w:eastAsia="Arial Narrow" w:hAnsi="Arial Narrow" w:cs="Arial Narrow"/>
-          <w:sz w:val="16"/>
-          <w:szCs w:val="16"/>
-          <w:vertAlign w:val="superscript"/>
-        </w:rPr>
-        <w:footnoteRef/>
-      </w:r>
-      <w:r>
-        <w:rPr>
-          <w:rFonts w:ascii="Arial Narrow" w:eastAsia="Arial Narrow" w:hAnsi="Arial Narrow" w:cs="Arial Narrow"/>
-          <w:sz w:val="16"/>
-          <w:szCs w:val="16"/>
-        </w:rPr>
-        <w:t xml:space="preserve"> </w:t>
-      </w:r>
-      <w:r>
-        <w:rPr>
-          <w:rFonts w:ascii="Arial Narrow" w:eastAsia="Arial Narrow" w:hAnsi="Arial Narrow" w:cs="Arial Narrow"/>
-          <w:sz w:val="16"/>
-          <w:szCs w:val="16"/>
-        </w:rPr>
-        <w:tab/>
-        <w:t>Publicado</w:t>
-      </w:r>
-      <w:r>
-        <w:rPr>
-          <w:rFonts w:ascii="Arial Narrow" w:eastAsia="Arial Narrow" w:hAnsi="Arial Narrow" w:cs="Arial Narrow"/>
-          <w:b/>
-          <w:sz w:val="16"/>
-          <w:szCs w:val="16"/>
-        </w:rPr>
-        <w:t xml:space="preserve"> </w:t>
-      </w:r>
-      <w:r>
-        <w:rPr>
-          <w:rFonts w:ascii="Arial Narrow" w:eastAsia="Arial Narrow" w:hAnsi="Arial Narrow" w:cs="Arial Narrow"/>
-          <w:sz w:val="16"/>
-          <w:szCs w:val="16"/>
-        </w:rPr>
-        <w:t xml:space="preserve">el 2 de setiembre de 2010 en el Diario Oficial El Peruano, vigente desde el 2 de octubre de 2010 y modificado por Decreto Legislativo 1308.</w:t>
       </w:r>
     </w:p>
     <w:p>
@@ -11118,7 +11211,8 @@
           <w:sz w:val="16"/>
           <w:szCs w:val="16"/>
         </w:rPr>
-        <w:t xml:space="preserve"> </w:t>
+        <w:tab/>
+        <w:t xml:space="preserve"/>
       </w:r>
       <w:r>
         <w:rPr>
@@ -11225,10 +11319,30 @@
         <w:jc w:val="both"/>
         <w:rPr>
           <w:rFonts w:ascii="Arial Narrow" w:eastAsia="Arial Narrow" w:hAnsi="Arial Narrow" w:cs="Arial Narrow"/>
-          <w:sz w:val="16"/>
-          <w:szCs w:val="16"/>
-        </w:rPr>
-      </w:pPr>
+          <w:b/>
+          <w:bCs/>
+          <w:sz w:val="16"/>
+          <w:szCs w:val="16"/>
+        </w:rPr>
+      </w:pPr>
+      <w:r>
+        <w:rPr>
+          <w:rFonts w:ascii="Arial Narrow" w:eastAsia="Arial Narrow" w:hAnsi="Arial Narrow" w:cs="Arial Narrow"/>
+          <w:sz w:val="16"/>
+          <w:szCs w:val="16"/>
+        </w:rPr>
+        <w:tab/>
+      </w:r>
+      <w:r>
+        <w:rPr>
+          <w:rFonts w:ascii="Arial Narrow" w:eastAsia="Arial Narrow" w:hAnsi="Arial Narrow" w:cs="Arial Narrow"/>
+          <w:b/>
+          <w:bCs/>
+          <w:sz w:val="16"/>
+          <w:szCs w:val="16"/>
+        </w:rPr>
+        <w:t xml:space="preserve">LEY DE ORGANIZACIÓN Y FUNCIONES DEL INDECOPI, APROBADA POR DECRETO LEGISLATIVO 1033 </w:t>
+      </w:r>
     </w:p>
     <w:p>
       <w:pPr>
@@ -11240,29 +11354,46 @@
         <w:jc w:val="both"/>
         <w:rPr>
           <w:rFonts w:ascii="Arial Narrow" w:eastAsia="Arial Narrow" w:hAnsi="Arial Narrow" w:cs="Arial Narrow"/>
+          <w:sz w:val="16"/>
+          <w:szCs w:val="16"/>
+        </w:rPr>
+      </w:pPr>
+      <w:r>
+        <w:rPr>
+          <w:rFonts w:ascii="Arial Narrow" w:eastAsia="Arial Narrow" w:hAnsi="Arial Narrow" w:cs="Arial Narrow"/>
           <w:b/>
           <w:bCs/>
           <w:sz w:val="16"/>
           <w:szCs w:val="16"/>
         </w:rPr>
-      </w:pPr>
-      <w:r>
-        <w:rPr>
-          <w:rFonts w:ascii="Arial Narrow" w:eastAsia="Arial Narrow" w:hAnsi="Arial Narrow" w:cs="Arial Narrow"/>
-          <w:sz w:val="16"/>
-          <w:szCs w:val="16"/>
-        </w:rPr>
         <w:tab/>
-      </w:r>
-      <w:r>
-        <w:rPr>
-          <w:rFonts w:ascii="Arial Narrow" w:eastAsia="Arial Narrow" w:hAnsi="Arial Narrow" w:cs="Arial Narrow"/>
-          <w:b/>
-          <w:bCs/>
-          <w:sz w:val="16"/>
-          <w:szCs w:val="16"/>
-        </w:rPr>
-        <w:t xml:space="preserve">LEY DE ORGANIZACIÓN Y FUNCIONES DEL INDECOPI, APROBADA POR DECRETO LEGISLATIVO 1033 </w:t>
+        <w:t>Artículo 27.-</w:t>
+      </w:r>
+      <w:r>
+        <w:rPr>
+          <w:rFonts w:ascii="Arial Narrow" w:eastAsia="Arial Narrow" w:hAnsi="Arial Narrow" w:cs="Arial Narrow"/>
+          <w:sz w:val="16"/>
+          <w:szCs w:val="16"/>
+        </w:rPr>
+        <w:t xml:space="preserve"> De la Comisión de Protección al </w:t>
+      </w:r>
+      <w:proofErr w:type="gramStart"/>
+      <w:r>
+        <w:rPr>
+          <w:rFonts w:ascii="Arial Narrow" w:eastAsia="Arial Narrow" w:hAnsi="Arial Narrow" w:cs="Arial Narrow"/>
+          <w:sz w:val="16"/>
+          <w:szCs w:val="16"/>
+        </w:rPr>
+        <w:t>Consumidor.-</w:t>
+      </w:r>
+      <w:proofErr w:type="gramEnd"/>
+      <w:r>
+        <w:rPr>
+          <w:rFonts w:ascii="Arial Narrow" w:eastAsia="Arial Narrow" w:hAnsi="Arial Narrow" w:cs="Arial Narrow"/>
+          <w:sz w:val="16"/>
+          <w:szCs w:val="16"/>
+        </w:rPr>
+        <w:t xml:space="preserve"> </w:t>
       </w:r>
     </w:p>
     <w:p>
@@ -11282,39 +11413,11 @@
       <w:r>
         <w:rPr>
           <w:rFonts w:ascii="Arial Narrow" w:eastAsia="Arial Narrow" w:hAnsi="Arial Narrow" w:cs="Arial Narrow"/>
-          <w:b/>
-          <w:bCs/>
           <w:sz w:val="16"/>
           <w:szCs w:val="16"/>
         </w:rPr>
         <w:tab/>
-        <w:t>Artículo 27.-</w:t>
-      </w:r>
-      <w:r>
-        <w:rPr>
-          <w:rFonts w:ascii="Arial Narrow" w:eastAsia="Arial Narrow" w:hAnsi="Arial Narrow" w:cs="Arial Narrow"/>
-          <w:sz w:val="16"/>
-          <w:szCs w:val="16"/>
-        </w:rPr>
-        <w:t xml:space="preserve"> De la Comisión de Protección al </w:t>
-      </w:r>
-      <w:proofErr w:type="gramStart"/>
-      <w:r>
-        <w:rPr>
-          <w:rFonts w:ascii="Arial Narrow" w:eastAsia="Arial Narrow" w:hAnsi="Arial Narrow" w:cs="Arial Narrow"/>
-          <w:sz w:val="16"/>
-          <w:szCs w:val="16"/>
-        </w:rPr>
-        <w:t>Consumidor.-</w:t>
-      </w:r>
-      <w:proofErr w:type="gramEnd"/>
-      <w:r>
-        <w:rPr>
-          <w:rFonts w:ascii="Arial Narrow" w:eastAsia="Arial Narrow" w:hAnsi="Arial Narrow" w:cs="Arial Narrow"/>
-          <w:sz w:val="16"/>
-          <w:szCs w:val="16"/>
-        </w:rPr>
-        <w:t xml:space="preserve"> </w:t>
+        <w:t>Corresponde a la Comisión de Protección al Consumidor velar por el cumplimiento de la Ley de Protección al Consumidor y de las leyes que, en general, protegen a los consumidores de la falta de idoneidad de los bienes y servicios en función de la información brindada, de las omisiones de información y de la discriminación en el consumo, así como de aquellas que complementen o sustituyan a las anteriores.</w:t>
       </w:r>
     </w:p>
     <w:p>
@@ -11327,20 +11430,15 @@
         <w:jc w:val="both"/>
         <w:rPr>
           <w:rFonts w:ascii="Arial Narrow" w:eastAsia="Arial Narrow" w:hAnsi="Arial Narrow" w:cs="Arial Narrow"/>
-          <w:sz w:val="16"/>
-          <w:szCs w:val="16"/>
-        </w:rPr>
-      </w:pPr>
-      <w:r>
-        <w:rPr>
-          <w:rFonts w:ascii="Arial Narrow" w:eastAsia="Arial Narrow" w:hAnsi="Arial Narrow" w:cs="Arial Narrow"/>
-          <w:sz w:val="16"/>
-          <w:szCs w:val="16"/>
-        </w:rPr>
-        <w:tab/>
-        <w:t>Corresponde a la Comisión de Protección al Consumidor velar por el cumplimiento de la Ley de Protección al Consumidor y de las leyes que, en general, protegen a los consumidores de la falta de idoneidad de los bienes y servicios en función de la información brindada, de las omisiones de información y de la discriminación en el consumo, así como de aquellas que complementen o sustituyan a las anteriores.</w:t>
-      </w:r>
-    </w:p>
+          <w:b/>
+          <w:bCs/>
+          <w:sz w:val="16"/>
+          <w:szCs w:val="16"/>
+        </w:rPr>
+      </w:pPr>
+    </w:p>
+  </w:footnote>
+  <w:footnote w:id="4">
     <w:p>
       <w:pPr>
         <w:pStyle w:val="Textonotapie"/>
@@ -11357,9 +11455,150 @@
           <w:szCs w:val="16"/>
         </w:rPr>
       </w:pPr>
-    </w:p>
-  </w:footnote>
-  <w:footnote w:id="4">
+      <w:r>
+        <w:rPr>
+          <w:rStyle w:val="Refdenotaalpie"/>
+          <w:rFonts w:ascii="Arial Narrow" w:eastAsia="Arial Narrow" w:hAnsi="Arial Narrow" w:cs="Arial Narrow"/>
+          <w:sz w:val="16"/>
+          <w:szCs w:val="16"/>
+          <w:vertAlign w:val="superscript"/>
+        </w:rPr>
+        <w:footnoteRef/>
+      </w:r>
+      <w:r>
+        <w:rPr>
+          <w:rFonts w:ascii="Arial Narrow" w:eastAsia="Arial Narrow" w:hAnsi="Arial Narrow" w:cs="Arial Narrow"/>
+          <w:sz w:val="16"/>
+          <w:szCs w:val="16"/>
+        </w:rPr>
+        <w:tab/>
+        <w:t xml:space="preserve"/>
+      </w:r>
+      <w:r>
+        <w:rPr>
+          <w:rFonts w:ascii="Arial Narrow" w:eastAsia="Arial Narrow" w:hAnsi="Arial Narrow" w:cs="Arial Narrow"/>
+          <w:sz w:val="16"/>
+          <w:szCs w:val="16"/>
+        </w:rPr>
+        <w:tab/>
+      </w:r>
+      <w:r>
+        <w:rPr>
+          <w:rFonts w:ascii="Arial Narrow" w:eastAsia="Arial Narrow" w:hAnsi="Arial Narrow" w:cs="Arial Narrow"/>
+          <w:b/>
+          <w:bCs/>
+          <w:sz w:val="16"/>
+          <w:szCs w:val="16"/>
+        </w:rPr>
+        <w:t xml:space="preserve">LEY 29571, CÓDIGO DE PROTECCIÓN Y DEFENSA DEL CONSUMIDOR, publicado el 2 de setiembre de 2010 y modificado por Decreto Legislativo 1308 </w:t>
+      </w:r>
+    </w:p>
+    <w:p>
+      <w:pPr>
+        <w:pStyle w:val="Textonotapie"/>
+        <w:ind w:left="567" w:right="-1"/>
+        <w:jc w:val="both"/>
+        <w:rPr>
+          <w:rFonts w:ascii="Arial Narrow" w:eastAsia="Arial Narrow" w:hAnsi="Arial Narrow" w:cs="Arial Narrow"/>
+          <w:b/>
+          <w:bCs/>
+          <w:sz w:val="16"/>
+          <w:szCs w:val="16"/>
+        </w:rPr>
+      </w:pPr>
+      <w:r>
+        <w:rPr>
+          <w:rFonts w:ascii="Arial Narrow" w:eastAsia="Arial Narrow" w:hAnsi="Arial Narrow" w:cs="Arial Narrow"/>
+          <w:b/>
+          <w:bCs/>
+          <w:sz w:val="16"/>
+          <w:szCs w:val="16"/>
+        </w:rPr>
+        <w:t xml:space="preserve">Artículo 18.- Idoneidad </w:t>
+      </w:r>
+    </w:p>
+    <w:p>
+      <w:pPr>
+        <w:pStyle w:val="Textonotapie"/>
+        <w:ind w:left="567" w:right="-1"/>
+        <w:jc w:val="both"/>
+        <w:rPr>
+          <w:rFonts w:ascii="Arial Narrow" w:eastAsia="Arial Narrow" w:hAnsi="Arial Narrow" w:cs="Arial Narrow"/>
+          <w:sz w:val="16"/>
+          <w:szCs w:val="16"/>
+        </w:rPr>
+      </w:pPr>
+      <w:r>
+        <w:rPr>
+          <w:rFonts w:ascii="Arial Narrow" w:eastAsia="Arial Narrow" w:hAnsi="Arial Narrow" w:cs="Arial Narrow"/>
+          <w:sz w:val="16"/>
+          <w:szCs w:val="16"/>
+        </w:rPr>
+        <w:t xml:space="preserve">Se entiende por idoneidad la correspondencia entre lo que un consumidor espera y lo que efectivamente recibe, en función a lo que se le hubiera ofrecido, la publicidad e información transmitida, las condiciones y circunstancias de la transacción, las características y naturaleza del producto o servicio, el precio, entre otros factores, atendiendo a las circunstancias del caso. </w:t>
+      </w:r>
+    </w:p>
+    <w:p>
+      <w:pPr>
+        <w:pStyle w:val="Textonotapie"/>
+        <w:ind w:left="567" w:right="-1"/>
+        <w:jc w:val="both"/>
+        <w:rPr>
+          <w:rFonts w:ascii="Arial Narrow" w:eastAsia="Arial Narrow" w:hAnsi="Arial Narrow" w:cs="Arial Narrow"/>
+          <w:sz w:val="16"/>
+          <w:szCs w:val="16"/>
+        </w:rPr>
+      </w:pPr>
+      <w:r>
+        <w:rPr>
+          <w:rFonts w:ascii="Arial Narrow" w:eastAsia="Arial Narrow" w:hAnsi="Arial Narrow" w:cs="Arial Narrow"/>
+          <w:sz w:val="16"/>
+          <w:szCs w:val="16"/>
+        </w:rPr>
+        <w:t xml:space="preserve">La idoneidad es evaluada en función a la propia naturaleza del producto o servicio y a su aptitud para satisfacer la finalidad para la cual ha sido puesto en el mercado. Las autorizaciones por parte de los organismos del Estado para la fabricación de un producto o la prestación de un servicio, en los casos que sea necesario, no eximen de responsabilidad al proveedor frente al consumidor. </w:t>
+      </w:r>
+    </w:p>
+    <w:p>
+      <w:pPr>
+        <w:pStyle w:val="Textonotapie"/>
+        <w:ind w:left="567" w:right="-1"/>
+        <w:jc w:val="both"/>
+        <w:rPr>
+          <w:rFonts w:ascii="Arial Narrow" w:eastAsia="Arial Narrow" w:hAnsi="Arial Narrow" w:cs="Arial Narrow"/>
+          <w:sz w:val="16"/>
+          <w:szCs w:val="16"/>
+        </w:rPr>
+      </w:pPr>
+      <w:r>
+        <w:rPr>
+          <w:rFonts w:ascii="Arial Narrow" w:eastAsia="Arial Narrow" w:hAnsi="Arial Narrow" w:cs="Arial Narrow"/>
+          <w:b/>
+          <w:bCs/>
+          <w:sz w:val="16"/>
+          <w:szCs w:val="16"/>
+        </w:rPr>
+        <w:t xml:space="preserve">Artículo 19.- Obligación de los proveedores </w:t>
+      </w:r>
+    </w:p>
+    <w:p>
+      <w:pPr>
+        <w:pStyle w:val="Textonotapie"/>
+        <w:ind w:left="567" w:right="-1"/>
+        <w:jc w:val="both"/>
+        <w:rPr>
+          <w:rFonts w:ascii="Arial Narrow" w:eastAsia="Arial Narrow" w:hAnsi="Arial Narrow" w:cs="Arial Narrow"/>
+          <w:sz w:val="16"/>
+          <w:szCs w:val="16"/>
+        </w:rPr>
+      </w:pPr>
+      <w:r>
+        <w:rPr>
+          <w:rFonts w:ascii="Arial Narrow" w:eastAsia="Arial Narrow" w:hAnsi="Arial Narrow" w:cs="Arial Narrow"/>
+          <w:sz w:val="16"/>
+          <w:szCs w:val="16"/>
+        </w:rPr>
+        <w:t>El proveedor responde por la idoneidad y calidad de los productos y servicios ofrecidos; por la autenticidad de las marcas y leyendas que exhiben sus productos o del signo que respalda al prestador del servicio, por la falta de conformidad entre la publicidad comercial de los productos y servicios y estos, así como por el contenido y la vida útil del producto indicado en el envase, en lo que corresponda.</w:t>
+      </w:r>
+    </w:p>
     <w:p>
       <w:pPr>
         <w:pStyle w:val="Textonotapie"/>
@@ -11376,161 +11615,9 @@
           <w:szCs w:val="16"/>
         </w:rPr>
       </w:pPr>
-      <w:r>
-        <w:rPr>
-          <w:rStyle w:val="Refdenotaalpie"/>
-          <w:rFonts w:ascii="Arial Narrow" w:eastAsia="Arial Narrow" w:hAnsi="Arial Narrow" w:cs="Arial Narrow"/>
-          <w:sz w:val="16"/>
-          <w:szCs w:val="16"/>
-          <w:vertAlign w:val="superscript"/>
-        </w:rPr>
-        <w:footnoteRef/>
-      </w:r>
-      <w:r>
-        <w:rPr>
-          <w:rFonts w:ascii="Arial Narrow" w:eastAsia="Arial Narrow" w:hAnsi="Arial Narrow" w:cs="Arial Narrow"/>
-          <w:sz w:val="16"/>
-          <w:szCs w:val="16"/>
-        </w:rPr>
-        <w:t xml:space="preserve"> </w:t>
-      </w:r>
-      <w:r>
-        <w:rPr>
-          <w:rFonts w:ascii="Arial Narrow" w:eastAsia="Arial Narrow" w:hAnsi="Arial Narrow" w:cs="Arial Narrow"/>
-          <w:sz w:val="16"/>
-          <w:szCs w:val="16"/>
-        </w:rPr>
-        <w:tab/>
-      </w:r>
-      <w:r>
-        <w:rPr>
-          <w:rFonts w:ascii="Arial Narrow" w:eastAsia="Arial Narrow" w:hAnsi="Arial Narrow" w:cs="Arial Narrow"/>
-          <w:b/>
-          <w:bCs/>
-          <w:sz w:val="16"/>
-          <w:szCs w:val="16"/>
-        </w:rPr>
-        <w:t xml:space="preserve">LEY 29571, CÓDIGO DE PROTECCIÓN Y DEFENSA DEL CONSUMIDOR, publicado el 2 de setiembre de 2010 y modificado por Decreto Legislativo 1308 </w:t>
-      </w:r>
-    </w:p>
-    <w:p>
-      <w:pPr>
-        <w:pStyle w:val="Textonotapie"/>
-        <w:ind w:left="567" w:right="-1"/>
-        <w:jc w:val="both"/>
-        <w:rPr>
-          <w:rFonts w:ascii="Arial Narrow" w:eastAsia="Arial Narrow" w:hAnsi="Arial Narrow" w:cs="Arial Narrow"/>
-          <w:b/>
-          <w:bCs/>
-          <w:sz w:val="16"/>
-          <w:szCs w:val="16"/>
-        </w:rPr>
-      </w:pPr>
-      <w:r>
-        <w:rPr>
-          <w:rFonts w:ascii="Arial Narrow" w:eastAsia="Arial Narrow" w:hAnsi="Arial Narrow" w:cs="Arial Narrow"/>
-          <w:b/>
-          <w:bCs/>
-          <w:sz w:val="16"/>
-          <w:szCs w:val="16"/>
-        </w:rPr>
-        <w:t xml:space="preserve">Artículo 18.- Idoneidad </w:t>
-      </w:r>
-    </w:p>
-    <w:p>
-      <w:pPr>
-        <w:pStyle w:val="Textonotapie"/>
-        <w:ind w:left="567" w:right="-1"/>
-        <w:jc w:val="both"/>
-        <w:rPr>
-          <w:rFonts w:ascii="Arial Narrow" w:eastAsia="Arial Narrow" w:hAnsi="Arial Narrow" w:cs="Arial Narrow"/>
-          <w:sz w:val="16"/>
-          <w:szCs w:val="16"/>
-        </w:rPr>
-      </w:pPr>
-      <w:r>
-        <w:rPr>
-          <w:rFonts w:ascii="Arial Narrow" w:eastAsia="Arial Narrow" w:hAnsi="Arial Narrow" w:cs="Arial Narrow"/>
-          <w:sz w:val="16"/>
-          <w:szCs w:val="16"/>
-        </w:rPr>
-        <w:t xml:space="preserve">Se entiende por idoneidad la correspondencia entre lo que un consumidor espera y lo que efectivamente recibe, en función a lo que se le hubiera ofrecido, la publicidad e información transmitida, las condiciones y circunstancias de la transacción, las características y naturaleza del producto o servicio, el precio, entre otros factores, atendiendo a las circunstancias del caso. </w:t>
-      </w:r>
-    </w:p>
-    <w:p>
-      <w:pPr>
-        <w:pStyle w:val="Textonotapie"/>
-        <w:ind w:left="567" w:right="-1"/>
-        <w:jc w:val="both"/>
-        <w:rPr>
-          <w:rFonts w:ascii="Arial Narrow" w:eastAsia="Arial Narrow" w:hAnsi="Arial Narrow" w:cs="Arial Narrow"/>
-          <w:sz w:val="16"/>
-          <w:szCs w:val="16"/>
-        </w:rPr>
-      </w:pPr>
-      <w:r>
-        <w:rPr>
-          <w:rFonts w:ascii="Arial Narrow" w:eastAsia="Arial Narrow" w:hAnsi="Arial Narrow" w:cs="Arial Narrow"/>
-          <w:sz w:val="16"/>
-          <w:szCs w:val="16"/>
-        </w:rPr>
-        <w:t xml:space="preserve">La idoneidad es evaluada en función a la propia naturaleza del producto o servicio y a su aptitud para satisfacer la finalidad para la cual ha sido puesto en el mercado. Las autorizaciones por parte de los organismos del Estado para la fabricación de un producto o la prestación de un servicio, en los casos que sea necesario, no eximen de responsabilidad al proveedor frente al consumidor. </w:t>
-      </w:r>
-    </w:p>
-    <w:p>
-      <w:pPr>
-        <w:pStyle w:val="Textonotapie"/>
-        <w:ind w:left="567" w:right="-1"/>
-        <w:jc w:val="both"/>
-        <w:rPr>
-          <w:rFonts w:ascii="Arial Narrow" w:eastAsia="Arial Narrow" w:hAnsi="Arial Narrow" w:cs="Arial Narrow"/>
-          <w:sz w:val="16"/>
-          <w:szCs w:val="16"/>
-        </w:rPr>
-      </w:pPr>
-    </w:p>
-    <w:p>
-      <w:pPr>
-        <w:pStyle w:val="Textonotapie"/>
-        <w:ind w:left="567" w:right="-1"/>
-        <w:jc w:val="both"/>
-        <w:rPr>
-          <w:rFonts w:ascii="Arial Narrow" w:eastAsia="Arial Narrow" w:hAnsi="Arial Narrow" w:cs="Arial Narrow"/>
-          <w:sz w:val="16"/>
-          <w:szCs w:val="16"/>
-        </w:rPr>
-      </w:pPr>
-      <w:r>
-        <w:rPr>
-          <w:rFonts w:ascii="Arial Narrow" w:eastAsia="Arial Narrow" w:hAnsi="Arial Narrow" w:cs="Arial Narrow"/>
-          <w:b/>
-          <w:bCs/>
-          <w:sz w:val="16"/>
-          <w:szCs w:val="16"/>
-        </w:rPr>
-        <w:t xml:space="preserve">Artículo 19.- Obligación de los proveedores </w:t>
-      </w:r>
-    </w:p>
-    <w:p>
-      <w:pPr>
-        <w:pStyle w:val="Textonotapie"/>
-        <w:ind w:left="567" w:right="-1"/>
-        <w:jc w:val="both"/>
-        <w:rPr>
-          <w:rFonts w:ascii="Arial Narrow" w:eastAsia="Arial Narrow" w:hAnsi="Arial Narrow" w:cs="Arial Narrow"/>
-          <w:sz w:val="16"/>
-          <w:szCs w:val="16"/>
-        </w:rPr>
-      </w:pPr>
-      <w:r>
-        <w:rPr>
-          <w:rFonts w:ascii="Arial Narrow" w:eastAsia="Arial Narrow" w:hAnsi="Arial Narrow" w:cs="Arial Narrow"/>
-          <w:sz w:val="16"/>
-          <w:szCs w:val="16"/>
-        </w:rPr>
-        <w:t>El proveedor responde por la idoneidad y calidad de los productos y servicios ofrecidos; por la autenticidad de las marcas y leyendas que exhiben sus productos o del signo que respalda al prestador del servicio, por la falta de conformidad entre la publicidad comercial de los productos y servicios y estos, así como por el contenido y la vida útil del producto indicado en el envase, en lo que corresponda.</w:t>
-      </w:r>
-    </w:p>
+    </w:p>
+  </w:footnote>
+  <w:footnote w:id="5">
     <w:p>
       <w:pPr>
         <w:pStyle w:val="Textonotapie"/>
@@ -11541,15 +11628,96 @@
         <w:jc w:val="both"/>
         <w:rPr>
           <w:rFonts w:ascii="Arial Narrow" w:eastAsia="Arial Narrow" w:hAnsi="Arial Narrow" w:cs="Arial Narrow"/>
+          <w:sz w:val="16"/>
+          <w:szCs w:val="16"/>
+        </w:rPr>
+      </w:pPr>
+      <w:r>
+        <w:rPr>
+          <w:rStyle w:val="Refdenotaalpie"/>
+          <w:rFonts w:ascii="Arial Narrow" w:eastAsia="Arial Narrow" w:hAnsi="Arial Narrow" w:cs="Arial Narrow"/>
+          <w:sz w:val="16"/>
+          <w:szCs w:val="16"/>
+          <w:vertAlign w:val="superscript"/>
+        </w:rPr>
+        <w:footnoteRef/>
+      </w:r>
+      <w:r>
+        <w:rPr>
+          <w:rFonts w:ascii="Arial Narrow" w:eastAsia="Arial Narrow" w:hAnsi="Arial Narrow" w:cs="Arial Narrow"/>
+          <w:sz w:val="16"/>
+          <w:szCs w:val="16"/>
+        </w:rPr>
+        <w:tab/>
+        <w:t xml:space="preserve"/>
+      </w:r>
+      <w:r>
+        <w:rPr>
+          <w:rFonts w:ascii="Arial Narrow" w:eastAsia="Arial Narrow" w:hAnsi="Arial Narrow" w:cs="Arial Narrow"/>
+          <w:sz w:val="16"/>
+          <w:szCs w:val="16"/>
+        </w:rPr>
+        <w:tab/>
+      </w:r>
+      <w:r>
+        <w:rPr>
+          <w:rFonts w:ascii="Arial Narrow" w:eastAsia="Arial Narrow" w:hAnsi="Arial Narrow" w:cs="Arial Narrow"/>
           <w:b/>
           <w:bCs/>
           <w:sz w:val="16"/>
           <w:szCs w:val="16"/>
         </w:rPr>
-      </w:pPr>
-    </w:p>
-  </w:footnote>
-  <w:footnote w:id="5">
+        <w:t xml:space="preserve">LEY SOBRE FACULTADES, NORMAS Y ORGANIZACIÓN DEL INDECOPI, APROBADA POR DECRETO LEGISLATIVO </w:t>
+      </w:r>
+      <w:proofErr w:type="spellStart"/>
+      <w:r>
+        <w:rPr>
+          <w:rFonts w:ascii="Arial Narrow" w:eastAsia="Arial Narrow" w:hAnsi="Arial Narrow" w:cs="Arial Narrow"/>
+          <w:b/>
+          <w:bCs/>
+          <w:sz w:val="16"/>
+          <w:szCs w:val="16"/>
+        </w:rPr>
+        <w:t/>
+      </w:r>
+      <w:proofErr w:type="spellEnd"/>
+      <w:r>
+        <w:rPr>
+          <w:rFonts w:ascii="Arial Narrow" w:eastAsia="Arial Narrow" w:hAnsi="Arial Narrow" w:cs="Arial Narrow"/>
+          <w:b/>
+          <w:bCs/>
+          <w:sz w:val="16"/>
+          <w:szCs w:val="16"/>
+        </w:rPr>
+        <w:t xml:space="preserve">807 Artículo 24.-</w:t>
+      </w:r>
+      <w:r>
+        <w:rPr>
+          <w:rFonts w:ascii="Arial Narrow" w:eastAsia="Arial Narrow" w:hAnsi="Arial Narrow" w:cs="Arial Narrow"/>
+          <w:sz w:val="16"/>
+          <w:szCs w:val="16"/>
+        </w:rPr>
+        <w:t xml:space="preserve"> El </w:t>
+      </w:r>
+      <w:proofErr w:type="gramStart"/>
+      <w:r>
+        <w:rPr>
+          <w:rFonts w:ascii="Arial Narrow" w:eastAsia="Arial Narrow" w:hAnsi="Arial Narrow" w:cs="Arial Narrow"/>
+          <w:sz w:val="16"/>
+          <w:szCs w:val="16"/>
+        </w:rPr>
+        <w:t>Secretario Técnico</w:t>
+      </w:r>
+      <w:proofErr w:type="gramEnd"/>
+      <w:r>
+        <w:rPr>
+          <w:rFonts w:ascii="Arial Narrow" w:eastAsia="Arial Narrow" w:hAnsi="Arial Narrow" w:cs="Arial Narrow"/>
+          <w:sz w:val="16"/>
+          <w:szCs w:val="16"/>
+        </w:rPr>
+        <w:t xml:space="preserve"> se encargará de la tramitación del procedimiento. Para ello, cuenta con las siguientes facultades:</w:t>
+      </w:r>
+    </w:p>
     <w:p>
       <w:pPr>
         <w:pStyle w:val="Textonotapie"/>
@@ -11566,87 +11734,12 @@
       </w:pPr>
       <w:r>
         <w:rPr>
-          <w:rStyle w:val="Refdenotaalpie"/>
-          <w:rFonts w:ascii="Arial Narrow" w:eastAsia="Arial Narrow" w:hAnsi="Arial Narrow" w:cs="Arial Narrow"/>
-          <w:sz w:val="16"/>
-          <w:szCs w:val="16"/>
-          <w:vertAlign w:val="superscript"/>
-        </w:rPr>
-        <w:footnoteRef/>
-      </w:r>
-      <w:r>
-        <w:rPr>
-          <w:rFonts w:ascii="Arial Narrow" w:eastAsia="Arial Narrow" w:hAnsi="Arial Narrow" w:cs="Arial Narrow"/>
-          <w:sz w:val="16"/>
-          <w:szCs w:val="16"/>
-        </w:rPr>
-        <w:t xml:space="preserve"> </w:t>
-      </w:r>
-      <w:r>
-        <w:rPr>
           <w:rFonts w:ascii="Arial Narrow" w:eastAsia="Arial Narrow" w:hAnsi="Arial Narrow" w:cs="Arial Narrow"/>
           <w:sz w:val="16"/>
           <w:szCs w:val="16"/>
         </w:rPr>
         <w:tab/>
-      </w:r>
-      <w:r>
-        <w:rPr>
-          <w:rFonts w:ascii="Arial Narrow" w:eastAsia="Arial Narrow" w:hAnsi="Arial Narrow" w:cs="Arial Narrow"/>
-          <w:b/>
-          <w:bCs/>
-          <w:sz w:val="16"/>
-          <w:szCs w:val="16"/>
-        </w:rPr>
-        <w:t xml:space="preserve">LEY SOBRE FACULTADES, NORMAS Y ORGANIZACIÓN DEL INDECOPI, APROBADA POR DECRETO LEGISLATIVO </w:t>
-      </w:r>
-      <w:proofErr w:type="spellStart"/>
-      <w:r>
-        <w:rPr>
-          <w:rFonts w:ascii="Arial Narrow" w:eastAsia="Arial Narrow" w:hAnsi="Arial Narrow" w:cs="Arial Narrow"/>
-          <w:b/>
-          <w:bCs/>
-          <w:sz w:val="16"/>
-          <w:szCs w:val="16"/>
-        </w:rPr>
-        <w:t/>
-      </w:r>
-      <w:proofErr w:type="spellEnd"/>
-      <w:r>
-        <w:rPr>
-          <w:rFonts w:ascii="Arial Narrow" w:eastAsia="Arial Narrow" w:hAnsi="Arial Narrow" w:cs="Arial Narrow"/>
-          <w:b/>
-          <w:bCs/>
-          <w:sz w:val="16"/>
-          <w:szCs w:val="16"/>
-        </w:rPr>
-        <w:t xml:space="preserve"> 807 Artículo 24.-</w:t>
-      </w:r>
-      <w:r>
-        <w:rPr>
-          <w:rFonts w:ascii="Arial Narrow" w:eastAsia="Arial Narrow" w:hAnsi="Arial Narrow" w:cs="Arial Narrow"/>
-          <w:sz w:val="16"/>
-          <w:szCs w:val="16"/>
-        </w:rPr>
-        <w:t xml:space="preserve"> El </w:t>
-      </w:r>
-      <w:proofErr w:type="gramStart"/>
-      <w:r>
-        <w:rPr>
-          <w:rFonts w:ascii="Arial Narrow" w:eastAsia="Arial Narrow" w:hAnsi="Arial Narrow" w:cs="Arial Narrow"/>
-          <w:sz w:val="16"/>
-          <w:szCs w:val="16"/>
-        </w:rPr>
-        <w:t>Secretario Técnico</w:t>
-      </w:r>
-      <w:proofErr w:type="gramEnd"/>
-      <w:r>
-        <w:rPr>
-          <w:rFonts w:ascii="Arial Narrow" w:eastAsia="Arial Narrow" w:hAnsi="Arial Narrow" w:cs="Arial Narrow"/>
-          <w:sz w:val="16"/>
-          <w:szCs w:val="16"/>
-        </w:rPr>
-        <w:t xml:space="preserve"> se encargará de la tramitación del procedimiento. Para ello, cuenta con las siguientes facultades:</w:t>
+        <w:t xml:space="preserve">(...) </w:t>
       </w:r>
     </w:p>
     <w:p>
@@ -11670,7 +11763,7 @@
           <w:szCs w:val="16"/>
         </w:rPr>
         <w:tab/>
-        <w:t xml:space="preserve">(...) </w:t>
+        <w:t xml:space="preserve">c) Admitir denuncias a trámite, en aquellos casos en que la Comisión le haya delegado esta facultad. </w:t>
       </w:r>
     </w:p>
     <w:p>
@@ -11694,7 +11787,7 @@
           <w:szCs w:val="16"/>
         </w:rPr>
         <w:tab/>
-        <w:t xml:space="preserve">c) Admitir denuncias a trámite, en aquellos casos en que la Comisión le haya delegado esta facultad. </w:t>
+        <w:t>(...).</w:t>
       </w:r>
     </w:p>
     <w:p>
@@ -11711,6 +11804,33 @@
           <w:szCs w:val="16"/>
         </w:rPr>
       </w:pPr>
+    </w:p>
+  </w:footnote>
+  <w:footnote w:id="6">
+    <w:p>
+      <w:pPr>
+        <w:pStyle w:val="Textonotapie"/>
+        <w:tabs>
+          <w:tab w:val="left" w:pos="567"/>
+        </w:tabs>
+        <w:ind w:left="567" w:hanging="567"/>
+        <w:jc w:val="both"/>
+        <w:rPr>
+          <w:rFonts w:ascii="Arial Narrow" w:eastAsia="Arial Narrow" w:hAnsi="Arial Narrow" w:cs="Arial Narrow"/>
+          <w:sz w:val="16"/>
+          <w:szCs w:val="16"/>
+        </w:rPr>
+      </w:pPr>
+      <w:r>
+        <w:rPr>
+          <w:rStyle w:val="Refdenotaalpie"/>
+          <w:rFonts w:ascii="Arial Narrow" w:eastAsia="Arial Narrow" w:hAnsi="Arial Narrow" w:cs="Arial Narrow"/>
+          <w:sz w:val="16"/>
+          <w:szCs w:val="16"/>
+          <w:vertAlign w:val="superscript"/>
+        </w:rPr>
+        <w:footnoteRef/>
+      </w:r>
       <w:r>
         <w:rPr>
           <w:rFonts w:ascii="Arial Narrow" w:eastAsia="Arial Narrow" w:hAnsi="Arial Narrow" w:cs="Arial Narrow"/>
@@ -11718,9 +11838,679 @@
           <w:szCs w:val="16"/>
         </w:rPr>
         <w:tab/>
-        <w:t>(...).</w:t>
-      </w:r>
-    </w:p>
+        <w:t xml:space="preserve"/>
+      </w:r>
+      <w:r>
+        <w:rPr>
+          <w:rFonts w:ascii="Arial Narrow" w:eastAsia="Arial Narrow" w:hAnsi="Arial Narrow" w:cs="Arial Narrow"/>
+          <w:sz w:val="16"/>
+          <w:szCs w:val="16"/>
+        </w:rPr>
+        <w:tab/>
+        <w:t xml:space="preserve">El número de trabajadores se atenderá siempre que la empresa haya sido constituida antes de la vigencia de la Ley 30056, publicada el 2 de julio de 2013, que modificó el artículo 5 del Texto Único Ordenado de la Ley de Promoción de la Competitividad, Formalización y Desarrollo de la Micro y Pequeña Empresa y de Acceso al Empleo Decente (LEY MYPE). Ello, en la medida que la Tercera Disposición Complementaria Transitoria de la norma modificatoria precisa que las empresas constituidas antes de la </w:t>
+      </w:r>
+      <w:proofErr w:type="gramStart"/>
+      <w:r>
+        <w:rPr>
+          <w:rFonts w:ascii="Arial Narrow" w:eastAsia="Arial Narrow" w:hAnsi="Arial Narrow" w:cs="Arial Narrow"/>
+          <w:sz w:val="16"/>
+          <w:szCs w:val="16"/>
+        </w:rPr>
+        <w:t>entrada en vigencia</w:t>
+      </w:r>
+      <w:proofErr w:type="gramEnd"/>
+      <w:r>
+        <w:rPr>
+          <w:rFonts w:ascii="Arial Narrow" w:eastAsia="Arial Narrow" w:hAnsi="Arial Narrow" w:cs="Arial Narrow"/>
+          <w:sz w:val="16"/>
+          <w:szCs w:val="16"/>
+        </w:rPr>
+        <w:t xml:space="preserve"> de dicha Ley se rigen por los requisitos de acogimiento al régimen de las micro y pequeñas empresas regulados en el Decreto Legislativo 1086.</w:t>
+      </w:r>
+    </w:p>
+    <w:p>
+      <w:pPr>
+        <w:pStyle w:val="Textonotapie"/>
+        <w:ind w:left="567" w:hanging="567"/>
+        <w:jc w:val="both"/>
+        <w:rPr>
+          <w:rFonts w:ascii="Arial Narrow" w:eastAsia="Arial Narrow" w:hAnsi="Arial Narrow" w:cs="Arial Narrow"/>
+          <w:sz w:val="16"/>
+          <w:szCs w:val="16"/>
+        </w:rPr>
+      </w:pPr>
+    </w:p>
+  </w:footnote>
+  <w:footnote w:id="7">
+    <w:p>
+      <w:pPr>
+        <w:pStyle w:val="Textonotapie"/>
+        <w:tabs>
+          <w:tab w:val="left" w:pos="567"/>
+        </w:tabs>
+        <w:ind w:left="567" w:hanging="567"/>
+        <w:jc w:val="both"/>
+        <w:rPr>
+          <w:rFonts w:ascii="Arial Narrow" w:eastAsia="Arial Narrow" w:hAnsi="Arial Narrow" w:cs="Arial Narrow"/>
+          <w:sz w:val="16"/>
+          <w:szCs w:val="16"/>
+        </w:rPr>
+      </w:pPr>
+      <w:r>
+        <w:rPr>
+          <w:rStyle w:val="Refdenotaalpie"/>
+          <w:rFonts w:ascii="Arial Narrow" w:eastAsia="Arial Narrow" w:hAnsi="Arial Narrow" w:cs="Arial Narrow"/>
+          <w:sz w:val="16"/>
+          <w:szCs w:val="16"/>
+          <w:vertAlign w:val="superscript"/>
+        </w:rPr>
+        <w:footnoteRef/>
+      </w:r>
+      <w:r>
+        <w:rPr>
+          <w:rFonts w:ascii="Arial Narrow" w:eastAsia="Arial Narrow" w:hAnsi="Arial Narrow" w:cs="Arial Narrow"/>
+          <w:sz w:val="16"/>
+          <w:szCs w:val="16"/>
+        </w:rPr>
+        <w:tab/>
+        <w:t xml:space="preserve"/>
+      </w:r>
+      <w:r>
+        <w:rPr>
+          <w:rFonts w:ascii="Arial Narrow" w:eastAsia="Arial Narrow" w:hAnsi="Arial Narrow" w:cs="Arial Narrow"/>
+          <w:sz w:val="16"/>
+          <w:szCs w:val="16"/>
+        </w:rPr>
+        <w:tab/>
+      </w:r>
+      <w:r>
+        <w:rPr>
+          <w:rFonts w:ascii="Arial Narrow" w:eastAsia="Arial Narrow" w:hAnsi="Arial Narrow" w:cs="Arial Narrow"/>
+          <w:b/>
+          <w:sz w:val="16"/>
+          <w:szCs w:val="16"/>
+        </w:rPr>
+        <w:t>LEY 29571, CÓDIGO DE PROTECCIÓN Y DEFENSA DEL CONSUMIDOR</w:t>
+      </w:r>
+      <w:r>
+        <w:rPr>
+          <w:rFonts w:ascii="Arial Narrow" w:eastAsia="Arial Narrow" w:hAnsi="Arial Narrow" w:cs="Arial Narrow"/>
+          <w:b/>
+          <w:bCs/>
+          <w:sz w:val="16"/>
+          <w:szCs w:val="16"/>
+        </w:rPr>
+        <w:t xml:space="preserve">, </w:t>
+      </w:r>
+      <w:r>
+        <w:rPr>
+          <w:rFonts w:ascii="Arial Narrow" w:eastAsia="Arial Narrow" w:hAnsi="Arial Narrow" w:cs="Arial Narrow"/>
+          <w:b/>
+          <w:sz w:val="16"/>
+          <w:szCs w:val="16"/>
+        </w:rPr>
+        <w:t>publicado el 2 de setiembre de 2010 y modificado por Decreto Legislativo 1308</w:t>
+      </w:r>
+    </w:p>
+    <w:p>
+      <w:pPr>
+        <w:pStyle w:val="Textonotapie"/>
+        <w:ind w:left="567" w:hanging="567"/>
+        <w:jc w:val="both"/>
+        <w:rPr>
+          <w:rFonts w:ascii="Arial Narrow" w:eastAsia="Arial Narrow" w:hAnsi="Arial Narrow" w:cs="Arial Narrow"/>
+          <w:b/>
+          <w:bCs/>
+          <w:sz w:val="16"/>
+          <w:szCs w:val="16"/>
+        </w:rPr>
+      </w:pPr>
+      <w:r>
+        <w:rPr>
+          <w:rFonts w:ascii="Arial Narrow" w:eastAsia="Arial Narrow" w:hAnsi="Arial Narrow" w:cs="Arial Narrow"/>
+          <w:sz w:val="16"/>
+          <w:szCs w:val="16"/>
+        </w:rPr>
+        <w:tab/>
+      </w:r>
+      <w:r>
+        <w:rPr>
+          <w:rFonts w:ascii="Arial Narrow" w:eastAsia="Arial Narrow" w:hAnsi="Arial Narrow" w:cs="Arial Narrow"/>
+          <w:b/>
+          <w:bCs/>
+          <w:sz w:val="16"/>
+          <w:szCs w:val="16"/>
+        </w:rPr>
+        <w:t>Artículo 110.- Sanciones Administrativas</w:t>
+      </w:r>
+    </w:p>
+    <w:p>
+      <w:pPr>
+        <w:autoSpaceDE w:val="0"/>
+        <w:autoSpaceDN w:val="0"/>
+        <w:adjustRightInd w:val="0"/>
+        <w:spacing w:after="0" w:line="240" w:lineRule="auto"/>
+        <w:ind w:left="567"/>
+        <w:jc w:val="both"/>
+        <w:rPr>
+          <w:rFonts w:ascii="Arial Narrow" w:eastAsia="Arial Narrow" w:hAnsi="Arial Narrow" w:cs="Arial Narrow"/>
+          <w:sz w:val="16"/>
+          <w:szCs w:val="16"/>
+          <w:lang w:eastAsia="es-PE"/>
+        </w:rPr>
+      </w:pPr>
+      <w:r>
+        <w:rPr>
+          <w:rFonts w:ascii="Arial Narrow" w:eastAsia="Arial Narrow" w:hAnsi="Arial Narrow" w:cs="Arial Narrow"/>
+          <w:sz w:val="16"/>
+          <w:szCs w:val="16"/>
+          <w:lang w:eastAsia="es-PE"/>
+        </w:rPr>
+        <w:t>(…)</w:t>
+      </w:r>
+    </w:p>
+    <w:p>
+      <w:pPr>
+        <w:autoSpaceDE w:val="0"/>
+        <w:autoSpaceDN w:val="0"/>
+        <w:adjustRightInd w:val="0"/>
+        <w:spacing w:after="0" w:line="240" w:lineRule="auto"/>
+        <w:ind w:left="567"/>
+        <w:jc w:val="both"/>
+        <w:rPr>
+          <w:rFonts w:ascii="Arial Narrow" w:eastAsia="Arial Narrow" w:hAnsi="Arial Narrow" w:cs="Arial Narrow"/>
+          <w:sz w:val="16"/>
+          <w:szCs w:val="16"/>
+          <w:lang w:eastAsia="es-PE"/>
+        </w:rPr>
+      </w:pPr>
+      <w:r>
+        <w:rPr>
+          <w:rFonts w:ascii="Arial Narrow" w:eastAsia="Arial Narrow" w:hAnsi="Arial Narrow" w:cs="Arial Narrow"/>
+          <w:sz w:val="16"/>
+          <w:szCs w:val="16"/>
+          <w:lang w:eastAsia="es-PE"/>
+        </w:rPr>
+        <w:t>En el caso de las microempresas, la multa no puede superar el diez por ciento (10%) de las ventas o ingresos brutos percibidos por el infractor, relativos a todas sus actividades económicas, correspondientes al ejercicio inmediato anterior al de la expedición de la resolución de primera instancia, siempre que se haya acreditado dichos ingresos, no se encuentre en una situación de reincidencia y el caso no verse sobre la vida, salud o integridad de los consumidores. Para el caso de las pequeñas empresas, la multa no puede superar el veinte por ciento (20%) de las ventas o ingresos brutos percibidos por el infractor, conforme a los requisitos señalados anteriormente.</w:t>
+      </w:r>
+    </w:p>
+    <w:p>
+      <w:pPr>
+        <w:autoSpaceDE w:val="0"/>
+        <w:autoSpaceDN w:val="0"/>
+        <w:adjustRightInd w:val="0"/>
+        <w:spacing w:after="0" w:line="240" w:lineRule="auto"/>
+        <w:ind w:left="567"/>
+        <w:jc w:val="both"/>
+        <w:rPr>
+          <w:rFonts w:ascii="Arial Narrow" w:eastAsia="Arial Narrow" w:hAnsi="Arial Narrow" w:cs="Arial Narrow"/>
+          <w:sz w:val="16"/>
+          <w:szCs w:val="16"/>
+          <w:lang w:eastAsia="es-PE"/>
+        </w:rPr>
+      </w:pPr>
+      <w:r>
+        <w:rPr>
+          <w:rFonts w:ascii="Arial Narrow" w:eastAsia="Arial Narrow" w:hAnsi="Arial Narrow" w:cs="Arial Narrow"/>
+          <w:sz w:val="16"/>
+          <w:szCs w:val="16"/>
+          <w:lang w:eastAsia="es-PE"/>
+        </w:rPr>
+        <w:t>(…).</w:t>
+      </w:r>
+    </w:p>
+    <w:p>
+      <w:pPr>
+        <w:pStyle w:val="Textonotapie"/>
+        <w:ind w:left="567" w:hanging="567"/>
+        <w:jc w:val="both"/>
+        <w:rPr>
+          <w:rFonts w:ascii="Arial Narrow" w:eastAsia="Arial Narrow" w:hAnsi="Arial Narrow" w:cs="Arial Narrow"/>
+          <w:sz w:val="16"/>
+          <w:szCs w:val="16"/>
+        </w:rPr>
+      </w:pPr>
+    </w:p>
+  </w:footnote>
+  <w:footnote w:id="8">
+    <w:p>
+      <w:pPr>
+        <w:pStyle w:val="Textonotapie"/>
+        <w:tabs>
+          <w:tab w:val="left" w:pos="567"/>
+        </w:tabs>
+        <w:ind w:left="567" w:hanging="567"/>
+        <w:jc w:val="both"/>
+        <w:rPr>
+          <w:rFonts w:ascii="Arial Narrow" w:eastAsia="Arial Narrow" w:hAnsi="Arial Narrow" w:cs="Arial Narrow"/>
+          <w:sz w:val="16"/>
+          <w:szCs w:val="16"/>
+        </w:rPr>
+      </w:pPr>
+      <w:r>
+        <w:rPr>
+          <w:rStyle w:val="Refdenotaalpie"/>
+          <w:rFonts w:ascii="Arial Narrow" w:eastAsia="Arial Narrow" w:hAnsi="Arial Narrow" w:cs="Arial Narrow"/>
+          <w:sz w:val="16"/>
+          <w:szCs w:val="16"/>
+          <w:vertAlign w:val="superscript"/>
+        </w:rPr>
+        <w:footnoteRef/>
+      </w:r>
+      <w:r>
+        <w:rPr>
+          <w:rFonts w:ascii="Arial Narrow" w:eastAsia="Arial Narrow" w:hAnsi="Arial Narrow" w:cs="Arial Narrow"/>
+          <w:sz w:val="16"/>
+          <w:szCs w:val="16"/>
+        </w:rPr>
+        <w:tab/>
+      </w:r>
+      <w:r>
+        <w:rPr>
+          <w:rFonts w:ascii="Arial Narrow" w:eastAsia="Arial Narrow" w:hAnsi="Arial Narrow" w:cs="Arial Narrow"/>
+          <w:b/>
+          <w:bCs/>
+          <w:sz w:val="16"/>
+          <w:szCs w:val="16"/>
+        </w:rPr>
+        <w:t xml:space="preserve">DECRETO LEGISLATIVO 807, LEY SOBRE FACULTADES, NORMAS Y ORGANIZACIÓN DEL INDECOPI, publicado el 18 de abril de 1996</w:t>
+      </w:r>
+    </w:p>
+    <w:p>
+      <w:pPr>
+        <w:pStyle w:val="Textonotapie"/>
+        <w:ind w:left="567" w:hanging="567"/>
+        <w:jc w:val="both"/>
+        <w:rPr>
+          <w:rFonts w:ascii="Arial Narrow" w:eastAsia="Arial Narrow" w:hAnsi="Arial Narrow" w:cs="Arial Narrow"/>
+          <w:sz w:val="16"/>
+          <w:szCs w:val="16"/>
+        </w:rPr>
+      </w:pPr>
+      <w:r>
+        <w:rPr>
+          <w:rFonts w:ascii="Arial Narrow" w:eastAsia="Arial Narrow" w:hAnsi="Arial Narrow" w:cs="Arial Narrow"/>
+          <w:sz w:val="16"/>
+          <w:szCs w:val="16"/>
+        </w:rPr>
+        <w:tab/>
+      </w:r>
+      <w:r>
+        <w:rPr>
+          <w:rFonts w:ascii="Arial Narrow" w:eastAsia="Arial Narrow" w:hAnsi="Arial Narrow" w:cs="Arial Narrow"/>
+          <w:b/>
+          <w:bCs/>
+          <w:sz w:val="16"/>
+          <w:szCs w:val="16"/>
+        </w:rPr>
+        <w:t xml:space="preserve">Artículo 26.-</w:t>
+      </w:r>
+      <w:r>
+        <w:rPr>
+          <w:rFonts w:ascii="Arial Narrow" w:eastAsia="Arial Narrow" w:hAnsi="Arial Narrow" w:cs="Arial Narrow"/>
+          <w:sz w:val="16"/>
+          <w:szCs w:val="16"/>
+        </w:rPr>
+        <w:t xml:space="preserve"> Una vez admitida a trámite la denuncia, se correrá traslado de la misma al denunciado, a fin de que éste presente su descargo. El plazo para la presentación del descargo será de cinco (5) días contados desde la notificación, vencido el cual, el Secretario Técnico declarará en rebeldía al denunciado que no lo hubiera presentado.</w:t>
+      </w:r>
+    </w:p>
+    <w:p>
+      <w:pPr>
+        <w:pStyle w:val="Textonotapie"/>
+        <w:ind w:left="567" w:hanging="567"/>
+        <w:jc w:val="both"/>
+        <w:rPr>
+          <w:rFonts w:ascii="Arial Narrow" w:eastAsia="Arial Narrow" w:hAnsi="Arial Narrow" w:cs="Arial Narrow"/>
+          <w:sz w:val="16"/>
+          <w:szCs w:val="16"/>
+        </w:rPr>
+      </w:pPr>
+    </w:p>
+  </w:footnote>
+  <w:footnote w:id="9">
+    <w:p>
+      <w:pPr>
+        <w:pStyle w:val="Textonotapie"/>
+        <w:tabs>
+          <w:tab w:val="left" w:pos="567"/>
+        </w:tabs>
+        <w:ind w:left="567" w:hanging="567"/>
+        <w:jc w:val="both"/>
+        <w:rPr>
+          <w:rFonts w:ascii="Arial Narrow" w:eastAsia="Arial Narrow" w:hAnsi="Arial Narrow" w:cs="Arial Narrow"/>
+          <w:sz w:val="16"/>
+          <w:szCs w:val="16"/>
+        </w:rPr>
+      </w:pPr>
+      <w:r>
+        <w:rPr>
+          <w:rStyle w:val="Refdenotaalpie"/>
+          <w:rFonts w:ascii="Arial Narrow" w:eastAsia="Arial Narrow" w:hAnsi="Arial Narrow" w:cs="Arial Narrow"/>
+          <w:sz w:val="16"/>
+          <w:szCs w:val="16"/>
+          <w:vertAlign w:val="superscript"/>
+        </w:rPr>
+        <w:footnoteRef/>
+      </w:r>
+      <w:r>
+        <w:rPr>
+          <w:rFonts w:ascii="Arial Narrow" w:eastAsia="Arial Narrow" w:hAnsi="Arial Narrow" w:cs="Arial Narrow"/>
+          <w:sz w:val="16"/>
+          <w:szCs w:val="16"/>
+        </w:rPr>
+        <w:tab/>
+      </w:r>
+      <w:r>
+        <w:rPr>
+          <w:rFonts w:ascii="Arial Narrow" w:eastAsia="Arial Narrow" w:hAnsi="Arial Narrow" w:cs="Arial Narrow"/>
+          <w:b/>
+          <w:bCs/>
+          <w:sz w:val="16"/>
+          <w:szCs w:val="16"/>
+        </w:rPr>
+        <w:t xml:space="preserve">DECRETO SUPREMO 006-2026-JUS, TEXTO ÚNICO ORDENADO DE LA LEY 27444, LEY DEL PROCEDIMIENTO ADMINISTRATIVO GENERAL, publicado el 30 de abril de 2026</w:t>
+      </w:r>
+    </w:p>
+    <w:p>
+      <w:pPr>
+        <w:pStyle w:val="Textonotapie"/>
+        <w:ind w:left="567" w:hanging="567"/>
+        <w:jc w:val="both"/>
+        <w:rPr>
+          <w:rFonts w:ascii="Arial Narrow" w:eastAsia="Arial Narrow" w:hAnsi="Arial Narrow" w:cs="Arial Narrow"/>
+          <w:sz w:val="16"/>
+          <w:szCs w:val="16"/>
+        </w:rPr>
+      </w:pPr>
+      <w:r>
+        <w:rPr>
+          <w:rFonts w:ascii="Arial Narrow" w:eastAsia="Arial Narrow" w:hAnsi="Arial Narrow" w:cs="Arial Narrow"/>
+          <w:sz w:val="16"/>
+          <w:szCs w:val="16"/>
+        </w:rPr>
+        <w:tab/>
+      </w:r>
+      <w:r>
+        <w:rPr>
+          <w:rFonts w:ascii="Arial Narrow" w:eastAsia="Arial Narrow" w:hAnsi="Arial Narrow" w:cs="Arial Narrow"/>
+          <w:b/>
+          <w:bCs/>
+          <w:sz w:val="16"/>
+          <w:szCs w:val="16"/>
+        </w:rPr>
+        <w:t xml:space="preserve">Artículo 223.- Contestación de la reclamación</w:t>
+      </w:r>
+    </w:p>
+    <w:p>
+      <w:pPr>
+        <w:pStyle w:val="Textonotapie"/>
+        <w:ind w:left="567" w:hanging="567"/>
+        <w:jc w:val="both"/>
+        <w:rPr>
+          <w:rFonts w:ascii="Arial Narrow" w:eastAsia="Arial Narrow" w:hAnsi="Arial Narrow" w:cs="Arial Narrow"/>
+          <w:sz w:val="16"/>
+          <w:szCs w:val="16"/>
+        </w:rPr>
+      </w:pPr>
+      <w:r>
+        <w:rPr>
+          <w:rFonts w:ascii="Arial Narrow" w:eastAsia="Arial Narrow" w:hAnsi="Arial Narrow" w:cs="Arial Narrow"/>
+          <w:sz w:val="16"/>
+          <w:szCs w:val="16"/>
+        </w:rPr>
+        <w:tab/>
+      </w:r>
+      <w:r>
+        <w:rPr>
+          <w:rFonts w:ascii="Arial Narrow" w:eastAsia="Arial Narrow" w:hAnsi="Arial Narrow" w:cs="Arial Narrow"/>
+          <w:sz w:val="16"/>
+          <w:szCs w:val="16"/>
+        </w:rPr>
+        <w:t xml:space="preserve">223.1 El reclamado deberá presentar la contestación de la reclamación dentro de los quince (15) días posteriores a la notificación de ésta; vencido este plazo, la Administración declarará en rebeldía al reclamado que no la hubiera presentado. La contestación deberá contener los requisitos de los escritos previstos en el artículo 113 de la presente Ley, así como la absolución de todos los asuntos controvertidos de hecho y de derecho, Las alegaciones y los hechos relevantes de la reclamación, salvo que hayan sido específicamente negadas en la contestación, se tendrán por aceptadas o merituadas como ciertas.</w:t>
+      </w:r>
+    </w:p>
+    <w:p>
+      <w:pPr>
+        <w:pStyle w:val="Textonotapie"/>
+        <w:ind w:left="567" w:hanging="567"/>
+        <w:jc w:val="both"/>
+        <w:rPr>
+          <w:rFonts w:ascii="Arial Narrow" w:eastAsia="Arial Narrow" w:hAnsi="Arial Narrow" w:cs="Arial Narrow"/>
+          <w:sz w:val="16"/>
+          <w:szCs w:val="16"/>
+        </w:rPr>
+      </w:pPr>
+    </w:p>
+  </w:footnote>
+  <w:footnote w:id="10">
+    <w:p>
+      <w:pPr>
+        <w:tabs>
+          <w:tab w:val="left" w:pos="567"/>
+        </w:tabs>
+        <w:spacing w:after="0" w:line="240" w:lineRule="auto"/>
+        <w:ind w:left="567" w:hanging="567"/>
+        <w:jc w:val="both"/>
+        <w:rPr>
+          <w:rFonts w:ascii="Arial Narrow" w:eastAsia="Arial Narrow" w:hAnsi="Arial Narrow" w:cs="Arial Narrow"/>
+          <w:sz w:val="16"/>
+          <w:szCs w:val="16"/>
+        </w:rPr>
+      </w:pPr>
+      <w:r>
+        <w:rPr>
+          <w:rStyle w:val="Refdenotaalpie"/>
+          <w:rFonts w:ascii="Arial Narrow" w:eastAsia="Arial Narrow" w:hAnsi="Arial Narrow" w:cs="Arial Narrow"/>
+          <w:sz w:val="16"/>
+          <w:szCs w:val="16"/>
+          <w:vertAlign w:val="superscript"/>
+        </w:rPr>
+        <w:footnoteRef/>
+      </w:r>
+      <w:r>
+        <w:rPr>
+          <w:rFonts w:ascii="Arial Narrow" w:eastAsia="Arial Narrow" w:hAnsi="Arial Narrow" w:cs="Arial Narrow"/>
+          <w:sz w:val="16"/>
+          <w:szCs w:val="16"/>
+          <w:vertAlign w:val="superscript"/>
+        </w:rPr>
+        <w:tab/>
+        <w:t xml:space="preserve"/>
+      </w:r>
+      <w:r>
+        <w:rPr>
+          <w:rFonts w:ascii="Arial Narrow" w:eastAsia="Arial Narrow" w:hAnsi="Arial Narrow" w:cs="Arial Narrow"/>
+          <w:sz w:val="16"/>
+          <w:szCs w:val="16"/>
+        </w:rPr>
+        <w:t xml:space="preserve"> </w:t>
+      </w:r>
+      <w:r>
+        <w:rPr>
+          <w:rFonts w:ascii="Arial Narrow" w:eastAsia="Arial Narrow" w:hAnsi="Arial Narrow" w:cs="Arial Narrow"/>
+          <w:sz w:val="16"/>
+          <w:szCs w:val="16"/>
+        </w:rPr>
+        <w:tab/>
+      </w:r>
+      <w:r>
+        <w:rPr>
+          <w:rFonts w:ascii="Arial Narrow" w:eastAsia="Arial Narrow" w:hAnsi="Arial Narrow" w:cs="Arial Narrow"/>
+          <w:b/>
+          <w:sz w:val="16"/>
+          <w:szCs w:val="16"/>
+        </w:rPr>
+        <w:t>LEY 29571, CÓDIGO DE PROTECCIÓN Y DEFENSA DEL CONSUMIDOR</w:t>
+      </w:r>
+      <w:r>
+        <w:rPr>
+          <w:rFonts w:ascii="Arial Narrow" w:eastAsia="Arial Narrow" w:hAnsi="Arial Narrow" w:cs="Arial Narrow"/>
+          <w:b/>
+          <w:bCs/>
+          <w:sz w:val="16"/>
+          <w:szCs w:val="16"/>
+        </w:rPr>
+        <w:t xml:space="preserve">, </w:t>
+      </w:r>
+      <w:r>
+        <w:rPr>
+          <w:rFonts w:ascii="Arial Narrow" w:eastAsia="Arial Narrow" w:hAnsi="Arial Narrow" w:cs="Arial Narrow"/>
+          <w:b/>
+          <w:sz w:val="16"/>
+          <w:szCs w:val="16"/>
+        </w:rPr>
+        <w:t>publicado el 2 de setiembre de 2010 y modificado por Decreto Legislativo 1308</w:t>
+      </w:r>
+    </w:p>
+    <w:p>
+      <w:pPr>
+        <w:spacing w:after="0" w:line="240" w:lineRule="auto"/>
+        <w:ind w:left="567" w:hanging="567"/>
+        <w:jc w:val="both"/>
+        <w:rPr>
+          <w:rFonts w:ascii="Arial Narrow" w:eastAsia="Arial Narrow" w:hAnsi="Arial Narrow" w:cs="Arial Narrow"/>
+          <w:b/>
+          <w:sz w:val="16"/>
+          <w:szCs w:val="16"/>
+        </w:rPr>
+      </w:pPr>
+      <w:r>
+        <w:rPr>
+          <w:rFonts w:ascii="Arial Narrow" w:eastAsia="Arial Narrow" w:hAnsi="Arial Narrow" w:cs="Arial Narrow"/>
+          <w:b/>
+          <w:sz w:val="16"/>
+          <w:szCs w:val="16"/>
+        </w:rPr>
+        <w:tab/>
+        <w:t>Artículo 110.- Sanciones administrativas</w:t>
+      </w:r>
+    </w:p>
+    <w:p>
+      <w:pPr>
+        <w:spacing w:after="0" w:line="240" w:lineRule="auto"/>
+        <w:ind w:left="567"/>
+        <w:jc w:val="both"/>
+        <w:rPr>
+          <w:rFonts w:ascii="Arial Narrow" w:eastAsia="Arial Narrow" w:hAnsi="Arial Narrow" w:cs="Arial Narrow"/>
+          <w:sz w:val="16"/>
+          <w:szCs w:val="16"/>
+        </w:rPr>
+      </w:pPr>
+      <w:r>
+        <w:rPr>
+          <w:rFonts w:ascii="Arial Narrow" w:eastAsia="Arial Narrow" w:hAnsi="Arial Narrow" w:cs="Arial Narrow"/>
+          <w:sz w:val="16"/>
+          <w:szCs w:val="16"/>
+        </w:rPr>
+        <w:t>El órgano resolutivo puede sancionar las infracciones administrativas a que se refiere el artículo 108 con amonestación y multas de hasta cuatrocientos cincuenta (450) Unidades Impositivas Tributarias (UIT), las cuales son calificadas de la siguiente manera:</w:t>
+      </w:r>
+    </w:p>
+    <w:p>
+      <w:pPr>
+        <w:numPr>
+          <w:ilvl w:val="0"/>
+          <w:numId w:val="2"/>
+        </w:numPr>
+        <w:spacing w:after="0" w:line="240" w:lineRule="auto"/>
+        <w:ind w:left="426" w:firstLine="141"/>
+        <w:jc w:val="both"/>
+        <w:rPr>
+          <w:rFonts w:ascii="Arial Narrow" w:eastAsia="Arial Narrow" w:hAnsi="Arial Narrow" w:cs="Arial Narrow"/>
+          <w:sz w:val="16"/>
+          <w:szCs w:val="16"/>
+        </w:rPr>
+      </w:pPr>
+      <w:r>
+        <w:rPr>
+          <w:rFonts w:ascii="Arial Narrow" w:eastAsia="Arial Narrow" w:hAnsi="Arial Narrow" w:cs="Arial Narrow"/>
+          <w:sz w:val="16"/>
+          <w:szCs w:val="16"/>
+        </w:rPr>
+        <w:t>Infracciones leves, con una amonestación o con una multa de hasta cincuenta (50) UIT.</w:t>
+      </w:r>
+    </w:p>
+    <w:p>
+      <w:pPr>
+        <w:numPr>
+          <w:ilvl w:val="0"/>
+          <w:numId w:val="2"/>
+        </w:numPr>
+        <w:spacing w:after="0" w:line="240" w:lineRule="auto"/>
+        <w:ind w:left="426" w:firstLine="141"/>
+        <w:jc w:val="both"/>
+        <w:rPr>
+          <w:rFonts w:ascii="Arial Narrow" w:eastAsia="Arial Narrow" w:hAnsi="Arial Narrow" w:cs="Arial Narrow"/>
+          <w:sz w:val="16"/>
+          <w:szCs w:val="16"/>
+        </w:rPr>
+      </w:pPr>
+      <w:r>
+        <w:rPr>
+          <w:rFonts w:ascii="Arial Narrow" w:eastAsia="Arial Narrow" w:hAnsi="Arial Narrow" w:cs="Arial Narrow"/>
+          <w:sz w:val="16"/>
+          <w:szCs w:val="16"/>
+        </w:rPr>
+        <w:t>Infracciones graves, con una multa de hasta ciento cincuenta (150) UIT.</w:t>
+      </w:r>
+    </w:p>
+    <w:p>
+      <w:pPr>
+        <w:numPr>
+          <w:ilvl w:val="0"/>
+          <w:numId w:val="2"/>
+        </w:numPr>
+        <w:spacing w:after="0" w:line="240" w:lineRule="auto"/>
+        <w:ind w:left="426" w:firstLine="141"/>
+        <w:jc w:val="both"/>
+        <w:rPr>
+          <w:rFonts w:ascii="Arial Narrow" w:eastAsia="Arial Narrow" w:hAnsi="Arial Narrow" w:cs="Arial Narrow"/>
+          <w:sz w:val="16"/>
+          <w:szCs w:val="16"/>
+        </w:rPr>
+      </w:pPr>
+      <w:r>
+        <w:rPr>
+          <w:rFonts w:ascii="Arial Narrow" w:eastAsia="Arial Narrow" w:hAnsi="Arial Narrow" w:cs="Arial Narrow"/>
+          <w:sz w:val="16"/>
+          <w:szCs w:val="16"/>
+        </w:rPr>
+        <w:t>Infracciones muy graves, con una multa de hasta cuatrocientos cincuenta (450) UIT.</w:t>
+      </w:r>
+    </w:p>
+    <w:p>
+      <w:pPr>
+        <w:spacing w:after="0" w:line="240" w:lineRule="auto"/>
+        <w:ind w:left="567"/>
+        <w:jc w:val="both"/>
+        <w:rPr>
+          <w:rFonts w:ascii="Arial Narrow" w:eastAsia="Arial Narrow" w:hAnsi="Arial Narrow" w:cs="Arial Narrow"/>
+          <w:sz w:val="16"/>
+          <w:szCs w:val="16"/>
+        </w:rPr>
+      </w:pPr>
+      <w:r>
+        <w:rPr>
+          <w:rFonts w:ascii="Arial Narrow" w:eastAsia="Arial Narrow" w:hAnsi="Arial Narrow" w:cs="Arial Narrow"/>
+          <w:sz w:val="16"/>
+          <w:szCs w:val="16"/>
+        </w:rPr>
+        <w:t>(…).</w:t>
+      </w:r>
+    </w:p>
+    <w:p>
+      <w:pPr>
+        <w:spacing w:after="0" w:line="240" w:lineRule="auto"/>
+        <w:ind w:left="567" w:hanging="567"/>
+        <w:jc w:val="both"/>
+        <w:rPr>
+          <w:rFonts w:ascii="Arial Narrow" w:eastAsia="Arial Narrow" w:hAnsi="Arial Narrow" w:cs="Arial Narrow"/>
+          <w:sz w:val="16"/>
+          <w:szCs w:val="16"/>
+        </w:rPr>
+      </w:pPr>
+    </w:p>
+  </w:footnote>
+  <w:footnote w:id="11">
     <w:p>
       <w:pPr>
         <w:pStyle w:val="Textonotapie"/>
@@ -11731,39 +12521,56 @@
         <w:jc w:val="both"/>
         <w:rPr>
           <w:rFonts w:ascii="Arial Narrow" w:eastAsia="Arial Narrow" w:hAnsi="Arial Narrow" w:cs="Arial Narrow"/>
-          <w:sz w:val="16"/>
-          <w:szCs w:val="16"/>
-        </w:rPr>
-      </w:pPr>
-      <w:r>
-        <w:rPr>
-          <w:rFonts w:ascii="Arial Narrow" w:eastAsia="Arial Narrow" w:hAnsi="Arial Narrow" w:cs="Arial Narrow"/>
-          <w:sz w:val="16"/>
-          <w:szCs w:val="16"/>
-        </w:rPr>
-        <w:t xml:space="preserve">. </w:t>
-      </w:r>
-    </w:p>
-    <w:p>
-      <w:pPr>
-        <w:pStyle w:val="Textonotapie"/>
+          <w:b/>
+          <w:bCs/>
+          <w:sz w:val="16"/>
+          <w:szCs w:val="16"/>
+        </w:rPr>
+      </w:pPr>
+      <w:r>
+        <w:rPr>
+          <w:rStyle w:val="Refdenotaalpie"/>
+          <w:rFonts w:ascii="Arial Narrow" w:eastAsia="Arial Narrow" w:hAnsi="Arial Narrow" w:cs="Arial Narrow"/>
+          <w:sz w:val="16"/>
+          <w:szCs w:val="16"/>
+          <w:vertAlign w:val="superscript"/>
+        </w:rPr>
+        <w:footnoteRef/>
+      </w:r>
+      <w:r>
+        <w:rPr>
+          <w:rFonts w:ascii="Arial Narrow" w:eastAsia="Arial Narrow" w:hAnsi="Arial Narrow" w:cs="Arial Narrow"/>
+          <w:sz w:val="16"/>
+          <w:szCs w:val="16"/>
+        </w:rPr>
+        <w:tab/>
+        <w:t xml:space="preserve"/>
+      </w:r>
+      <w:r>
+        <w:rPr>
+          <w:rFonts w:ascii="Arial Narrow" w:eastAsia="Arial Narrow" w:hAnsi="Arial Narrow" w:cs="Arial Narrow"/>
+          <w:sz w:val="16"/>
+          <w:szCs w:val="16"/>
+        </w:rPr>
+        <w:tab/>
+      </w:r>
+      <w:r>
+        <w:rPr>
+          <w:rFonts w:ascii="Arial Narrow" w:eastAsia="Arial Narrow" w:hAnsi="Arial Narrow" w:cs="Arial Narrow"/>
+          <w:b/>
+          <w:bCs/>
+          <w:sz w:val="16"/>
+          <w:szCs w:val="16"/>
+        </w:rPr>
+        <w:t xml:space="preserve">LEY 29571, CÓDIGO DE PROTECCIÓN Y DEFENSA DEL CONSUMIDOR, publicado el 2 de setiembre de 2010 y modificado por Decreto Legislativo 1308 </w:t>
+      </w:r>
+    </w:p>
+    <w:p>
+      <w:pPr>
         <w:tabs>
           <w:tab w:val="left" w:pos="567"/>
         </w:tabs>
-        <w:ind w:left="567" w:right="-1" w:hanging="567"/>
-        <w:jc w:val="both"/>
-        <w:rPr>
-          <w:rFonts w:ascii="Arial Narrow" w:eastAsia="Arial Narrow" w:hAnsi="Arial Narrow" w:cs="Arial Narrow"/>
-          <w:sz w:val="16"/>
-          <w:szCs w:val="16"/>
-        </w:rPr>
-      </w:pPr>
-    </w:p>
-  </w:footnote>
-  <w:footnote w:id="6">
-    <w:p>
-      <w:pPr>
-        <w:pStyle w:val="Textonotapie"/>
+        <w:spacing w:after="0" w:line="240" w:lineRule="auto"/>
         <w:ind w:left="567" w:hanging="567"/>
         <w:jc w:val="both"/>
         <w:rPr>
@@ -11774,715 +12581,12 @@
       </w:pPr>
       <w:r>
         <w:rPr>
-          <w:rStyle w:val="Refdenotaalpie"/>
-          <w:rFonts w:ascii="Arial Narrow" w:eastAsia="Arial Narrow" w:hAnsi="Arial Narrow" w:cs="Arial Narrow"/>
-          <w:sz w:val="16"/>
-          <w:szCs w:val="16"/>
-          <w:vertAlign w:val="superscript"/>
-        </w:rPr>
-        <w:footnoteRef/>
-      </w:r>
-      <w:r>
-        <w:rPr>
-          <w:rFonts w:ascii="Arial Narrow" w:eastAsia="Arial Narrow" w:hAnsi="Arial Narrow" w:cs="Arial Narrow"/>
-          <w:sz w:val="16"/>
-          <w:szCs w:val="16"/>
-        </w:rPr>
-        <w:t xml:space="preserve"> </w:t>
-      </w:r>
-      <w:r>
-        <w:rPr>
           <w:rFonts w:ascii="Arial Narrow" w:eastAsia="Arial Narrow" w:hAnsi="Arial Narrow" w:cs="Arial Narrow"/>
           <w:sz w:val="16"/>
           <w:szCs w:val="16"/>
         </w:rPr>
         <w:tab/>
-        <w:t xml:space="preserve">El número de trabajadores se atenderá siempre que la empresa haya sido constituida antes de la vigencia de la Ley 30056, publicada el 2 de julio de 2013, que modificó el artículo 5 del Texto Único Ordenado de la Ley de Promoción de la Competitividad, Formalización y Desarrollo de la Micro y Pequeña Empresa y de Acceso al Empleo Decente (LEY MYPE). Ello, en la medida que la Tercera Disposición Complementaria Transitoria de la norma modificatoria precisa que las empresas constituidas antes de la </w:t>
-      </w:r>
-      <w:proofErr w:type="gramStart"/>
-      <w:r>
-        <w:rPr>
-          <w:rFonts w:ascii="Arial Narrow" w:eastAsia="Arial Narrow" w:hAnsi="Arial Narrow" w:cs="Arial Narrow"/>
-          <w:sz w:val="16"/>
-          <w:szCs w:val="16"/>
-        </w:rPr>
-        <w:t>entrada en vigencia</w:t>
-      </w:r>
-      <w:proofErr w:type="gramEnd"/>
-      <w:r>
-        <w:rPr>
-          <w:rFonts w:ascii="Arial Narrow" w:eastAsia="Arial Narrow" w:hAnsi="Arial Narrow" w:cs="Arial Narrow"/>
-          <w:sz w:val="16"/>
-          <w:szCs w:val="16"/>
-        </w:rPr>
-        <w:t xml:space="preserve"> de dicha Ley se rigen por los requisitos de acogimiento al régimen de las micro y pequeñas empresas regulados en el Decreto Legislativo 1086.</w:t>
-      </w:r>
-    </w:p>
-    <w:p>
-      <w:pPr>
-        <w:pStyle w:val="Textonotapie"/>
-        <w:ind w:left="567" w:hanging="567"/>
-        <w:jc w:val="both"/>
-        <w:rPr>
-          <w:rFonts w:ascii="Arial Narrow" w:eastAsia="Arial Narrow" w:hAnsi="Arial Narrow" w:cs="Arial Narrow"/>
-          <w:sz w:val="16"/>
-          <w:szCs w:val="16"/>
-        </w:rPr>
-      </w:pPr>
-    </w:p>
-  </w:footnote>
-  <w:footnote w:id="7">
-    <w:p>
-      <w:pPr>
-        <w:pStyle w:val="Textonotapie"/>
-        <w:ind w:left="567" w:hanging="567"/>
-        <w:jc w:val="both"/>
-        <w:rPr>
-          <w:rFonts w:ascii="Arial Narrow" w:eastAsia="Arial Narrow" w:hAnsi="Arial Narrow" w:cs="Arial Narrow"/>
-          <w:sz w:val="16"/>
-          <w:szCs w:val="16"/>
-        </w:rPr>
-      </w:pPr>
-      <w:r>
-        <w:rPr>
-          <w:rStyle w:val="Refdenotaalpie"/>
-          <w:rFonts w:ascii="Arial Narrow" w:eastAsia="Arial Narrow" w:hAnsi="Arial Narrow" w:cs="Arial Narrow"/>
-          <w:sz w:val="16"/>
-          <w:szCs w:val="16"/>
-          <w:vertAlign w:val="superscript"/>
-        </w:rPr>
-        <w:footnoteRef/>
-      </w:r>
-      <w:r>
-        <w:rPr>
-          <w:rFonts w:ascii="Arial Narrow" w:eastAsia="Arial Narrow" w:hAnsi="Arial Narrow" w:cs="Arial Narrow"/>
-          <w:sz w:val="16"/>
-          <w:szCs w:val="16"/>
-        </w:rPr>
-        <w:t xml:space="preserve"> </w:t>
-      </w:r>
-      <w:r>
-        <w:rPr>
-          <w:rFonts w:ascii="Arial Narrow" w:eastAsia="Arial Narrow" w:hAnsi="Arial Narrow" w:cs="Arial Narrow"/>
-          <w:sz w:val="16"/>
-          <w:szCs w:val="16"/>
-        </w:rPr>
-        <w:tab/>
-      </w:r>
-      <w:r>
-        <w:rPr>
-          <w:rFonts w:ascii="Arial Narrow" w:eastAsia="Arial Narrow" w:hAnsi="Arial Narrow" w:cs="Arial Narrow"/>
-          <w:b/>
-          <w:sz w:val="16"/>
-          <w:szCs w:val="16"/>
-        </w:rPr>
-        <w:t>LEY 29571, CÓDIGO DE PROTECCIÓN Y DEFENSA DEL CONSUMIDOR</w:t>
-      </w:r>
-      <w:r>
-        <w:rPr>
-          <w:rFonts w:ascii="Arial Narrow" w:eastAsia="Arial Narrow" w:hAnsi="Arial Narrow" w:cs="Arial Narrow"/>
-          <w:b/>
-          <w:bCs/>
-          <w:sz w:val="16"/>
-          <w:szCs w:val="16"/>
-        </w:rPr>
-        <w:t xml:space="preserve">, </w:t>
-      </w:r>
-      <w:r>
-        <w:rPr>
-          <w:rFonts w:ascii="Arial Narrow" w:eastAsia="Arial Narrow" w:hAnsi="Arial Narrow" w:cs="Arial Narrow"/>
-          <w:b/>
-          <w:sz w:val="16"/>
-          <w:szCs w:val="16"/>
-        </w:rPr>
-        <w:t>publicado el 2 de setiembre de 2010 y modificado por Decreto Legislativo 1308</w:t>
-      </w:r>
-    </w:p>
-    <w:p>
-      <w:pPr>
-        <w:pStyle w:val="Textonotapie"/>
-        <w:ind w:left="567" w:hanging="567"/>
-        <w:jc w:val="both"/>
-        <w:rPr>
-          <w:rFonts w:ascii="Arial Narrow" w:eastAsia="Arial Narrow" w:hAnsi="Arial Narrow" w:cs="Arial Narrow"/>
-          <w:b/>
-          <w:bCs/>
-          <w:sz w:val="16"/>
-          <w:szCs w:val="16"/>
-        </w:rPr>
-      </w:pPr>
-      <w:r>
-        <w:rPr>
-          <w:rFonts w:ascii="Arial Narrow" w:eastAsia="Arial Narrow" w:hAnsi="Arial Narrow" w:cs="Arial Narrow"/>
-          <w:sz w:val="16"/>
-          <w:szCs w:val="16"/>
-        </w:rPr>
-        <w:tab/>
-      </w:r>
-      <w:r>
-        <w:rPr>
-          <w:rFonts w:ascii="Arial Narrow" w:eastAsia="Arial Narrow" w:hAnsi="Arial Narrow" w:cs="Arial Narrow"/>
-          <w:b/>
-          <w:bCs/>
-          <w:sz w:val="16"/>
-          <w:szCs w:val="16"/>
-        </w:rPr>
-        <w:t>Artículo 110.- Sanciones Administrativas</w:t>
-      </w:r>
-    </w:p>
-    <w:p>
-      <w:pPr>
-        <w:autoSpaceDE w:val="0"/>
-        <w:autoSpaceDN w:val="0"/>
-        <w:adjustRightInd w:val="0"/>
-        <w:spacing w:after="0" w:line="240" w:lineRule="auto"/>
-        <w:ind w:left="567"/>
-        <w:jc w:val="both"/>
-        <w:rPr>
-          <w:rFonts w:ascii="Arial Narrow" w:eastAsia="Arial Narrow" w:hAnsi="Arial Narrow" w:cs="Arial Narrow"/>
-          <w:sz w:val="16"/>
-          <w:szCs w:val="16"/>
-          <w:lang w:eastAsia="es-PE"/>
-        </w:rPr>
-      </w:pPr>
-      <w:r>
-        <w:rPr>
-          <w:rFonts w:ascii="Arial Narrow" w:eastAsia="Arial Narrow" w:hAnsi="Arial Narrow" w:cs="Arial Narrow"/>
-          <w:sz w:val="16"/>
-          <w:szCs w:val="16"/>
-          <w:lang w:eastAsia="es-PE"/>
-        </w:rPr>
-        <w:t>(…)</w:t>
-      </w:r>
-    </w:p>
-    <w:p>
-      <w:pPr>
-        <w:autoSpaceDE w:val="0"/>
-        <w:autoSpaceDN w:val="0"/>
-        <w:adjustRightInd w:val="0"/>
-        <w:spacing w:after="0" w:line="240" w:lineRule="auto"/>
-        <w:ind w:left="567"/>
-        <w:jc w:val="both"/>
-        <w:rPr>
-          <w:rFonts w:ascii="Arial Narrow" w:eastAsia="Arial Narrow" w:hAnsi="Arial Narrow" w:cs="Arial Narrow"/>
-          <w:sz w:val="16"/>
-          <w:szCs w:val="16"/>
-          <w:lang w:eastAsia="es-PE"/>
-        </w:rPr>
-      </w:pPr>
-      <w:r>
-        <w:rPr>
-          <w:rFonts w:ascii="Arial Narrow" w:eastAsia="Arial Narrow" w:hAnsi="Arial Narrow" w:cs="Arial Narrow"/>
-          <w:sz w:val="16"/>
-          <w:szCs w:val="16"/>
-          <w:lang w:eastAsia="es-PE"/>
-        </w:rPr>
-        <w:t>En el caso de las microempresas, la multa no puede superar el diez por ciento (10%) de las ventas o ingresos brutos percibidos por el infractor, relativos a todas sus actividades económicas, correspondientes al ejercicio inmediato anterior al de la expedición de la resolución de primera instancia, siempre que se haya acreditado dichos ingresos, no se encuentre en una situación de reincidencia y el caso no verse sobre la vida, salud o integridad de los consumidores. Para el caso de las pequeñas empresas, la multa no puede superar el veinte por ciento (20%) de las ventas o ingresos brutos percibidos por el infractor, conforme a los requisitos señalados anteriormente.</w:t>
-      </w:r>
-    </w:p>
-    <w:p>
-      <w:pPr>
-        <w:autoSpaceDE w:val="0"/>
-        <w:autoSpaceDN w:val="0"/>
-        <w:adjustRightInd w:val="0"/>
-        <w:spacing w:after="0" w:line="240" w:lineRule="auto"/>
-        <w:ind w:left="567"/>
-        <w:jc w:val="both"/>
-        <w:rPr>
-          <w:rFonts w:ascii="Arial Narrow" w:eastAsia="Arial Narrow" w:hAnsi="Arial Narrow" w:cs="Arial Narrow"/>
-          <w:sz w:val="16"/>
-          <w:szCs w:val="16"/>
-          <w:lang w:eastAsia="es-PE"/>
-        </w:rPr>
-      </w:pPr>
-      <w:r>
-        <w:rPr>
-          <w:rFonts w:ascii="Arial Narrow" w:eastAsia="Arial Narrow" w:hAnsi="Arial Narrow" w:cs="Arial Narrow"/>
-          <w:sz w:val="16"/>
-          <w:szCs w:val="16"/>
-          <w:lang w:eastAsia="es-PE"/>
-        </w:rPr>
-        <w:t>(…).</w:t>
-      </w:r>
-    </w:p>
-    <w:p>
-      <w:pPr>
-        <w:pStyle w:val="Textonotapie"/>
-        <w:ind w:left="567" w:hanging="567"/>
-        <w:jc w:val="both"/>
-        <w:rPr>
-          <w:rFonts w:ascii="Arial Narrow" w:eastAsia="Arial Narrow" w:hAnsi="Arial Narrow" w:cs="Arial Narrow"/>
-          <w:sz w:val="16"/>
-          <w:szCs w:val="16"/>
-        </w:rPr>
-      </w:pPr>
-    </w:p>
-  </w:footnote>
-  <w:footnote w:id="13">
-    <w:p>
-      <w:pPr>
-        <w:pStyle w:val="Textonotapie"/>
-        <w:ind w:left="567" w:hanging="567"/>
-        <w:jc w:val="both"/>
-        <w:rPr>
-          <w:rFonts w:ascii="Arial Narrow" w:eastAsia="Arial Narrow" w:hAnsi="Arial Narrow" w:cs="Arial Narrow"/>
-          <w:sz w:val="16"/>
-          <w:szCs w:val="16"/>
-        </w:rPr>
-      </w:pPr>
-      <w:r>
-        <w:rPr>
-          <w:rStyle w:val="Refdenotaalpie"/>
-          <w:rFonts w:ascii="Arial Narrow" w:eastAsia="Arial Narrow" w:hAnsi="Arial Narrow" w:cs="Arial Narrow"/>
-          <w:sz w:val="16"/>
-          <w:szCs w:val="16"/>
-          <w:vertAlign w:val="superscript"/>
-        </w:rPr>
-        <w:footnoteRef/>
-      </w:r>
-      <w:r>
-        <w:rPr>
-          <w:rFonts w:ascii="Arial Narrow" w:eastAsia="Arial Narrow" w:hAnsi="Arial Narrow" w:cs="Arial Narrow"/>
-          <w:sz w:val="16"/>
-          <w:szCs w:val="16"/>
-        </w:rPr>
-        <w:tab/>
-      </w:r>
-      <w:r>
-        <w:rPr>
-          <w:rFonts w:ascii="Arial Narrow" w:eastAsia="Arial Narrow" w:hAnsi="Arial Narrow" w:cs="Arial Narrow"/>
-          <w:b/>
-          <w:bCs/>
-          <w:sz w:val="16"/>
-          <w:szCs w:val="16"/>
-        </w:rPr>
-        <w:t xml:space="preserve">DECRETO LEGISLATIVO 807, LEY SOBRE FACULTADES, NORMAS Y ORGANIZACIÓN DEL INDECOPI, publicado el 18 de abril de 1996</w:t>
-      </w:r>
-    </w:p>
-    <w:p>
-      <w:pPr>
-        <w:pStyle w:val="Textonotapie"/>
-        <w:ind w:left="567" w:hanging="567"/>
-        <w:jc w:val="both"/>
-        <w:rPr>
-          <w:rFonts w:ascii="Arial Narrow" w:eastAsia="Arial Narrow" w:hAnsi="Arial Narrow" w:cs="Arial Narrow"/>
-          <w:sz w:val="16"/>
-          <w:szCs w:val="16"/>
-        </w:rPr>
-      </w:pPr>
-      <w:r>
-        <w:rPr>
-          <w:rFonts w:ascii="Arial Narrow" w:eastAsia="Arial Narrow" w:hAnsi="Arial Narrow" w:cs="Arial Narrow"/>
-          <w:sz w:val="16"/>
-          <w:szCs w:val="16"/>
-        </w:rPr>
-        <w:tab/>
-      </w:r>
-      <w:r>
-        <w:rPr>
-          <w:rFonts w:ascii="Arial Narrow" w:eastAsia="Arial Narrow" w:hAnsi="Arial Narrow" w:cs="Arial Narrow"/>
-          <w:b/>
-          <w:bCs/>
-          <w:sz w:val="16"/>
-          <w:szCs w:val="16"/>
-        </w:rPr>
-        <w:t xml:space="preserve">Artículo 26.-</w:t>
-      </w:r>
-      <w:r>
-        <w:rPr>
-          <w:rFonts w:ascii="Arial Narrow" w:eastAsia="Arial Narrow" w:hAnsi="Arial Narrow" w:cs="Arial Narrow"/>
-          <w:sz w:val="16"/>
-          <w:szCs w:val="16"/>
-        </w:rPr>
-        <w:t xml:space="preserve"> Una vez admitida a trámite la denuncia, se correrá traslado de la misma al denunciado, a fin de que éste presente su descargo. El plazo para la presentación del descargo será de cinco (5) días contados desde la notificación, vencido el cual, el Secretario Técnico declarará en rebeldía al denunciado que no lo hubiera presentado.</w:t>
-      </w:r>
-    </w:p>
-    <w:p>
-      <w:pPr>
-        <w:pStyle w:val="Textonotapie"/>
-        <w:ind w:left="567" w:hanging="567"/>
-        <w:jc w:val="both"/>
-        <w:rPr>
-          <w:rFonts w:ascii="Arial Narrow" w:eastAsia="Arial Narrow" w:hAnsi="Arial Narrow" w:cs="Arial Narrow"/>
-          <w:sz w:val="16"/>
-          <w:szCs w:val="16"/>
-        </w:rPr>
-      </w:pPr>
-    </w:p>
-  </w:footnote>
-  <w:footnote w:id="14">
-    <w:p>
-      <w:pPr>
-        <w:pStyle w:val="Textonotapie"/>
-        <w:ind w:left="567" w:hanging="567"/>
-        <w:jc w:val="both"/>
-        <w:rPr>
-          <w:rFonts w:ascii="Arial Narrow" w:eastAsia="Arial Narrow" w:hAnsi="Arial Narrow" w:cs="Arial Narrow"/>
-          <w:sz w:val="16"/>
-          <w:szCs w:val="16"/>
-        </w:rPr>
-      </w:pPr>
-      <w:r>
-        <w:rPr>
-          <w:rStyle w:val="Refdenotaalpie"/>
-          <w:rFonts w:ascii="Arial Narrow" w:eastAsia="Arial Narrow" w:hAnsi="Arial Narrow" w:cs="Arial Narrow"/>
-          <w:sz w:val="16"/>
-          <w:szCs w:val="16"/>
-          <w:vertAlign w:val="superscript"/>
-        </w:rPr>
-        <w:footnoteRef/>
-      </w:r>
-      <w:r>
-        <w:rPr>
-          <w:rFonts w:ascii="Arial Narrow" w:eastAsia="Arial Narrow" w:hAnsi="Arial Narrow" w:cs="Arial Narrow"/>
-          <w:sz w:val="16"/>
-          <w:szCs w:val="16"/>
-        </w:rPr>
-        <w:tab/>
-      </w:r>
-      <w:r>
-        <w:rPr>
-          <w:rFonts w:ascii="Arial Narrow" w:eastAsia="Arial Narrow" w:hAnsi="Arial Narrow" w:cs="Arial Narrow"/>
-          <w:b/>
-          <w:bCs/>
-          <w:sz w:val="16"/>
-          <w:szCs w:val="16"/>
-        </w:rPr>
-        <w:t xml:space="preserve">DECRETO SUPREMO 006-2026-JUS, TEXTO ÚNICO ORDENADO DE LA LEY 27444, LEY DEL PROCEDIMIENTO ADMINISTRATIVO GENERAL, publicado el 30 de abril de 2026</w:t>
-      </w:r>
-    </w:p>
-    <w:p>
-      <w:pPr>
-        <w:pStyle w:val="Textonotapie"/>
-        <w:ind w:left="567" w:hanging="567"/>
-        <w:jc w:val="both"/>
-        <w:rPr>
-          <w:rFonts w:ascii="Arial Narrow" w:eastAsia="Arial Narrow" w:hAnsi="Arial Narrow" w:cs="Arial Narrow"/>
-          <w:sz w:val="16"/>
-          <w:szCs w:val="16"/>
-        </w:rPr>
-      </w:pPr>
-      <w:r>
-        <w:rPr>
-          <w:rFonts w:ascii="Arial Narrow" w:eastAsia="Arial Narrow" w:hAnsi="Arial Narrow" w:cs="Arial Narrow"/>
-          <w:sz w:val="16"/>
-          <w:szCs w:val="16"/>
-        </w:rPr>
-        <w:tab/>
-      </w:r>
-      <w:r>
-        <w:rPr>
-          <w:rFonts w:ascii="Arial Narrow" w:eastAsia="Arial Narrow" w:hAnsi="Arial Narrow" w:cs="Arial Narrow"/>
-          <w:b/>
-          <w:bCs/>
-          <w:sz w:val="16"/>
-          <w:szCs w:val="16"/>
-        </w:rPr>
-        <w:t xml:space="preserve">Artículo 223.- Contestación de la reclamación</w:t>
-      </w:r>
-    </w:p>
-    <w:p>
-      <w:pPr>
-        <w:pStyle w:val="Textonotapie"/>
-        <w:ind w:left="567" w:hanging="567"/>
-        <w:jc w:val="both"/>
-        <w:rPr>
-          <w:rFonts w:ascii="Arial Narrow" w:eastAsia="Arial Narrow" w:hAnsi="Arial Narrow" w:cs="Arial Narrow"/>
-          <w:sz w:val="16"/>
-          <w:szCs w:val="16"/>
-        </w:rPr>
-      </w:pPr>
-      <w:r>
-        <w:rPr>
-          <w:rFonts w:ascii="Arial Narrow" w:eastAsia="Arial Narrow" w:hAnsi="Arial Narrow" w:cs="Arial Narrow"/>
-          <w:sz w:val="16"/>
-          <w:szCs w:val="16"/>
-        </w:rPr>
-        <w:tab/>
-      </w:r>
-      <w:r>
-        <w:rPr>
-          <w:rFonts w:ascii="Arial Narrow" w:eastAsia="Arial Narrow" w:hAnsi="Arial Narrow" w:cs="Arial Narrow"/>
-          <w:sz w:val="16"/>
-          <w:szCs w:val="16"/>
-        </w:rPr>
-        <w:t xml:space="preserve">223.1 El reclamado deberá presentar la contestación de la reclamación dentro de los quince (15) días posteriores a la notificación de ésta; vencido este plazo, la Administración declarará en rebeldía al reclamado que no la hubiera presentado. La contestación deberá contener los requisitos de los escritos previstos en el artículo 113 de la presente Ley, así como la absolución de todos los asuntos controvertidos de hecho y de derecho, Las alegaciones y los hechos relevantes de la reclamación, salvo que hayan sido específicamente negadas en la contestación, se tendrán por aceptadas o merituadas como ciertas.</w:t>
-      </w:r>
-    </w:p>
-    <w:p>
-      <w:pPr>
-        <w:pStyle w:val="Textonotapie"/>
-        <w:ind w:left="567" w:hanging="567"/>
-        <w:jc w:val="both"/>
-        <w:rPr>
-          <w:rFonts w:ascii="Arial Narrow" w:eastAsia="Arial Narrow" w:hAnsi="Arial Narrow" w:cs="Arial Narrow"/>
-          <w:sz w:val="16"/>
-          <w:szCs w:val="16"/>
-        </w:rPr>
-      </w:pPr>
-    </w:p>
-  </w:footnote>
-  <w:footnote w:id="8">
-    <w:p>
-      <w:pPr>
-        <w:spacing w:after="0" w:line="240" w:lineRule="auto"/>
-        <w:ind w:left="567" w:hanging="567"/>
-        <w:jc w:val="both"/>
-        <w:rPr>
-          <w:rFonts w:ascii="Arial Narrow" w:eastAsia="Arial Narrow" w:hAnsi="Arial Narrow" w:cs="Arial Narrow"/>
-          <w:sz w:val="16"/>
-          <w:szCs w:val="16"/>
-        </w:rPr>
-      </w:pPr>
-      <w:r>
-        <w:rPr>
-          <w:rStyle w:val="Refdenotaalpie"/>
-          <w:rFonts w:ascii="Arial Narrow" w:eastAsia="Arial Narrow" w:hAnsi="Arial Narrow" w:cs="Arial Narrow"/>
-          <w:sz w:val="16"/>
-          <w:szCs w:val="16"/>
-          <w:vertAlign w:val="superscript"/>
-        </w:rPr>
-        <w:footnoteRef/>
-      </w:r>
-      <w:r>
-        <w:rPr>
-          <w:rFonts w:ascii="Arial Narrow" w:eastAsia="Arial Narrow" w:hAnsi="Arial Narrow" w:cs="Arial Narrow"/>
-          <w:sz w:val="16"/>
-          <w:szCs w:val="16"/>
-          <w:vertAlign w:val="superscript"/>
-        </w:rPr>
-        <w:t xml:space="preserve"> </w:t>
-      </w:r>
-      <w:r>
-        <w:rPr>
-          <w:rFonts w:ascii="Arial Narrow" w:eastAsia="Arial Narrow" w:hAnsi="Arial Narrow" w:cs="Arial Narrow"/>
-          <w:sz w:val="16"/>
-          <w:szCs w:val="16"/>
-        </w:rPr>
-        <w:t xml:space="preserve"> </w:t>
-      </w:r>
-      <w:r>
-        <w:rPr>
-          <w:rFonts w:ascii="Arial Narrow" w:eastAsia="Arial Narrow" w:hAnsi="Arial Narrow" w:cs="Arial Narrow"/>
-          <w:sz w:val="16"/>
-          <w:szCs w:val="16"/>
-        </w:rPr>
-        <w:tab/>
-      </w:r>
-      <w:r>
-        <w:rPr>
-          <w:rFonts w:ascii="Arial Narrow" w:eastAsia="Arial Narrow" w:hAnsi="Arial Narrow" w:cs="Arial Narrow"/>
-          <w:b/>
-          <w:sz w:val="16"/>
-          <w:szCs w:val="16"/>
-        </w:rPr>
-        <w:t>LEY 29571, CÓDIGO DE PROTECCIÓN Y DEFENSA DEL CONSUMIDOR</w:t>
-      </w:r>
-      <w:r>
-        <w:rPr>
-          <w:rFonts w:ascii="Arial Narrow" w:eastAsia="Arial Narrow" w:hAnsi="Arial Narrow" w:cs="Arial Narrow"/>
-          <w:b/>
-          <w:bCs/>
-          <w:sz w:val="16"/>
-          <w:szCs w:val="16"/>
-        </w:rPr>
-        <w:t xml:space="preserve">, </w:t>
-      </w:r>
-      <w:r>
-        <w:rPr>
-          <w:rFonts w:ascii="Arial Narrow" w:eastAsia="Arial Narrow" w:hAnsi="Arial Narrow" w:cs="Arial Narrow"/>
-          <w:b/>
-          <w:sz w:val="16"/>
-          <w:szCs w:val="16"/>
-        </w:rPr>
-        <w:t>publicado el 2 de setiembre de 2010 y modificado por Decreto Legislativo 1308</w:t>
-      </w:r>
-    </w:p>
-    <w:p>
-      <w:pPr>
-        <w:spacing w:after="0" w:line="240" w:lineRule="auto"/>
-        <w:ind w:left="567" w:hanging="567"/>
-        <w:jc w:val="both"/>
-        <w:rPr>
-          <w:rFonts w:ascii="Arial Narrow" w:eastAsia="Arial Narrow" w:hAnsi="Arial Narrow" w:cs="Arial Narrow"/>
-          <w:b/>
-          <w:sz w:val="16"/>
-          <w:szCs w:val="16"/>
-        </w:rPr>
-      </w:pPr>
-      <w:r>
-        <w:rPr>
-          <w:rFonts w:ascii="Arial Narrow" w:eastAsia="Arial Narrow" w:hAnsi="Arial Narrow" w:cs="Arial Narrow"/>
-          <w:b/>
-          <w:sz w:val="16"/>
-          <w:szCs w:val="16"/>
-        </w:rPr>
-        <w:tab/>
-        <w:t>Artículo 110.- Sanciones administrativas</w:t>
-      </w:r>
-    </w:p>
-    <w:p>
-      <w:pPr>
-        <w:spacing w:after="0" w:line="240" w:lineRule="auto"/>
-        <w:ind w:left="567"/>
-        <w:jc w:val="both"/>
-        <w:rPr>
-          <w:rFonts w:ascii="Arial Narrow" w:eastAsia="Arial Narrow" w:hAnsi="Arial Narrow" w:cs="Arial Narrow"/>
-          <w:sz w:val="16"/>
-          <w:szCs w:val="16"/>
-        </w:rPr>
-      </w:pPr>
-      <w:r>
-        <w:rPr>
-          <w:rFonts w:ascii="Arial Narrow" w:eastAsia="Arial Narrow" w:hAnsi="Arial Narrow" w:cs="Arial Narrow"/>
-          <w:sz w:val="16"/>
-          <w:szCs w:val="16"/>
-        </w:rPr>
-        <w:t>El órgano resolutivo puede sancionar las infracciones administrativas a que se refiere el artículo 108 con amonestación y multas de hasta cuatrocientos cincuenta (450) Unidades Impositivas Tributarias (UIT), las cuales son calificadas de la siguiente manera:</w:t>
-      </w:r>
-    </w:p>
-    <w:p>
-      <w:pPr>
-        <w:numPr>
-          <w:ilvl w:val="0"/>
-          <w:numId w:val="2"/>
-        </w:numPr>
-        <w:spacing w:after="0" w:line="240" w:lineRule="auto"/>
-        <w:ind w:left="426" w:firstLine="141"/>
-        <w:jc w:val="both"/>
-        <w:rPr>
-          <w:rFonts w:ascii="Arial Narrow" w:eastAsia="Arial Narrow" w:hAnsi="Arial Narrow" w:cs="Arial Narrow"/>
-          <w:sz w:val="16"/>
-          <w:szCs w:val="16"/>
-        </w:rPr>
-      </w:pPr>
-      <w:r>
-        <w:rPr>
-          <w:rFonts w:ascii="Arial Narrow" w:eastAsia="Arial Narrow" w:hAnsi="Arial Narrow" w:cs="Arial Narrow"/>
-          <w:sz w:val="16"/>
-          <w:szCs w:val="16"/>
-        </w:rPr>
-        <w:t>Infracciones leves, con una amonestación o con una multa de hasta cincuenta (50) UIT.</w:t>
-      </w:r>
-    </w:p>
-    <w:p>
-      <w:pPr>
-        <w:numPr>
-          <w:ilvl w:val="0"/>
-          <w:numId w:val="2"/>
-        </w:numPr>
-        <w:spacing w:after="0" w:line="240" w:lineRule="auto"/>
-        <w:ind w:left="426" w:firstLine="141"/>
-        <w:jc w:val="both"/>
-        <w:rPr>
-          <w:rFonts w:ascii="Arial Narrow" w:eastAsia="Arial Narrow" w:hAnsi="Arial Narrow" w:cs="Arial Narrow"/>
-          <w:sz w:val="16"/>
-          <w:szCs w:val="16"/>
-        </w:rPr>
-      </w:pPr>
-      <w:r>
-        <w:rPr>
-          <w:rFonts w:ascii="Arial Narrow" w:eastAsia="Arial Narrow" w:hAnsi="Arial Narrow" w:cs="Arial Narrow"/>
-          <w:sz w:val="16"/>
-          <w:szCs w:val="16"/>
-        </w:rPr>
-        <w:t>Infracciones graves, con una multa de hasta ciento cincuenta (150) UIT.</w:t>
-      </w:r>
-    </w:p>
-    <w:p>
-      <w:pPr>
-        <w:numPr>
-          <w:ilvl w:val="0"/>
-          <w:numId w:val="2"/>
-        </w:numPr>
-        <w:spacing w:after="0" w:line="240" w:lineRule="auto"/>
-        <w:ind w:left="426" w:firstLine="141"/>
-        <w:jc w:val="both"/>
-        <w:rPr>
-          <w:rFonts w:ascii="Arial Narrow" w:eastAsia="Arial Narrow" w:hAnsi="Arial Narrow" w:cs="Arial Narrow"/>
-          <w:sz w:val="16"/>
-          <w:szCs w:val="16"/>
-        </w:rPr>
-      </w:pPr>
-      <w:r>
-        <w:rPr>
-          <w:rFonts w:ascii="Arial Narrow" w:eastAsia="Arial Narrow" w:hAnsi="Arial Narrow" w:cs="Arial Narrow"/>
-          <w:sz w:val="16"/>
-          <w:szCs w:val="16"/>
-        </w:rPr>
-        <w:t>Infracciones muy graves, con una multa de hasta cuatrocientos cincuenta (450) UIT.</w:t>
-      </w:r>
-    </w:p>
-    <w:p>
-      <w:pPr>
-        <w:spacing w:after="0" w:line="240" w:lineRule="auto"/>
-        <w:ind w:left="567"/>
-        <w:jc w:val="both"/>
-        <w:rPr>
-          <w:rFonts w:ascii="Arial Narrow" w:eastAsia="Arial Narrow" w:hAnsi="Arial Narrow" w:cs="Arial Narrow"/>
-          <w:sz w:val="16"/>
-          <w:szCs w:val="16"/>
-        </w:rPr>
-      </w:pPr>
-      <w:r>
-        <w:rPr>
-          <w:rFonts w:ascii="Arial Narrow" w:eastAsia="Arial Narrow" w:hAnsi="Arial Narrow" w:cs="Arial Narrow"/>
-          <w:sz w:val="16"/>
-          <w:szCs w:val="16"/>
-        </w:rPr>
-        <w:t>(…).</w:t>
-      </w:r>
-    </w:p>
-    <w:p>
-      <w:pPr>
-        <w:spacing w:after="0" w:line="240" w:lineRule="auto"/>
-        <w:ind w:left="567" w:hanging="567"/>
-        <w:jc w:val="both"/>
-        <w:rPr>
-          <w:rFonts w:ascii="Arial Narrow" w:eastAsia="Arial Narrow" w:hAnsi="Arial Narrow" w:cs="Arial Narrow"/>
-          <w:sz w:val="16"/>
-          <w:szCs w:val="16"/>
-        </w:rPr>
-      </w:pPr>
-    </w:p>
-  </w:footnote>
-  <w:footnote w:id="9">
-    <w:p>
-      <w:pPr>
-        <w:spacing w:after="0" w:line="240" w:lineRule="auto"/>
-        <w:ind w:left="567" w:hanging="567"/>
-        <w:jc w:val="both"/>
-        <w:rPr>
-          <w:rFonts w:ascii="Arial Narrow" w:eastAsia="Arial Narrow" w:hAnsi="Arial Narrow" w:cs="Arial Narrow"/>
-          <w:sz w:val="16"/>
-          <w:szCs w:val="16"/>
-        </w:rPr>
-      </w:pPr>
-      <w:r>
-        <w:rPr>
-          <w:rStyle w:val="Refdenotaalpie"/>
-          <w:rFonts w:ascii="Arial Narrow" w:eastAsia="Arial Narrow" w:hAnsi="Arial Narrow" w:cs="Arial Narrow"/>
-          <w:sz w:val="16"/>
-          <w:szCs w:val="16"/>
-          <w:vertAlign w:val="superscript"/>
-        </w:rPr>
-        <w:footnoteRef/>
-      </w:r>
-      <w:r>
-        <w:rPr>
-          <w:rFonts w:ascii="Arial Narrow" w:eastAsia="Arial Narrow" w:hAnsi="Arial Narrow" w:cs="Arial Narrow"/>
-          <w:sz w:val="16"/>
-          <w:szCs w:val="16"/>
-        </w:rPr>
-        <w:t xml:space="preserve"> </w:t>
-      </w:r>
-      <w:r>
-        <w:rPr>
-          <w:rFonts w:ascii="Arial Narrow" w:eastAsia="Arial Narrow" w:hAnsi="Arial Narrow" w:cs="Arial Narrow"/>
-          <w:sz w:val="16"/>
-          <w:szCs w:val="16"/>
-        </w:rPr>
-        <w:tab/>
+        <w:t xml:space="preserve"/>
       </w:r>
       <w:r>
         <w:rPr>
@@ -12555,18 +12659,6 @@
         <w:tab/>
         <w:t>Las medidas correctivas complementarias pueden dictarse de oficio o a pedido de parte.</w:t>
       </w:r>
-    </w:p>
-    <w:p>
-      <w:pPr>
-        <w:spacing w:after="0" w:line="240" w:lineRule="auto"/>
-        <w:ind w:left="567" w:hanging="567"/>
-        <w:jc w:val="both"/>
-        <w:rPr>
-          <w:rFonts w:ascii="Arial Narrow" w:eastAsia="Arial Narrow" w:hAnsi="Arial Narrow" w:cs="Arial Narrow"/>
-          <w:sz w:val="16"/>
-          <w:szCs w:val="16"/>
-        </w:rPr>
-      </w:pPr>
     </w:p>
     <w:p>
       <w:pPr>
@@ -12781,8 +12873,12 @@
     </w:p>
     <w:p>
       <w:pPr>
-        <w:pStyle w:val="Sinespaciado"/>
-        <w:ind w:firstLine="567"/>
+        <w:numPr>
+          <w:ilvl w:val="0"/>
+          <w:numId w:val="1"/>
+        </w:numPr>
+        <w:spacing w:after="0" w:line="240" w:lineRule="auto"/>
+        <w:ind w:left="567" w:firstLine="0"/>
         <w:jc w:val="both"/>
         <w:rPr>
           <w:rFonts w:ascii="Arial Narrow" w:eastAsia="Arial Narrow" w:hAnsi="Arial Narrow" w:cs="Arial Narrow"/>
@@ -12801,8 +12897,12 @@
     </w:p>
     <w:p>
       <w:pPr>
-        <w:pStyle w:val="Sinespaciado"/>
-        <w:ind w:firstLine="567"/>
+        <w:numPr>
+          <w:ilvl w:val="0"/>
+          <w:numId w:val="1"/>
+        </w:numPr>
+        <w:spacing w:after="0" w:line="240" w:lineRule="auto"/>
+        <w:ind w:left="567" w:firstLine="0"/>
         <w:jc w:val="both"/>
         <w:rPr>
           <w:rFonts w:ascii="Arial Narrow" w:eastAsia="Arial Narrow" w:hAnsi="Arial Narrow" w:cs="Arial Narrow"/>
@@ -12964,18 +13064,6 @@
         <w:jc w:val="both"/>
         <w:rPr>
           <w:rFonts w:ascii="Arial Narrow" w:eastAsia="Arial Narrow" w:hAnsi="Arial Narrow" w:cs="Arial Narrow"/>
-          <w:sz w:val="16"/>
-          <w:szCs w:val="16"/>
-        </w:rPr>
-      </w:pPr>
-    </w:p>
-    <w:p>
-      <w:pPr>
-        <w:spacing w:after="0" w:line="240" w:lineRule="auto"/>
-        <w:ind w:left="567"/>
-        <w:jc w:val="both"/>
-        <w:rPr>
-          <w:rFonts w:ascii="Arial Narrow" w:eastAsia="Arial Narrow" w:hAnsi="Arial Narrow" w:cs="Arial Narrow"/>
           <w:b/>
           <w:bCs/>
           <w:sz w:val="16"/>
@@ -13206,7 +13294,7 @@
       </w:pPr>
     </w:p>
   </w:footnote>
-  <w:footnote w:id="10">
+  <w:footnote w:id="12">
     <w:p>
       <w:pPr>
         <w:pStyle w:val="Textonotapie"/>
@@ -13238,7 +13326,8 @@
           <w:sz w:val="16"/>
           <w:szCs w:val="16"/>
         </w:rPr>
-        <w:t xml:space="preserve"> </w:t>
+        <w:tab/>
+        <w:t xml:space="preserve"/>
       </w:r>
       <w:r>
         <w:rPr>
@@ -13411,12 +13500,15 @@
       </w:pPr>
     </w:p>
   </w:footnote>
-  <w:footnote w:id="11">
+  <w:footnote w:id="13">
     <w:p>
       <w:pPr>
         <w:autoSpaceDE w:val="0"/>
         <w:autoSpaceDN w:val="0"/>
         <w:adjustRightInd w:val="0"/>
+        <w:tabs>
+          <w:tab w:val="left" w:pos="567"/>
+        </w:tabs>
         <w:spacing w:after="0" w:line="240" w:lineRule="auto"/>
         <w:ind w:left="567" w:hanging="567"/>
         <w:jc w:val="both"/>
@@ -13448,7 +13540,8 @@
           <w:sz w:val="16"/>
           <w:szCs w:val="16"/>
         </w:rPr>
-        <w:t xml:space="preserve"> </w:t>
+        <w:tab/>
+        <w:t xml:space="preserve"/>
       </w:r>
       <w:r>
         <w:rPr>
@@ -13552,10 +13645,13 @@
       </w:pPr>
     </w:p>
   </w:footnote>
-  <w:footnote w:id="12">
+  <w:footnote w:id="14">
     <w:p>
       <w:pPr>
         <w:pStyle w:val="Textonotapie"/>
+        <w:tabs>
+          <w:tab w:val="left" w:pos="567"/>
+        </w:tabs>
         <w:ind w:left="567" w:hanging="567"/>
         <w:jc w:val="both"/>
         <w:rPr>
@@ -13580,7 +13676,8 @@
           <w:sz w:val="16"/>
           <w:szCs w:val="16"/>
         </w:rPr>
-        <w:t xml:space="preserve"> </w:t>
+        <w:tab/>
+        <w:t xml:space="preserve"/>
       </w:r>
       <w:r>
         <w:rPr>

--- a/plantillas_maestras/11_seguro_accidentes_personales/negativa_cobertura/2_o_mas_ddos_varios/varon/TPL_1908_2025_SEGURO_ACCIDENTES_PERSONALES_NEGATIVA_COBERTURA_ASEGURADORA_VARON_R1.docx
+++ b/plantillas_maestras/11_seguro_accidentes_personales/negativa_cobertura/2_o_mas_ddos_varios/varon/TPL_1908_2025_SEGURO_ACCIDENTES_PERSONALES_NEGATIVA_COBERTURA_ASEGURADORA_VARON_R1.docx
@@ -556,7 +556,7 @@
     </w:p>
     <w:p>
       <w:pPr>
-        <w:spacing w:after="0" w:line="240" w:lineRule="auto"/>
+        <w:spacing w:before="0" w:after="0" w:line="240" w:lineRule="auto"/>
         <w:jc w:val="both"/>
         <w:rPr>
           <w:rFonts w:ascii="Arial Narrow" w:eastAsia="Arial Narrow" w:hAnsi="Arial Narrow" w:cs="Arial Narrow"/>
@@ -598,7 +598,7 @@
           <w:lang w:val="es-ES" w:eastAsia="es-ES"/>
           <w14:ligatures w14:val="none"/>
         </w:rPr>
-        <w:t xml:space="preserve">Mediante el escrito del 27 de mayo de 2025, subsanada mediante escrito del 22 de julio de 2025, el señor [APELLIDO] denunció a Pacífico por presuntas infracciones a la Ley 29571, Código de Protección y Defensa del Consumidor</w:t>
+        <w:t xml:space="preserve">Mediante el escrito del 27 de mayo de 2025</w:t>
       </w:r>
       <w:r>
         <w:rPr>
@@ -624,19 +624,7 @@
           <w:lang w:val="es-ES" w:eastAsia="es-ES"/>
           <w14:ligatures w14:val="none"/>
         </w:rPr>
-        <w:t xml:space="preserve"> (en adelante, Código), señalando lo siguiente:</w:t>
-      </w:r>
-      <w:r>
-        <w:rPr>
-          <w:rFonts w:ascii="Arial Narrow" w:eastAsia="Arial Narrow" w:hAnsi="Arial Narrow" w:cs="Arial Narrow"/>
-          <w:color w:val="000000"/>
-          <w:kern w:val="0"/>
-          <w:sz w:val="22"/>
-          <w:szCs w:val="22"/>
-          <w:lang w:val="es-ES" w:eastAsia="es-ES"/>
-          <w14:ligatures w14:val="none"/>
-        </w:rPr>
-        <w:t/>
+        <w:t xml:space="preserve">, subsanada mediante escrito del 22 de julio de 2025, el señor [APELLIDO] denunció a Pacífico por presuntas infracciones a la Ley 29571, Código de Protección y Defensa del Consumidor</w:t>
       </w:r>
       <w:r>
         <w:rPr>
@@ -662,6 +650,30 @@
           <w:lang w:val="es-ES" w:eastAsia="es-ES"/>
           <w14:ligatures w14:val="none"/>
         </w:rPr>
+        <w:t xml:space="preserve"> (en adelante, Código), señalando lo siguiente:</w:t>
+      </w:r>
+      <w:r>
+        <w:rPr>
+          <w:rFonts w:ascii="Arial Narrow" w:eastAsia="Arial Narrow" w:hAnsi="Arial Narrow" w:cs="Arial Narrow"/>
+          <w:color w:val="000000"/>
+          <w:kern w:val="0"/>
+          <w:sz w:val="22"/>
+          <w:szCs w:val="22"/>
+          <w:lang w:val="es-ES" w:eastAsia="es-ES"/>
+          <w14:ligatures w14:val="none"/>
+        </w:rPr>
+        <w:t/>
+      </w:r>
+      <w:r>
+        <w:rPr>
+          <w:rFonts w:ascii="Arial Narrow" w:eastAsia="Arial Narrow" w:hAnsi="Arial Narrow" w:cs="Arial Narrow"/>
+          <w:color w:val="000000"/>
+          <w:kern w:val="0"/>
+          <w:sz w:val="22"/>
+          <w:szCs w:val="22"/>
+          <w:lang w:val="es-ES" w:eastAsia="es-ES"/>
+          <w14:ligatures w14:val="none"/>
+        </w:rPr>
         <w:t xml:space="preserve"/>
       </w:r>
       <w:r>
@@ -800,10 +812,10 @@
     </w:p>
     <w:p>
       <w:pPr>
+        <w:spacing w:before="0" w:after="0" w:line="240" w:lineRule="auto"/>
         <w:tabs>
           <w:tab w:val="left" w:pos="1134"/>
         </w:tabs>
-        <w:spacing w:after="0" w:line="240" w:lineRule="auto"/>
         <w:jc w:val="both"/>
         <w:rPr>
           <w:rFonts w:ascii="Arial Narrow" w:eastAsia="Arial Narrow" w:hAnsi="Arial Narrow" w:cs="Arial Narrow"/>
@@ -928,10 +940,10 @@
     <w:p>
       <w:pPr>
         <w:pStyle w:val="Prrafodelista"/>
+        <w:spacing w:before="0" w:after="0" w:line="240" w:lineRule="auto"/>
         <w:tabs>
           <w:tab w:val="num" w:pos="1276"/>
         </w:tabs>
-        <w:spacing w:after="0" w:line="240" w:lineRule="auto"/>
         <w:ind w:left="1276" w:hanging="709"/>
         <w:jc w:val="both"/>
         <w:rPr>
@@ -1057,7 +1069,7 @@
     <w:p>
       <w:pPr>
         <w:pStyle w:val="Prrafodelista"/>
-        <w:spacing w:line="240" w:lineRule="auto"/>
+        <w:spacing w:before="0" w:after="0" w:line="240" w:lineRule="auto"/>
         <w:rPr>
           <w:rFonts w:ascii="Arial Narrow" w:eastAsia="Arial Narrow" w:hAnsi="Arial Narrow" w:cs="Arial Narrow"/>
           <w:color w:val="000000"/>
@@ -1241,10 +1253,10 @@
     <w:p>
       <w:pPr>
         <w:pStyle w:val="Prrafodelista"/>
+        <w:spacing w:before="0" w:after="0" w:line="240" w:lineRule="auto"/>
         <w:tabs>
           <w:tab w:val="num" w:pos="1134"/>
         </w:tabs>
-        <w:spacing w:line="240" w:lineRule="auto"/>
         <w:ind w:left="1134" w:hanging="567"/>
         <w:rPr>
           <w:rFonts w:ascii="Arial Narrow" w:eastAsia="Arial Narrow" w:hAnsi="Arial Narrow" w:cs="Arial Narrow"/>
@@ -1381,10 +1393,10 @@
     <w:p>
       <w:pPr>
         <w:pStyle w:val="Prrafodelista"/>
+        <w:spacing w:before="0" w:after="0" w:line="240" w:lineRule="auto"/>
         <w:tabs>
           <w:tab w:val="num" w:pos="1134"/>
         </w:tabs>
-        <w:spacing w:line="240" w:lineRule="auto"/>
         <w:ind w:left="1134" w:hanging="567"/>
         <w:rPr>
           <w:rFonts w:ascii="Arial Narrow" w:eastAsia="Arial Narrow" w:hAnsi="Arial Narrow" w:cs="Arial Narrow"/>
@@ -1473,10 +1485,10 @@
     <w:p>
       <w:pPr>
         <w:pStyle w:val="Prrafodelista"/>
+        <w:spacing w:before="0" w:after="0" w:line="240" w:lineRule="auto"/>
         <w:tabs>
           <w:tab w:val="num" w:pos="1134"/>
         </w:tabs>
-        <w:spacing w:line="240" w:lineRule="auto"/>
         <w:ind w:left="1134" w:hanging="567"/>
         <w:rPr>
           <w:rFonts w:ascii="Arial Narrow" w:eastAsia="Arial Narrow" w:hAnsi="Arial Narrow" w:cs="Arial Narrow"/>
@@ -1697,10 +1709,10 @@
     <w:p>
       <w:pPr>
         <w:pStyle w:val="Prrafodelista"/>
+        <w:spacing w:before="0" w:after="0" w:line="240" w:lineRule="auto"/>
         <w:tabs>
           <w:tab w:val="num" w:pos="1134"/>
         </w:tabs>
-        <w:spacing w:line="240" w:lineRule="auto"/>
         <w:ind w:left="1134" w:hanging="567"/>
         <w:rPr>
           <w:rFonts w:ascii="Arial Narrow" w:eastAsia="Arial Narrow" w:hAnsi="Arial Narrow" w:cs="Arial Narrow"/>
@@ -1778,10 +1790,10 @@
     <w:p>
       <w:pPr>
         <w:pStyle w:val="Prrafodelista"/>
+        <w:spacing w:before="0" w:after="0" w:line="240" w:lineRule="auto"/>
         <w:tabs>
           <w:tab w:val="num" w:pos="1134"/>
         </w:tabs>
-        <w:spacing w:line="240" w:lineRule="auto"/>
         <w:ind w:left="1134" w:hanging="567"/>
         <w:rPr>
           <w:rFonts w:ascii="Arial Narrow" w:eastAsia="Arial Narrow" w:hAnsi="Arial Narrow" w:cs="Arial Narrow"/>
@@ -1906,10 +1918,10 @@
     <w:p>
       <w:pPr>
         <w:pStyle w:val="Prrafodelista"/>
+        <w:spacing w:before="0" w:after="0" w:line="240" w:lineRule="auto"/>
         <w:tabs>
           <w:tab w:val="num" w:pos="1134"/>
         </w:tabs>
-        <w:spacing w:line="240" w:lineRule="auto"/>
         <w:ind w:left="1134" w:hanging="567"/>
         <w:rPr>
           <w:rFonts w:ascii="Arial Narrow" w:eastAsia="Arial Narrow" w:hAnsi="Arial Narrow" w:cs="Arial Narrow"/>
@@ -2106,10 +2118,10 @@
     <w:p>
       <w:pPr>
         <w:pStyle w:val="Prrafodelista"/>
+        <w:spacing w:before="0" w:after="0" w:line="240" w:lineRule="auto"/>
         <w:tabs>
           <w:tab w:val="num" w:pos="1134"/>
         </w:tabs>
-        <w:spacing w:line="240" w:lineRule="auto"/>
         <w:ind w:left="1134" w:hanging="567"/>
         <w:rPr>
           <w:rFonts w:ascii="Arial Narrow" w:eastAsia="Arial Narrow" w:hAnsi="Arial Narrow" w:cs="Arial Narrow"/>
@@ -2234,10 +2246,10 @@
     <w:p>
       <w:pPr>
         <w:pStyle w:val="Prrafodelista"/>
+        <w:spacing w:before="0" w:after="0" w:line="240" w:lineRule="auto"/>
         <w:tabs>
           <w:tab w:val="num" w:pos="1134"/>
         </w:tabs>
-        <w:spacing w:line="240" w:lineRule="auto"/>
         <w:ind w:left="1134" w:hanging="567"/>
         <w:rPr>
           <w:rFonts w:ascii="Arial Narrow" w:eastAsia="Arial Narrow" w:hAnsi="Arial Narrow" w:cs="Arial Narrow"/>
@@ -2434,10 +2446,10 @@
     <w:p>
       <w:pPr>
         <w:pStyle w:val="Prrafodelista"/>
+        <w:spacing w:before="0" w:after="0" w:line="240" w:lineRule="auto"/>
         <w:tabs>
           <w:tab w:val="num" w:pos="1134"/>
         </w:tabs>
-        <w:spacing w:line="240" w:lineRule="auto"/>
         <w:ind w:left="1134" w:hanging="567"/>
         <w:rPr>
           <w:rFonts w:ascii="Arial Narrow" w:eastAsia="Arial Narrow" w:hAnsi="Arial Narrow" w:cs="Arial Narrow"/>
@@ -2646,10 +2658,10 @@
     <w:p>
       <w:pPr>
         <w:pStyle w:val="Prrafodelista"/>
+        <w:spacing w:before="0" w:after="0" w:line="240" w:lineRule="auto"/>
         <w:tabs>
           <w:tab w:val="num" w:pos="1134"/>
         </w:tabs>
-        <w:spacing w:line="240" w:lineRule="auto"/>
         <w:ind w:left="1134" w:hanging="567"/>
         <w:rPr>
           <w:rFonts w:ascii="Arial Narrow" w:eastAsia="Arial Narrow" w:hAnsi="Arial Narrow" w:cs="Arial Narrow"/>
@@ -2750,10 +2762,10 @@
     <w:p>
       <w:pPr>
         <w:pStyle w:val="Prrafodelista"/>
+        <w:spacing w:before="0" w:after="0" w:line="240" w:lineRule="auto"/>
         <w:tabs>
           <w:tab w:val="num" w:pos="1134"/>
         </w:tabs>
-        <w:spacing w:line="240" w:lineRule="auto"/>
         <w:ind w:left="1134" w:hanging="567"/>
         <w:rPr>
           <w:rFonts w:ascii="Arial Narrow" w:eastAsia="Arial Narrow" w:hAnsi="Arial Narrow" w:cs="Arial Narrow"/>
@@ -2854,10 +2866,10 @@
     <w:p>
       <w:pPr>
         <w:pStyle w:val="Prrafodelista"/>
+        <w:spacing w:before="0" w:after="0" w:line="240" w:lineRule="auto"/>
         <w:tabs>
           <w:tab w:val="num" w:pos="1134"/>
         </w:tabs>
-        <w:spacing w:line="240" w:lineRule="auto"/>
         <w:ind w:left="1134" w:hanging="567"/>
         <w:rPr>
           <w:rFonts w:ascii="Arial Narrow" w:eastAsia="Arial Narrow" w:hAnsi="Arial Narrow" w:cs="Arial Narrow"/>
@@ -3006,10 +3018,10 @@
     <w:p>
       <w:pPr>
         <w:pStyle w:val="Prrafodelista"/>
+        <w:spacing w:before="0" w:after="0" w:line="240" w:lineRule="auto"/>
         <w:tabs>
           <w:tab w:val="num" w:pos="1134"/>
         </w:tabs>
-        <w:spacing w:line="240" w:lineRule="auto"/>
         <w:ind w:left="1134" w:hanging="567"/>
         <w:rPr>
           <w:rFonts w:ascii="Arial Narrow" w:eastAsia="Arial Narrow" w:hAnsi="Arial Narrow" w:cs="Arial Narrow"/>
@@ -3098,10 +3110,10 @@
     <w:p>
       <w:pPr>
         <w:pStyle w:val="Prrafodelista"/>
+        <w:spacing w:before="0" w:after="0" w:line="240" w:lineRule="auto"/>
         <w:tabs>
           <w:tab w:val="num" w:pos="1134"/>
         </w:tabs>
-        <w:spacing w:line="240" w:lineRule="auto"/>
         <w:ind w:left="1134" w:hanging="567"/>
         <w:rPr>
           <w:rFonts w:ascii="Arial Narrow" w:eastAsia="Arial Narrow" w:hAnsi="Arial Narrow" w:cs="Arial Narrow"/>
@@ -3189,10 +3201,10 @@
     </w:p>
     <w:p>
       <w:pPr>
+        <w:spacing w:before="0" w:after="0" w:line="240" w:lineRule="auto"/>
         <w:tabs>
           <w:tab w:val="num" w:pos="1134"/>
         </w:tabs>
-        <w:spacing w:after="0" w:line="240" w:lineRule="auto"/>
         <w:ind w:left="1134" w:hanging="567"/>
         <w:jc w:val="both"/>
         <w:rPr>
@@ -3342,10 +3354,10 @@
     </w:p>
     <w:p>
       <w:pPr>
+        <w:spacing w:before="0" w:after="0" w:line="240" w:lineRule="auto"/>
         <w:tabs>
           <w:tab w:val="num" w:pos="1134"/>
         </w:tabs>
-        <w:spacing w:after="0" w:line="240" w:lineRule="auto"/>
         <w:ind w:left="1134" w:hanging="567"/>
         <w:jc w:val="both"/>
         <w:rPr>
@@ -3471,10 +3483,10 @@
     <w:p>
       <w:pPr>
         <w:pStyle w:val="Prrafodelista"/>
+        <w:spacing w:before="0" w:after="0" w:line="240" w:lineRule="auto"/>
         <w:tabs>
           <w:tab w:val="num" w:pos="1134"/>
         </w:tabs>
-        <w:spacing w:line="240" w:lineRule="auto"/>
         <w:ind w:left="1134" w:hanging="567"/>
         <w:rPr>
           <w:rFonts w:ascii="Arial Narrow" w:eastAsia="Arial Narrow" w:hAnsi="Arial Narrow" w:cs="Arial Narrow"/>
@@ -3647,10 +3659,10 @@
     <w:p>
       <w:pPr>
         <w:pStyle w:val="Prrafodelista"/>
+        <w:spacing w:before="0" w:after="0" w:line="240" w:lineRule="auto"/>
         <w:tabs>
           <w:tab w:val="num" w:pos="1134"/>
         </w:tabs>
-        <w:spacing w:line="240" w:lineRule="auto"/>
         <w:ind w:left="1134" w:hanging="567"/>
         <w:rPr>
           <w:rFonts w:ascii="Arial Narrow" w:eastAsia="Arial Narrow" w:hAnsi="Arial Narrow" w:cs="Arial Narrow"/>
@@ -3739,10 +3751,10 @@
     <w:p>
       <w:pPr>
         <w:pStyle w:val="Prrafodelista"/>
+        <w:spacing w:before="0" w:after="0" w:line="240" w:lineRule="auto"/>
         <w:tabs>
           <w:tab w:val="num" w:pos="1134"/>
         </w:tabs>
-        <w:spacing w:line="240" w:lineRule="auto"/>
         <w:ind w:left="1134" w:hanging="567"/>
         <w:rPr>
           <w:rFonts w:ascii="Arial Narrow" w:eastAsia="Arial Narrow" w:hAnsi="Arial Narrow" w:cs="Arial Narrow"/>
@@ -3819,10 +3831,10 @@
     <w:p>
       <w:pPr>
         <w:pStyle w:val="Prrafodelista"/>
+        <w:spacing w:before="0" w:after="0" w:line="240" w:lineRule="auto"/>
         <w:tabs>
           <w:tab w:val="num" w:pos="1134"/>
         </w:tabs>
-        <w:spacing w:line="240" w:lineRule="auto"/>
         <w:ind w:left="1134" w:hanging="567"/>
         <w:rPr>
           <w:rFonts w:ascii="Arial Narrow" w:eastAsia="Arial Narrow" w:hAnsi="Arial Narrow" w:cs="Arial Narrow"/>
@@ -3923,10 +3935,10 @@
     <w:p>
       <w:pPr>
         <w:pStyle w:val="Prrafodelista"/>
+        <w:spacing w:before="0" w:after="0" w:line="240" w:lineRule="auto"/>
         <w:tabs>
           <w:tab w:val="num" w:pos="1134"/>
         </w:tabs>
-        <w:spacing w:line="240" w:lineRule="auto"/>
         <w:ind w:left="1134" w:hanging="567"/>
         <w:rPr>
           <w:rFonts w:ascii="Arial Narrow" w:eastAsia="Arial Narrow" w:hAnsi="Arial Narrow" w:cs="Arial Narrow"/>
@@ -4075,10 +4087,10 @@
     <w:p>
       <w:pPr>
         <w:pStyle w:val="Prrafodelista"/>
+        <w:spacing w:before="0" w:after="0" w:line="240" w:lineRule="auto"/>
         <w:tabs>
           <w:tab w:val="num" w:pos="1134"/>
         </w:tabs>
-        <w:spacing w:line="240" w:lineRule="auto"/>
         <w:ind w:left="1134" w:hanging="567"/>
         <w:rPr>
           <w:rFonts w:ascii="Arial Narrow" w:eastAsia="Arial Narrow" w:hAnsi="Arial Narrow" w:cs="Arial Narrow"/>
@@ -4229,10 +4241,10 @@
     <w:p>
       <w:pPr>
         <w:pStyle w:val="Prrafodelista"/>
+        <w:spacing w:before="0" w:after="0" w:line="240" w:lineRule="auto"/>
         <w:tabs>
           <w:tab w:val="num" w:pos="1134"/>
         </w:tabs>
-        <w:spacing w:line="240" w:lineRule="auto"/>
         <w:ind w:left="1134" w:hanging="567"/>
         <w:rPr>
           <w:rFonts w:ascii="Arial Narrow" w:eastAsia="Arial Narrow" w:hAnsi="Arial Narrow" w:cs="Arial Narrow"/>
@@ -4429,10 +4441,10 @@
     <w:p>
       <w:pPr>
         <w:pStyle w:val="Prrafodelista"/>
+        <w:spacing w:before="0" w:after="0" w:line="240" w:lineRule="auto"/>
         <w:tabs>
           <w:tab w:val="num" w:pos="1134"/>
         </w:tabs>
-        <w:spacing w:line="240" w:lineRule="auto"/>
         <w:ind w:left="1134" w:hanging="567"/>
         <w:rPr>
           <w:rFonts w:ascii="Arial Narrow" w:eastAsia="Arial Narrow" w:hAnsi="Arial Narrow" w:cs="Arial Narrow"/>
@@ -4509,10 +4521,10 @@
     <w:p>
       <w:pPr>
         <w:pStyle w:val="Prrafodelista"/>
+        <w:spacing w:before="0" w:after="0" w:line="240" w:lineRule="auto"/>
         <w:tabs>
           <w:tab w:val="num" w:pos="1134"/>
         </w:tabs>
-        <w:spacing w:line="240" w:lineRule="auto"/>
         <w:ind w:left="1134" w:hanging="567"/>
         <w:rPr>
           <w:rFonts w:ascii="Arial Narrow" w:eastAsia="Arial Narrow" w:hAnsi="Arial Narrow" w:cs="Arial Narrow"/>
@@ -4565,10 +4577,10 @@
     <w:p>
       <w:pPr>
         <w:pStyle w:val="Prrafodelista"/>
+        <w:spacing w:before="0" w:after="0" w:line="240" w:lineRule="auto"/>
         <w:tabs>
           <w:tab w:val="num" w:pos="1134"/>
         </w:tabs>
-        <w:spacing w:line="240" w:lineRule="auto"/>
         <w:ind w:left="1134" w:hanging="567"/>
         <w:rPr>
           <w:rFonts w:ascii="Arial Narrow" w:eastAsia="Arial Narrow" w:hAnsi="Arial Narrow" w:cs="Arial Narrow"/>
@@ -4685,10 +4697,10 @@
     <w:p>
       <w:pPr>
         <w:pStyle w:val="Prrafodelista"/>
+        <w:spacing w:before="0" w:after="0" w:line="240" w:lineRule="auto"/>
         <w:tabs>
           <w:tab w:val="num" w:pos="1134"/>
         </w:tabs>
-        <w:spacing w:line="240" w:lineRule="auto"/>
         <w:ind w:left="1134" w:hanging="567"/>
         <w:rPr>
           <w:rFonts w:ascii="Arial Narrow" w:eastAsia="Arial Narrow" w:hAnsi="Arial Narrow" w:cs="Arial Narrow"/>
@@ -4992,10 +5004,10 @@
     </w:p>
     <w:p>
       <w:pPr>
+        <w:spacing w:before="0" w:after="0" w:line="240" w:lineRule="auto"/>
         <w:tabs>
           <w:tab w:val="left" w:pos="1134"/>
         </w:tabs>
-        <w:spacing w:after="0" w:line="240" w:lineRule="auto"/>
         <w:jc w:val="both"/>
         <w:rPr>
           <w:rFonts w:ascii="Arial Narrow" w:eastAsia="Arial Narrow" w:hAnsi="Arial Narrow" w:cs="Arial Narrow"/>
@@ -5358,7 +5370,7 @@
     </w:p>
     <w:p>
       <w:pPr>
-        <w:spacing w:after="0" w:line="240" w:lineRule="auto"/>
+        <w:spacing w:before="0" w:after="0" w:line="240" w:lineRule="auto"/>
         <w:contextualSpacing/>
         <w:jc w:val="both"/>
         <w:rPr>
@@ -5414,7 +5426,7 @@
     </w:p>
     <w:p>
       <w:pPr>
-        <w:spacing w:after="0" w:line="240" w:lineRule="auto"/>
+        <w:spacing w:before="0" w:after="0" w:line="240" w:lineRule="auto"/>
         <w:ind w:left="567"/>
         <w:contextualSpacing/>
         <w:jc w:val="both"/>
@@ -5633,7 +5645,7 @@
     <w:p>
       <w:pPr>
         <w:pStyle w:val="Prrafodelista"/>
-        <w:spacing w:after="0" w:line="240" w:lineRule="auto"/>
+        <w:spacing w:before="0" w:after="0" w:line="240" w:lineRule="auto"/>
         <w:ind w:left="567"/>
         <w:jc w:val="both"/>
         <w:rPr>
@@ -5764,7 +5776,7 @@
     </w:p>
     <w:p>
       <w:pPr>
-        <w:spacing w:after="0" w:line="240" w:lineRule="auto"/>
+        <w:spacing w:before="0" w:after="0" w:line="240" w:lineRule="auto"/>
         <w:jc w:val="both"/>
         <w:rPr>
           <w:rFonts w:ascii="Arial Narrow" w:eastAsia="Arial Narrow" w:hAnsi="Arial Narrow" w:cs="Arial Narrow"/>
@@ -5906,7 +5918,7 @@
     <w:p>
       <w:pPr>
         <w:pStyle w:val="Prrafodelista"/>
-        <w:spacing w:line="240" w:lineRule="auto"/>
+        <w:spacing w:before="0" w:after="0" w:line="240" w:lineRule="auto"/>
         <w:rPr>
           <w:rFonts w:ascii="Arial Narrow" w:eastAsia="Arial Narrow" w:hAnsi="Arial Narrow" w:cs="Arial Narrow"/>
           <w:kern w:val="0"/>
@@ -6004,7 +6016,7 @@
     <w:p>
       <w:pPr>
         <w:pStyle w:val="Prrafodelista"/>
-        <w:spacing w:line="240" w:lineRule="auto"/>
+        <w:spacing w:before="0" w:after="0" w:line="240" w:lineRule="auto"/>
         <w:rPr>
           <w:rFonts w:ascii="Arial Narrow" w:eastAsia="Arial Narrow" w:hAnsi="Arial Narrow" w:cs="Arial Narrow"/>
           <w:kern w:val="0"/>
@@ -6102,7 +6114,7 @@
     <w:p>
       <w:pPr>
         <w:pStyle w:val="Prrafodelista"/>
-        <w:spacing w:line="240" w:lineRule="auto"/>
+        <w:spacing w:before="0" w:after="0" w:line="240" w:lineRule="auto"/>
         <w:rPr>
           <w:rFonts w:ascii="Arial Narrow" w:eastAsia="Arial Narrow" w:hAnsi="Arial Narrow" w:cs="Arial Narrow"/>
           <w:kern w:val="0"/>
@@ -6200,7 +6212,7 @@
     <w:p>
       <w:pPr>
         <w:pStyle w:val="Prrafodelista"/>
-        <w:spacing w:line="240" w:lineRule="auto"/>
+        <w:spacing w:before="0" w:after="0" w:line="240" w:lineRule="auto"/>
         <w:rPr>
           <w:rFonts w:ascii="Arial Narrow" w:eastAsia="Arial Narrow" w:hAnsi="Arial Narrow" w:cs="Arial Narrow"/>
           <w:kern w:val="0"/>
@@ -6298,7 +6310,7 @@
     <w:p>
       <w:pPr>
         <w:pStyle w:val="Prrafodelista"/>
-        <w:spacing w:after="0" w:line="240" w:lineRule="auto"/>
+        <w:spacing w:before="0" w:after="0" w:line="240" w:lineRule="auto"/>
         <w:ind w:left="567"/>
         <w:jc w:val="both"/>
         <w:rPr>
@@ -6398,7 +6410,7 @@
     <w:p>
       <w:pPr>
         <w:pStyle w:val="Prrafodelista"/>
-        <w:spacing w:line="240" w:lineRule="auto"/>
+        <w:spacing w:before="0" w:after="0" w:line="240" w:lineRule="auto"/>
         <w:rPr>
           <w:rFonts w:ascii="Arial Narrow" w:eastAsia="Arial Narrow" w:hAnsi="Arial Narrow" w:cs="Arial Narrow"/>
           <w:kern w:val="0"/>
@@ -6508,7 +6520,7 @@
     </w:p>
     <w:p>
       <w:pPr>
-        <w:spacing w:after="0" w:line="240" w:lineRule="auto"/>
+        <w:spacing w:before="0" w:after="0" w:line="240" w:lineRule="auto"/>
         <w:jc w:val="both"/>
         <w:rPr>
           <w:rFonts w:ascii="Arial Narrow" w:eastAsia="Arial Narrow" w:hAnsi="Arial Narrow" w:cs="Arial Narrow"/>
@@ -6607,7 +6619,7 @@
     <w:p>
       <w:pPr>
         <w:pStyle w:val="Prrafodelista"/>
-        <w:spacing w:line="240" w:lineRule="auto"/>
+        <w:spacing w:before="0" w:after="0" w:line="240" w:lineRule="auto"/>
         <w:rPr>
           <w:rFonts w:ascii="Arial Narrow" w:eastAsia="Arial Narrow" w:hAnsi="Arial Narrow" w:cs="Arial Narrow"/>
           <w:kern w:val="0"/>
@@ -6704,7 +6716,7 @@
     </w:p>
     <w:p>
       <w:pPr>
-        <w:spacing w:after="0" w:line="240" w:lineRule="auto"/>
+        <w:spacing w:before="0" w:after="0" w:line="240" w:lineRule="auto"/>
         <w:jc w:val="both"/>
         <w:rPr>
           <w:rFonts w:ascii="Arial Narrow" w:eastAsia="Arial Narrow" w:hAnsi="Arial Narrow" w:cs="Arial Narrow"/>
@@ -6773,7 +6785,7 @@
     </w:p>
     <w:p>
       <w:pPr>
-        <w:spacing w:after="0" w:line="240" w:lineRule="auto"/>
+        <w:spacing w:before="0" w:after="0" w:line="240" w:lineRule="auto"/>
         <w:ind w:left="567"/>
         <w:contextualSpacing/>
         <w:jc w:val="both"/>
@@ -6829,7 +6841,7 @@
     </w:p>
     <w:p>
       <w:pPr>
-        <w:spacing w:after="0" w:line="240" w:lineRule="auto"/>
+        <w:spacing w:before="0" w:after="0" w:line="240" w:lineRule="auto"/>
         <w:jc w:val="both"/>
         <w:rPr>
           <w:rFonts w:ascii="Arial Narrow" w:eastAsia="Arial Narrow" w:hAnsi="Arial Narrow" w:cs="Arial Narrow"/>
@@ -7120,7 +7132,7 @@
     <w:p>
       <w:pPr>
         <w:pStyle w:val="Prrafodelista"/>
-        <w:spacing w:after="0" w:line="240" w:lineRule="auto"/>
+        <w:spacing w:before="0" w:after="0" w:line="240" w:lineRule="auto"/>
         <w:ind w:left="567"/>
         <w:jc w:val="both"/>
         <w:rPr>
@@ -7175,10 +7187,37 @@
     </w:p>
     <w:p>
       <w:pPr>
+        <w:spacing w:before="0" w:after="0" w:line="240" w:lineRule="auto"/>
+        <w:jc w:val="both"/>
+        <w:rPr>
+          <w:rFonts w:ascii="Arial Narrow" w:eastAsia="Arial Narrow" w:hAnsi="Arial Narrow" w:cs="Arial Narrow"/>
+          <w:b/>
+          <w:color w:val="000000"/>
+          <w:kern w:val="0"/>
+          <w:sz w:val="22"/>
+          <w:szCs w:val="22"/>
+          <w:lang w:eastAsia="es-PE"/>
+          <w14:ligatures w14:val="none"/>
+        </w:rPr>
+      </w:pPr>
+    </w:p>
+    <w:p>
+      <w:pPr>
         <w:spacing w:after="0" w:line="240" w:lineRule="auto"/>
         <w:jc w:val="both"/>
         <w:rPr>
           <w:rFonts w:ascii="Arial Narrow" w:eastAsia="Arial Narrow" w:hAnsi="Arial Narrow" w:cs="Arial Narrow"/>
+          <w:color w:val="000000"/>
+          <w:kern w:val="0"/>
+          <w:sz w:val="22"/>
+          <w:szCs w:val="22"/>
+          <w:lang w:eastAsia="es-PE"/>
+          <w14:ligatures w14:val="none"/>
+        </w:rPr>
+      </w:pPr>
+      <w:r>
+        <w:rPr>
+          <w:rFonts w:ascii="Arial Narrow" w:eastAsia="Arial Narrow" w:hAnsi="Arial Narrow" w:cs="Arial Narrow"/>
           <w:b/>
           <w:color w:val="000000"/>
           <w:kern w:val="0"/>
@@ -7187,33 +7226,6 @@
           <w:lang w:eastAsia="es-PE"/>
           <w14:ligatures w14:val="none"/>
         </w:rPr>
-      </w:pPr>
-    </w:p>
-    <w:p>
-      <w:pPr>
-        <w:spacing w:after="0" w:line="240" w:lineRule="auto"/>
-        <w:jc w:val="both"/>
-        <w:rPr>
-          <w:rFonts w:ascii="Arial Narrow" w:eastAsia="Arial Narrow" w:hAnsi="Arial Narrow" w:cs="Arial Narrow"/>
-          <w:color w:val="000000"/>
-          <w:kern w:val="0"/>
-          <w:sz w:val="22"/>
-          <w:szCs w:val="22"/>
-          <w:lang w:eastAsia="es-PE"/>
-          <w14:ligatures w14:val="none"/>
-        </w:rPr>
-      </w:pPr>
-      <w:r>
-        <w:rPr>
-          <w:rFonts w:ascii="Arial Narrow" w:eastAsia="Arial Narrow" w:hAnsi="Arial Narrow" w:cs="Arial Narrow"/>
-          <w:b/>
-          <w:color w:val="000000"/>
-          <w:kern w:val="0"/>
-          <w:sz w:val="22"/>
-          <w:szCs w:val="22"/>
-          <w:lang w:eastAsia="es-PE"/>
-          <w14:ligatures w14:val="none"/>
-        </w:rPr>
         <w:t xml:space="preserve">PRIMERO:</w:t>
       </w:r>
       <w:r>
@@ -7330,7 +7342,7 @@
     </w:p>
     <w:p>
       <w:pPr>
-        <w:spacing w:after="0" w:line="240" w:lineRule="auto"/>
+        <w:spacing w:before="0" w:after="0" w:line="240" w:lineRule="auto"/>
         <w:jc w:val="both"/>
         <w:rPr>
           <w:rFonts w:ascii="Arial Narrow" w:eastAsia="Arial Narrow" w:hAnsi="Arial Narrow" w:cs="Arial Narrow"/>
@@ -7537,7 +7549,7 @@
     <w:p>
       <w:pPr>
         <w:pStyle w:val="Prrafodelista"/>
-        <w:spacing w:after="0" w:line="240" w:lineRule="auto"/>
+        <w:spacing w:before="0" w:after="0" w:line="240" w:lineRule="auto"/>
         <w:ind w:left="567"/>
         <w:jc w:val="both"/>
         <w:rPr>
@@ -7708,7 +7720,7 @@
     <w:p>
       <w:pPr>
         <w:pStyle w:val="Prrafodelista"/>
-        <w:spacing w:after="0" w:line="240" w:lineRule="auto"/>
+        <w:spacing w:before="0" w:after="0" w:line="240" w:lineRule="auto"/>
         <w:ind w:left="567"/>
         <w:jc w:val="both"/>
         <w:rPr>
@@ -7891,6 +7903,7 @@
     <w:p>
       <w:pPr>
         <w:pStyle w:val="Prrafodelista"/>
+        <w:spacing w:before="0" w:after="0" w:line="240" w:lineRule="auto"/>
         <w:rPr>
           <w:rFonts w:ascii="Arial Narrow" w:eastAsia="Arial Narrow" w:hAnsi="Arial Narrow" w:cs="Arial Narrow"/>
           <w:color w:val="000000"/>
@@ -8022,7 +8035,7 @@
     <w:p>
       <w:pPr>
         <w:pStyle w:val="Prrafodelista"/>
-        <w:spacing w:line="240" w:lineRule="auto"/>
+        <w:spacing w:before="0" w:after="0" w:line="240" w:lineRule="auto"/>
         <w:rPr>
           <w:rFonts w:ascii="Arial Narrow" w:eastAsia="Arial Narrow" w:hAnsi="Arial Narrow" w:cs="Arial Narrow"/>
           <w:kern w:val="0"/>
@@ -8148,7 +8161,7 @@
     <w:p>
       <w:pPr>
         <w:pStyle w:val="Prrafodelista"/>
-        <w:spacing w:line="240" w:lineRule="auto"/>
+        <w:spacing w:before="0" w:after="0" w:line="240" w:lineRule="auto"/>
         <w:rPr>
           <w:rFonts w:ascii="Arial Narrow" w:eastAsia="Arial Narrow" w:hAnsi="Arial Narrow" w:cs="Arial Narrow"/>
           <w:kern w:val="0"/>
@@ -8273,7 +8286,7 @@
     <w:p>
       <w:pPr>
         <w:pStyle w:val="Prrafodelista"/>
-        <w:spacing w:line="240" w:lineRule="auto"/>
+        <w:spacing w:before="0" w:after="0" w:line="240" w:lineRule="auto"/>
         <w:rPr>
           <w:rFonts w:ascii="Arial Narrow" w:eastAsia="Arial Narrow" w:hAnsi="Arial Narrow" w:cs="Arial Narrow"/>
           <w:kern w:val="0"/>
@@ -8458,7 +8471,7 @@
     <w:p>
       <w:pPr>
         <w:pStyle w:val="Prrafodelista"/>
-        <w:spacing w:line="240" w:lineRule="auto"/>
+        <w:spacing w:before="0" w:after="0" w:line="240" w:lineRule="auto"/>
         <w:rPr>
           <w:rFonts w:ascii="Arial Narrow" w:eastAsia="Arial Narrow" w:hAnsi="Arial Narrow" w:cs="Arial Narrow"/>
           <w:kern w:val="0"/>
@@ -8583,7 +8596,7 @@
     <w:p>
       <w:pPr>
         <w:pStyle w:val="Prrafodelista"/>
-        <w:spacing w:after="0" w:line="240" w:lineRule="auto"/>
+        <w:spacing w:before="0" w:after="0" w:line="240" w:lineRule="auto"/>
         <w:ind w:left="567"/>
         <w:jc w:val="both"/>
         <w:rPr>
@@ -8690,7 +8703,7 @@
     <w:p>
       <w:pPr>
         <w:pStyle w:val="Prrafodelista"/>
-        <w:spacing w:after="0" w:line="240" w:lineRule="auto"/>
+        <w:spacing w:before="0" w:after="0" w:line="240" w:lineRule="auto"/>
         <w:ind w:left="567"/>
         <w:jc w:val="both"/>
         <w:rPr>
@@ -8851,7 +8864,7 @@
     <w:p>
       <w:pPr>
         <w:pStyle w:val="Prrafodelista"/>
-        <w:spacing w:after="0" w:line="240" w:lineRule="auto"/>
+        <w:spacing w:before="0" w:after="0" w:line="240" w:lineRule="auto"/>
         <w:ind w:left="567"/>
         <w:jc w:val="both"/>
         <w:rPr>
@@ -8959,7 +8972,7 @@
     </w:p>
     <w:p>
       <w:pPr>
-        <w:spacing w:after="0" w:line="240" w:lineRule="auto"/>
+        <w:spacing w:before="0" w:after="0" w:line="240" w:lineRule="auto"/>
         <w:jc w:val="both"/>
         <w:rPr>
           <w:rFonts w:ascii="Arial Narrow" w:eastAsia="Arial Narrow" w:hAnsi="Arial Narrow" w:cs="Arial Narrow"/>
@@ -9045,7 +9058,7 @@
     </w:p>
     <w:p>
       <w:pPr>
-        <w:spacing w:line="240" w:lineRule="auto"/>
+        <w:spacing w:before="0" w:after="0" w:line="240" w:lineRule="auto"/>
         <w:contextualSpacing/>
         <w:jc w:val="both"/>
         <w:rPr>
@@ -9133,7 +9146,7 @@
     </w:p>
     <w:p>
       <w:pPr>
-        <w:spacing w:after="0" w:line="240" w:lineRule="auto"/>
+        <w:spacing w:before="0" w:after="0" w:line="240" w:lineRule="auto"/>
         <w:jc w:val="both"/>
         <w:rPr>
           <w:rFonts w:ascii="Arial Narrow" w:eastAsia="Arial Narrow" w:hAnsi="Arial Narrow" w:cs="Arial Narrow"/>
@@ -9448,7 +9461,7 @@
     </w:p>
     <w:p>
       <w:pPr>
-        <w:spacing w:after="0" w:line="240" w:lineRule="auto"/>
+        <w:spacing w:before="0" w:after="0" w:line="240" w:lineRule="auto"/>
         <w:ind w:left="567"/>
         <w:jc w:val="both"/>
         <w:rPr>
@@ -9549,6 +9562,21 @@
     </w:p>
     <w:p>
       <w:pPr>
+        <w:spacing w:before="0" w:after="0" w:line="240" w:lineRule="auto"/>
+        <w:jc w:val="both"/>
+        <w:rPr>
+          <w:rFonts w:ascii="Arial Narrow" w:eastAsia="Arial Narrow" w:hAnsi="Arial Narrow" w:cs="Arial Narrow"/>
+          <w:color w:val="000000"/>
+          <w:kern w:val="0"/>
+          <w:sz w:val="22"/>
+          <w:szCs w:val="22"/>
+          <w:lang w:eastAsia="es-PE"/>
+          <w14:ligatures w14:val="none"/>
+        </w:rPr>
+      </w:pPr>
+    </w:p>
+    <w:p>
+      <w:pPr>
         <w:spacing w:after="0" w:line="240" w:lineRule="auto"/>
         <w:jc w:val="both"/>
         <w:rPr>
@@ -9557,21 +9585,6 @@
           <w:kern w:val="0"/>
           <w:sz w:val="22"/>
           <w:szCs w:val="22"/>
-          <w:lang w:eastAsia="es-PE"/>
-          <w14:ligatures w14:val="none"/>
-        </w:rPr>
-      </w:pPr>
-    </w:p>
-    <w:p>
-      <w:pPr>
-        <w:spacing w:after="0" w:line="240" w:lineRule="auto"/>
-        <w:jc w:val="both"/>
-        <w:rPr>
-          <w:rFonts w:ascii="Arial Narrow" w:eastAsia="Arial Narrow" w:hAnsi="Arial Narrow" w:cs="Arial Narrow"/>
-          <w:color w:val="000000"/>
-          <w:kern w:val="0"/>
-          <w:sz w:val="22"/>
-          <w:szCs w:val="22"/>
           <w:lang w:val="es-ES" w:eastAsia="es-ES"/>
           <w14:ligatures w14:val="none"/>
         </w:rPr>
@@ -9717,7 +9730,7 @@
     </w:p>
     <w:p>
       <w:pPr>
-        <w:spacing w:after="0" w:line="240" w:lineRule="auto"/>
+        <w:spacing w:before="0" w:after="0" w:line="240" w:lineRule="auto"/>
         <w:jc w:val="both"/>
         <w:rPr>
           <w:rFonts w:ascii="Arial Narrow" w:eastAsia="Arial Narrow" w:hAnsi="Arial Narrow" w:cs="Arial Narrow"/>
@@ -10011,11 +10024,39 @@
     </w:p>
     <w:p>
       <w:pPr>
+        <w:spacing w:before="0" w:after="0" w:line="240" w:lineRule="auto"/>
+        <w:shd w:val="clear" w:color="auto" w:fill="FFFFFF"/>
+        <w:jc w:val="both"/>
+        <w:rPr>
+          <w:rFonts w:ascii="Arial Narrow" w:eastAsia="Arial Narrow" w:hAnsi="Arial Narrow" w:cs="Arial Narrow"/>
+          <w:b/>
+          <w:color w:val="000000"/>
+          <w:kern w:val="0"/>
+          <w:sz w:val="22"/>
+          <w:szCs w:val="22"/>
+          <w:lang w:eastAsia="es-PE"/>
+          <w14:ligatures w14:val="none"/>
+        </w:rPr>
+      </w:pPr>
+    </w:p>
+    <w:p>
+      <w:pPr>
         <w:shd w:val="clear" w:color="auto" w:fill="FFFFFF"/>
         <w:spacing w:after="0" w:line="240" w:lineRule="auto"/>
         <w:jc w:val="both"/>
         <w:rPr>
           <w:rFonts w:ascii="Arial Narrow" w:eastAsia="Arial Narrow" w:hAnsi="Arial Narrow" w:cs="Arial Narrow"/>
+          <w:color w:val="000000"/>
+          <w:kern w:val="0"/>
+          <w:sz w:val="22"/>
+          <w:szCs w:val="22"/>
+          <w:lang w:eastAsia="es-PE"/>
+          <w14:ligatures w14:val="none"/>
+        </w:rPr>
+      </w:pPr>
+      <w:r>
+        <w:rPr>
+          <w:rFonts w:ascii="Arial Narrow" w:eastAsia="Arial Narrow" w:hAnsi="Arial Narrow" w:cs="Arial Narrow"/>
           <w:b/>
           <w:color w:val="000000"/>
           <w:kern w:val="0"/>
@@ -10024,77 +10065,49 @@
           <w:lang w:eastAsia="es-PE"/>
           <w14:ligatures w14:val="none"/>
         </w:rPr>
-      </w:pPr>
-    </w:p>
-    <w:p>
-      <w:pPr>
+        <w:t>SÉTIMO:</w:t>
+      </w:r>
+      <w:r>
+        <w:rPr>
+          <w:rFonts w:ascii="Arial Narrow" w:eastAsia="Arial Narrow" w:hAnsi="Arial Narrow" w:cs="Arial Narrow"/>
+          <w:color w:val="000000"/>
+          <w:kern w:val="0"/>
+          <w:sz w:val="22"/>
+          <w:szCs w:val="22"/>
+          <w:lang w:eastAsia="es-PE"/>
+          <w14:ligatures w14:val="none"/>
+        </w:rPr>
+        <w:t xml:space="preserve"> informar a las partes que conforme a lo establecido en el artículo 39</w:t>
+      </w:r>
+      <w:r>
+        <w:rPr>
+          <w:rFonts w:ascii="Arial Narrow" w:eastAsia="Arial Narrow" w:hAnsi="Arial Narrow" w:cs="Arial Narrow"/>
+          <w:color w:val="000000"/>
+          <w:kern w:val="0"/>
+          <w:sz w:val="22"/>
+          <w:szCs w:val="22"/>
+          <w:lang w:eastAsia="es-PE"/>
+          <w14:ligatures w14:val="none"/>
+        </w:rPr>
+        <w:t/>
+      </w:r>
+      <w:r>
+        <w:rPr>
+          <w:rFonts w:ascii="Arial Narrow" w:eastAsia="Arial Narrow" w:hAnsi="Arial Narrow" w:cs="Arial Narrow"/>
+          <w:color w:val="000000"/>
+          <w:kern w:val="0"/>
+          <w:sz w:val="22"/>
+          <w:szCs w:val="22"/>
+          <w:lang w:eastAsia="es-PE"/>
+          <w14:ligatures w14:val="none"/>
+        </w:rPr>
+        <w:t xml:space="preserve"> de la Ley sobre Facultades, Normas y Organización del Indecopi, aprobada por Decreto Legislativo 807, los gastos por los peritajes realizados, actuación de pruebas, inspecciones y otros derivados de la tramitación del proceso serán de cargo de la parte que solicita la prueba, salvo pacto en contrario. En todos los casos, la resolución final determinará si los gastos deben ser asumidos por alguna de las partes, o reembolsados a la otra parte o al Indecopi, según sea el caso, de manera adicional a la sanción que haya podido imponerse. </w:t>
+      </w:r>
+    </w:p>
+    <w:p>
+      <w:pPr>
+        <w:spacing w:before="0" w:after="0" w:line="240" w:lineRule="auto"/>
         <w:shd w:val="clear" w:color="auto" w:fill="FFFFFF"/>
-        <w:spacing w:after="0" w:line="240" w:lineRule="auto"/>
-        <w:jc w:val="both"/>
-        <w:rPr>
-          <w:rFonts w:ascii="Arial Narrow" w:eastAsia="Arial Narrow" w:hAnsi="Arial Narrow" w:cs="Arial Narrow"/>
-          <w:color w:val="000000"/>
-          <w:kern w:val="0"/>
-          <w:sz w:val="22"/>
-          <w:szCs w:val="22"/>
-          <w:lang w:eastAsia="es-PE"/>
-          <w14:ligatures w14:val="none"/>
-        </w:rPr>
-      </w:pPr>
-      <w:r>
-        <w:rPr>
-          <w:rFonts w:ascii="Arial Narrow" w:eastAsia="Arial Narrow" w:hAnsi="Arial Narrow" w:cs="Arial Narrow"/>
-          <w:b/>
-          <w:color w:val="000000"/>
-          <w:kern w:val="0"/>
-          <w:sz w:val="22"/>
-          <w:szCs w:val="22"/>
-          <w:lang w:eastAsia="es-PE"/>
-          <w14:ligatures w14:val="none"/>
-        </w:rPr>
-        <w:t>SÉTIMO:</w:t>
-      </w:r>
-      <w:r>
-        <w:rPr>
-          <w:rFonts w:ascii="Arial Narrow" w:eastAsia="Arial Narrow" w:hAnsi="Arial Narrow" w:cs="Arial Narrow"/>
-          <w:color w:val="000000"/>
-          <w:kern w:val="0"/>
-          <w:sz w:val="22"/>
-          <w:szCs w:val="22"/>
-          <w:lang w:eastAsia="es-PE"/>
-          <w14:ligatures w14:val="none"/>
-        </w:rPr>
-        <w:t xml:space="preserve"> informar a las partes que conforme a lo establecido en el artículo 39</w:t>
-      </w:r>
-      <w:r>
-        <w:rPr>
-          <w:rFonts w:ascii="Arial Narrow" w:eastAsia="Arial Narrow" w:hAnsi="Arial Narrow" w:cs="Arial Narrow"/>
-          <w:color w:val="000000"/>
-          <w:kern w:val="0"/>
-          <w:sz w:val="22"/>
-          <w:szCs w:val="22"/>
-          <w:lang w:eastAsia="es-PE"/>
-          <w14:ligatures w14:val="none"/>
-        </w:rPr>
-        <w:t/>
-      </w:r>
-      <w:r>
-        <w:rPr>
-          <w:rFonts w:ascii="Arial Narrow" w:eastAsia="Arial Narrow" w:hAnsi="Arial Narrow" w:cs="Arial Narrow"/>
-          <w:color w:val="000000"/>
-          <w:kern w:val="0"/>
-          <w:sz w:val="22"/>
-          <w:szCs w:val="22"/>
-          <w:lang w:eastAsia="es-PE"/>
-          <w14:ligatures w14:val="none"/>
-        </w:rPr>
-        <w:t xml:space="preserve"> de la Ley sobre Facultades, Normas y Organización del Indecopi, aprobada por Decreto Legislativo 807, los gastos por los peritajes realizados, actuación de pruebas, inspecciones y otros derivados de la tramitación del proceso serán de cargo de la parte que solicita la prueba, salvo pacto en contrario. En todos los casos, la resolución final determinará si los gastos deben ser asumidos por alguna de las partes, o reembolsados a la otra parte o al Indecopi, según sea el caso, de manera adicional a la sanción que haya podido imponerse. </w:t>
-      </w:r>
-    </w:p>
-    <w:p>
-      <w:pPr>
-        <w:shd w:val="clear" w:color="auto" w:fill="FFFFFF"/>
-        <w:spacing w:after="0" w:line="240" w:lineRule="auto"/>
         <w:jc w:val="both"/>
         <w:rPr>
           <w:rFonts w:ascii="Arial Narrow" w:eastAsia="Arial Narrow" w:hAnsi="Arial Narrow" w:cs="Arial Narrow"/>
@@ -10263,15 +10276,74 @@
     </w:p>
     <w:p>
       <w:pPr>
+        <w:spacing w:before="0" w:after="0" w:line="240" w:lineRule="auto"/>
+        <w:suppressAutoHyphens/>
+        <w:jc w:val="both"/>
+        <w:rPr>
+          <w:rFonts w:ascii="Arial Narrow" w:eastAsia="Arial Narrow" w:hAnsi="Arial Narrow" w:cs="Arial Narrow"/>
+          <w:kern w:val="0"/>
+          <w:sz w:val="22"/>
+          <w:szCs w:val="22"/>
+          <w:u w:val="single"/>
+          <w14:ligatures w14:val="none"/>
+        </w:rPr>
+      </w:pPr>
+    </w:p>
+    <w:p>
+      <w:pPr>
         <w:suppressAutoHyphens/>
         <w:spacing w:after="0" w:line="240" w:lineRule="auto"/>
         <w:jc w:val="both"/>
         <w:rPr>
           <w:rFonts w:ascii="Arial Narrow" w:eastAsia="Arial Narrow" w:hAnsi="Arial Narrow" w:cs="Arial Narrow"/>
-          <w:kern w:val="0"/>
-          <w:sz w:val="22"/>
-          <w:szCs w:val="22"/>
-          <w:u w:val="single"/>
+          <w:color w:val="000000"/>
+          <w:kern w:val="0"/>
+          <w:sz w:val="22"/>
+          <w:szCs w:val="22"/>
+          <w:lang w:eastAsia="es-PE"/>
+          <w14:ligatures w14:val="none"/>
+        </w:rPr>
+      </w:pPr>
+      <w:r>
+        <w:rPr>
+          <w:rFonts w:ascii="Arial Narrow" w:eastAsia="Arial Narrow" w:hAnsi="Arial Narrow" w:cs="Arial Narrow"/>
+          <w:b/>
+          <w:color w:val="000000"/>
+          <w:kern w:val="0"/>
+          <w:sz w:val="22"/>
+          <w:szCs w:val="22"/>
+          <w:lang w:eastAsia="es-PE"/>
+          <w14:ligatures w14:val="none"/>
+        </w:rPr>
+        <w:t>NOVENO:</w:t>
+      </w:r>
+      <w:r>
+        <w:rPr>
+          <w:rFonts w:ascii="Arial Narrow" w:eastAsia="Arial Narrow" w:hAnsi="Arial Narrow" w:cs="Arial Narrow"/>
+          <w:color w:val="000000"/>
+          <w:kern w:val="0"/>
+          <w:sz w:val="22"/>
+          <w:szCs w:val="22"/>
+          <w:lang w:eastAsia="es-PE"/>
+          <w14:ligatures w14:val="none"/>
+        </w:rPr>
+        <w:t xml:space="preserve"> poner en conocimiento de las partes que, antes de la emisión de la Resolución Final, tienen la posibilidad de formular su desistimiento o presentar el acuerdo arribado mediante la conciliación, mediación, transacción o cualquier otro que, de forma indubitable, deje constancia que se ha solucionado la controversia materia de denuncia.</w:t>
+      </w:r>
+      <w:bookmarkStart w:id="9" w:name="h.gjdgxs" w:colFirst="0" w:colLast="0"/>
+      <w:bookmarkEnd w:id="9"/>
+    </w:p>
+    <w:p>
+      <w:pPr>
+        <w:spacing w:before="0" w:after="0" w:line="240" w:lineRule="auto"/>
+        <w:suppressAutoHyphens/>
+        <w:jc w:val="both"/>
+        <w:rPr>
+          <w:rFonts w:ascii="Arial Narrow" w:eastAsia="Arial Narrow" w:hAnsi="Arial Narrow" w:cs="Arial Narrow"/>
+          <w:color w:val="000000"/>
+          <w:kern w:val="0"/>
+          <w:sz w:val="22"/>
+          <w:szCs w:val="22"/>
+          <w:lang w:eastAsia="es-PE"/>
           <w14:ligatures w14:val="none"/>
         </w:rPr>
       </w:pPr>
@@ -10283,65 +10355,6 @@
         <w:jc w:val="both"/>
         <w:rPr>
           <w:rFonts w:ascii="Arial Narrow" w:eastAsia="Arial Narrow" w:hAnsi="Arial Narrow" w:cs="Arial Narrow"/>
-          <w:color w:val="000000"/>
-          <w:kern w:val="0"/>
-          <w:sz w:val="22"/>
-          <w:szCs w:val="22"/>
-          <w:lang w:eastAsia="es-PE"/>
-          <w14:ligatures w14:val="none"/>
-        </w:rPr>
-      </w:pPr>
-      <w:r>
-        <w:rPr>
-          <w:rFonts w:ascii="Arial Narrow" w:eastAsia="Arial Narrow" w:hAnsi="Arial Narrow" w:cs="Arial Narrow"/>
-          <w:b/>
-          <w:color w:val="000000"/>
-          <w:kern w:val="0"/>
-          <w:sz w:val="22"/>
-          <w:szCs w:val="22"/>
-          <w:lang w:eastAsia="es-PE"/>
-          <w14:ligatures w14:val="none"/>
-        </w:rPr>
-        <w:t>NOVENO:</w:t>
-      </w:r>
-      <w:r>
-        <w:rPr>
-          <w:rFonts w:ascii="Arial Narrow" w:eastAsia="Arial Narrow" w:hAnsi="Arial Narrow" w:cs="Arial Narrow"/>
-          <w:color w:val="000000"/>
-          <w:kern w:val="0"/>
-          <w:sz w:val="22"/>
-          <w:szCs w:val="22"/>
-          <w:lang w:eastAsia="es-PE"/>
-          <w14:ligatures w14:val="none"/>
-        </w:rPr>
-        <w:t xml:space="preserve"> poner en conocimiento de las partes que, antes de la emisión de la Resolución Final, tienen la posibilidad de formular su desistimiento o presentar el acuerdo arribado mediante la conciliación, mediación, transacción o cualquier otro que, de forma indubitable, deje constancia que se ha solucionado la controversia materia de denuncia.</w:t>
-      </w:r>
-      <w:bookmarkStart w:id="9" w:name="h.gjdgxs" w:colFirst="0" w:colLast="0"/>
-      <w:bookmarkEnd w:id="9"/>
-    </w:p>
-    <w:p>
-      <w:pPr>
-        <w:suppressAutoHyphens/>
-        <w:spacing w:after="0" w:line="240" w:lineRule="auto"/>
-        <w:jc w:val="both"/>
-        <w:rPr>
-          <w:rFonts w:ascii="Arial Narrow" w:eastAsia="Arial Narrow" w:hAnsi="Arial Narrow" w:cs="Arial Narrow"/>
-          <w:color w:val="000000"/>
-          <w:kern w:val="0"/>
-          <w:sz w:val="22"/>
-          <w:szCs w:val="22"/>
-          <w:lang w:eastAsia="es-PE"/>
-          <w14:ligatures w14:val="none"/>
-        </w:rPr>
-      </w:pPr>
-    </w:p>
-    <w:p>
-      <w:pPr>
-        <w:suppressAutoHyphens/>
-        <w:spacing w:after="0" w:line="240" w:lineRule="auto"/>
-        <w:jc w:val="both"/>
-        <w:rPr>
-          <w:rFonts w:ascii="Arial Narrow" w:eastAsia="Arial Narrow" w:hAnsi="Arial Narrow" w:cs="Arial Narrow"/>
           <w:sz w:val="22"/>
           <w:szCs w:val="22"/>
         </w:rPr>
@@ -10502,8 +10515,8 @@
     </w:p>
     <w:p>
       <w:pPr>
+        <w:spacing w:before="0" w:after="0" w:line="240" w:lineRule="auto"/>
         <w:suppressAutoHyphens/>
-        <w:spacing w:after="0" w:line="240" w:lineRule="auto"/>
         <w:jc w:val="both"/>
         <w:rPr>
           <w:rFonts w:ascii="Arial Narrow" w:eastAsia="Arial Narrow" w:hAnsi="Arial Narrow" w:cs="Arial Narrow"/>
@@ -11014,7 +11027,47 @@
           <w:sz w:val="16"/>
           <w:szCs w:val="16"/>
         </w:rPr>
+        <w:t xml:space="preserve"/>
+      </w:r>
+      <w:r>
+        <w:rPr>
+          <w:rFonts w:ascii="Arial Narrow" w:eastAsia="Arial Narrow" w:hAnsi="Arial Narrow" w:cs="Arial Narrow"/>
+          <w:sz w:val="16"/>
+          <w:szCs w:val="16"/>
+        </w:rPr>
         <w:tab/>
+        <w:t xml:space="preserve">Denuncia remitida a esta Comisión mediante MEMORANDUM </w:t>
+      </w:r>
+      <w:r>
+        <w:rPr>
+          <w:rFonts w:ascii="Arial Narrow" w:eastAsia="Arial Narrow" w:hAnsi="Arial Narrow" w:cs="Arial Narrow"/>
+          <w:sz w:val="16"/>
+          <w:szCs w:val="16"/>
+        </w:rPr>
+        <w:t xml:space="preserve">001735-2025-PS1/INDECOPI </w:t>
+      </w:r>
+      <w:r>
+        <w:rPr>
+          <w:rFonts w:ascii="Arial Narrow" w:eastAsia="Arial Narrow" w:hAnsi="Arial Narrow" w:cs="Arial Narrow"/>
+          <w:sz w:val="16"/>
+          <w:szCs w:val="16"/>
+        </w:rPr>
+        <w:t xml:space="preserve">de fecha </w:t>
+      </w:r>
+      <w:r>
+        <w:rPr>
+          <w:rFonts w:ascii="Arial Narrow" w:eastAsia="Arial Narrow" w:hAnsi="Arial Narrow" w:cs="Arial Narrow"/>
+          <w:sz w:val="16"/>
+          <w:szCs w:val="16"/>
+        </w:rPr>
+        <w:t xml:space="preserve">11 de agosto de 2025</w:t>
+      </w:r>
+      <w:r>
+        <w:rPr>
+          <w:rFonts w:ascii="Arial Narrow" w:eastAsia="Arial Narrow" w:hAnsi="Arial Narrow" w:cs="Arial Narrow"/>
+          <w:sz w:val="16"/>
+          <w:szCs w:val="16"/>
+        </w:rPr>
         <w:t xml:space="preserve"/>
       </w:r>
       <w:r>
@@ -11023,25 +11076,31 @@
           <w:sz w:val="16"/>
           <w:szCs w:val="16"/>
         </w:rPr>
-        <w:tab/>
-        <w:t>Publicado</w:t>
-      </w:r>
-      <w:r>
-        <w:rPr>
-          <w:rFonts w:ascii="Arial Narrow" w:eastAsia="Arial Narrow" w:hAnsi="Arial Narrow" w:cs="Arial Narrow"/>
-          <w:b/>
-          <w:sz w:val="16"/>
-          <w:szCs w:val="16"/>
-        </w:rPr>
-        <w:t xml:space="preserve"> </w:t>
-      </w:r>
-      <w:r>
-        <w:rPr>
-          <w:rFonts w:ascii="Arial Narrow" w:eastAsia="Arial Narrow" w:hAnsi="Arial Narrow" w:cs="Arial Narrow"/>
-          <w:sz w:val="16"/>
-          <w:szCs w:val="16"/>
-        </w:rPr>
-        <w:t xml:space="preserve">el 2 de setiembre de 2010 en el Diario Oficial El Peruano, vigente desde el 2 de octubre de 2010 y modificado por Decreto Legislativo 1308.</w:t>
+        <w:t xml:space="preserve"/>
+      </w:r>
+      <w:r>
+        <w:rPr>
+          <w:rFonts w:ascii="Arial Narrow" w:eastAsia="Arial Narrow" w:hAnsi="Arial Narrow" w:cs="Arial Narrow"/>
+          <w:sz w:val="16"/>
+          <w:szCs w:val="16"/>
+        </w:rPr>
+        <w:t xml:space="preserve">, recibida el </w:t>
+      </w:r>
+      <w:r>
+        <w:rPr>
+          <w:rFonts w:ascii="Arial Narrow" w:eastAsia="Arial Narrow" w:hAnsi="Arial Narrow" w:cs="Arial Narrow"/>
+          <w:sz w:val="16"/>
+          <w:szCs w:val="16"/>
+        </w:rPr>
+        <w:t xml:space="preserve">11 de agosto de 2025</w:t>
+      </w:r>
+      <w:r>
+        <w:rPr>
+          <w:rFonts w:ascii="Arial Narrow" w:eastAsia="Arial Narrow" w:hAnsi="Arial Narrow" w:cs="Arial Narrow"/>
+          <w:sz w:val="16"/>
+          <w:szCs w:val="16"/>
+        </w:rPr>
+        <w:t>.</w:t>
       </w:r>
     </w:p>
     <w:p>
@@ -11088,81 +11147,33 @@
           <w:sz w:val="16"/>
           <w:szCs w:val="16"/>
         </w:rPr>
+        <w:t xml:space="preserve"/>
+      </w:r>
+      <w:r>
+        <w:rPr>
+          <w:rFonts w:ascii="Arial Narrow" w:eastAsia="Arial Narrow" w:hAnsi="Arial Narrow" w:cs="Arial Narrow"/>
+          <w:sz w:val="16"/>
+          <w:szCs w:val="16"/>
+        </w:rPr>
         <w:tab/>
-        <w:t xml:space="preserve"/>
-      </w:r>
-      <w:r>
-        <w:rPr>
-          <w:rFonts w:ascii="Arial Narrow" w:eastAsia="Arial Narrow" w:hAnsi="Arial Narrow" w:cs="Arial Narrow"/>
-          <w:sz w:val="16"/>
-          <w:szCs w:val="16"/>
-        </w:rPr>
-        <w:tab/>
-        <w:t xml:space="preserve">Denuncia remitida a esta Comisión mediante MEMORANDUM </w:t>
-      </w:r>
-      <w:r>
-        <w:rPr>
-          <w:rFonts w:ascii="Arial Narrow" w:eastAsia="Arial Narrow" w:hAnsi="Arial Narrow" w:cs="Arial Narrow"/>
-          <w:sz w:val="16"/>
-          <w:szCs w:val="16"/>
-        </w:rPr>
-        <w:t xml:space="preserve">001735-2025-PS1/INDECOPI </w:t>
-      </w:r>
-      <w:r>
-        <w:rPr>
-          <w:rFonts w:ascii="Arial Narrow" w:eastAsia="Arial Narrow" w:hAnsi="Arial Narrow" w:cs="Arial Narrow"/>
-          <w:sz w:val="16"/>
-          <w:szCs w:val="16"/>
-        </w:rPr>
-        <w:t xml:space="preserve">de fecha </w:t>
-      </w:r>
-      <w:r>
-        <w:rPr>
-          <w:rFonts w:ascii="Arial Narrow" w:eastAsia="Arial Narrow" w:hAnsi="Arial Narrow" w:cs="Arial Narrow"/>
-          <w:sz w:val="16"/>
-          <w:szCs w:val="16"/>
-        </w:rPr>
-        <w:t xml:space="preserve">11 de agosto de 2025</w:t>
-      </w:r>
-      <w:r>
-        <w:rPr>
-          <w:rFonts w:ascii="Arial Narrow" w:eastAsia="Arial Narrow" w:hAnsi="Arial Narrow" w:cs="Arial Narrow"/>
-          <w:sz w:val="16"/>
-          <w:szCs w:val="16"/>
-        </w:rPr>
-        <w:t xml:space="preserve"/>
-      </w:r>
-      <w:r>
-        <w:rPr>
-          <w:rFonts w:ascii="Arial Narrow" w:eastAsia="Arial Narrow" w:hAnsi="Arial Narrow" w:cs="Arial Narrow"/>
-          <w:sz w:val="16"/>
-          <w:szCs w:val="16"/>
-        </w:rPr>
-        <w:t xml:space="preserve"/>
-      </w:r>
-      <w:r>
-        <w:rPr>
-          <w:rFonts w:ascii="Arial Narrow" w:eastAsia="Arial Narrow" w:hAnsi="Arial Narrow" w:cs="Arial Narrow"/>
-          <w:sz w:val="16"/>
-          <w:szCs w:val="16"/>
-        </w:rPr>
-        <w:t xml:space="preserve">, recibida el </w:t>
-      </w:r>
-      <w:r>
-        <w:rPr>
-          <w:rFonts w:ascii="Arial Narrow" w:eastAsia="Arial Narrow" w:hAnsi="Arial Narrow" w:cs="Arial Narrow"/>
-          <w:sz w:val="16"/>
-          <w:szCs w:val="16"/>
-        </w:rPr>
-        <w:t xml:space="preserve">11 de agosto de 2025</w:t>
-      </w:r>
-      <w:r>
-        <w:rPr>
-          <w:rFonts w:ascii="Arial Narrow" w:eastAsia="Arial Narrow" w:hAnsi="Arial Narrow" w:cs="Arial Narrow"/>
-          <w:sz w:val="16"/>
-          <w:szCs w:val="16"/>
-        </w:rPr>
-        <w:t>.</w:t>
+        <w:t>Publicado</w:t>
+      </w:r>
+      <w:r>
+        <w:rPr>
+          <w:rFonts w:ascii="Arial Narrow" w:eastAsia="Arial Narrow" w:hAnsi="Arial Narrow" w:cs="Arial Narrow"/>
+          <w:b/>
+          <w:sz w:val="16"/>
+          <w:szCs w:val="16"/>
+        </w:rPr>
+        <w:t xml:space="preserve"> </w:t>
+      </w:r>
+      <w:r>
+        <w:rPr>
+          <w:rFonts w:ascii="Arial Narrow" w:eastAsia="Arial Narrow" w:hAnsi="Arial Narrow" w:cs="Arial Narrow"/>
+          <w:sz w:val="16"/>
+          <w:szCs w:val="16"/>
+        </w:rPr>
+        <w:t xml:space="preserve">el 2 de setiembre de 2010 en el Diario Oficial El Peruano, vigente desde el 2 de octubre de 2010 y modificado por Decreto Legislativo 1308.</w:t>
       </w:r>
     </w:p>
     <w:p>
@@ -11211,7 +11222,6 @@
           <w:sz w:val="16"/>
           <w:szCs w:val="16"/>
         </w:rPr>
-        <w:tab/>
         <w:t xml:space="preserve"/>
       </w:r>
       <w:r>
@@ -11220,7 +11230,6 @@
           <w:sz w:val="16"/>
           <w:szCs w:val="16"/>
         </w:rPr>
-        <w:tab/>
       </w:r>
       <w:r>
         <w:rPr>
@@ -11230,6 +11239,7 @@
           <w:sz w:val="16"/>
           <w:szCs w:val="16"/>
         </w:rPr>
+        <w:tab/>
         <w:t xml:space="preserve">LEY 29571, CÓDIGO DE PROTECCIÓN Y DEFENSA DEL CONSUMIDOR, publicado el 2 de setiembre de 2010 y modificado por Decreto Legislativo 1308 </w:t>
       </w:r>
     </w:p>
@@ -11471,7 +11481,6 @@
           <w:sz w:val="16"/>
           <w:szCs w:val="16"/>
         </w:rPr>
-        <w:tab/>
         <w:t xml:space="preserve"/>
       </w:r>
       <w:r>
@@ -11480,7 +11489,6 @@
           <w:sz w:val="16"/>
           <w:szCs w:val="16"/>
         </w:rPr>
-        <w:tab/>
       </w:r>
       <w:r>
         <w:rPr>
@@ -11490,6 +11498,7 @@
           <w:sz w:val="16"/>
           <w:szCs w:val="16"/>
         </w:rPr>
+        <w:tab/>
         <w:t xml:space="preserve">LEY 29571, CÓDIGO DE PROTECCIÓN Y DEFENSA DEL CONSUMIDOR, publicado el 2 de setiembre de 2010 y modificado por Decreto Legislativo 1308 </w:t>
       </w:r>
     </w:p>
@@ -11648,7 +11657,6 @@
           <w:sz w:val="16"/>
           <w:szCs w:val="16"/>
         </w:rPr>
-        <w:tab/>
         <w:t xml:space="preserve"/>
       </w:r>
       <w:r>
@@ -11657,7 +11665,6 @@
           <w:sz w:val="16"/>
           <w:szCs w:val="16"/>
         </w:rPr>
-        <w:tab/>
       </w:r>
       <w:r>
         <w:rPr>
@@ -11667,6 +11674,7 @@
           <w:sz w:val="16"/>
           <w:szCs w:val="16"/>
         </w:rPr>
+        <w:tab/>
         <w:t xml:space="preserve">LEY SOBRE FACULTADES, NORMAS Y ORGANIZACIÓN DEL INDECOPI, APROBADA POR DECRETO LEGISLATIVO </w:t>
       </w:r>
       <w:proofErr w:type="spellStart"/>
@@ -11837,7 +11845,6 @@
           <w:sz w:val="16"/>
           <w:szCs w:val="16"/>
         </w:rPr>
-        <w:tab/>
         <w:t xml:space="preserve"/>
       </w:r>
       <w:r>
@@ -11912,24 +11919,23 @@
           <w:sz w:val="16"/>
           <w:szCs w:val="16"/>
         </w:rPr>
+        <w:t xml:space="preserve"/>
+      </w:r>
+      <w:r>
+        <w:rPr>
+          <w:rFonts w:ascii="Arial Narrow" w:eastAsia="Arial Narrow" w:hAnsi="Arial Narrow" w:cs="Arial Narrow"/>
+          <w:sz w:val="16"/>
+          <w:szCs w:val="16"/>
+        </w:rPr>
+      </w:r>
+      <w:r>
+        <w:rPr>
+          <w:rFonts w:ascii="Arial Narrow" w:eastAsia="Arial Narrow" w:hAnsi="Arial Narrow" w:cs="Arial Narrow"/>
+          <w:b/>
+          <w:sz w:val="16"/>
+          <w:szCs w:val="16"/>
+        </w:rPr>
         <w:tab/>
-        <w:t xml:space="preserve"/>
-      </w:r>
-      <w:r>
-        <w:rPr>
-          <w:rFonts w:ascii="Arial Narrow" w:eastAsia="Arial Narrow" w:hAnsi="Arial Narrow" w:cs="Arial Narrow"/>
-          <w:sz w:val="16"/>
-          <w:szCs w:val="16"/>
-        </w:rPr>
-        <w:tab/>
-      </w:r>
-      <w:r>
-        <w:rPr>
-          <w:rFonts w:ascii="Arial Narrow" w:eastAsia="Arial Narrow" w:hAnsi="Arial Narrow" w:cs="Arial Narrow"/>
-          <w:b/>
-          <w:sz w:val="16"/>
-          <w:szCs w:val="16"/>
-        </w:rPr>
         <w:t>LEY 29571, CÓDIGO DE PROTECCIÓN Y DEFENSA DEL CONSUMIDOR</w:t>
       </w:r>
       <w:r>
@@ -12314,32 +12320,31 @@
           <w:szCs w:val="16"/>
           <w:vertAlign w:val="superscript"/>
         </w:rPr>
+        <w:t xml:space="preserve"/>
+      </w:r>
+      <w:r>
+        <w:rPr>
+          <w:rFonts w:ascii="Arial Narrow" w:eastAsia="Arial Narrow" w:hAnsi="Arial Narrow" w:cs="Arial Narrow"/>
+          <w:sz w:val="16"/>
+          <w:szCs w:val="16"/>
+        </w:rPr>
+        <w:t xml:space="preserve"/>
+      </w:r>
+      <w:r>
+        <w:rPr>
+          <w:rFonts w:ascii="Arial Narrow" w:eastAsia="Arial Narrow" w:hAnsi="Arial Narrow" w:cs="Arial Narrow"/>
+          <w:sz w:val="16"/>
+          <w:szCs w:val="16"/>
+        </w:rPr>
+      </w:r>
+      <w:r>
+        <w:rPr>
+          <w:rFonts w:ascii="Arial Narrow" w:eastAsia="Arial Narrow" w:hAnsi="Arial Narrow" w:cs="Arial Narrow"/>
+          <w:b/>
+          <w:sz w:val="16"/>
+          <w:szCs w:val="16"/>
+        </w:rPr>
         <w:tab/>
-        <w:t xml:space="preserve"/>
-      </w:r>
-      <w:r>
-        <w:rPr>
-          <w:rFonts w:ascii="Arial Narrow" w:eastAsia="Arial Narrow" w:hAnsi="Arial Narrow" w:cs="Arial Narrow"/>
-          <w:sz w:val="16"/>
-          <w:szCs w:val="16"/>
-        </w:rPr>
-        <w:t xml:space="preserve"> </w:t>
-      </w:r>
-      <w:r>
-        <w:rPr>
-          <w:rFonts w:ascii="Arial Narrow" w:eastAsia="Arial Narrow" w:hAnsi="Arial Narrow" w:cs="Arial Narrow"/>
-          <w:sz w:val="16"/>
-          <w:szCs w:val="16"/>
-        </w:rPr>
-        <w:tab/>
-      </w:r>
-      <w:r>
-        <w:rPr>
-          <w:rFonts w:ascii="Arial Narrow" w:eastAsia="Arial Narrow" w:hAnsi="Arial Narrow" w:cs="Arial Narrow"/>
-          <w:b/>
-          <w:sz w:val="16"/>
-          <w:szCs w:val="16"/>
-        </w:rPr>
         <w:t>LEY 29571, CÓDIGO DE PROTECCIÓN Y DEFENSA DEL CONSUMIDOR</w:t>
       </w:r>
       <w:r>
@@ -12543,7 +12548,6 @@
           <w:sz w:val="16"/>
           <w:szCs w:val="16"/>
         </w:rPr>
-        <w:tab/>
         <w:t xml:space="preserve"/>
       </w:r>
       <w:r>
@@ -12552,7 +12556,6 @@
           <w:sz w:val="16"/>
           <w:szCs w:val="16"/>
         </w:rPr>
-        <w:tab/>
       </w:r>
       <w:r>
         <w:rPr>
@@ -12562,6 +12565,7 @@
           <w:sz w:val="16"/>
           <w:szCs w:val="16"/>
         </w:rPr>
+        <w:tab/>
         <w:t xml:space="preserve">LEY 29571, CÓDIGO DE PROTECCIÓN Y DEFENSA DEL CONSUMIDOR, publicado el 2 de setiembre de 2010 y modificado por Decreto Legislativo 1308 </w:t>
       </w:r>
     </w:p>
@@ -13326,24 +13330,23 @@
           <w:sz w:val="16"/>
           <w:szCs w:val="16"/>
         </w:rPr>
+        <w:t xml:space="preserve"/>
+      </w:r>
+      <w:r>
+        <w:rPr>
+          <w:rFonts w:ascii="Arial Narrow" w:eastAsia="Arial Narrow" w:hAnsi="Arial Narrow" w:cs="Arial Narrow"/>
+          <w:sz w:val="16"/>
+          <w:szCs w:val="16"/>
+        </w:rPr>
+      </w:r>
+      <w:r>
+        <w:rPr>
+          <w:rFonts w:ascii="Arial Narrow" w:eastAsia="Arial Narrow" w:hAnsi="Arial Narrow" w:cs="Arial Narrow"/>
+          <w:b/>
+          <w:sz w:val="16"/>
+          <w:szCs w:val="16"/>
+        </w:rPr>
         <w:tab/>
-        <w:t xml:space="preserve"/>
-      </w:r>
-      <w:r>
-        <w:rPr>
-          <w:rFonts w:ascii="Arial Narrow" w:eastAsia="Arial Narrow" w:hAnsi="Arial Narrow" w:cs="Arial Narrow"/>
-          <w:sz w:val="16"/>
-          <w:szCs w:val="16"/>
-        </w:rPr>
-        <w:tab/>
-      </w:r>
-      <w:r>
-        <w:rPr>
-          <w:rFonts w:ascii="Arial Narrow" w:eastAsia="Arial Narrow" w:hAnsi="Arial Narrow" w:cs="Arial Narrow"/>
-          <w:b/>
-          <w:sz w:val="16"/>
-          <w:szCs w:val="16"/>
-        </w:rPr>
         <w:t>LEY 29571, CÓDIGO DE PROTECCIÓN Y DEFENSA DEL CONSUMIDOR</w:t>
       </w:r>
       <w:r>
@@ -13540,7 +13543,6 @@
           <w:sz w:val="16"/>
           <w:szCs w:val="16"/>
         </w:rPr>
-        <w:tab/>
         <w:t xml:space="preserve"/>
       </w:r>
       <w:r>
@@ -13676,31 +13678,30 @@
           <w:sz w:val="16"/>
           <w:szCs w:val="16"/>
         </w:rPr>
+        <w:t xml:space="preserve"/>
+      </w:r>
+      <w:r>
+        <w:rPr>
+          <w:rFonts w:ascii="Arial Narrow" w:eastAsia="Arial Narrow" w:hAnsi="Arial Narrow" w:cs="Arial Narrow"/>
+          <w:sz w:val="16"/>
+          <w:szCs w:val="16"/>
+        </w:rPr>
+      </w:r>
+      <w:r>
+        <w:rPr>
+          <w:rFonts w:ascii="Arial Narrow" w:eastAsia="Arial Narrow" w:hAnsi="Arial Narrow" w:cs="Arial Narrow"/>
+          <w:b/>
+          <w:sz w:val="16"/>
+          <w:szCs w:val="16"/>
+        </w:rPr>
         <w:tab/>
-        <w:t xml:space="preserve"/>
-      </w:r>
-      <w:r>
-        <w:rPr>
-          <w:rFonts w:ascii="Arial Narrow" w:eastAsia="Arial Narrow" w:hAnsi="Arial Narrow" w:cs="Arial Narrow"/>
-          <w:sz w:val="16"/>
-          <w:szCs w:val="16"/>
-        </w:rPr>
-        <w:tab/>
-      </w:r>
-      <w:r>
-        <w:rPr>
-          <w:rFonts w:ascii="Arial Narrow" w:eastAsia="Arial Narrow" w:hAnsi="Arial Narrow" w:cs="Arial Narrow"/>
-          <w:b/>
-          <w:sz w:val="16"/>
-          <w:szCs w:val="16"/>
-        </w:rPr>
         <w:t>TEXTO ÚNICO ORDENADO DE LA LEY DEL PROCEDIMIENTO ADMINISTRATIVO GENERAL, aprobado mediante Decreto Supremo 006-2026-JUS y publicado el 30 de abril de 2026</w:t>
       </w:r>
     </w:p>
     <w:p>
       <w:pPr>
         <w:pStyle w:val="Textonotapie"/>
-        <w:ind w:left="1134" w:hanging="567"/>
+        <w:ind w:left="1134"/>
         <w:jc w:val="both"/>
         <w:rPr>
           <w:rFonts w:ascii="Arial Narrow" w:eastAsia="Arial Narrow" w:hAnsi="Arial Narrow" w:cs="Arial Narrow"/>
@@ -13724,7 +13725,7 @@
     <w:p>
       <w:pPr>
         <w:pStyle w:val="Textonotapie"/>
-        <w:ind w:left="1134" w:hanging="567"/>
+        <w:ind w:left="1134" w:hanging="1134"/>
         <w:jc w:val="both"/>
         <w:rPr>
           <w:rFonts w:ascii="Arial Narrow" w:eastAsia="Arial Narrow" w:hAnsi="Arial Narrow" w:cs="Arial Narrow"/>

--- a/plantillas_maestras/11_seguro_accidentes_personales/negativa_cobertura/2_o_mas_ddos_varios/varon/TPL_1908_2025_SEGURO_ACCIDENTES_PERSONALES_NEGATIVA_COBERTURA_ASEGURADORA_VARON_R1.docx
+++ b/plantillas_maestras/11_seguro_accidentes_personales/negativa_cobertura/2_o_mas_ddos_varios/varon/TPL_1908_2025_SEGURO_ACCIDENTES_PERSONALES_NEGATIVA_COBERTURA_ASEGURADORA_VARON_R1.docx
@@ -9513,7 +9513,7 @@
           <w:sz w:val="22"/>
           <w:szCs w:val="22"/>
         </w:rPr>
-        <w:t xml:space="preserve">correr traslado de la presente resolución a Pacífico Compañía de Seguros y Reaseguros S.A. para que, de conformidad con lo dispuesto por el artículo 26 de la Ley sobre Facultades, Normas y Organización del Indecopi, aprobada por Decreto Legislativo 807</w:t>
+        <w:t xml:space="preserve">correr traslado de la denuncia del 27 de mayo de 2025, subsanada mediante escrito del 22 de julio de 2025 a Pacífico Compañía de Seguros y Reaseguros S.A. para que, de conformidad con lo dispuesto por el artículo 26 de la Ley sobre Facultades, Normas y Organización del Indecopi, aprobada por Decreto Legislativo 807</w:t>
       </w:r>
       <w:r>
         <w:rPr>
